--- a/docs/PLI-User-Guide.docx
+++ b/docs/PLI-User-Guide.docx
@@ -487,7 +487,7 @@
           <w:sz w:val="20"/>
           <w:szCs w:val="20"/>
         </w:rPr>
-        <w:t xml:space="preserve">Building on VM/370 CMS</w:t>
+        <w:t xml:space="preserve">Windows</w:t>
       </w:r>
       <w:r>
         <w:rPr>
@@ -498,6 +498,64 @@
           <w:szCs w:val="20"/>
         </w:rPr>
         <w:t xml:space="preserve">	3</w:t>
+      </w:r>
+    </w:p>
+    <w:p>
+      <w:pPr>
+        <w:tabs>
+          <w:tab w:val="right" w:pos="9638" w:leader="dot"/>
+        </w:tabs>
+        <w:spacing w:after="20" w:before="20"/>
+        <w:ind w:left="400"/>
+      </w:pPr>
+      <w:r>
+        <w:rPr>
+          <w:rFonts w:ascii="Times New Roman" w:cs="Times New Roman" w:eastAsia="Times New Roman" w:hAnsi="Times New Roman"/>
+          <w:b w:val="false"/>
+          <w:bCs w:val="false"/>
+          <w:sz w:val="20"/>
+          <w:szCs w:val="20"/>
+        </w:rPr>
+        <w:t xml:space="preserve">Linux packages</w:t>
+      </w:r>
+      <w:r>
+        <w:rPr>
+          <w:rFonts w:ascii="Times New Roman" w:cs="Times New Roman" w:eastAsia="Times New Roman" w:hAnsi="Times New Roman"/>
+          <w:b w:val="false"/>
+          <w:bCs w:val="false"/>
+          <w:sz w:val="20"/>
+          <w:szCs w:val="20"/>
+        </w:rPr>
+        <w:t xml:space="preserve">	3</w:t>
+      </w:r>
+    </w:p>
+    <w:p>
+      <w:pPr>
+        <w:tabs>
+          <w:tab w:val="right" w:pos="9638" w:leader="dot"/>
+        </w:tabs>
+        <w:spacing w:after="20" w:before="20"/>
+        <w:ind w:left="400"/>
+      </w:pPr>
+      <w:r>
+        <w:rPr>
+          <w:rFonts w:ascii="Times New Roman" w:cs="Times New Roman" w:eastAsia="Times New Roman" w:hAnsi="Times New Roman"/>
+          <w:b w:val="false"/>
+          <w:bCs w:val="false"/>
+          <w:sz w:val="20"/>
+          <w:szCs w:val="20"/>
+        </w:rPr>
+        <w:t xml:space="preserve">Building on VM/370 CMS</w:t>
+      </w:r>
+      <w:r>
+        <w:rPr>
+          <w:rFonts w:ascii="Times New Roman" w:cs="Times New Roman" w:eastAsia="Times New Roman" w:hAnsi="Times New Roman"/>
+          <w:b w:val="false"/>
+          <w:bCs w:val="false"/>
+          <w:sz w:val="20"/>
+          <w:szCs w:val="20"/>
+        </w:rPr>
+        <w:t xml:space="preserve">	4</w:t>
       </w:r>
     </w:p>
     <w:p>
@@ -4312,6 +4370,288 @@
           <w:szCs w:val="21"/>
         </w:rPr>
         <w:t xml:space="preserve">The return code is 0 when the translation succeeded, 8 when an error was found in the source, and 4 for a usage error.</w:t>
+      </w:r>
+    </w:p>
+    <w:p>
+      <w:pPr>
+        <w:pStyle w:val="Heading2"/>
+      </w:pPr>
+      <w:r>
+        <w:t xml:space="preserve">Windows</w:t>
+      </w:r>
+    </w:p>
+    <w:p>
+      <w:pPr>
+        <w:keepNext w:val="false"/>
+        <w:spacing w:after="120" w:before="0"/>
+      </w:pPr>
+      <w:r>
+        <w:rPr>
+          <w:rFonts w:ascii="Times New Roman" w:cs="Times New Roman" w:eastAsia="Times New Roman" w:hAnsi="Times New Roman"/>
+          <w:b w:val="false"/>
+          <w:bCs w:val="false"/>
+          <w:sz w:val="21"/>
+          <w:szCs w:val="21"/>
+        </w:rPr>
+        <w:t xml:space="preserve">The translator builds for Windows, 32 and 64 bit, with MinGW-w64: </w:t>
+      </w:r>
+      <w:r>
+        <w:rPr>
+          <w:rFonts w:ascii="Courier New" w:cs="Courier New" w:eastAsia="Courier New" w:hAnsi="Courier New"/>
+          <w:sz w:val="19"/>
+          <w:szCs w:val="19"/>
+        </w:rPr>
+        <w:t xml:space="preserve">make win</w:t>
+      </w:r>
+      <w:r>
+        <w:rPr>
+          <w:rFonts w:ascii="Times New Roman" w:cs="Times New Roman" w:eastAsia="Times New Roman" w:hAnsi="Times New Roman"/>
+          <w:b w:val="false"/>
+          <w:bCs w:val="false"/>
+          <w:sz w:val="21"/>
+          <w:szCs w:val="21"/>
+        </w:rPr>
+        <w:t xml:space="preserve"> produces </w:t>
+      </w:r>
+      <w:r>
+        <w:rPr>
+          <w:rFonts w:ascii="Courier New" w:cs="Courier New" w:eastAsia="Courier New" w:hAnsi="Courier New"/>
+          <w:sz w:val="19"/>
+          <w:szCs w:val="19"/>
+        </w:rPr>
+        <w:t xml:space="preserve">pli-i686.exe</w:t>
+      </w:r>
+      <w:r>
+        <w:rPr>
+          <w:rFonts w:ascii="Times New Roman" w:cs="Times New Roman" w:eastAsia="Times New Roman" w:hAnsi="Times New Roman"/>
+          <w:b w:val="false"/>
+          <w:bCs w:val="false"/>
+          <w:sz w:val="21"/>
+          <w:szCs w:val="21"/>
+        </w:rPr>
+        <w:t xml:space="preserve"> and </w:t>
+      </w:r>
+      <w:r>
+        <w:rPr>
+          <w:rFonts w:ascii="Courier New" w:cs="Courier New" w:eastAsia="Courier New" w:hAnsi="Courier New"/>
+          <w:sz w:val="19"/>
+          <w:szCs w:val="19"/>
+        </w:rPr>
+        <w:t xml:space="preserve">pli-x86_64.exe</w:t>
+      </w:r>
+      <w:r>
+        <w:rPr>
+          <w:rFonts w:ascii="Times New Roman" w:cs="Times New Roman" w:eastAsia="Times New Roman" w:hAnsi="Times New Roman"/>
+          <w:b w:val="false"/>
+          <w:bCs w:val="false"/>
+          <w:sz w:val="21"/>
+          <w:szCs w:val="21"/>
+        </w:rPr>
+        <w:t xml:space="preserve">, which are linked statically and need no DLL. Both pass the whole test suite under Wine. Translate with </w:t>
+      </w:r>
+      <w:r>
+        <w:rPr>
+          <w:rFonts w:ascii="Courier New" w:cs="Courier New" w:eastAsia="Courier New" w:hAnsi="Courier New"/>
+          <w:sz w:val="19"/>
+          <w:szCs w:val="19"/>
+        </w:rPr>
+        <w:t xml:space="preserve">pli prog.pli -o prog.c</w:t>
+      </w:r>
+      <w:r>
+        <w:rPr>
+          <w:rFonts w:ascii="Times New Roman" w:cs="Times New Roman" w:eastAsia="Times New Roman" w:hAnsi="Times New Roman"/>
+          <w:b w:val="false"/>
+          <w:bCs w:val="false"/>
+          <w:sz w:val="21"/>
+          <w:szCs w:val="21"/>
+        </w:rPr>
+        <w:t xml:space="preserve"> and compile the C file with any Windows C compiler, for example </w:t>
+      </w:r>
+      <w:r>
+        <w:rPr>
+          <w:rFonts w:ascii="Courier New" w:cs="Courier New" w:eastAsia="Courier New" w:hAnsi="Courier New"/>
+          <w:sz w:val="19"/>
+          <w:szCs w:val="19"/>
+        </w:rPr>
+        <w:t xml:space="preserve">gcc -std=c89 -I. prog.c -o prog.exe -lm</w:t>
+      </w:r>
+      <w:r>
+        <w:rPr>
+          <w:rFonts w:ascii="Times New Roman" w:cs="Times New Roman" w:eastAsia="Times New Roman" w:hAnsi="Times New Roman"/>
+          <w:b w:val="false"/>
+          <w:bCs w:val="false"/>
+          <w:sz w:val="21"/>
+          <w:szCs w:val="21"/>
+        </w:rPr>
+        <w:t xml:space="preserve">, with </w:t>
+      </w:r>
+      <w:r>
+        <w:rPr>
+          <w:rFonts w:ascii="Courier New" w:cs="Courier New" w:eastAsia="Courier New" w:hAnsi="Courier New"/>
+          <w:sz w:val="19"/>
+          <w:szCs w:val="19"/>
+        </w:rPr>
+        <w:t xml:space="preserve">plirt.h</w:t>
+      </w:r>
+      <w:r>
+        <w:rPr>
+          <w:rFonts w:ascii="Times New Roman" w:cs="Times New Roman" w:eastAsia="Times New Roman" w:hAnsi="Times New Roman"/>
+          <w:b w:val="false"/>
+          <w:bCs w:val="false"/>
+          <w:sz w:val="21"/>
+          <w:szCs w:val="21"/>
+        </w:rPr>
+        <w:t xml:space="preserve"> in the include path. The runtime prints floating-point exponents with two digits on every system, and record files are opened in binary mode.</w:t>
+      </w:r>
+    </w:p>
+    <w:p>
+      <w:pPr>
+        <w:pStyle w:val="Heading2"/>
+      </w:pPr>
+      <w:r>
+        <w:t xml:space="preserve">Linux packages</w:t>
+      </w:r>
+    </w:p>
+    <w:p>
+      <w:pPr>
+        <w:keepNext w:val="false"/>
+        <w:spacing w:after="120" w:before="0"/>
+      </w:pPr>
+      <w:r>
+        <w:rPr>
+          <w:rFonts w:ascii="Times New Roman" w:cs="Times New Roman" w:eastAsia="Times New Roman" w:hAnsi="Times New Roman"/>
+          <w:b w:val="false"/>
+          <w:bCs w:val="false"/>
+          <w:sz w:val="21"/>
+          <w:szCs w:val="21"/>
+        </w:rPr>
+        <w:t xml:space="preserve">The source needs only a C compiler and builds on any Linux distribution; </w:t>
+      </w:r>
+      <w:r>
+        <w:rPr>
+          <w:rFonts w:ascii="Courier New" w:cs="Courier New" w:eastAsia="Courier New" w:hAnsi="Courier New"/>
+          <w:sz w:val="19"/>
+          <w:szCs w:val="19"/>
+        </w:rPr>
+        <w:t xml:space="preserve">make install</w:t>
+      </w:r>
+      <w:r>
+        <w:rPr>
+          <w:rFonts w:ascii="Times New Roman" w:cs="Times New Roman" w:eastAsia="Times New Roman" w:hAnsi="Times New Roman"/>
+          <w:b w:val="false"/>
+          <w:bCs w:val="false"/>
+          <w:sz w:val="21"/>
+          <w:szCs w:val="21"/>
+        </w:rPr>
+        <w:t xml:space="preserve"> copies </w:t>
+      </w:r>
+      <w:r>
+        <w:rPr>
+          <w:rFonts w:ascii="Courier New" w:cs="Courier New" w:eastAsia="Courier New" w:hAnsi="Courier New"/>
+          <w:sz w:val="19"/>
+          <w:szCs w:val="19"/>
+        </w:rPr>
+        <w:t xml:space="preserve">pli</w:t>
+      </w:r>
+      <w:r>
+        <w:rPr>
+          <w:rFonts w:ascii="Times New Roman" w:cs="Times New Roman" w:eastAsia="Times New Roman" w:hAnsi="Times New Roman"/>
+          <w:b w:val="false"/>
+          <w:bCs w:val="false"/>
+          <w:sz w:val="21"/>
+          <w:szCs w:val="21"/>
+        </w:rPr>
+        <w:t xml:space="preserve"> to </w:t>
+      </w:r>
+      <w:r>
+        <w:rPr>
+          <w:rFonts w:ascii="Courier New" w:cs="Courier New" w:eastAsia="Courier New" w:hAnsi="Courier New"/>
+          <w:sz w:val="19"/>
+          <w:szCs w:val="19"/>
+        </w:rPr>
+        <w:t xml:space="preserve">/usr/local/bin</w:t>
+      </w:r>
+      <w:r>
+        <w:rPr>
+          <w:rFonts w:ascii="Times New Roman" w:cs="Times New Roman" w:eastAsia="Times New Roman" w:hAnsi="Times New Roman"/>
+          <w:b w:val="false"/>
+          <w:bCs w:val="false"/>
+          <w:sz w:val="21"/>
+          <w:szCs w:val="21"/>
+        </w:rPr>
+        <w:t xml:space="preserve"> and the runtime header and examples to </w:t>
+      </w:r>
+      <w:r>
+        <w:rPr>
+          <w:rFonts w:ascii="Courier New" w:cs="Courier New" w:eastAsia="Courier New" w:hAnsi="Courier New"/>
+          <w:sz w:val="19"/>
+          <w:szCs w:val="19"/>
+        </w:rPr>
+        <w:t xml:space="preserve">/usr/local/share/pli</w:t>
+      </w:r>
+      <w:r>
+        <w:rPr>
+          <w:rFonts w:ascii="Times New Roman" w:cs="Times New Roman" w:eastAsia="Times New Roman" w:hAnsi="Times New Roman"/>
+          <w:b w:val="false"/>
+          <w:bCs w:val="false"/>
+          <w:sz w:val="21"/>
+          <w:szCs w:val="21"/>
+        </w:rPr>
+        <w:t xml:space="preserve">. </w:t>
+      </w:r>
+      <w:r>
+        <w:rPr>
+          <w:rFonts w:ascii="Courier New" w:cs="Courier New" w:eastAsia="Courier New" w:hAnsi="Courier New"/>
+          <w:sz w:val="19"/>
+          <w:szCs w:val="19"/>
+        </w:rPr>
+        <w:t xml:space="preserve">make dist</w:t>
+      </w:r>
+      <w:r>
+        <w:rPr>
+          <w:rFonts w:ascii="Times New Roman" w:cs="Times New Roman" w:eastAsia="Times New Roman" w:hAnsi="Times New Roman"/>
+          <w:b w:val="false"/>
+          <w:bCs w:val="false"/>
+          <w:sz w:val="21"/>
+          <w:szCs w:val="21"/>
+        </w:rPr>
+        <w:t xml:space="preserve"> builds, besides the Windows zip files, a statically linked x86_64 binary, a tar file, an rpm and a deb. The rpm and deb contain the static binary, so they do not depend on the version of the C library. The file </w:t>
+      </w:r>
+      <w:r>
+        <w:rPr>
+          <w:rFonts w:ascii="Courier New" w:cs="Courier New" w:eastAsia="Courier New" w:hAnsi="Courier New"/>
+          <w:sz w:val="19"/>
+          <w:szCs w:val="19"/>
+        </w:rPr>
+        <w:t xml:space="preserve">pli.spec</w:t>
+      </w:r>
+      <w:r>
+        <w:rPr>
+          <w:rFonts w:ascii="Times New Roman" w:cs="Times New Roman" w:eastAsia="Times New Roman" w:hAnsi="Times New Roman"/>
+          <w:b w:val="false"/>
+          <w:bCs w:val="false"/>
+          <w:sz w:val="21"/>
+          <w:szCs w:val="21"/>
+        </w:rPr>
+        <w:t xml:space="preserve"> builds an rpm from source on RPM-based distributions. Compile generated programs with </w:t>
+      </w:r>
+      <w:r>
+        <w:rPr>
+          <w:rFonts w:ascii="Courier New" w:cs="Courier New" w:eastAsia="Courier New" w:hAnsi="Courier New"/>
+          <w:sz w:val="19"/>
+          <w:szCs w:val="19"/>
+        </w:rPr>
+        <w:t xml:space="preserve">cc -I/usr/share/pli prog.c -lm</w:t>
+      </w:r>
+      <w:r>
+        <w:rPr>
+          <w:rFonts w:ascii="Times New Roman" w:cs="Times New Roman" w:eastAsia="Times New Roman" w:hAnsi="Times New Roman"/>
+          <w:b w:val="false"/>
+          <w:bCs w:val="false"/>
+          <w:sz w:val="21"/>
+          <w:szCs w:val="21"/>
+        </w:rPr>
+        <w:t xml:space="preserve">. The packages were built on Ubuntu; only the deb was unpacked and run here, and no other distribution was tested.</w:t>
       </w:r>
     </w:p>
     <w:p>

--- a/docs/PLI-User-Guide.docx
+++ b/docs/PLI-User-Guide.docx
@@ -458,7 +458,7 @@
           <w:sz w:val="20"/>
           <w:szCs w:val="20"/>
         </w:rPr>
-        <w:t xml:space="preserve">The command line</w:t>
+        <w:t xml:space="preserve">Building the program in one step</w:t>
       </w:r>
       <w:r>
         <w:rPr>
@@ -487,7 +487,7 @@
           <w:sz w:val="20"/>
           <w:szCs w:val="20"/>
         </w:rPr>
-        <w:t xml:space="preserve">Windows</w:t>
+        <w:t xml:space="preserve">The command line</w:t>
       </w:r>
       <w:r>
         <w:rPr>
@@ -516,7 +516,7 @@
           <w:sz w:val="20"/>
           <w:szCs w:val="20"/>
         </w:rPr>
-        <w:t xml:space="preserve">Linux packages</w:t>
+        <w:t xml:space="preserve">Windows</w:t>
       </w:r>
       <w:r>
         <w:rPr>
@@ -527,6 +527,35 @@
           <w:szCs w:val="20"/>
         </w:rPr>
         <w:t xml:space="preserve">	3</w:t>
+      </w:r>
+    </w:p>
+    <w:p>
+      <w:pPr>
+        <w:tabs>
+          <w:tab w:val="right" w:pos="9638" w:leader="dot"/>
+        </w:tabs>
+        <w:spacing w:after="20" w:before="20"/>
+        <w:ind w:left="400"/>
+      </w:pPr>
+      <w:r>
+        <w:rPr>
+          <w:rFonts w:ascii="Times New Roman" w:cs="Times New Roman" w:eastAsia="Times New Roman" w:hAnsi="Times New Roman"/>
+          <w:b w:val="false"/>
+          <w:bCs w:val="false"/>
+          <w:sz w:val="20"/>
+          <w:szCs w:val="20"/>
+        </w:rPr>
+        <w:t xml:space="preserve">Linux packages</w:t>
+      </w:r>
+      <w:r>
+        <w:rPr>
+          <w:rFonts w:ascii="Times New Roman" w:cs="Times New Roman" w:eastAsia="Times New Roman" w:hAnsi="Times New Roman"/>
+          <w:b w:val="false"/>
+          <w:bCs w:val="false"/>
+          <w:sz w:val="20"/>
+          <w:szCs w:val="20"/>
+        </w:rPr>
+        <w:t xml:space="preserve">	4</w:t>
       </w:r>
     </w:p>
     <w:p>
@@ -3969,6 +3998,282 @@
         <w:pStyle w:val="Heading2"/>
       </w:pPr>
       <w:r>
+        <w:t xml:space="preserve">Building the program in one step</w:t>
+      </w:r>
+    </w:p>
+    <w:p>
+      <w:pPr>
+        <w:keepNext w:val="false"/>
+        <w:spacing w:after="120" w:before="0"/>
+      </w:pPr>
+      <w:r>
+        <w:rPr>
+          <w:rFonts w:ascii="Times New Roman" w:cs="Times New Roman" w:eastAsia="Times New Roman" w:hAnsi="Times New Roman"/>
+          <w:b w:val="false"/>
+          <w:bCs w:val="false"/>
+          <w:sz w:val="21"/>
+          <w:szCs w:val="21"/>
+        </w:rPr>
+        <w:t xml:space="preserve">With the option </w:t>
+      </w:r>
+      <w:r>
+        <w:rPr>
+          <w:rFonts w:ascii="Courier New" w:cs="Courier New" w:eastAsia="Courier New" w:hAnsi="Courier New"/>
+          <w:sz w:val="19"/>
+          <w:szCs w:val="19"/>
+        </w:rPr>
+        <w:t xml:space="preserve">-c</w:t>
+      </w:r>
+      <w:r>
+        <w:rPr>
+          <w:rFonts w:ascii="Times New Roman" w:cs="Times New Roman" w:eastAsia="Times New Roman" w:hAnsi="Times New Roman"/>
+          <w:b w:val="false"/>
+          <w:bCs w:val="false"/>
+          <w:sz w:val="21"/>
+          <w:szCs w:val="21"/>
+        </w:rPr>
+        <w:t xml:space="preserve"> the translator also builds the program. It looks for a C compiler in this order: the one named by </w:t>
+      </w:r>
+      <w:r>
+        <w:rPr>
+          <w:rFonts w:ascii="Courier New" w:cs="Courier New" w:eastAsia="Courier New" w:hAnsi="Courier New"/>
+          <w:sz w:val="19"/>
+          <w:szCs w:val="19"/>
+        </w:rPr>
+        <w:t xml:space="preserve">-cc</w:t>
+      </w:r>
+      <w:r>
+        <w:rPr>
+          <w:rFonts w:ascii="Times New Roman" w:cs="Times New Roman" w:eastAsia="Times New Roman" w:hAnsi="Times New Roman"/>
+          <w:b w:val="false"/>
+          <w:bCs w:val="false"/>
+          <w:sz w:val="21"/>
+          <w:szCs w:val="21"/>
+        </w:rPr>
+        <w:t xml:space="preserve">, the command in the environment variable </w:t>
+      </w:r>
+      <w:r>
+        <w:rPr>
+          <w:rFonts w:ascii="Courier New" w:cs="Courier New" w:eastAsia="Courier New" w:hAnsi="Courier New"/>
+          <w:sz w:val="19"/>
+          <w:szCs w:val="19"/>
+        </w:rPr>
+        <w:t xml:space="preserve">PLI_CC</w:t>
+      </w:r>
+      <w:r>
+        <w:rPr>
+          <w:rFonts w:ascii="Times New Roman" w:cs="Times New Roman" w:eastAsia="Times New Roman" w:hAnsi="Times New Roman"/>
+          <w:b w:val="false"/>
+          <w:bCs w:val="false"/>
+          <w:sz w:val="21"/>
+          <w:szCs w:val="21"/>
+        </w:rPr>
+        <w:t xml:space="preserve">, then </w:t>
+      </w:r>
+      <w:r>
+        <w:rPr>
+          <w:rFonts w:ascii="Courier New" w:cs="Courier New" w:eastAsia="Courier New" w:hAnsi="Courier New"/>
+          <w:sz w:val="19"/>
+          <w:szCs w:val="19"/>
+        </w:rPr>
+        <w:t xml:space="preserve">gcc</w:t>
+      </w:r>
+      <w:r>
+        <w:rPr>
+          <w:rFonts w:ascii="Times New Roman" w:cs="Times New Roman" w:eastAsia="Times New Roman" w:hAnsi="Times New Roman"/>
+          <w:b w:val="false"/>
+          <w:bCs w:val="false"/>
+          <w:sz w:val="21"/>
+          <w:szCs w:val="21"/>
+        </w:rPr>
+        <w:t xml:space="preserve">, </w:t>
+      </w:r>
+      <w:r>
+        <w:rPr>
+          <w:rFonts w:ascii="Courier New" w:cs="Courier New" w:eastAsia="Courier New" w:hAnsi="Courier New"/>
+          <w:sz w:val="19"/>
+          <w:szCs w:val="19"/>
+        </w:rPr>
+        <w:t xml:space="preserve">cc</w:t>
+      </w:r>
+      <w:r>
+        <w:rPr>
+          <w:rFonts w:ascii="Times New Roman" w:cs="Times New Roman" w:eastAsia="Times New Roman" w:hAnsi="Times New Roman"/>
+          <w:b w:val="false"/>
+          <w:bCs w:val="false"/>
+          <w:sz w:val="21"/>
+          <w:szCs w:val="21"/>
+        </w:rPr>
+        <w:t xml:space="preserve">, </w:t>
+      </w:r>
+      <w:r>
+        <w:rPr>
+          <w:rFonts w:ascii="Courier New" w:cs="Courier New" w:eastAsia="Courier New" w:hAnsi="Courier New"/>
+          <w:sz w:val="19"/>
+          <w:szCs w:val="19"/>
+        </w:rPr>
+        <w:t xml:space="preserve">clang</w:t>
+      </w:r>
+      <w:r>
+        <w:rPr>
+          <w:rFonts w:ascii="Times New Roman" w:cs="Times New Roman" w:eastAsia="Times New Roman" w:hAnsi="Times New Roman"/>
+          <w:b w:val="false"/>
+          <w:bCs w:val="false"/>
+          <w:sz w:val="21"/>
+          <w:szCs w:val="21"/>
+        </w:rPr>
+        <w:t xml:space="preserve">, </w:t>
+      </w:r>
+      <w:r>
+        <w:rPr>
+          <w:rFonts w:ascii="Courier New" w:cs="Courier New" w:eastAsia="Courier New" w:hAnsi="Courier New"/>
+          <w:sz w:val="19"/>
+          <w:szCs w:val="19"/>
+        </w:rPr>
+        <w:t xml:space="preserve">tcc</w:t>
+      </w:r>
+      <w:r>
+        <w:rPr>
+          <w:rFonts w:ascii="Times New Roman" w:cs="Times New Roman" w:eastAsia="Times New Roman" w:hAnsi="Times New Roman"/>
+          <w:b w:val="false"/>
+          <w:bCs w:val="false"/>
+          <w:sz w:val="21"/>
+          <w:szCs w:val="21"/>
+        </w:rPr>
+        <w:t xml:space="preserve"> and on Windows </w:t>
+      </w:r>
+      <w:r>
+        <w:rPr>
+          <w:rFonts w:ascii="Courier New" w:cs="Courier New" w:eastAsia="Courier New" w:hAnsi="Courier New"/>
+          <w:sz w:val="19"/>
+          <w:szCs w:val="19"/>
+        </w:rPr>
+        <w:t xml:space="preserve">cl</w:t>
+      </w:r>
+      <w:r>
+        <w:rPr>
+          <w:rFonts w:ascii="Times New Roman" w:cs="Times New Roman" w:eastAsia="Times New Roman" w:hAnsi="Times New Roman"/>
+          <w:b w:val="false"/>
+          <w:bCs w:val="false"/>
+          <w:sz w:val="21"/>
+          <w:szCs w:val="21"/>
+        </w:rPr>
+        <w:t xml:space="preserve"> from the path, and last the TinyCC in the directory </w:t>
+      </w:r>
+      <w:r>
+        <w:rPr>
+          <w:rFonts w:ascii="Courier New" w:cs="Courier New" w:eastAsia="Courier New" w:hAnsi="Courier New"/>
+          <w:sz w:val="19"/>
+          <w:szCs w:val="19"/>
+        </w:rPr>
+        <w:t xml:space="preserve">tcc</w:t>
+      </w:r>
+      <w:r>
+        <w:rPr>
+          <w:rFonts w:ascii="Times New Roman" w:cs="Times New Roman" w:eastAsia="Times New Roman" w:hAnsi="Times New Roman"/>
+          <w:b w:val="false"/>
+          <w:bCs w:val="false"/>
+          <w:sz w:val="21"/>
+          <w:szCs w:val="21"/>
+        </w:rPr>
+        <w:t xml:space="preserve"> next to </w:t>
+      </w:r>
+      <w:r>
+        <w:rPr>
+          <w:rFonts w:ascii="Courier New" w:cs="Courier New" w:eastAsia="Courier New" w:hAnsi="Courier New"/>
+          <w:sz w:val="19"/>
+          <w:szCs w:val="19"/>
+        </w:rPr>
+        <w:t xml:space="preserve">pli</w:t>
+      </w:r>
+      <w:r>
+        <w:rPr>
+          <w:rFonts w:ascii="Times New Roman" w:cs="Times New Roman" w:eastAsia="Times New Roman" w:hAnsi="Times New Roman"/>
+          <w:b w:val="false"/>
+          <w:bCs w:val="false"/>
+          <w:sz w:val="21"/>
+          <w:szCs w:val="21"/>
+        </w:rPr>
+        <w:t xml:space="preserve">. </w:t>
+      </w:r>
+      <w:r>
+        <w:rPr>
+          <w:rFonts w:ascii="Courier New" w:cs="Courier New" w:eastAsia="Courier New" w:hAnsi="Courier New"/>
+          <w:sz w:val="19"/>
+          <w:szCs w:val="19"/>
+        </w:rPr>
+        <w:t xml:space="preserve">-cc bundled</w:t>
+      </w:r>
+      <w:r>
+        <w:rPr>
+          <w:rFonts w:ascii="Times New Roman" w:cs="Times New Roman" w:eastAsia="Times New Roman" w:hAnsi="Times New Roman"/>
+          <w:b w:val="false"/>
+          <w:bCs w:val="false"/>
+          <w:sz w:val="21"/>
+          <w:szCs w:val="21"/>
+        </w:rPr>
+        <w:t xml:space="preserve"> forces the bundled compiler. </w:t>
+      </w:r>
+      <w:r>
+        <w:rPr>
+          <w:rFonts w:ascii="Courier New" w:cs="Courier New" w:eastAsia="Courier New" w:hAnsi="Courier New"/>
+          <w:sz w:val="19"/>
+          <w:szCs w:val="19"/>
+        </w:rPr>
+        <w:t xml:space="preserve">-o</w:t>
+      </w:r>
+      <w:r>
+        <w:rPr>
+          <w:rFonts w:ascii="Times New Roman" w:cs="Times New Roman" w:eastAsia="Times New Roman" w:hAnsi="Times New Roman"/>
+          <w:b w:val="false"/>
+          <w:bCs w:val="false"/>
+          <w:sz w:val="21"/>
+          <w:szCs w:val="21"/>
+        </w:rPr>
+        <w:t xml:space="preserve"> names the program, and the C file is kept next to the source. Example: </w:t>
+      </w:r>
+      <w:r>
+        <w:rPr>
+          <w:rFonts w:ascii="Courier New" w:cs="Courier New" w:eastAsia="Courier New" w:hAnsi="Courier New"/>
+          <w:sz w:val="19"/>
+          <w:szCs w:val="19"/>
+        </w:rPr>
+        <w:t xml:space="preserve">pli -c examples/sieve.pli -o sieve</w:t>
+      </w:r>
+      <w:r>
+        <w:rPr>
+          <w:rFonts w:ascii="Times New Roman" w:cs="Times New Roman" w:eastAsia="Times New Roman" w:hAnsi="Times New Roman"/>
+          <w:b w:val="false"/>
+          <w:bCs w:val="false"/>
+          <w:sz w:val="21"/>
+          <w:szCs w:val="21"/>
+        </w:rPr>
+        <w:t xml:space="preserve">. TinyCC is distributed under the GNU Lesser General Public License; its licence text is in the </w:t>
+      </w:r>
+      <w:r>
+        <w:rPr>
+          <w:rFonts w:ascii="Courier New" w:cs="Courier New" w:eastAsia="Courier New" w:hAnsi="Courier New"/>
+          <w:sz w:val="19"/>
+          <w:szCs w:val="19"/>
+        </w:rPr>
+        <w:t xml:space="preserve">tcc</w:t>
+      </w:r>
+      <w:r>
+        <w:rPr>
+          <w:rFonts w:ascii="Times New Roman" w:cs="Times New Roman" w:eastAsia="Times New Roman" w:hAnsi="Times New Roman"/>
+          <w:b w:val="false"/>
+          <w:bCs w:val="false"/>
+          <w:sz w:val="21"/>
+          <w:szCs w:val="21"/>
+        </w:rPr>
+        <w:t xml:space="preserve"> directory.</w:t>
+      </w:r>
+    </w:p>
+    <w:p>
+      <w:pPr>
+        <w:pStyle w:val="Heading2"/>
+      </w:pPr>
+      <w:r>
         <w:t xml:space="preserve">The command line</w:t>
       </w:r>
     </w:p>
@@ -4273,7 +4578,7 @@
           </w:tcPr>
           <w:p>
             <w:pPr>
-              <w:keepNext/>
+              <w:keepNext w:val="false"/>
               <w:spacing w:after="0"/>
             </w:pPr>
             <w:r>
@@ -4282,7 +4587,7 @@
                 <w:sz w:val="18"/>
                 <w:szCs w:val="18"/>
               </w:rPr>
-              <w:t xml:space="preserve">-s</w:t>
+              <w:t xml:space="preserve">-c</w:t>
             </w:r>
           </w:p>
         </w:tc>
@@ -4298,7 +4603,7 @@
           </w:tcPr>
           <w:p>
             <w:pPr>
-              <w:keepNext/>
+              <w:keepNext w:val="false"/>
               <w:spacing w:after="0"/>
             </w:pPr>
             <w:r>
@@ -4309,7 +4614,7 @@
                 <w:sz w:val="19"/>
                 <w:szCs w:val="19"/>
               </w:rPr>
-              <w:t xml:space="preserve">Check array subscripts at run time and raise SUBSCRIPTRANGE. The prefix </w:t>
+              <w:t xml:space="preserve">Translate and then build the program with a C compiler. </w:t>
             </w:r>
             <w:r>
               <w:rPr>
@@ -4317,7 +4622,7 @@
                 <w:sz w:val="18"/>
                 <w:szCs w:val="18"/>
               </w:rPr>
-              <w:t xml:space="preserve">(SUBSCRIPTRANGE):</w:t>
+              <w:t xml:space="preserve">-o</w:t>
             </w:r>
             <w:r>
               <w:rPr>
@@ -4327,6 +4632,210 @@
                 <w:sz w:val="19"/>
                 <w:szCs w:val="19"/>
               </w:rPr>
+              <w:t xml:space="preserve"> then names the program, not the C file.</w:t>
+            </w:r>
+          </w:p>
+        </w:tc>
+      </w:tr>
+      <w:tr>
+        <w:trPr>
+          <w:cantSplit/>
+        </w:trPr>
+        <w:tc>
+          <w:tcPr>
+            <w:tcW w:type="dxa" w:w="1700"/>
+            <w:tcMar>
+              <w:top w:type="dxa" w:w="60"/>
+              <w:left w:type="dxa" w:w="100"/>
+              <w:bottom w:type="dxa" w:w="60"/>
+              <w:right w:type="dxa" w:w="100"/>
+            </w:tcMar>
+          </w:tcPr>
+          <w:p>
+            <w:pPr>
+              <w:keepNext w:val="false"/>
+              <w:spacing w:after="0"/>
+            </w:pPr>
+            <w:r>
+              <w:rPr>
+                <w:rFonts w:ascii="Courier New" w:cs="Courier New" w:eastAsia="Courier New" w:hAnsi="Courier New"/>
+                <w:sz w:val="18"/>
+                <w:szCs w:val="18"/>
+              </w:rPr>
+              <w:t xml:space="preserve">-cc name</w:t>
+            </w:r>
+          </w:p>
+        </w:tc>
+        <w:tc>
+          <w:tcPr>
+            <w:tcW w:type="dxa" w:w="7938"/>
+            <w:tcMar>
+              <w:top w:type="dxa" w:w="60"/>
+              <w:left w:type="dxa" w:w="100"/>
+              <w:bottom w:type="dxa" w:w="60"/>
+              <w:right w:type="dxa" w:w="100"/>
+            </w:tcMar>
+          </w:tcPr>
+          <w:p>
+            <w:pPr>
+              <w:keepNext w:val="false"/>
+              <w:spacing w:after="0"/>
+            </w:pPr>
+            <w:r>
+              <w:rPr>
+                <w:rFonts w:ascii="Times New Roman" w:cs="Times New Roman" w:eastAsia="Times New Roman" w:hAnsi="Times New Roman"/>
+                <w:b w:val="false"/>
+                <w:bCs w:val="false"/>
+                <w:sz w:val="19"/>
+                <w:szCs w:val="19"/>
+              </w:rPr>
+              <w:t xml:space="preserve">The C compiler for </w:t>
+            </w:r>
+            <w:r>
+              <w:rPr>
+                <w:rFonts w:ascii="Courier New" w:cs="Courier New" w:eastAsia="Courier New" w:hAnsi="Courier New"/>
+                <w:sz w:val="18"/>
+                <w:szCs w:val="18"/>
+              </w:rPr>
+              <w:t xml:space="preserve">-c</w:t>
+            </w:r>
+            <w:r>
+              <w:rPr>
+                <w:rFonts w:ascii="Times New Roman" w:cs="Times New Roman" w:eastAsia="Times New Roman" w:hAnsi="Times New Roman"/>
+                <w:b w:val="false"/>
+                <w:bCs w:val="false"/>
+                <w:sz w:val="19"/>
+                <w:szCs w:val="19"/>
+              </w:rPr>
+              <w:t xml:space="preserve">: a command such as </w:t>
+            </w:r>
+            <w:r>
+              <w:rPr>
+                <w:rFonts w:ascii="Courier New" w:cs="Courier New" w:eastAsia="Courier New" w:hAnsi="Courier New"/>
+                <w:sz w:val="18"/>
+                <w:szCs w:val="18"/>
+              </w:rPr>
+              <w:t xml:space="preserve">gcc</w:t>
+            </w:r>
+            <w:r>
+              <w:rPr>
+                <w:rFonts w:ascii="Times New Roman" w:cs="Times New Roman" w:eastAsia="Times New Roman" w:hAnsi="Times New Roman"/>
+                <w:b w:val="false"/>
+                <w:bCs w:val="false"/>
+                <w:sz w:val="19"/>
+                <w:szCs w:val="19"/>
+              </w:rPr>
+              <w:t xml:space="preserve">, or </w:t>
+            </w:r>
+            <w:r>
+              <w:rPr>
+                <w:rFonts w:ascii="Courier New" w:cs="Courier New" w:eastAsia="Courier New" w:hAnsi="Courier New"/>
+                <w:sz w:val="18"/>
+                <w:szCs w:val="18"/>
+              </w:rPr>
+              <w:t xml:space="preserve">bundled</w:t>
+            </w:r>
+            <w:r>
+              <w:rPr>
+                <w:rFonts w:ascii="Times New Roman" w:cs="Times New Roman" w:eastAsia="Times New Roman" w:hAnsi="Times New Roman"/>
+                <w:b w:val="false"/>
+                <w:bCs w:val="false"/>
+                <w:sz w:val="19"/>
+                <w:szCs w:val="19"/>
+              </w:rPr>
+              <w:t xml:space="preserve"> for the TinyCC next to </w:t>
+            </w:r>
+            <w:r>
+              <w:rPr>
+                <w:rFonts w:ascii="Courier New" w:cs="Courier New" w:eastAsia="Courier New" w:hAnsi="Courier New"/>
+                <w:sz w:val="18"/>
+                <w:szCs w:val="18"/>
+              </w:rPr>
+              <w:t xml:space="preserve">pli</w:t>
+            </w:r>
+            <w:r>
+              <w:rPr>
+                <w:rFonts w:ascii="Times New Roman" w:cs="Times New Roman" w:eastAsia="Times New Roman" w:hAnsi="Times New Roman"/>
+                <w:b w:val="false"/>
+                <w:bCs w:val="false"/>
+                <w:sz w:val="19"/>
+                <w:szCs w:val="19"/>
+              </w:rPr>
+              <w:t xml:space="preserve">.</w:t>
+            </w:r>
+          </w:p>
+        </w:tc>
+      </w:tr>
+      <w:tr>
+        <w:trPr>
+          <w:cantSplit/>
+        </w:trPr>
+        <w:tc>
+          <w:tcPr>
+            <w:tcW w:type="dxa" w:w="1700"/>
+            <w:tcMar>
+              <w:top w:type="dxa" w:w="60"/>
+              <w:left w:type="dxa" w:w="100"/>
+              <w:bottom w:type="dxa" w:w="60"/>
+              <w:right w:type="dxa" w:w="100"/>
+            </w:tcMar>
+          </w:tcPr>
+          <w:p>
+            <w:pPr>
+              <w:keepNext/>
+              <w:spacing w:after="0"/>
+            </w:pPr>
+            <w:r>
+              <w:rPr>
+                <w:rFonts w:ascii="Courier New" w:cs="Courier New" w:eastAsia="Courier New" w:hAnsi="Courier New"/>
+                <w:sz w:val="18"/>
+                <w:szCs w:val="18"/>
+              </w:rPr>
+              <w:t xml:space="preserve">-s</w:t>
+            </w:r>
+          </w:p>
+        </w:tc>
+        <w:tc>
+          <w:tcPr>
+            <w:tcW w:type="dxa" w:w="7938"/>
+            <w:tcMar>
+              <w:top w:type="dxa" w:w="60"/>
+              <w:left w:type="dxa" w:w="100"/>
+              <w:bottom w:type="dxa" w:w="60"/>
+              <w:right w:type="dxa" w:w="100"/>
+            </w:tcMar>
+          </w:tcPr>
+          <w:p>
+            <w:pPr>
+              <w:keepNext/>
+              <w:spacing w:after="0"/>
+            </w:pPr>
+            <w:r>
+              <w:rPr>
+                <w:rFonts w:ascii="Times New Roman" w:cs="Times New Roman" w:eastAsia="Times New Roman" w:hAnsi="Times New Roman"/>
+                <w:b w:val="false"/>
+                <w:bCs w:val="false"/>
+                <w:sz w:val="19"/>
+                <w:szCs w:val="19"/>
+              </w:rPr>
+              <w:t xml:space="preserve">Check array subscripts at run time and raise SUBSCRIPTRANGE. The prefix </w:t>
+            </w:r>
+            <w:r>
+              <w:rPr>
+                <w:rFonts w:ascii="Courier New" w:cs="Courier New" w:eastAsia="Courier New" w:hAnsi="Courier New"/>
+                <w:sz w:val="18"/>
+                <w:szCs w:val="18"/>
+              </w:rPr>
+              <w:t xml:space="preserve">(SUBSCRIPTRANGE):</w:t>
+            </w:r>
+            <w:r>
+              <w:rPr>
+                <w:rFonts w:ascii="Times New Roman" w:cs="Times New Roman" w:eastAsia="Times New Roman" w:hAnsi="Times New Roman"/>
+                <w:b w:val="false"/>
+                <w:bCs w:val="false"/>
+                <w:sz w:val="19"/>
+                <w:szCs w:val="19"/>
+              </w:rPr>
               <w:t xml:space="preserve"> on a procedure does the same for that procedure alone.</w:t>
             </w:r>
           </w:p>
@@ -4447,7 +4956,7 @@
           <w:sz w:val="21"/>
           <w:szCs w:val="21"/>
         </w:rPr>
-        <w:t xml:space="preserve">, which are linked statically and need no DLL. Both pass the whole test suite under Wine. Translate with </w:t>
+        <w:t xml:space="preserve">, which are linked statically and need no DLL. Both pass the whole test suite under Wine. The zip also holds a small C compiler, TinyCC, in the directory </w:t>
       </w:r>
       <w:r>
         <w:rPr>
@@ -4455,17 +4964,17 @@
           <w:sz w:val="19"/>
           <w:szCs w:val="19"/>
         </w:rPr>
-        <w:t xml:space="preserve">pli prog.pli -o prog.c</w:t>
-      </w:r>
-      <w:r>
-        <w:rPr>
-          <w:rFonts w:ascii="Times New Roman" w:cs="Times New Roman" w:eastAsia="Times New Roman" w:hAnsi="Times New Roman"/>
-          <w:b w:val="false"/>
-          <w:bCs w:val="false"/>
-          <w:sz w:val="21"/>
-          <w:szCs w:val="21"/>
-        </w:rPr>
-        <w:t xml:space="preserve"> and compile the C file with any Windows C compiler, for example </w:t>
+        <w:t xml:space="preserve">tcc</w:t>
+      </w:r>
+      <w:r>
+        <w:rPr>
+          <w:rFonts w:ascii="Times New Roman" w:cs="Times New Roman" w:eastAsia="Times New Roman" w:hAnsi="Times New Roman"/>
+          <w:b w:val="false"/>
+          <w:bCs w:val="false"/>
+          <w:sz w:val="21"/>
+          <w:szCs w:val="21"/>
+        </w:rPr>
+        <w:t xml:space="preserve">, so no other software is needed: </w:t>
       </w:r>
       <w:r>
         <w:rPr>
@@ -4473,17 +4982,17 @@
           <w:sz w:val="19"/>
           <w:szCs w:val="19"/>
         </w:rPr>
-        <w:t xml:space="preserve">gcc -std=c89 -I. prog.c -o prog.exe -lm</w:t>
-      </w:r>
-      <w:r>
-        <w:rPr>
-          <w:rFonts w:ascii="Times New Roman" w:cs="Times New Roman" w:eastAsia="Times New Roman" w:hAnsi="Times New Roman"/>
-          <w:b w:val="false"/>
-          <w:bCs w:val="false"/>
-          <w:sz w:val="21"/>
-          <w:szCs w:val="21"/>
-        </w:rPr>
-        <w:t xml:space="preserve">, with </w:t>
+        <w:t xml:space="preserve">pli -c prog.pli</w:t>
+      </w:r>
+      <w:r>
+        <w:rPr>
+          <w:rFonts w:ascii="Times New Roman" w:cs="Times New Roman" w:eastAsia="Times New Roman" w:hAnsi="Times New Roman"/>
+          <w:b w:val="false"/>
+          <w:bCs w:val="false"/>
+          <w:sz w:val="21"/>
+          <w:szCs w:val="21"/>
+        </w:rPr>
+        <w:t xml:space="preserve"> translates the program and builds </w:t>
       </w:r>
       <w:r>
         <w:rPr>
@@ -4491,17 +5000,17 @@
           <w:sz w:val="19"/>
           <w:szCs w:val="19"/>
         </w:rPr>
-        <w:t xml:space="preserve">plirt.h</w:t>
-      </w:r>
-      <w:r>
-        <w:rPr>
-          <w:rFonts w:ascii="Times New Roman" w:cs="Times New Roman" w:eastAsia="Times New Roman" w:hAnsi="Times New Roman"/>
-          <w:b w:val="false"/>
-          <w:bCs w:val="false"/>
-          <w:sz w:val="21"/>
-          <w:szCs w:val="21"/>
-        </w:rPr>
-        <w:t xml:space="preserve"> in the include path. The runtime prints floating-point exponents with two digits on every system, and record files are opened in binary mode.</w:t>
+        <w:t xml:space="preserve">prog.exe</w:t>
+      </w:r>
+      <w:r>
+        <w:rPr>
+          <w:rFonts w:ascii="Times New Roman" w:cs="Times New Roman" w:eastAsia="Times New Roman" w:hAnsi="Times New Roman"/>
+          <w:b w:val="false"/>
+          <w:bCs w:val="false"/>
+          <w:sz w:val="21"/>
+          <w:szCs w:val="21"/>
+        </w:rPr>
+        <w:t xml:space="preserve"> in one step. The runtime prints floating-point exponents with two digits on every system, and record files are opened in binary mode.</w:t>
       </w:r>
     </w:p>
     <w:p>

--- a/docs/PLI-User-Guide.docx
+++ b/docs/PLI-User-Guide.docx
@@ -1154,7 +1154,7 @@
           <w:sz w:val="20"/>
           <w:szCs w:val="20"/>
         </w:rPr>
-        <w:t xml:space="preserve">The preprocessor</w:t>
+        <w:t xml:space="preserve">Programs of several source files</w:t>
       </w:r>
       <w:r>
         <w:rPr>
@@ -1165,6 +1165,35 @@
           <w:szCs w:val="20"/>
         </w:rPr>
         <w:t xml:space="preserve">	14</w:t>
+      </w:r>
+    </w:p>
+    <w:p>
+      <w:pPr>
+        <w:tabs>
+          <w:tab w:val="right" w:pos="9638" w:leader="dot"/>
+        </w:tabs>
+        <w:spacing w:after="20" w:before="20"/>
+        <w:ind w:left="400"/>
+      </w:pPr>
+      <w:r>
+        <w:rPr>
+          <w:rFonts w:ascii="Times New Roman" w:cs="Times New Roman" w:eastAsia="Times New Roman" w:hAnsi="Times New Roman"/>
+          <w:b w:val="false"/>
+          <w:bCs w:val="false"/>
+          <w:sz w:val="20"/>
+          <w:szCs w:val="20"/>
+        </w:rPr>
+        <w:t xml:space="preserve">The preprocessor</w:t>
+      </w:r>
+      <w:r>
+        <w:rPr>
+          <w:rFonts w:ascii="Times New Roman" w:cs="Times New Roman" w:eastAsia="Times New Roman" w:hAnsi="Times New Roman"/>
+          <w:b w:val="false"/>
+          <w:bCs w:val="false"/>
+          <w:sz w:val="20"/>
+          <w:szCs w:val="20"/>
+        </w:rPr>
+        <w:t xml:space="preserve">	15</w:t>
       </w:r>
     </w:p>
     <w:p>
@@ -1193,7 +1222,7 @@
           <w:sz w:val="21"/>
           <w:szCs w:val="21"/>
         </w:rPr>
-        <w:t xml:space="preserve">	15</w:t>
+        <w:t xml:space="preserve">	17</w:t>
       </w:r>
     </w:p>
     <w:p>
@@ -1222,7 +1251,7 @@
           <w:sz w:val="20"/>
           <w:szCs w:val="20"/>
         </w:rPr>
-        <w:t xml:space="preserve">	15</w:t>
+        <w:t xml:space="preserve">	17</w:t>
       </w:r>
     </w:p>
     <w:p>
@@ -1251,7 +1280,7 @@
           <w:sz w:val="20"/>
           <w:szCs w:val="20"/>
         </w:rPr>
-        <w:t xml:space="preserve">	15</w:t>
+        <w:t xml:space="preserve">	17</w:t>
       </w:r>
     </w:p>
     <w:p>
@@ -1280,7 +1309,7 @@
           <w:sz w:val="20"/>
           <w:szCs w:val="20"/>
         </w:rPr>
-        <w:t xml:space="preserve">	16</w:t>
+        <w:t xml:space="preserve">	18</w:t>
       </w:r>
     </w:p>
     <w:p>
@@ -1309,7 +1338,7 @@
           <w:sz w:val="20"/>
           <w:szCs w:val="20"/>
         </w:rPr>
-        <w:t xml:space="preserve">	16</w:t>
+        <w:t xml:space="preserve">	18</w:t>
       </w:r>
     </w:p>
     <w:p>
@@ -1338,7 +1367,7 @@
           <w:sz w:val="20"/>
           <w:szCs w:val="20"/>
         </w:rPr>
-        <w:t xml:space="preserve">	17</w:t>
+        <w:t xml:space="preserve">	19</w:t>
       </w:r>
     </w:p>
     <w:p>
@@ -1367,7 +1396,7 @@
           <w:sz w:val="20"/>
           <w:szCs w:val="20"/>
         </w:rPr>
-        <w:t xml:space="preserve">	17</w:t>
+        <w:t xml:space="preserve">	19</w:t>
       </w:r>
     </w:p>
     <w:p>
@@ -1396,7 +1425,7 @@
           <w:sz w:val="21"/>
           <w:szCs w:val="21"/>
         </w:rPr>
-        <w:t xml:space="preserve">	18</w:t>
+        <w:t xml:space="preserve">	20</w:t>
       </w:r>
     </w:p>
     <w:p>
@@ -1425,7 +1454,7 @@
           <w:sz w:val="20"/>
           <w:szCs w:val="20"/>
         </w:rPr>
-        <w:t xml:space="preserve">	18</w:t>
+        <w:t xml:space="preserve">	20</w:t>
       </w:r>
     </w:p>
     <w:p>
@@ -1454,7 +1483,7 @@
           <w:sz w:val="20"/>
           <w:szCs w:val="20"/>
         </w:rPr>
-        <w:t xml:space="preserve">	18</w:t>
+        <w:t xml:space="preserve">	20</w:t>
       </w:r>
     </w:p>
     <w:p>
@@ -1483,7 +1512,7 @@
           <w:sz w:val="20"/>
           <w:szCs w:val="20"/>
         </w:rPr>
-        <w:t xml:space="preserve">	19</w:t>
+        <w:t xml:space="preserve">	21</w:t>
       </w:r>
     </w:p>
     <w:p>
@@ -1512,7 +1541,7 @@
           <w:sz w:val="20"/>
           <w:szCs w:val="20"/>
         </w:rPr>
-        <w:t xml:space="preserve">	19</w:t>
+        <w:t xml:space="preserve">	21</w:t>
       </w:r>
     </w:p>
     <w:p>
@@ -1541,7 +1570,7 @@
           <w:sz w:val="20"/>
           <w:szCs w:val="20"/>
         </w:rPr>
-        <w:t xml:space="preserve">	20</w:t>
+        <w:t xml:space="preserve">	22</w:t>
       </w:r>
     </w:p>
     <w:p>
@@ -1570,7 +1599,7 @@
           <w:sz w:val="20"/>
           <w:szCs w:val="20"/>
         </w:rPr>
-        <w:t xml:space="preserve">	20</w:t>
+        <w:t xml:space="preserve">	22</w:t>
       </w:r>
     </w:p>
     <w:p>
@@ -1599,7 +1628,7 @@
           <w:sz w:val="21"/>
           <w:szCs w:val="21"/>
         </w:rPr>
-        <w:t xml:space="preserve">	21</w:t>
+        <w:t xml:space="preserve">	23</w:t>
       </w:r>
     </w:p>
     <w:p>
@@ -1628,7 +1657,7 @@
           <w:sz w:val="20"/>
           <w:szCs w:val="20"/>
         </w:rPr>
-        <w:t xml:space="preserve">	21</w:t>
+        <w:t xml:space="preserve">	23</w:t>
       </w:r>
     </w:p>
     <w:p>
@@ -1657,7 +1686,7 @@
           <w:sz w:val="20"/>
           <w:szCs w:val="20"/>
         </w:rPr>
-        <w:t xml:space="preserve">	21</w:t>
+        <w:t xml:space="preserve">	23</w:t>
       </w:r>
     </w:p>
     <w:p>
@@ -1686,7 +1715,7 @@
           <w:sz w:val="20"/>
           <w:szCs w:val="20"/>
         </w:rPr>
-        <w:t xml:space="preserve">	22</w:t>
+        <w:t xml:space="preserve">	24</w:t>
       </w:r>
     </w:p>
     <w:p>
@@ -1715,7 +1744,7 @@
           <w:sz w:val="20"/>
           <w:szCs w:val="20"/>
         </w:rPr>
-        <w:t xml:space="preserve">	23</w:t>
+        <w:t xml:space="preserve">	25</w:t>
       </w:r>
     </w:p>
     <w:p>
@@ -1744,7 +1773,7 @@
           <w:sz w:val="20"/>
           <w:szCs w:val="20"/>
         </w:rPr>
-        <w:t xml:space="preserve">	23</w:t>
+        <w:t xml:space="preserve">	25</w:t>
       </w:r>
     </w:p>
     <w:p>
@@ -1773,7 +1802,7 @@
           <w:sz w:val="21"/>
           <w:szCs w:val="21"/>
         </w:rPr>
-        <w:t xml:space="preserve">	25</w:t>
+        <w:t xml:space="preserve">	27</w:t>
       </w:r>
     </w:p>
     <w:p>
@@ -1802,7 +1831,7 @@
           <w:sz w:val="20"/>
           <w:szCs w:val="20"/>
         </w:rPr>
-        <w:t xml:space="preserve">	25</w:t>
+        <w:t xml:space="preserve">	27</w:t>
       </w:r>
     </w:p>
     <w:p>
@@ -1831,7 +1860,7 @@
           <w:sz w:val="20"/>
           <w:szCs w:val="20"/>
         </w:rPr>
-        <w:t xml:space="preserve">	25</w:t>
+        <w:t xml:space="preserve">	27</w:t>
       </w:r>
     </w:p>
     <w:p>
@@ -1860,7 +1889,7 @@
           <w:sz w:val="20"/>
           <w:szCs w:val="20"/>
         </w:rPr>
-        <w:t xml:space="preserve">	26</w:t>
+        <w:t xml:space="preserve">	28</w:t>
       </w:r>
     </w:p>
     <w:p>
@@ -1889,7 +1918,7 @@
           <w:sz w:val="21"/>
           <w:szCs w:val="21"/>
         </w:rPr>
-        <w:t xml:space="preserve">	27</w:t>
+        <w:t xml:space="preserve">	29</w:t>
       </w:r>
     </w:p>
     <w:p>
@@ -1918,7 +1947,7 @@
           <w:sz w:val="20"/>
           <w:szCs w:val="20"/>
         </w:rPr>
-        <w:t xml:space="preserve">	27</w:t>
+        <w:t xml:space="preserve">	29</w:t>
       </w:r>
     </w:p>
     <w:p>
@@ -1947,7 +1976,7 @@
           <w:sz w:val="20"/>
           <w:szCs w:val="20"/>
         </w:rPr>
-        <w:t xml:space="preserve">	27</w:t>
+        <w:t xml:space="preserve">	29</w:t>
       </w:r>
     </w:p>
     <w:p>
@@ -1976,7 +2005,7 @@
           <w:sz w:val="20"/>
           <w:szCs w:val="20"/>
         </w:rPr>
-        <w:t xml:space="preserve">	27</w:t>
+        <w:t xml:space="preserve">	29</w:t>
       </w:r>
     </w:p>
     <w:p>
@@ -2005,7 +2034,7 @@
           <w:sz w:val="21"/>
           <w:szCs w:val="21"/>
         </w:rPr>
-        <w:t xml:space="preserve">	29</w:t>
+        <w:t xml:space="preserve">	31</w:t>
       </w:r>
     </w:p>
     <w:p>
@@ -2034,7 +2063,7 @@
           <w:sz w:val="20"/>
           <w:szCs w:val="20"/>
         </w:rPr>
-        <w:t xml:space="preserve">	29</w:t>
+        <w:t xml:space="preserve">	31</w:t>
       </w:r>
     </w:p>
     <w:p>
@@ -2063,7 +2092,7 @@
           <w:sz w:val="20"/>
           <w:szCs w:val="20"/>
         </w:rPr>
-        <w:t xml:space="preserve">	29</w:t>
+        <w:t xml:space="preserve">	31</w:t>
       </w:r>
     </w:p>
     <w:p>
@@ -2092,7 +2121,7 @@
           <w:sz w:val="21"/>
           <w:szCs w:val="21"/>
         </w:rPr>
-        <w:t xml:space="preserve">	31</w:t>
+        <w:t xml:space="preserve">	33</w:t>
       </w:r>
     </w:p>
     <w:p>
@@ -14748,7 +14777,7 @@
         <w:pStyle w:val="Heading2"/>
       </w:pPr>
       <w:r>
-        <w:t xml:space="preserve">The preprocessor</w:t>
+        <w:t xml:space="preserve">Programs of several source files</w:t>
       </w:r>
     </w:p>
     <w:p>
@@ -14764,7 +14793,7 @@
           <w:sz w:val="21"/>
           <w:szCs w:val="21"/>
         </w:rPr>
-        <w:t xml:space="preserve">Two preprocessor statements are executed while the source is read. </w:t>
+        <w:t xml:space="preserve">A program may be spread over several source files, which the translator reads together: </w:t>
       </w:r>
       <w:r>
         <w:rPr>
@@ -14772,37 +14801,33 @@
           <w:sz w:val="19"/>
           <w:szCs w:val="19"/>
         </w:rPr>
-        <w:t xml:space="preserve">%REPLACE name BY value;</w:t>
-      </w:r>
-      <w:r>
-        <w:rPr>
-          <w:rFonts w:ascii="Times New Roman" w:cs="Times New Roman" w:eastAsia="Times New Roman" w:hAnsi="Times New Roman"/>
-          <w:b w:val="false"/>
-          <w:bCs w:val="false"/>
-          <w:sz w:val="21"/>
-          <w:szCs w:val="21"/>
-        </w:rPr>
-        <w:t xml:space="preserve"> replaces every later occurrence of the identifier </w:t>
-      </w:r>
-      <w:r>
-        <w:rPr>
-          <w:rFonts w:ascii="Times New Roman" w:cs="Times New Roman" w:eastAsia="Times New Roman" w:hAnsi="Times New Roman"/>
-          <w:i/>
-          <w:iCs/>
-          <w:sz w:val="21"/>
-          <w:szCs w:val="21"/>
-        </w:rPr>
-        <w:t xml:space="preserve">name</w:t>
-      </w:r>
-      <w:r>
-        <w:rPr>
-          <w:rFonts w:ascii="Times New Roman" w:cs="Times New Roman" w:eastAsia="Times New Roman" w:hAnsi="Times New Roman"/>
-          <w:b w:val="false"/>
-          <w:bCs w:val="false"/>
-          <w:sz w:val="21"/>
-          <w:szCs w:val="21"/>
-        </w:rPr>
-        <w:t xml:space="preserve"> by a number or string. </w:t>
+        <w:t xml:space="preserve">pli main.pli util.pli -c -o prog</w:t>
+      </w:r>
+      <w:r>
+        <w:rPr>
+          <w:rFonts w:ascii="Times New Roman" w:cs="Times New Roman" w:eastAsia="Times New Roman" w:hAnsi="Times New Roman"/>
+          <w:b w:val="false"/>
+          <w:bCs w:val="false"/>
+          <w:sz w:val="21"/>
+          <w:szCs w:val="21"/>
+        </w:rPr>
+        <w:t xml:space="preserve">. The files make one program, so a procedure in one file can call a procedure of any other, and the order of the files does not matter. Exactly one procedure may have OPTIONS(MAIN). Error messages name the file.</w:t>
+      </w:r>
+    </w:p>
+    <w:p>
+      <w:pPr>
+        <w:keepNext w:val="false"/>
+        <w:spacing w:after="120" w:before="0"/>
+      </w:pPr>
+      <w:r>
+        <w:rPr>
+          <w:rFonts w:ascii="Times New Roman" w:cs="Times New Roman" w:eastAsia="Times New Roman" w:hAnsi="Times New Roman"/>
+          <w:b w:val="false"/>
+          <w:bCs w:val="false"/>
+          <w:sz w:val="21"/>
+          <w:szCs w:val="21"/>
+        </w:rPr>
+        <w:t xml:space="preserve">A call to a procedure in another file is best declared with an ENTRY declaration, </w:t>
       </w:r>
       <w:r>
         <w:rPr>
@@ -14810,37 +14835,17 @@
           <w:sz w:val="19"/>
           <w:szCs w:val="19"/>
         </w:rPr>
-        <w:t xml:space="preserve">%INCLUDE name;</w:t>
-      </w:r>
-      <w:r>
-        <w:rPr>
-          <w:rFonts w:ascii="Times New Roman" w:cs="Times New Roman" w:eastAsia="Times New Roman" w:hAnsi="Times New Roman"/>
-          <w:b w:val="false"/>
-          <w:bCs w:val="false"/>
-          <w:sz w:val="21"/>
-          <w:szCs w:val="21"/>
-        </w:rPr>
-        <w:t xml:space="preserve"> inserts the text of the file </w:t>
-      </w:r>
-      <w:r>
-        <w:rPr>
-          <w:rFonts w:ascii="Times New Roman" w:cs="Times New Roman" w:eastAsia="Times New Roman" w:hAnsi="Times New Roman"/>
-          <w:i/>
-          <w:iCs/>
-          <w:sz w:val="21"/>
-          <w:szCs w:val="21"/>
-        </w:rPr>
-        <w:t xml:space="preserve">name</w:t>
-      </w:r>
-      <w:r>
-        <w:rPr>
-          <w:rFonts w:ascii="Times New Roman" w:cs="Times New Roman" w:eastAsia="Times New Roman" w:hAnsi="Times New Roman"/>
-          <w:b w:val="false"/>
-          <w:bCs w:val="false"/>
-          <w:sz w:val="21"/>
-          <w:szCs w:val="21"/>
-        </w:rPr>
-        <w:t xml:space="preserve"> at this point: the translator looks for </w:t>
+        <w:t xml:space="preserve">DECLARE SQUARE ENTRY(FIXED BINARY(31)) RETURNS(FIXED BINARY(31));</w:t>
+      </w:r>
+      <w:r>
+        <w:rPr>
+          <w:rFonts w:ascii="Times New Roman" w:cs="Times New Roman" w:eastAsia="Times New Roman" w:hAnsi="Times New Roman"/>
+          <w:b w:val="false"/>
+          <w:bCs w:val="false"/>
+          <w:sz w:val="21"/>
+          <w:szCs w:val="21"/>
+        </w:rPr>
+        <w:t xml:space="preserve">, as in PL/I; the translator then finds the procedure of that name. The parameter descriptions in the ENTRY declaration are accepted but not checked against the procedure. A variable that is shared between files is declared </w:t>
       </w:r>
       <w:r>
         <w:rPr>
@@ -14848,53 +14853,17 @@
           <w:sz w:val="19"/>
           <w:szCs w:val="19"/>
         </w:rPr>
-        <w:t xml:space="preserve">name</w:t>
-      </w:r>
-      <w:r>
-        <w:rPr>
-          <w:rFonts w:ascii="Times New Roman" w:cs="Times New Roman" w:eastAsia="Times New Roman" w:hAnsi="Times New Roman"/>
-          <w:b w:val="false"/>
-          <w:bCs w:val="false"/>
-          <w:sz w:val="21"/>
-          <w:szCs w:val="21"/>
-        </w:rPr>
-        <w:t xml:space="preserve">, </w:t>
-      </w:r>
-      <w:r>
-        <w:rPr>
-          <w:rFonts w:ascii="Courier New" w:cs="Courier New" w:eastAsia="Courier New" w:hAnsi="Courier New"/>
-          <w:sz w:val="19"/>
-          <w:szCs w:val="19"/>
-        </w:rPr>
-        <w:t xml:space="preserve">name.inc</w:t>
-      </w:r>
-      <w:r>
-        <w:rPr>
-          <w:rFonts w:ascii="Times New Roman" w:cs="Times New Roman" w:eastAsia="Times New Roman" w:hAnsi="Times New Roman"/>
-          <w:b w:val="false"/>
-          <w:bCs w:val="false"/>
-          <w:sz w:val="21"/>
-          <w:szCs w:val="21"/>
-        </w:rPr>
-        <w:t xml:space="preserve">, </w:t>
-      </w:r>
-      <w:r>
-        <w:rPr>
-          <w:rFonts w:ascii="Courier New" w:cs="Courier New" w:eastAsia="Courier New" w:hAnsi="Courier New"/>
-          <w:sz w:val="19"/>
-          <w:szCs w:val="19"/>
-        </w:rPr>
-        <w:t xml:space="preserve">name.pli</w:t>
-      </w:r>
-      <w:r>
-        <w:rPr>
-          <w:rFonts w:ascii="Times New Roman" w:cs="Times New Roman" w:eastAsia="Times New Roman" w:hAnsi="Times New Roman"/>
-          <w:b w:val="false"/>
-          <w:bCs w:val="false"/>
-          <w:sz w:val="21"/>
-          <w:szCs w:val="21"/>
-        </w:rPr>
-        <w:t xml:space="preserve">, and then in the directory of the including file. Includes may be nested to 8 levels. The statements %PAGE, %SKIP, %NOPRINT and %NOTE are accepted and ignored.</w:t>
+        <w:t xml:space="preserve">EXTERNAL</w:t>
+      </w:r>
+      <w:r>
+        <w:rPr>
+          <w:rFonts w:ascii="Times New Roman" w:cs="Times New Roman" w:eastAsia="Times New Roman" w:hAnsi="Times New Roman"/>
+          <w:b w:val="false"/>
+          <w:bCs w:val="false"/>
+          <w:sz w:val="21"/>
+          <w:szCs w:val="21"/>
+        </w:rPr>
+        <w:t xml:space="preserve"> in every file that uses it; there is one copy of it, and it may be declared inside a procedure or outside. If several declarations have an INITIAL attribute, the first one wins. EXTERNAL structures are not shared.</w:t>
       </w:r>
     </w:p>
     <w:tbl>
@@ -14939,49 +14908,77 @@
                 <w:sz w:val="17"/>
                 <w:szCs w:val="17"/>
               </w:rPr>
-              <w:t xml:space="preserve">DEMO: PROCEDURE OPTIONS(MAIN);</w:t>
-            </w:r>
-          </w:p>
-          <w:p>
-            <w:pPr>
-              <w:keepNext/>
-              <w:spacing w:after="0" w:line="228"/>
-            </w:pPr>
-            <w:r>
-              <w:rPr>
-                <w:rFonts w:ascii="Courier New" w:cs="Courier New" w:eastAsia="Courier New" w:hAnsi="Courier New"/>
-                <w:sz w:val="17"/>
-                <w:szCs w:val="17"/>
-              </w:rPr>
-              <w:t xml:space="preserve">%REPLACE N BY 5;</w:t>
-            </w:r>
-          </w:p>
-          <w:p>
-            <w:pPr>
-              <w:keepNext/>
-              <w:spacing w:after="0" w:line="228"/>
-            </w:pPr>
-            <w:r>
-              <w:rPr>
-                <w:rFonts w:ascii="Courier New" w:cs="Courier New" w:eastAsia="Courier New" w:hAnsi="Courier New"/>
-                <w:sz w:val="17"/>
-                <w:szCs w:val="17"/>
-              </w:rPr>
-              <w:t xml:space="preserve">%REPLACE GREETING BY 'hi';</w:t>
-            </w:r>
-          </w:p>
-          <w:p>
-            <w:pPr>
-              <w:keepNext/>
-              <w:spacing w:after="0" w:line="228"/>
-            </w:pPr>
-            <w:r>
-              <w:rPr>
-                <w:rFonts w:ascii="Courier New" w:cs="Courier New" w:eastAsia="Courier New" w:hAnsi="Courier New"/>
-                <w:sz w:val="17"/>
-                <w:szCs w:val="17"/>
-              </w:rPr>
-              <w:t xml:space="preserve">  DECLARE A(N) FIXED BINARY(31);</w:t>
+              <w:t xml:space="preserve">/* main.pli */</w:t>
+            </w:r>
+          </w:p>
+          <w:p>
+            <w:pPr>
+              <w:keepNext/>
+              <w:spacing w:after="0" w:line="228"/>
+            </w:pPr>
+            <w:r>
+              <w:rPr>
+                <w:rFonts w:ascii="Courier New" w:cs="Courier New" w:eastAsia="Courier New" w:hAnsi="Courier New"/>
+                <w:sz w:val="17"/>
+                <w:szCs w:val="17"/>
+              </w:rPr>
+              <w:t xml:space="preserve">/* main program */</w:t>
+            </w:r>
+          </w:p>
+          <w:p>
+            <w:pPr>
+              <w:keepNext/>
+              <w:spacing w:after="0" w:line="228"/>
+            </w:pPr>
+            <w:r>
+              <w:rPr>
+                <w:rFonts w:ascii="Courier New" w:cs="Courier New" w:eastAsia="Courier New" w:hAnsi="Courier New"/>
+                <w:sz w:val="17"/>
+                <w:szCs w:val="17"/>
+              </w:rPr>
+              <w:t xml:space="preserve">MAIN: PROCEDURE OPTIONS(MAIN);</w:t>
+            </w:r>
+          </w:p>
+          <w:p>
+            <w:pPr>
+              <w:keepNext/>
+              <w:spacing w:after="0" w:line="228"/>
+            </w:pPr>
+            <w:r>
+              <w:rPr>
+                <w:rFonts w:ascii="Courier New" w:cs="Courier New" w:eastAsia="Courier New" w:hAnsi="Courier New"/>
+                <w:sz w:val="17"/>
+                <w:szCs w:val="17"/>
+              </w:rPr>
+              <w:t xml:space="preserve">  DECLARE SQUARE ENTRY(FIXED BINARY(31)) RETURNS(FIXED BINARY(31));</w:t>
+            </w:r>
+          </w:p>
+          <w:p>
+            <w:pPr>
+              <w:keepNext/>
+              <w:spacing w:after="0" w:line="228"/>
+            </w:pPr>
+            <w:r>
+              <w:rPr>
+                <w:rFonts w:ascii="Courier New" w:cs="Courier New" w:eastAsia="Courier New" w:hAnsi="Courier New"/>
+                <w:sz w:val="17"/>
+                <w:szCs w:val="17"/>
+              </w:rPr>
+              <w:t xml:space="preserve">  DECLARE SHOW ENTRY(CHAR(*));</w:t>
+            </w:r>
+          </w:p>
+          <w:p>
+            <w:pPr>
+              <w:keepNext/>
+              <w:spacing w:after="0" w:line="228"/>
+            </w:pPr>
+            <w:r>
+              <w:rPr>
+                <w:rFonts w:ascii="Courier New" w:cs="Courier New" w:eastAsia="Courier New" w:hAnsi="Courier New"/>
+                <w:sz w:val="17"/>
+                <w:szCs w:val="17"/>
+              </w:rPr>
+              <w:t xml:space="preserve">  DECLARE COUNTER FIXED BINARY(31) EXTERNAL INITIAL(0);</w:t>
             </w:r>
           </w:p>
           <w:p>
@@ -15009,21 +15006,35 @@
                 <w:sz w:val="17"/>
                 <w:szCs w:val="17"/>
               </w:rPr>
-              <w:t xml:space="preserve">  DO I = 1 TO N;</w:t>
-            </w:r>
-          </w:p>
-          <w:p>
-            <w:pPr>
-              <w:keepNext/>
-              <w:spacing w:after="0" w:line="228"/>
-            </w:pPr>
-            <w:r>
-              <w:rPr>
-                <w:rFonts w:ascii="Courier New" w:cs="Courier New" w:eastAsia="Courier New" w:hAnsi="Courier New"/>
-                <w:sz w:val="17"/>
-                <w:szCs w:val="17"/>
-              </w:rPr>
-              <w:t xml:space="preserve">    A(I) = I * N;</w:t>
+              <w:t xml:space="preserve">  DO I = 1 TO 3;</w:t>
+            </w:r>
+          </w:p>
+          <w:p>
+            <w:pPr>
+              <w:keepNext/>
+              <w:spacing w:after="0" w:line="228"/>
+            </w:pPr>
+            <w:r>
+              <w:rPr>
+                <w:rFonts w:ascii="Courier New" w:cs="Courier New" w:eastAsia="Courier New" w:hAnsi="Courier New"/>
+                <w:sz w:val="17"/>
+                <w:szCs w:val="17"/>
+              </w:rPr>
+              <w:t xml:space="preserve">    CALL SHOW('square of ' || I);</w:t>
+            </w:r>
+          </w:p>
+          <w:p>
+            <w:pPr>
+              <w:keepNext/>
+              <w:spacing w:after="0" w:line="228"/>
+            </w:pPr>
+            <w:r>
+              <w:rPr>
+                <w:rFonts w:ascii="Courier New" w:cs="Courier New" w:eastAsia="Courier New" w:hAnsi="Courier New"/>
+                <w:sz w:val="17"/>
+                <w:szCs w:val="17"/>
+              </w:rPr>
+              <w:t xml:space="preserve">    PUT SKIP LIST(SQUARE(I));</w:t>
             </w:r>
           </w:p>
           <w:p>
@@ -15051,21 +15062,21 @@
                 <w:sz w:val="17"/>
                 <w:szCs w:val="17"/>
               </w:rPr>
-              <w:t xml:space="preserve">  PUT SKIP LIST(GREETING, A);</w:t>
-            </w:r>
-          </w:p>
-          <w:p>
-            <w:pPr>
-              <w:keepNext/>
-              <w:spacing w:after="0" w:line="228"/>
-            </w:pPr>
-            <w:r>
-              <w:rPr>
-                <w:rFonts w:ascii="Courier New" w:cs="Courier New" w:eastAsia="Courier New" w:hAnsi="Courier New"/>
-                <w:sz w:val="17"/>
-                <w:szCs w:val="17"/>
-              </w:rPr>
-              <w:t xml:space="preserve">END DEMO;</w:t>
+              <w:t xml:space="preserve">  PUT SKIP LIST('calls', COUNTER);</w:t>
+            </w:r>
+          </w:p>
+          <w:p>
+            <w:pPr>
+              <w:keepNext/>
+              <w:spacing w:after="0" w:line="228"/>
+            </w:pPr>
+            <w:r>
+              <w:rPr>
+                <w:rFonts w:ascii="Courier New" w:cs="Courier New" w:eastAsia="Courier New" w:hAnsi="Courier New"/>
+                <w:sz w:val="17"/>
+                <w:szCs w:val="17"/>
+              </w:rPr>
+              <w:t xml:space="preserve">END MAIN;</w:t>
             </w:r>
           </w:p>
           <w:p>
@@ -15093,6 +15104,230 @@
                 <w:sz w:val="17"/>
                 <w:szCs w:val="17"/>
               </w:rPr>
+              <w:t xml:space="preserve">/* util.pli */</w:t>
+            </w:r>
+          </w:p>
+          <w:p>
+            <w:pPr>
+              <w:keepNext/>
+              <w:spacing w:after="0" w:line="228"/>
+            </w:pPr>
+            <w:r>
+              <w:rPr>
+                <w:rFonts w:ascii="Courier New" w:cs="Courier New" w:eastAsia="Courier New" w:hAnsi="Courier New"/>
+                <w:sz w:val="17"/>
+                <w:szCs w:val="17"/>
+              </w:rPr>
+              <w:t xml:space="preserve">/* utilities */</w:t>
+            </w:r>
+          </w:p>
+          <w:p>
+            <w:pPr>
+              <w:keepNext/>
+              <w:spacing w:after="0" w:line="228"/>
+            </w:pPr>
+            <w:r>
+              <w:rPr>
+                <w:rFonts w:ascii="Courier New" w:cs="Courier New" w:eastAsia="Courier New" w:hAnsi="Courier New"/>
+                <w:sz w:val="17"/>
+                <w:szCs w:val="17"/>
+              </w:rPr>
+              <w:t xml:space="preserve">DECLARE COUNTER FIXED BINARY(31) EXTERNAL;</w:t>
+            </w:r>
+          </w:p>
+          <w:p>
+            <w:pPr>
+              <w:keepNext/>
+              <w:spacing w:after="0" w:line="228"/>
+            </w:pPr>
+            <w:r>
+              <w:rPr>
+                <w:rFonts w:ascii="Courier New" w:cs="Courier New" w:eastAsia="Courier New" w:hAnsi="Courier New"/>
+                <w:sz w:val="17"/>
+                <w:szCs w:val="17"/>
+              </w:rPr>
+              <w:t xml:space="preserve"> </w:t>
+            </w:r>
+          </w:p>
+          <w:p>
+            <w:pPr>
+              <w:keepNext/>
+              <w:spacing w:after="0" w:line="228"/>
+            </w:pPr>
+            <w:r>
+              <w:rPr>
+                <w:rFonts w:ascii="Courier New" w:cs="Courier New" w:eastAsia="Courier New" w:hAnsi="Courier New"/>
+                <w:sz w:val="17"/>
+                <w:szCs w:val="17"/>
+              </w:rPr>
+              <w:t xml:space="preserve">SQUARE: PROCEDURE(N) RETURNS(FIXED BINARY(31));</w:t>
+            </w:r>
+          </w:p>
+          <w:p>
+            <w:pPr>
+              <w:keepNext/>
+              <w:spacing w:after="0" w:line="228"/>
+            </w:pPr>
+            <w:r>
+              <w:rPr>
+                <w:rFonts w:ascii="Courier New" w:cs="Courier New" w:eastAsia="Courier New" w:hAnsi="Courier New"/>
+                <w:sz w:val="17"/>
+                <w:szCs w:val="17"/>
+              </w:rPr>
+              <w:t xml:space="preserve">  DECLARE N FIXED BINARY(31);</w:t>
+            </w:r>
+          </w:p>
+          <w:p>
+            <w:pPr>
+              <w:keepNext/>
+              <w:spacing w:after="0" w:line="228"/>
+            </w:pPr>
+            <w:r>
+              <w:rPr>
+                <w:rFonts w:ascii="Courier New" w:cs="Courier New" w:eastAsia="Courier New" w:hAnsi="Courier New"/>
+                <w:sz w:val="17"/>
+                <w:szCs w:val="17"/>
+              </w:rPr>
+              <w:t xml:space="preserve">  COUNTER = COUNTER + 1;</w:t>
+            </w:r>
+          </w:p>
+          <w:p>
+            <w:pPr>
+              <w:keepNext/>
+              <w:spacing w:after="0" w:line="228"/>
+            </w:pPr>
+            <w:r>
+              <w:rPr>
+                <w:rFonts w:ascii="Courier New" w:cs="Courier New" w:eastAsia="Courier New" w:hAnsi="Courier New"/>
+                <w:sz w:val="17"/>
+                <w:szCs w:val="17"/>
+              </w:rPr>
+              <w:t xml:space="preserve">  RETURN(N * N);</w:t>
+            </w:r>
+          </w:p>
+          <w:p>
+            <w:pPr>
+              <w:keepNext/>
+              <w:spacing w:after="0" w:line="228"/>
+            </w:pPr>
+            <w:r>
+              <w:rPr>
+                <w:rFonts w:ascii="Courier New" w:cs="Courier New" w:eastAsia="Courier New" w:hAnsi="Courier New"/>
+                <w:sz w:val="17"/>
+                <w:szCs w:val="17"/>
+              </w:rPr>
+              <w:t xml:space="preserve">END SQUARE;</w:t>
+            </w:r>
+          </w:p>
+          <w:p>
+            <w:pPr>
+              <w:keepNext/>
+              <w:spacing w:after="0" w:line="228"/>
+            </w:pPr>
+            <w:r>
+              <w:rPr>
+                <w:rFonts w:ascii="Courier New" w:cs="Courier New" w:eastAsia="Courier New" w:hAnsi="Courier New"/>
+                <w:sz w:val="17"/>
+                <w:szCs w:val="17"/>
+              </w:rPr>
+              <w:t xml:space="preserve"> </w:t>
+            </w:r>
+          </w:p>
+          <w:p>
+            <w:pPr>
+              <w:keepNext/>
+              <w:spacing w:after="0" w:line="228"/>
+            </w:pPr>
+            <w:r>
+              <w:rPr>
+                <w:rFonts w:ascii="Courier New" w:cs="Courier New" w:eastAsia="Courier New" w:hAnsi="Courier New"/>
+                <w:sz w:val="17"/>
+                <w:szCs w:val="17"/>
+              </w:rPr>
+              <w:t xml:space="preserve">SHOW: PROCEDURE(T);</w:t>
+            </w:r>
+          </w:p>
+          <w:p>
+            <w:pPr>
+              <w:keepNext/>
+              <w:spacing w:after="0" w:line="228"/>
+            </w:pPr>
+            <w:r>
+              <w:rPr>
+                <w:rFonts w:ascii="Courier New" w:cs="Courier New" w:eastAsia="Courier New" w:hAnsi="Courier New"/>
+                <w:sz w:val="17"/>
+                <w:szCs w:val="17"/>
+              </w:rPr>
+              <w:t xml:space="preserve">  DECLARE T CHAR(*);</w:t>
+            </w:r>
+          </w:p>
+          <w:p>
+            <w:pPr>
+              <w:keepNext/>
+              <w:spacing w:after="0" w:line="228"/>
+            </w:pPr>
+            <w:r>
+              <w:rPr>
+                <w:rFonts w:ascii="Courier New" w:cs="Courier New" w:eastAsia="Courier New" w:hAnsi="Courier New"/>
+                <w:sz w:val="17"/>
+                <w:szCs w:val="17"/>
+              </w:rPr>
+              <w:t xml:space="preserve">  PUT SKIP LIST('&gt;', T);</w:t>
+            </w:r>
+          </w:p>
+          <w:p>
+            <w:pPr>
+              <w:keepNext/>
+              <w:spacing w:after="0" w:line="228"/>
+            </w:pPr>
+            <w:r>
+              <w:rPr>
+                <w:rFonts w:ascii="Courier New" w:cs="Courier New" w:eastAsia="Courier New" w:hAnsi="Courier New"/>
+                <w:sz w:val="17"/>
+                <w:szCs w:val="17"/>
+              </w:rPr>
+              <w:t xml:space="preserve">END SHOW;</w:t>
+            </w:r>
+          </w:p>
+          <w:p>
+            <w:pPr>
+              <w:keepNext/>
+              <w:spacing w:after="0" w:line="228"/>
+            </w:pPr>
+            <w:r>
+              <w:rPr>
+                <w:rFonts w:ascii="Courier New" w:cs="Courier New" w:eastAsia="Courier New" w:hAnsi="Courier New"/>
+                <w:sz w:val="17"/>
+                <w:szCs w:val="17"/>
+              </w:rPr>
+              <w:t xml:space="preserve"> </w:t>
+            </w:r>
+          </w:p>
+          <w:p>
+            <w:pPr>
+              <w:keepNext/>
+              <w:spacing w:after="0" w:line="228"/>
+            </w:pPr>
+            <w:r>
+              <w:rPr>
+                <w:rFonts w:ascii="Courier New" w:cs="Courier New" w:eastAsia="Courier New" w:hAnsi="Courier New"/>
+                <w:sz w:val="17"/>
+                <w:szCs w:val="17"/>
+              </w:rPr>
+              <w:t xml:space="preserve">/* pli main.pli util.pli */</w:t>
+            </w:r>
+          </w:p>
+          <w:p>
+            <w:pPr>
+              <w:keepNext/>
+              <w:spacing w:after="0" w:line="228"/>
+            </w:pPr>
+            <w:r>
+              <w:rPr>
+                <w:rFonts w:ascii="Courier New" w:cs="Courier New" w:eastAsia="Courier New" w:hAnsi="Courier New"/>
+                <w:sz w:val="17"/>
+                <w:szCs w:val="17"/>
+              </w:rPr>
               <w:t xml:space="preserve">/* prints */</w:t>
             </w:r>
           </w:p>
@@ -15107,21 +15342,91 @@
                 <w:sz w:val="17"/>
                 <w:szCs w:val="17"/>
               </w:rPr>
-              <w:t xml:space="preserve">hi                      5                       10                      15                      20</w:t>
-            </w:r>
-          </w:p>
-          <w:p>
-            <w:pPr>
-              <w:keepNext/>
-              <w:spacing w:after="0" w:line="228"/>
-            </w:pPr>
-            <w:r>
-              <w:rPr>
-                <w:rFonts w:ascii="Courier New" w:cs="Courier New" w:eastAsia="Courier New" w:hAnsi="Courier New"/>
-                <w:sz w:val="17"/>
-                <w:szCs w:val="17"/>
-              </w:rPr>
-              <w:t xml:space="preserve">25</w:t>
+              <w:t xml:space="preserve">&gt;                       square of 1</w:t>
+            </w:r>
+          </w:p>
+          <w:p>
+            <w:pPr>
+              <w:keepNext/>
+              <w:spacing w:after="0" w:line="228"/>
+            </w:pPr>
+            <w:r>
+              <w:rPr>
+                <w:rFonts w:ascii="Courier New" w:cs="Courier New" w:eastAsia="Courier New" w:hAnsi="Courier New"/>
+                <w:sz w:val="17"/>
+                <w:szCs w:val="17"/>
+              </w:rPr>
+              <w:t xml:space="preserve">1</w:t>
+            </w:r>
+          </w:p>
+          <w:p>
+            <w:pPr>
+              <w:keepNext/>
+              <w:spacing w:after="0" w:line="228"/>
+            </w:pPr>
+            <w:r>
+              <w:rPr>
+                <w:rFonts w:ascii="Courier New" w:cs="Courier New" w:eastAsia="Courier New" w:hAnsi="Courier New"/>
+                <w:sz w:val="17"/>
+                <w:szCs w:val="17"/>
+              </w:rPr>
+              <w:t xml:space="preserve">&gt;                       square of 2</w:t>
+            </w:r>
+          </w:p>
+          <w:p>
+            <w:pPr>
+              <w:keepNext/>
+              <w:spacing w:after="0" w:line="228"/>
+            </w:pPr>
+            <w:r>
+              <w:rPr>
+                <w:rFonts w:ascii="Courier New" w:cs="Courier New" w:eastAsia="Courier New" w:hAnsi="Courier New"/>
+                <w:sz w:val="17"/>
+                <w:szCs w:val="17"/>
+              </w:rPr>
+              <w:t xml:space="preserve">4</w:t>
+            </w:r>
+          </w:p>
+          <w:p>
+            <w:pPr>
+              <w:keepNext/>
+              <w:spacing w:after="0" w:line="228"/>
+            </w:pPr>
+            <w:r>
+              <w:rPr>
+                <w:rFonts w:ascii="Courier New" w:cs="Courier New" w:eastAsia="Courier New" w:hAnsi="Courier New"/>
+                <w:sz w:val="17"/>
+                <w:szCs w:val="17"/>
+              </w:rPr>
+              <w:t xml:space="preserve">&gt;                       square of 3</w:t>
+            </w:r>
+          </w:p>
+          <w:p>
+            <w:pPr>
+              <w:keepNext/>
+              <w:spacing w:after="0" w:line="228"/>
+            </w:pPr>
+            <w:r>
+              <w:rPr>
+                <w:rFonts w:ascii="Courier New" w:cs="Courier New" w:eastAsia="Courier New" w:hAnsi="Courier New"/>
+                <w:sz w:val="17"/>
+                <w:szCs w:val="17"/>
+              </w:rPr>
+              <w:t xml:space="preserve">9</w:t>
+            </w:r>
+          </w:p>
+          <w:p>
+            <w:pPr>
+              <w:keepNext/>
+              <w:spacing w:after="0" w:line="228"/>
+            </w:pPr>
+            <w:r>
+              <w:rPr>
+                <w:rFonts w:ascii="Courier New" w:cs="Courier New" w:eastAsia="Courier New" w:hAnsi="Courier New"/>
+                <w:sz w:val="17"/>
+                <w:szCs w:val="17"/>
+              </w:rPr>
+              <w:t xml:space="preserve">calls                   3</w:t>
             </w:r>
           </w:p>
         </w:tc>
@@ -15140,6 +15445,429 @@
           <w:szCs w:val="18"/>
         </w:rPr>
         <w:t xml:space="preserve">Figure 21. </w:t>
+      </w:r>
+      <w:r>
+        <w:rPr>
+          <w:rFonts w:ascii="Arial" w:cs="Arial" w:eastAsia="Arial" w:hAnsi="Arial"/>
+          <w:sz w:val="18"/>
+          <w:szCs w:val="18"/>
+        </w:rPr>
+        <w:t xml:space="preserve">A program of two source files</w:t>
+      </w:r>
+    </w:p>
+    <w:p>
+      <w:pPr>
+        <w:keepNext w:val="false"/>
+        <w:spacing w:after="120" w:before="0"/>
+      </w:pPr>
+      <w:r>
+        <w:rPr>
+          <w:rFonts w:ascii="Times New Roman" w:cs="Times New Roman" w:eastAsia="Times New Roman" w:hAnsi="Times New Roman"/>
+          <w:b w:val="false"/>
+          <w:bCs w:val="false"/>
+          <w:sz w:val="21"/>
+          <w:szCs w:val="21"/>
+        </w:rPr>
+        <w:t xml:space="preserve">This is whole-program translation. The files are not compiled separately and there are no object modules, so a change to one file means translating them all again. Because the result is one C file, it needs no linker features beyond those of a single program, and it builds the same way on CMS.</w:t>
+      </w:r>
+    </w:p>
+    <w:p>
+      <w:pPr>
+        <w:pStyle w:val="Heading2"/>
+      </w:pPr>
+      <w:r>
+        <w:t xml:space="preserve">The preprocessor</w:t>
+      </w:r>
+    </w:p>
+    <w:p>
+      <w:pPr>
+        <w:keepNext w:val="false"/>
+        <w:spacing w:after="120" w:before="0"/>
+      </w:pPr>
+      <w:r>
+        <w:rPr>
+          <w:rFonts w:ascii="Times New Roman" w:cs="Times New Roman" w:eastAsia="Times New Roman" w:hAnsi="Times New Roman"/>
+          <w:b w:val="false"/>
+          <w:bCs w:val="false"/>
+          <w:sz w:val="21"/>
+          <w:szCs w:val="21"/>
+        </w:rPr>
+        <w:t xml:space="preserve">Two preprocessor statements are executed while the source is read. </w:t>
+      </w:r>
+      <w:r>
+        <w:rPr>
+          <w:rFonts w:ascii="Courier New" w:cs="Courier New" w:eastAsia="Courier New" w:hAnsi="Courier New"/>
+          <w:sz w:val="19"/>
+          <w:szCs w:val="19"/>
+        </w:rPr>
+        <w:t xml:space="preserve">%REPLACE name BY value;</w:t>
+      </w:r>
+      <w:r>
+        <w:rPr>
+          <w:rFonts w:ascii="Times New Roman" w:cs="Times New Roman" w:eastAsia="Times New Roman" w:hAnsi="Times New Roman"/>
+          <w:b w:val="false"/>
+          <w:bCs w:val="false"/>
+          <w:sz w:val="21"/>
+          <w:szCs w:val="21"/>
+        </w:rPr>
+        <w:t xml:space="preserve"> replaces every later occurrence of the identifier </w:t>
+      </w:r>
+      <w:r>
+        <w:rPr>
+          <w:rFonts w:ascii="Times New Roman" w:cs="Times New Roman" w:eastAsia="Times New Roman" w:hAnsi="Times New Roman"/>
+          <w:i/>
+          <w:iCs/>
+          <w:sz w:val="21"/>
+          <w:szCs w:val="21"/>
+        </w:rPr>
+        <w:t xml:space="preserve">name</w:t>
+      </w:r>
+      <w:r>
+        <w:rPr>
+          <w:rFonts w:ascii="Times New Roman" w:cs="Times New Roman" w:eastAsia="Times New Roman" w:hAnsi="Times New Roman"/>
+          <w:b w:val="false"/>
+          <w:bCs w:val="false"/>
+          <w:sz w:val="21"/>
+          <w:szCs w:val="21"/>
+        </w:rPr>
+        <w:t xml:space="preserve"> by a number or string. </w:t>
+      </w:r>
+      <w:r>
+        <w:rPr>
+          <w:rFonts w:ascii="Courier New" w:cs="Courier New" w:eastAsia="Courier New" w:hAnsi="Courier New"/>
+          <w:sz w:val="19"/>
+          <w:szCs w:val="19"/>
+        </w:rPr>
+        <w:t xml:space="preserve">%INCLUDE name;</w:t>
+      </w:r>
+      <w:r>
+        <w:rPr>
+          <w:rFonts w:ascii="Times New Roman" w:cs="Times New Roman" w:eastAsia="Times New Roman" w:hAnsi="Times New Roman"/>
+          <w:b w:val="false"/>
+          <w:bCs w:val="false"/>
+          <w:sz w:val="21"/>
+          <w:szCs w:val="21"/>
+        </w:rPr>
+        <w:t xml:space="preserve"> inserts the text of the file </w:t>
+      </w:r>
+      <w:r>
+        <w:rPr>
+          <w:rFonts w:ascii="Times New Roman" w:cs="Times New Roman" w:eastAsia="Times New Roman" w:hAnsi="Times New Roman"/>
+          <w:i/>
+          <w:iCs/>
+          <w:sz w:val="21"/>
+          <w:szCs w:val="21"/>
+        </w:rPr>
+        <w:t xml:space="preserve">name</w:t>
+      </w:r>
+      <w:r>
+        <w:rPr>
+          <w:rFonts w:ascii="Times New Roman" w:cs="Times New Roman" w:eastAsia="Times New Roman" w:hAnsi="Times New Roman"/>
+          <w:b w:val="false"/>
+          <w:bCs w:val="false"/>
+          <w:sz w:val="21"/>
+          <w:szCs w:val="21"/>
+        </w:rPr>
+        <w:t xml:space="preserve"> at this point: the translator looks for </w:t>
+      </w:r>
+      <w:r>
+        <w:rPr>
+          <w:rFonts w:ascii="Courier New" w:cs="Courier New" w:eastAsia="Courier New" w:hAnsi="Courier New"/>
+          <w:sz w:val="19"/>
+          <w:szCs w:val="19"/>
+        </w:rPr>
+        <w:t xml:space="preserve">name</w:t>
+      </w:r>
+      <w:r>
+        <w:rPr>
+          <w:rFonts w:ascii="Times New Roman" w:cs="Times New Roman" w:eastAsia="Times New Roman" w:hAnsi="Times New Roman"/>
+          <w:b w:val="false"/>
+          <w:bCs w:val="false"/>
+          <w:sz w:val="21"/>
+          <w:szCs w:val="21"/>
+        </w:rPr>
+        <w:t xml:space="preserve">, </w:t>
+      </w:r>
+      <w:r>
+        <w:rPr>
+          <w:rFonts w:ascii="Courier New" w:cs="Courier New" w:eastAsia="Courier New" w:hAnsi="Courier New"/>
+          <w:sz w:val="19"/>
+          <w:szCs w:val="19"/>
+        </w:rPr>
+        <w:t xml:space="preserve">name.inc</w:t>
+      </w:r>
+      <w:r>
+        <w:rPr>
+          <w:rFonts w:ascii="Times New Roman" w:cs="Times New Roman" w:eastAsia="Times New Roman" w:hAnsi="Times New Roman"/>
+          <w:b w:val="false"/>
+          <w:bCs w:val="false"/>
+          <w:sz w:val="21"/>
+          <w:szCs w:val="21"/>
+        </w:rPr>
+        <w:t xml:space="preserve">, </w:t>
+      </w:r>
+      <w:r>
+        <w:rPr>
+          <w:rFonts w:ascii="Courier New" w:cs="Courier New" w:eastAsia="Courier New" w:hAnsi="Courier New"/>
+          <w:sz w:val="19"/>
+          <w:szCs w:val="19"/>
+        </w:rPr>
+        <w:t xml:space="preserve">name.pli</w:t>
+      </w:r>
+      <w:r>
+        <w:rPr>
+          <w:rFonts w:ascii="Times New Roman" w:cs="Times New Roman" w:eastAsia="Times New Roman" w:hAnsi="Times New Roman"/>
+          <w:b w:val="false"/>
+          <w:bCs w:val="false"/>
+          <w:sz w:val="21"/>
+          <w:szCs w:val="21"/>
+        </w:rPr>
+        <w:t xml:space="preserve">, and then in the directory of the including file. Includes may be nested to 8 levels. The statements %PAGE, %SKIP, %NOPRINT and %NOTE are accepted and ignored.</w:t>
+      </w:r>
+    </w:p>
+    <w:tbl>
+      <w:tblPr>
+        <w:tblW w:type="dxa" w:w="9638"/>
+        <w:tblBorders>
+          <w:top w:val="single" w:color="000000" w:sz="4"/>
+          <w:left w:val="single" w:color="000000" w:sz="4"/>
+          <w:bottom w:val="single" w:color="000000" w:sz="4"/>
+          <w:right w:val="single" w:color="000000" w:sz="4"/>
+          <w:insideH w:val="single" w:color="000000" w:sz="4"/>
+          <w:insideV w:val="single" w:color="000000" w:sz="4"/>
+        </w:tblBorders>
+        <w:tblLayout w:type="fixed"/>
+      </w:tblPr>
+      <w:tblGrid>
+        <w:gridCol w:w="9638"/>
+      </w:tblGrid>
+      <w:tr>
+        <w:trPr>
+          <w:cantSplit/>
+        </w:trPr>
+        <w:tc>
+          <w:tcPr>
+            <w:tcW w:type="dxa" w:w="9638"/>
+            <w:shd w:fill="F2F2F2" w:color="auto" w:val="clear"/>
+            <w:tcMar>
+              <w:top w:type="dxa" w:w="100"/>
+              <w:left w:type="dxa" w:w="140"/>
+              <w:bottom w:type="dxa" w:w="100"/>
+              <w:right w:type="dxa" w:w="140"/>
+            </w:tcMar>
+          </w:tcPr>
+          <w:p>
+            <w:pPr>
+              <w:keepNext/>
+              <w:spacing w:after="0" w:line="228"/>
+            </w:pPr>
+            <w:r>
+              <w:rPr>
+                <w:rFonts w:ascii="Courier New" w:cs="Courier New" w:eastAsia="Courier New" w:hAnsi="Courier New"/>
+                <w:sz w:val="17"/>
+                <w:szCs w:val="17"/>
+              </w:rPr>
+              <w:t xml:space="preserve">DEMO: PROCEDURE OPTIONS(MAIN);</w:t>
+            </w:r>
+          </w:p>
+          <w:p>
+            <w:pPr>
+              <w:keepNext/>
+              <w:spacing w:after="0" w:line="228"/>
+            </w:pPr>
+            <w:r>
+              <w:rPr>
+                <w:rFonts w:ascii="Courier New" w:cs="Courier New" w:eastAsia="Courier New" w:hAnsi="Courier New"/>
+                <w:sz w:val="17"/>
+                <w:szCs w:val="17"/>
+              </w:rPr>
+              <w:t xml:space="preserve">%REPLACE N BY 5;</w:t>
+            </w:r>
+          </w:p>
+          <w:p>
+            <w:pPr>
+              <w:keepNext/>
+              <w:spacing w:after="0" w:line="228"/>
+            </w:pPr>
+            <w:r>
+              <w:rPr>
+                <w:rFonts w:ascii="Courier New" w:cs="Courier New" w:eastAsia="Courier New" w:hAnsi="Courier New"/>
+                <w:sz w:val="17"/>
+                <w:szCs w:val="17"/>
+              </w:rPr>
+              <w:t xml:space="preserve">%REPLACE GREETING BY 'hi';</w:t>
+            </w:r>
+          </w:p>
+          <w:p>
+            <w:pPr>
+              <w:keepNext/>
+              <w:spacing w:after="0" w:line="228"/>
+            </w:pPr>
+            <w:r>
+              <w:rPr>
+                <w:rFonts w:ascii="Courier New" w:cs="Courier New" w:eastAsia="Courier New" w:hAnsi="Courier New"/>
+                <w:sz w:val="17"/>
+                <w:szCs w:val="17"/>
+              </w:rPr>
+              <w:t xml:space="preserve">  DECLARE A(N) FIXED BINARY(31);</w:t>
+            </w:r>
+          </w:p>
+          <w:p>
+            <w:pPr>
+              <w:keepNext/>
+              <w:spacing w:after="0" w:line="228"/>
+            </w:pPr>
+            <w:r>
+              <w:rPr>
+                <w:rFonts w:ascii="Courier New" w:cs="Courier New" w:eastAsia="Courier New" w:hAnsi="Courier New"/>
+                <w:sz w:val="17"/>
+                <w:szCs w:val="17"/>
+              </w:rPr>
+              <w:t xml:space="preserve">  DECLARE I FIXED BINARY(31);</w:t>
+            </w:r>
+          </w:p>
+          <w:p>
+            <w:pPr>
+              <w:keepNext/>
+              <w:spacing w:after="0" w:line="228"/>
+            </w:pPr>
+            <w:r>
+              <w:rPr>
+                <w:rFonts w:ascii="Courier New" w:cs="Courier New" w:eastAsia="Courier New" w:hAnsi="Courier New"/>
+                <w:sz w:val="17"/>
+                <w:szCs w:val="17"/>
+              </w:rPr>
+              <w:t xml:space="preserve">  DO I = 1 TO N;</w:t>
+            </w:r>
+          </w:p>
+          <w:p>
+            <w:pPr>
+              <w:keepNext/>
+              <w:spacing w:after="0" w:line="228"/>
+            </w:pPr>
+            <w:r>
+              <w:rPr>
+                <w:rFonts w:ascii="Courier New" w:cs="Courier New" w:eastAsia="Courier New" w:hAnsi="Courier New"/>
+                <w:sz w:val="17"/>
+                <w:szCs w:val="17"/>
+              </w:rPr>
+              <w:t xml:space="preserve">    A(I) = I * N;</w:t>
+            </w:r>
+          </w:p>
+          <w:p>
+            <w:pPr>
+              <w:keepNext/>
+              <w:spacing w:after="0" w:line="228"/>
+            </w:pPr>
+            <w:r>
+              <w:rPr>
+                <w:rFonts w:ascii="Courier New" w:cs="Courier New" w:eastAsia="Courier New" w:hAnsi="Courier New"/>
+                <w:sz w:val="17"/>
+                <w:szCs w:val="17"/>
+              </w:rPr>
+              <w:t xml:space="preserve">  END;</w:t>
+            </w:r>
+          </w:p>
+          <w:p>
+            <w:pPr>
+              <w:keepNext/>
+              <w:spacing w:after="0" w:line="228"/>
+            </w:pPr>
+            <w:r>
+              <w:rPr>
+                <w:rFonts w:ascii="Courier New" w:cs="Courier New" w:eastAsia="Courier New" w:hAnsi="Courier New"/>
+                <w:sz w:val="17"/>
+                <w:szCs w:val="17"/>
+              </w:rPr>
+              <w:t xml:space="preserve">  PUT SKIP LIST(GREETING, A);</w:t>
+            </w:r>
+          </w:p>
+          <w:p>
+            <w:pPr>
+              <w:keepNext/>
+              <w:spacing w:after="0" w:line="228"/>
+            </w:pPr>
+            <w:r>
+              <w:rPr>
+                <w:rFonts w:ascii="Courier New" w:cs="Courier New" w:eastAsia="Courier New" w:hAnsi="Courier New"/>
+                <w:sz w:val="17"/>
+                <w:szCs w:val="17"/>
+              </w:rPr>
+              <w:t xml:space="preserve">END DEMO;</w:t>
+            </w:r>
+          </w:p>
+          <w:p>
+            <w:pPr>
+              <w:keepNext/>
+              <w:spacing w:after="0" w:line="228"/>
+            </w:pPr>
+            <w:r>
+              <w:rPr>
+                <w:rFonts w:ascii="Courier New" w:cs="Courier New" w:eastAsia="Courier New" w:hAnsi="Courier New"/>
+                <w:sz w:val="17"/>
+                <w:szCs w:val="17"/>
+              </w:rPr>
+              <w:t xml:space="preserve"> </w:t>
+            </w:r>
+          </w:p>
+          <w:p>
+            <w:pPr>
+              <w:keepNext/>
+              <w:spacing w:after="0" w:line="228"/>
+            </w:pPr>
+            <w:r>
+              <w:rPr>
+                <w:rFonts w:ascii="Courier New" w:cs="Courier New" w:eastAsia="Courier New" w:hAnsi="Courier New"/>
+                <w:sz w:val="17"/>
+                <w:szCs w:val="17"/>
+              </w:rPr>
+              <w:t xml:space="preserve">/* prints */</w:t>
+            </w:r>
+          </w:p>
+          <w:p>
+            <w:pPr>
+              <w:keepNext/>
+              <w:spacing w:after="0" w:line="228"/>
+            </w:pPr>
+            <w:r>
+              <w:rPr>
+                <w:rFonts w:ascii="Courier New" w:cs="Courier New" w:eastAsia="Courier New" w:hAnsi="Courier New"/>
+                <w:sz w:val="17"/>
+                <w:szCs w:val="17"/>
+              </w:rPr>
+              <w:t xml:space="preserve">hi                      5                       10                      15                      20</w:t>
+            </w:r>
+          </w:p>
+          <w:p>
+            <w:pPr>
+              <w:keepNext/>
+              <w:spacing w:after="0" w:line="228"/>
+            </w:pPr>
+            <w:r>
+              <w:rPr>
+                <w:rFonts w:ascii="Courier New" w:cs="Courier New" w:eastAsia="Courier New" w:hAnsi="Courier New"/>
+                <w:sz w:val="17"/>
+                <w:szCs w:val="17"/>
+              </w:rPr>
+              <w:t xml:space="preserve">25</w:t>
+            </w:r>
+          </w:p>
+        </w:tc>
+      </w:tr>
+    </w:tbl>
+    <w:p>
+      <w:pPr>
+        <w:spacing w:after="200" w:before="80"/>
+      </w:pPr>
+      <w:r>
+        <w:rPr>
+          <w:rFonts w:ascii="Arial" w:cs="Arial" w:eastAsia="Arial" w:hAnsi="Arial"/>
+          <w:b/>
+          <w:bCs/>
+          <w:sz w:val="18"/>
+          <w:szCs w:val="18"/>
+        </w:rPr>
+        <w:t xml:space="preserve">Figure 22. </w:t>
       </w:r>
       <w:r>
         <w:rPr>
@@ -15973,7 +16701,7 @@
           <w:sz w:val="18"/>
           <w:szCs w:val="18"/>
         </w:rPr>
-        <w:t xml:space="preserve">Figure 22. </w:t>
+        <w:t xml:space="preserve">Figure 23. </w:t>
       </w:r>
       <w:r>
         <w:rPr>
@@ -16390,7 +17118,7 @@
           <w:sz w:val="18"/>
           <w:szCs w:val="18"/>
         </w:rPr>
-        <w:t xml:space="preserve">Figure 23. </w:t>
+        <w:t xml:space="preserve">Figure 24. </w:t>
       </w:r>
       <w:r>
         <w:rPr>
@@ -16793,7 +17521,7 @@
           <w:sz w:val="18"/>
           <w:szCs w:val="18"/>
         </w:rPr>
-        <w:t xml:space="preserve">Figure 24. </w:t>
+        <w:t xml:space="preserve">Figure 25. </w:t>
       </w:r>
       <w:r>
         <w:rPr>
@@ -17068,7 +17796,7 @@
           <w:sz w:val="18"/>
           <w:szCs w:val="18"/>
         </w:rPr>
-        <w:t xml:space="preserve">Figure 25. </w:t>
+        <w:t xml:space="preserve">Figure 26. </w:t>
       </w:r>
       <w:r>
         <w:rPr>
@@ -17479,7 +18207,7 @@
           <w:sz w:val="18"/>
           <w:szCs w:val="18"/>
         </w:rPr>
-        <w:t xml:space="preserve">Figure 26. </w:t>
+        <w:t xml:space="preserve">Figure 27. </w:t>
       </w:r>
       <w:r>
         <w:rPr>
@@ -18556,7 +19284,7 @@
           <w:sz w:val="18"/>
           <w:szCs w:val="18"/>
         </w:rPr>
-        <w:t xml:space="preserve">Figure 27. </w:t>
+        <w:t xml:space="preserve">Figure 28. </w:t>
       </w:r>
       <w:r>
         <w:rPr>
@@ -19208,7 +19936,7 @@
           <w:sz w:val="18"/>
           <w:szCs w:val="18"/>
         </w:rPr>
-        <w:t xml:space="preserve">Figure 28. </w:t>
+        <w:t xml:space="preserve">Figure 29. </w:t>
       </w:r>
       <w:r>
         <w:rPr>
@@ -19491,7 +20219,7 @@
           <w:sz w:val="18"/>
           <w:szCs w:val="18"/>
         </w:rPr>
-        <w:t xml:space="preserve">Figure 29. </w:t>
+        <w:t xml:space="preserve">Figure 30. </w:t>
       </w:r>
       <w:r>
         <w:rPr>
@@ -19828,7 +20556,7 @@
           <w:sz w:val="18"/>
           <w:szCs w:val="18"/>
         </w:rPr>
-        <w:t xml:space="preserve">Figure 30. </w:t>
+        <w:t xml:space="preserve">Figure 31. </w:t>
       </w:r>
       <w:r>
         <w:rPr>
@@ -20727,7 +21455,7 @@
           <w:sz w:val="18"/>
           <w:szCs w:val="18"/>
         </w:rPr>
-        <w:t xml:space="preserve">Figure 31. </w:t>
+        <w:t xml:space="preserve">Figure 32. </w:t>
       </w:r>
       <w:r>
         <w:rPr>
@@ -20994,7 +21722,7 @@
           <w:sz w:val="18"/>
           <w:szCs w:val="18"/>
         </w:rPr>
-        <w:t xml:space="preserve">Figure 32. </w:t>
+        <w:t xml:space="preserve">Figure 33. </w:t>
       </w:r>
       <w:r>
         <w:rPr>
@@ -21442,7 +22170,7 @@
           <w:sz w:val="18"/>
           <w:szCs w:val="18"/>
         </w:rPr>
-        <w:t xml:space="preserve">Figure 33. </w:t>
+        <w:t xml:space="preserve">Figure 34. </w:t>
       </w:r>
       <w:r>
         <w:rPr>
@@ -21986,7 +22714,7 @@
           <w:sz w:val="18"/>
           <w:szCs w:val="18"/>
         </w:rPr>
-        <w:t xml:space="preserve">Figure 34. </w:t>
+        <w:t xml:space="preserve">Figure 35. </w:t>
       </w:r>
       <w:r>
         <w:rPr>
@@ -22502,7 +23230,7 @@
           <w:sz w:val="18"/>
           <w:szCs w:val="18"/>
         </w:rPr>
-        <w:t xml:space="preserve">Figure 35. </w:t>
+        <w:t xml:space="preserve">Figure 36. </w:t>
       </w:r>
       <w:r>
         <w:rPr>
@@ -22975,7 +23703,7 @@
           <w:sz w:val="18"/>
           <w:szCs w:val="18"/>
         </w:rPr>
-        <w:t xml:space="preserve">Figure 36. </w:t>
+        <w:t xml:space="preserve">Figure 37. </w:t>
       </w:r>
       <w:r>
         <w:rPr>
@@ -23364,7 +24092,7 @@
           <w:sz w:val="18"/>
           <w:szCs w:val="18"/>
         </w:rPr>
-        <w:t xml:space="preserve">Figure 37. </w:t>
+        <w:t xml:space="preserve">Figure 38. </w:t>
       </w:r>
       <w:r>
         <w:rPr>
@@ -23939,7 +24667,7 @@
           <w:sz w:val="18"/>
           <w:szCs w:val="18"/>
         </w:rPr>
-        <w:t xml:space="preserve">Figure 38. </w:t>
+        <w:t xml:space="preserve">Figure 39. </w:t>
       </w:r>
       <w:r>
         <w:rPr>
@@ -24384,7 +25112,7 @@
           <w:sz w:val="18"/>
           <w:szCs w:val="18"/>
         </w:rPr>
-        <w:t xml:space="preserve">Figure 39. </w:t>
+        <w:t xml:space="preserve">Figure 40. </w:t>
       </w:r>
       <w:r>
         <w:rPr>
@@ -25067,7 +25795,7 @@
           <w:sz w:val="18"/>
           <w:szCs w:val="18"/>
         </w:rPr>
-        <w:t xml:space="preserve">Figure 40. </w:t>
+        <w:t xml:space="preserve">Figure 41. </w:t>
       </w:r>
       <w:r>
         <w:rPr>
@@ -26179,7 +26907,7 @@
           <w:sz w:val="18"/>
           <w:szCs w:val="18"/>
         </w:rPr>
-        <w:t xml:space="preserve">Figure 41. </w:t>
+        <w:t xml:space="preserve">Figure 42. </w:t>
       </w:r>
       <w:r>
         <w:rPr>
@@ -27035,7 +27763,7 @@
           <w:sz w:val="18"/>
           <w:szCs w:val="18"/>
         </w:rPr>
-        <w:t xml:space="preserve">Figure 42. </w:t>
+        <w:t xml:space="preserve">Figure 43. </w:t>
       </w:r>
       <w:r>
         <w:rPr>
@@ -28037,7 +28765,7 @@
           <w:sz w:val="18"/>
           <w:szCs w:val="18"/>
         </w:rPr>
-        <w:t xml:space="preserve">Figure 43. </w:t>
+        <w:t xml:space="preserve">Figure 44. </w:t>
       </w:r>
       <w:r>
         <w:rPr>
@@ -29072,7 +29800,7 @@
           <w:sz w:val="18"/>
           <w:szCs w:val="18"/>
         </w:rPr>
-        <w:t xml:space="preserve">Figure 44. </w:t>
+        <w:t xml:space="preserve">Figure 45. </w:t>
       </w:r>
       <w:r>
         <w:rPr>
@@ -29842,7 +30570,7 @@
           <w:sz w:val="18"/>
           <w:szCs w:val="18"/>
         </w:rPr>
-        <w:t xml:space="preserve">Figure 45. </w:t>
+        <w:t xml:space="preserve">Figure 46. </w:t>
       </w:r>
       <w:r>
         <w:rPr>
@@ -30114,6 +30842,26 @@
           <w:szCs w:val="21"/>
         </w:rPr>
         <w:t xml:space="preserve">GET DATA, REWRITE, keyed access and the options KEY, KEYFROM and KEYTO are not available. READ INTO an array is not supported.</w:t>
+      </w:r>
+    </w:p>
+    <w:p>
+      <w:pPr>
+        <w:pStyle w:val="ListParagraph"/>
+        <w:numPr>
+          <w:ilvl w:val="0"/>
+          <w:numId w:val="2"/>
+        </w:numPr>
+        <w:spacing w:after="60"/>
+      </w:pPr>
+      <w:r>
+        <w:rPr>
+          <w:rFonts w:ascii="Times New Roman" w:cs="Times New Roman" w:eastAsia="Times New Roman" w:hAnsi="Times New Roman"/>
+          <w:b w:val="false"/>
+          <w:bCs w:val="false"/>
+          <w:sz w:val="21"/>
+          <w:szCs w:val="21"/>
+        </w:rPr>
+        <w:t xml:space="preserve">Source files are translated together; there is no separate compilation and no linking of object modules.</w:t>
       </w:r>
     </w:p>
     <w:p>

--- a/docs/PLI-User-Guide.docx
+++ b/docs/PLI-User-Guide.docx
@@ -526,7 +526,7 @@
           <w:sz w:val="20"/>
           <w:szCs w:val="20"/>
         </w:rPr>
-        <w:t xml:space="preserve">	3</w:t>
+        <w:t xml:space="preserve">	4</w:t>
       </w:r>
     </w:p>
     <w:p>
@@ -1183,7 +1183,7 @@
           <w:sz w:val="20"/>
           <w:szCs w:val="20"/>
         </w:rPr>
-        <w:t xml:space="preserve">The preprocessor</w:t>
+        <w:t xml:space="preserve">Separate compilation</w:t>
       </w:r>
       <w:r>
         <w:rPr>
@@ -1194,6 +1194,93 @@
           <w:szCs w:val="20"/>
         </w:rPr>
         <w:t xml:space="preserve">	15</w:t>
+      </w:r>
+    </w:p>
+    <w:p>
+      <w:pPr>
+        <w:tabs>
+          <w:tab w:val="right" w:pos="9638" w:leader="dot"/>
+        </w:tabs>
+        <w:spacing w:after="20" w:before="20"/>
+        <w:ind w:left="400"/>
+      </w:pPr>
+      <w:r>
+        <w:rPr>
+          <w:rFonts w:ascii="Times New Roman" w:cs="Times New Roman" w:eastAsia="Times New Roman" w:hAnsi="Times New Roman"/>
+          <w:b w:val="false"/>
+          <w:bCs w:val="false"/>
+          <w:sz w:val="20"/>
+          <w:szCs w:val="20"/>
+        </w:rPr>
+        <w:t xml:space="preserve">Calling C from PL/I</w:t>
+      </w:r>
+      <w:r>
+        <w:rPr>
+          <w:rFonts w:ascii="Times New Roman" w:cs="Times New Roman" w:eastAsia="Times New Roman" w:hAnsi="Times New Roman"/>
+          <w:b w:val="false"/>
+          <w:bCs w:val="false"/>
+          <w:sz w:val="20"/>
+          <w:szCs w:val="20"/>
+        </w:rPr>
+        <w:t xml:space="preserve">	17</w:t>
+      </w:r>
+    </w:p>
+    <w:p>
+      <w:pPr>
+        <w:tabs>
+          <w:tab w:val="right" w:pos="9638" w:leader="dot"/>
+        </w:tabs>
+        <w:spacing w:after="20" w:before="20"/>
+        <w:ind w:left="400"/>
+      </w:pPr>
+      <w:r>
+        <w:rPr>
+          <w:rFonts w:ascii="Times New Roman" w:cs="Times New Roman" w:eastAsia="Times New Roman" w:hAnsi="Times New Roman"/>
+          <w:b w:val="false"/>
+          <w:bCs w:val="false"/>
+          <w:sz w:val="20"/>
+          <w:szCs w:val="20"/>
+        </w:rPr>
+        <w:t xml:space="preserve">Calling PL/I from C</w:t>
+      </w:r>
+      <w:r>
+        <w:rPr>
+          <w:rFonts w:ascii="Times New Roman" w:cs="Times New Roman" w:eastAsia="Times New Roman" w:hAnsi="Times New Roman"/>
+          <w:b w:val="false"/>
+          <w:bCs w:val="false"/>
+          <w:sz w:val="20"/>
+          <w:szCs w:val="20"/>
+        </w:rPr>
+        <w:t xml:space="preserve">	18</w:t>
+      </w:r>
+    </w:p>
+    <w:p>
+      <w:pPr>
+        <w:tabs>
+          <w:tab w:val="right" w:pos="9638" w:leader="dot"/>
+        </w:tabs>
+        <w:spacing w:after="20" w:before="20"/>
+        <w:ind w:left="400"/>
+      </w:pPr>
+      <w:r>
+        <w:rPr>
+          <w:rFonts w:ascii="Times New Roman" w:cs="Times New Roman" w:eastAsia="Times New Roman" w:hAnsi="Times New Roman"/>
+          <w:b w:val="false"/>
+          <w:bCs w:val="false"/>
+          <w:sz w:val="20"/>
+          <w:szCs w:val="20"/>
+        </w:rPr>
+        <w:t xml:space="preserve">The preprocessor</w:t>
+      </w:r>
+      <w:r>
+        <w:rPr>
+          <w:rFonts w:ascii="Times New Roman" w:cs="Times New Roman" w:eastAsia="Times New Roman" w:hAnsi="Times New Roman"/>
+          <w:b w:val="false"/>
+          <w:bCs w:val="false"/>
+          <w:sz w:val="20"/>
+          <w:szCs w:val="20"/>
+        </w:rPr>
+        <w:t xml:space="preserve">	19</w:t>
       </w:r>
     </w:p>
     <w:p>
@@ -1222,7 +1309,7 @@
           <w:sz w:val="21"/>
           <w:szCs w:val="21"/>
         </w:rPr>
-        <w:t xml:space="preserve">	17</w:t>
+        <w:t xml:space="preserve">	21</w:t>
       </w:r>
     </w:p>
     <w:p>
@@ -1251,7 +1338,7 @@
           <w:sz w:val="20"/>
           <w:szCs w:val="20"/>
         </w:rPr>
-        <w:t xml:space="preserve">	17</w:t>
+        <w:t xml:space="preserve">	21</w:t>
       </w:r>
     </w:p>
     <w:p>
@@ -1280,7 +1367,7 @@
           <w:sz w:val="20"/>
           <w:szCs w:val="20"/>
         </w:rPr>
-        <w:t xml:space="preserve">	17</w:t>
+        <w:t xml:space="preserve">	21</w:t>
       </w:r>
     </w:p>
     <w:p>
@@ -1309,7 +1396,7 @@
           <w:sz w:val="20"/>
           <w:szCs w:val="20"/>
         </w:rPr>
-        <w:t xml:space="preserve">	18</w:t>
+        <w:t xml:space="preserve">	22</w:t>
       </w:r>
     </w:p>
     <w:p>
@@ -1338,7 +1425,7 @@
           <w:sz w:val="20"/>
           <w:szCs w:val="20"/>
         </w:rPr>
-        <w:t xml:space="preserve">	18</w:t>
+        <w:t xml:space="preserve">	22</w:t>
       </w:r>
     </w:p>
     <w:p>
@@ -1367,7 +1454,7 @@
           <w:sz w:val="20"/>
           <w:szCs w:val="20"/>
         </w:rPr>
-        <w:t xml:space="preserve">	19</w:t>
+        <w:t xml:space="preserve">	23</w:t>
       </w:r>
     </w:p>
     <w:p>
@@ -1396,7 +1483,7 @@
           <w:sz w:val="20"/>
           <w:szCs w:val="20"/>
         </w:rPr>
-        <w:t xml:space="preserve">	19</w:t>
+        <w:t xml:space="preserve">	23</w:t>
       </w:r>
     </w:p>
     <w:p>
@@ -1425,7 +1512,7 @@
           <w:sz w:val="21"/>
           <w:szCs w:val="21"/>
         </w:rPr>
-        <w:t xml:space="preserve">	20</w:t>
+        <w:t xml:space="preserve">	24</w:t>
       </w:r>
     </w:p>
     <w:p>
@@ -1454,7 +1541,7 @@
           <w:sz w:val="20"/>
           <w:szCs w:val="20"/>
         </w:rPr>
-        <w:t xml:space="preserve">	20</w:t>
+        <w:t xml:space="preserve">	24</w:t>
       </w:r>
     </w:p>
     <w:p>
@@ -1483,7 +1570,7 @@
           <w:sz w:val="20"/>
           <w:szCs w:val="20"/>
         </w:rPr>
-        <w:t xml:space="preserve">	20</w:t>
+        <w:t xml:space="preserve">	24</w:t>
       </w:r>
     </w:p>
     <w:p>
@@ -1512,7 +1599,7 @@
           <w:sz w:val="20"/>
           <w:szCs w:val="20"/>
         </w:rPr>
-        <w:t xml:space="preserve">	21</w:t>
+        <w:t xml:space="preserve">	25</w:t>
       </w:r>
     </w:p>
     <w:p>
@@ -1541,7 +1628,7 @@
           <w:sz w:val="20"/>
           <w:szCs w:val="20"/>
         </w:rPr>
-        <w:t xml:space="preserve">	21</w:t>
+        <w:t xml:space="preserve">	25</w:t>
       </w:r>
     </w:p>
     <w:p>
@@ -1570,7 +1657,7 @@
           <w:sz w:val="20"/>
           <w:szCs w:val="20"/>
         </w:rPr>
-        <w:t xml:space="preserve">	22</w:t>
+        <w:t xml:space="preserve">	26</w:t>
       </w:r>
     </w:p>
     <w:p>
@@ -1599,7 +1686,7 @@
           <w:sz w:val="20"/>
           <w:szCs w:val="20"/>
         </w:rPr>
-        <w:t xml:space="preserve">	22</w:t>
+        <w:t xml:space="preserve">	26</w:t>
       </w:r>
     </w:p>
     <w:p>
@@ -1628,7 +1715,7 @@
           <w:sz w:val="21"/>
           <w:szCs w:val="21"/>
         </w:rPr>
-        <w:t xml:space="preserve">	23</w:t>
+        <w:t xml:space="preserve">	27</w:t>
       </w:r>
     </w:p>
     <w:p>
@@ -1657,7 +1744,7 @@
           <w:sz w:val="20"/>
           <w:szCs w:val="20"/>
         </w:rPr>
-        <w:t xml:space="preserve">	23</w:t>
+        <w:t xml:space="preserve">	27</w:t>
       </w:r>
     </w:p>
     <w:p>
@@ -1686,7 +1773,7 @@
           <w:sz w:val="20"/>
           <w:szCs w:val="20"/>
         </w:rPr>
-        <w:t xml:space="preserve">	23</w:t>
+        <w:t xml:space="preserve">	27</w:t>
       </w:r>
     </w:p>
     <w:p>
@@ -1715,7 +1802,7 @@
           <w:sz w:val="20"/>
           <w:szCs w:val="20"/>
         </w:rPr>
-        <w:t xml:space="preserve">	24</w:t>
+        <w:t xml:space="preserve">	28</w:t>
       </w:r>
     </w:p>
     <w:p>
@@ -1744,7 +1831,7 @@
           <w:sz w:val="20"/>
           <w:szCs w:val="20"/>
         </w:rPr>
-        <w:t xml:space="preserve">	25</w:t>
+        <w:t xml:space="preserve">	29</w:t>
       </w:r>
     </w:p>
     <w:p>
@@ -1773,7 +1860,7 @@
           <w:sz w:val="20"/>
           <w:szCs w:val="20"/>
         </w:rPr>
-        <w:t xml:space="preserve">	25</w:t>
+        <w:t xml:space="preserve">	29</w:t>
       </w:r>
     </w:p>
     <w:p>
@@ -1802,7 +1889,7 @@
           <w:sz w:val="21"/>
           <w:szCs w:val="21"/>
         </w:rPr>
-        <w:t xml:space="preserve">	27</w:t>
+        <w:t xml:space="preserve">	31</w:t>
       </w:r>
     </w:p>
     <w:p>
@@ -1831,7 +1918,7 @@
           <w:sz w:val="20"/>
           <w:szCs w:val="20"/>
         </w:rPr>
-        <w:t xml:space="preserve">	27</w:t>
+        <w:t xml:space="preserve">	31</w:t>
       </w:r>
     </w:p>
     <w:p>
@@ -1860,7 +1947,7 @@
           <w:sz w:val="20"/>
           <w:szCs w:val="20"/>
         </w:rPr>
-        <w:t xml:space="preserve">	27</w:t>
+        <w:t xml:space="preserve">	31</w:t>
       </w:r>
     </w:p>
     <w:p>
@@ -1889,7 +1976,7 @@
           <w:sz w:val="20"/>
           <w:szCs w:val="20"/>
         </w:rPr>
-        <w:t xml:space="preserve">	28</w:t>
+        <w:t xml:space="preserve">	32</w:t>
       </w:r>
     </w:p>
     <w:p>
@@ -1918,7 +2005,7 @@
           <w:sz w:val="21"/>
           <w:szCs w:val="21"/>
         </w:rPr>
-        <w:t xml:space="preserve">	29</w:t>
+        <w:t xml:space="preserve">	33</w:t>
       </w:r>
     </w:p>
     <w:p>
@@ -1947,7 +2034,7 @@
           <w:sz w:val="20"/>
           <w:szCs w:val="20"/>
         </w:rPr>
-        <w:t xml:space="preserve">	29</w:t>
+        <w:t xml:space="preserve">	33</w:t>
       </w:r>
     </w:p>
     <w:p>
@@ -1976,7 +2063,7 @@
           <w:sz w:val="20"/>
           <w:szCs w:val="20"/>
         </w:rPr>
-        <w:t xml:space="preserve">	29</w:t>
+        <w:t xml:space="preserve">	33</w:t>
       </w:r>
     </w:p>
     <w:p>
@@ -2005,7 +2092,7 @@
           <w:sz w:val="20"/>
           <w:szCs w:val="20"/>
         </w:rPr>
-        <w:t xml:space="preserve">	29</w:t>
+        <w:t xml:space="preserve">	33</w:t>
       </w:r>
     </w:p>
     <w:p>
@@ -2034,7 +2121,7 @@
           <w:sz w:val="21"/>
           <w:szCs w:val="21"/>
         </w:rPr>
-        <w:t xml:space="preserve">	31</w:t>
+        <w:t xml:space="preserve">	35</w:t>
       </w:r>
     </w:p>
     <w:p>
@@ -2063,7 +2150,7 @@
           <w:sz w:val="20"/>
           <w:szCs w:val="20"/>
         </w:rPr>
-        <w:t xml:space="preserve">	31</w:t>
+        <w:t xml:space="preserve">	35</w:t>
       </w:r>
     </w:p>
     <w:p>
@@ -2092,7 +2179,7 @@
           <w:sz w:val="20"/>
           <w:szCs w:val="20"/>
         </w:rPr>
-        <w:t xml:space="preserve">	31</w:t>
+        <w:t xml:space="preserve">	35</w:t>
       </w:r>
     </w:p>
     <w:p>
@@ -2121,7 +2208,7 @@
           <w:sz w:val="21"/>
           <w:szCs w:val="21"/>
         </w:rPr>
-        <w:t xml:space="preserve">	33</w:t>
+        <w:t xml:space="preserve">	37</w:t>
       </w:r>
     </w:p>
     <w:p>
@@ -4306,6 +4393,184 @@
         <w:t xml:space="preserve">The command line</w:t>
       </w:r>
     </w:p>
+    <w:p>
+      <w:pPr>
+        <w:keepNext w:val="false"/>
+        <w:spacing w:after="120" w:before="0"/>
+      </w:pPr>
+      <w:r>
+        <w:rPr>
+          <w:rFonts w:ascii="Times New Roman" w:cs="Times New Roman" w:eastAsia="Times New Roman" w:hAnsi="Times New Roman"/>
+          <w:b w:val="false"/>
+          <w:bCs w:val="false"/>
+          <w:sz w:val="21"/>
+          <w:szCs w:val="21"/>
+        </w:rPr>
+        <w:t xml:space="preserve">A source name without a file type gets the type </w:t>
+      </w:r>
+      <w:r>
+        <w:rPr>
+          <w:rFonts w:ascii="Courier New" w:cs="Courier New" w:eastAsia="Courier New" w:hAnsi="Courier New"/>
+          <w:sz w:val="19"/>
+          <w:szCs w:val="19"/>
+        </w:rPr>
+        <w:t xml:space="preserve">pli</w:t>
+      </w:r>
+      <w:r>
+        <w:rPr>
+          <w:rFonts w:ascii="Times New Roman" w:cs="Times New Roman" w:eastAsia="Times New Roman" w:hAnsi="Times New Roman"/>
+          <w:b w:val="false"/>
+          <w:bCs w:val="false"/>
+          <w:sz w:val="21"/>
+          <w:szCs w:val="21"/>
+        </w:rPr>
+        <w:t xml:space="preserve">: </w:t>
+      </w:r>
+      <w:r>
+        <w:rPr>
+          <w:rFonts w:ascii="Courier New" w:cs="Courier New" w:eastAsia="Courier New" w:hAnsi="Courier New"/>
+          <w:sz w:val="19"/>
+          <w:szCs w:val="19"/>
+        </w:rPr>
+        <w:t xml:space="preserve">pli matrix</w:t>
+      </w:r>
+      <w:r>
+        <w:rPr>
+          <w:rFonts w:ascii="Times New Roman" w:cs="Times New Roman" w:eastAsia="Times New Roman" w:hAnsi="Times New Roman"/>
+          <w:b w:val="false"/>
+          <w:bCs w:val="false"/>
+          <w:sz w:val="21"/>
+          <w:szCs w:val="21"/>
+        </w:rPr>
+        <w:t xml:space="preserve"> reads </w:t>
+      </w:r>
+      <w:r>
+        <w:rPr>
+          <w:rFonts w:ascii="Courier New" w:cs="Courier New" w:eastAsia="Courier New" w:hAnsi="Courier New"/>
+          <w:sz w:val="19"/>
+          <w:szCs w:val="19"/>
+        </w:rPr>
+        <w:t xml:space="preserve">matrix.pli</w:t>
+      </w:r>
+      <w:r>
+        <w:rPr>
+          <w:rFonts w:ascii="Times New Roman" w:cs="Times New Roman" w:eastAsia="Times New Roman" w:hAnsi="Times New Roman"/>
+          <w:b w:val="false"/>
+          <w:bCs w:val="false"/>
+          <w:sz w:val="21"/>
+          <w:szCs w:val="21"/>
+        </w:rPr>
+        <w:t xml:space="preserve"> on Linux and Windows, and </w:t>
+      </w:r>
+      <w:r>
+        <w:rPr>
+          <w:rFonts w:ascii="Courier New" w:cs="Courier New" w:eastAsia="Courier New" w:hAnsi="Courier New"/>
+          <w:sz w:val="19"/>
+          <w:szCs w:val="19"/>
+        </w:rPr>
+        <w:t xml:space="preserve">matrix PLI</w:t>
+      </w:r>
+      <w:r>
+        <w:rPr>
+          <w:rFonts w:ascii="Times New Roman" w:cs="Times New Roman" w:eastAsia="Times New Roman" w:hAnsi="Times New Roman"/>
+          <w:b w:val="false"/>
+          <w:bCs w:val="false"/>
+          <w:sz w:val="21"/>
+          <w:szCs w:val="21"/>
+        </w:rPr>
+        <w:t xml:space="preserve"> on CMS. The C file is </w:t>
+      </w:r>
+      <w:r>
+        <w:rPr>
+          <w:rFonts w:ascii="Courier New" w:cs="Courier New" w:eastAsia="Courier New" w:hAnsi="Courier New"/>
+          <w:sz w:val="19"/>
+          <w:szCs w:val="19"/>
+        </w:rPr>
+        <w:t xml:space="preserve">matrix.c</w:t>
+      </w:r>
+      <w:r>
+        <w:rPr>
+          <w:rFonts w:ascii="Times New Roman" w:cs="Times New Roman" w:eastAsia="Times New Roman" w:hAnsi="Times New Roman"/>
+          <w:b w:val="false"/>
+          <w:bCs w:val="false"/>
+          <w:sz w:val="21"/>
+          <w:szCs w:val="21"/>
+        </w:rPr>
+        <w:t xml:space="preserve"> (</w:t>
+      </w:r>
+      <w:r>
+        <w:rPr>
+          <w:rFonts w:ascii="Courier New" w:cs="Courier New" w:eastAsia="Courier New" w:hAnsi="Courier New"/>
+          <w:sz w:val="19"/>
+          <w:szCs w:val="19"/>
+        </w:rPr>
+        <w:t xml:space="preserve">MATRIX C</w:t>
+      </w:r>
+      <w:r>
+        <w:rPr>
+          <w:rFonts w:ascii="Times New Roman" w:cs="Times New Roman" w:eastAsia="Times New Roman" w:hAnsi="Times New Roman"/>
+          <w:b w:val="false"/>
+          <w:bCs w:val="false"/>
+          <w:sz w:val="21"/>
+          <w:szCs w:val="21"/>
+        </w:rPr>
+        <w:t xml:space="preserve"> on CMS), and with </w:t>
+      </w:r>
+      <w:r>
+        <w:rPr>
+          <w:rFonts w:ascii="Courier New" w:cs="Courier New" w:eastAsia="Courier New" w:hAnsi="Courier New"/>
+          <w:sz w:val="19"/>
+          <w:szCs w:val="19"/>
+        </w:rPr>
+        <w:t xml:space="preserve">-c</w:t>
+      </w:r>
+      <w:r>
+        <w:rPr>
+          <w:rFonts w:ascii="Times New Roman" w:cs="Times New Roman" w:eastAsia="Times New Roman" w:hAnsi="Times New Roman"/>
+          <w:b w:val="false"/>
+          <w:bCs w:val="false"/>
+          <w:sz w:val="21"/>
+          <w:szCs w:val="21"/>
+        </w:rPr>
+        <w:t xml:space="preserve"> the program is </w:t>
+      </w:r>
+      <w:r>
+        <w:rPr>
+          <w:rFonts w:ascii="Courier New" w:cs="Courier New" w:eastAsia="Courier New" w:hAnsi="Courier New"/>
+          <w:sz w:val="19"/>
+          <w:szCs w:val="19"/>
+        </w:rPr>
+        <w:t xml:space="preserve">matrix</w:t>
+      </w:r>
+      <w:r>
+        <w:rPr>
+          <w:rFonts w:ascii="Times New Roman" w:cs="Times New Roman" w:eastAsia="Times New Roman" w:hAnsi="Times New Roman"/>
+          <w:b w:val="false"/>
+          <w:bCs w:val="false"/>
+          <w:sz w:val="21"/>
+          <w:szCs w:val="21"/>
+        </w:rPr>
+        <w:t xml:space="preserve"> (</w:t>
+      </w:r>
+      <w:r>
+        <w:rPr>
+          <w:rFonts w:ascii="Courier New" w:cs="Courier New" w:eastAsia="Courier New" w:hAnsi="Courier New"/>
+          <w:sz w:val="19"/>
+          <w:szCs w:val="19"/>
+        </w:rPr>
+        <w:t xml:space="preserve">matrix.exe</w:t>
+      </w:r>
+      <w:r>
+        <w:rPr>
+          <w:rFonts w:ascii="Times New Roman" w:cs="Times New Roman" w:eastAsia="Times New Roman" w:hAnsi="Times New Roman"/>
+          <w:b w:val="false"/>
+          <w:bCs w:val="false"/>
+          <w:sz w:val="21"/>
+          <w:szCs w:val="21"/>
+        </w:rPr>
+        <w:t xml:space="preserve"> on Windows).</w:t>
+      </w:r>
+    </w:p>
     <w:tbl>
       <w:tblPr>
         <w:tblW w:type="dxa" w:w="9638"/>
@@ -4791,6 +5056,117 @@
                 <w:szCs w:val="19"/>
               </w:rPr>
               <w:t xml:space="preserve">.</w:t>
+            </w:r>
+          </w:p>
+        </w:tc>
+      </w:tr>
+      <w:tr>
+        <w:trPr>
+          <w:cantSplit/>
+        </w:trPr>
+        <w:tc>
+          <w:tcPr>
+            <w:tcW w:type="dxa" w:w="1700"/>
+            <w:tcMar>
+              <w:top w:type="dxa" w:w="60"/>
+              <w:left w:type="dxa" w:w="100"/>
+              <w:bottom w:type="dxa" w:w="60"/>
+              <w:right w:type="dxa" w:w="100"/>
+            </w:tcMar>
+          </w:tcPr>
+          <w:p>
+            <w:pPr>
+              <w:keepNext w:val="false"/>
+              <w:spacing w:after="0"/>
+            </w:pPr>
+            <w:r>
+              <w:rPr>
+                <w:rFonts w:ascii="Courier New" w:cs="Courier New" w:eastAsia="Courier New" w:hAnsi="Courier New"/>
+                <w:sz w:val="18"/>
+                <w:szCs w:val="18"/>
+              </w:rPr>
+              <w:t xml:space="preserve">-M</w:t>
+            </w:r>
+            <w:r>
+              <w:rPr>
+                <w:rFonts w:ascii="Times New Roman" w:cs="Times New Roman" w:eastAsia="Times New Roman" w:hAnsi="Times New Roman"/>
+                <w:b w:val="false"/>
+                <w:bCs w:val="false"/>
+                <w:sz w:val="19"/>
+                <w:szCs w:val="19"/>
+              </w:rPr>
+              <w:t xml:space="preserve">, </w:t>
+            </w:r>
+            <w:r>
+              <w:rPr>
+                <w:rFonts w:ascii="Courier New" w:cs="Courier New" w:eastAsia="Courier New" w:hAnsi="Courier New"/>
+                <w:sz w:val="18"/>
+                <w:szCs w:val="18"/>
+              </w:rPr>
+              <w:t xml:space="preserve">-C</w:t>
+            </w:r>
+            <w:r>
+              <w:rPr>
+                <w:rFonts w:ascii="Times New Roman" w:cs="Times New Roman" w:eastAsia="Times New Roman" w:hAnsi="Times New Roman"/>
+                <w:b w:val="false"/>
+                <w:bCs w:val="false"/>
+                <w:sz w:val="19"/>
+                <w:szCs w:val="19"/>
+              </w:rPr>
+              <w:t xml:space="preserve">, </w:t>
+            </w:r>
+            <w:r>
+              <w:rPr>
+                <w:rFonts w:ascii="Courier New" w:cs="Courier New" w:eastAsia="Courier New" w:hAnsi="Courier New"/>
+                <w:sz w:val="18"/>
+                <w:szCs w:val="18"/>
+              </w:rPr>
+              <w:t xml:space="preserve">-n</w:t>
+            </w:r>
+            <w:r>
+              <w:rPr>
+                <w:rFonts w:ascii="Times New Roman" w:cs="Times New Roman" w:eastAsia="Times New Roman" w:hAnsi="Times New Roman"/>
+                <w:b w:val="false"/>
+                <w:bCs w:val="false"/>
+                <w:sz w:val="19"/>
+                <w:szCs w:val="19"/>
+              </w:rPr>
+              <w:t xml:space="preserve">, </w:t>
+            </w:r>
+            <w:r>
+              <w:rPr>
+                <w:rFonts w:ascii="Courier New" w:cs="Courier New" w:eastAsia="Courier New" w:hAnsi="Courier New"/>
+                <w:sz w:val="18"/>
+                <w:szCs w:val="18"/>
+              </w:rPr>
+              <w:t xml:space="preserve">-with</w:t>
+            </w:r>
+          </w:p>
+        </w:tc>
+        <w:tc>
+          <w:tcPr>
+            <w:tcW w:type="dxa" w:w="7938"/>
+            <w:tcMar>
+              <w:top w:type="dxa" w:w="60"/>
+              <w:left w:type="dxa" w:w="100"/>
+              <w:bottom w:type="dxa" w:w="60"/>
+              <w:right w:type="dxa" w:w="100"/>
+            </w:tcMar>
+          </w:tcPr>
+          <w:p>
+            <w:pPr>
+              <w:keepNext w:val="false"/>
+              <w:spacing w:after="0"/>
+            </w:pPr>
+            <w:r>
+              <w:rPr>
+                <w:rFonts w:ascii="Times New Roman" w:cs="Times New Roman" w:eastAsia="Times New Roman" w:hAnsi="Times New Roman"/>
+                <w:b w:val="false"/>
+                <w:bCs w:val="false"/>
+                <w:sz w:val="19"/>
+                <w:szCs w:val="19"/>
+              </w:rPr>
+              <w:t xml:space="preserve">Separate compilation; see Chapter 4.</w:t>
             </w:r>
           </w:p>
         </w:tc>
@@ -14978,7 +15354,7 @@
                 <w:sz w:val="17"/>
                 <w:szCs w:val="17"/>
               </w:rPr>
-              <w:t xml:space="preserve">  DECLARE COUNTER FIXED BINARY(31) EXTERNAL INITIAL(0);</w:t>
+              <w:t xml:space="preserve">  DECLARE COUNTER FIXED BINARY(31) EXTERNAL;</w:t>
             </w:r>
           </w:p>
           <w:p>
@@ -15468,7 +15844,7 @@
           <w:sz w:val="21"/>
           <w:szCs w:val="21"/>
         </w:rPr>
-        <w:t xml:space="preserve">This is whole-program translation. The files are not compiled separately and there are no object modules, so a change to one file means translating them all again. Because the result is one C file, it needs no linker features beyond those of a single program, and it builds the same way on CMS.</w:t>
+        <w:t xml:space="preserve">This is whole-program translation. The files are not compiled separately, so a change to one file means translating them all again. Because the result is one C file, it needs no linker features beyond those of a single program, and it builds the same way on CMS. The next section shows how to compile the files separately.</w:t>
       </w:r>
     </w:p>
     <w:p>
@@ -15476,7 +15852,7 @@
         <w:pStyle w:val="Heading2"/>
       </w:pPr>
       <w:r>
-        <w:t xml:space="preserve">The preprocessor</w:t>
+        <w:t xml:space="preserve">Separate compilation</w:t>
       </w:r>
     </w:p>
     <w:p>
@@ -15492,7 +15868,7 @@
           <w:sz w:val="21"/>
           <w:szCs w:val="21"/>
         </w:rPr>
-        <w:t xml:space="preserve">Two preprocessor statements are executed while the source is read. </w:t>
+        <w:t xml:space="preserve">Whole-program translation needs all the sources at once. With the option </w:t>
       </w:r>
       <w:r>
         <w:rPr>
@@ -15500,17 +15876,17 @@
           <w:sz w:val="19"/>
           <w:szCs w:val="19"/>
         </w:rPr>
-        <w:t xml:space="preserve">%REPLACE name BY value;</w:t>
-      </w:r>
-      <w:r>
-        <w:rPr>
-          <w:rFonts w:ascii="Times New Roman" w:cs="Times New Roman" w:eastAsia="Times New Roman" w:hAnsi="Times New Roman"/>
-          <w:b w:val="false"/>
-          <w:bCs w:val="false"/>
-          <w:sz w:val="21"/>
-          <w:szCs w:val="21"/>
-        </w:rPr>
-        <w:t xml:space="preserve"> replaces every later occurrence of the identifier </w:t>
+        <w:t xml:space="preserve">-M</w:t>
+      </w:r>
+      <w:r>
+        <w:rPr>
+          <w:rFonts w:ascii="Times New Roman" w:cs="Times New Roman" w:eastAsia="Times New Roman" w:hAnsi="Times New Roman"/>
+          <w:b w:val="false"/>
+          <w:bCs w:val="false"/>
+          <w:sz w:val="21"/>
+          <w:szCs w:val="21"/>
+        </w:rPr>
+        <w:t xml:space="preserve"> every source file becomes a </w:t>
       </w:r>
       <w:r>
         <w:rPr>
@@ -15520,17 +15896,511 @@
           <w:sz w:val="21"/>
           <w:szCs w:val="21"/>
         </w:rPr>
-        <w:t xml:space="preserve">name</w:t>
-      </w:r>
-      <w:r>
-        <w:rPr>
-          <w:rFonts w:ascii="Times New Roman" w:cs="Times New Roman" w:eastAsia="Times New Roman" w:hAnsi="Times New Roman"/>
-          <w:b w:val="false"/>
-          <w:bCs w:val="false"/>
-          <w:sz w:val="21"/>
-          <w:szCs w:val="21"/>
-        </w:rPr>
-        <w:t xml:space="preserve"> by a number or string. </w:t>
+        <w:t xml:space="preserve">module</w:t>
+      </w:r>
+      <w:r>
+        <w:rPr>
+          <w:rFonts w:ascii="Times New Roman" w:cs="Times New Roman" w:eastAsia="Times New Roman" w:hAnsi="Times New Roman"/>
+          <w:b w:val="false"/>
+          <w:bCs w:val="false"/>
+          <w:sz w:val="21"/>
+          <w:szCs w:val="21"/>
+        </w:rPr>
+        <w:t xml:space="preserve">: it is translated to a C file of its own, which is compiled to an object file and linked with the others. A change to one file means translating and compiling that file only, and the linker puts the pieces together.</w:t>
+      </w:r>
+    </w:p>
+    <w:tbl>
+      <w:tblPr>
+        <w:tblW w:type="dxa" w:w="9638"/>
+        <w:tblBorders>
+          <w:top w:val="single" w:color="808080" w:sz="4"/>
+          <w:left w:val="single" w:color="808080" w:sz="4"/>
+          <w:bottom w:val="single" w:color="808080" w:sz="4"/>
+          <w:right w:val="single" w:color="808080" w:sz="4"/>
+          <w:insideH w:val="single" w:color="808080" w:sz="4"/>
+          <w:insideV w:val="single" w:color="808080" w:sz="4"/>
+        </w:tblBorders>
+        <w:tblLayout w:type="fixed"/>
+      </w:tblPr>
+      <w:tblGrid>
+        <w:gridCol w:w="1900"/>
+        <w:gridCol w:w="7738"/>
+      </w:tblGrid>
+      <w:tr>
+        <w:trPr>
+          <w:cantSplit/>
+          <w:tblHeader/>
+        </w:trPr>
+        <w:tc>
+          <w:tcPr>
+            <w:tcW w:type="dxa" w:w="1900"/>
+            <w:shd w:fill="D9D9D9" w:color="auto" w:val="clear"/>
+            <w:tcMar>
+              <w:top w:type="dxa" w:w="60"/>
+              <w:left w:type="dxa" w:w="100"/>
+              <w:bottom w:type="dxa" w:w="60"/>
+              <w:right w:type="dxa" w:w="100"/>
+            </w:tcMar>
+          </w:tcPr>
+          <w:p>
+            <w:pPr>
+              <w:spacing w:after="0"/>
+            </w:pPr>
+            <w:r>
+              <w:rPr>
+                <w:rFonts w:ascii="Arial" w:cs="Arial" w:eastAsia="Arial" w:hAnsi="Arial"/>
+                <w:b/>
+                <w:bCs/>
+                <w:sz w:val="18"/>
+                <w:szCs w:val="18"/>
+              </w:rPr>
+              <w:t xml:space="preserve">Option</w:t>
+            </w:r>
+          </w:p>
+        </w:tc>
+        <w:tc>
+          <w:tcPr>
+            <w:tcW w:type="dxa" w:w="7738"/>
+            <w:shd w:fill="D9D9D9" w:color="auto" w:val="clear"/>
+            <w:tcMar>
+              <w:top w:type="dxa" w:w="60"/>
+              <w:left w:type="dxa" w:w="100"/>
+              <w:bottom w:type="dxa" w:w="60"/>
+              <w:right w:type="dxa" w:w="100"/>
+            </w:tcMar>
+          </w:tcPr>
+          <w:p>
+            <w:pPr>
+              <w:spacing w:after="0"/>
+            </w:pPr>
+            <w:r>
+              <w:rPr>
+                <w:rFonts w:ascii="Arial" w:cs="Arial" w:eastAsia="Arial" w:hAnsi="Arial"/>
+                <w:b/>
+                <w:bCs/>
+                <w:sz w:val="18"/>
+                <w:szCs w:val="18"/>
+              </w:rPr>
+              <w:t xml:space="preserve">Meaning</w:t>
+            </w:r>
+          </w:p>
+        </w:tc>
+      </w:tr>
+      <w:tr>
+        <w:trPr>
+          <w:cantSplit/>
+        </w:trPr>
+        <w:tc>
+          <w:tcPr>
+            <w:tcW w:type="dxa" w:w="1900"/>
+            <w:tcMar>
+              <w:top w:type="dxa" w:w="60"/>
+              <w:left w:type="dxa" w:w="100"/>
+              <w:bottom w:type="dxa" w:w="60"/>
+              <w:right w:type="dxa" w:w="100"/>
+            </w:tcMar>
+          </w:tcPr>
+          <w:p>
+            <w:pPr>
+              <w:keepNext w:val="false"/>
+              <w:spacing w:after="0"/>
+            </w:pPr>
+            <w:r>
+              <w:rPr>
+                <w:rFonts w:ascii="Courier New" w:cs="Courier New" w:eastAsia="Courier New" w:hAnsi="Courier New"/>
+                <w:sz w:val="18"/>
+                <w:szCs w:val="18"/>
+              </w:rPr>
+              <w:t xml:space="preserve">-M</w:t>
+            </w:r>
+          </w:p>
+        </w:tc>
+        <w:tc>
+          <w:tcPr>
+            <w:tcW w:type="dxa" w:w="7738"/>
+            <w:tcMar>
+              <w:top w:type="dxa" w:w="60"/>
+              <w:left w:type="dxa" w:w="100"/>
+              <w:bottom w:type="dxa" w:w="60"/>
+              <w:right w:type="dxa" w:w="100"/>
+            </w:tcMar>
+          </w:tcPr>
+          <w:p>
+            <w:pPr>
+              <w:keepNext w:val="false"/>
+              <w:spacing w:after="0"/>
+            </w:pPr>
+            <w:r>
+              <w:rPr>
+                <w:rFonts w:ascii="Times New Roman" w:cs="Times New Roman" w:eastAsia="Times New Roman" w:hAnsi="Times New Roman"/>
+                <w:b w:val="false"/>
+                <w:bCs w:val="false"/>
+                <w:sz w:val="19"/>
+                <w:szCs w:val="19"/>
+              </w:rPr>
+              <w:t xml:space="preserve">Translate each source file as a module. Every file gives a C file of its own, next to the source.</w:t>
+            </w:r>
+          </w:p>
+        </w:tc>
+      </w:tr>
+      <w:tr>
+        <w:trPr>
+          <w:cantSplit/>
+        </w:trPr>
+        <w:tc>
+          <w:tcPr>
+            <w:tcW w:type="dxa" w:w="1900"/>
+            <w:tcMar>
+              <w:top w:type="dxa" w:w="60"/>
+              <w:left w:type="dxa" w:w="100"/>
+              <w:bottom w:type="dxa" w:w="60"/>
+              <w:right w:type="dxa" w:w="100"/>
+            </w:tcMar>
+          </w:tcPr>
+          <w:p>
+            <w:pPr>
+              <w:keepNext w:val="false"/>
+              <w:spacing w:after="0"/>
+            </w:pPr>
+            <w:r>
+              <w:rPr>
+                <w:rFonts w:ascii="Courier New" w:cs="Courier New" w:eastAsia="Courier New" w:hAnsi="Courier New"/>
+                <w:sz w:val="18"/>
+                <w:szCs w:val="18"/>
+              </w:rPr>
+              <w:t xml:space="preserve">-C</w:t>
+            </w:r>
+          </w:p>
+        </w:tc>
+        <w:tc>
+          <w:tcPr>
+            <w:tcW w:type="dxa" w:w="7738"/>
+            <w:tcMar>
+              <w:top w:type="dxa" w:w="60"/>
+              <w:left w:type="dxa" w:w="100"/>
+              <w:bottom w:type="dxa" w:w="60"/>
+              <w:right w:type="dxa" w:w="100"/>
+            </w:tcMar>
+          </w:tcPr>
+          <w:p>
+            <w:pPr>
+              <w:keepNext w:val="false"/>
+              <w:spacing w:after="0"/>
+            </w:pPr>
+            <w:r>
+              <w:rPr>
+                <w:rFonts w:ascii="Times New Roman" w:cs="Times New Roman" w:eastAsia="Times New Roman" w:hAnsi="Times New Roman"/>
+                <w:b w:val="false"/>
+                <w:bCs w:val="false"/>
+                <w:sz w:val="19"/>
+                <w:szCs w:val="19"/>
+              </w:rPr>
+              <w:t xml:space="preserve">Also compile the C files to object files (</w:t>
+            </w:r>
+            <w:r>
+              <w:rPr>
+                <w:rFonts w:ascii="Courier New" w:cs="Courier New" w:eastAsia="Courier New" w:hAnsi="Courier New"/>
+                <w:sz w:val="18"/>
+                <w:szCs w:val="18"/>
+              </w:rPr>
+              <w:t xml:space="preserve">.o</w:t>
+            </w:r>
+            <w:r>
+              <w:rPr>
+                <w:rFonts w:ascii="Times New Roman" w:cs="Times New Roman" w:eastAsia="Times New Roman" w:hAnsi="Times New Roman"/>
+                <w:b w:val="false"/>
+                <w:bCs w:val="false"/>
+                <w:sz w:val="19"/>
+                <w:szCs w:val="19"/>
+              </w:rPr>
+              <w:t xml:space="preserve">), but do not link.</w:t>
+            </w:r>
+          </w:p>
+        </w:tc>
+      </w:tr>
+      <w:tr>
+        <w:trPr>
+          <w:cantSplit/>
+        </w:trPr>
+        <w:tc>
+          <w:tcPr>
+            <w:tcW w:type="dxa" w:w="1900"/>
+            <w:tcMar>
+              <w:top w:type="dxa" w:w="60"/>
+              <w:left w:type="dxa" w:w="100"/>
+              <w:bottom w:type="dxa" w:w="60"/>
+              <w:right w:type="dxa" w:w="100"/>
+            </w:tcMar>
+          </w:tcPr>
+          <w:p>
+            <w:pPr>
+              <w:keepNext w:val="false"/>
+              <w:spacing w:after="0"/>
+            </w:pPr>
+            <w:r>
+              <w:rPr>
+                <w:rFonts w:ascii="Courier New" w:cs="Courier New" w:eastAsia="Courier New" w:hAnsi="Courier New"/>
+                <w:sz w:val="18"/>
+                <w:szCs w:val="18"/>
+              </w:rPr>
+              <w:t xml:space="preserve">-c</w:t>
+            </w:r>
+          </w:p>
+        </w:tc>
+        <w:tc>
+          <w:tcPr>
+            <w:tcW w:type="dxa" w:w="7738"/>
+            <w:tcMar>
+              <w:top w:type="dxa" w:w="60"/>
+              <w:left w:type="dxa" w:w="100"/>
+              <w:bottom w:type="dxa" w:w="60"/>
+              <w:right w:type="dxa" w:w="100"/>
+            </w:tcMar>
+          </w:tcPr>
+          <w:p>
+            <w:pPr>
+              <w:keepNext w:val="false"/>
+              <w:spacing w:after="0"/>
+            </w:pPr>
+            <w:r>
+              <w:rPr>
+                <w:rFonts w:ascii="Times New Roman" w:cs="Times New Roman" w:eastAsia="Times New Roman" w:hAnsi="Times New Roman"/>
+                <w:b w:val="false"/>
+                <w:bCs w:val="false"/>
+                <w:sz w:val="19"/>
+                <w:szCs w:val="19"/>
+              </w:rPr>
+              <w:t xml:space="preserve">Compile and link. </w:t>
+            </w:r>
+            <w:r>
+              <w:rPr>
+                <w:rFonts w:ascii="Courier New" w:cs="Courier New" w:eastAsia="Courier New" w:hAnsi="Courier New"/>
+                <w:sz w:val="18"/>
+                <w:szCs w:val="18"/>
+              </w:rPr>
+              <w:t xml:space="preserve">.c</w:t>
+            </w:r>
+            <w:r>
+              <w:rPr>
+                <w:rFonts w:ascii="Times New Roman" w:cs="Times New Roman" w:eastAsia="Times New Roman" w:hAnsi="Times New Roman"/>
+                <w:b w:val="false"/>
+                <w:bCs w:val="false"/>
+                <w:sz w:val="19"/>
+                <w:szCs w:val="19"/>
+              </w:rPr>
+              <w:t xml:space="preserve">, </w:t>
+            </w:r>
+            <w:r>
+              <w:rPr>
+                <w:rFonts w:ascii="Courier New" w:cs="Courier New" w:eastAsia="Courier New" w:hAnsi="Courier New"/>
+                <w:sz w:val="18"/>
+                <w:szCs w:val="18"/>
+              </w:rPr>
+              <w:t xml:space="preserve">.o</w:t>
+            </w:r>
+            <w:r>
+              <w:rPr>
+                <w:rFonts w:ascii="Times New Roman" w:cs="Times New Roman" w:eastAsia="Times New Roman" w:hAnsi="Times New Roman"/>
+                <w:b w:val="false"/>
+                <w:bCs w:val="false"/>
+                <w:sz w:val="19"/>
+                <w:szCs w:val="19"/>
+              </w:rPr>
+              <w:t xml:space="preserve"> and </w:t>
+            </w:r>
+            <w:r>
+              <w:rPr>
+                <w:rFonts w:ascii="Courier New" w:cs="Courier New" w:eastAsia="Courier New" w:hAnsi="Courier New"/>
+                <w:sz w:val="18"/>
+                <w:szCs w:val="18"/>
+              </w:rPr>
+              <w:t xml:space="preserve">.obj</w:t>
+            </w:r>
+            <w:r>
+              <w:rPr>
+                <w:rFonts w:ascii="Times New Roman" w:cs="Times New Roman" w:eastAsia="Times New Roman" w:hAnsi="Times New Roman"/>
+                <w:b w:val="false"/>
+                <w:bCs w:val="false"/>
+                <w:sz w:val="19"/>
+                <w:szCs w:val="19"/>
+              </w:rPr>
+              <w:t xml:space="preserve"> files on the command line are passed to the C compiler as well, so C files can be part of the program.</w:t>
+            </w:r>
+          </w:p>
+        </w:tc>
+      </w:tr>
+      <w:tr>
+        <w:trPr>
+          <w:cantSplit/>
+        </w:trPr>
+        <w:tc>
+          <w:tcPr>
+            <w:tcW w:type="dxa" w:w="1900"/>
+            <w:tcMar>
+              <w:top w:type="dxa" w:w="60"/>
+              <w:left w:type="dxa" w:w="100"/>
+              <w:bottom w:type="dxa" w:w="60"/>
+              <w:right w:type="dxa" w:w="100"/>
+            </w:tcMar>
+          </w:tcPr>
+          <w:p>
+            <w:pPr>
+              <w:keepNext w:val="false"/>
+              <w:spacing w:after="0"/>
+            </w:pPr>
+            <w:r>
+              <w:rPr>
+                <w:rFonts w:ascii="Courier New" w:cs="Courier New" w:eastAsia="Courier New" w:hAnsi="Courier New"/>
+                <w:sz w:val="18"/>
+                <w:szCs w:val="18"/>
+              </w:rPr>
+              <w:t xml:space="preserve">-n name</w:t>
+            </w:r>
+          </w:p>
+        </w:tc>
+        <w:tc>
+          <w:tcPr>
+            <w:tcW w:type="dxa" w:w="7738"/>
+            <w:tcMar>
+              <w:top w:type="dxa" w:w="60"/>
+              <w:left w:type="dxa" w:w="100"/>
+              <w:bottom w:type="dxa" w:w="60"/>
+              <w:right w:type="dxa" w:w="100"/>
+            </w:tcMar>
+          </w:tcPr>
+          <w:p>
+            <w:pPr>
+              <w:keepNext w:val="false"/>
+              <w:spacing w:after="0"/>
+            </w:pPr>
+            <w:r>
+              <w:rPr>
+                <w:rFonts w:ascii="Times New Roman" w:cs="Times New Roman" w:eastAsia="Times New Roman" w:hAnsi="Times New Roman"/>
+                <w:b w:val="false"/>
+                <w:bCs w:val="false"/>
+                <w:sz w:val="19"/>
+                <w:szCs w:val="19"/>
+              </w:rPr>
+              <w:t xml:space="preserve">The module name. The default is the file name without directory and type.</w:t>
+            </w:r>
+          </w:p>
+        </w:tc>
+      </w:tr>
+      <w:tr>
+        <w:trPr>
+          <w:cantSplit/>
+        </w:trPr>
+        <w:tc>
+          <w:tcPr>
+            <w:tcW w:type="dxa" w:w="1900"/>
+            <w:tcMar>
+              <w:top w:type="dxa" w:w="60"/>
+              <w:left w:type="dxa" w:w="100"/>
+              <w:bottom w:type="dxa" w:w="60"/>
+              <w:right w:type="dxa" w:w="100"/>
+            </w:tcMar>
+          </w:tcPr>
+          <w:p>
+            <w:pPr>
+              <w:keepNext/>
+              <w:spacing w:after="0"/>
+            </w:pPr>
+            <w:r>
+              <w:rPr>
+                <w:rFonts w:ascii="Courier New" w:cs="Courier New" w:eastAsia="Courier New" w:hAnsi="Courier New"/>
+                <w:sz w:val="18"/>
+                <w:szCs w:val="18"/>
+              </w:rPr>
+              <w:t xml:space="preserve">-with a,b</w:t>
+            </w:r>
+          </w:p>
+        </w:tc>
+        <w:tc>
+          <w:tcPr>
+            <w:tcW w:type="dxa" w:w="7738"/>
+            <w:tcMar>
+              <w:top w:type="dxa" w:w="60"/>
+              <w:left w:type="dxa" w:w="100"/>
+              <w:bottom w:type="dxa" w:w="60"/>
+              <w:right w:type="dxa" w:w="100"/>
+            </w:tcMar>
+          </w:tcPr>
+          <w:p>
+            <w:pPr>
+              <w:keepNext/>
+              <w:spacing w:after="0"/>
+            </w:pPr>
+            <w:r>
+              <w:rPr>
+                <w:rFonts w:ascii="Times New Roman" w:cs="Times New Roman" w:eastAsia="Times New Roman" w:hAnsi="Times New Roman"/>
+                <w:b w:val="false"/>
+                <w:bCs w:val="false"/>
+                <w:sz w:val="19"/>
+                <w:szCs w:val="19"/>
+              </w:rPr>
+              <w:t xml:space="preserve">The names of the other modules of the program. Needed only when the module with the main program is translated alone.</w:t>
+            </w:r>
+          </w:p>
+        </w:tc>
+      </w:tr>
+    </w:tbl>
+    <w:p>
+      <w:pPr>
+        <w:spacing w:after="200" w:before="80"/>
+      </w:pPr>
+      <w:r>
+        <w:rPr>
+          <w:rFonts w:ascii="Arial" w:cs="Arial" w:eastAsia="Arial" w:hAnsi="Arial"/>
+          <w:b/>
+          <w:bCs/>
+          <w:sz w:val="18"/>
+          <w:szCs w:val="18"/>
+        </w:rPr>
+        <w:t xml:space="preserve">Figure 22. </w:t>
+      </w:r>
+      <w:r>
+        <w:rPr>
+          <w:rFonts w:ascii="Arial" w:cs="Arial" w:eastAsia="Arial" w:hAnsi="Arial"/>
+          <w:sz w:val="18"/>
+          <w:szCs w:val="18"/>
+        </w:rPr>
+        <w:t xml:space="preserve">Options for modules</w:t>
+      </w:r>
+    </w:p>
+    <w:p>
+      <w:pPr>
+        <w:keepNext w:val="false"/>
+        <w:spacing w:after="120" w:before="0"/>
+      </w:pPr>
+      <w:r>
+        <w:rPr>
+          <w:rFonts w:ascii="Times New Roman" w:cs="Times New Roman" w:eastAsia="Times New Roman" w:hAnsi="Times New Roman"/>
+          <w:b w:val="false"/>
+          <w:bCs w:val="false"/>
+          <w:sz w:val="21"/>
+          <w:szCs w:val="21"/>
+        </w:rPr>
+        <w:t xml:space="preserve">A procedure at the outermost level of a module is </w:t>
+      </w:r>
+      <w:r>
+        <w:rPr>
+          <w:rFonts w:ascii="Times New Roman" w:cs="Times New Roman" w:eastAsia="Times New Roman" w:hAnsi="Times New Roman"/>
+          <w:i/>
+          <w:iCs/>
+          <w:sz w:val="21"/>
+          <w:szCs w:val="21"/>
+        </w:rPr>
+        <w:t xml:space="preserve">external</w:t>
+      </w:r>
+      <w:r>
+        <w:rPr>
+          <w:rFonts w:ascii="Times New Roman" w:cs="Times New Roman" w:eastAsia="Times New Roman" w:hAnsi="Times New Roman"/>
+          <w:b w:val="false"/>
+          <w:bCs w:val="false"/>
+          <w:sz w:val="21"/>
+          <w:szCs w:val="21"/>
+        </w:rPr>
+        <w:t xml:space="preserve">: other modules can call it. Its C name is its PL/I name in lower case, or the name given by </w:t>
       </w:r>
       <w:r>
         <w:rPr>
@@ -15538,17 +16408,33 @@
           <w:sz w:val="19"/>
           <w:szCs w:val="19"/>
         </w:rPr>
-        <w:t xml:space="preserve">%INCLUDE name;</w:t>
-      </w:r>
-      <w:r>
-        <w:rPr>
-          <w:rFonts w:ascii="Times New Roman" w:cs="Times New Roman" w:eastAsia="Times New Roman" w:hAnsi="Times New Roman"/>
-          <w:b w:val="false"/>
-          <w:bCs w:val="false"/>
-          <w:sz w:val="21"/>
-          <w:szCs w:val="21"/>
-        </w:rPr>
-        <w:t xml:space="preserve"> inserts the text of the file </w:t>
+        <w:t xml:space="preserve">EXTERNAL('name')</w:t>
+      </w:r>
+      <w:r>
+        <w:rPr>
+          <w:rFonts w:ascii="Times New Roman" w:cs="Times New Roman" w:eastAsia="Times New Roman" w:hAnsi="Times New Roman"/>
+          <w:b w:val="false"/>
+          <w:bCs w:val="false"/>
+          <w:sz w:val="21"/>
+          <w:szCs w:val="21"/>
+        </w:rPr>
+        <w:t xml:space="preserve"> on the PROCEDURE statement. On CMS an external name may have at most 8 characters, and a module name at most 6. The procedure with OPTIONS(MAIN) is the main program and is not external. Procedures inside other procedures are always internal.</w:t>
+      </w:r>
+    </w:p>
+    <w:p>
+      <w:pPr>
+        <w:keepNext w:val="false"/>
+        <w:spacing w:after="120" w:before="0"/>
+      </w:pPr>
+      <w:r>
+        <w:rPr>
+          <w:rFonts w:ascii="Times New Roman" w:cs="Times New Roman" w:eastAsia="Times New Roman" w:hAnsi="Times New Roman"/>
+          <w:b w:val="false"/>
+          <w:bCs w:val="false"/>
+          <w:sz w:val="21"/>
+          <w:szCs w:val="21"/>
+        </w:rPr>
+        <w:t xml:space="preserve">A module that calls an external procedure of another module declares it with ENTRY, giving the attributes of the parameters and of the result. The declaration must agree with the procedure; the translator uses it to build the call and cannot check it against the other module. In a module a variable can be shared the same way with EXTERNAL: the declaration at the outermost level, outside every procedure, </w:t>
       </w:r>
       <w:r>
         <w:rPr>
@@ -15558,71 +16444,37 @@
           <w:sz w:val="21"/>
           <w:szCs w:val="21"/>
         </w:rPr>
-        <w:t xml:space="preserve">name</w:t>
-      </w:r>
-      <w:r>
-        <w:rPr>
-          <w:rFonts w:ascii="Times New Roman" w:cs="Times New Roman" w:eastAsia="Times New Roman" w:hAnsi="Times New Roman"/>
-          <w:b w:val="false"/>
-          <w:bCs w:val="false"/>
-          <w:sz w:val="21"/>
-          <w:szCs w:val="21"/>
-        </w:rPr>
-        <w:t xml:space="preserve"> at this point: the translator looks for </w:t>
-      </w:r>
-      <w:r>
-        <w:rPr>
-          <w:rFonts w:ascii="Courier New" w:cs="Courier New" w:eastAsia="Courier New" w:hAnsi="Courier New"/>
-          <w:sz w:val="19"/>
-          <w:szCs w:val="19"/>
-        </w:rPr>
-        <w:t xml:space="preserve">name</w:t>
-      </w:r>
-      <w:r>
-        <w:rPr>
-          <w:rFonts w:ascii="Times New Roman" w:cs="Times New Roman" w:eastAsia="Times New Roman" w:hAnsi="Times New Roman"/>
-          <w:b w:val="false"/>
-          <w:bCs w:val="false"/>
-          <w:sz w:val="21"/>
-          <w:szCs w:val="21"/>
-        </w:rPr>
-        <w:t xml:space="preserve">, </w:t>
-      </w:r>
-      <w:r>
-        <w:rPr>
-          <w:rFonts w:ascii="Courier New" w:cs="Courier New" w:eastAsia="Courier New" w:hAnsi="Courier New"/>
-          <w:sz w:val="19"/>
-          <w:szCs w:val="19"/>
-        </w:rPr>
-        <w:t xml:space="preserve">name.inc</w:t>
-      </w:r>
-      <w:r>
-        <w:rPr>
-          <w:rFonts w:ascii="Times New Roman" w:cs="Times New Roman" w:eastAsia="Times New Roman" w:hAnsi="Times New Roman"/>
-          <w:b w:val="false"/>
-          <w:bCs w:val="false"/>
-          <w:sz w:val="21"/>
-          <w:szCs w:val="21"/>
-        </w:rPr>
-        <w:t xml:space="preserve">, </w:t>
-      </w:r>
-      <w:r>
-        <w:rPr>
-          <w:rFonts w:ascii="Courier New" w:cs="Courier New" w:eastAsia="Courier New" w:hAnsi="Courier New"/>
-          <w:sz w:val="19"/>
-          <w:szCs w:val="19"/>
-        </w:rPr>
-        <w:t xml:space="preserve">name.pli</w:t>
-      </w:r>
-      <w:r>
-        <w:rPr>
-          <w:rFonts w:ascii="Times New Roman" w:cs="Times New Roman" w:eastAsia="Times New Roman" w:hAnsi="Times New Roman"/>
-          <w:b w:val="false"/>
-          <w:bCs w:val="false"/>
-          <w:sz w:val="21"/>
-          <w:szCs w:val="21"/>
-        </w:rPr>
-        <w:t xml:space="preserve">, and then in the directory of the including file. Includes may be nested to 8 levels. The statements %PAGE, %SKIP, %NOPRINT and %NOTE are accepted and ignored.</w:t>
+        <w:t xml:space="preserve">defines</w:t>
+      </w:r>
+      <w:r>
+        <w:rPr>
+          <w:rFonts w:ascii="Times New Roman" w:cs="Times New Roman" w:eastAsia="Times New Roman" w:hAnsi="Times New Roman"/>
+          <w:b w:val="false"/>
+          <w:bCs w:val="false"/>
+          <w:sz w:val="21"/>
+          <w:szCs w:val="21"/>
+        </w:rPr>
+        <w:t xml:space="preserve"> the variable, and a declaration inside a procedure </w:t>
+      </w:r>
+      <w:r>
+        <w:rPr>
+          <w:rFonts w:ascii="Times New Roman" w:cs="Times New Roman" w:eastAsia="Times New Roman" w:hAnsi="Times New Roman"/>
+          <w:i/>
+          <w:iCs/>
+          <w:sz w:val="21"/>
+          <w:szCs w:val="21"/>
+        </w:rPr>
+        <w:t xml:space="preserve">refers</w:t>
+      </w:r>
+      <w:r>
+        <w:rPr>
+          <w:rFonts w:ascii="Times New Roman" w:cs="Times New Roman" w:eastAsia="Times New Roman" w:hAnsi="Times New Roman"/>
+          <w:b w:val="false"/>
+          <w:bCs w:val="false"/>
+          <w:sz w:val="21"/>
+          <w:szCs w:val="21"/>
+        </w:rPr>
+        <w:t xml:space="preserve"> to it. Exactly one module defines a variable.</w:t>
       </w:r>
     </w:p>
     <w:tbl>
@@ -15667,49 +16519,77 @@
                 <w:sz w:val="17"/>
                 <w:szCs w:val="17"/>
               </w:rPr>
-              <w:t xml:space="preserve">DEMO: PROCEDURE OPTIONS(MAIN);</w:t>
-            </w:r>
-          </w:p>
-          <w:p>
-            <w:pPr>
-              <w:keepNext/>
-              <w:spacing w:after="0" w:line="228"/>
-            </w:pPr>
-            <w:r>
-              <w:rPr>
-                <w:rFonts w:ascii="Courier New" w:cs="Courier New" w:eastAsia="Courier New" w:hAnsi="Courier New"/>
-                <w:sz w:val="17"/>
-                <w:szCs w:val="17"/>
-              </w:rPr>
-              <w:t xml:space="preserve">%REPLACE N BY 5;</w:t>
-            </w:r>
-          </w:p>
-          <w:p>
-            <w:pPr>
-              <w:keepNext/>
-              <w:spacing w:after="0" w:line="228"/>
-            </w:pPr>
-            <w:r>
-              <w:rPr>
-                <w:rFonts w:ascii="Courier New" w:cs="Courier New" w:eastAsia="Courier New" w:hAnsi="Courier New"/>
-                <w:sz w:val="17"/>
-                <w:szCs w:val="17"/>
-              </w:rPr>
-              <w:t xml:space="preserve">%REPLACE GREETING BY 'hi';</w:t>
-            </w:r>
-          </w:p>
-          <w:p>
-            <w:pPr>
-              <w:keepNext/>
-              <w:spacing w:after="0" w:line="228"/>
-            </w:pPr>
-            <w:r>
-              <w:rPr>
-                <w:rFonts w:ascii="Courier New" w:cs="Courier New" w:eastAsia="Courier New" w:hAnsi="Courier New"/>
-                <w:sz w:val="17"/>
-                <w:szCs w:val="17"/>
-              </w:rPr>
-              <w:t xml:space="preserve">  DECLARE A(N) FIXED BINARY(31);</w:t>
+              <w:t xml:space="preserve">/* main.pli */</w:t>
+            </w:r>
+          </w:p>
+          <w:p>
+            <w:pPr>
+              <w:keepNext/>
+              <w:spacing w:after="0" w:line="228"/>
+            </w:pPr>
+            <w:r>
+              <w:rPr>
+                <w:rFonts w:ascii="Courier New" w:cs="Courier New" w:eastAsia="Courier New" w:hAnsi="Courier New"/>
+                <w:sz w:val="17"/>
+                <w:szCs w:val="17"/>
+              </w:rPr>
+              <w:t xml:space="preserve">/* main program */</w:t>
+            </w:r>
+          </w:p>
+          <w:p>
+            <w:pPr>
+              <w:keepNext/>
+              <w:spacing w:after="0" w:line="228"/>
+            </w:pPr>
+            <w:r>
+              <w:rPr>
+                <w:rFonts w:ascii="Courier New" w:cs="Courier New" w:eastAsia="Courier New" w:hAnsi="Courier New"/>
+                <w:sz w:val="17"/>
+                <w:szCs w:val="17"/>
+              </w:rPr>
+              <w:t xml:space="preserve">MAIN: PROCEDURE OPTIONS(MAIN);</w:t>
+            </w:r>
+          </w:p>
+          <w:p>
+            <w:pPr>
+              <w:keepNext/>
+              <w:spacing w:after="0" w:line="228"/>
+            </w:pPr>
+            <w:r>
+              <w:rPr>
+                <w:rFonts w:ascii="Courier New" w:cs="Courier New" w:eastAsia="Courier New" w:hAnsi="Courier New"/>
+                <w:sz w:val="17"/>
+                <w:szCs w:val="17"/>
+              </w:rPr>
+              <w:t xml:space="preserve">  DECLARE SQUARE ENTRY(FIXED BINARY(31)) RETURNS(FIXED BINARY(31));</w:t>
+            </w:r>
+          </w:p>
+          <w:p>
+            <w:pPr>
+              <w:keepNext/>
+              <w:spacing w:after="0" w:line="228"/>
+            </w:pPr>
+            <w:r>
+              <w:rPr>
+                <w:rFonts w:ascii="Courier New" w:cs="Courier New" w:eastAsia="Courier New" w:hAnsi="Courier New"/>
+                <w:sz w:val="17"/>
+                <w:szCs w:val="17"/>
+              </w:rPr>
+              <w:t xml:space="preserve">  DECLARE SHOW ENTRY(CHAR(*));</w:t>
+            </w:r>
+          </w:p>
+          <w:p>
+            <w:pPr>
+              <w:keepNext/>
+              <w:spacing w:after="0" w:line="228"/>
+            </w:pPr>
+            <w:r>
+              <w:rPr>
+                <w:rFonts w:ascii="Courier New" w:cs="Courier New" w:eastAsia="Courier New" w:hAnsi="Courier New"/>
+                <w:sz w:val="17"/>
+                <w:szCs w:val="17"/>
+              </w:rPr>
+              <w:t xml:space="preserve">  DECLARE COUNTER FIXED BINARY(31) EXTERNAL;</w:t>
             </w:r>
           </w:p>
           <w:p>
@@ -15737,21 +16617,35 @@
                 <w:sz w:val="17"/>
                 <w:szCs w:val="17"/>
               </w:rPr>
-              <w:t xml:space="preserve">  DO I = 1 TO N;</w:t>
-            </w:r>
-          </w:p>
-          <w:p>
-            <w:pPr>
-              <w:keepNext/>
-              <w:spacing w:after="0" w:line="228"/>
-            </w:pPr>
-            <w:r>
-              <w:rPr>
-                <w:rFonts w:ascii="Courier New" w:cs="Courier New" w:eastAsia="Courier New" w:hAnsi="Courier New"/>
-                <w:sz w:val="17"/>
-                <w:szCs w:val="17"/>
-              </w:rPr>
-              <w:t xml:space="preserve">    A(I) = I * N;</w:t>
+              <w:t xml:space="preserve">  DO I = 1 TO 3;</w:t>
+            </w:r>
+          </w:p>
+          <w:p>
+            <w:pPr>
+              <w:keepNext/>
+              <w:spacing w:after="0" w:line="228"/>
+            </w:pPr>
+            <w:r>
+              <w:rPr>
+                <w:rFonts w:ascii="Courier New" w:cs="Courier New" w:eastAsia="Courier New" w:hAnsi="Courier New"/>
+                <w:sz w:val="17"/>
+                <w:szCs w:val="17"/>
+              </w:rPr>
+              <w:t xml:space="preserve">    CALL SHOW('square of ' || I);</w:t>
+            </w:r>
+          </w:p>
+          <w:p>
+            <w:pPr>
+              <w:keepNext/>
+              <w:spacing w:after="0" w:line="228"/>
+            </w:pPr>
+            <w:r>
+              <w:rPr>
+                <w:rFonts w:ascii="Courier New" w:cs="Courier New" w:eastAsia="Courier New" w:hAnsi="Courier New"/>
+                <w:sz w:val="17"/>
+                <w:szCs w:val="17"/>
+              </w:rPr>
+              <w:t xml:space="preserve">    PUT SKIP LIST(SQUARE(I));</w:t>
             </w:r>
           </w:p>
           <w:p>
@@ -15779,21 +16673,21 @@
                 <w:sz w:val="17"/>
                 <w:szCs w:val="17"/>
               </w:rPr>
-              <w:t xml:space="preserve">  PUT SKIP LIST(GREETING, A);</w:t>
-            </w:r>
-          </w:p>
-          <w:p>
-            <w:pPr>
-              <w:keepNext/>
-              <w:spacing w:after="0" w:line="228"/>
-            </w:pPr>
-            <w:r>
-              <w:rPr>
-                <w:rFonts w:ascii="Courier New" w:cs="Courier New" w:eastAsia="Courier New" w:hAnsi="Courier New"/>
-                <w:sz w:val="17"/>
-                <w:szCs w:val="17"/>
-              </w:rPr>
-              <w:t xml:space="preserve">END DEMO;</w:t>
+              <w:t xml:space="preserve">  PUT SKIP LIST('calls', COUNTER);</w:t>
+            </w:r>
+          </w:p>
+          <w:p>
+            <w:pPr>
+              <w:keepNext/>
+              <w:spacing w:after="0" w:line="228"/>
+            </w:pPr>
+            <w:r>
+              <w:rPr>
+                <w:rFonts w:ascii="Courier New" w:cs="Courier New" w:eastAsia="Courier New" w:hAnsi="Courier New"/>
+                <w:sz w:val="17"/>
+                <w:szCs w:val="17"/>
+              </w:rPr>
+              <w:t xml:space="preserve">END MAIN;</w:t>
             </w:r>
           </w:p>
           <w:p>
@@ -15821,6 +16715,230 @@
                 <w:sz w:val="17"/>
                 <w:szCs w:val="17"/>
               </w:rPr>
+              <w:t xml:space="preserve">/* util.pli */</w:t>
+            </w:r>
+          </w:p>
+          <w:p>
+            <w:pPr>
+              <w:keepNext/>
+              <w:spacing w:after="0" w:line="228"/>
+            </w:pPr>
+            <w:r>
+              <w:rPr>
+                <w:rFonts w:ascii="Courier New" w:cs="Courier New" w:eastAsia="Courier New" w:hAnsi="Courier New"/>
+                <w:sz w:val="17"/>
+                <w:szCs w:val="17"/>
+              </w:rPr>
+              <w:t xml:space="preserve">/* utilities */</w:t>
+            </w:r>
+          </w:p>
+          <w:p>
+            <w:pPr>
+              <w:keepNext/>
+              <w:spacing w:after="0" w:line="228"/>
+            </w:pPr>
+            <w:r>
+              <w:rPr>
+                <w:rFonts w:ascii="Courier New" w:cs="Courier New" w:eastAsia="Courier New" w:hAnsi="Courier New"/>
+                <w:sz w:val="17"/>
+                <w:szCs w:val="17"/>
+              </w:rPr>
+              <w:t xml:space="preserve">DECLARE COUNTER FIXED BINARY(31) EXTERNAL;</w:t>
+            </w:r>
+          </w:p>
+          <w:p>
+            <w:pPr>
+              <w:keepNext/>
+              <w:spacing w:after="0" w:line="228"/>
+            </w:pPr>
+            <w:r>
+              <w:rPr>
+                <w:rFonts w:ascii="Courier New" w:cs="Courier New" w:eastAsia="Courier New" w:hAnsi="Courier New"/>
+                <w:sz w:val="17"/>
+                <w:szCs w:val="17"/>
+              </w:rPr>
+              <w:t xml:space="preserve"> </w:t>
+            </w:r>
+          </w:p>
+          <w:p>
+            <w:pPr>
+              <w:keepNext/>
+              <w:spacing w:after="0" w:line="228"/>
+            </w:pPr>
+            <w:r>
+              <w:rPr>
+                <w:rFonts w:ascii="Courier New" w:cs="Courier New" w:eastAsia="Courier New" w:hAnsi="Courier New"/>
+                <w:sz w:val="17"/>
+                <w:szCs w:val="17"/>
+              </w:rPr>
+              <w:t xml:space="preserve">SQUARE: PROCEDURE(N) RETURNS(FIXED BINARY(31));</w:t>
+            </w:r>
+          </w:p>
+          <w:p>
+            <w:pPr>
+              <w:keepNext/>
+              <w:spacing w:after="0" w:line="228"/>
+            </w:pPr>
+            <w:r>
+              <w:rPr>
+                <w:rFonts w:ascii="Courier New" w:cs="Courier New" w:eastAsia="Courier New" w:hAnsi="Courier New"/>
+                <w:sz w:val="17"/>
+                <w:szCs w:val="17"/>
+              </w:rPr>
+              <w:t xml:space="preserve">  DECLARE N FIXED BINARY(31);</w:t>
+            </w:r>
+          </w:p>
+          <w:p>
+            <w:pPr>
+              <w:keepNext/>
+              <w:spacing w:after="0" w:line="228"/>
+            </w:pPr>
+            <w:r>
+              <w:rPr>
+                <w:rFonts w:ascii="Courier New" w:cs="Courier New" w:eastAsia="Courier New" w:hAnsi="Courier New"/>
+                <w:sz w:val="17"/>
+                <w:szCs w:val="17"/>
+              </w:rPr>
+              <w:t xml:space="preserve">  COUNTER = COUNTER + 1;</w:t>
+            </w:r>
+          </w:p>
+          <w:p>
+            <w:pPr>
+              <w:keepNext/>
+              <w:spacing w:after="0" w:line="228"/>
+            </w:pPr>
+            <w:r>
+              <w:rPr>
+                <w:rFonts w:ascii="Courier New" w:cs="Courier New" w:eastAsia="Courier New" w:hAnsi="Courier New"/>
+                <w:sz w:val="17"/>
+                <w:szCs w:val="17"/>
+              </w:rPr>
+              <w:t xml:space="preserve">  RETURN(N * N);</w:t>
+            </w:r>
+          </w:p>
+          <w:p>
+            <w:pPr>
+              <w:keepNext/>
+              <w:spacing w:after="0" w:line="228"/>
+            </w:pPr>
+            <w:r>
+              <w:rPr>
+                <w:rFonts w:ascii="Courier New" w:cs="Courier New" w:eastAsia="Courier New" w:hAnsi="Courier New"/>
+                <w:sz w:val="17"/>
+                <w:szCs w:val="17"/>
+              </w:rPr>
+              <w:t xml:space="preserve">END SQUARE;</w:t>
+            </w:r>
+          </w:p>
+          <w:p>
+            <w:pPr>
+              <w:keepNext/>
+              <w:spacing w:after="0" w:line="228"/>
+            </w:pPr>
+            <w:r>
+              <w:rPr>
+                <w:rFonts w:ascii="Courier New" w:cs="Courier New" w:eastAsia="Courier New" w:hAnsi="Courier New"/>
+                <w:sz w:val="17"/>
+                <w:szCs w:val="17"/>
+              </w:rPr>
+              <w:t xml:space="preserve"> </w:t>
+            </w:r>
+          </w:p>
+          <w:p>
+            <w:pPr>
+              <w:keepNext/>
+              <w:spacing w:after="0" w:line="228"/>
+            </w:pPr>
+            <w:r>
+              <w:rPr>
+                <w:rFonts w:ascii="Courier New" w:cs="Courier New" w:eastAsia="Courier New" w:hAnsi="Courier New"/>
+                <w:sz w:val="17"/>
+                <w:szCs w:val="17"/>
+              </w:rPr>
+              <w:t xml:space="preserve">SHOW: PROCEDURE(T);</w:t>
+            </w:r>
+          </w:p>
+          <w:p>
+            <w:pPr>
+              <w:keepNext/>
+              <w:spacing w:after="0" w:line="228"/>
+            </w:pPr>
+            <w:r>
+              <w:rPr>
+                <w:rFonts w:ascii="Courier New" w:cs="Courier New" w:eastAsia="Courier New" w:hAnsi="Courier New"/>
+                <w:sz w:val="17"/>
+                <w:szCs w:val="17"/>
+              </w:rPr>
+              <w:t xml:space="preserve">  DECLARE T CHAR(*);</w:t>
+            </w:r>
+          </w:p>
+          <w:p>
+            <w:pPr>
+              <w:keepNext/>
+              <w:spacing w:after="0" w:line="228"/>
+            </w:pPr>
+            <w:r>
+              <w:rPr>
+                <w:rFonts w:ascii="Courier New" w:cs="Courier New" w:eastAsia="Courier New" w:hAnsi="Courier New"/>
+                <w:sz w:val="17"/>
+                <w:szCs w:val="17"/>
+              </w:rPr>
+              <w:t xml:space="preserve">  PUT SKIP LIST('&gt;', T);</w:t>
+            </w:r>
+          </w:p>
+          <w:p>
+            <w:pPr>
+              <w:keepNext/>
+              <w:spacing w:after="0" w:line="228"/>
+            </w:pPr>
+            <w:r>
+              <w:rPr>
+                <w:rFonts w:ascii="Courier New" w:cs="Courier New" w:eastAsia="Courier New" w:hAnsi="Courier New"/>
+                <w:sz w:val="17"/>
+                <w:szCs w:val="17"/>
+              </w:rPr>
+              <w:t xml:space="preserve">END SHOW;</w:t>
+            </w:r>
+          </w:p>
+          <w:p>
+            <w:pPr>
+              <w:keepNext/>
+              <w:spacing w:after="0" w:line="228"/>
+            </w:pPr>
+            <w:r>
+              <w:rPr>
+                <w:rFonts w:ascii="Courier New" w:cs="Courier New" w:eastAsia="Courier New" w:hAnsi="Courier New"/>
+                <w:sz w:val="17"/>
+                <w:szCs w:val="17"/>
+              </w:rPr>
+              <w:t xml:space="preserve"> </w:t>
+            </w:r>
+          </w:p>
+          <w:p>
+            <w:pPr>
+              <w:keepNext/>
+              <w:spacing w:after="0" w:line="228"/>
+            </w:pPr>
+            <w:r>
+              <w:rPr>
+                <w:rFonts w:ascii="Courier New" w:cs="Courier New" w:eastAsia="Courier New" w:hAnsi="Courier New"/>
+                <w:sz w:val="17"/>
+                <w:szCs w:val="17"/>
+              </w:rPr>
+              <w:t xml:space="preserve">$ pli -M -c main.pli util.pli -o prog</w:t>
+            </w:r>
+          </w:p>
+          <w:p>
+            <w:pPr>
+              <w:keepNext/>
+              <w:spacing w:after="0" w:line="228"/>
+            </w:pPr>
+            <w:r>
+              <w:rPr>
+                <w:rFonts w:ascii="Courier New" w:cs="Courier New" w:eastAsia="Courier New" w:hAnsi="Courier New"/>
+                <w:sz w:val="17"/>
+                <w:szCs w:val="17"/>
+              </w:rPr>
               <w:t xml:space="preserve">/* prints */</w:t>
             </w:r>
           </w:p>
@@ -15835,21 +16953,91 @@
                 <w:sz w:val="17"/>
                 <w:szCs w:val="17"/>
               </w:rPr>
-              <w:t xml:space="preserve">hi                      5                       10                      15                      20</w:t>
-            </w:r>
-          </w:p>
-          <w:p>
-            <w:pPr>
-              <w:keepNext/>
-              <w:spacing w:after="0" w:line="228"/>
-            </w:pPr>
-            <w:r>
-              <w:rPr>
-                <w:rFonts w:ascii="Courier New" w:cs="Courier New" w:eastAsia="Courier New" w:hAnsi="Courier New"/>
-                <w:sz w:val="17"/>
-                <w:szCs w:val="17"/>
-              </w:rPr>
-              <w:t xml:space="preserve">25</w:t>
+              <w:t xml:space="preserve">&gt;                       square of 1</w:t>
+            </w:r>
+          </w:p>
+          <w:p>
+            <w:pPr>
+              <w:keepNext/>
+              <w:spacing w:after="0" w:line="228"/>
+            </w:pPr>
+            <w:r>
+              <w:rPr>
+                <w:rFonts w:ascii="Courier New" w:cs="Courier New" w:eastAsia="Courier New" w:hAnsi="Courier New"/>
+                <w:sz w:val="17"/>
+                <w:szCs w:val="17"/>
+              </w:rPr>
+              <w:t xml:space="preserve">1</w:t>
+            </w:r>
+          </w:p>
+          <w:p>
+            <w:pPr>
+              <w:keepNext/>
+              <w:spacing w:after="0" w:line="228"/>
+            </w:pPr>
+            <w:r>
+              <w:rPr>
+                <w:rFonts w:ascii="Courier New" w:cs="Courier New" w:eastAsia="Courier New" w:hAnsi="Courier New"/>
+                <w:sz w:val="17"/>
+                <w:szCs w:val="17"/>
+              </w:rPr>
+              <w:t xml:space="preserve">&gt;                       square of 2</w:t>
+            </w:r>
+          </w:p>
+          <w:p>
+            <w:pPr>
+              <w:keepNext/>
+              <w:spacing w:after="0" w:line="228"/>
+            </w:pPr>
+            <w:r>
+              <w:rPr>
+                <w:rFonts w:ascii="Courier New" w:cs="Courier New" w:eastAsia="Courier New" w:hAnsi="Courier New"/>
+                <w:sz w:val="17"/>
+                <w:szCs w:val="17"/>
+              </w:rPr>
+              <w:t xml:space="preserve">4</w:t>
+            </w:r>
+          </w:p>
+          <w:p>
+            <w:pPr>
+              <w:keepNext/>
+              <w:spacing w:after="0" w:line="228"/>
+            </w:pPr>
+            <w:r>
+              <w:rPr>
+                <w:rFonts w:ascii="Courier New" w:cs="Courier New" w:eastAsia="Courier New" w:hAnsi="Courier New"/>
+                <w:sz w:val="17"/>
+                <w:szCs w:val="17"/>
+              </w:rPr>
+              <w:t xml:space="preserve">&gt;                       square of 3</w:t>
+            </w:r>
+          </w:p>
+          <w:p>
+            <w:pPr>
+              <w:keepNext/>
+              <w:spacing w:after="0" w:line="228"/>
+            </w:pPr>
+            <w:r>
+              <w:rPr>
+                <w:rFonts w:ascii="Courier New" w:cs="Courier New" w:eastAsia="Courier New" w:hAnsi="Courier New"/>
+                <w:sz w:val="17"/>
+                <w:szCs w:val="17"/>
+              </w:rPr>
+              <w:t xml:space="preserve">9</w:t>
+            </w:r>
+          </w:p>
+          <w:p>
+            <w:pPr>
+              <w:keepNext/>
+              <w:spacing w:after="0" w:line="228"/>
+            </w:pPr>
+            <w:r>
+              <w:rPr>
+                <w:rFonts w:ascii="Courier New" w:cs="Courier New" w:eastAsia="Courier New" w:hAnsi="Courier New"/>
+                <w:sz w:val="17"/>
+                <w:szCs w:val="17"/>
+              </w:rPr>
+              <w:t xml:space="preserve">calls                   3</w:t>
             </w:r>
           </w:p>
         </w:tc>
@@ -15867,7 +17055,2971 @@
           <w:sz w:val="18"/>
           <w:szCs w:val="18"/>
         </w:rPr>
-        <w:t xml:space="preserve">Figure 22. </w:t>
+        <w:t xml:space="preserve">Figure 23. </w:t>
+      </w:r>
+      <w:r>
+        <w:rPr>
+          <w:rFonts w:ascii="Arial" w:cs="Arial" w:eastAsia="Arial" w:hAnsi="Arial"/>
+          <w:sz w:val="18"/>
+          <w:szCs w:val="18"/>
+        </w:rPr>
+        <w:t xml:space="preserve">Two modules, translated and linked separately</w:t>
+      </w:r>
+    </w:p>
+    <w:p>
+      <w:pPr>
+        <w:keepNext w:val="false"/>
+        <w:spacing w:after="120" w:before="0"/>
+      </w:pPr>
+      <w:r>
+        <w:rPr>
+          <w:rFonts w:ascii="Times New Roman" w:cs="Times New Roman" w:eastAsia="Times New Roman" w:hAnsi="Times New Roman"/>
+          <w:b w:val="false"/>
+          <w:bCs w:val="false"/>
+          <w:sz w:val="21"/>
+          <w:szCs w:val="21"/>
+        </w:rPr>
+        <w:t xml:space="preserve">The commands </w:t>
+      </w:r>
+      <w:r>
+        <w:rPr>
+          <w:rFonts w:ascii="Courier New" w:cs="Courier New" w:eastAsia="Courier New" w:hAnsi="Courier New"/>
+          <w:sz w:val="19"/>
+          <w:szCs w:val="19"/>
+        </w:rPr>
+        <w:t xml:space="preserve">pli -M -C util.pli</w:t>
+      </w:r>
+      <w:r>
+        <w:rPr>
+          <w:rFonts w:ascii="Times New Roman" w:cs="Times New Roman" w:eastAsia="Times New Roman" w:hAnsi="Times New Roman"/>
+          <w:b w:val="false"/>
+          <w:bCs w:val="false"/>
+          <w:sz w:val="21"/>
+          <w:szCs w:val="21"/>
+        </w:rPr>
+        <w:t xml:space="preserve"> and </w:t>
+      </w:r>
+      <w:r>
+        <w:rPr>
+          <w:rFonts w:ascii="Courier New" w:cs="Courier New" w:eastAsia="Courier New" w:hAnsi="Courier New"/>
+          <w:sz w:val="19"/>
+          <w:szCs w:val="19"/>
+        </w:rPr>
+        <w:t xml:space="preserve">pli -M -c -with util main.pli util.o</w:t>
+      </w:r>
+      <w:r>
+        <w:rPr>
+          <w:rFonts w:ascii="Times New Roman" w:cs="Times New Roman" w:eastAsia="Times New Roman" w:hAnsi="Times New Roman"/>
+          <w:b w:val="false"/>
+          <w:bCs w:val="false"/>
+          <w:sz w:val="21"/>
+          <w:szCs w:val="21"/>
+        </w:rPr>
+        <w:t xml:space="preserve"> do the same in two steps, and the second step needs only the object file of </w:t>
+      </w:r>
+      <w:r>
+        <w:rPr>
+          <w:rFonts w:ascii="Courier New" w:cs="Courier New" w:eastAsia="Courier New" w:hAnsi="Courier New"/>
+          <w:sz w:val="19"/>
+          <w:szCs w:val="19"/>
+        </w:rPr>
+        <w:t xml:space="preserve">util</w:t>
+      </w:r>
+      <w:r>
+        <w:rPr>
+          <w:rFonts w:ascii="Times New Roman" w:cs="Times New Roman" w:eastAsia="Times New Roman" w:hAnsi="Times New Roman"/>
+          <w:b w:val="false"/>
+          <w:bCs w:val="false"/>
+          <w:sz w:val="21"/>
+          <w:szCs w:val="21"/>
+        </w:rPr>
+        <w:t xml:space="preserve">.</w:t>
+      </w:r>
+    </w:p>
+    <w:p>
+      <w:pPr>
+        <w:keepNext w:val="false"/>
+        <w:spacing w:after="120" w:before="0"/>
+      </w:pPr>
+      <w:r>
+        <w:rPr>
+          <w:rFonts w:ascii="Times New Roman" w:cs="Times New Roman" w:eastAsia="Times New Roman" w:hAnsi="Times New Roman"/>
+          <w:b w:val="false"/>
+          <w:bCs w:val="false"/>
+          <w:sz w:val="21"/>
+          <w:szCs w:val="21"/>
+        </w:rPr>
+        <w:t xml:space="preserve">All modules share one run-time state: the condition handlers, the standard files, the string work area. The state is one external object, </w:t>
+      </w:r>
+      <w:r>
+        <w:rPr>
+          <w:rFonts w:ascii="Courier New" w:cs="Courier New" w:eastAsia="Courier New" w:hAnsi="Courier New"/>
+          <w:sz w:val="19"/>
+          <w:szCs w:val="19"/>
+        </w:rPr>
+        <w:t xml:space="preserve">plg</w:t>
+      </w:r>
+      <w:r>
+        <w:rPr>
+          <w:rFonts w:ascii="Times New Roman" w:cs="Times New Roman" w:eastAsia="Times New Roman" w:hAnsi="Times New Roman"/>
+          <w:b w:val="false"/>
+          <w:bCs w:val="false"/>
+          <w:sz w:val="21"/>
+          <w:szCs w:val="21"/>
+        </w:rPr>
+        <w:t xml:space="preserve">, defined in the module that has the main program. A program without a PL/I main program, whose main program is written in C, gets it from a small file </w:t>
+      </w:r>
+      <w:r>
+        <w:rPr>
+          <w:rFonts w:ascii="Courier New" w:cs="Courier New" w:eastAsia="Courier New" w:hAnsi="Courier New"/>
+          <w:sz w:val="19"/>
+          <w:szCs w:val="19"/>
+        </w:rPr>
+        <w:t xml:space="preserve">plrt_.c</w:t>
+      </w:r>
+      <w:r>
+        <w:rPr>
+          <w:rFonts w:ascii="Times New Roman" w:cs="Times New Roman" w:eastAsia="Times New Roman" w:hAnsi="Times New Roman"/>
+          <w:b w:val="false"/>
+          <w:bCs w:val="false"/>
+          <w:sz w:val="21"/>
+          <w:szCs w:val="21"/>
+        </w:rPr>
+        <w:t xml:space="preserve"> that </w:t>
+      </w:r>
+      <w:r>
+        <w:rPr>
+          <w:rFonts w:ascii="Courier New" w:cs="Courier New" w:eastAsia="Courier New" w:hAnsi="Courier New"/>
+          <w:sz w:val="19"/>
+          <w:szCs w:val="19"/>
+        </w:rPr>
+        <w:t xml:space="preserve">pli</w:t>
+      </w:r>
+      <w:r>
+        <w:rPr>
+          <w:rFonts w:ascii="Times New Roman" w:cs="Times New Roman" w:eastAsia="Times New Roman" w:hAnsi="Times New Roman"/>
+          <w:b w:val="false"/>
+          <w:bCs w:val="false"/>
+          <w:sz w:val="21"/>
+          <w:szCs w:val="21"/>
+        </w:rPr>
+        <w:t xml:space="preserve"> adds. Each module also has an initialization function </w:t>
+      </w:r>
+      <w:r>
+        <w:rPr>
+          <w:rFonts w:ascii="Courier New" w:cs="Courier New" w:eastAsia="Courier New" w:hAnsi="Courier New"/>
+          <w:sz w:val="19"/>
+          <w:szCs w:val="19"/>
+        </w:rPr>
+        <w:t xml:space="preserve">name_i</w:t>
+      </w:r>
+      <w:r>
+        <w:rPr>
+          <w:rFonts w:ascii="Times New Roman" w:cs="Times New Roman" w:eastAsia="Times New Roman" w:hAnsi="Times New Roman"/>
+          <w:b w:val="false"/>
+          <w:bCs w:val="false"/>
+          <w:sz w:val="21"/>
+          <w:szCs w:val="21"/>
+        </w:rPr>
+        <w:t xml:space="preserve">, which sets up the INITIAL values of its variables and which the main module calls first.</w:t>
+      </w:r>
+    </w:p>
+    <w:p>
+      <w:pPr>
+        <w:pStyle w:val="Heading2"/>
+      </w:pPr>
+      <w:r>
+        <w:t xml:space="preserve">Calling C from PL/I</w:t>
+      </w:r>
+    </w:p>
+    <w:p>
+      <w:pPr>
+        <w:keepNext w:val="false"/>
+        <w:spacing w:after="120" w:before="0"/>
+      </w:pPr>
+      <w:r>
+        <w:rPr>
+          <w:rFonts w:ascii="Times New Roman" w:cs="Times New Roman" w:eastAsia="Times New Roman" w:hAnsi="Times New Roman"/>
+          <w:b w:val="false"/>
+          <w:bCs w:val="false"/>
+          <w:sz w:val="21"/>
+          <w:szCs w:val="21"/>
+        </w:rPr>
+        <w:t xml:space="preserve">A C function is declared in PL/I with ENTRY and OPTIONS(C). A name given by </w:t>
+      </w:r>
+      <w:r>
+        <w:rPr>
+          <w:rFonts w:ascii="Courier New" w:cs="Courier New" w:eastAsia="Courier New" w:hAnsi="Courier New"/>
+          <w:sz w:val="19"/>
+          <w:szCs w:val="19"/>
+        </w:rPr>
+        <w:t xml:space="preserve">EXTERNAL('name')</w:t>
+      </w:r>
+      <w:r>
+        <w:rPr>
+          <w:rFonts w:ascii="Times New Roman" w:cs="Times New Roman" w:eastAsia="Times New Roman" w:hAnsi="Times New Roman"/>
+          <w:b w:val="false"/>
+          <w:bCs w:val="false"/>
+          <w:sz w:val="21"/>
+          <w:szCs w:val="21"/>
+        </w:rPr>
+        <w:t xml:space="preserve"> is the C name; without it the PL/I name in lower case is used. The C function is then called like any PL/I procedure, and the arguments are passed the way C expects them: numbers by value, strings as </w:t>
+      </w:r>
+      <w:r>
+        <w:rPr>
+          <w:rFonts w:ascii="Courier New" w:cs="Courier New" w:eastAsia="Courier New" w:hAnsi="Courier New"/>
+          <w:sz w:val="19"/>
+          <w:szCs w:val="19"/>
+        </w:rPr>
+        <w:t xml:space="preserve">char</w:t>
+      </w:r>
+      <w:r>
+        <w:rPr>
+          <w:rFonts w:ascii="Times New Roman" w:cs="Times New Roman" w:eastAsia="Times New Roman" w:hAnsi="Times New Roman"/>
+          <w:b w:val="false"/>
+          <w:bCs w:val="false"/>
+          <w:sz w:val="21"/>
+          <w:szCs w:val="21"/>
+        </w:rPr>
+        <w:t xml:space="preserve"> pointers.</w:t>
+      </w:r>
+    </w:p>
+    <w:tbl>
+      <w:tblPr>
+        <w:tblW w:type="dxa" w:w="9638"/>
+        <w:tblBorders>
+          <w:top w:val="single" w:color="808080" w:sz="4"/>
+          <w:left w:val="single" w:color="808080" w:sz="4"/>
+          <w:bottom w:val="single" w:color="808080" w:sz="4"/>
+          <w:right w:val="single" w:color="808080" w:sz="4"/>
+          <w:insideH w:val="single" w:color="808080" w:sz="4"/>
+          <w:insideV w:val="single" w:color="808080" w:sz="4"/>
+        </w:tblBorders>
+        <w:tblLayout w:type="fixed"/>
+      </w:tblPr>
+      <w:tblGrid>
+        <w:gridCol w:w="3300"/>
+        <w:gridCol w:w="6338"/>
+      </w:tblGrid>
+      <w:tr>
+        <w:trPr>
+          <w:cantSplit/>
+          <w:tblHeader/>
+        </w:trPr>
+        <w:tc>
+          <w:tcPr>
+            <w:tcW w:type="dxa" w:w="3300"/>
+            <w:shd w:fill="D9D9D9" w:color="auto" w:val="clear"/>
+            <w:tcMar>
+              <w:top w:type="dxa" w:w="60"/>
+              <w:left w:type="dxa" w:w="100"/>
+              <w:bottom w:type="dxa" w:w="60"/>
+              <w:right w:type="dxa" w:w="100"/>
+            </w:tcMar>
+          </w:tcPr>
+          <w:p>
+            <w:pPr>
+              <w:spacing w:after="0"/>
+            </w:pPr>
+            <w:r>
+              <w:rPr>
+                <w:rFonts w:ascii="Arial" w:cs="Arial" w:eastAsia="Arial" w:hAnsi="Arial"/>
+                <w:b/>
+                <w:bCs/>
+                <w:sz w:val="18"/>
+                <w:szCs w:val="18"/>
+              </w:rPr>
+              <w:t xml:space="preserve">PL/I attributes</w:t>
+            </w:r>
+          </w:p>
+        </w:tc>
+        <w:tc>
+          <w:tcPr>
+            <w:tcW w:type="dxa" w:w="6338"/>
+            <w:shd w:fill="D9D9D9" w:color="auto" w:val="clear"/>
+            <w:tcMar>
+              <w:top w:type="dxa" w:w="60"/>
+              <w:left w:type="dxa" w:w="100"/>
+              <w:bottom w:type="dxa" w:w="60"/>
+              <w:right w:type="dxa" w:w="100"/>
+            </w:tcMar>
+          </w:tcPr>
+          <w:p>
+            <w:pPr>
+              <w:spacing w:after="0"/>
+            </w:pPr>
+            <w:r>
+              <w:rPr>
+                <w:rFonts w:ascii="Arial" w:cs="Arial" w:eastAsia="Arial" w:hAnsi="Arial"/>
+                <w:b/>
+                <w:bCs/>
+                <w:sz w:val="18"/>
+                <w:szCs w:val="18"/>
+              </w:rPr>
+              <w:t xml:space="preserve">C type</w:t>
+            </w:r>
+          </w:p>
+        </w:tc>
+      </w:tr>
+      <w:tr>
+        <w:trPr>
+          <w:cantSplit/>
+        </w:trPr>
+        <w:tc>
+          <w:tcPr>
+            <w:tcW w:type="dxa" w:w="3300"/>
+            <w:tcMar>
+              <w:top w:type="dxa" w:w="60"/>
+              <w:left w:type="dxa" w:w="100"/>
+              <w:bottom w:type="dxa" w:w="60"/>
+              <w:right w:type="dxa" w:w="100"/>
+            </w:tcMar>
+          </w:tcPr>
+          <w:p>
+            <w:pPr>
+              <w:keepNext w:val="false"/>
+              <w:spacing w:after="0"/>
+            </w:pPr>
+            <w:r>
+              <w:rPr>
+                <w:rFonts w:ascii="Courier New" w:cs="Courier New" w:eastAsia="Courier New" w:hAnsi="Courier New"/>
+                <w:sz w:val="18"/>
+                <w:szCs w:val="18"/>
+              </w:rPr>
+              <w:t xml:space="preserve">FIXED BINARY(p)</w:t>
+            </w:r>
+            <w:r>
+              <w:rPr>
+                <w:rFonts w:ascii="Times New Roman" w:cs="Times New Roman" w:eastAsia="Times New Roman" w:hAnsi="Times New Roman"/>
+                <w:b w:val="false"/>
+                <w:bCs w:val="false"/>
+                <w:sz w:val="19"/>
+                <w:szCs w:val="19"/>
+              </w:rPr>
+              <w:t xml:space="preserve">, p up to 15</w:t>
+            </w:r>
+          </w:p>
+        </w:tc>
+        <w:tc>
+          <w:tcPr>
+            <w:tcW w:type="dxa" w:w="6338"/>
+            <w:tcMar>
+              <w:top w:type="dxa" w:w="60"/>
+              <w:left w:type="dxa" w:w="100"/>
+              <w:bottom w:type="dxa" w:w="60"/>
+              <w:right w:type="dxa" w:w="100"/>
+            </w:tcMar>
+          </w:tcPr>
+          <w:p>
+            <w:pPr>
+              <w:keepNext w:val="false"/>
+              <w:spacing w:after="0"/>
+            </w:pPr>
+            <w:r>
+              <w:rPr>
+                <w:rFonts w:ascii="Courier New" w:cs="Courier New" w:eastAsia="Courier New" w:hAnsi="Courier New"/>
+                <w:sz w:val="18"/>
+                <w:szCs w:val="18"/>
+              </w:rPr>
+              <w:t xml:space="preserve">short</w:t>
+            </w:r>
+          </w:p>
+        </w:tc>
+      </w:tr>
+      <w:tr>
+        <w:trPr>
+          <w:cantSplit/>
+        </w:trPr>
+        <w:tc>
+          <w:tcPr>
+            <w:tcW w:type="dxa" w:w="3300"/>
+            <w:tcMar>
+              <w:top w:type="dxa" w:w="60"/>
+              <w:left w:type="dxa" w:w="100"/>
+              <w:bottom w:type="dxa" w:w="60"/>
+              <w:right w:type="dxa" w:w="100"/>
+            </w:tcMar>
+          </w:tcPr>
+          <w:p>
+            <w:pPr>
+              <w:keepNext w:val="false"/>
+              <w:spacing w:after="0"/>
+            </w:pPr>
+            <w:r>
+              <w:rPr>
+                <w:rFonts w:ascii="Courier New" w:cs="Courier New" w:eastAsia="Courier New" w:hAnsi="Courier New"/>
+                <w:sz w:val="18"/>
+                <w:szCs w:val="18"/>
+              </w:rPr>
+              <w:t xml:space="preserve">FIXED BINARY(p)</w:t>
+            </w:r>
+            <w:r>
+              <w:rPr>
+                <w:rFonts w:ascii="Times New Roman" w:cs="Times New Roman" w:eastAsia="Times New Roman" w:hAnsi="Times New Roman"/>
+                <w:b w:val="false"/>
+                <w:bCs w:val="false"/>
+                <w:sz w:val="19"/>
+                <w:szCs w:val="19"/>
+              </w:rPr>
+              <w:t xml:space="preserve">, p from 16 to 31</w:t>
+            </w:r>
+          </w:p>
+        </w:tc>
+        <w:tc>
+          <w:tcPr>
+            <w:tcW w:type="dxa" w:w="6338"/>
+            <w:tcMar>
+              <w:top w:type="dxa" w:w="60"/>
+              <w:left w:type="dxa" w:w="100"/>
+              <w:bottom w:type="dxa" w:w="60"/>
+              <w:right w:type="dxa" w:w="100"/>
+            </w:tcMar>
+          </w:tcPr>
+          <w:p>
+            <w:pPr>
+              <w:keepNext w:val="false"/>
+              <w:spacing w:after="0"/>
+            </w:pPr>
+            <w:r>
+              <w:rPr>
+                <w:rFonts w:ascii="Courier New" w:cs="Courier New" w:eastAsia="Courier New" w:hAnsi="Courier New"/>
+                <w:sz w:val="18"/>
+                <w:szCs w:val="18"/>
+              </w:rPr>
+              <w:t xml:space="preserve">int</w:t>
+            </w:r>
+          </w:p>
+        </w:tc>
+      </w:tr>
+      <w:tr>
+        <w:trPr>
+          <w:cantSplit/>
+        </w:trPr>
+        <w:tc>
+          <w:tcPr>
+            <w:tcW w:type="dxa" w:w="3300"/>
+            <w:tcMar>
+              <w:top w:type="dxa" w:w="60"/>
+              <w:left w:type="dxa" w:w="100"/>
+              <w:bottom w:type="dxa" w:w="60"/>
+              <w:right w:type="dxa" w:w="100"/>
+            </w:tcMar>
+          </w:tcPr>
+          <w:p>
+            <w:pPr>
+              <w:keepNext w:val="false"/>
+              <w:spacing w:after="0"/>
+            </w:pPr>
+            <w:r>
+              <w:rPr>
+                <w:rFonts w:ascii="Courier New" w:cs="Courier New" w:eastAsia="Courier New" w:hAnsi="Courier New"/>
+                <w:sz w:val="18"/>
+                <w:szCs w:val="18"/>
+              </w:rPr>
+              <w:t xml:space="preserve">FIXED DECIMAL(p)</w:t>
+            </w:r>
+            <w:r>
+              <w:rPr>
+                <w:rFonts w:ascii="Times New Roman" w:cs="Times New Roman" w:eastAsia="Times New Roman" w:hAnsi="Times New Roman"/>
+                <w:b w:val="false"/>
+                <w:bCs w:val="false"/>
+                <w:sz w:val="19"/>
+                <w:szCs w:val="19"/>
+              </w:rPr>
+              <w:t xml:space="preserve">, p up to 9, no fraction</w:t>
+            </w:r>
+          </w:p>
+        </w:tc>
+        <w:tc>
+          <w:tcPr>
+            <w:tcW w:type="dxa" w:w="6338"/>
+            <w:tcMar>
+              <w:top w:type="dxa" w:w="60"/>
+              <w:left w:type="dxa" w:w="100"/>
+              <w:bottom w:type="dxa" w:w="60"/>
+              <w:right w:type="dxa" w:w="100"/>
+            </w:tcMar>
+          </w:tcPr>
+          <w:p>
+            <w:pPr>
+              <w:keepNext w:val="false"/>
+              <w:spacing w:after="0"/>
+            </w:pPr>
+            <w:r>
+              <w:rPr>
+                <w:rFonts w:ascii="Courier New" w:cs="Courier New" w:eastAsia="Courier New" w:hAnsi="Courier New"/>
+                <w:sz w:val="18"/>
+                <w:szCs w:val="18"/>
+              </w:rPr>
+              <w:t xml:space="preserve">int</w:t>
+            </w:r>
+          </w:p>
+        </w:tc>
+      </w:tr>
+      <w:tr>
+        <w:trPr>
+          <w:cantSplit/>
+        </w:trPr>
+        <w:tc>
+          <w:tcPr>
+            <w:tcW w:type="dxa" w:w="3300"/>
+            <w:tcMar>
+              <w:top w:type="dxa" w:w="60"/>
+              <w:left w:type="dxa" w:w="100"/>
+              <w:bottom w:type="dxa" w:w="60"/>
+              <w:right w:type="dxa" w:w="100"/>
+            </w:tcMar>
+          </w:tcPr>
+          <w:p>
+            <w:pPr>
+              <w:keepNext w:val="false"/>
+              <w:spacing w:after="0"/>
+            </w:pPr>
+            <w:r>
+              <w:rPr>
+                <w:rFonts w:ascii="Times New Roman" w:cs="Times New Roman" w:eastAsia="Times New Roman" w:hAnsi="Times New Roman"/>
+                <w:b w:val="false"/>
+                <w:bCs w:val="false"/>
+                <w:sz w:val="19"/>
+                <w:szCs w:val="19"/>
+              </w:rPr>
+              <w:t xml:space="preserve">other </w:t>
+            </w:r>
+            <w:r>
+              <w:rPr>
+                <w:rFonts w:ascii="Courier New" w:cs="Courier New" w:eastAsia="Courier New" w:hAnsi="Courier New"/>
+                <w:sz w:val="18"/>
+                <w:szCs w:val="18"/>
+              </w:rPr>
+              <w:t xml:space="preserve">FIXED DECIMAL</w:t>
+            </w:r>
+          </w:p>
+        </w:tc>
+        <w:tc>
+          <w:tcPr>
+            <w:tcW w:type="dxa" w:w="6338"/>
+            <w:tcMar>
+              <w:top w:type="dxa" w:w="60"/>
+              <w:left w:type="dxa" w:w="100"/>
+              <w:bottom w:type="dxa" w:w="60"/>
+              <w:right w:type="dxa" w:w="100"/>
+            </w:tcMar>
+          </w:tcPr>
+          <w:p>
+            <w:pPr>
+              <w:keepNext w:val="false"/>
+              <w:spacing w:after="0"/>
+            </w:pPr>
+            <w:r>
+              <w:rPr>
+                <w:rFonts w:ascii="Courier New" w:cs="Courier New" w:eastAsia="Courier New" w:hAnsi="Courier New"/>
+                <w:sz w:val="18"/>
+                <w:szCs w:val="18"/>
+              </w:rPr>
+              <w:t xml:space="preserve">double</w:t>
+            </w:r>
+          </w:p>
+        </w:tc>
+      </w:tr>
+      <w:tr>
+        <w:trPr>
+          <w:cantSplit/>
+        </w:trPr>
+        <w:tc>
+          <w:tcPr>
+            <w:tcW w:type="dxa" w:w="3300"/>
+            <w:tcMar>
+              <w:top w:type="dxa" w:w="60"/>
+              <w:left w:type="dxa" w:w="100"/>
+              <w:bottom w:type="dxa" w:w="60"/>
+              <w:right w:type="dxa" w:w="100"/>
+            </w:tcMar>
+          </w:tcPr>
+          <w:p>
+            <w:pPr>
+              <w:keepNext w:val="false"/>
+              <w:spacing w:after="0"/>
+            </w:pPr>
+            <w:r>
+              <w:rPr>
+                <w:rFonts w:ascii="Courier New" w:cs="Courier New" w:eastAsia="Courier New" w:hAnsi="Courier New"/>
+                <w:sz w:val="18"/>
+                <w:szCs w:val="18"/>
+              </w:rPr>
+              <w:t xml:space="preserve">FLOAT BINARY(p)</w:t>
+            </w:r>
+            <w:r>
+              <w:rPr>
+                <w:rFonts w:ascii="Times New Roman" w:cs="Times New Roman" w:eastAsia="Times New Roman" w:hAnsi="Times New Roman"/>
+                <w:b w:val="false"/>
+                <w:bCs w:val="false"/>
+                <w:sz w:val="19"/>
+                <w:szCs w:val="19"/>
+              </w:rPr>
+              <w:t xml:space="preserve">, p up to 24, and </w:t>
+            </w:r>
+            <w:r>
+              <w:rPr>
+                <w:rFonts w:ascii="Courier New" w:cs="Courier New" w:eastAsia="Courier New" w:hAnsi="Courier New"/>
+                <w:sz w:val="18"/>
+                <w:szCs w:val="18"/>
+              </w:rPr>
+              <w:t xml:space="preserve">FLOAT DECIMAL(p)</w:t>
+            </w:r>
+            <w:r>
+              <w:rPr>
+                <w:rFonts w:ascii="Times New Roman" w:cs="Times New Roman" w:eastAsia="Times New Roman" w:hAnsi="Times New Roman"/>
+                <w:b w:val="false"/>
+                <w:bCs w:val="false"/>
+                <w:sz w:val="19"/>
+                <w:szCs w:val="19"/>
+              </w:rPr>
+              <w:t xml:space="preserve">, p up to 7</w:t>
+            </w:r>
+          </w:p>
+        </w:tc>
+        <w:tc>
+          <w:tcPr>
+            <w:tcW w:type="dxa" w:w="6338"/>
+            <w:tcMar>
+              <w:top w:type="dxa" w:w="60"/>
+              <w:left w:type="dxa" w:w="100"/>
+              <w:bottom w:type="dxa" w:w="60"/>
+              <w:right w:type="dxa" w:w="100"/>
+            </w:tcMar>
+          </w:tcPr>
+          <w:p>
+            <w:pPr>
+              <w:keepNext w:val="false"/>
+              <w:spacing w:after="0"/>
+            </w:pPr>
+            <w:r>
+              <w:rPr>
+                <w:rFonts w:ascii="Courier New" w:cs="Courier New" w:eastAsia="Courier New" w:hAnsi="Courier New"/>
+                <w:sz w:val="18"/>
+                <w:szCs w:val="18"/>
+              </w:rPr>
+              <w:t xml:space="preserve">float</w:t>
+            </w:r>
+            <w:r>
+              <w:rPr>
+                <w:rFonts w:ascii="Times New Roman" w:cs="Times New Roman" w:eastAsia="Times New Roman" w:hAnsi="Times New Roman"/>
+                <w:b w:val="false"/>
+                <w:bCs w:val="false"/>
+                <w:sz w:val="19"/>
+                <w:szCs w:val="19"/>
+              </w:rPr>
+              <w:t xml:space="preserve">. A plain </w:t>
+            </w:r>
+            <w:r>
+              <w:rPr>
+                <w:rFonts w:ascii="Courier New" w:cs="Courier New" w:eastAsia="Courier New" w:hAnsi="Courier New"/>
+                <w:sz w:val="18"/>
+                <w:szCs w:val="18"/>
+              </w:rPr>
+              <w:t xml:space="preserve">FLOAT</w:t>
+            </w:r>
+            <w:r>
+              <w:rPr>
+                <w:rFonts w:ascii="Times New Roman" w:cs="Times New Roman" w:eastAsia="Times New Roman" w:hAnsi="Times New Roman"/>
+                <w:b w:val="false"/>
+                <w:bCs w:val="false"/>
+                <w:sz w:val="19"/>
+                <w:szCs w:val="19"/>
+              </w:rPr>
+              <w:t xml:space="preserve"> is </w:t>
+            </w:r>
+            <w:r>
+              <w:rPr>
+                <w:rFonts w:ascii="Courier New" w:cs="Courier New" w:eastAsia="Courier New" w:hAnsi="Courier New"/>
+                <w:sz w:val="18"/>
+                <w:szCs w:val="18"/>
+              </w:rPr>
+              <w:t xml:space="preserve">FLOAT DECIMAL(6)</w:t>
+            </w:r>
+            <w:r>
+              <w:rPr>
+                <w:rFonts w:ascii="Times New Roman" w:cs="Times New Roman" w:eastAsia="Times New Roman" w:hAnsi="Times New Roman"/>
+                <w:b w:val="false"/>
+                <w:bCs w:val="false"/>
+                <w:sz w:val="19"/>
+                <w:szCs w:val="19"/>
+              </w:rPr>
+              <w:t xml:space="preserve">.</w:t>
+            </w:r>
+          </w:p>
+        </w:tc>
+      </w:tr>
+      <w:tr>
+        <w:trPr>
+          <w:cantSplit/>
+        </w:trPr>
+        <w:tc>
+          <w:tcPr>
+            <w:tcW w:type="dxa" w:w="3300"/>
+            <w:tcMar>
+              <w:top w:type="dxa" w:w="60"/>
+              <w:left w:type="dxa" w:w="100"/>
+              <w:bottom w:type="dxa" w:w="60"/>
+              <w:right w:type="dxa" w:w="100"/>
+            </w:tcMar>
+          </w:tcPr>
+          <w:p>
+            <w:pPr>
+              <w:keepNext w:val="false"/>
+              <w:spacing w:after="0"/>
+            </w:pPr>
+            <w:r>
+              <w:rPr>
+                <w:rFonts w:ascii="Courier New" w:cs="Courier New" w:eastAsia="Courier New" w:hAnsi="Courier New"/>
+                <w:sz w:val="18"/>
+                <w:szCs w:val="18"/>
+              </w:rPr>
+              <w:t xml:space="preserve">FLOAT BINARY(53)</w:t>
+            </w:r>
+            <w:r>
+              <w:rPr>
+                <w:rFonts w:ascii="Times New Roman" w:cs="Times New Roman" w:eastAsia="Times New Roman" w:hAnsi="Times New Roman"/>
+                <w:b w:val="false"/>
+                <w:bCs w:val="false"/>
+                <w:sz w:val="19"/>
+                <w:szCs w:val="19"/>
+              </w:rPr>
+              <w:t xml:space="preserve"> and larger</w:t>
+            </w:r>
+          </w:p>
+        </w:tc>
+        <w:tc>
+          <w:tcPr>
+            <w:tcW w:type="dxa" w:w="6338"/>
+            <w:tcMar>
+              <w:top w:type="dxa" w:w="60"/>
+              <w:left w:type="dxa" w:w="100"/>
+              <w:bottom w:type="dxa" w:w="60"/>
+              <w:right w:type="dxa" w:w="100"/>
+            </w:tcMar>
+          </w:tcPr>
+          <w:p>
+            <w:pPr>
+              <w:keepNext w:val="false"/>
+              <w:spacing w:after="0"/>
+            </w:pPr>
+            <w:r>
+              <w:rPr>
+                <w:rFonts w:ascii="Courier New" w:cs="Courier New" w:eastAsia="Courier New" w:hAnsi="Courier New"/>
+                <w:sz w:val="18"/>
+                <w:szCs w:val="18"/>
+              </w:rPr>
+              <w:t xml:space="preserve">double</w:t>
+            </w:r>
+          </w:p>
+        </w:tc>
+      </w:tr>
+      <w:tr>
+        <w:trPr>
+          <w:cantSplit/>
+        </w:trPr>
+        <w:tc>
+          <w:tcPr>
+            <w:tcW w:type="dxa" w:w="3300"/>
+            <w:tcMar>
+              <w:top w:type="dxa" w:w="60"/>
+              <w:left w:type="dxa" w:w="100"/>
+              <w:bottom w:type="dxa" w:w="60"/>
+              <w:right w:type="dxa" w:w="100"/>
+            </w:tcMar>
+          </w:tcPr>
+          <w:p>
+            <w:pPr>
+              <w:keepNext w:val="false"/>
+              <w:spacing w:after="0"/>
+            </w:pPr>
+            <w:r>
+              <w:rPr>
+                <w:rFonts w:ascii="Courier New" w:cs="Courier New" w:eastAsia="Courier New" w:hAnsi="Courier New"/>
+                <w:sz w:val="18"/>
+                <w:szCs w:val="18"/>
+              </w:rPr>
+              <w:t xml:space="preserve">POINTER</w:t>
+            </w:r>
+          </w:p>
+        </w:tc>
+        <w:tc>
+          <w:tcPr>
+            <w:tcW w:type="dxa" w:w="6338"/>
+            <w:tcMar>
+              <w:top w:type="dxa" w:w="60"/>
+              <w:left w:type="dxa" w:w="100"/>
+              <w:bottom w:type="dxa" w:w="60"/>
+              <w:right w:type="dxa" w:w="100"/>
+            </w:tcMar>
+          </w:tcPr>
+          <w:p>
+            <w:pPr>
+              <w:keepNext w:val="false"/>
+              <w:spacing w:after="0"/>
+            </w:pPr>
+            <w:r>
+              <w:rPr>
+                <w:rFonts w:ascii="Courier New" w:cs="Courier New" w:eastAsia="Courier New" w:hAnsi="Courier New"/>
+                <w:sz w:val="18"/>
+                <w:szCs w:val="18"/>
+              </w:rPr>
+              <w:t xml:space="preserve">void *</w:t>
+            </w:r>
+          </w:p>
+        </w:tc>
+      </w:tr>
+      <w:tr>
+        <w:trPr>
+          <w:cantSplit/>
+        </w:trPr>
+        <w:tc>
+          <w:tcPr>
+            <w:tcW w:type="dxa" w:w="3300"/>
+            <w:tcMar>
+              <w:top w:type="dxa" w:w="60"/>
+              <w:left w:type="dxa" w:w="100"/>
+              <w:bottom w:type="dxa" w:w="60"/>
+              <w:right w:type="dxa" w:w="100"/>
+            </w:tcMar>
+          </w:tcPr>
+          <w:p>
+            <w:pPr>
+              <w:keepNext w:val="false"/>
+              <w:spacing w:after="0"/>
+            </w:pPr>
+            <w:r>
+              <w:rPr>
+                <w:rFonts w:ascii="Courier New" w:cs="Courier New" w:eastAsia="Courier New" w:hAnsi="Courier New"/>
+                <w:sz w:val="18"/>
+                <w:szCs w:val="18"/>
+              </w:rPr>
+              <w:t xml:space="preserve">CHARACTER</w:t>
+            </w:r>
+            <w:r>
+              <w:rPr>
+                <w:rFonts w:ascii="Times New Roman" w:cs="Times New Roman" w:eastAsia="Times New Roman" w:hAnsi="Times New Roman"/>
+                <w:b w:val="false"/>
+                <w:bCs w:val="false"/>
+                <w:sz w:val="19"/>
+                <w:szCs w:val="19"/>
+              </w:rPr>
+              <w:t xml:space="preserve">, </w:t>
+            </w:r>
+            <w:r>
+              <w:rPr>
+                <w:rFonts w:ascii="Courier New" w:cs="Courier New" w:eastAsia="Courier New" w:hAnsi="Courier New"/>
+                <w:sz w:val="18"/>
+                <w:szCs w:val="18"/>
+              </w:rPr>
+              <w:t xml:space="preserve">BIT</w:t>
+            </w:r>
+          </w:p>
+        </w:tc>
+        <w:tc>
+          <w:tcPr>
+            <w:tcW w:type="dxa" w:w="6338"/>
+            <w:tcMar>
+              <w:top w:type="dxa" w:w="60"/>
+              <w:left w:type="dxa" w:w="100"/>
+              <w:bottom w:type="dxa" w:w="60"/>
+              <w:right w:type="dxa" w:w="100"/>
+            </w:tcMar>
+          </w:tcPr>
+          <w:p>
+            <w:pPr>
+              <w:keepNext w:val="false"/>
+              <w:spacing w:after="0"/>
+            </w:pPr>
+            <w:r>
+              <w:rPr>
+                <w:rFonts w:ascii="Courier New" w:cs="Courier New" w:eastAsia="Courier New" w:hAnsi="Courier New"/>
+                <w:sz w:val="18"/>
+                <w:szCs w:val="18"/>
+              </w:rPr>
+              <w:t xml:space="preserve">const char *</w:t>
+            </w:r>
+            <w:r>
+              <w:rPr>
+                <w:rFonts w:ascii="Times New Roman" w:cs="Times New Roman" w:eastAsia="Times New Roman" w:hAnsi="Times New Roman"/>
+                <w:b w:val="false"/>
+                <w:bCs w:val="false"/>
+                <w:sz w:val="19"/>
+                <w:szCs w:val="19"/>
+              </w:rPr>
+              <w:t xml:space="preserve">, a copy of the string with a NUL at the end. A string result is copied back into a PL/I string.</w:t>
+            </w:r>
+          </w:p>
+        </w:tc>
+      </w:tr>
+      <w:tr>
+        <w:trPr>
+          <w:cantSplit/>
+        </w:trPr>
+        <w:tc>
+          <w:tcPr>
+            <w:tcW w:type="dxa" w:w="3300"/>
+            <w:tcMar>
+              <w:top w:type="dxa" w:w="60"/>
+              <w:left w:type="dxa" w:w="100"/>
+              <w:bottom w:type="dxa" w:w="60"/>
+              <w:right w:type="dxa" w:w="100"/>
+            </w:tcMar>
+          </w:tcPr>
+          <w:p>
+            <w:pPr>
+              <w:keepNext w:val="false"/>
+              <w:spacing w:after="0"/>
+            </w:pPr>
+            <w:r>
+              <w:rPr>
+                <w:rFonts w:ascii="Times New Roman" w:cs="Times New Roman" w:eastAsia="Times New Roman" w:hAnsi="Times New Roman"/>
+                <w:b w:val="false"/>
+                <w:bCs w:val="false"/>
+                <w:sz w:val="19"/>
+                <w:szCs w:val="19"/>
+              </w:rPr>
+              <w:t xml:space="preserve">an array</w:t>
+            </w:r>
+          </w:p>
+        </w:tc>
+        <w:tc>
+          <w:tcPr>
+            <w:tcW w:type="dxa" w:w="6338"/>
+            <w:tcMar>
+              <w:top w:type="dxa" w:w="60"/>
+              <w:left w:type="dxa" w:w="100"/>
+              <w:bottom w:type="dxa" w:w="60"/>
+              <w:right w:type="dxa" w:w="100"/>
+            </w:tcMar>
+          </w:tcPr>
+          <w:p>
+            <w:pPr>
+              <w:keepNext w:val="false"/>
+              <w:spacing w:after="0"/>
+            </w:pPr>
+            <w:r>
+              <w:rPr>
+                <w:rFonts w:ascii="Times New Roman" w:cs="Times New Roman" w:eastAsia="Times New Roman" w:hAnsi="Times New Roman"/>
+                <w:b w:val="false"/>
+                <w:bCs w:val="false"/>
+                <w:sz w:val="19"/>
+                <w:szCs w:val="19"/>
+              </w:rPr>
+              <w:t xml:space="preserve">the address of the first element, </w:t>
+            </w:r>
+            <w:r>
+              <w:rPr>
+                <w:rFonts w:ascii="Courier New" w:cs="Courier New" w:eastAsia="Courier New" w:hAnsi="Courier New"/>
+                <w:sz w:val="18"/>
+                <w:szCs w:val="18"/>
+              </w:rPr>
+              <w:t xml:space="preserve">double *</w:t>
+            </w:r>
+            <w:r>
+              <w:rPr>
+                <w:rFonts w:ascii="Times New Roman" w:cs="Times New Roman" w:eastAsia="Times New Roman" w:hAnsi="Times New Roman"/>
+                <w:b w:val="false"/>
+                <w:bCs w:val="false"/>
+                <w:sz w:val="19"/>
+                <w:szCs w:val="19"/>
+              </w:rPr>
+              <w:t xml:space="preserve"> for FLOAT and </w:t>
+            </w:r>
+            <w:r>
+              <w:rPr>
+                <w:rFonts w:ascii="Courier New" w:cs="Courier New" w:eastAsia="Courier New" w:hAnsi="Courier New"/>
+                <w:sz w:val="18"/>
+                <w:szCs w:val="18"/>
+              </w:rPr>
+              <w:t xml:space="preserve">long *</w:t>
+            </w:r>
+            <w:r>
+              <w:rPr>
+                <w:rFonts w:ascii="Times New Roman" w:cs="Times New Roman" w:eastAsia="Times New Roman" w:hAnsi="Times New Roman"/>
+                <w:b w:val="false"/>
+                <w:bCs w:val="false"/>
+                <w:sz w:val="19"/>
+                <w:szCs w:val="19"/>
+              </w:rPr>
+              <w:t xml:space="preserve"> for FIXED. </w:t>
+            </w:r>
+            <w:r>
+              <w:rPr>
+                <w:rFonts w:ascii="Courier New" w:cs="Courier New" w:eastAsia="Courier New" w:hAnsi="Courier New"/>
+                <w:sz w:val="18"/>
+                <w:szCs w:val="18"/>
+              </w:rPr>
+              <w:t xml:space="preserve">(*)</w:t>
+            </w:r>
+            <w:r>
+              <w:rPr>
+                <w:rFonts w:ascii="Times New Roman" w:cs="Times New Roman" w:eastAsia="Times New Roman" w:hAnsi="Times New Roman"/>
+                <w:b w:val="false"/>
+                <w:bCs w:val="false"/>
+                <w:sz w:val="19"/>
+                <w:szCs w:val="19"/>
+              </w:rPr>
+              <w:t xml:space="preserve"> is allowed and gives no bounds.</w:t>
+            </w:r>
+          </w:p>
+        </w:tc>
+      </w:tr>
+      <w:tr>
+        <w:trPr>
+          <w:cantSplit/>
+        </w:trPr>
+        <w:tc>
+          <w:tcPr>
+            <w:tcW w:type="dxa" w:w="3300"/>
+            <w:tcMar>
+              <w:top w:type="dxa" w:w="60"/>
+              <w:left w:type="dxa" w:w="100"/>
+              <w:bottom w:type="dxa" w:w="60"/>
+              <w:right w:type="dxa" w:w="100"/>
+            </w:tcMar>
+          </w:tcPr>
+          <w:p>
+            <w:pPr>
+              <w:keepNext/>
+              <w:spacing w:after="0"/>
+            </w:pPr>
+            <w:r>
+              <w:rPr>
+                <w:rFonts w:ascii="Times New Roman" w:cs="Times New Roman" w:eastAsia="Times New Roman" w:hAnsi="Times New Roman"/>
+                <w:b w:val="false"/>
+                <w:bCs w:val="false"/>
+                <w:sz w:val="19"/>
+                <w:szCs w:val="19"/>
+              </w:rPr>
+              <w:t xml:space="preserve">a structure</w:t>
+            </w:r>
+          </w:p>
+        </w:tc>
+        <w:tc>
+          <w:tcPr>
+            <w:tcW w:type="dxa" w:w="6338"/>
+            <w:tcMar>
+              <w:top w:type="dxa" w:w="60"/>
+              <w:left w:type="dxa" w:w="100"/>
+              <w:bottom w:type="dxa" w:w="60"/>
+              <w:right w:type="dxa" w:w="100"/>
+            </w:tcMar>
+          </w:tcPr>
+          <w:p>
+            <w:pPr>
+              <w:keepNext/>
+              <w:spacing w:after="0"/>
+            </w:pPr>
+            <w:r>
+              <w:rPr>
+                <w:rFonts w:ascii="Times New Roman" w:cs="Times New Roman" w:eastAsia="Times New Roman" w:hAnsi="Times New Roman"/>
+                <w:b w:val="false"/>
+                <w:bCs w:val="false"/>
+                <w:sz w:val="19"/>
+                <w:szCs w:val="19"/>
+              </w:rPr>
+              <w:t xml:space="preserve">the address of the structure.</w:t>
+            </w:r>
+          </w:p>
+        </w:tc>
+      </w:tr>
+    </w:tbl>
+    <w:p>
+      <w:pPr>
+        <w:spacing w:after="200" w:before="80"/>
+      </w:pPr>
+      <w:r>
+        <w:rPr>
+          <w:rFonts w:ascii="Arial" w:cs="Arial" w:eastAsia="Arial" w:hAnsi="Arial"/>
+          <w:b/>
+          <w:bCs/>
+          <w:sz w:val="18"/>
+          <w:szCs w:val="18"/>
+        </w:rPr>
+        <w:t xml:space="preserve">Figure 24. </w:t>
+      </w:r>
+      <w:r>
+        <w:rPr>
+          <w:rFonts w:ascii="Arial" w:cs="Arial" w:eastAsia="Arial" w:hAnsi="Arial"/>
+          <w:sz w:val="18"/>
+          <w:szCs w:val="18"/>
+        </w:rPr>
+        <w:t xml:space="preserve">Parameters and results of an OPTIONS(C) ENTRY</w:t>
+      </w:r>
+    </w:p>
+    <w:p>
+      <w:pPr>
+        <w:keepNext w:val="false"/>
+        <w:spacing w:after="120" w:before="0"/>
+      </w:pPr>
+      <w:r>
+        <w:rPr>
+          <w:rFonts w:ascii="Times New Roman" w:cs="Times New Roman" w:eastAsia="Times New Roman" w:hAnsi="Times New Roman"/>
+          <w:b w:val="false"/>
+          <w:bCs w:val="false"/>
+          <w:sz w:val="21"/>
+          <w:szCs w:val="21"/>
+        </w:rPr>
+        <w:t xml:space="preserve">To let a C function change a variable, pass its address: </w:t>
+      </w:r>
+      <w:r>
+        <w:rPr>
+          <w:rFonts w:ascii="Courier New" w:cs="Courier New" w:eastAsia="Courier New" w:hAnsi="Courier New"/>
+          <w:sz w:val="19"/>
+          <w:szCs w:val="19"/>
+        </w:rPr>
+        <w:t xml:space="preserve">ADDR(X)</w:t>
+      </w:r>
+      <w:r>
+        <w:rPr>
+          <w:rFonts w:ascii="Times New Roman" w:cs="Times New Roman" w:eastAsia="Times New Roman" w:hAnsi="Times New Roman"/>
+          <w:b w:val="false"/>
+          <w:bCs w:val="false"/>
+          <w:sz w:val="21"/>
+          <w:szCs w:val="21"/>
+        </w:rPr>
+        <w:t xml:space="preserve"> is a </w:t>
+      </w:r>
+      <w:r>
+        <w:rPr>
+          <w:rFonts w:ascii="Courier New" w:cs="Courier New" w:eastAsia="Courier New" w:hAnsi="Courier New"/>
+          <w:sz w:val="19"/>
+          <w:szCs w:val="19"/>
+        </w:rPr>
+        <w:t xml:space="preserve">POINTER</w:t>
+      </w:r>
+      <w:r>
+        <w:rPr>
+          <w:rFonts w:ascii="Times New Roman" w:cs="Times New Roman" w:eastAsia="Times New Roman" w:hAnsi="Times New Roman"/>
+          <w:b w:val="false"/>
+          <w:bCs w:val="false"/>
+          <w:sz w:val="21"/>
+          <w:szCs w:val="21"/>
+        </w:rPr>
+        <w:t xml:space="preserve">. Functions of the C library that the generated program already includes headers for, such as </w:t>
+      </w:r>
+      <w:r>
+        <w:rPr>
+          <w:rFonts w:ascii="Courier New" w:cs="Courier New" w:eastAsia="Courier New" w:hAnsi="Courier New"/>
+          <w:sz w:val="19"/>
+          <w:szCs w:val="19"/>
+        </w:rPr>
+        <w:t xml:space="preserve">sqrt</w:t>
+      </w:r>
+      <w:r>
+        <w:rPr>
+          <w:rFonts w:ascii="Times New Roman" w:cs="Times New Roman" w:eastAsia="Times New Roman" w:hAnsi="Times New Roman"/>
+          <w:b w:val="false"/>
+          <w:bCs w:val="false"/>
+          <w:sz w:val="21"/>
+          <w:szCs w:val="21"/>
+        </w:rPr>
+        <w:t xml:space="preserve">, </w:t>
+      </w:r>
+      <w:r>
+        <w:rPr>
+          <w:rFonts w:ascii="Courier New" w:cs="Courier New" w:eastAsia="Courier New" w:hAnsi="Courier New"/>
+          <w:sz w:val="19"/>
+          <w:szCs w:val="19"/>
+        </w:rPr>
+        <w:t xml:space="preserve">strlen</w:t>
+      </w:r>
+      <w:r>
+        <w:rPr>
+          <w:rFonts w:ascii="Times New Roman" w:cs="Times New Roman" w:eastAsia="Times New Roman" w:hAnsi="Times New Roman"/>
+          <w:b w:val="false"/>
+          <w:bCs w:val="false"/>
+          <w:sz w:val="21"/>
+          <w:szCs w:val="21"/>
+        </w:rPr>
+        <w:t xml:space="preserve">, </w:t>
+      </w:r>
+      <w:r>
+        <w:rPr>
+          <w:rFonts w:ascii="Courier New" w:cs="Courier New" w:eastAsia="Courier New" w:hAnsi="Courier New"/>
+          <w:sz w:val="19"/>
+          <w:szCs w:val="19"/>
+        </w:rPr>
+        <w:t xml:space="preserve">abs</w:t>
+      </w:r>
+      <w:r>
+        <w:rPr>
+          <w:rFonts w:ascii="Times New Roman" w:cs="Times New Roman" w:eastAsia="Times New Roman" w:hAnsi="Times New Roman"/>
+          <w:b w:val="false"/>
+          <w:bCs w:val="false"/>
+          <w:sz w:val="21"/>
+          <w:szCs w:val="21"/>
+        </w:rPr>
+        <w:t xml:space="preserve"> and </w:t>
+      </w:r>
+      <w:r>
+        <w:rPr>
+          <w:rFonts w:ascii="Courier New" w:cs="Courier New" w:eastAsia="Courier New" w:hAnsi="Courier New"/>
+          <w:sz w:val="19"/>
+          <w:szCs w:val="19"/>
+        </w:rPr>
+        <w:t xml:space="preserve">atoi</w:t>
+      </w:r>
+      <w:r>
+        <w:rPr>
+          <w:rFonts w:ascii="Times New Roman" w:cs="Times New Roman" w:eastAsia="Times New Roman" w:hAnsi="Times New Roman"/>
+          <w:b w:val="false"/>
+          <w:bCs w:val="false"/>
+          <w:sz w:val="21"/>
+          <w:szCs w:val="21"/>
+        </w:rPr>
+        <w:t xml:space="preserve">, are called with the prototypes of the library.</w:t>
+      </w:r>
+    </w:p>
+    <w:tbl>
+      <w:tblPr>
+        <w:tblW w:type="dxa" w:w="9638"/>
+        <w:tblBorders>
+          <w:top w:val="single" w:color="000000" w:sz="4"/>
+          <w:left w:val="single" w:color="000000" w:sz="4"/>
+          <w:bottom w:val="single" w:color="000000" w:sz="4"/>
+          <w:right w:val="single" w:color="000000" w:sz="4"/>
+          <w:insideH w:val="single" w:color="000000" w:sz="4"/>
+          <w:insideV w:val="single" w:color="000000" w:sz="4"/>
+        </w:tblBorders>
+        <w:tblLayout w:type="fixed"/>
+      </w:tblPr>
+      <w:tblGrid>
+        <w:gridCol w:w="9638"/>
+      </w:tblGrid>
+      <w:tr>
+        <w:trPr>
+          <w:cantSplit/>
+        </w:trPr>
+        <w:tc>
+          <w:tcPr>
+            <w:tcW w:type="dxa" w:w="9638"/>
+            <w:shd w:fill="F2F2F2" w:color="auto" w:val="clear"/>
+            <w:tcMar>
+              <w:top w:type="dxa" w:w="100"/>
+              <w:left w:type="dxa" w:w="140"/>
+              <w:bottom w:type="dxa" w:w="100"/>
+              <w:right w:type="dxa" w:w="140"/>
+            </w:tcMar>
+          </w:tcPr>
+          <w:p>
+            <w:pPr>
+              <w:keepNext/>
+              <w:spacing w:after="0" w:line="228"/>
+            </w:pPr>
+            <w:r>
+              <w:rPr>
+                <w:rFonts w:ascii="Courier New" w:cs="Courier New" w:eastAsia="Courier New" w:hAnsi="Courier New"/>
+                <w:sz w:val="17"/>
+                <w:szCs w:val="17"/>
+              </w:rPr>
+              <w:t xml:space="preserve">/* callc.pli */</w:t>
+            </w:r>
+          </w:p>
+          <w:p>
+            <w:pPr>
+              <w:keepNext/>
+              <w:spacing w:after="0" w:line="228"/>
+            </w:pPr>
+            <w:r>
+              <w:rPr>
+                <w:rFonts w:ascii="Courier New" w:cs="Courier New" w:eastAsia="Courier New" w:hAnsi="Courier New"/>
+                <w:sz w:val="17"/>
+                <w:szCs w:val="17"/>
+              </w:rPr>
+              <w:t xml:space="preserve">CI: PROCEDURE OPTIONS(MAIN);</w:t>
+            </w:r>
+          </w:p>
+          <w:p>
+            <w:pPr>
+              <w:keepNext/>
+              <w:spacing w:after="0" w:line="228"/>
+            </w:pPr>
+            <w:r>
+              <w:rPr>
+                <w:rFonts w:ascii="Courier New" w:cs="Courier New" w:eastAsia="Courier New" w:hAnsi="Courier New"/>
+                <w:sz w:val="17"/>
+                <w:szCs w:val="17"/>
+              </w:rPr>
+              <w:t xml:space="preserve">  DECLARE SQRT_C ENTRY(FLOAT BINARY(53)) RETURNS(FLOAT BINARY(53))</w:t>
+            </w:r>
+          </w:p>
+          <w:p>
+            <w:pPr>
+              <w:keepNext/>
+              <w:spacing w:after="0" w:line="228"/>
+            </w:pPr>
+            <w:r>
+              <w:rPr>
+                <w:rFonts w:ascii="Courier New" w:cs="Courier New" w:eastAsia="Courier New" w:hAnsi="Courier New"/>
+                <w:sz w:val="17"/>
+                <w:szCs w:val="17"/>
+              </w:rPr>
+              <w:t xml:space="preserve">      OPTIONS(C) EXTERNAL('sqrt');</w:t>
+            </w:r>
+          </w:p>
+          <w:p>
+            <w:pPr>
+              <w:keepNext/>
+              <w:spacing w:after="0" w:line="228"/>
+            </w:pPr>
+            <w:r>
+              <w:rPr>
+                <w:rFonts w:ascii="Courier New" w:cs="Courier New" w:eastAsia="Courier New" w:hAnsi="Courier New"/>
+                <w:sz w:val="17"/>
+                <w:szCs w:val="17"/>
+              </w:rPr>
+              <w:t xml:space="preserve">  DECLARE STRLEN ENTRY(CHAR(*)) RETURNS(FIXED BINARY(31)) OPTIONS(C);</w:t>
+            </w:r>
+          </w:p>
+          <w:p>
+            <w:pPr>
+              <w:keepNext/>
+              <w:spacing w:after="0" w:line="228"/>
+            </w:pPr>
+            <w:r>
+              <w:rPr>
+                <w:rFonts w:ascii="Courier New" w:cs="Courier New" w:eastAsia="Courier New" w:hAnsi="Courier New"/>
+                <w:sz w:val="17"/>
+                <w:szCs w:val="17"/>
+              </w:rPr>
+              <w:t xml:space="preserve">  DECLARE ABS_C ENTRY(FIXED BINARY(31)) RETURNS(FIXED BINARY(31))</w:t>
+            </w:r>
+          </w:p>
+          <w:p>
+            <w:pPr>
+              <w:keepNext/>
+              <w:spacing w:after="0" w:line="228"/>
+            </w:pPr>
+            <w:r>
+              <w:rPr>
+                <w:rFonts w:ascii="Courier New" w:cs="Courier New" w:eastAsia="Courier New" w:hAnsi="Courier New"/>
+                <w:sz w:val="17"/>
+                <w:szCs w:val="17"/>
+              </w:rPr>
+              <w:t xml:space="preserve">      OPTIONS(C) EXTERNAL('abs');</w:t>
+            </w:r>
+          </w:p>
+          <w:p>
+            <w:pPr>
+              <w:keepNext/>
+              <w:spacing w:after="0" w:line="228"/>
+            </w:pPr>
+            <w:r>
+              <w:rPr>
+                <w:rFonts w:ascii="Courier New" w:cs="Courier New" w:eastAsia="Courier New" w:hAnsi="Courier New"/>
+                <w:sz w:val="17"/>
+                <w:szCs w:val="17"/>
+              </w:rPr>
+              <w:t xml:space="preserve">  DECLARE PUTS ENTRY(CHAR(*)) RETURNS(FIXED BINARY(31)) OPTIONS(C);</w:t>
+            </w:r>
+          </w:p>
+          <w:p>
+            <w:pPr>
+              <w:keepNext/>
+              <w:spacing w:after="0" w:line="228"/>
+            </w:pPr>
+            <w:r>
+              <w:rPr>
+                <w:rFonts w:ascii="Courier New" w:cs="Courier New" w:eastAsia="Courier New" w:hAnsi="Courier New"/>
+                <w:sz w:val="17"/>
+                <w:szCs w:val="17"/>
+              </w:rPr>
+              <w:t xml:space="preserve">  DECLARE ATOI ENTRY(CHAR(*)) RETURNS(FIXED BINARY(31)) OPTIONS(C);</w:t>
+            </w:r>
+          </w:p>
+          <w:p>
+            <w:pPr>
+              <w:keepNext/>
+              <w:spacing w:after="0" w:line="228"/>
+            </w:pPr>
+            <w:r>
+              <w:rPr>
+                <w:rFonts w:ascii="Courier New" w:cs="Courier New" w:eastAsia="Courier New" w:hAnsi="Courier New"/>
+                <w:sz w:val="17"/>
+                <w:szCs w:val="17"/>
+              </w:rPr>
+              <w:t xml:space="preserve">  DECLARE R FIXED BINARY(31);</w:t>
+            </w:r>
+          </w:p>
+          <w:p>
+            <w:pPr>
+              <w:keepNext/>
+              <w:spacing w:after="0" w:line="228"/>
+            </w:pPr>
+            <w:r>
+              <w:rPr>
+                <w:rFonts w:ascii="Courier New" w:cs="Courier New" w:eastAsia="Courier New" w:hAnsi="Courier New"/>
+                <w:sz w:val="17"/>
+                <w:szCs w:val="17"/>
+              </w:rPr>
+              <w:t xml:space="preserve">  DECLARE X FLOAT BINARY(53);</w:t>
+            </w:r>
+          </w:p>
+          <w:p>
+            <w:pPr>
+              <w:keepNext/>
+              <w:spacing w:after="0" w:line="228"/>
+            </w:pPr>
+            <w:r>
+              <w:rPr>
+                <w:rFonts w:ascii="Courier New" w:cs="Courier New" w:eastAsia="Courier New" w:hAnsi="Courier New"/>
+                <w:sz w:val="17"/>
+                <w:szCs w:val="17"/>
+              </w:rPr>
+              <w:t xml:space="preserve">  X = SQRT_C(2);</w:t>
+            </w:r>
+          </w:p>
+          <w:p>
+            <w:pPr>
+              <w:keepNext/>
+              <w:spacing w:after="0" w:line="228"/>
+            </w:pPr>
+            <w:r>
+              <w:rPr>
+                <w:rFonts w:ascii="Courier New" w:cs="Courier New" w:eastAsia="Courier New" w:hAnsi="Courier New"/>
+                <w:sz w:val="17"/>
+                <w:szCs w:val="17"/>
+              </w:rPr>
+              <w:t xml:space="preserve">  PUT SKIP LIST('sqrt(2) =', X);</w:t>
+            </w:r>
+          </w:p>
+          <w:p>
+            <w:pPr>
+              <w:keepNext/>
+              <w:spacing w:after="0" w:line="228"/>
+            </w:pPr>
+            <w:r>
+              <w:rPr>
+                <w:rFonts w:ascii="Courier New" w:cs="Courier New" w:eastAsia="Courier New" w:hAnsi="Courier New"/>
+                <w:sz w:val="17"/>
+                <w:szCs w:val="17"/>
+              </w:rPr>
+              <w:t xml:space="preserve">  PUT SKIP LIST('strlen =', STRLEN('hello, world'));</w:t>
+            </w:r>
+          </w:p>
+          <w:p>
+            <w:pPr>
+              <w:keepNext/>
+              <w:spacing w:after="0" w:line="228"/>
+            </w:pPr>
+            <w:r>
+              <w:rPr>
+                <w:rFonts w:ascii="Courier New" w:cs="Courier New" w:eastAsia="Courier New" w:hAnsi="Courier New"/>
+                <w:sz w:val="17"/>
+                <w:szCs w:val="17"/>
+              </w:rPr>
+              <w:t xml:space="preserve">  PUT SKIP LIST('abs =', ABS_C(-42));</w:t>
+            </w:r>
+          </w:p>
+          <w:p>
+            <w:pPr>
+              <w:keepNext/>
+              <w:spacing w:after="0" w:line="228"/>
+            </w:pPr>
+            <w:r>
+              <w:rPr>
+                <w:rFonts w:ascii="Courier New" w:cs="Courier New" w:eastAsia="Courier New" w:hAnsi="Courier New"/>
+                <w:sz w:val="17"/>
+                <w:szCs w:val="17"/>
+              </w:rPr>
+              <w:t xml:space="preserve">  PUT SKIP LIST('atoi =', ATOI('1234') + 1);</w:t>
+            </w:r>
+          </w:p>
+          <w:p>
+            <w:pPr>
+              <w:keepNext/>
+              <w:spacing w:after="0" w:line="228"/>
+            </w:pPr>
+            <w:r>
+              <w:rPr>
+                <w:rFonts w:ascii="Courier New" w:cs="Courier New" w:eastAsia="Courier New" w:hAnsi="Courier New"/>
+                <w:sz w:val="17"/>
+                <w:szCs w:val="17"/>
+              </w:rPr>
+              <w:t xml:space="preserve">END CI;</w:t>
+            </w:r>
+          </w:p>
+          <w:p>
+            <w:pPr>
+              <w:keepNext/>
+              <w:spacing w:after="0" w:line="228"/>
+            </w:pPr>
+            <w:r>
+              <w:rPr>
+                <w:rFonts w:ascii="Courier New" w:cs="Courier New" w:eastAsia="Courier New" w:hAnsi="Courier New"/>
+                <w:sz w:val="17"/>
+                <w:szCs w:val="17"/>
+              </w:rPr>
+              <w:t xml:space="preserve"> </w:t>
+            </w:r>
+          </w:p>
+          <w:p>
+            <w:pPr>
+              <w:keepNext/>
+              <w:spacing w:after="0" w:line="228"/>
+            </w:pPr>
+            <w:r>
+              <w:rPr>
+                <w:rFonts w:ascii="Courier New" w:cs="Courier New" w:eastAsia="Courier New" w:hAnsi="Courier New"/>
+                <w:sz w:val="17"/>
+                <w:szCs w:val="17"/>
+              </w:rPr>
+              <w:t xml:space="preserve">$ pli -c callc.pli -o prog</w:t>
+            </w:r>
+          </w:p>
+          <w:p>
+            <w:pPr>
+              <w:keepNext/>
+              <w:spacing w:after="0" w:line="228"/>
+            </w:pPr>
+            <w:r>
+              <w:rPr>
+                <w:rFonts w:ascii="Courier New" w:cs="Courier New" w:eastAsia="Courier New" w:hAnsi="Courier New"/>
+                <w:sz w:val="17"/>
+                <w:szCs w:val="17"/>
+              </w:rPr>
+              <w:t xml:space="preserve">/* prints */</w:t>
+            </w:r>
+          </w:p>
+          <w:p>
+            <w:pPr>
+              <w:keepNext/>
+              <w:spacing w:after="0" w:line="228"/>
+            </w:pPr>
+            <w:r>
+              <w:rPr>
+                <w:rFonts w:ascii="Courier New" w:cs="Courier New" w:eastAsia="Courier New" w:hAnsi="Courier New"/>
+                <w:sz w:val="17"/>
+                <w:szCs w:val="17"/>
+              </w:rPr>
+              <w:t xml:space="preserve">sqrt(2) =               1.414213562373095E+00</w:t>
+            </w:r>
+          </w:p>
+          <w:p>
+            <w:pPr>
+              <w:keepNext/>
+              <w:spacing w:after="0" w:line="228"/>
+            </w:pPr>
+            <w:r>
+              <w:rPr>
+                <w:rFonts w:ascii="Courier New" w:cs="Courier New" w:eastAsia="Courier New" w:hAnsi="Courier New"/>
+                <w:sz w:val="17"/>
+                <w:szCs w:val="17"/>
+              </w:rPr>
+              <w:t xml:space="preserve">strlen =                12</w:t>
+            </w:r>
+          </w:p>
+          <w:p>
+            <w:pPr>
+              <w:keepNext/>
+              <w:spacing w:after="0" w:line="228"/>
+            </w:pPr>
+            <w:r>
+              <w:rPr>
+                <w:rFonts w:ascii="Courier New" w:cs="Courier New" w:eastAsia="Courier New" w:hAnsi="Courier New"/>
+                <w:sz w:val="17"/>
+                <w:szCs w:val="17"/>
+              </w:rPr>
+              <w:t xml:space="preserve">abs =                   42</w:t>
+            </w:r>
+          </w:p>
+          <w:p>
+            <w:pPr>
+              <w:keepNext/>
+              <w:spacing w:after="0" w:line="228"/>
+            </w:pPr>
+            <w:r>
+              <w:rPr>
+                <w:rFonts w:ascii="Courier New" w:cs="Courier New" w:eastAsia="Courier New" w:hAnsi="Courier New"/>
+                <w:sz w:val="17"/>
+                <w:szCs w:val="17"/>
+              </w:rPr>
+              <w:t xml:space="preserve">atoi =                  1235</w:t>
+            </w:r>
+          </w:p>
+        </w:tc>
+      </w:tr>
+    </w:tbl>
+    <w:p>
+      <w:pPr>
+        <w:spacing w:after="200" w:before="80"/>
+      </w:pPr>
+      <w:r>
+        <w:rPr>
+          <w:rFonts w:ascii="Arial" w:cs="Arial" w:eastAsia="Arial" w:hAnsi="Arial"/>
+          <w:b/>
+          <w:bCs/>
+          <w:sz w:val="18"/>
+          <w:szCs w:val="18"/>
+        </w:rPr>
+        <w:t xml:space="preserve">Figure 25. </w:t>
+      </w:r>
+      <w:r>
+        <w:rPr>
+          <w:rFonts w:ascii="Arial" w:cs="Arial" w:eastAsia="Arial" w:hAnsi="Arial"/>
+          <w:sz w:val="18"/>
+          <w:szCs w:val="18"/>
+        </w:rPr>
+        <w:t xml:space="preserve">Calling the C library</w:t>
+      </w:r>
+    </w:p>
+    <w:p>
+      <w:pPr>
+        <w:pStyle w:val="Heading2"/>
+      </w:pPr>
+      <w:r>
+        <w:t xml:space="preserve">Calling PL/I from C</w:t>
+      </w:r>
+    </w:p>
+    <w:p>
+      <w:pPr>
+        <w:keepNext w:val="false"/>
+        <w:spacing w:after="120" w:before="0"/>
+      </w:pPr>
+      <w:r>
+        <w:rPr>
+          <w:rFonts w:ascii="Times New Roman" w:cs="Times New Roman" w:eastAsia="Times New Roman" w:hAnsi="Times New Roman"/>
+          <w:b w:val="false"/>
+          <w:bCs w:val="false"/>
+          <w:sz w:val="21"/>
+          <w:szCs w:val="21"/>
+        </w:rPr>
+        <w:t xml:space="preserve">A PL/I procedure that C code is to call is written with OPTIONS(C), usually together with </w:t>
+      </w:r>
+      <w:r>
+        <w:rPr>
+          <w:rFonts w:ascii="Courier New" w:cs="Courier New" w:eastAsia="Courier New" w:hAnsi="Courier New"/>
+          <w:sz w:val="19"/>
+          <w:szCs w:val="19"/>
+        </w:rPr>
+        <w:t xml:space="preserve">EXTERNAL('name')</w:t>
+      </w:r>
+      <w:r>
+        <w:rPr>
+          <w:rFonts w:ascii="Times New Roman" w:cs="Times New Roman" w:eastAsia="Times New Roman" w:hAnsi="Times New Roman"/>
+          <w:b w:val="false"/>
+          <w:bCs w:val="false"/>
+          <w:sz w:val="21"/>
+          <w:szCs w:val="21"/>
+        </w:rPr>
+        <w:t xml:space="preserve">, and its parameters then follow the same table: numbers arrive by value and strings as NUL-terminated pointers. A string parameter has the length of the C string. A result must be a number or a pointer, not a string. An array parameter needs explicit bounds.</w:t>
+      </w:r>
+    </w:p>
+    <w:p>
+      <w:pPr>
+        <w:keepNext w:val="false"/>
+        <w:spacing w:after="120" w:before="0"/>
+      </w:pPr>
+      <w:r>
+        <w:rPr>
+          <w:rFonts w:ascii="Times New Roman" w:cs="Times New Roman" w:eastAsia="Times New Roman" w:hAnsi="Times New Roman"/>
+          <w:b w:val="false"/>
+          <w:bCs w:val="false"/>
+          <w:sz w:val="21"/>
+          <w:szCs w:val="21"/>
+        </w:rPr>
+        <w:t xml:space="preserve">The program is built with </w:t>
+      </w:r>
+      <w:r>
+        <w:rPr>
+          <w:rFonts w:ascii="Courier New" w:cs="Courier New" w:eastAsia="Courier New" w:hAnsi="Courier New"/>
+          <w:sz w:val="19"/>
+          <w:szCs w:val="19"/>
+        </w:rPr>
+        <w:t xml:space="preserve">-M</w:t>
+      </w:r>
+      <w:r>
+        <w:rPr>
+          <w:rFonts w:ascii="Times New Roman" w:cs="Times New Roman" w:eastAsia="Times New Roman" w:hAnsi="Times New Roman"/>
+          <w:b w:val="false"/>
+          <w:bCs w:val="false"/>
+          <w:sz w:val="21"/>
+          <w:szCs w:val="21"/>
+        </w:rPr>
+        <w:t xml:space="preserve">, because the PL/I part is a module. The C main program starts the run-time system with </w:t>
+      </w:r>
+      <w:r>
+        <w:rPr>
+          <w:rFonts w:ascii="Courier New" w:cs="Courier New" w:eastAsia="Courier New" w:hAnsi="Courier New"/>
+          <w:sz w:val="19"/>
+          <w:szCs w:val="19"/>
+        </w:rPr>
+        <w:t xml:space="preserve">plstart(argc, argv)</w:t>
+      </w:r>
+      <w:r>
+        <w:rPr>
+          <w:rFonts w:ascii="Times New Roman" w:cs="Times New Roman" w:eastAsia="Times New Roman" w:hAnsi="Times New Roman"/>
+          <w:b w:val="false"/>
+          <w:bCs w:val="false"/>
+          <w:sz w:val="21"/>
+          <w:szCs w:val="21"/>
+        </w:rPr>
+        <w:t xml:space="preserve">, calls the initialization function </w:t>
+      </w:r>
+      <w:r>
+        <w:rPr>
+          <w:rFonts w:ascii="Courier New" w:cs="Courier New" w:eastAsia="Courier New" w:hAnsi="Courier New"/>
+          <w:sz w:val="19"/>
+          <w:szCs w:val="19"/>
+        </w:rPr>
+        <w:t xml:space="preserve">name_i</w:t>
+      </w:r>
+      <w:r>
+        <w:rPr>
+          <w:rFonts w:ascii="Times New Roman" w:cs="Times New Roman" w:eastAsia="Times New Roman" w:hAnsi="Times New Roman"/>
+          <w:b w:val="false"/>
+          <w:bCs w:val="false"/>
+          <w:sz w:val="21"/>
+          <w:szCs w:val="21"/>
+        </w:rPr>
+        <w:t xml:space="preserve"> of every PL/I module, and ends with </w:t>
+      </w:r>
+      <w:r>
+        <w:rPr>
+          <w:rFonts w:ascii="Courier New" w:cs="Courier New" w:eastAsia="Courier New" w:hAnsi="Courier New"/>
+          <w:sz w:val="19"/>
+          <w:szCs w:val="19"/>
+        </w:rPr>
+        <w:t xml:space="preserve">plstop(rc)</w:t>
+      </w:r>
+      <w:r>
+        <w:rPr>
+          <w:rFonts w:ascii="Times New Roman" w:cs="Times New Roman" w:eastAsia="Times New Roman" w:hAnsi="Times New Roman"/>
+          <w:b w:val="false"/>
+          <w:bCs w:val="false"/>
+          <w:sz w:val="21"/>
+          <w:szCs w:val="21"/>
+        </w:rPr>
+        <w:t xml:space="preserve">. The line that a PUT SKIP statement began stays open until the next PUT SKIP, so write a newline from C before you print on the same output.</w:t>
+      </w:r>
+    </w:p>
+    <w:tbl>
+      <w:tblPr>
+        <w:tblW w:type="dxa" w:w="9638"/>
+        <w:tblBorders>
+          <w:top w:val="single" w:color="000000" w:sz="4"/>
+          <w:left w:val="single" w:color="000000" w:sz="4"/>
+          <w:bottom w:val="single" w:color="000000" w:sz="4"/>
+          <w:right w:val="single" w:color="000000" w:sz="4"/>
+          <w:insideH w:val="single" w:color="000000" w:sz="4"/>
+          <w:insideV w:val="single" w:color="000000" w:sz="4"/>
+        </w:tblBorders>
+        <w:tblLayout w:type="fixed"/>
+      </w:tblPr>
+      <w:tblGrid>
+        <w:gridCol w:w="9638"/>
+      </w:tblGrid>
+      <w:tr>
+        <w:trPr>
+          <w:cantSplit/>
+        </w:trPr>
+        <w:tc>
+          <w:tcPr>
+            <w:tcW w:type="dxa" w:w="9638"/>
+            <w:shd w:fill="F2F2F2" w:color="auto" w:val="clear"/>
+            <w:tcMar>
+              <w:top w:type="dxa" w:w="100"/>
+              <w:left w:type="dxa" w:w="140"/>
+              <w:bottom w:type="dxa" w:w="100"/>
+              <w:right w:type="dxa" w:w="140"/>
+            </w:tcMar>
+          </w:tcPr>
+          <w:p>
+            <w:pPr>
+              <w:keepNext/>
+              <w:spacing w:after="0" w:line="228"/>
+            </w:pPr>
+            <w:r>
+              <w:rPr>
+                <w:rFonts w:ascii="Courier New" w:cs="Courier New" w:eastAsia="Courier New" w:hAnsi="Courier New"/>
+                <w:sz w:val="17"/>
+                <w:szCs w:val="17"/>
+              </w:rPr>
+              <w:t xml:space="preserve">/* lib.pli */</w:t>
+            </w:r>
+          </w:p>
+          <w:p>
+            <w:pPr>
+              <w:keepNext/>
+              <w:spacing w:after="0" w:line="228"/>
+            </w:pPr>
+            <w:r>
+              <w:rPr>
+                <w:rFonts w:ascii="Courier New" w:cs="Courier New" w:eastAsia="Courier New" w:hAnsi="Courier New"/>
+                <w:sz w:val="17"/>
+                <w:szCs w:val="17"/>
+              </w:rPr>
+              <w:t xml:space="preserve">/* PL/I routines for C programs */</w:t>
+            </w:r>
+          </w:p>
+          <w:p>
+            <w:pPr>
+              <w:keepNext/>
+              <w:spacing w:after="0" w:line="228"/>
+            </w:pPr>
+            <w:r>
+              <w:rPr>
+                <w:rFonts w:ascii="Courier New" w:cs="Courier New" w:eastAsia="Courier New" w:hAnsi="Courier New"/>
+                <w:sz w:val="17"/>
+                <w:szCs w:val="17"/>
+              </w:rPr>
+              <w:t xml:space="preserve">ADD3: PROCEDURE(A, B, TAG) OPTIONS(C) RETURNS(FIXED BINARY(31))</w:t>
+            </w:r>
+          </w:p>
+          <w:p>
+            <w:pPr>
+              <w:keepNext/>
+              <w:spacing w:after="0" w:line="228"/>
+            </w:pPr>
+            <w:r>
+              <w:rPr>
+                <w:rFonts w:ascii="Courier New" w:cs="Courier New" w:eastAsia="Courier New" w:hAnsi="Courier New"/>
+                <w:sz w:val="17"/>
+                <w:szCs w:val="17"/>
+              </w:rPr>
+              <w:t xml:space="preserve">      EXTERNAL('add3');</w:t>
+            </w:r>
+          </w:p>
+          <w:p>
+            <w:pPr>
+              <w:keepNext/>
+              <w:spacing w:after="0" w:line="228"/>
+            </w:pPr>
+            <w:r>
+              <w:rPr>
+                <w:rFonts w:ascii="Courier New" w:cs="Courier New" w:eastAsia="Courier New" w:hAnsi="Courier New"/>
+                <w:sz w:val="17"/>
+                <w:szCs w:val="17"/>
+              </w:rPr>
+              <w:t xml:space="preserve">  DECLARE (A, B) FIXED BINARY(31);</w:t>
+            </w:r>
+          </w:p>
+          <w:p>
+            <w:pPr>
+              <w:keepNext/>
+              <w:spacing w:after="0" w:line="228"/>
+            </w:pPr>
+            <w:r>
+              <w:rPr>
+                <w:rFonts w:ascii="Courier New" w:cs="Courier New" w:eastAsia="Courier New" w:hAnsi="Courier New"/>
+                <w:sz w:val="17"/>
+                <w:szCs w:val="17"/>
+              </w:rPr>
+              <w:t xml:space="preserve">  DECLARE TAG CHAR(*);</w:t>
+            </w:r>
+          </w:p>
+          <w:p>
+            <w:pPr>
+              <w:keepNext/>
+              <w:spacing w:after="0" w:line="228"/>
+            </w:pPr>
+            <w:r>
+              <w:rPr>
+                <w:rFonts w:ascii="Courier New" w:cs="Courier New" w:eastAsia="Courier New" w:hAnsi="Courier New"/>
+                <w:sz w:val="17"/>
+                <w:szCs w:val="17"/>
+              </w:rPr>
+              <w:t xml:space="preserve">  PUT SKIP LIST('add3 called with', TAG, LENGTH(TAG));</w:t>
+            </w:r>
+          </w:p>
+          <w:p>
+            <w:pPr>
+              <w:keepNext/>
+              <w:spacing w:after="0" w:line="228"/>
+            </w:pPr>
+            <w:r>
+              <w:rPr>
+                <w:rFonts w:ascii="Courier New" w:cs="Courier New" w:eastAsia="Courier New" w:hAnsi="Courier New"/>
+                <w:sz w:val="17"/>
+                <w:szCs w:val="17"/>
+              </w:rPr>
+              <w:t xml:space="preserve">  RETURN(A + B);</w:t>
+            </w:r>
+          </w:p>
+          <w:p>
+            <w:pPr>
+              <w:keepNext/>
+              <w:spacing w:after="0" w:line="228"/>
+            </w:pPr>
+            <w:r>
+              <w:rPr>
+                <w:rFonts w:ascii="Courier New" w:cs="Courier New" w:eastAsia="Courier New" w:hAnsi="Courier New"/>
+                <w:sz w:val="17"/>
+                <w:szCs w:val="17"/>
+              </w:rPr>
+              <w:t xml:space="preserve">END ADD3;</w:t>
+            </w:r>
+          </w:p>
+          <w:p>
+            <w:pPr>
+              <w:keepNext/>
+              <w:spacing w:after="0" w:line="228"/>
+            </w:pPr>
+            <w:r>
+              <w:rPr>
+                <w:rFonts w:ascii="Courier New" w:cs="Courier New" w:eastAsia="Courier New" w:hAnsi="Courier New"/>
+                <w:sz w:val="17"/>
+                <w:szCs w:val="17"/>
+              </w:rPr>
+              <w:t xml:space="preserve"> </w:t>
+            </w:r>
+          </w:p>
+          <w:p>
+            <w:pPr>
+              <w:keepNext/>
+              <w:spacing w:after="0" w:line="228"/>
+            </w:pPr>
+            <w:r>
+              <w:rPr>
+                <w:rFonts w:ascii="Courier New" w:cs="Courier New" w:eastAsia="Courier New" w:hAnsi="Courier New"/>
+                <w:sz w:val="17"/>
+                <w:szCs w:val="17"/>
+              </w:rPr>
+              <w:t xml:space="preserve">HYPOT2: PROCEDURE(X, Y) OPTIONS(C) RETURNS(FLOAT BINARY(53))</w:t>
+            </w:r>
+          </w:p>
+          <w:p>
+            <w:pPr>
+              <w:keepNext/>
+              <w:spacing w:after="0" w:line="228"/>
+            </w:pPr>
+            <w:r>
+              <w:rPr>
+                <w:rFonts w:ascii="Courier New" w:cs="Courier New" w:eastAsia="Courier New" w:hAnsi="Courier New"/>
+                <w:sz w:val="17"/>
+                <w:szCs w:val="17"/>
+              </w:rPr>
+              <w:t xml:space="preserve">        EXTERNAL('hypot2');</w:t>
+            </w:r>
+          </w:p>
+          <w:p>
+            <w:pPr>
+              <w:keepNext/>
+              <w:spacing w:after="0" w:line="228"/>
+            </w:pPr>
+            <w:r>
+              <w:rPr>
+                <w:rFonts w:ascii="Courier New" w:cs="Courier New" w:eastAsia="Courier New" w:hAnsi="Courier New"/>
+                <w:sz w:val="17"/>
+                <w:szCs w:val="17"/>
+              </w:rPr>
+              <w:t xml:space="preserve">  DECLARE (X, Y) FLOAT BINARY(53);</w:t>
+            </w:r>
+          </w:p>
+          <w:p>
+            <w:pPr>
+              <w:keepNext/>
+              <w:spacing w:after="0" w:line="228"/>
+            </w:pPr>
+            <w:r>
+              <w:rPr>
+                <w:rFonts w:ascii="Courier New" w:cs="Courier New" w:eastAsia="Courier New" w:hAnsi="Courier New"/>
+                <w:sz w:val="17"/>
+                <w:szCs w:val="17"/>
+              </w:rPr>
+              <w:t xml:space="preserve">  RETURN(SQRT(X * X + Y * Y));</w:t>
+            </w:r>
+          </w:p>
+          <w:p>
+            <w:pPr>
+              <w:keepNext/>
+              <w:spacing w:after="0" w:line="228"/>
+            </w:pPr>
+            <w:r>
+              <w:rPr>
+                <w:rFonts w:ascii="Courier New" w:cs="Courier New" w:eastAsia="Courier New" w:hAnsi="Courier New"/>
+                <w:sz w:val="17"/>
+                <w:szCs w:val="17"/>
+              </w:rPr>
+              <w:t xml:space="preserve">END HYPOT2;</w:t>
+            </w:r>
+          </w:p>
+          <w:p>
+            <w:pPr>
+              <w:keepNext/>
+              <w:spacing w:after="0" w:line="228"/>
+            </w:pPr>
+            <w:r>
+              <w:rPr>
+                <w:rFonts w:ascii="Courier New" w:cs="Courier New" w:eastAsia="Courier New" w:hAnsi="Courier New"/>
+                <w:sz w:val="17"/>
+                <w:szCs w:val="17"/>
+              </w:rPr>
+              <w:t xml:space="preserve"> </w:t>
+            </w:r>
+          </w:p>
+          <w:p>
+            <w:pPr>
+              <w:keepNext/>
+              <w:spacing w:after="0" w:line="228"/>
+            </w:pPr>
+            <w:r>
+              <w:rPr>
+                <w:rFonts w:ascii="Courier New" w:cs="Courier New" w:eastAsia="Courier New" w:hAnsi="Courier New"/>
+                <w:sz w:val="17"/>
+                <w:szCs w:val="17"/>
+              </w:rPr>
+              <w:t xml:space="preserve">FILLSQ: PROCEDURE(V, N) OPTIONS(C) EXTERNAL('fillsq');</w:t>
+            </w:r>
+          </w:p>
+          <w:p>
+            <w:pPr>
+              <w:keepNext/>
+              <w:spacing w:after="0" w:line="228"/>
+            </w:pPr>
+            <w:r>
+              <w:rPr>
+                <w:rFonts w:ascii="Courier New" w:cs="Courier New" w:eastAsia="Courier New" w:hAnsi="Courier New"/>
+                <w:sz w:val="17"/>
+                <w:szCs w:val="17"/>
+              </w:rPr>
+              <w:t xml:space="preserve">  DECLARE V(8) FLOAT BINARY(53);</w:t>
+            </w:r>
+          </w:p>
+          <w:p>
+            <w:pPr>
+              <w:keepNext/>
+              <w:spacing w:after="0" w:line="228"/>
+            </w:pPr>
+            <w:r>
+              <w:rPr>
+                <w:rFonts w:ascii="Courier New" w:cs="Courier New" w:eastAsia="Courier New" w:hAnsi="Courier New"/>
+                <w:sz w:val="17"/>
+                <w:szCs w:val="17"/>
+              </w:rPr>
+              <w:t xml:space="preserve">  DECLARE N FIXED BINARY(31);</w:t>
+            </w:r>
+          </w:p>
+          <w:p>
+            <w:pPr>
+              <w:keepNext/>
+              <w:spacing w:after="0" w:line="228"/>
+            </w:pPr>
+            <w:r>
+              <w:rPr>
+                <w:rFonts w:ascii="Courier New" w:cs="Courier New" w:eastAsia="Courier New" w:hAnsi="Courier New"/>
+                <w:sz w:val="17"/>
+                <w:szCs w:val="17"/>
+              </w:rPr>
+              <w:t xml:space="preserve">  DECLARE I FIXED BINARY(31);</w:t>
+            </w:r>
+          </w:p>
+          <w:p>
+            <w:pPr>
+              <w:keepNext/>
+              <w:spacing w:after="0" w:line="228"/>
+            </w:pPr>
+            <w:r>
+              <w:rPr>
+                <w:rFonts w:ascii="Courier New" w:cs="Courier New" w:eastAsia="Courier New" w:hAnsi="Courier New"/>
+                <w:sz w:val="17"/>
+                <w:szCs w:val="17"/>
+              </w:rPr>
+              <w:t xml:space="preserve">  DO I = 1 TO N;</w:t>
+            </w:r>
+          </w:p>
+          <w:p>
+            <w:pPr>
+              <w:keepNext/>
+              <w:spacing w:after="0" w:line="228"/>
+            </w:pPr>
+            <w:r>
+              <w:rPr>
+                <w:rFonts w:ascii="Courier New" w:cs="Courier New" w:eastAsia="Courier New" w:hAnsi="Courier New"/>
+                <w:sz w:val="17"/>
+                <w:szCs w:val="17"/>
+              </w:rPr>
+              <w:t xml:space="preserve">    V(I) = I * I;</w:t>
+            </w:r>
+          </w:p>
+          <w:p>
+            <w:pPr>
+              <w:keepNext/>
+              <w:spacing w:after="0" w:line="228"/>
+            </w:pPr>
+            <w:r>
+              <w:rPr>
+                <w:rFonts w:ascii="Courier New" w:cs="Courier New" w:eastAsia="Courier New" w:hAnsi="Courier New"/>
+                <w:sz w:val="17"/>
+                <w:szCs w:val="17"/>
+              </w:rPr>
+              <w:t xml:space="preserve">  END;</w:t>
+            </w:r>
+          </w:p>
+          <w:p>
+            <w:pPr>
+              <w:keepNext/>
+              <w:spacing w:after="0" w:line="228"/>
+            </w:pPr>
+            <w:r>
+              <w:rPr>
+                <w:rFonts w:ascii="Courier New" w:cs="Courier New" w:eastAsia="Courier New" w:hAnsi="Courier New"/>
+                <w:sz w:val="17"/>
+                <w:szCs w:val="17"/>
+              </w:rPr>
+              <w:t xml:space="preserve">END FILLSQ;</w:t>
+            </w:r>
+          </w:p>
+          <w:p>
+            <w:pPr>
+              <w:keepNext/>
+              <w:spacing w:after="0" w:line="228"/>
+            </w:pPr>
+            <w:r>
+              <w:rPr>
+                <w:rFonts w:ascii="Courier New" w:cs="Courier New" w:eastAsia="Courier New" w:hAnsi="Courier New"/>
+                <w:sz w:val="17"/>
+                <w:szCs w:val="17"/>
+              </w:rPr>
+              <w:t xml:space="preserve"> </w:t>
+            </w:r>
+          </w:p>
+          <w:p>
+            <w:pPr>
+              <w:keepNext/>
+              <w:spacing w:after="0" w:line="228"/>
+            </w:pPr>
+            <w:r>
+              <w:rPr>
+                <w:rFonts w:ascii="Courier New" w:cs="Courier New" w:eastAsia="Courier New" w:hAnsi="Courier New"/>
+                <w:sz w:val="17"/>
+                <w:szCs w:val="17"/>
+              </w:rPr>
+              <w:t xml:space="preserve">/* cmain.c */</w:t>
+            </w:r>
+          </w:p>
+          <w:p>
+            <w:pPr>
+              <w:keepNext/>
+              <w:spacing w:after="0" w:line="228"/>
+            </w:pPr>
+            <w:r>
+              <w:rPr>
+                <w:rFonts w:ascii="Courier New" w:cs="Courier New" w:eastAsia="Courier New" w:hAnsi="Courier New"/>
+                <w:sz w:val="17"/>
+                <w:szCs w:val="17"/>
+              </w:rPr>
+              <w:t xml:space="preserve">#include &lt;stdio.h&gt;</w:t>
+            </w:r>
+          </w:p>
+          <w:p>
+            <w:pPr>
+              <w:keepNext/>
+              <w:spacing w:after="0" w:line="228"/>
+            </w:pPr>
+            <w:r>
+              <w:rPr>
+                <w:rFonts w:ascii="Courier New" w:cs="Courier New" w:eastAsia="Courier New" w:hAnsi="Courier New"/>
+                <w:sz w:val="17"/>
+                <w:szCs w:val="17"/>
+              </w:rPr>
+              <w:t xml:space="preserve">extern void plstart(int c, char **v);</w:t>
+            </w:r>
+          </w:p>
+          <w:p>
+            <w:pPr>
+              <w:keepNext/>
+              <w:spacing w:after="0" w:line="228"/>
+            </w:pPr>
+            <w:r>
+              <w:rPr>
+                <w:rFonts w:ascii="Courier New" w:cs="Courier New" w:eastAsia="Courier New" w:hAnsi="Courier New"/>
+                <w:sz w:val="17"/>
+                <w:szCs w:val="17"/>
+              </w:rPr>
+              <w:t xml:space="preserve">extern void plstop(int rc);</w:t>
+            </w:r>
+          </w:p>
+          <w:p>
+            <w:pPr>
+              <w:keepNext/>
+              <w:spacing w:after="0" w:line="228"/>
+            </w:pPr>
+            <w:r>
+              <w:rPr>
+                <w:rFonts w:ascii="Courier New" w:cs="Courier New" w:eastAsia="Courier New" w:hAnsi="Courier New"/>
+                <w:sz w:val="17"/>
+                <w:szCs w:val="17"/>
+              </w:rPr>
+              <w:t xml:space="preserve">extern void lib_i(void);</w:t>
+            </w:r>
+          </w:p>
+          <w:p>
+            <w:pPr>
+              <w:keepNext/>
+              <w:spacing w:after="0" w:line="228"/>
+            </w:pPr>
+            <w:r>
+              <w:rPr>
+                <w:rFonts w:ascii="Courier New" w:cs="Courier New" w:eastAsia="Courier New" w:hAnsi="Courier New"/>
+                <w:sz w:val="17"/>
+                <w:szCs w:val="17"/>
+              </w:rPr>
+              <w:t xml:space="preserve">extern int add3(int a, int b, const char *tag);</w:t>
+            </w:r>
+          </w:p>
+          <w:p>
+            <w:pPr>
+              <w:keepNext/>
+              <w:spacing w:after="0" w:line="228"/>
+            </w:pPr>
+            <w:r>
+              <w:rPr>
+                <w:rFonts w:ascii="Courier New" w:cs="Courier New" w:eastAsia="Courier New" w:hAnsi="Courier New"/>
+                <w:sz w:val="17"/>
+                <w:szCs w:val="17"/>
+              </w:rPr>
+              <w:t xml:space="preserve">extern double hypot2(double x, double y);</w:t>
+            </w:r>
+          </w:p>
+          <w:p>
+            <w:pPr>
+              <w:keepNext/>
+              <w:spacing w:after="0" w:line="228"/>
+            </w:pPr>
+            <w:r>
+              <w:rPr>
+                <w:rFonts w:ascii="Courier New" w:cs="Courier New" w:eastAsia="Courier New" w:hAnsi="Courier New"/>
+                <w:sz w:val="17"/>
+                <w:szCs w:val="17"/>
+              </w:rPr>
+              <w:t xml:space="preserve">extern void fillsq(double *v, int n);</w:t>
+            </w:r>
+          </w:p>
+          <w:p>
+            <w:pPr>
+              <w:keepNext/>
+              <w:spacing w:after="0" w:line="228"/>
+            </w:pPr>
+            <w:r>
+              <w:rPr>
+                <w:rFonts w:ascii="Courier New" w:cs="Courier New" w:eastAsia="Courier New" w:hAnsi="Courier New"/>
+                <w:sz w:val="17"/>
+                <w:szCs w:val="17"/>
+              </w:rPr>
+              <w:t xml:space="preserve">int main(int argc, char **argv)</w:t>
+            </w:r>
+          </w:p>
+          <w:p>
+            <w:pPr>
+              <w:keepNext/>
+              <w:spacing w:after="0" w:line="228"/>
+            </w:pPr>
+            <w:r>
+              <w:rPr>
+                <w:rFonts w:ascii="Courier New" w:cs="Courier New" w:eastAsia="Courier New" w:hAnsi="Courier New"/>
+                <w:sz w:val="17"/>
+                <w:szCs w:val="17"/>
+              </w:rPr>
+              <w:t xml:space="preserve">{</w:t>
+            </w:r>
+          </w:p>
+          <w:p>
+            <w:pPr>
+              <w:keepNext/>
+              <w:spacing w:after="0" w:line="228"/>
+            </w:pPr>
+            <w:r>
+              <w:rPr>
+                <w:rFonts w:ascii="Courier New" w:cs="Courier New" w:eastAsia="Courier New" w:hAnsi="Courier New"/>
+                <w:sz w:val="17"/>
+                <w:szCs w:val="17"/>
+              </w:rPr>
+              <w:t xml:space="preserve">    double v[8];</w:t>
+            </w:r>
+          </w:p>
+          <w:p>
+            <w:pPr>
+              <w:keepNext/>
+              <w:spacing w:after="0" w:line="228"/>
+            </w:pPr>
+            <w:r>
+              <w:rPr>
+                <w:rFonts w:ascii="Courier New" w:cs="Courier New" w:eastAsia="Courier New" w:hAnsi="Courier New"/>
+                <w:sz w:val="17"/>
+                <w:szCs w:val="17"/>
+              </w:rPr>
+              <w:t xml:space="preserve">    int i, r;</w:t>
+            </w:r>
+          </w:p>
+          <w:p>
+            <w:pPr>
+              <w:keepNext/>
+              <w:spacing w:after="0" w:line="228"/>
+            </w:pPr>
+            <w:r>
+              <w:rPr>
+                <w:rFonts w:ascii="Courier New" w:cs="Courier New" w:eastAsia="Courier New" w:hAnsi="Courier New"/>
+                <w:sz w:val="17"/>
+                <w:szCs w:val="17"/>
+              </w:rPr>
+              <w:t xml:space="preserve">    plstart(argc, argv);</w:t>
+            </w:r>
+          </w:p>
+          <w:p>
+            <w:pPr>
+              <w:keepNext/>
+              <w:spacing w:after="0" w:line="228"/>
+            </w:pPr>
+            <w:r>
+              <w:rPr>
+                <w:rFonts w:ascii="Courier New" w:cs="Courier New" w:eastAsia="Courier New" w:hAnsi="Courier New"/>
+                <w:sz w:val="17"/>
+                <w:szCs w:val="17"/>
+              </w:rPr>
+              <w:t xml:space="preserve">    lib_i();</w:t>
+            </w:r>
+          </w:p>
+          <w:p>
+            <w:pPr>
+              <w:keepNext/>
+              <w:spacing w:after="0" w:line="228"/>
+            </w:pPr>
+            <w:r>
+              <w:rPr>
+                <w:rFonts w:ascii="Courier New" w:cs="Courier New" w:eastAsia="Courier New" w:hAnsi="Courier New"/>
+                <w:sz w:val="17"/>
+                <w:szCs w:val="17"/>
+              </w:rPr>
+              <w:t xml:space="preserve">    r = add3(40, 2, "from C");</w:t>
+            </w:r>
+          </w:p>
+          <w:p>
+            <w:pPr>
+              <w:keepNext/>
+              <w:spacing w:after="0" w:line="228"/>
+            </w:pPr>
+            <w:r>
+              <w:rPr>
+                <w:rFonts w:ascii="Courier New" w:cs="Courier New" w:eastAsia="Courier New" w:hAnsi="Courier New"/>
+                <w:sz w:val="17"/>
+                <w:szCs w:val="17"/>
+              </w:rPr>
+              <w:t xml:space="preserve">    printf("\nadd3 = %d\n", r);</w:t>
+            </w:r>
+          </w:p>
+          <w:p>
+            <w:pPr>
+              <w:keepNext/>
+              <w:spacing w:after="0" w:line="228"/>
+            </w:pPr>
+            <w:r>
+              <w:rPr>
+                <w:rFonts w:ascii="Courier New" w:cs="Courier New" w:eastAsia="Courier New" w:hAnsi="Courier New"/>
+                <w:sz w:val="17"/>
+                <w:szCs w:val="17"/>
+              </w:rPr>
+              <w:t xml:space="preserve">    printf("hypot2 = %.3f\n", hypot2(3.0, 4.0));</w:t>
+            </w:r>
+          </w:p>
+          <w:p>
+            <w:pPr>
+              <w:keepNext/>
+              <w:spacing w:after="0" w:line="228"/>
+            </w:pPr>
+            <w:r>
+              <w:rPr>
+                <w:rFonts w:ascii="Courier New" w:cs="Courier New" w:eastAsia="Courier New" w:hAnsi="Courier New"/>
+                <w:sz w:val="17"/>
+                <w:szCs w:val="17"/>
+              </w:rPr>
+              <w:t xml:space="preserve">    fillsq(v, 5);</w:t>
+            </w:r>
+          </w:p>
+          <w:p>
+            <w:pPr>
+              <w:keepNext/>
+              <w:spacing w:after="0" w:line="228"/>
+            </w:pPr>
+            <w:r>
+              <w:rPr>
+                <w:rFonts w:ascii="Courier New" w:cs="Courier New" w:eastAsia="Courier New" w:hAnsi="Courier New"/>
+                <w:sz w:val="17"/>
+                <w:szCs w:val="17"/>
+              </w:rPr>
+              <w:t xml:space="preserve">    for (i = 0; i &lt; 5; i++) printf("%.0f ", v[i]);</w:t>
+            </w:r>
+          </w:p>
+          <w:p>
+            <w:pPr>
+              <w:keepNext/>
+              <w:spacing w:after="0" w:line="228"/>
+            </w:pPr>
+            <w:r>
+              <w:rPr>
+                <w:rFonts w:ascii="Courier New" w:cs="Courier New" w:eastAsia="Courier New" w:hAnsi="Courier New"/>
+                <w:sz w:val="17"/>
+                <w:szCs w:val="17"/>
+              </w:rPr>
+              <w:t xml:space="preserve">    printf("\n");</w:t>
+            </w:r>
+          </w:p>
+          <w:p>
+            <w:pPr>
+              <w:keepNext/>
+              <w:spacing w:after="0" w:line="228"/>
+            </w:pPr>
+            <w:r>
+              <w:rPr>
+                <w:rFonts w:ascii="Courier New" w:cs="Courier New" w:eastAsia="Courier New" w:hAnsi="Courier New"/>
+                <w:sz w:val="17"/>
+                <w:szCs w:val="17"/>
+              </w:rPr>
+              <w:t xml:space="preserve">    plstop(0);</w:t>
+            </w:r>
+          </w:p>
+          <w:p>
+            <w:pPr>
+              <w:keepNext/>
+              <w:spacing w:after="0" w:line="228"/>
+            </w:pPr>
+            <w:r>
+              <w:rPr>
+                <w:rFonts w:ascii="Courier New" w:cs="Courier New" w:eastAsia="Courier New" w:hAnsi="Courier New"/>
+                <w:sz w:val="17"/>
+                <w:szCs w:val="17"/>
+              </w:rPr>
+              <w:t xml:space="preserve">    return 0;</w:t>
+            </w:r>
+          </w:p>
+          <w:p>
+            <w:pPr>
+              <w:keepNext/>
+              <w:spacing w:after="0" w:line="228"/>
+            </w:pPr>
+            <w:r>
+              <w:rPr>
+                <w:rFonts w:ascii="Courier New" w:cs="Courier New" w:eastAsia="Courier New" w:hAnsi="Courier New"/>
+                <w:sz w:val="17"/>
+                <w:szCs w:val="17"/>
+              </w:rPr>
+              <w:t xml:space="preserve">}</w:t>
+            </w:r>
+          </w:p>
+          <w:p>
+            <w:pPr>
+              <w:keepNext/>
+              <w:spacing w:after="0" w:line="228"/>
+            </w:pPr>
+            <w:r>
+              <w:rPr>
+                <w:rFonts w:ascii="Courier New" w:cs="Courier New" w:eastAsia="Courier New" w:hAnsi="Courier New"/>
+                <w:sz w:val="17"/>
+                <w:szCs w:val="17"/>
+              </w:rPr>
+              <w:t xml:space="preserve"> </w:t>
+            </w:r>
+          </w:p>
+          <w:p>
+            <w:pPr>
+              <w:keepNext/>
+              <w:spacing w:after="0" w:line="228"/>
+            </w:pPr>
+            <w:r>
+              <w:rPr>
+                <w:rFonts w:ascii="Courier New" w:cs="Courier New" w:eastAsia="Courier New" w:hAnsi="Courier New"/>
+                <w:sz w:val="17"/>
+                <w:szCs w:val="17"/>
+              </w:rPr>
+              <w:t xml:space="preserve">$ pli -M -c lib.pli cmain.c -o prog</w:t>
+            </w:r>
+          </w:p>
+          <w:p>
+            <w:pPr>
+              <w:keepNext/>
+              <w:spacing w:after="0" w:line="228"/>
+            </w:pPr>
+            <w:r>
+              <w:rPr>
+                <w:rFonts w:ascii="Courier New" w:cs="Courier New" w:eastAsia="Courier New" w:hAnsi="Courier New"/>
+                <w:sz w:val="17"/>
+                <w:szCs w:val="17"/>
+              </w:rPr>
+              <w:t xml:space="preserve">/* prints */</w:t>
+            </w:r>
+          </w:p>
+          <w:p>
+            <w:pPr>
+              <w:keepNext/>
+              <w:spacing w:after="0" w:line="228"/>
+            </w:pPr>
+            <w:r>
+              <w:rPr>
+                <w:rFonts w:ascii="Courier New" w:cs="Courier New" w:eastAsia="Courier New" w:hAnsi="Courier New"/>
+                <w:sz w:val="17"/>
+                <w:szCs w:val="17"/>
+              </w:rPr>
+              <w:t xml:space="preserve">add3 called with        from C                  6</w:t>
+            </w:r>
+          </w:p>
+          <w:p>
+            <w:pPr>
+              <w:keepNext/>
+              <w:spacing w:after="0" w:line="228"/>
+            </w:pPr>
+            <w:r>
+              <w:rPr>
+                <w:rFonts w:ascii="Courier New" w:cs="Courier New" w:eastAsia="Courier New" w:hAnsi="Courier New"/>
+                <w:sz w:val="17"/>
+                <w:szCs w:val="17"/>
+              </w:rPr>
+              <w:t xml:space="preserve">add3 = 42</w:t>
+            </w:r>
+          </w:p>
+          <w:p>
+            <w:pPr>
+              <w:keepNext/>
+              <w:spacing w:after="0" w:line="228"/>
+            </w:pPr>
+            <w:r>
+              <w:rPr>
+                <w:rFonts w:ascii="Courier New" w:cs="Courier New" w:eastAsia="Courier New" w:hAnsi="Courier New"/>
+                <w:sz w:val="17"/>
+                <w:szCs w:val="17"/>
+              </w:rPr>
+              <w:t xml:space="preserve">hypot2 = 5.000</w:t>
+            </w:r>
+          </w:p>
+          <w:p>
+            <w:pPr>
+              <w:keepNext/>
+              <w:spacing w:after="0" w:line="228"/>
+            </w:pPr>
+            <w:r>
+              <w:rPr>
+                <w:rFonts w:ascii="Courier New" w:cs="Courier New" w:eastAsia="Courier New" w:hAnsi="Courier New"/>
+                <w:sz w:val="17"/>
+                <w:szCs w:val="17"/>
+              </w:rPr>
+              <w:t xml:space="preserve">1 4 9 16 25 </w:t>
+            </w:r>
+          </w:p>
+        </w:tc>
+      </w:tr>
+    </w:tbl>
+    <w:p>
+      <w:pPr>
+        <w:spacing w:after="200" w:before="80"/>
+      </w:pPr>
+      <w:r>
+        <w:rPr>
+          <w:rFonts w:ascii="Arial" w:cs="Arial" w:eastAsia="Arial" w:hAnsi="Arial"/>
+          <w:b/>
+          <w:bCs/>
+          <w:sz w:val="18"/>
+          <w:szCs w:val="18"/>
+        </w:rPr>
+        <w:t xml:space="preserve">Figure 26. </w:t>
+      </w:r>
+      <w:r>
+        <w:rPr>
+          <w:rFonts w:ascii="Arial" w:cs="Arial" w:eastAsia="Arial" w:hAnsi="Arial"/>
+          <w:sz w:val="18"/>
+          <w:szCs w:val="18"/>
+        </w:rPr>
+        <w:t xml:space="preserve">A C main program calling PL/I</w:t>
+      </w:r>
+    </w:p>
+    <w:p>
+      <w:pPr>
+        <w:pStyle w:val="Heading2"/>
+      </w:pPr>
+      <w:r>
+        <w:t xml:space="preserve">The preprocessor</w:t>
+      </w:r>
+    </w:p>
+    <w:p>
+      <w:pPr>
+        <w:keepNext w:val="false"/>
+        <w:spacing w:after="120" w:before="0"/>
+      </w:pPr>
+      <w:r>
+        <w:rPr>
+          <w:rFonts w:ascii="Times New Roman" w:cs="Times New Roman" w:eastAsia="Times New Roman" w:hAnsi="Times New Roman"/>
+          <w:b w:val="false"/>
+          <w:bCs w:val="false"/>
+          <w:sz w:val="21"/>
+          <w:szCs w:val="21"/>
+        </w:rPr>
+        <w:t xml:space="preserve">Two preprocessor statements are executed while the source is read. </w:t>
+      </w:r>
+      <w:r>
+        <w:rPr>
+          <w:rFonts w:ascii="Courier New" w:cs="Courier New" w:eastAsia="Courier New" w:hAnsi="Courier New"/>
+          <w:sz w:val="19"/>
+          <w:szCs w:val="19"/>
+        </w:rPr>
+        <w:t xml:space="preserve">%REPLACE name BY value;</w:t>
+      </w:r>
+      <w:r>
+        <w:rPr>
+          <w:rFonts w:ascii="Times New Roman" w:cs="Times New Roman" w:eastAsia="Times New Roman" w:hAnsi="Times New Roman"/>
+          <w:b w:val="false"/>
+          <w:bCs w:val="false"/>
+          <w:sz w:val="21"/>
+          <w:szCs w:val="21"/>
+        </w:rPr>
+        <w:t xml:space="preserve"> replaces every later occurrence of the identifier </w:t>
+      </w:r>
+      <w:r>
+        <w:rPr>
+          <w:rFonts w:ascii="Times New Roman" w:cs="Times New Roman" w:eastAsia="Times New Roman" w:hAnsi="Times New Roman"/>
+          <w:i/>
+          <w:iCs/>
+          <w:sz w:val="21"/>
+          <w:szCs w:val="21"/>
+        </w:rPr>
+        <w:t xml:space="preserve">name</w:t>
+      </w:r>
+      <w:r>
+        <w:rPr>
+          <w:rFonts w:ascii="Times New Roman" w:cs="Times New Roman" w:eastAsia="Times New Roman" w:hAnsi="Times New Roman"/>
+          <w:b w:val="false"/>
+          <w:bCs w:val="false"/>
+          <w:sz w:val="21"/>
+          <w:szCs w:val="21"/>
+        </w:rPr>
+        <w:t xml:space="preserve"> by a number or string. </w:t>
+      </w:r>
+      <w:r>
+        <w:rPr>
+          <w:rFonts w:ascii="Courier New" w:cs="Courier New" w:eastAsia="Courier New" w:hAnsi="Courier New"/>
+          <w:sz w:val="19"/>
+          <w:szCs w:val="19"/>
+        </w:rPr>
+        <w:t xml:space="preserve">%INCLUDE name;</w:t>
+      </w:r>
+      <w:r>
+        <w:rPr>
+          <w:rFonts w:ascii="Times New Roman" w:cs="Times New Roman" w:eastAsia="Times New Roman" w:hAnsi="Times New Roman"/>
+          <w:b w:val="false"/>
+          <w:bCs w:val="false"/>
+          <w:sz w:val="21"/>
+          <w:szCs w:val="21"/>
+        </w:rPr>
+        <w:t xml:space="preserve"> inserts the text of the file </w:t>
+      </w:r>
+      <w:r>
+        <w:rPr>
+          <w:rFonts w:ascii="Times New Roman" w:cs="Times New Roman" w:eastAsia="Times New Roman" w:hAnsi="Times New Roman"/>
+          <w:i/>
+          <w:iCs/>
+          <w:sz w:val="21"/>
+          <w:szCs w:val="21"/>
+        </w:rPr>
+        <w:t xml:space="preserve">name</w:t>
+      </w:r>
+      <w:r>
+        <w:rPr>
+          <w:rFonts w:ascii="Times New Roman" w:cs="Times New Roman" w:eastAsia="Times New Roman" w:hAnsi="Times New Roman"/>
+          <w:b w:val="false"/>
+          <w:bCs w:val="false"/>
+          <w:sz w:val="21"/>
+          <w:szCs w:val="21"/>
+        </w:rPr>
+        <w:t xml:space="preserve"> at this point: the translator looks for </w:t>
+      </w:r>
+      <w:r>
+        <w:rPr>
+          <w:rFonts w:ascii="Courier New" w:cs="Courier New" w:eastAsia="Courier New" w:hAnsi="Courier New"/>
+          <w:sz w:val="19"/>
+          <w:szCs w:val="19"/>
+        </w:rPr>
+        <w:t xml:space="preserve">name</w:t>
+      </w:r>
+      <w:r>
+        <w:rPr>
+          <w:rFonts w:ascii="Times New Roman" w:cs="Times New Roman" w:eastAsia="Times New Roman" w:hAnsi="Times New Roman"/>
+          <w:b w:val="false"/>
+          <w:bCs w:val="false"/>
+          <w:sz w:val="21"/>
+          <w:szCs w:val="21"/>
+        </w:rPr>
+        <w:t xml:space="preserve">, </w:t>
+      </w:r>
+      <w:r>
+        <w:rPr>
+          <w:rFonts w:ascii="Courier New" w:cs="Courier New" w:eastAsia="Courier New" w:hAnsi="Courier New"/>
+          <w:sz w:val="19"/>
+          <w:szCs w:val="19"/>
+        </w:rPr>
+        <w:t xml:space="preserve">name.inc</w:t>
+      </w:r>
+      <w:r>
+        <w:rPr>
+          <w:rFonts w:ascii="Times New Roman" w:cs="Times New Roman" w:eastAsia="Times New Roman" w:hAnsi="Times New Roman"/>
+          <w:b w:val="false"/>
+          <w:bCs w:val="false"/>
+          <w:sz w:val="21"/>
+          <w:szCs w:val="21"/>
+        </w:rPr>
+        <w:t xml:space="preserve">, </w:t>
+      </w:r>
+      <w:r>
+        <w:rPr>
+          <w:rFonts w:ascii="Courier New" w:cs="Courier New" w:eastAsia="Courier New" w:hAnsi="Courier New"/>
+          <w:sz w:val="19"/>
+          <w:szCs w:val="19"/>
+        </w:rPr>
+        <w:t xml:space="preserve">name.pli</w:t>
+      </w:r>
+      <w:r>
+        <w:rPr>
+          <w:rFonts w:ascii="Times New Roman" w:cs="Times New Roman" w:eastAsia="Times New Roman" w:hAnsi="Times New Roman"/>
+          <w:b w:val="false"/>
+          <w:bCs w:val="false"/>
+          <w:sz w:val="21"/>
+          <w:szCs w:val="21"/>
+        </w:rPr>
+        <w:t xml:space="preserve">, and then in the directory of the including file. Includes may be nested to 8 levels. The statements %PAGE, %SKIP, %NOPRINT and %NOTE are accepted and ignored.</w:t>
+      </w:r>
+    </w:p>
+    <w:tbl>
+      <w:tblPr>
+        <w:tblW w:type="dxa" w:w="9638"/>
+        <w:tblBorders>
+          <w:top w:val="single" w:color="000000" w:sz="4"/>
+          <w:left w:val="single" w:color="000000" w:sz="4"/>
+          <w:bottom w:val="single" w:color="000000" w:sz="4"/>
+          <w:right w:val="single" w:color="000000" w:sz="4"/>
+          <w:insideH w:val="single" w:color="000000" w:sz="4"/>
+          <w:insideV w:val="single" w:color="000000" w:sz="4"/>
+        </w:tblBorders>
+        <w:tblLayout w:type="fixed"/>
+      </w:tblPr>
+      <w:tblGrid>
+        <w:gridCol w:w="9638"/>
+      </w:tblGrid>
+      <w:tr>
+        <w:trPr>
+          <w:cantSplit/>
+        </w:trPr>
+        <w:tc>
+          <w:tcPr>
+            <w:tcW w:type="dxa" w:w="9638"/>
+            <w:shd w:fill="F2F2F2" w:color="auto" w:val="clear"/>
+            <w:tcMar>
+              <w:top w:type="dxa" w:w="100"/>
+              <w:left w:type="dxa" w:w="140"/>
+              <w:bottom w:type="dxa" w:w="100"/>
+              <w:right w:type="dxa" w:w="140"/>
+            </w:tcMar>
+          </w:tcPr>
+          <w:p>
+            <w:pPr>
+              <w:keepNext/>
+              <w:spacing w:after="0" w:line="228"/>
+            </w:pPr>
+            <w:r>
+              <w:rPr>
+                <w:rFonts w:ascii="Courier New" w:cs="Courier New" w:eastAsia="Courier New" w:hAnsi="Courier New"/>
+                <w:sz w:val="17"/>
+                <w:szCs w:val="17"/>
+              </w:rPr>
+              <w:t xml:space="preserve">DEMO: PROCEDURE OPTIONS(MAIN);</w:t>
+            </w:r>
+          </w:p>
+          <w:p>
+            <w:pPr>
+              <w:keepNext/>
+              <w:spacing w:after="0" w:line="228"/>
+            </w:pPr>
+            <w:r>
+              <w:rPr>
+                <w:rFonts w:ascii="Courier New" w:cs="Courier New" w:eastAsia="Courier New" w:hAnsi="Courier New"/>
+                <w:sz w:val="17"/>
+                <w:szCs w:val="17"/>
+              </w:rPr>
+              <w:t xml:space="preserve">%REPLACE N BY 5;</w:t>
+            </w:r>
+          </w:p>
+          <w:p>
+            <w:pPr>
+              <w:keepNext/>
+              <w:spacing w:after="0" w:line="228"/>
+            </w:pPr>
+            <w:r>
+              <w:rPr>
+                <w:rFonts w:ascii="Courier New" w:cs="Courier New" w:eastAsia="Courier New" w:hAnsi="Courier New"/>
+                <w:sz w:val="17"/>
+                <w:szCs w:val="17"/>
+              </w:rPr>
+              <w:t xml:space="preserve">%REPLACE GREETING BY 'hi';</w:t>
+            </w:r>
+          </w:p>
+          <w:p>
+            <w:pPr>
+              <w:keepNext/>
+              <w:spacing w:after="0" w:line="228"/>
+            </w:pPr>
+            <w:r>
+              <w:rPr>
+                <w:rFonts w:ascii="Courier New" w:cs="Courier New" w:eastAsia="Courier New" w:hAnsi="Courier New"/>
+                <w:sz w:val="17"/>
+                <w:szCs w:val="17"/>
+              </w:rPr>
+              <w:t xml:space="preserve">  DECLARE A(N) FIXED BINARY(31);</w:t>
+            </w:r>
+          </w:p>
+          <w:p>
+            <w:pPr>
+              <w:keepNext/>
+              <w:spacing w:after="0" w:line="228"/>
+            </w:pPr>
+            <w:r>
+              <w:rPr>
+                <w:rFonts w:ascii="Courier New" w:cs="Courier New" w:eastAsia="Courier New" w:hAnsi="Courier New"/>
+                <w:sz w:val="17"/>
+                <w:szCs w:val="17"/>
+              </w:rPr>
+              <w:t xml:space="preserve">  DECLARE I FIXED BINARY(31);</w:t>
+            </w:r>
+          </w:p>
+          <w:p>
+            <w:pPr>
+              <w:keepNext/>
+              <w:spacing w:after="0" w:line="228"/>
+            </w:pPr>
+            <w:r>
+              <w:rPr>
+                <w:rFonts w:ascii="Courier New" w:cs="Courier New" w:eastAsia="Courier New" w:hAnsi="Courier New"/>
+                <w:sz w:val="17"/>
+                <w:szCs w:val="17"/>
+              </w:rPr>
+              <w:t xml:space="preserve">  DO I = 1 TO N;</w:t>
+            </w:r>
+          </w:p>
+          <w:p>
+            <w:pPr>
+              <w:keepNext/>
+              <w:spacing w:after="0" w:line="228"/>
+            </w:pPr>
+            <w:r>
+              <w:rPr>
+                <w:rFonts w:ascii="Courier New" w:cs="Courier New" w:eastAsia="Courier New" w:hAnsi="Courier New"/>
+                <w:sz w:val="17"/>
+                <w:szCs w:val="17"/>
+              </w:rPr>
+              <w:t xml:space="preserve">    A(I) = I * N;</w:t>
+            </w:r>
+          </w:p>
+          <w:p>
+            <w:pPr>
+              <w:keepNext/>
+              <w:spacing w:after="0" w:line="228"/>
+            </w:pPr>
+            <w:r>
+              <w:rPr>
+                <w:rFonts w:ascii="Courier New" w:cs="Courier New" w:eastAsia="Courier New" w:hAnsi="Courier New"/>
+                <w:sz w:val="17"/>
+                <w:szCs w:val="17"/>
+              </w:rPr>
+              <w:t xml:space="preserve">  END;</w:t>
+            </w:r>
+          </w:p>
+          <w:p>
+            <w:pPr>
+              <w:keepNext/>
+              <w:spacing w:after="0" w:line="228"/>
+            </w:pPr>
+            <w:r>
+              <w:rPr>
+                <w:rFonts w:ascii="Courier New" w:cs="Courier New" w:eastAsia="Courier New" w:hAnsi="Courier New"/>
+                <w:sz w:val="17"/>
+                <w:szCs w:val="17"/>
+              </w:rPr>
+              <w:t xml:space="preserve">  PUT SKIP LIST(GREETING, A);</w:t>
+            </w:r>
+          </w:p>
+          <w:p>
+            <w:pPr>
+              <w:keepNext/>
+              <w:spacing w:after="0" w:line="228"/>
+            </w:pPr>
+            <w:r>
+              <w:rPr>
+                <w:rFonts w:ascii="Courier New" w:cs="Courier New" w:eastAsia="Courier New" w:hAnsi="Courier New"/>
+                <w:sz w:val="17"/>
+                <w:szCs w:val="17"/>
+              </w:rPr>
+              <w:t xml:space="preserve">END DEMO;</w:t>
+            </w:r>
+          </w:p>
+          <w:p>
+            <w:pPr>
+              <w:keepNext/>
+              <w:spacing w:after="0" w:line="228"/>
+            </w:pPr>
+            <w:r>
+              <w:rPr>
+                <w:rFonts w:ascii="Courier New" w:cs="Courier New" w:eastAsia="Courier New" w:hAnsi="Courier New"/>
+                <w:sz w:val="17"/>
+                <w:szCs w:val="17"/>
+              </w:rPr>
+              <w:t xml:space="preserve"> </w:t>
+            </w:r>
+          </w:p>
+          <w:p>
+            <w:pPr>
+              <w:keepNext/>
+              <w:spacing w:after="0" w:line="228"/>
+            </w:pPr>
+            <w:r>
+              <w:rPr>
+                <w:rFonts w:ascii="Courier New" w:cs="Courier New" w:eastAsia="Courier New" w:hAnsi="Courier New"/>
+                <w:sz w:val="17"/>
+                <w:szCs w:val="17"/>
+              </w:rPr>
+              <w:t xml:space="preserve">/* prints */</w:t>
+            </w:r>
+          </w:p>
+          <w:p>
+            <w:pPr>
+              <w:keepNext/>
+              <w:spacing w:after="0" w:line="228"/>
+            </w:pPr>
+            <w:r>
+              <w:rPr>
+                <w:rFonts w:ascii="Courier New" w:cs="Courier New" w:eastAsia="Courier New" w:hAnsi="Courier New"/>
+                <w:sz w:val="17"/>
+                <w:szCs w:val="17"/>
+              </w:rPr>
+              <w:t xml:space="preserve">hi                      5                       10                      15                      20</w:t>
+            </w:r>
+          </w:p>
+          <w:p>
+            <w:pPr>
+              <w:keepNext/>
+              <w:spacing w:after="0" w:line="228"/>
+            </w:pPr>
+            <w:r>
+              <w:rPr>
+                <w:rFonts w:ascii="Courier New" w:cs="Courier New" w:eastAsia="Courier New" w:hAnsi="Courier New"/>
+                <w:sz w:val="17"/>
+                <w:szCs w:val="17"/>
+              </w:rPr>
+              <w:t xml:space="preserve">25</w:t>
+            </w:r>
+          </w:p>
+        </w:tc>
+      </w:tr>
+    </w:tbl>
+    <w:p>
+      <w:pPr>
+        <w:spacing w:after="200" w:before="80"/>
+      </w:pPr>
+      <w:r>
+        <w:rPr>
+          <w:rFonts w:ascii="Arial" w:cs="Arial" w:eastAsia="Arial" w:hAnsi="Arial"/>
+          <w:b/>
+          <w:bCs/>
+          <w:sz w:val="18"/>
+          <w:szCs w:val="18"/>
+        </w:rPr>
+        <w:t xml:space="preserve">Figure 27. </w:t>
       </w:r>
       <w:r>
         <w:rPr>
@@ -16701,7 +20853,7 @@
           <w:sz w:val="18"/>
           <w:szCs w:val="18"/>
         </w:rPr>
-        <w:t xml:space="preserve">Figure 23. </w:t>
+        <w:t xml:space="preserve">Figure 28. </w:t>
       </w:r>
       <w:r>
         <w:rPr>
@@ -17118,7 +21270,7 @@
           <w:sz w:val="18"/>
           <w:szCs w:val="18"/>
         </w:rPr>
-        <w:t xml:space="preserve">Figure 24. </w:t>
+        <w:t xml:space="preserve">Figure 29. </w:t>
       </w:r>
       <w:r>
         <w:rPr>
@@ -17521,7 +21673,7 @@
           <w:sz w:val="18"/>
           <w:szCs w:val="18"/>
         </w:rPr>
-        <w:t xml:space="preserve">Figure 25. </w:t>
+        <w:t xml:space="preserve">Figure 30. </w:t>
       </w:r>
       <w:r>
         <w:rPr>
@@ -17796,7 +21948,7 @@
           <w:sz w:val="18"/>
           <w:szCs w:val="18"/>
         </w:rPr>
-        <w:t xml:space="preserve">Figure 26. </w:t>
+        <w:t xml:space="preserve">Figure 31. </w:t>
       </w:r>
       <w:r>
         <w:rPr>
@@ -18207,7 +22359,7 @@
           <w:sz w:val="18"/>
           <w:szCs w:val="18"/>
         </w:rPr>
-        <w:t xml:space="preserve">Figure 27. </w:t>
+        <w:t xml:space="preserve">Figure 32. </w:t>
       </w:r>
       <w:r>
         <w:rPr>
@@ -19284,7 +23436,7 @@
           <w:sz w:val="18"/>
           <w:szCs w:val="18"/>
         </w:rPr>
-        <w:t xml:space="preserve">Figure 28. </w:t>
+        <w:t xml:space="preserve">Figure 33. </w:t>
       </w:r>
       <w:r>
         <w:rPr>
@@ -19936,7 +24088,7 @@
           <w:sz w:val="18"/>
           <w:szCs w:val="18"/>
         </w:rPr>
-        <w:t xml:space="preserve">Figure 29. </w:t>
+        <w:t xml:space="preserve">Figure 34. </w:t>
       </w:r>
       <w:r>
         <w:rPr>
@@ -20219,7 +24371,7 @@
           <w:sz w:val="18"/>
           <w:szCs w:val="18"/>
         </w:rPr>
-        <w:t xml:space="preserve">Figure 30. </w:t>
+        <w:t xml:space="preserve">Figure 35. </w:t>
       </w:r>
       <w:r>
         <w:rPr>
@@ -20556,7 +24708,7 @@
           <w:sz w:val="18"/>
           <w:szCs w:val="18"/>
         </w:rPr>
-        <w:t xml:space="preserve">Figure 31. </w:t>
+        <w:t xml:space="preserve">Figure 36. </w:t>
       </w:r>
       <w:r>
         <w:rPr>
@@ -21455,7 +25607,7 @@
           <w:sz w:val="18"/>
           <w:szCs w:val="18"/>
         </w:rPr>
-        <w:t xml:space="preserve">Figure 32. </w:t>
+        <w:t xml:space="preserve">Figure 37. </w:t>
       </w:r>
       <w:r>
         <w:rPr>
@@ -21722,7 +25874,7 @@
           <w:sz w:val="18"/>
           <w:szCs w:val="18"/>
         </w:rPr>
-        <w:t xml:space="preserve">Figure 33. </w:t>
+        <w:t xml:space="preserve">Figure 38. </w:t>
       </w:r>
       <w:r>
         <w:rPr>
@@ -22170,7 +26322,7 @@
           <w:sz w:val="18"/>
           <w:szCs w:val="18"/>
         </w:rPr>
-        <w:t xml:space="preserve">Figure 34. </w:t>
+        <w:t xml:space="preserve">Figure 39. </w:t>
       </w:r>
       <w:r>
         <w:rPr>
@@ -22714,7 +26866,7 @@
           <w:sz w:val="18"/>
           <w:szCs w:val="18"/>
         </w:rPr>
-        <w:t xml:space="preserve">Figure 35. </w:t>
+        <w:t xml:space="preserve">Figure 40. </w:t>
       </w:r>
       <w:r>
         <w:rPr>
@@ -23230,7 +27382,7 @@
           <w:sz w:val="18"/>
           <w:szCs w:val="18"/>
         </w:rPr>
-        <w:t xml:space="preserve">Figure 36. </w:t>
+        <w:t xml:space="preserve">Figure 41. </w:t>
       </w:r>
       <w:r>
         <w:rPr>
@@ -23703,7 +27855,7 @@
           <w:sz w:val="18"/>
           <w:szCs w:val="18"/>
         </w:rPr>
-        <w:t xml:space="preserve">Figure 37. </w:t>
+        <w:t xml:space="preserve">Figure 42. </w:t>
       </w:r>
       <w:r>
         <w:rPr>
@@ -24092,7 +28244,7 @@
           <w:sz w:val="18"/>
           <w:szCs w:val="18"/>
         </w:rPr>
-        <w:t xml:space="preserve">Figure 38. </w:t>
+        <w:t xml:space="preserve">Figure 43. </w:t>
       </w:r>
       <w:r>
         <w:rPr>
@@ -24667,7 +28819,7 @@
           <w:sz w:val="18"/>
           <w:szCs w:val="18"/>
         </w:rPr>
-        <w:t xml:space="preserve">Figure 39. </w:t>
+        <w:t xml:space="preserve">Figure 44. </w:t>
       </w:r>
       <w:r>
         <w:rPr>
@@ -25112,7 +29264,7 @@
           <w:sz w:val="18"/>
           <w:szCs w:val="18"/>
         </w:rPr>
-        <w:t xml:space="preserve">Figure 40. </w:t>
+        <w:t xml:space="preserve">Figure 45. </w:t>
       </w:r>
       <w:r>
         <w:rPr>
@@ -25795,7 +29947,7 @@
           <w:sz w:val="18"/>
           <w:szCs w:val="18"/>
         </w:rPr>
-        <w:t xml:space="preserve">Figure 41. </w:t>
+        <w:t xml:space="preserve">Figure 46. </w:t>
       </w:r>
       <w:r>
         <w:rPr>
@@ -26907,7 +31059,7 @@
           <w:sz w:val="18"/>
           <w:szCs w:val="18"/>
         </w:rPr>
-        <w:t xml:space="preserve">Figure 42. </w:t>
+        <w:t xml:space="preserve">Figure 47. </w:t>
       </w:r>
       <w:r>
         <w:rPr>
@@ -27763,7 +31915,7 @@
           <w:sz w:val="18"/>
           <w:szCs w:val="18"/>
         </w:rPr>
-        <w:t xml:space="preserve">Figure 43. </w:t>
+        <w:t xml:space="preserve">Figure 48. </w:t>
       </w:r>
       <w:r>
         <w:rPr>
@@ -28765,7 +32917,7 @@
           <w:sz w:val="18"/>
           <w:szCs w:val="18"/>
         </w:rPr>
-        <w:t xml:space="preserve">Figure 44. </w:t>
+        <w:t xml:space="preserve">Figure 49. </w:t>
       </w:r>
       <w:r>
         <w:rPr>
@@ -29800,7 +33952,7 @@
           <w:sz w:val="18"/>
           <w:szCs w:val="18"/>
         </w:rPr>
-        <w:t xml:space="preserve">Figure 45. </w:t>
+        <w:t xml:space="preserve">Figure 50. </w:t>
       </w:r>
       <w:r>
         <w:rPr>
@@ -30570,7 +34722,7 @@
           <w:sz w:val="18"/>
           <w:szCs w:val="18"/>
         </w:rPr>
-        <w:t xml:space="preserve">Figure 46. </w:t>
+        <w:t xml:space="preserve">Figure 51. </w:t>
       </w:r>
       <w:r>
         <w:rPr>
@@ -30861,7 +35013,101 @@
           <w:sz w:val="21"/>
           <w:szCs w:val="21"/>
         </w:rPr>
-        <w:t xml:space="preserve">Source files are translated together; there is no separate compilation and no linking of object modules.</w:t>
+        <w:t xml:space="preserve">Without </w:t>
+      </w:r>
+      <w:r>
+        <w:rPr>
+          <w:rFonts w:ascii="Courier New" w:cs="Courier New" w:eastAsia="Courier New" w:hAnsi="Courier New"/>
+          <w:sz w:val="19"/>
+          <w:szCs w:val="19"/>
+        </w:rPr>
+        <w:t xml:space="preserve">-M</w:t>
+      </w:r>
+      <w:r>
+        <w:rPr>
+          <w:rFonts w:ascii="Times New Roman" w:cs="Times New Roman" w:eastAsia="Times New Roman" w:hAnsi="Times New Roman"/>
+          <w:b w:val="false"/>
+          <w:bCs w:val="false"/>
+          <w:sz w:val="21"/>
+          <w:szCs w:val="21"/>
+        </w:rPr>
+        <w:t xml:space="preserve"> the source files are translated together. With </w:t>
+      </w:r>
+      <w:r>
+        <w:rPr>
+          <w:rFonts w:ascii="Courier New" w:cs="Courier New" w:eastAsia="Courier New" w:hAnsi="Courier New"/>
+          <w:sz w:val="19"/>
+          <w:szCs w:val="19"/>
+        </w:rPr>
+        <w:t xml:space="preserve">-M</w:t>
+      </w:r>
+      <w:r>
+        <w:rPr>
+          <w:rFonts w:ascii="Times New Roman" w:cs="Times New Roman" w:eastAsia="Times New Roman" w:hAnsi="Times New Roman"/>
+          <w:b w:val="false"/>
+          <w:bCs w:val="false"/>
+          <w:sz w:val="21"/>
+          <w:szCs w:val="21"/>
+        </w:rPr>
+        <w:t xml:space="preserve"> the modules are compiled separately, but the parameters of an ENTRY are not checked against the procedure in the other module.</w:t>
+      </w:r>
+    </w:p>
+    <w:p>
+      <w:pPr>
+        <w:pStyle w:val="ListParagraph"/>
+        <w:numPr>
+          <w:ilvl w:val="0"/>
+          <w:numId w:val="2"/>
+        </w:numPr>
+        <w:spacing w:after="60"/>
+      </w:pPr>
+      <w:r>
+        <w:rPr>
+          <w:rFonts w:ascii="Times New Roman" w:cs="Times New Roman" w:eastAsia="Times New Roman" w:hAnsi="Times New Roman"/>
+          <w:b w:val="false"/>
+          <w:bCs w:val="false"/>
+          <w:sz w:val="21"/>
+          <w:szCs w:val="21"/>
+        </w:rPr>
+        <w:t xml:space="preserve">C functions are called with numbers, strings and addresses only. Structures and arrays are passed by address, FIXED arrays as </w:t>
+      </w:r>
+      <w:r>
+        <w:rPr>
+          <w:rFonts w:ascii="Courier New" w:cs="Courier New" w:eastAsia="Courier New" w:hAnsi="Courier New"/>
+          <w:sz w:val="19"/>
+          <w:szCs w:val="19"/>
+        </w:rPr>
+        <w:t xml:space="preserve">long</w:t>
+      </w:r>
+      <w:r>
+        <w:rPr>
+          <w:rFonts w:ascii="Times New Roman" w:cs="Times New Roman" w:eastAsia="Times New Roman" w:hAnsi="Times New Roman"/>
+          <w:b w:val="false"/>
+          <w:bCs w:val="false"/>
+          <w:sz w:val="21"/>
+          <w:szCs w:val="21"/>
+        </w:rPr>
+        <w:t xml:space="preserve">.</w:t>
+      </w:r>
+    </w:p>
+    <w:p>
+      <w:pPr>
+        <w:pStyle w:val="ListParagraph"/>
+        <w:numPr>
+          <w:ilvl w:val="0"/>
+          <w:numId w:val="2"/>
+        </w:numPr>
+        <w:spacing w:after="60"/>
+      </w:pPr>
+      <w:r>
+        <w:rPr>
+          <w:rFonts w:ascii="Times New Roman" w:cs="Times New Roman" w:eastAsia="Times New Roman" w:hAnsi="Times New Roman"/>
+          <w:b w:val="false"/>
+          <w:bCs w:val="false"/>
+          <w:sz w:val="21"/>
+          <w:szCs w:val="21"/>
+        </w:rPr>
+        <w:t xml:space="preserve">A PL/I string cannot be the result of a procedure that C calls.</w:t>
       </w:r>
     </w:p>
     <w:p>

--- a/docs/PLI-User-Guide.docx
+++ b/docs/PLI-User-Guide.docx
@@ -1473,7 +1473,7 @@
           <w:sz w:val="20"/>
           <w:szCs w:val="20"/>
         </w:rPr>
-        <w:t xml:space="preserve">Operator messages</w:t>
+        <w:t xml:space="preserve">Keyed and updatable record files</w:t>
       </w:r>
       <w:r>
         <w:rPr>
@@ -1484,6 +1484,35 @@
           <w:szCs w:val="20"/>
         </w:rPr>
         <w:t xml:space="preserve">	23</w:t>
+      </w:r>
+    </w:p>
+    <w:p>
+      <w:pPr>
+        <w:tabs>
+          <w:tab w:val="right" w:pos="9638" w:leader="dot"/>
+        </w:tabs>
+        <w:spacing w:after="20" w:before="20"/>
+        <w:ind w:left="400"/>
+      </w:pPr>
+      <w:r>
+        <w:rPr>
+          <w:rFonts w:ascii="Times New Roman" w:cs="Times New Roman" w:eastAsia="Times New Roman" w:hAnsi="Times New Roman"/>
+          <w:b w:val="false"/>
+          <w:bCs w:val="false"/>
+          <w:sz w:val="20"/>
+          <w:szCs w:val="20"/>
+        </w:rPr>
+        <w:t xml:space="preserve">Operator messages</w:t>
+      </w:r>
+      <w:r>
+        <w:rPr>
+          <w:rFonts w:ascii="Times New Roman" w:cs="Times New Roman" w:eastAsia="Times New Roman" w:hAnsi="Times New Roman"/>
+          <w:b w:val="false"/>
+          <w:bCs w:val="false"/>
+          <w:sz w:val="20"/>
+          <w:szCs w:val="20"/>
+        </w:rPr>
+        <w:t xml:space="preserve">	24</w:t>
       </w:r>
     </w:p>
     <w:p>
@@ -1512,7 +1541,7 @@
           <w:sz w:val="21"/>
           <w:szCs w:val="21"/>
         </w:rPr>
-        <w:t xml:space="preserve">	24</w:t>
+        <w:t xml:space="preserve">	25</w:t>
       </w:r>
     </w:p>
     <w:p>
@@ -1541,7 +1570,7 @@
           <w:sz w:val="20"/>
           <w:szCs w:val="20"/>
         </w:rPr>
-        <w:t xml:space="preserve">	24</w:t>
+        <w:t xml:space="preserve">	25</w:t>
       </w:r>
     </w:p>
     <w:p>
@@ -1570,7 +1599,7 @@
           <w:sz w:val="20"/>
           <w:szCs w:val="20"/>
         </w:rPr>
-        <w:t xml:space="preserve">	24</w:t>
+        <w:t xml:space="preserve">	25</w:t>
       </w:r>
     </w:p>
     <w:p>
@@ -1599,7 +1628,7 @@
           <w:sz w:val="20"/>
           <w:szCs w:val="20"/>
         </w:rPr>
-        <w:t xml:space="preserve">	25</w:t>
+        <w:t xml:space="preserve">	26</w:t>
       </w:r>
     </w:p>
     <w:p>
@@ -1628,7 +1657,7 @@
           <w:sz w:val="20"/>
           <w:szCs w:val="20"/>
         </w:rPr>
-        <w:t xml:space="preserve">	25</w:t>
+        <w:t xml:space="preserve">	26</w:t>
       </w:r>
     </w:p>
     <w:p>
@@ -1657,7 +1686,7 @@
           <w:sz w:val="20"/>
           <w:szCs w:val="20"/>
         </w:rPr>
-        <w:t xml:space="preserve">	26</w:t>
+        <w:t xml:space="preserve">	27</w:t>
       </w:r>
     </w:p>
     <w:p>
@@ -1686,7 +1715,7 @@
           <w:sz w:val="20"/>
           <w:szCs w:val="20"/>
         </w:rPr>
-        <w:t xml:space="preserve">	26</w:t>
+        <w:t xml:space="preserve">	27</w:t>
       </w:r>
     </w:p>
     <w:p>
@@ -1715,7 +1744,7 @@
           <w:sz w:val="21"/>
           <w:szCs w:val="21"/>
         </w:rPr>
-        <w:t xml:space="preserve">	27</w:t>
+        <w:t xml:space="preserve">	28</w:t>
       </w:r>
     </w:p>
     <w:p>
@@ -1744,7 +1773,7 @@
           <w:sz w:val="20"/>
           <w:szCs w:val="20"/>
         </w:rPr>
-        <w:t xml:space="preserve">	27</w:t>
+        <w:t xml:space="preserve">	28</w:t>
       </w:r>
     </w:p>
     <w:p>
@@ -1773,7 +1802,7 @@
           <w:sz w:val="20"/>
           <w:szCs w:val="20"/>
         </w:rPr>
-        <w:t xml:space="preserve">	27</w:t>
+        <w:t xml:space="preserve">	28</w:t>
       </w:r>
     </w:p>
     <w:p>
@@ -1802,7 +1831,7 @@
           <w:sz w:val="20"/>
           <w:szCs w:val="20"/>
         </w:rPr>
-        <w:t xml:space="preserve">	28</w:t>
+        <w:t xml:space="preserve">	29</w:t>
       </w:r>
     </w:p>
     <w:p>
@@ -1831,7 +1860,7 @@
           <w:sz w:val="20"/>
           <w:szCs w:val="20"/>
         </w:rPr>
-        <w:t xml:space="preserve">	29</w:t>
+        <w:t xml:space="preserve">	30</w:t>
       </w:r>
     </w:p>
     <w:p>
@@ -1860,7 +1889,7 @@
           <w:sz w:val="20"/>
           <w:szCs w:val="20"/>
         </w:rPr>
-        <w:t xml:space="preserve">	29</w:t>
+        <w:t xml:space="preserve">	30</w:t>
       </w:r>
     </w:p>
     <w:p>
@@ -1889,7 +1918,7 @@
           <w:sz w:val="21"/>
           <w:szCs w:val="21"/>
         </w:rPr>
-        <w:t xml:space="preserve">	31</w:t>
+        <w:t xml:space="preserve">	32</w:t>
       </w:r>
     </w:p>
     <w:p>
@@ -1918,7 +1947,7 @@
           <w:sz w:val="20"/>
           <w:szCs w:val="20"/>
         </w:rPr>
-        <w:t xml:space="preserve">	31</w:t>
+        <w:t xml:space="preserve">	32</w:t>
       </w:r>
     </w:p>
     <w:p>
@@ -1947,7 +1976,7 @@
           <w:sz w:val="20"/>
           <w:szCs w:val="20"/>
         </w:rPr>
-        <w:t xml:space="preserve">	31</w:t>
+        <w:t xml:space="preserve">	32</w:t>
       </w:r>
     </w:p>
     <w:p>
@@ -1976,7 +2005,7 @@
           <w:sz w:val="20"/>
           <w:szCs w:val="20"/>
         </w:rPr>
-        <w:t xml:space="preserve">	32</w:t>
+        <w:t xml:space="preserve">	33</w:t>
       </w:r>
     </w:p>
     <w:p>
@@ -2005,7 +2034,7 @@
           <w:sz w:val="21"/>
           <w:szCs w:val="21"/>
         </w:rPr>
-        <w:t xml:space="preserve">	33</w:t>
+        <w:t xml:space="preserve">	34</w:t>
       </w:r>
     </w:p>
     <w:p>
@@ -2034,7 +2063,7 @@
           <w:sz w:val="20"/>
           <w:szCs w:val="20"/>
         </w:rPr>
-        <w:t xml:space="preserve">	33</w:t>
+        <w:t xml:space="preserve">	34</w:t>
       </w:r>
     </w:p>
     <w:p>
@@ -2063,7 +2092,7 @@
           <w:sz w:val="20"/>
           <w:szCs w:val="20"/>
         </w:rPr>
-        <w:t xml:space="preserve">	33</w:t>
+        <w:t xml:space="preserve">	34</w:t>
       </w:r>
     </w:p>
     <w:p>
@@ -2092,7 +2121,7 @@
           <w:sz w:val="20"/>
           <w:szCs w:val="20"/>
         </w:rPr>
-        <w:t xml:space="preserve">	33</w:t>
+        <w:t xml:space="preserve">	34</w:t>
       </w:r>
     </w:p>
     <w:p>
@@ -2121,7 +2150,7 @@
           <w:sz w:val="21"/>
           <w:szCs w:val="21"/>
         </w:rPr>
-        <w:t xml:space="preserve">	35</w:t>
+        <w:t xml:space="preserve">	36</w:t>
       </w:r>
     </w:p>
     <w:p>
@@ -2150,7 +2179,7 @@
           <w:sz w:val="20"/>
           <w:szCs w:val="20"/>
         </w:rPr>
-        <w:t xml:space="preserve">	35</w:t>
+        <w:t xml:space="preserve">	36</w:t>
       </w:r>
     </w:p>
     <w:p>
@@ -2179,7 +2208,7 @@
           <w:sz w:val="20"/>
           <w:szCs w:val="20"/>
         </w:rPr>
-        <w:t xml:space="preserve">	35</w:t>
+        <w:t xml:space="preserve">	36</w:t>
       </w:r>
     </w:p>
     <w:p>
@@ -12581,7 +12610,25 @@
           <w:sz w:val="21"/>
           <w:szCs w:val="21"/>
         </w:rPr>
-        <w:t xml:space="preserve"> takes its length from the argument. A structure can be passed to a parameter declared with the same layout. An array of structures cannot be passed, and neither can a FILE.</w:t>
+        <w:t xml:space="preserve"> takes its length from the argument. A structure can be passed to a parameter declared with the same layout. An array of structures cannot be passed. A FILE can be passed: declare the parameter </w:t>
+      </w:r>
+      <w:r>
+        <w:rPr>
+          <w:rFonts w:ascii="Courier New" w:cs="Courier New" w:eastAsia="Courier New" w:hAnsi="Courier New"/>
+          <w:sz w:val="19"/>
+          <w:szCs w:val="19"/>
+        </w:rPr>
+        <w:t xml:space="preserve">DECLARE F FILE;</w:t>
+      </w:r>
+      <w:r>
+        <w:rPr>
+          <w:rFonts w:ascii="Times New Roman" w:cs="Times New Roman" w:eastAsia="Times New Roman" w:hAnsi="Times New Roman"/>
+          <w:b w:val="false"/>
+          <w:bCs w:val="false"/>
+          <w:sz w:val="21"/>
+          <w:szCs w:val="21"/>
+        </w:rPr>
+        <w:t xml:space="preserve"> and the argument is the file name.</w:t>
       </w:r>
     </w:p>
     <w:tbl>
@@ -21346,7 +21393,43 @@
           <w:sz w:val="21"/>
           <w:szCs w:val="21"/>
         </w:rPr>
-        <w:t xml:space="preserve"> without a list is not supported. GET DATA is not supported.</w:t>
+        <w:t xml:space="preserve"> without a list is not supported. </w:t>
+      </w:r>
+      <w:r>
+        <w:rPr>
+          <w:rFonts w:ascii="Courier New" w:cs="Courier New" w:eastAsia="Courier New" w:hAnsi="Courier New"/>
+          <w:sz w:val="19"/>
+          <w:szCs w:val="19"/>
+        </w:rPr>
+        <w:t xml:space="preserve">GET DATA(a, b, c);</w:t>
+      </w:r>
+      <w:r>
+        <w:rPr>
+          <w:rFonts w:ascii="Times New Roman" w:cs="Times New Roman" w:eastAsia="Times New Roman" w:hAnsi="Times New Roman"/>
+          <w:b w:val="false"/>
+          <w:bCs w:val="false"/>
+          <w:sz w:val="21"/>
+          <w:szCs w:val="21"/>
+        </w:rPr>
+        <w:t xml:space="preserve"> reads such assignments from the input: </w:t>
+      </w:r>
+      <w:r>
+        <w:rPr>
+          <w:rFonts w:ascii="Courier New" w:cs="Courier New" w:eastAsia="Courier New" w:hAnsi="Courier New"/>
+          <w:sz w:val="19"/>
+          <w:szCs w:val="19"/>
+        </w:rPr>
+        <w:t xml:space="preserve">A=3, B='text'; </w:t>
+      </w:r>
+      <w:r>
+        <w:rPr>
+          <w:rFonts w:ascii="Times New Roman" w:cs="Times New Roman" w:eastAsia="Times New Roman" w:hAnsi="Times New Roman"/>
+          <w:b w:val="false"/>
+          <w:bCs w:val="false"/>
+          <w:sz w:val="21"/>
+          <w:szCs w:val="21"/>
+        </w:rPr>
+        <w:t xml:space="preserve"> The names may come in any order and over several lines, and the statement reads up to the semicolon. Only scalar variables are allowed, and GET DATA without a list is not supported.</w:t>
       </w:r>
     </w:p>
     <w:p>
@@ -22016,7 +22099,7 @@
           <w:sz w:val="21"/>
           <w:szCs w:val="21"/>
         </w:rPr>
-        <w:t xml:space="preserve"> reads the next record into x. A CHARACTER variable is written as a line of text, without trailing blanks, and read as one line, padded with blanks; any other variable is transferred as raw bytes. Reading an array with READ is not supported, nor are the options KEY, KEYFROM, KEYTO or SET, nor REWRITE.</w:t>
+        <w:t xml:space="preserve"> reads the next record into x. A CHARACTER variable is written as a line of text, without trailing blanks, and read as one line, padded with blanks; any other variable is transferred as raw bytes. An array or structure is transferred whole, as raw bytes, and READ INTO an array reads the bytes of the whole array. The options KEY, KEYFROM and KEYTO are described below; SET is not supported.</w:t>
       </w:r>
     </w:p>
     <w:tbl>
@@ -22368,6 +22451,893 @@
           <w:szCs w:val="18"/>
         </w:rPr>
         <w:t xml:space="preserve">Record files</w:t>
+      </w:r>
+    </w:p>
+    <w:p>
+      <w:pPr>
+        <w:pStyle w:val="Heading2"/>
+      </w:pPr>
+      <w:r>
+        <w:t xml:space="preserve">Keyed and updatable record files</w:t>
+      </w:r>
+    </w:p>
+    <w:p>
+      <w:pPr>
+        <w:keepNext w:val="false"/>
+        <w:spacing w:after="120" w:before="0"/>
+      </w:pPr>
+      <w:r>
+        <w:rPr>
+          <w:rFonts w:ascii="Times New Roman" w:cs="Times New Roman" w:eastAsia="Times New Roman" w:hAnsi="Times New Roman"/>
+          <w:b w:val="false"/>
+          <w:bCs w:val="false"/>
+          <w:sz w:val="21"/>
+          <w:szCs w:val="21"/>
+        </w:rPr>
+        <w:t xml:space="preserve">A file declared or opened with KEYED (or DIRECT) holds records that are found by a key. Declare it </w:t>
+      </w:r>
+      <w:r>
+        <w:rPr>
+          <w:rFonts w:ascii="Courier New" w:cs="Courier New" w:eastAsia="Courier New" w:hAnsi="Courier New"/>
+          <w:sz w:val="19"/>
+          <w:szCs w:val="19"/>
+        </w:rPr>
+        <w:t xml:space="preserve">DECLARE F FILE RECORD KEYED UPDATE;</w:t>
+      </w:r>
+      <w:r>
+        <w:rPr>
+          <w:rFonts w:ascii="Times New Roman" w:cs="Times New Roman" w:eastAsia="Times New Roman" w:hAnsi="Times New Roman"/>
+          <w:b w:val="false"/>
+          <w:bCs w:val="false"/>
+          <w:sz w:val="21"/>
+          <w:szCs w:val="21"/>
+        </w:rPr>
+        <w:t xml:space="preserve"> or give KEYED in OPEN. </w:t>
+      </w:r>
+      <w:r>
+        <w:rPr>
+          <w:rFonts w:ascii="Courier New" w:cs="Courier New" w:eastAsia="Courier New" w:hAnsi="Courier New"/>
+          <w:sz w:val="19"/>
+          <w:szCs w:val="19"/>
+        </w:rPr>
+        <w:t xml:space="preserve">WRITE FILE(F) FROM(x) KEYFROM(k);</w:t>
+      </w:r>
+      <w:r>
+        <w:rPr>
+          <w:rFonts w:ascii="Times New Roman" w:cs="Times New Roman" w:eastAsia="Times New Roman" w:hAnsi="Times New Roman"/>
+          <w:b w:val="false"/>
+          <w:bCs w:val="false"/>
+          <w:sz w:val="21"/>
+          <w:szCs w:val="21"/>
+        </w:rPr>
+        <w:t xml:space="preserve"> adds a record, and the records are kept in key order. </w:t>
+      </w:r>
+      <w:r>
+        <w:rPr>
+          <w:rFonts w:ascii="Courier New" w:cs="Courier New" w:eastAsia="Courier New" w:hAnsi="Courier New"/>
+          <w:sz w:val="19"/>
+          <w:szCs w:val="19"/>
+        </w:rPr>
+        <w:t xml:space="preserve">READ FILE(F) INTO(x) KEY(k);</w:t>
+      </w:r>
+      <w:r>
+        <w:rPr>
+          <w:rFonts w:ascii="Times New Roman" w:cs="Times New Roman" w:eastAsia="Times New Roman" w:hAnsi="Times New Roman"/>
+          <w:b w:val="false"/>
+          <w:bCs w:val="false"/>
+          <w:sz w:val="21"/>
+          <w:szCs w:val="21"/>
+        </w:rPr>
+        <w:t xml:space="preserve"> reads the record with that key. A READ without KEY reads the next record in key order, and </w:t>
+      </w:r>
+      <w:r>
+        <w:rPr>
+          <w:rFonts w:ascii="Courier New" w:cs="Courier New" w:eastAsia="Courier New" w:hAnsi="Courier New"/>
+          <w:sz w:val="19"/>
+          <w:szCs w:val="19"/>
+        </w:rPr>
+        <w:t xml:space="preserve">KEYTO(v)</w:t>
+      </w:r>
+      <w:r>
+        <w:rPr>
+          <w:rFonts w:ascii="Times New Roman" w:cs="Times New Roman" w:eastAsia="Times New Roman" w:hAnsi="Times New Roman"/>
+          <w:b w:val="false"/>
+          <w:bCs w:val="false"/>
+          <w:sz w:val="21"/>
+          <w:szCs w:val="21"/>
+        </w:rPr>
+        <w:t xml:space="preserve"> stores its key in the string variable v. </w:t>
+      </w:r>
+      <w:r>
+        <w:rPr>
+          <w:rFonts w:ascii="Courier New" w:cs="Courier New" w:eastAsia="Courier New" w:hAnsi="Courier New"/>
+          <w:sz w:val="19"/>
+          <w:szCs w:val="19"/>
+        </w:rPr>
+        <w:t xml:space="preserve">REWRITE FILE(F) FROM(x);</w:t>
+      </w:r>
+      <w:r>
+        <w:rPr>
+          <w:rFonts w:ascii="Times New Roman" w:cs="Times New Roman" w:eastAsia="Times New Roman" w:hAnsi="Times New Roman"/>
+          <w:b w:val="false"/>
+          <w:bCs w:val="false"/>
+          <w:sz w:val="21"/>
+          <w:szCs w:val="21"/>
+        </w:rPr>
+        <w:t xml:space="preserve"> replaces the record that was read last; with </w:t>
+      </w:r>
+      <w:r>
+        <w:rPr>
+          <w:rFonts w:ascii="Courier New" w:cs="Courier New" w:eastAsia="Courier New" w:hAnsi="Courier New"/>
+          <w:sz w:val="19"/>
+          <w:szCs w:val="19"/>
+        </w:rPr>
+        <w:t xml:space="preserve">KEY(k)</w:t>
+      </w:r>
+      <w:r>
+        <w:rPr>
+          <w:rFonts w:ascii="Times New Roman" w:cs="Times New Roman" w:eastAsia="Times New Roman" w:hAnsi="Times New Roman"/>
+          <w:b w:val="false"/>
+          <w:bCs w:val="false"/>
+          <w:sz w:val="21"/>
+          <w:szCs w:val="21"/>
+        </w:rPr>
+        <w:t xml:space="preserve"> it replaces the record with key k. </w:t>
+      </w:r>
+      <w:r>
+        <w:rPr>
+          <w:rFonts w:ascii="Courier New" w:cs="Courier New" w:eastAsia="Courier New" w:hAnsi="Courier New"/>
+          <w:sz w:val="19"/>
+          <w:szCs w:val="19"/>
+        </w:rPr>
+        <w:t xml:space="preserve">DELETE FILE(F) KEY(k);</w:t>
+      </w:r>
+      <w:r>
+        <w:rPr>
+          <w:rFonts w:ascii="Times New Roman" w:cs="Times New Roman" w:eastAsia="Times New Roman" w:hAnsi="Times New Roman"/>
+          <w:b w:val="false"/>
+          <w:bCs w:val="false"/>
+          <w:sz w:val="21"/>
+          <w:szCs w:val="21"/>
+        </w:rPr>
+        <w:t xml:space="preserve"> removes a record, or the record read last if there is no KEY. Keys are compared as strings without their trailing blanks.</w:t>
+      </w:r>
+    </w:p>
+    <w:p>
+      <w:pPr>
+        <w:keepNext w:val="false"/>
+        <w:spacing w:after="120" w:before="0"/>
+      </w:pPr>
+      <w:r>
+        <w:rPr>
+          <w:rFonts w:ascii="Times New Roman" w:cs="Times New Roman" w:eastAsia="Times New Roman" w:hAnsi="Times New Roman"/>
+          <w:b w:val="false"/>
+          <w:bCs w:val="false"/>
+          <w:sz w:val="21"/>
+          <w:szCs w:val="21"/>
+        </w:rPr>
+        <w:t xml:space="preserve">The condition KEY is raised if a record is not found (ONCODE 51) or a key is written twice (ONCODE 52). Without an ON KEY unit the program ends with ERROR. A file opened for UPDATE without KEYED has no keys, but READ, REWRITE and WRITE work in the same way: REWRITE replaces the record just read. This also works for ordinary text files, where a record is a line.</w:t>
+      </w:r>
+    </w:p>
+    <w:p>
+      <w:pPr>
+        <w:keepNext w:val="false"/>
+        <w:spacing w:after="120" w:before="0"/>
+      </w:pPr>
+      <w:r>
+        <w:rPr>
+          <w:rFonts w:ascii="Times New Roman" w:cs="Times New Roman" w:eastAsia="Times New Roman" w:hAnsi="Times New Roman"/>
+          <w:b w:val="false"/>
+          <w:bCs w:val="false"/>
+          <w:sz w:val="21"/>
+          <w:szCs w:val="21"/>
+        </w:rPr>
+        <w:t xml:space="preserve">A KEYED or UPDATE file is held in memory while it is open and written back when it is closed. The data set is in the format of the translator, a four-byte mark </w:t>
+      </w:r>
+      <w:r>
+        <w:rPr>
+          <w:rFonts w:ascii="Courier New" w:cs="Courier New" w:eastAsia="Courier New" w:hAnsi="Courier New"/>
+          <w:sz w:val="19"/>
+          <w:szCs w:val="19"/>
+        </w:rPr>
+        <w:t xml:space="preserve">PLR1</w:t>
+      </w:r>
+      <w:r>
+        <w:rPr>
+          <w:rFonts w:ascii="Times New Roman" w:cs="Times New Roman" w:eastAsia="Times New Roman" w:hAnsi="Times New Roman"/>
+          <w:b w:val="false"/>
+          <w:bCs w:val="false"/>
+          <w:sz w:val="21"/>
+          <w:szCs w:val="21"/>
+        </w:rPr>
+        <w:t xml:space="preserve"> followed by the records, unless it was a text file; a text file that is opened for UPDATE is written back as text. Plain INPUT and OUTPUT files are not changed: a CHARACTER record is a line, any other record is raw bytes.</w:t>
+      </w:r>
+    </w:p>
+    <w:tbl>
+      <w:tblPr>
+        <w:tblW w:type="dxa" w:w="9638"/>
+        <w:tblBorders>
+          <w:top w:val="single" w:color="000000" w:sz="4"/>
+          <w:left w:val="single" w:color="000000" w:sz="4"/>
+          <w:bottom w:val="single" w:color="000000" w:sz="4"/>
+          <w:right w:val="single" w:color="000000" w:sz="4"/>
+          <w:insideH w:val="single" w:color="000000" w:sz="4"/>
+          <w:insideV w:val="single" w:color="000000" w:sz="4"/>
+        </w:tblBorders>
+        <w:tblLayout w:type="fixed"/>
+      </w:tblPr>
+      <w:tblGrid>
+        <w:gridCol w:w="9638"/>
+      </w:tblGrid>
+      <w:tr>
+        <w:trPr>
+          <w:cantSplit/>
+        </w:trPr>
+        <w:tc>
+          <w:tcPr>
+            <w:tcW w:type="dxa" w:w="9638"/>
+            <w:shd w:fill="F2F2F2" w:color="auto" w:val="clear"/>
+            <w:tcMar>
+              <w:top w:type="dxa" w:w="100"/>
+              <w:left w:type="dxa" w:w="140"/>
+              <w:bottom w:type="dxa" w:w="100"/>
+              <w:right w:type="dxa" w:w="140"/>
+            </w:tcMar>
+          </w:tcPr>
+          <w:p>
+            <w:pPr>
+              <w:keepNext/>
+              <w:spacing w:after="0" w:line="228"/>
+            </w:pPr>
+            <w:r>
+              <w:rPr>
+                <w:rFonts w:ascii="Courier New" w:cs="Courier New" w:eastAsia="Courier New" w:hAnsi="Courier New"/>
+                <w:sz w:val="17"/>
+                <w:szCs w:val="17"/>
+              </w:rPr>
+              <w:t xml:space="preserve">/* Keyed record file: add, read, rewrite, delete, list by key */</w:t>
+            </w:r>
+          </w:p>
+          <w:p>
+            <w:pPr>
+              <w:keepNext/>
+              <w:spacing w:after="0" w:line="228"/>
+            </w:pPr>
+            <w:r>
+              <w:rPr>
+                <w:rFonts w:ascii="Courier New" w:cs="Courier New" w:eastAsia="Courier New" w:hAnsi="Courier New"/>
+                <w:sz w:val="17"/>
+                <w:szCs w:val="17"/>
+              </w:rPr>
+              <w:t xml:space="preserve">KEYED: PROCEDURE OPTIONS(MAIN);</w:t>
+            </w:r>
+          </w:p>
+          <w:p>
+            <w:pPr>
+              <w:keepNext/>
+              <w:spacing w:after="0" w:line="228"/>
+            </w:pPr>
+            <w:r>
+              <w:rPr>
+                <w:rFonts w:ascii="Courier New" w:cs="Courier New" w:eastAsia="Courier New" w:hAnsi="Courier New"/>
+                <w:sz w:val="17"/>
+                <w:szCs w:val="17"/>
+              </w:rPr>
+              <w:t xml:space="preserve">  DECLARE EMP FILE RECORD KEYED UPDATE;</w:t>
+            </w:r>
+          </w:p>
+          <w:p>
+            <w:pPr>
+              <w:keepNext/>
+              <w:spacing w:after="0" w:line="228"/>
+            </w:pPr>
+            <w:r>
+              <w:rPr>
+                <w:rFonts w:ascii="Courier New" w:cs="Courier New" w:eastAsia="Courier New" w:hAnsi="Courier New"/>
+                <w:sz w:val="17"/>
+                <w:szCs w:val="17"/>
+              </w:rPr>
+              <w:t xml:space="preserve">  DECLARE REC CHARACTER(20);</w:t>
+            </w:r>
+          </w:p>
+          <w:p>
+            <w:pPr>
+              <w:keepNext/>
+              <w:spacing w:after="0" w:line="228"/>
+            </w:pPr>
+            <w:r>
+              <w:rPr>
+                <w:rFonts w:ascii="Courier New" w:cs="Courier New" w:eastAsia="Courier New" w:hAnsi="Courier New"/>
+                <w:sz w:val="17"/>
+                <w:szCs w:val="17"/>
+              </w:rPr>
+              <w:t xml:space="preserve"> </w:t>
+            </w:r>
+          </w:p>
+          <w:p>
+            <w:pPr>
+              <w:keepNext/>
+              <w:spacing w:after="0" w:line="228"/>
+            </w:pPr>
+            <w:r>
+              <w:rPr>
+                <w:rFonts w:ascii="Courier New" w:cs="Courier New" w:eastAsia="Courier New" w:hAnsi="Courier New"/>
+                <w:sz w:val="17"/>
+                <w:szCs w:val="17"/>
+              </w:rPr>
+              <w:t xml:space="preserve">  LISTALL: PROCEDURE(F);</w:t>
+            </w:r>
+          </w:p>
+          <w:p>
+            <w:pPr>
+              <w:keepNext/>
+              <w:spacing w:after="0" w:line="228"/>
+            </w:pPr>
+            <w:r>
+              <w:rPr>
+                <w:rFonts w:ascii="Courier New" w:cs="Courier New" w:eastAsia="Courier New" w:hAnsi="Courier New"/>
+                <w:sz w:val="17"/>
+                <w:szCs w:val="17"/>
+              </w:rPr>
+              <w:t xml:space="preserve">    DECLARE F FILE;</w:t>
+            </w:r>
+          </w:p>
+          <w:p>
+            <w:pPr>
+              <w:keepNext/>
+              <w:spacing w:after="0" w:line="228"/>
+            </w:pPr>
+            <w:r>
+              <w:rPr>
+                <w:rFonts w:ascii="Courier New" w:cs="Courier New" w:eastAsia="Courier New" w:hAnsi="Courier New"/>
+                <w:sz w:val="17"/>
+                <w:szCs w:val="17"/>
+              </w:rPr>
+              <w:t xml:space="preserve">    DECLARE R CHARACTER(20), KY CHARACTER(5);</w:t>
+            </w:r>
+          </w:p>
+          <w:p>
+            <w:pPr>
+              <w:keepNext/>
+              <w:spacing w:after="0" w:line="228"/>
+            </w:pPr>
+            <w:r>
+              <w:rPr>
+                <w:rFonts w:ascii="Courier New" w:cs="Courier New" w:eastAsia="Courier New" w:hAnsi="Courier New"/>
+                <w:sz w:val="17"/>
+                <w:szCs w:val="17"/>
+              </w:rPr>
+              <w:t xml:space="preserve">    ON ENDFILE(F) GOTO DONE;</w:t>
+            </w:r>
+          </w:p>
+          <w:p>
+            <w:pPr>
+              <w:keepNext/>
+              <w:spacing w:after="0" w:line="228"/>
+            </w:pPr>
+            <w:r>
+              <w:rPr>
+                <w:rFonts w:ascii="Courier New" w:cs="Courier New" w:eastAsia="Courier New" w:hAnsi="Courier New"/>
+                <w:sz w:val="17"/>
+                <w:szCs w:val="17"/>
+              </w:rPr>
+              <w:t xml:space="preserve">    DO WHILE ('1'B);</w:t>
+            </w:r>
+          </w:p>
+          <w:p>
+            <w:pPr>
+              <w:keepNext/>
+              <w:spacing w:after="0" w:line="228"/>
+            </w:pPr>
+            <w:r>
+              <w:rPr>
+                <w:rFonts w:ascii="Courier New" w:cs="Courier New" w:eastAsia="Courier New" w:hAnsi="Courier New"/>
+                <w:sz w:val="17"/>
+                <w:szCs w:val="17"/>
+              </w:rPr>
+              <w:t xml:space="preserve">      READ FILE(F) INTO(R) KEYTO(KY);</w:t>
+            </w:r>
+          </w:p>
+          <w:p>
+            <w:pPr>
+              <w:keepNext/>
+              <w:spacing w:after="0" w:line="228"/>
+            </w:pPr>
+            <w:r>
+              <w:rPr>
+                <w:rFonts w:ascii="Courier New" w:cs="Courier New" w:eastAsia="Courier New" w:hAnsi="Courier New"/>
+                <w:sz w:val="17"/>
+                <w:szCs w:val="17"/>
+              </w:rPr>
+              <w:t xml:space="preserve">      PUT SKIP LIST(KY, R);</w:t>
+            </w:r>
+          </w:p>
+          <w:p>
+            <w:pPr>
+              <w:keepNext/>
+              <w:spacing w:after="0" w:line="228"/>
+            </w:pPr>
+            <w:r>
+              <w:rPr>
+                <w:rFonts w:ascii="Courier New" w:cs="Courier New" w:eastAsia="Courier New" w:hAnsi="Courier New"/>
+                <w:sz w:val="17"/>
+                <w:szCs w:val="17"/>
+              </w:rPr>
+              <w:t xml:space="preserve">    END;</w:t>
+            </w:r>
+          </w:p>
+          <w:p>
+            <w:pPr>
+              <w:keepNext/>
+              <w:spacing w:after="0" w:line="228"/>
+            </w:pPr>
+            <w:r>
+              <w:rPr>
+                <w:rFonts w:ascii="Courier New" w:cs="Courier New" w:eastAsia="Courier New" w:hAnsi="Courier New"/>
+                <w:sz w:val="17"/>
+                <w:szCs w:val="17"/>
+              </w:rPr>
+              <w:t xml:space="preserve">  DONE: ;</w:t>
+            </w:r>
+          </w:p>
+          <w:p>
+            <w:pPr>
+              <w:keepNext/>
+              <w:spacing w:after="0" w:line="228"/>
+            </w:pPr>
+            <w:r>
+              <w:rPr>
+                <w:rFonts w:ascii="Courier New" w:cs="Courier New" w:eastAsia="Courier New" w:hAnsi="Courier New"/>
+                <w:sz w:val="17"/>
+                <w:szCs w:val="17"/>
+              </w:rPr>
+              <w:t xml:space="preserve">  END LISTALL;</w:t>
+            </w:r>
+          </w:p>
+          <w:p>
+            <w:pPr>
+              <w:keepNext/>
+              <w:spacing w:after="0" w:line="228"/>
+            </w:pPr>
+            <w:r>
+              <w:rPr>
+                <w:rFonts w:ascii="Courier New" w:cs="Courier New" w:eastAsia="Courier New" w:hAnsi="Courier New"/>
+                <w:sz w:val="17"/>
+                <w:szCs w:val="17"/>
+              </w:rPr>
+              <w:t xml:space="preserve"> </w:t>
+            </w:r>
+          </w:p>
+          <w:p>
+            <w:pPr>
+              <w:keepNext/>
+              <w:spacing w:after="0" w:line="228"/>
+            </w:pPr>
+            <w:r>
+              <w:rPr>
+                <w:rFonts w:ascii="Courier New" w:cs="Courier New" w:eastAsia="Courier New" w:hAnsi="Courier New"/>
+                <w:sz w:val="17"/>
+                <w:szCs w:val="17"/>
+              </w:rPr>
+              <w:t xml:space="preserve">  OPEN FILE(EMP) TITLE('emp.dat') OUTPUT KEYED;</w:t>
+            </w:r>
+          </w:p>
+          <w:p>
+            <w:pPr>
+              <w:keepNext/>
+              <w:spacing w:after="0" w:line="228"/>
+            </w:pPr>
+            <w:r>
+              <w:rPr>
+                <w:rFonts w:ascii="Courier New" w:cs="Courier New" w:eastAsia="Courier New" w:hAnsi="Courier New"/>
+                <w:sz w:val="17"/>
+                <w:szCs w:val="17"/>
+              </w:rPr>
+              <w:t xml:space="preserve">  WRITE FILE(EMP) FROM('Smith, J') KEYFROM('E0300');</w:t>
+            </w:r>
+          </w:p>
+          <w:p>
+            <w:pPr>
+              <w:keepNext/>
+              <w:spacing w:after="0" w:line="228"/>
+            </w:pPr>
+            <w:r>
+              <w:rPr>
+                <w:rFonts w:ascii="Courier New" w:cs="Courier New" w:eastAsia="Courier New" w:hAnsi="Courier New"/>
+                <w:sz w:val="17"/>
+                <w:szCs w:val="17"/>
+              </w:rPr>
+              <w:t xml:space="preserve">  WRITE FILE(EMP) FROM('Adams, B') KEYFROM('E0100');</w:t>
+            </w:r>
+          </w:p>
+          <w:p>
+            <w:pPr>
+              <w:keepNext/>
+              <w:spacing w:after="0" w:line="228"/>
+            </w:pPr>
+            <w:r>
+              <w:rPr>
+                <w:rFonts w:ascii="Courier New" w:cs="Courier New" w:eastAsia="Courier New" w:hAnsi="Courier New"/>
+                <w:sz w:val="17"/>
+                <w:szCs w:val="17"/>
+              </w:rPr>
+              <w:t xml:space="preserve">  WRITE FILE(EMP) FROM('Jones, K') KEYFROM('E0200');</w:t>
+            </w:r>
+          </w:p>
+          <w:p>
+            <w:pPr>
+              <w:keepNext/>
+              <w:spacing w:after="0" w:line="228"/>
+            </w:pPr>
+            <w:r>
+              <w:rPr>
+                <w:rFonts w:ascii="Courier New" w:cs="Courier New" w:eastAsia="Courier New" w:hAnsi="Courier New"/>
+                <w:sz w:val="17"/>
+                <w:szCs w:val="17"/>
+              </w:rPr>
+              <w:t xml:space="preserve">  ON KEY(EMP) BEGIN;</w:t>
+            </w:r>
+          </w:p>
+          <w:p>
+            <w:pPr>
+              <w:keepNext/>
+              <w:spacing w:after="0" w:line="228"/>
+            </w:pPr>
+            <w:r>
+              <w:rPr>
+                <w:rFonts w:ascii="Courier New" w:cs="Courier New" w:eastAsia="Courier New" w:hAnsi="Courier New"/>
+                <w:sz w:val="17"/>
+                <w:szCs w:val="17"/>
+              </w:rPr>
+              <w:t xml:space="preserve">    PUT SKIP LIST('KEY condition, ONCODE', ONCODE);</w:t>
+            </w:r>
+          </w:p>
+          <w:p>
+            <w:pPr>
+              <w:keepNext/>
+              <w:spacing w:after="0" w:line="228"/>
+            </w:pPr>
+            <w:r>
+              <w:rPr>
+                <w:rFonts w:ascii="Courier New" w:cs="Courier New" w:eastAsia="Courier New" w:hAnsi="Courier New"/>
+                <w:sz w:val="17"/>
+                <w:szCs w:val="17"/>
+              </w:rPr>
+              <w:t xml:space="preserve">  END;</w:t>
+            </w:r>
+          </w:p>
+          <w:p>
+            <w:pPr>
+              <w:keepNext/>
+              <w:spacing w:after="0" w:line="228"/>
+            </w:pPr>
+            <w:r>
+              <w:rPr>
+                <w:rFonts w:ascii="Courier New" w:cs="Courier New" w:eastAsia="Courier New" w:hAnsi="Courier New"/>
+                <w:sz w:val="17"/>
+                <w:szCs w:val="17"/>
+              </w:rPr>
+              <w:t xml:space="preserve">  WRITE FILE(EMP) FROM('Duplicate') KEYFROM('E0100');</w:t>
+            </w:r>
+          </w:p>
+          <w:p>
+            <w:pPr>
+              <w:keepNext/>
+              <w:spacing w:after="0" w:line="228"/>
+            </w:pPr>
+            <w:r>
+              <w:rPr>
+                <w:rFonts w:ascii="Courier New" w:cs="Courier New" w:eastAsia="Courier New" w:hAnsi="Courier New"/>
+                <w:sz w:val="17"/>
+                <w:szCs w:val="17"/>
+              </w:rPr>
+              <w:t xml:space="preserve">  CLOSE FILE(EMP);</w:t>
+            </w:r>
+          </w:p>
+          <w:p>
+            <w:pPr>
+              <w:keepNext/>
+              <w:spacing w:after="0" w:line="228"/>
+            </w:pPr>
+            <w:r>
+              <w:rPr>
+                <w:rFonts w:ascii="Courier New" w:cs="Courier New" w:eastAsia="Courier New" w:hAnsi="Courier New"/>
+                <w:sz w:val="17"/>
+                <w:szCs w:val="17"/>
+              </w:rPr>
+              <w:t xml:space="preserve"> </w:t>
+            </w:r>
+          </w:p>
+          <w:p>
+            <w:pPr>
+              <w:keepNext/>
+              <w:spacing w:after="0" w:line="228"/>
+            </w:pPr>
+            <w:r>
+              <w:rPr>
+                <w:rFonts w:ascii="Courier New" w:cs="Courier New" w:eastAsia="Courier New" w:hAnsi="Courier New"/>
+                <w:sz w:val="17"/>
+                <w:szCs w:val="17"/>
+              </w:rPr>
+              <w:t xml:space="preserve">  OPEN FILE(EMP) TITLE('emp.dat') UPDATE KEYED;</w:t>
+            </w:r>
+          </w:p>
+          <w:p>
+            <w:pPr>
+              <w:keepNext/>
+              <w:spacing w:after="0" w:line="228"/>
+            </w:pPr>
+            <w:r>
+              <w:rPr>
+                <w:rFonts w:ascii="Courier New" w:cs="Courier New" w:eastAsia="Courier New" w:hAnsi="Courier New"/>
+                <w:sz w:val="17"/>
+                <w:szCs w:val="17"/>
+              </w:rPr>
+              <w:t xml:space="preserve">  READ FILE(EMP) INTO(REC) KEY('E0200');</w:t>
+            </w:r>
+          </w:p>
+          <w:p>
+            <w:pPr>
+              <w:keepNext/>
+              <w:spacing w:after="0" w:line="228"/>
+            </w:pPr>
+            <w:r>
+              <w:rPr>
+                <w:rFonts w:ascii="Courier New" w:cs="Courier New" w:eastAsia="Courier New" w:hAnsi="Courier New"/>
+                <w:sz w:val="17"/>
+                <w:szCs w:val="17"/>
+              </w:rPr>
+              <w:t xml:space="preserve">  PUT SKIP LIST('E0200 is', REC);</w:t>
+            </w:r>
+          </w:p>
+          <w:p>
+            <w:pPr>
+              <w:keepNext/>
+              <w:spacing w:after="0" w:line="228"/>
+            </w:pPr>
+            <w:r>
+              <w:rPr>
+                <w:rFonts w:ascii="Courier New" w:cs="Courier New" w:eastAsia="Courier New" w:hAnsi="Courier New"/>
+                <w:sz w:val="17"/>
+                <w:szCs w:val="17"/>
+              </w:rPr>
+              <w:t xml:space="preserve">  REWRITE FILE(EMP) FROM('Jones, Karen');</w:t>
+            </w:r>
+          </w:p>
+          <w:p>
+            <w:pPr>
+              <w:keepNext/>
+              <w:spacing w:after="0" w:line="228"/>
+            </w:pPr>
+            <w:r>
+              <w:rPr>
+                <w:rFonts w:ascii="Courier New" w:cs="Courier New" w:eastAsia="Courier New" w:hAnsi="Courier New"/>
+                <w:sz w:val="17"/>
+                <w:szCs w:val="17"/>
+              </w:rPr>
+              <w:t xml:space="preserve">  DELETE FILE(EMP) KEY('E0300');</w:t>
+            </w:r>
+          </w:p>
+          <w:p>
+            <w:pPr>
+              <w:keepNext/>
+              <w:spacing w:after="0" w:line="228"/>
+            </w:pPr>
+            <w:r>
+              <w:rPr>
+                <w:rFonts w:ascii="Courier New" w:cs="Courier New" w:eastAsia="Courier New" w:hAnsi="Courier New"/>
+                <w:sz w:val="17"/>
+                <w:szCs w:val="17"/>
+              </w:rPr>
+              <w:t xml:space="preserve">  READ FILE(EMP) INTO(REC) KEY('E9999');</w:t>
+            </w:r>
+          </w:p>
+          <w:p>
+            <w:pPr>
+              <w:keepNext/>
+              <w:spacing w:after="0" w:line="228"/>
+            </w:pPr>
+            <w:r>
+              <w:rPr>
+                <w:rFonts w:ascii="Courier New" w:cs="Courier New" w:eastAsia="Courier New" w:hAnsi="Courier New"/>
+                <w:sz w:val="17"/>
+                <w:szCs w:val="17"/>
+              </w:rPr>
+              <w:t xml:space="preserve">  CLOSE FILE(EMP);</w:t>
+            </w:r>
+          </w:p>
+          <w:p>
+            <w:pPr>
+              <w:keepNext/>
+              <w:spacing w:after="0" w:line="228"/>
+            </w:pPr>
+            <w:r>
+              <w:rPr>
+                <w:rFonts w:ascii="Courier New" w:cs="Courier New" w:eastAsia="Courier New" w:hAnsi="Courier New"/>
+                <w:sz w:val="17"/>
+                <w:szCs w:val="17"/>
+              </w:rPr>
+              <w:t xml:space="preserve"> </w:t>
+            </w:r>
+          </w:p>
+          <w:p>
+            <w:pPr>
+              <w:keepNext/>
+              <w:spacing w:after="0" w:line="228"/>
+            </w:pPr>
+            <w:r>
+              <w:rPr>
+                <w:rFonts w:ascii="Courier New" w:cs="Courier New" w:eastAsia="Courier New" w:hAnsi="Courier New"/>
+                <w:sz w:val="17"/>
+                <w:szCs w:val="17"/>
+              </w:rPr>
+              <w:t xml:space="preserve">  OPEN FILE(EMP) TITLE('emp.dat') INPUT KEYED;</w:t>
+            </w:r>
+          </w:p>
+          <w:p>
+            <w:pPr>
+              <w:keepNext/>
+              <w:spacing w:after="0" w:line="228"/>
+            </w:pPr>
+            <w:r>
+              <w:rPr>
+                <w:rFonts w:ascii="Courier New" w:cs="Courier New" w:eastAsia="Courier New" w:hAnsi="Courier New"/>
+                <w:sz w:val="17"/>
+                <w:szCs w:val="17"/>
+              </w:rPr>
+              <w:t xml:space="preserve">  CALL LISTALL(EMP);</w:t>
+            </w:r>
+          </w:p>
+          <w:p>
+            <w:pPr>
+              <w:keepNext/>
+              <w:spacing w:after="0" w:line="228"/>
+            </w:pPr>
+            <w:r>
+              <w:rPr>
+                <w:rFonts w:ascii="Courier New" w:cs="Courier New" w:eastAsia="Courier New" w:hAnsi="Courier New"/>
+                <w:sz w:val="17"/>
+                <w:szCs w:val="17"/>
+              </w:rPr>
+              <w:t xml:space="preserve">  CLOSE FILE(EMP);</w:t>
+            </w:r>
+          </w:p>
+          <w:p>
+            <w:pPr>
+              <w:keepNext/>
+              <w:spacing w:after="0" w:line="228"/>
+            </w:pPr>
+            <w:r>
+              <w:rPr>
+                <w:rFonts w:ascii="Courier New" w:cs="Courier New" w:eastAsia="Courier New" w:hAnsi="Courier New"/>
+                <w:sz w:val="17"/>
+                <w:szCs w:val="17"/>
+              </w:rPr>
+              <w:t xml:space="preserve">END KEYED;</w:t>
+            </w:r>
+          </w:p>
+          <w:p>
+            <w:pPr>
+              <w:keepNext/>
+              <w:spacing w:after="0" w:line="228"/>
+            </w:pPr>
+            <w:r>
+              <w:rPr>
+                <w:rFonts w:ascii="Courier New" w:cs="Courier New" w:eastAsia="Courier New" w:hAnsi="Courier New"/>
+                <w:sz w:val="17"/>
+                <w:szCs w:val="17"/>
+              </w:rPr>
+              <w:t xml:space="preserve"> </w:t>
+            </w:r>
+          </w:p>
+          <w:p>
+            <w:pPr>
+              <w:keepNext/>
+              <w:spacing w:after="0" w:line="228"/>
+            </w:pPr>
+            <w:r>
+              <w:rPr>
+                <w:rFonts w:ascii="Courier New" w:cs="Courier New" w:eastAsia="Courier New" w:hAnsi="Courier New"/>
+                <w:sz w:val="17"/>
+                <w:szCs w:val="17"/>
+              </w:rPr>
+              <w:t xml:space="preserve">/* prints */</w:t>
+            </w:r>
+          </w:p>
+          <w:p>
+            <w:pPr>
+              <w:keepNext/>
+              <w:spacing w:after="0" w:line="228"/>
+            </w:pPr>
+            <w:r>
+              <w:rPr>
+                <w:rFonts w:ascii="Courier New" w:cs="Courier New" w:eastAsia="Courier New" w:hAnsi="Courier New"/>
+                <w:sz w:val="17"/>
+                <w:szCs w:val="17"/>
+              </w:rPr>
+              <w:t xml:space="preserve">KEY condition, ONCODE   52</w:t>
+            </w:r>
+          </w:p>
+          <w:p>
+            <w:pPr>
+              <w:keepNext/>
+              <w:spacing w:after="0" w:line="228"/>
+            </w:pPr>
+            <w:r>
+              <w:rPr>
+                <w:rFonts w:ascii="Courier New" w:cs="Courier New" w:eastAsia="Courier New" w:hAnsi="Courier New"/>
+                <w:sz w:val="17"/>
+                <w:szCs w:val="17"/>
+              </w:rPr>
+              <w:t xml:space="preserve">E0200 is                Jones, K            </w:t>
+            </w:r>
+          </w:p>
+          <w:p>
+            <w:pPr>
+              <w:keepNext/>
+              <w:spacing w:after="0" w:line="228"/>
+            </w:pPr>
+            <w:r>
+              <w:rPr>
+                <w:rFonts w:ascii="Courier New" w:cs="Courier New" w:eastAsia="Courier New" w:hAnsi="Courier New"/>
+                <w:sz w:val="17"/>
+                <w:szCs w:val="17"/>
+              </w:rPr>
+              <w:t xml:space="preserve">KEY condition, ONCODE   51</w:t>
+            </w:r>
+          </w:p>
+          <w:p>
+            <w:pPr>
+              <w:keepNext/>
+              <w:spacing w:after="0" w:line="228"/>
+            </w:pPr>
+            <w:r>
+              <w:rPr>
+                <w:rFonts w:ascii="Courier New" w:cs="Courier New" w:eastAsia="Courier New" w:hAnsi="Courier New"/>
+                <w:sz w:val="17"/>
+                <w:szCs w:val="17"/>
+              </w:rPr>
+              <w:t xml:space="preserve">E0100                   Adams, B            </w:t>
+            </w:r>
+          </w:p>
+          <w:p>
+            <w:pPr>
+              <w:keepNext/>
+              <w:spacing w:after="0" w:line="228"/>
+            </w:pPr>
+            <w:r>
+              <w:rPr>
+                <w:rFonts w:ascii="Courier New" w:cs="Courier New" w:eastAsia="Courier New" w:hAnsi="Courier New"/>
+                <w:sz w:val="17"/>
+                <w:szCs w:val="17"/>
+              </w:rPr>
+              <w:t xml:space="preserve">E0200                   Jones, Karen        </w:t>
+            </w:r>
+          </w:p>
+        </w:tc>
+      </w:tr>
+    </w:tbl>
+    <w:p>
+      <w:pPr>
+        <w:spacing w:after="200" w:before="80"/>
+      </w:pPr>
+      <w:r>
+        <w:rPr>
+          <w:rFonts w:ascii="Arial" w:cs="Arial" w:eastAsia="Arial" w:hAnsi="Arial"/>
+          <w:b/>
+          <w:bCs/>
+          <w:sz w:val="18"/>
+          <w:szCs w:val="18"/>
+        </w:rPr>
+        <w:t xml:space="preserve">Figure 33. </w:t>
+      </w:r>
+      <w:r>
+        <w:rPr>
+          <w:rFonts w:ascii="Arial" w:cs="Arial" w:eastAsia="Arial" w:hAnsi="Arial"/>
+          <w:sz w:val="18"/>
+          <w:szCs w:val="18"/>
+        </w:rPr>
+        <w:t xml:space="preserve">A keyed file</w:t>
       </w:r>
     </w:p>
     <w:p>
@@ -23436,7 +24406,7 @@
           <w:sz w:val="18"/>
           <w:szCs w:val="18"/>
         </w:rPr>
-        <w:t xml:space="preserve">Figure 33. </w:t>
+        <w:t xml:space="preserve">Figure 34. </w:t>
       </w:r>
       <w:r>
         <w:rPr>
@@ -24088,7 +25058,7 @@
           <w:sz w:val="18"/>
           <w:szCs w:val="18"/>
         </w:rPr>
-        <w:t xml:space="preserve">Figure 34. </w:t>
+        <w:t xml:space="preserve">Figure 35. </w:t>
       </w:r>
       <w:r>
         <w:rPr>
@@ -24371,7 +25341,7 @@
           <w:sz w:val="18"/>
           <w:szCs w:val="18"/>
         </w:rPr>
-        <w:t xml:space="preserve">Figure 35. </w:t>
+        <w:t xml:space="preserve">Figure 36. </w:t>
       </w:r>
       <w:r>
         <w:rPr>
@@ -24708,7 +25678,7 @@
           <w:sz w:val="18"/>
           <w:szCs w:val="18"/>
         </w:rPr>
-        <w:t xml:space="preserve">Figure 36. </w:t>
+        <w:t xml:space="preserve">Figure 37. </w:t>
       </w:r>
       <w:r>
         <w:rPr>
@@ -25607,7 +26577,7 @@
           <w:sz w:val="18"/>
           <w:szCs w:val="18"/>
         </w:rPr>
-        <w:t xml:space="preserve">Figure 37. </w:t>
+        <w:t xml:space="preserve">Figure 38. </w:t>
       </w:r>
       <w:r>
         <w:rPr>
@@ -25874,7 +26844,7 @@
           <w:sz w:val="18"/>
           <w:szCs w:val="18"/>
         </w:rPr>
-        <w:t xml:space="preserve">Figure 38. </w:t>
+        <w:t xml:space="preserve">Figure 39. </w:t>
       </w:r>
       <w:r>
         <w:rPr>
@@ -26322,7 +27292,7 @@
           <w:sz w:val="18"/>
           <w:szCs w:val="18"/>
         </w:rPr>
-        <w:t xml:space="preserve">Figure 39. </w:t>
+        <w:t xml:space="preserve">Figure 40. </w:t>
       </w:r>
       <w:r>
         <w:rPr>
@@ -26866,7 +27836,7 @@
           <w:sz w:val="18"/>
           <w:szCs w:val="18"/>
         </w:rPr>
-        <w:t xml:space="preserve">Figure 40. </w:t>
+        <w:t xml:space="preserve">Figure 41. </w:t>
       </w:r>
       <w:r>
         <w:rPr>
@@ -27382,7 +28352,7 @@
           <w:sz w:val="18"/>
           <w:szCs w:val="18"/>
         </w:rPr>
-        <w:t xml:space="preserve">Figure 41. </w:t>
+        <w:t xml:space="preserve">Figure 42. </w:t>
       </w:r>
       <w:r>
         <w:rPr>
@@ -27855,7 +28825,7 @@
           <w:sz w:val="18"/>
           <w:szCs w:val="18"/>
         </w:rPr>
-        <w:t xml:space="preserve">Figure 42. </w:t>
+        <w:t xml:space="preserve">Figure 43. </w:t>
       </w:r>
       <w:r>
         <w:rPr>
@@ -28244,7 +29214,7 @@
           <w:sz w:val="18"/>
           <w:szCs w:val="18"/>
         </w:rPr>
-        <w:t xml:space="preserve">Figure 43. </w:t>
+        <w:t xml:space="preserve">Figure 44. </w:t>
       </w:r>
       <w:r>
         <w:rPr>
@@ -28819,7 +29789,7 @@
           <w:sz w:val="18"/>
           <w:szCs w:val="18"/>
         </w:rPr>
-        <w:t xml:space="preserve">Figure 44. </w:t>
+        <w:t xml:space="preserve">Figure 45. </w:t>
       </w:r>
       <w:r>
         <w:rPr>
@@ -29264,7 +30234,7 @@
           <w:sz w:val="18"/>
           <w:szCs w:val="18"/>
         </w:rPr>
-        <w:t xml:space="preserve">Figure 45. </w:t>
+        <w:t xml:space="preserve">Figure 46. </w:t>
       </w:r>
       <w:r>
         <w:rPr>
@@ -29947,7 +30917,7 @@
           <w:sz w:val="18"/>
           <w:szCs w:val="18"/>
         </w:rPr>
-        <w:t xml:space="preserve">Figure 46. </w:t>
+        <w:t xml:space="preserve">Figure 47. </w:t>
       </w:r>
       <w:r>
         <w:rPr>
@@ -30660,7 +31630,7 @@
                 <w:sz w:val="19"/>
                 <w:szCs w:val="19"/>
               </w:rPr>
-              <w:t xml:space="preserve">KEYED and INDEXED record files, REWRITE, DELETE, LOCATE</w:t>
+              <w:t xml:space="preserve">KEYED and INDEXED record files, REWRITE, DELETE</w:t>
             </w:r>
           </w:p>
         </w:tc>
@@ -30687,7 +31657,7 @@
                 <w:sz w:val="19"/>
                 <w:szCs w:val="19"/>
               </w:rPr>
-              <w:t xml:space="preserve">Not supported. Only sequential record files.</w:t>
+              <w:t xml:space="preserve">KEYED and UPDATE files are supported, held in memory (chapter 5). LOCATE and VSAM data sets are not.</w:t>
             </w:r>
           </w:p>
         </w:tc>
@@ -30864,7 +31834,7 @@
                 <w:sz w:val="19"/>
                 <w:szCs w:val="19"/>
               </w:rPr>
-              <w:t xml:space="preserve">Not supported (PUT DATA is).</w:t>
+              <w:t xml:space="preserve">Supported with a list of scalar variables.</w:t>
             </w:r>
           </w:p>
         </w:tc>
@@ -31059,7 +32029,7 @@
           <w:sz w:val="18"/>
           <w:szCs w:val="18"/>
         </w:rPr>
-        <w:t xml:space="preserve">Figure 47. </w:t>
+        <w:t xml:space="preserve">Figure 48. </w:t>
       </w:r>
       <w:r>
         <w:rPr>
@@ -31915,7 +32885,7 @@
           <w:sz w:val="18"/>
           <w:szCs w:val="18"/>
         </w:rPr>
-        <w:t xml:space="preserve">Figure 48. </w:t>
+        <w:t xml:space="preserve">Figure 49. </w:t>
       </w:r>
       <w:r>
         <w:rPr>
@@ -32917,7 +33887,7 @@
           <w:sz w:val="18"/>
           <w:szCs w:val="18"/>
         </w:rPr>
-        <w:t xml:space="preserve">Figure 49. </w:t>
+        <w:t xml:space="preserve">Figure 50. </w:t>
       </w:r>
       <w:r>
         <w:rPr>
@@ -33841,7 +34811,7 @@
           </w:tcPr>
           <w:p>
             <w:pPr>
-              <w:keepNext w:val="false"/>
+              <w:keepNext/>
               <w:spacing w:after="0"/>
             </w:pPr>
             <w:r>
@@ -33850,7 +34820,7 @@
                 <w:sz w:val="18"/>
                 <w:szCs w:val="18"/>
               </w:rPr>
-              <w:t xml:space="preserve">GET DATA is not supported</w:t>
+              <w:t xml:space="preserve">array shapes differ</w:t>
             </w:r>
           </w:p>
         </w:tc>
@@ -33866,7 +34836,7 @@
           </w:tcPr>
           <w:p>
             <w:pPr>
-              <w:keepNext w:val="false"/>
+              <w:keepNext/>
               <w:spacing w:after="0"/>
             </w:pPr>
             <w:r>
@@ -33877,63 +34847,6 @@
                 <w:sz w:val="19"/>
                 <w:szCs w:val="19"/>
               </w:rPr>
-              <w:t xml:space="preserve">Not implemented.</w:t>
-            </w:r>
-          </w:p>
-        </w:tc>
-      </w:tr>
-      <w:tr>
-        <w:trPr>
-          <w:cantSplit/>
-        </w:trPr>
-        <w:tc>
-          <w:tcPr>
-            <w:tcW w:type="dxa" w:w="4200"/>
-            <w:tcMar>
-              <w:top w:type="dxa" w:w="60"/>
-              <w:left w:type="dxa" w:w="100"/>
-              <w:bottom w:type="dxa" w:w="60"/>
-              <w:right w:type="dxa" w:w="100"/>
-            </w:tcMar>
-          </w:tcPr>
-          <w:p>
-            <w:pPr>
-              <w:keepNext/>
-              <w:spacing w:after="0"/>
-            </w:pPr>
-            <w:r>
-              <w:rPr>
-                <w:rFonts w:ascii="Courier New" w:cs="Courier New" w:eastAsia="Courier New" w:hAnsi="Courier New"/>
-                <w:sz w:val="18"/>
-                <w:szCs w:val="18"/>
-              </w:rPr>
-              <w:t xml:space="preserve">array shapes differ</w:t>
-            </w:r>
-          </w:p>
-        </w:tc>
-        <w:tc>
-          <w:tcPr>
-            <w:tcW w:type="dxa" w:w="5438"/>
-            <w:tcMar>
-              <w:top w:type="dxa" w:w="60"/>
-              <w:left w:type="dxa" w:w="100"/>
-              <w:bottom w:type="dxa" w:w="60"/>
-              <w:right w:type="dxa" w:w="100"/>
-            </w:tcMar>
-          </w:tcPr>
-          <w:p>
-            <w:pPr>
-              <w:keepNext/>
-              <w:spacing w:after="0"/>
-            </w:pPr>
-            <w:r>
-              <w:rPr>
-                <w:rFonts w:ascii="Times New Roman" w:cs="Times New Roman" w:eastAsia="Times New Roman" w:hAnsi="Times New Roman"/>
-                <w:b w:val="false"/>
-                <w:bCs w:val="false"/>
-                <w:sz w:val="19"/>
-                <w:szCs w:val="19"/>
-              </w:rPr>
               <w:t xml:space="preserve">An array assignment between arrays of different shape.</w:t>
             </w:r>
           </w:p>
@@ -33952,7 +34865,7 @@
           <w:sz w:val="18"/>
           <w:szCs w:val="18"/>
         </w:rPr>
-        <w:t xml:space="preserve">Figure 50. </w:t>
+        <w:t xml:space="preserve">Figure 51. </w:t>
       </w:r>
       <w:r>
         <w:rPr>
@@ -34722,7 +35635,7 @@
           <w:sz w:val="18"/>
           <w:szCs w:val="18"/>
         </w:rPr>
-        <w:t xml:space="preserve">Figure 51. </w:t>
+        <w:t xml:space="preserve">Figure 52. </w:t>
       </w:r>
       <w:r>
         <w:rPr>
@@ -34859,7 +35772,7 @@
           <w:sz w:val="21"/>
           <w:szCs w:val="21"/>
         </w:rPr>
-        <w:t xml:space="preserve">Arrays of structures cannot be parameters; a VARYING array cannot be a parameter; a FILE cannot be a parameter.</w:t>
+        <w:t xml:space="preserve">Arrays of structures cannot be parameters; a VARYING array cannot be a parameter.</w:t>
       </w:r>
     </w:p>
     <w:p>
@@ -34993,7 +35906,7 @@
           <w:sz w:val="21"/>
           <w:szCs w:val="21"/>
         </w:rPr>
-        <w:t xml:space="preserve">GET DATA, REWRITE, keyed access and the options KEY, KEYFROM and KEYTO are not available. READ INTO an array is not supported.</w:t>
+        <w:t xml:space="preserve">GET DATA needs a list of scalar names. LOCATE, the option SET and VSAM data sets are not available; KEYED files are held in memory.</w:t>
       </w:r>
     </w:p>
     <w:p>

--- a/docs/PLI-User-Guide.docx
+++ b/docs/PLI-User-Guide.docx
@@ -3552,7 +3552,7 @@
           <w:sz w:val="21"/>
           <w:szCs w:val="21"/>
         </w:rPr>
-        <w:t xml:space="preserve">Data types FIXED BINARY (up to 31 bits), FIXED DECIMAL, FLOAT, CHARACTER (also VARYING), BIT, POINTER and FILE.</w:t>
+        <w:t xml:space="preserve">Data types FIXED BINARY (up to 63 bits), FIXED DECIMAL (up to 31 digits), FLOAT, CHARACTER (also VARYING), BIT, POINTER and FILE.</w:t>
       </w:r>
     </w:p>
     <w:p>
@@ -3710,7 +3710,7 @@
           <w:sz w:val="21"/>
           <w:szCs w:val="21"/>
         </w:rPr>
-        <w:t xml:space="preserve">The conditions ERROR, ZERODIVIDE, OVERFLOW, UNDERFLOW, SIZE, CONVERSION, SUBSCRIPTRANGE, STRINGRANGE, FINISH and ENDFILE, with ON, REVERT and SIGNAL.</w:t>
+        <w:t xml:space="preserve">The conditions ERROR, ZERODIVIDE, OVERFLOW, FIXEDOVERFLOW, UNDERFLOW, SIZE, CONVERSION, SUBSCRIPTRANGE, STRINGRANGE, FINISH and ENDFILE, with ON, REVERT and SIGNAL.</w:t>
       </w:r>
     </w:p>
     <w:p>
@@ -9468,7 +9468,7 @@
                 <w:sz w:val="19"/>
                 <w:szCs w:val="19"/>
               </w:rPr>
-              <w:t xml:space="preserve">Binary integer of p bits, p up to 31. </w:t>
+              <w:t xml:space="preserve">Binary integer of p bits, p up to 63. </w:t>
             </w:r>
             <w:r>
               <w:rPr>
@@ -9522,7 +9522,25 @@
                 <w:sz w:val="19"/>
                 <w:szCs w:val="19"/>
               </w:rPr>
-              <w:t xml:space="preserve">.</w:t>
+              <w:t xml:space="preserve"> for p up to 31 and as a </w:t>
+            </w:r>
+            <w:r>
+              <w:rPr>
+                <w:rFonts w:ascii="Courier New" w:cs="Courier New" w:eastAsia="Courier New" w:hAnsi="Courier New"/>
+                <w:sz w:val="18"/>
+                <w:szCs w:val="18"/>
+              </w:rPr>
+              <w:t xml:space="preserve">double</w:t>
+            </w:r>
+            <w:r>
+              <w:rPr>
+                <w:rFonts w:ascii="Times New Roman" w:cs="Times New Roman" w:eastAsia="Times New Roman" w:hAnsi="Times New Roman"/>
+                <w:b w:val="false"/>
+                <w:bCs w:val="false"/>
+                <w:sz w:val="19"/>
+                <w:szCs w:val="19"/>
+              </w:rPr>
+              <w:t xml:space="preserve"> above that, so a value is exact only up to about 9E15.</w:t>
             </w:r>
           </w:p>
         </w:tc>
@@ -9579,7 +9597,7 @@
                 <w:sz w:val="19"/>
                 <w:szCs w:val="19"/>
               </w:rPr>
-              <w:t xml:space="preserve">Decimal number with p digits, q of them after the point. Calculations are done in floating point (</w:t>
+              <w:t xml:space="preserve">Decimal number with p digits (up to 31), q of them after the point. Calculations are done in floating point (</w:t>
             </w:r>
             <w:r>
               <w:rPr>
@@ -14089,7 +14107,7 @@
                 <w:sz w:val="19"/>
                 <w:szCs w:val="19"/>
               </w:rPr>
-              <w:t xml:space="preserve">Only by SIGNAL; the runtime does not detect overflow.</w:t>
+              <w:t xml:space="preserve">A floating-point result is too large; it is stored as the largest number. Without an ON-unit the condition becomes ERROR.</w:t>
             </w:r>
           </w:p>
         </w:tc>
@@ -14119,7 +14137,7 @@
                 <w:sz w:val="18"/>
                 <w:szCs w:val="18"/>
               </w:rPr>
-              <w:t xml:space="preserve">UNDERFLOW</w:t>
+              <w:t xml:space="preserve">FIXEDOVERFLOW</w:t>
             </w:r>
           </w:p>
         </w:tc>
@@ -14146,7 +14164,7 @@
                 <w:sz w:val="19"/>
                 <w:szCs w:val="19"/>
               </w:rPr>
-              <w:t xml:space="preserve">330</w:t>
+              <w:t xml:space="preserve">310</w:t>
             </w:r>
           </w:p>
         </w:tc>
@@ -14173,7 +14191,7 @@
                 <w:sz w:val="19"/>
                 <w:szCs w:val="19"/>
               </w:rPr>
-              <w:t xml:space="preserve">Only by SIGNAL.</w:t>
+              <w:t xml:space="preserve">A FIXED result does not fit the 31 bits of a FIXED BINARY variable of 31 bits or less; the result is stored as the largest value.</w:t>
             </w:r>
           </w:p>
         </w:tc>
@@ -14203,7 +14221,7 @@
                 <w:sz w:val="18"/>
                 <w:szCs w:val="18"/>
               </w:rPr>
-              <w:t xml:space="preserve">SIZE</w:t>
+              <w:t xml:space="preserve">UNDERFLOW</w:t>
             </w:r>
           </w:p>
         </w:tc>
@@ -14230,7 +14248,7 @@
                 <w:sz w:val="19"/>
                 <w:szCs w:val="19"/>
               </w:rPr>
-              <w:t xml:space="preserve">340</w:t>
+              <w:t xml:space="preserve">330</w:t>
             </w:r>
           </w:p>
         </w:tc>
@@ -14257,7 +14275,109 @@
                 <w:sz w:val="19"/>
                 <w:szCs w:val="19"/>
               </w:rPr>
-              <w:t xml:space="preserve">Only by SIGNAL; a value that is too big for its target is truncated without a condition.</w:t>
+              <w:t xml:space="preserve">A floating-point result that is not zero is too small (below 2.2E-308, or a product or quotient that becomes zero). The value is stored as zero. Without an ON-unit a message is written and the program continues.</w:t>
+            </w:r>
+          </w:p>
+        </w:tc>
+      </w:tr>
+      <w:tr>
+        <w:trPr>
+          <w:cantSplit/>
+        </w:trPr>
+        <w:tc>
+          <w:tcPr>
+            <w:tcW w:type="dxa" w:w="2400"/>
+            <w:tcMar>
+              <w:top w:type="dxa" w:w="60"/>
+              <w:left w:type="dxa" w:w="100"/>
+              <w:bottom w:type="dxa" w:w="60"/>
+              <w:right w:type="dxa" w:w="100"/>
+            </w:tcMar>
+          </w:tcPr>
+          <w:p>
+            <w:pPr>
+              <w:keepNext w:val="false"/>
+              <w:spacing w:after="0"/>
+            </w:pPr>
+            <w:r>
+              <w:rPr>
+                <w:rFonts w:ascii="Courier New" w:cs="Courier New" w:eastAsia="Courier New" w:hAnsi="Courier New"/>
+                <w:sz w:val="18"/>
+                <w:szCs w:val="18"/>
+              </w:rPr>
+              <w:t xml:space="preserve">SIZE</w:t>
+            </w:r>
+          </w:p>
+        </w:tc>
+        <w:tc>
+          <w:tcPr>
+            <w:tcW w:type="dxa" w:w="1100"/>
+            <w:tcMar>
+              <w:top w:type="dxa" w:w="60"/>
+              <w:left w:type="dxa" w:w="100"/>
+              <w:bottom w:type="dxa" w:w="60"/>
+              <w:right w:type="dxa" w:w="100"/>
+            </w:tcMar>
+          </w:tcPr>
+          <w:p>
+            <w:pPr>
+              <w:keepNext w:val="false"/>
+              <w:spacing w:after="0"/>
+            </w:pPr>
+            <w:r>
+              <w:rPr>
+                <w:rFonts w:ascii="Times New Roman" w:cs="Times New Roman" w:eastAsia="Times New Roman" w:hAnsi="Times New Roman"/>
+                <w:b w:val="false"/>
+                <w:bCs w:val="false"/>
+                <w:sz w:val="19"/>
+                <w:szCs w:val="19"/>
+              </w:rPr>
+              <w:t xml:space="preserve">340</w:t>
+            </w:r>
+          </w:p>
+        </w:tc>
+        <w:tc>
+          <w:tcPr>
+            <w:tcW w:type="dxa" w:w="6138"/>
+            <w:tcMar>
+              <w:top w:type="dxa" w:w="60"/>
+              <w:left w:type="dxa" w:w="100"/>
+              <w:bottom w:type="dxa" w:w="60"/>
+              <w:right w:type="dxa" w:w="100"/>
+            </w:tcMar>
+          </w:tcPr>
+          <w:p>
+            <w:pPr>
+              <w:keepNext w:val="false"/>
+              <w:spacing w:after="0"/>
+            </w:pPr>
+            <w:r>
+              <w:rPr>
+                <w:rFonts w:ascii="Times New Roman" w:cs="Times New Roman" w:eastAsia="Times New Roman" w:hAnsi="Times New Roman"/>
+                <w:b w:val="false"/>
+                <w:bCs w:val="false"/>
+                <w:sz w:val="19"/>
+                <w:szCs w:val="19"/>
+              </w:rPr>
+              <w:t xml:space="preserve">A value is too big for the precision of the FIXED variable it is assigned to. This is checked only under the prefix </w:t>
+            </w:r>
+            <w:r>
+              <w:rPr>
+                <w:rFonts w:ascii="Courier New" w:cs="Courier New" w:eastAsia="Courier New" w:hAnsi="Courier New"/>
+                <w:sz w:val="18"/>
+                <w:szCs w:val="18"/>
+              </w:rPr>
+              <w:t xml:space="preserve">(SIZE):</w:t>
+            </w:r>
+            <w:r>
+              <w:rPr>
+                <w:rFonts w:ascii="Times New Roman" w:cs="Times New Roman" w:eastAsia="Times New Roman" w:hAnsi="Times New Roman"/>
+                <w:b w:val="false"/>
+                <w:bCs w:val="false"/>
+                <w:sz w:val="19"/>
+                <w:szCs w:val="19"/>
+              </w:rPr>
+              <w:t xml:space="preserve">, as in the F compiler.</w:t>
             </w:r>
           </w:p>
         </w:tc>
@@ -17563,6 +17683,71 @@
                 <w:sz w:val="18"/>
                 <w:szCs w:val="18"/>
               </w:rPr>
+              <w:t xml:space="preserve">FIXED BINARY(p)</w:t>
+            </w:r>
+            <w:r>
+              <w:rPr>
+                <w:rFonts w:ascii="Times New Roman" w:cs="Times New Roman" w:eastAsia="Times New Roman" w:hAnsi="Times New Roman"/>
+                <w:b w:val="false"/>
+                <w:bCs w:val="false"/>
+                <w:sz w:val="19"/>
+                <w:szCs w:val="19"/>
+              </w:rPr>
+              <w:t xml:space="preserve">, p from 32 to 63</w:t>
+            </w:r>
+          </w:p>
+        </w:tc>
+        <w:tc>
+          <w:tcPr>
+            <w:tcW w:type="dxa" w:w="6338"/>
+            <w:tcMar>
+              <w:top w:type="dxa" w:w="60"/>
+              <w:left w:type="dxa" w:w="100"/>
+              <w:bottom w:type="dxa" w:w="60"/>
+              <w:right w:type="dxa" w:w="100"/>
+            </w:tcMar>
+          </w:tcPr>
+          <w:p>
+            <w:pPr>
+              <w:keepNext w:val="false"/>
+              <w:spacing w:after="0"/>
+            </w:pPr>
+            <w:r>
+              <w:rPr>
+                <w:rFonts w:ascii="Courier New" w:cs="Courier New" w:eastAsia="Courier New" w:hAnsi="Courier New"/>
+                <w:sz w:val="18"/>
+                <w:szCs w:val="18"/>
+              </w:rPr>
+              <w:t xml:space="preserve">double</w:t>
+            </w:r>
+          </w:p>
+        </w:tc>
+      </w:tr>
+      <w:tr>
+        <w:trPr>
+          <w:cantSplit/>
+        </w:trPr>
+        <w:tc>
+          <w:tcPr>
+            <w:tcW w:type="dxa" w:w="3300"/>
+            <w:tcMar>
+              <w:top w:type="dxa" w:w="60"/>
+              <w:left w:type="dxa" w:w="100"/>
+              <w:bottom w:type="dxa" w:w="60"/>
+              <w:right w:type="dxa" w:w="100"/>
+            </w:tcMar>
+          </w:tcPr>
+          <w:p>
+            <w:pPr>
+              <w:keepNext w:val="false"/>
+              <w:spacing w:after="0"/>
+            </w:pPr>
+            <w:r>
+              <w:rPr>
+                <w:rFonts w:ascii="Courier New" w:cs="Courier New" w:eastAsia="Courier New" w:hAnsi="Courier New"/>
+                <w:sz w:val="18"/>
+                <w:szCs w:val="18"/>
+              </w:rPr>
               <w:t xml:space="preserve">FIXED DECIMAL(p)</w:t>
             </w:r>
             <w:r>
@@ -31952,7 +32137,7 @@
                 <w:sz w:val="19"/>
                 <w:szCs w:val="19"/>
               </w:rPr>
-              <w:t xml:space="preserve">Not supported.</w:t>
+              <w:t xml:space="preserve">Accepted up to 63 bits and 31 digits, but exact only up to about 9E15 (2 to the power 53); see Chapter 4.</w:t>
             </w:r>
           </w:p>
         </w:tc>
@@ -32011,7 +32196,25 @@
                 <w:sz w:val="19"/>
                 <w:szCs w:val="19"/>
               </w:rPr>
-              <w:t xml:space="preserve">The conditions exist but are not raised by the runtime.</w:t>
+              <w:t xml:space="preserve">FIXEDOVERFLOW is raised when a FIXED BINARY(31) result is out of range; SIZE under the prefix </w:t>
+            </w:r>
+            <w:r>
+              <w:rPr>
+                <w:rFonts w:ascii="Courier New" w:cs="Courier New" w:eastAsia="Courier New" w:hAnsi="Courier New"/>
+                <w:sz w:val="18"/>
+                <w:szCs w:val="18"/>
+              </w:rPr>
+              <w:t xml:space="preserve">(SIZE):</w:t>
+            </w:r>
+            <w:r>
+              <w:rPr>
+                <w:rFonts w:ascii="Times New Roman" w:cs="Times New Roman" w:eastAsia="Times New Roman" w:hAnsi="Times New Roman"/>
+                <w:b w:val="false"/>
+                <w:bCs w:val="false"/>
+                <w:sz w:val="19"/>
+                <w:szCs w:val="19"/>
+              </w:rPr>
+              <w:t xml:space="preserve">.</w:t>
             </w:r>
           </w:p>
         </w:tc>
@@ -32159,7 +32362,7 @@
           <w:sz w:val="21"/>
           <w:szCs w:val="21"/>
         </w:rPr>
-        <w:t xml:space="preserve">. For 15 digits the results are the same as with decimal arithmetic.</w:t>
+        <w:t xml:space="preserve">. Up to 15 digits (and integers up to 2 to the power 53) the results are the same as with decimal arithmetic; beyond that the low-order digits are rounded.</w:t>
       </w:r>
     </w:p>
     <w:p>
@@ -35692,7 +35895,25 @@
           <w:sz w:val="21"/>
           <w:szCs w:val="21"/>
         </w:rPr>
-        <w:t xml:space="preserve">FIXED BINARY has at most 31 bits and FIXED DECIMAL at most 15 digits; there is no 64-bit integer.</w:t>
+        <w:t xml:space="preserve">FIXED BINARY has at most 63 bits and FIXED DECIMAL at most 31 digits, but arithmetic is done in floating point: numbers are exact only up to about 9E15, and a FIXED BINARY of more than 31 bits is stored as a </w:t>
+      </w:r>
+      <w:r>
+        <w:rPr>
+          <w:rFonts w:ascii="Courier New" w:cs="Courier New" w:eastAsia="Courier New" w:hAnsi="Courier New"/>
+          <w:sz w:val="19"/>
+          <w:szCs w:val="19"/>
+        </w:rPr>
+        <w:t xml:space="preserve">double</w:t>
+      </w:r>
+      <w:r>
+        <w:rPr>
+          <w:rFonts w:ascii="Times New Roman" w:cs="Times New Roman" w:eastAsia="Times New Roman" w:hAnsi="Times New Roman"/>
+          <w:b w:val="false"/>
+          <w:bCs w:val="false"/>
+          <w:sz w:val="21"/>
+          <w:szCs w:val="21"/>
+        </w:rPr>
+        <w:t xml:space="preserve">.</w:t>
       </w:r>
     </w:p>
     <w:p>
@@ -35712,7 +35933,25 @@
           <w:sz w:val="21"/>
           <w:szCs w:val="21"/>
         </w:rPr>
-        <w:t xml:space="preserve">Arithmetic is performed in floating point. The conditions OVERFLOW, UNDERFLOW and SIZE are not raised by the runtime but can be raised with SIGNAL.</w:t>
+        <w:t xml:space="preserve">OVERFLOW, UNDERFLOW, FIXEDOVERFLOW and SIZE are raised when a result is stored in a variable, not for every intermediate result. SIZE is checked only under the prefix </w:t>
+      </w:r>
+      <w:r>
+        <w:rPr>
+          <w:rFonts w:ascii="Courier New" w:cs="Courier New" w:eastAsia="Courier New" w:hAnsi="Courier New"/>
+          <w:sz w:val="19"/>
+          <w:szCs w:val="19"/>
+        </w:rPr>
+        <w:t xml:space="preserve">(SIZE):</w:t>
+      </w:r>
+      <w:r>
+        <w:rPr>
+          <w:rFonts w:ascii="Times New Roman" w:cs="Times New Roman" w:eastAsia="Times New Roman" w:hAnsi="Times New Roman"/>
+          <w:b w:val="false"/>
+          <w:bCs w:val="false"/>
+          <w:sz w:val="21"/>
+          <w:szCs w:val="21"/>
+        </w:rPr>
+        <w:t xml:space="preserve">.</w:t>
       </w:r>
     </w:p>
     <w:p>

--- a/docs/PLI-User-Guide.docx
+++ b/docs/PLI-User-Guide.docx
@@ -1135,7 +1135,7 @@
           <w:sz w:val="20"/>
           <w:szCs w:val="20"/>
         </w:rPr>
-        <w:t xml:space="preserve">	13</w:t>
+        <w:t xml:space="preserve">	14</w:t>
       </w:r>
     </w:p>
     <w:p>
@@ -1164,7 +1164,7 @@
           <w:sz w:val="20"/>
           <w:szCs w:val="20"/>
         </w:rPr>
-        <w:t xml:space="preserve">	14</w:t>
+        <w:t xml:space="preserve">	15</w:t>
       </w:r>
     </w:p>
     <w:p>
@@ -1193,7 +1193,7 @@
           <w:sz w:val="20"/>
           <w:szCs w:val="20"/>
         </w:rPr>
-        <w:t xml:space="preserve">	15</w:t>
+        <w:t xml:space="preserve">	16</w:t>
       </w:r>
     </w:p>
     <w:p>
@@ -1222,7 +1222,7 @@
           <w:sz w:val="20"/>
           <w:szCs w:val="20"/>
         </w:rPr>
-        <w:t xml:space="preserve">	17</w:t>
+        <w:t xml:space="preserve">	18</w:t>
       </w:r>
     </w:p>
     <w:p>
@@ -1251,7 +1251,7 @@
           <w:sz w:val="20"/>
           <w:szCs w:val="20"/>
         </w:rPr>
-        <w:t xml:space="preserve">	18</w:t>
+        <w:t xml:space="preserve">	19</w:t>
       </w:r>
     </w:p>
     <w:p>
@@ -1280,7 +1280,7 @@
           <w:sz w:val="20"/>
           <w:szCs w:val="20"/>
         </w:rPr>
-        <w:t xml:space="preserve">	19</w:t>
+        <w:t xml:space="preserve">	20</w:t>
       </w:r>
     </w:p>
     <w:p>
@@ -1309,7 +1309,7 @@
           <w:sz w:val="21"/>
           <w:szCs w:val="21"/>
         </w:rPr>
-        <w:t xml:space="preserve">	21</w:t>
+        <w:t xml:space="preserve">	22</w:t>
       </w:r>
     </w:p>
     <w:p>
@@ -1338,7 +1338,7 @@
           <w:sz w:val="20"/>
           <w:szCs w:val="20"/>
         </w:rPr>
-        <w:t xml:space="preserve">	21</w:t>
+        <w:t xml:space="preserve">	22</w:t>
       </w:r>
     </w:p>
     <w:p>
@@ -1367,7 +1367,7 @@
           <w:sz w:val="20"/>
           <w:szCs w:val="20"/>
         </w:rPr>
-        <w:t xml:space="preserve">	21</w:t>
+        <w:t xml:space="preserve">	22</w:t>
       </w:r>
     </w:p>
     <w:p>
@@ -1396,7 +1396,7 @@
           <w:sz w:val="20"/>
           <w:szCs w:val="20"/>
         </w:rPr>
-        <w:t xml:space="preserve">	22</w:t>
+        <w:t xml:space="preserve">	23</w:t>
       </w:r>
     </w:p>
     <w:p>
@@ -1425,7 +1425,7 @@
           <w:sz w:val="20"/>
           <w:szCs w:val="20"/>
         </w:rPr>
-        <w:t xml:space="preserve">	22</w:t>
+        <w:t xml:space="preserve">	23</w:t>
       </w:r>
     </w:p>
     <w:p>
@@ -1454,7 +1454,7 @@
           <w:sz w:val="20"/>
           <w:szCs w:val="20"/>
         </w:rPr>
-        <w:t xml:space="preserve">	23</w:t>
+        <w:t xml:space="preserve">	24</w:t>
       </w:r>
     </w:p>
     <w:p>
@@ -1483,7 +1483,7 @@
           <w:sz w:val="20"/>
           <w:szCs w:val="20"/>
         </w:rPr>
-        <w:t xml:space="preserve">	23</w:t>
+        <w:t xml:space="preserve">	24</w:t>
       </w:r>
     </w:p>
     <w:p>
@@ -1512,7 +1512,7 @@
           <w:sz w:val="20"/>
           <w:szCs w:val="20"/>
         </w:rPr>
-        <w:t xml:space="preserve">	24</w:t>
+        <w:t xml:space="preserve">	25</w:t>
       </w:r>
     </w:p>
     <w:p>
@@ -1541,7 +1541,7 @@
           <w:sz w:val="21"/>
           <w:szCs w:val="21"/>
         </w:rPr>
-        <w:t xml:space="preserve">	25</w:t>
+        <w:t xml:space="preserve">	26</w:t>
       </w:r>
     </w:p>
     <w:p>
@@ -1570,7 +1570,7 @@
           <w:sz w:val="20"/>
           <w:szCs w:val="20"/>
         </w:rPr>
-        <w:t xml:space="preserve">	25</w:t>
+        <w:t xml:space="preserve">	26</w:t>
       </w:r>
     </w:p>
     <w:p>
@@ -1599,7 +1599,7 @@
           <w:sz w:val="20"/>
           <w:szCs w:val="20"/>
         </w:rPr>
-        <w:t xml:space="preserve">	25</w:t>
+        <w:t xml:space="preserve">	26</w:t>
       </w:r>
     </w:p>
     <w:p>
@@ -1628,7 +1628,7 @@
           <w:sz w:val="20"/>
           <w:szCs w:val="20"/>
         </w:rPr>
-        <w:t xml:space="preserve">	26</w:t>
+        <w:t xml:space="preserve">	27</w:t>
       </w:r>
     </w:p>
     <w:p>
@@ -1657,7 +1657,7 @@
           <w:sz w:val="20"/>
           <w:szCs w:val="20"/>
         </w:rPr>
-        <w:t xml:space="preserve">	26</w:t>
+        <w:t xml:space="preserve">	27</w:t>
       </w:r>
     </w:p>
     <w:p>
@@ -1686,7 +1686,7 @@
           <w:sz w:val="20"/>
           <w:szCs w:val="20"/>
         </w:rPr>
-        <w:t xml:space="preserve">	27</w:t>
+        <w:t xml:space="preserve">	28</w:t>
       </w:r>
     </w:p>
     <w:p>
@@ -1715,7 +1715,7 @@
           <w:sz w:val="20"/>
           <w:szCs w:val="20"/>
         </w:rPr>
-        <w:t xml:space="preserve">	27</w:t>
+        <w:t xml:space="preserve">	28</w:t>
       </w:r>
     </w:p>
     <w:p>
@@ -1744,7 +1744,7 @@
           <w:sz w:val="21"/>
           <w:szCs w:val="21"/>
         </w:rPr>
-        <w:t xml:space="preserve">	28</w:t>
+        <w:t xml:space="preserve">	29</w:t>
       </w:r>
     </w:p>
     <w:p>
@@ -1773,7 +1773,7 @@
           <w:sz w:val="20"/>
           <w:szCs w:val="20"/>
         </w:rPr>
-        <w:t xml:space="preserve">	28</w:t>
+        <w:t xml:space="preserve">	29</w:t>
       </w:r>
     </w:p>
     <w:p>
@@ -1802,7 +1802,7 @@
           <w:sz w:val="20"/>
           <w:szCs w:val="20"/>
         </w:rPr>
-        <w:t xml:space="preserve">	28</w:t>
+        <w:t xml:space="preserve">	29</w:t>
       </w:r>
     </w:p>
     <w:p>
@@ -1831,7 +1831,7 @@
           <w:sz w:val="20"/>
           <w:szCs w:val="20"/>
         </w:rPr>
-        <w:t xml:space="preserve">	29</w:t>
+        <w:t xml:space="preserve">	30</w:t>
       </w:r>
     </w:p>
     <w:p>
@@ -1860,7 +1860,7 @@
           <w:sz w:val="20"/>
           <w:szCs w:val="20"/>
         </w:rPr>
-        <w:t xml:space="preserve">	30</w:t>
+        <w:t xml:space="preserve">	31</w:t>
       </w:r>
     </w:p>
     <w:p>
@@ -1889,7 +1889,7 @@
           <w:sz w:val="20"/>
           <w:szCs w:val="20"/>
         </w:rPr>
-        <w:t xml:space="preserve">	30</w:t>
+        <w:t xml:space="preserve">	31</w:t>
       </w:r>
     </w:p>
     <w:p>
@@ -1918,7 +1918,7 @@
           <w:sz w:val="21"/>
           <w:szCs w:val="21"/>
         </w:rPr>
-        <w:t xml:space="preserve">	32</w:t>
+        <w:t xml:space="preserve">	33</w:t>
       </w:r>
     </w:p>
     <w:p>
@@ -1947,7 +1947,7 @@
           <w:sz w:val="20"/>
           <w:szCs w:val="20"/>
         </w:rPr>
-        <w:t xml:space="preserve">	32</w:t>
+        <w:t xml:space="preserve">	33</w:t>
       </w:r>
     </w:p>
     <w:p>
@@ -1976,7 +1976,7 @@
           <w:sz w:val="20"/>
           <w:szCs w:val="20"/>
         </w:rPr>
-        <w:t xml:space="preserve">	32</w:t>
+        <w:t xml:space="preserve">	33</w:t>
       </w:r>
     </w:p>
     <w:p>
@@ -2005,7 +2005,7 @@
           <w:sz w:val="20"/>
           <w:szCs w:val="20"/>
         </w:rPr>
-        <w:t xml:space="preserve">	33</w:t>
+        <w:t xml:space="preserve">	34</w:t>
       </w:r>
     </w:p>
     <w:p>
@@ -2034,7 +2034,7 @@
           <w:sz w:val="21"/>
           <w:szCs w:val="21"/>
         </w:rPr>
-        <w:t xml:space="preserve">	34</w:t>
+        <w:t xml:space="preserve">	35</w:t>
       </w:r>
     </w:p>
     <w:p>
@@ -2063,7 +2063,7 @@
           <w:sz w:val="20"/>
           <w:szCs w:val="20"/>
         </w:rPr>
-        <w:t xml:space="preserve">	34</w:t>
+        <w:t xml:space="preserve">	35</w:t>
       </w:r>
     </w:p>
     <w:p>
@@ -2092,7 +2092,7 @@
           <w:sz w:val="20"/>
           <w:szCs w:val="20"/>
         </w:rPr>
-        <w:t xml:space="preserve">	34</w:t>
+        <w:t xml:space="preserve">	35</w:t>
       </w:r>
     </w:p>
     <w:p>
@@ -2121,7 +2121,7 @@
           <w:sz w:val="20"/>
           <w:szCs w:val="20"/>
         </w:rPr>
-        <w:t xml:space="preserve">	34</w:t>
+        <w:t xml:space="preserve">	35</w:t>
       </w:r>
     </w:p>
     <w:p>
@@ -2150,7 +2150,7 @@
           <w:sz w:val="21"/>
           <w:szCs w:val="21"/>
         </w:rPr>
-        <w:t xml:space="preserve">	36</w:t>
+        <w:t xml:space="preserve">	37</w:t>
       </w:r>
     </w:p>
     <w:p>
@@ -2179,7 +2179,7 @@
           <w:sz w:val="20"/>
           <w:szCs w:val="20"/>
         </w:rPr>
-        <w:t xml:space="preserve">	36</w:t>
+        <w:t xml:space="preserve">	37</w:t>
       </w:r>
     </w:p>
     <w:p>
@@ -2208,7 +2208,7 @@
           <w:sz w:val="20"/>
           <w:szCs w:val="20"/>
         </w:rPr>
-        <w:t xml:space="preserve">	36</w:t>
+        <w:t xml:space="preserve">	37</w:t>
       </w:r>
     </w:p>
     <w:p>
@@ -2237,7 +2237,7 @@
           <w:sz w:val="21"/>
           <w:szCs w:val="21"/>
         </w:rPr>
-        <w:t xml:space="preserve">	37</w:t>
+        <w:t xml:space="preserve">	38</w:t>
       </w:r>
     </w:p>
     <w:p>
@@ -10550,7 +10550,7 @@
                 <w:sz w:val="19"/>
                 <w:szCs w:val="19"/>
               </w:rPr>
-              <w:t xml:space="preserve">Storage is allocated and freed by ALLOCATE and FREE. Only one generation at a time is supported.</w:t>
+              <w:t xml:space="preserve">Storage is allocated and freed by ALLOCATE and FREE. Several generations are kept; the bounds of the first dimension are set by ALLOCATE.</w:t>
             </w:r>
           </w:p>
         </w:tc>
@@ -13680,7 +13680,7 @@
           <w:sz w:val="19"/>
           <w:szCs w:val="19"/>
         </w:rPr>
-        <w:t xml:space="preserve">DECLARE T(100) FIXED BINARY CONTROLLED;</w:t>
+        <w:t xml:space="preserve">DECLARE T(*) FIXED BINARY CONTROLLED;</w:t>
       </w:r>
       <w:r>
         <w:rPr>
@@ -13698,7 +13698,7 @@
           <w:sz w:val="19"/>
           <w:szCs w:val="19"/>
         </w:rPr>
-        <w:t xml:space="preserve">ALLOCATE T;</w:t>
+        <w:t xml:space="preserve">ALLOCATE T(N);</w:t>
       </w:r>
       <w:r>
         <w:rPr>
@@ -13726,7 +13726,7 @@
           <w:sz w:val="21"/>
           <w:szCs w:val="21"/>
         </w:rPr>
-        <w:t xml:space="preserve">. The bounds must be constants; a run-time extent is not supported. Only one generation exists at a time: a second ALLOCATE of a variable that is still allocated replaces the first. </w:t>
+        <w:t xml:space="preserve">. The bounds of the first dimension are given by ALLOCATE as </w:t>
       </w:r>
       <w:r>
         <w:rPr>
@@ -13734,6 +13734,62 @@
           <w:sz w:val="19"/>
           <w:szCs w:val="19"/>
         </w:rPr>
+        <w:t xml:space="preserve">T(n)</w:t>
+      </w:r>
+      <w:r>
+        <w:rPr>
+          <w:rFonts w:ascii="Times New Roman" w:cs="Times New Roman" w:eastAsia="Times New Roman" w:hAnsi="Times New Roman"/>
+          <w:b w:val="false"/>
+          <w:bCs w:val="false"/>
+          <w:sz w:val="21"/>
+          <w:szCs w:val="21"/>
+        </w:rPr>
+        <w:t xml:space="preserve"> or </w:t>
+      </w:r>
+      <w:r>
+        <w:rPr>
+          <w:rFonts w:ascii="Courier New" w:cs="Courier New" w:eastAsia="Courier New" w:hAnsi="Courier New"/>
+          <w:sz w:val="19"/>
+          <w:szCs w:val="19"/>
+        </w:rPr>
+        <w:t xml:space="preserve">T(lo:hi)</w:t>
+      </w:r>
+      <w:r>
+        <w:rPr>
+          <w:rFonts w:ascii="Times New Roman" w:cs="Times New Roman" w:eastAsia="Times New Roman" w:hAnsi="Times New Roman"/>
+          <w:b w:val="false"/>
+          <w:bCs w:val="false"/>
+          <w:sz w:val="21"/>
+          <w:szCs w:val="21"/>
+        </w:rPr>
+        <w:t xml:space="preserve">, and may be any expressions; when the declaration has constant bounds they are the default for an ALLOCATE without bounds. Inner dimensions must be constants. Every ALLOCATE adds a new </w:t>
+      </w:r>
+      <w:r>
+        <w:rPr>
+          <w:rFonts w:ascii="Times New Roman" w:cs="Times New Roman" w:eastAsia="Times New Roman" w:hAnsi="Times New Roman"/>
+          <w:i/>
+          <w:iCs/>
+          <w:sz w:val="21"/>
+          <w:szCs w:val="21"/>
+        </w:rPr>
+        <w:t xml:space="preserve">generation</w:t>
+      </w:r>
+      <w:r>
+        <w:rPr>
+          <w:rFonts w:ascii="Times New Roman" w:cs="Times New Roman" w:eastAsia="Times New Roman" w:hAnsi="Times New Roman"/>
+          <w:b w:val="false"/>
+          <w:bCs w:val="false"/>
+          <w:sz w:val="21"/>
+          <w:szCs w:val="21"/>
+        </w:rPr>
+        <w:t xml:space="preserve"> on top of the earlier ones, with its own bounds, and only the newest generation can be used; FREE removes it and makes the previous one current again. </w:t>
+      </w:r>
+      <w:r>
+        <w:rPr>
+          <w:rFonts w:ascii="Courier New" w:cs="Courier New" w:eastAsia="Courier New" w:hAnsi="Courier New"/>
+          <w:sz w:val="19"/>
+          <w:szCs w:val="19"/>
+        </w:rPr>
         <w:t xml:space="preserve">ALLOCATION(T)</w:t>
       </w:r>
       <w:r>
@@ -13744,7 +13800,456 @@
           <w:sz w:val="21"/>
           <w:szCs w:val="21"/>
         </w:rPr>
-        <w:t xml:space="preserve"> is 1 if T is allocated and 0 if not. For storage whose size is decided at run time, use a BASED structure holding a CHARACTER or an array of a fixed maximum size.</w:t>
+        <w:t xml:space="preserve"> is the number of generations. The INITIAL attribute is used by ALLOCATE for a CONTROLLED variable that is not an array.</w:t>
+      </w:r>
+    </w:p>
+    <w:tbl>
+      <w:tblPr>
+        <w:tblW w:type="dxa" w:w="9638"/>
+        <w:tblBorders>
+          <w:top w:val="single" w:color="000000" w:sz="4"/>
+          <w:left w:val="single" w:color="000000" w:sz="4"/>
+          <w:bottom w:val="single" w:color="000000" w:sz="4"/>
+          <w:right w:val="single" w:color="000000" w:sz="4"/>
+          <w:insideH w:val="single" w:color="000000" w:sz="4"/>
+          <w:insideV w:val="single" w:color="000000" w:sz="4"/>
+        </w:tblBorders>
+        <w:tblLayout w:type="fixed"/>
+      </w:tblPr>
+      <w:tblGrid>
+        <w:gridCol w:w="9638"/>
+      </w:tblGrid>
+      <w:tr>
+        <w:trPr>
+          <w:cantSplit/>
+        </w:trPr>
+        <w:tc>
+          <w:tcPr>
+            <w:tcW w:type="dxa" w:w="9638"/>
+            <w:shd w:fill="F2F2F2" w:color="auto" w:val="clear"/>
+            <w:tcMar>
+              <w:top w:type="dxa" w:w="100"/>
+              <w:left w:type="dxa" w:w="140"/>
+              <w:bottom w:type="dxa" w:w="100"/>
+              <w:right w:type="dxa" w:w="140"/>
+            </w:tcMar>
+          </w:tcPr>
+          <w:p>
+            <w:pPr>
+              <w:keepNext/>
+              <w:spacing w:after="0" w:line="228"/>
+            </w:pPr>
+            <w:r>
+              <w:rPr>
+                <w:rFonts w:ascii="Courier New" w:cs="Courier New" w:eastAsia="Courier New" w:hAnsi="Courier New"/>
+                <w:sz w:val="17"/>
+                <w:szCs w:val="17"/>
+              </w:rPr>
+              <w:t xml:space="preserve">T25: PROCEDURE OPTIONS(MAIN);</w:t>
+            </w:r>
+          </w:p>
+          <w:p>
+            <w:pPr>
+              <w:keepNext/>
+              <w:spacing w:after="0" w:line="228"/>
+            </w:pPr>
+            <w:r>
+              <w:rPr>
+                <w:rFonts w:ascii="Courier New" w:cs="Courier New" w:eastAsia="Courier New" w:hAnsi="Courier New"/>
+                <w:sz w:val="17"/>
+                <w:szCs w:val="17"/>
+              </w:rPr>
+              <w:t xml:space="preserve">  DECLARE T(*) FIXED BINARY(31) CONTROLLED;</w:t>
+            </w:r>
+          </w:p>
+          <w:p>
+            <w:pPr>
+              <w:keepNext/>
+              <w:spacing w:after="0" w:line="228"/>
+            </w:pPr>
+            <w:r>
+              <w:rPr>
+                <w:rFonts w:ascii="Courier New" w:cs="Courier New" w:eastAsia="Courier New" w:hAnsi="Courier New"/>
+                <w:sz w:val="17"/>
+                <w:szCs w:val="17"/>
+              </w:rPr>
+              <w:t xml:space="preserve">  DECLARE S FIXED BINARY(31) CONTROLLED;</w:t>
+            </w:r>
+          </w:p>
+          <w:p>
+            <w:pPr>
+              <w:keepNext/>
+              <w:spacing w:after="0" w:line="228"/>
+            </w:pPr>
+            <w:r>
+              <w:rPr>
+                <w:rFonts w:ascii="Courier New" w:cs="Courier New" w:eastAsia="Courier New" w:hAnsi="Courier New"/>
+                <w:sz w:val="17"/>
+                <w:szCs w:val="17"/>
+              </w:rPr>
+              <w:t xml:space="preserve">  DECLARE (I, N) FIXED BINARY(31);</w:t>
+            </w:r>
+          </w:p>
+          <w:p>
+            <w:pPr>
+              <w:keepNext/>
+              <w:spacing w:after="0" w:line="228"/>
+            </w:pPr>
+            <w:r>
+              <w:rPr>
+                <w:rFonts w:ascii="Courier New" w:cs="Courier New" w:eastAsia="Courier New" w:hAnsi="Courier New"/>
+                <w:sz w:val="17"/>
+                <w:szCs w:val="17"/>
+              </w:rPr>
+              <w:t xml:space="preserve">  N = 5;</w:t>
+            </w:r>
+          </w:p>
+          <w:p>
+            <w:pPr>
+              <w:keepNext/>
+              <w:spacing w:after="0" w:line="228"/>
+            </w:pPr>
+            <w:r>
+              <w:rPr>
+                <w:rFonts w:ascii="Courier New" w:cs="Courier New" w:eastAsia="Courier New" w:hAnsi="Courier New"/>
+                <w:sz w:val="17"/>
+                <w:szCs w:val="17"/>
+              </w:rPr>
+              <w:t xml:space="preserve">  ALLOCATE T(N);</w:t>
+            </w:r>
+          </w:p>
+          <w:p>
+            <w:pPr>
+              <w:keepNext/>
+              <w:spacing w:after="0" w:line="228"/>
+            </w:pPr>
+            <w:r>
+              <w:rPr>
+                <w:rFonts w:ascii="Courier New" w:cs="Courier New" w:eastAsia="Courier New" w:hAnsi="Courier New"/>
+                <w:sz w:val="17"/>
+                <w:szCs w:val="17"/>
+              </w:rPr>
+              <w:t xml:space="preserve">  DO I = 1 TO N; T(I) = I * I; END;</w:t>
+            </w:r>
+          </w:p>
+          <w:p>
+            <w:pPr>
+              <w:keepNext/>
+              <w:spacing w:after="0" w:line="228"/>
+            </w:pPr>
+            <w:r>
+              <w:rPr>
+                <w:rFonts w:ascii="Courier New" w:cs="Courier New" w:eastAsia="Courier New" w:hAnsi="Courier New"/>
+                <w:sz w:val="17"/>
+                <w:szCs w:val="17"/>
+              </w:rPr>
+              <w:t xml:space="preserve">  PUT SKIP LIST(LBOUND(T,1), HBOUND(T,1), T(5));</w:t>
+            </w:r>
+          </w:p>
+          <w:p>
+            <w:pPr>
+              <w:keepNext/>
+              <w:spacing w:after="0" w:line="228"/>
+            </w:pPr>
+            <w:r>
+              <w:rPr>
+                <w:rFonts w:ascii="Courier New" w:cs="Courier New" w:eastAsia="Courier New" w:hAnsi="Courier New"/>
+                <w:sz w:val="17"/>
+                <w:szCs w:val="17"/>
+              </w:rPr>
+              <w:t xml:space="preserve">  ALLOCATE T(0:2);</w:t>
+            </w:r>
+          </w:p>
+          <w:p>
+            <w:pPr>
+              <w:keepNext/>
+              <w:spacing w:after="0" w:line="228"/>
+            </w:pPr>
+            <w:r>
+              <w:rPr>
+                <w:rFonts w:ascii="Courier New" w:cs="Courier New" w:eastAsia="Courier New" w:hAnsi="Courier New"/>
+                <w:sz w:val="17"/>
+                <w:szCs w:val="17"/>
+              </w:rPr>
+              <w:t xml:space="preserve">  T(0) = 100; T(1) = 200; T(2) = 300;</w:t>
+            </w:r>
+          </w:p>
+          <w:p>
+            <w:pPr>
+              <w:keepNext/>
+              <w:spacing w:after="0" w:line="228"/>
+            </w:pPr>
+            <w:r>
+              <w:rPr>
+                <w:rFonts w:ascii="Courier New" w:cs="Courier New" w:eastAsia="Courier New" w:hAnsi="Courier New"/>
+                <w:sz w:val="17"/>
+                <w:szCs w:val="17"/>
+              </w:rPr>
+              <w:t xml:space="preserve">  PUT SKIP LIST(LBOUND(T,1), HBOUND(T,1), T(2), ALLOCATION(T));</w:t>
+            </w:r>
+          </w:p>
+          <w:p>
+            <w:pPr>
+              <w:keepNext/>
+              <w:spacing w:after="0" w:line="228"/>
+            </w:pPr>
+            <w:r>
+              <w:rPr>
+                <w:rFonts w:ascii="Courier New" w:cs="Courier New" w:eastAsia="Courier New" w:hAnsi="Courier New"/>
+                <w:sz w:val="17"/>
+                <w:szCs w:val="17"/>
+              </w:rPr>
+              <w:t xml:space="preserve">  FREE T;</w:t>
+            </w:r>
+          </w:p>
+          <w:p>
+            <w:pPr>
+              <w:keepNext/>
+              <w:spacing w:after="0" w:line="228"/>
+            </w:pPr>
+            <w:r>
+              <w:rPr>
+                <w:rFonts w:ascii="Courier New" w:cs="Courier New" w:eastAsia="Courier New" w:hAnsi="Courier New"/>
+                <w:sz w:val="17"/>
+                <w:szCs w:val="17"/>
+              </w:rPr>
+              <w:t xml:space="preserve">  PUT SKIP LIST(LBOUND(T,1), HBOUND(T,1), T(3), ALLOCATION(T));</w:t>
+            </w:r>
+          </w:p>
+          <w:p>
+            <w:pPr>
+              <w:keepNext/>
+              <w:spacing w:after="0" w:line="228"/>
+            </w:pPr>
+            <w:r>
+              <w:rPr>
+                <w:rFonts w:ascii="Courier New" w:cs="Courier New" w:eastAsia="Courier New" w:hAnsi="Courier New"/>
+                <w:sz w:val="17"/>
+                <w:szCs w:val="17"/>
+              </w:rPr>
+              <w:t xml:space="preserve">  FREE T;</w:t>
+            </w:r>
+          </w:p>
+          <w:p>
+            <w:pPr>
+              <w:keepNext/>
+              <w:spacing w:after="0" w:line="228"/>
+            </w:pPr>
+            <w:r>
+              <w:rPr>
+                <w:rFonts w:ascii="Courier New" w:cs="Courier New" w:eastAsia="Courier New" w:hAnsi="Courier New"/>
+                <w:sz w:val="17"/>
+                <w:szCs w:val="17"/>
+              </w:rPr>
+              <w:t xml:space="preserve">  PUT SKIP LIST(ALLOCATION(T));</w:t>
+            </w:r>
+          </w:p>
+          <w:p>
+            <w:pPr>
+              <w:keepNext/>
+              <w:spacing w:after="0" w:line="228"/>
+            </w:pPr>
+            <w:r>
+              <w:rPr>
+                <w:rFonts w:ascii="Courier New" w:cs="Courier New" w:eastAsia="Courier New" w:hAnsi="Courier New"/>
+                <w:sz w:val="17"/>
+                <w:szCs w:val="17"/>
+              </w:rPr>
+              <w:t xml:space="preserve">  ALLOCATE S; S = 1; ALLOCATE S; S = 2;</w:t>
+            </w:r>
+          </w:p>
+          <w:p>
+            <w:pPr>
+              <w:keepNext/>
+              <w:spacing w:after="0" w:line="228"/>
+            </w:pPr>
+            <w:r>
+              <w:rPr>
+                <w:rFonts w:ascii="Courier New" w:cs="Courier New" w:eastAsia="Courier New" w:hAnsi="Courier New"/>
+                <w:sz w:val="17"/>
+                <w:szCs w:val="17"/>
+              </w:rPr>
+              <w:t xml:space="preserve">  PUT SKIP LIST(S, ALLOCATION(S));</w:t>
+            </w:r>
+          </w:p>
+          <w:p>
+            <w:pPr>
+              <w:keepNext/>
+              <w:spacing w:after="0" w:line="228"/>
+            </w:pPr>
+            <w:r>
+              <w:rPr>
+                <w:rFonts w:ascii="Courier New" w:cs="Courier New" w:eastAsia="Courier New" w:hAnsi="Courier New"/>
+                <w:sz w:val="17"/>
+                <w:szCs w:val="17"/>
+              </w:rPr>
+              <w:t xml:space="preserve">  FREE S;</w:t>
+            </w:r>
+          </w:p>
+          <w:p>
+            <w:pPr>
+              <w:keepNext/>
+              <w:spacing w:after="0" w:line="228"/>
+            </w:pPr>
+            <w:r>
+              <w:rPr>
+                <w:rFonts w:ascii="Courier New" w:cs="Courier New" w:eastAsia="Courier New" w:hAnsi="Courier New"/>
+                <w:sz w:val="17"/>
+                <w:szCs w:val="17"/>
+              </w:rPr>
+              <w:t xml:space="preserve">  PUT SKIP LIST(S);</w:t>
+            </w:r>
+          </w:p>
+          <w:p>
+            <w:pPr>
+              <w:keepNext/>
+              <w:spacing w:after="0" w:line="228"/>
+            </w:pPr>
+            <w:r>
+              <w:rPr>
+                <w:rFonts w:ascii="Courier New" w:cs="Courier New" w:eastAsia="Courier New" w:hAnsi="Courier New"/>
+                <w:sz w:val="17"/>
+                <w:szCs w:val="17"/>
+              </w:rPr>
+              <w:t xml:space="preserve">END T25;</w:t>
+            </w:r>
+          </w:p>
+          <w:p>
+            <w:pPr>
+              <w:keepNext/>
+              <w:spacing w:after="0" w:line="228"/>
+            </w:pPr>
+            <w:r>
+              <w:rPr>
+                <w:rFonts w:ascii="Courier New" w:cs="Courier New" w:eastAsia="Courier New" w:hAnsi="Courier New"/>
+                <w:sz w:val="17"/>
+                <w:szCs w:val="17"/>
+              </w:rPr>
+              <w:t xml:space="preserve"> </w:t>
+            </w:r>
+          </w:p>
+          <w:p>
+            <w:pPr>
+              <w:keepNext/>
+              <w:spacing w:after="0" w:line="228"/>
+            </w:pPr>
+            <w:r>
+              <w:rPr>
+                <w:rFonts w:ascii="Courier New" w:cs="Courier New" w:eastAsia="Courier New" w:hAnsi="Courier New"/>
+                <w:sz w:val="17"/>
+                <w:szCs w:val="17"/>
+              </w:rPr>
+              <w:t xml:space="preserve">/* prints */</w:t>
+            </w:r>
+          </w:p>
+          <w:p>
+            <w:pPr>
+              <w:keepNext/>
+              <w:spacing w:after="0" w:line="228"/>
+            </w:pPr>
+            <w:r>
+              <w:rPr>
+                <w:rFonts w:ascii="Courier New" w:cs="Courier New" w:eastAsia="Courier New" w:hAnsi="Courier New"/>
+                <w:sz w:val="17"/>
+                <w:szCs w:val="17"/>
+              </w:rPr>
+              <w:t xml:space="preserve">1                       5                       25</w:t>
+            </w:r>
+          </w:p>
+          <w:p>
+            <w:pPr>
+              <w:keepNext/>
+              <w:spacing w:after="0" w:line="228"/>
+            </w:pPr>
+            <w:r>
+              <w:rPr>
+                <w:rFonts w:ascii="Courier New" w:cs="Courier New" w:eastAsia="Courier New" w:hAnsi="Courier New"/>
+                <w:sz w:val="17"/>
+                <w:szCs w:val="17"/>
+              </w:rPr>
+              <w:t xml:space="preserve">0                       2                       300                     2</w:t>
+            </w:r>
+          </w:p>
+          <w:p>
+            <w:pPr>
+              <w:keepNext/>
+              <w:spacing w:after="0" w:line="228"/>
+            </w:pPr>
+            <w:r>
+              <w:rPr>
+                <w:rFonts w:ascii="Courier New" w:cs="Courier New" w:eastAsia="Courier New" w:hAnsi="Courier New"/>
+                <w:sz w:val="17"/>
+                <w:szCs w:val="17"/>
+              </w:rPr>
+              <w:t xml:space="preserve">1                       5                       9                       1</w:t>
+            </w:r>
+          </w:p>
+          <w:p>
+            <w:pPr>
+              <w:keepNext/>
+              <w:spacing w:after="0" w:line="228"/>
+            </w:pPr>
+            <w:r>
+              <w:rPr>
+                <w:rFonts w:ascii="Courier New" w:cs="Courier New" w:eastAsia="Courier New" w:hAnsi="Courier New"/>
+                <w:sz w:val="17"/>
+                <w:szCs w:val="17"/>
+              </w:rPr>
+              <w:t xml:space="preserve">0</w:t>
+            </w:r>
+          </w:p>
+          <w:p>
+            <w:pPr>
+              <w:keepNext/>
+              <w:spacing w:after="0" w:line="228"/>
+            </w:pPr>
+            <w:r>
+              <w:rPr>
+                <w:rFonts w:ascii="Courier New" w:cs="Courier New" w:eastAsia="Courier New" w:hAnsi="Courier New"/>
+                <w:sz w:val="17"/>
+                <w:szCs w:val="17"/>
+              </w:rPr>
+              <w:t xml:space="preserve">2                       2</w:t>
+            </w:r>
+          </w:p>
+          <w:p>
+            <w:pPr>
+              <w:keepNext/>
+              <w:spacing w:after="0" w:line="228"/>
+            </w:pPr>
+            <w:r>
+              <w:rPr>
+                <w:rFonts w:ascii="Courier New" w:cs="Courier New" w:eastAsia="Courier New" w:hAnsi="Courier New"/>
+                <w:sz w:val="17"/>
+                <w:szCs w:val="17"/>
+              </w:rPr>
+              <w:t xml:space="preserve">1</w:t>
+            </w:r>
+          </w:p>
+        </w:tc>
+      </w:tr>
+    </w:tbl>
+    <w:p>
+      <w:pPr>
+        <w:spacing w:after="200" w:before="80"/>
+      </w:pPr>
+      <w:r>
+        <w:rPr>
+          <w:rFonts w:ascii="Arial" w:cs="Arial" w:eastAsia="Arial" w:hAnsi="Arial"/>
+          <w:b/>
+          <w:bCs/>
+          <w:sz w:val="18"/>
+          <w:szCs w:val="18"/>
+        </w:rPr>
+        <w:t xml:space="preserve">Figure 19. </w:t>
+      </w:r>
+      <w:r>
+        <w:rPr>
+          <w:rFonts w:ascii="Arial" w:cs="Arial" w:eastAsia="Arial" w:hAnsi="Arial"/>
+          <w:sz w:val="18"/>
+          <w:szCs w:val="18"/>
+        </w:rPr>
+        <w:t xml:space="preserve">Generations of a CONTROLLED array</w:t>
       </w:r>
     </w:p>
     <w:p>
@@ -14833,7 +15338,7 @@
           <w:sz w:val="18"/>
           <w:szCs w:val="18"/>
         </w:rPr>
-        <w:t xml:space="preserve">Figure 19. </w:t>
+        <w:t xml:space="preserve">Figure 20. </w:t>
       </w:r>
       <w:r>
         <w:rPr>
@@ -14989,7 +15494,7 @@
           <w:sz w:val="21"/>
           <w:szCs w:val="21"/>
         </w:rPr>
-        <w:t xml:space="preserve">An ON-unit is translated to a separate C function and is active from the moment the ON statement is run until the end of the program or a REVERT. Unlike the F compiler, ON-units are not stacked and not restored when the procedure that established them returns.</w:t>
+        <w:t xml:space="preserve">An ON-unit is translated to a separate C function and is active from the moment the ON statement is run until a REVERT or until the procedure that contains the ON statement returns, whichever comes first. The ON-units that were active when the procedure was called are then active again, so ON-units are stacked as in the F compiler. A called procedure uses the ON-units of its caller unless it sets its own. This also applies to ON ENDFILE(file). A GOTO out of a procedure to a label in an outer procedure does not restore the ON-units, and a BEGIN block does not restore them at its end.</w:t>
       </w:r>
     </w:p>
     <w:tbl>
@@ -15304,7 +15809,7 @@
           <w:sz w:val="18"/>
           <w:szCs w:val="18"/>
         </w:rPr>
-        <w:t xml:space="preserve">Figure 20. </w:t>
+        <w:t xml:space="preserve">Figure 21. </w:t>
       </w:r>
       <w:r>
         <w:rPr>
@@ -15987,7 +16492,7 @@
           <w:sz w:val="18"/>
           <w:szCs w:val="18"/>
         </w:rPr>
-        <w:t xml:space="preserve">Figure 21. </w:t>
+        <w:t xml:space="preserve">Figure 22. </w:t>
       </w:r>
       <w:r>
         <w:rPr>
@@ -16523,7 +17028,7 @@
           <w:sz w:val="18"/>
           <w:szCs w:val="18"/>
         </w:rPr>
-        <w:t xml:space="preserve">Figure 22. </w:t>
+        <w:t xml:space="preserve">Figure 23. </w:t>
       </w:r>
       <w:r>
         <w:rPr>
@@ -17222,7 +17727,7 @@
           <w:sz w:val="18"/>
           <w:szCs w:val="18"/>
         </w:rPr>
-        <w:t xml:space="preserve">Figure 23. </w:t>
+        <w:t xml:space="preserve">Figure 24. </w:t>
       </w:r>
       <w:r>
         <w:rPr>
@@ -18370,7 +18875,7 @@
           <w:sz w:val="18"/>
           <w:szCs w:val="18"/>
         </w:rPr>
-        <w:t xml:space="preserve">Figure 24. </w:t>
+        <w:t xml:space="preserve">Figure 25. </w:t>
       </w:r>
       <w:r>
         <w:rPr>
@@ -18887,7 +19392,7 @@
           <w:sz w:val="18"/>
           <w:szCs w:val="18"/>
         </w:rPr>
-        <w:t xml:space="preserve">Figure 25. </w:t>
+        <w:t xml:space="preserve">Figure 26. </w:t>
       </w:r>
       <w:r>
         <w:rPr>
@@ -19844,7 +20349,7 @@
           <w:sz w:val="18"/>
           <w:szCs w:val="18"/>
         </w:rPr>
-        <w:t xml:space="preserve">Figure 26. </w:t>
+        <w:t xml:space="preserve">Figure 27. </w:t>
       </w:r>
       <w:r>
         <w:rPr>
@@ -20251,7 +20756,7 @@
           <w:sz w:val="18"/>
           <w:szCs w:val="18"/>
         </w:rPr>
-        <w:t xml:space="preserve">Figure 27. </w:t>
+        <w:t xml:space="preserve">Figure 28. </w:t>
       </w:r>
       <w:r>
         <w:rPr>
@@ -21085,7 +21590,7 @@
           <w:sz w:val="18"/>
           <w:szCs w:val="18"/>
         </w:rPr>
-        <w:t xml:space="preserve">Figure 28. </w:t>
+        <w:t xml:space="preserve">Figure 29. </w:t>
       </w:r>
       <w:r>
         <w:rPr>
@@ -21502,7 +22007,7 @@
           <w:sz w:val="18"/>
           <w:szCs w:val="18"/>
         </w:rPr>
-        <w:t xml:space="preserve">Figure 29. </w:t>
+        <w:t xml:space="preserve">Figure 30. </w:t>
       </w:r>
       <w:r>
         <w:rPr>
@@ -21941,7 +22446,7 @@
           <w:sz w:val="18"/>
           <w:szCs w:val="18"/>
         </w:rPr>
-        <w:t xml:space="preserve">Figure 30. </w:t>
+        <w:t xml:space="preserve">Figure 31. </w:t>
       </w:r>
       <w:r>
         <w:rPr>
@@ -22216,7 +22721,7 @@
           <w:sz w:val="18"/>
           <w:szCs w:val="18"/>
         </w:rPr>
-        <w:t xml:space="preserve">Figure 31. </w:t>
+        <w:t xml:space="preserve">Figure 32. </w:t>
       </w:r>
       <w:r>
         <w:rPr>
@@ -22627,7 +23132,7 @@
           <w:sz w:val="18"/>
           <w:szCs w:val="18"/>
         </w:rPr>
-        <w:t xml:space="preserve">Figure 32. </w:t>
+        <w:t xml:space="preserve">Figure 33. </w:t>
       </w:r>
       <w:r>
         <w:rPr>
@@ -23514,7 +24019,7 @@
           <w:sz w:val="18"/>
           <w:szCs w:val="18"/>
         </w:rPr>
-        <w:t xml:space="preserve">Figure 33. </w:t>
+        <w:t xml:space="preserve">Figure 34. </w:t>
       </w:r>
       <w:r>
         <w:rPr>
@@ -24591,7 +25096,7 @@
           <w:sz w:val="18"/>
           <w:szCs w:val="18"/>
         </w:rPr>
-        <w:t xml:space="preserve">Figure 34. </w:t>
+        <w:t xml:space="preserve">Figure 35. </w:t>
       </w:r>
       <w:r>
         <w:rPr>
@@ -25243,7 +25748,7 @@
           <w:sz w:val="18"/>
           <w:szCs w:val="18"/>
         </w:rPr>
-        <w:t xml:space="preserve">Figure 35. </w:t>
+        <w:t xml:space="preserve">Figure 36. </w:t>
       </w:r>
       <w:r>
         <w:rPr>
@@ -25526,7 +26031,7 @@
           <w:sz w:val="18"/>
           <w:szCs w:val="18"/>
         </w:rPr>
-        <w:t xml:space="preserve">Figure 36. </w:t>
+        <w:t xml:space="preserve">Figure 37. </w:t>
       </w:r>
       <w:r>
         <w:rPr>
@@ -25863,7 +26368,7 @@
           <w:sz w:val="18"/>
           <w:szCs w:val="18"/>
         </w:rPr>
-        <w:t xml:space="preserve">Figure 37. </w:t>
+        <w:t xml:space="preserve">Figure 38. </w:t>
       </w:r>
       <w:r>
         <w:rPr>
@@ -26762,7 +27267,7 @@
           <w:sz w:val="18"/>
           <w:szCs w:val="18"/>
         </w:rPr>
-        <w:t xml:space="preserve">Figure 38. </w:t>
+        <w:t xml:space="preserve">Figure 39. </w:t>
       </w:r>
       <w:r>
         <w:rPr>
@@ -27029,7 +27534,7 @@
           <w:sz w:val="18"/>
           <w:szCs w:val="18"/>
         </w:rPr>
-        <w:t xml:space="preserve">Figure 39. </w:t>
+        <w:t xml:space="preserve">Figure 40. </w:t>
       </w:r>
       <w:r>
         <w:rPr>
@@ -27477,7 +27982,7 @@
           <w:sz w:val="18"/>
           <w:szCs w:val="18"/>
         </w:rPr>
-        <w:t xml:space="preserve">Figure 40. </w:t>
+        <w:t xml:space="preserve">Figure 41. </w:t>
       </w:r>
       <w:r>
         <w:rPr>
@@ -28021,7 +28526,7 @@
           <w:sz w:val="18"/>
           <w:szCs w:val="18"/>
         </w:rPr>
-        <w:t xml:space="preserve">Figure 41. </w:t>
+        <w:t xml:space="preserve">Figure 42. </w:t>
       </w:r>
       <w:r>
         <w:rPr>
@@ -28537,7 +29042,7 @@
           <w:sz w:val="18"/>
           <w:szCs w:val="18"/>
         </w:rPr>
-        <w:t xml:space="preserve">Figure 42. </w:t>
+        <w:t xml:space="preserve">Figure 43. </w:t>
       </w:r>
       <w:r>
         <w:rPr>
@@ -29010,7 +29515,7 @@
           <w:sz w:val="18"/>
           <w:szCs w:val="18"/>
         </w:rPr>
-        <w:t xml:space="preserve">Figure 43. </w:t>
+        <w:t xml:space="preserve">Figure 44. </w:t>
       </w:r>
       <w:r>
         <w:rPr>
@@ -29399,7 +29904,7 @@
           <w:sz w:val="18"/>
           <w:szCs w:val="18"/>
         </w:rPr>
-        <w:t xml:space="preserve">Figure 44. </w:t>
+        <w:t xml:space="preserve">Figure 45. </w:t>
       </w:r>
       <w:r>
         <w:rPr>
@@ -29974,7 +30479,7 @@
           <w:sz w:val="18"/>
           <w:szCs w:val="18"/>
         </w:rPr>
-        <w:t xml:space="preserve">Figure 45. </w:t>
+        <w:t xml:space="preserve">Figure 46. </w:t>
       </w:r>
       <w:r>
         <w:rPr>
@@ -30419,7 +30924,7 @@
           <w:sz w:val="18"/>
           <w:szCs w:val="18"/>
         </w:rPr>
-        <w:t xml:space="preserve">Figure 46. </w:t>
+        <w:t xml:space="preserve">Figure 47. </w:t>
       </w:r>
       <w:r>
         <w:rPr>
@@ -31102,7 +31607,7 @@
           <w:sz w:val="18"/>
           <w:szCs w:val="18"/>
         </w:rPr>
-        <w:t xml:space="preserve">Figure 47. </w:t>
+        <w:t xml:space="preserve">Figure 48. </w:t>
       </w:r>
       <w:r>
         <w:rPr>
@@ -31901,7 +32406,7 @@
                 <w:sz w:val="19"/>
                 <w:szCs w:val="19"/>
               </w:rPr>
-              <w:t xml:space="preserve">One generation.</w:t>
+              <w:t xml:space="preserve">Supported.</w:t>
             </w:r>
           </w:p>
         </w:tc>
@@ -31960,7 +32465,7 @@
                 <w:sz w:val="19"/>
                 <w:szCs w:val="19"/>
               </w:rPr>
-              <w:t xml:space="preserve">ON-units are global and are not restored.</w:t>
+              <w:t xml:space="preserve">Supported (not for a GOTO out of the procedure, nor at the end of a BEGIN block).</w:t>
             </w:r>
           </w:p>
         </w:tc>
@@ -32232,7 +32737,7 @@
           <w:sz w:val="18"/>
           <w:szCs w:val="18"/>
         </w:rPr>
-        <w:t xml:space="preserve">Figure 48. </w:t>
+        <w:t xml:space="preserve">Figure 49. </w:t>
       </w:r>
       <w:r>
         <w:rPr>
@@ -32402,7 +32907,7 @@
           <w:sz w:val="21"/>
           <w:szCs w:val="21"/>
         </w:rPr>
-        <w:t xml:space="preserve">Only the conditions of Figure 19 are raised. ON ENDPAGE, KEY and TRANSMIT are accepted but never raised.</w:t>
+        <w:t xml:space="preserve">Only the conditions of Figure 20 are raised. ON ENDPAGE, KEY and TRANSMIT are accepted but never raised.</w:t>
       </w:r>
     </w:p>
     <w:p>
@@ -33088,7 +33593,7 @@
           <w:sz w:val="18"/>
           <w:szCs w:val="18"/>
         </w:rPr>
-        <w:t xml:space="preserve">Figure 49. </w:t>
+        <w:t xml:space="preserve">Figure 50. </w:t>
       </w:r>
       <w:r>
         <w:rPr>
@@ -34090,7 +34595,7 @@
           <w:sz w:val="18"/>
           <w:szCs w:val="18"/>
         </w:rPr>
-        <w:t xml:space="preserve">Figure 50. </w:t>
+        <w:t xml:space="preserve">Figure 51. </w:t>
       </w:r>
       <w:r>
         <w:rPr>
@@ -35068,7 +35573,7 @@
           <w:sz w:val="18"/>
           <w:szCs w:val="18"/>
         </w:rPr>
-        <w:t xml:space="preserve">Figure 51. </w:t>
+        <w:t xml:space="preserve">Figure 52. </w:t>
       </w:r>
       <w:r>
         <w:rPr>
@@ -35838,7 +36343,7 @@
           <w:sz w:val="18"/>
           <w:szCs w:val="18"/>
         </w:rPr>
-        <w:t xml:space="preserve">Figure 52. </w:t>
+        <w:t xml:space="preserve">Figure 53. </w:t>
       </w:r>
       <w:r>
         <w:rPr>
@@ -35971,27 +36476,7 @@
           <w:sz w:val="21"/>
           <w:szCs w:val="21"/>
         </w:rPr>
-        <w:t xml:space="preserve">A CONTROLLED variable has one generation, and the bounds of arrays must be constants.</w:t>
-      </w:r>
-    </w:p>
-    <w:p>
-      <w:pPr>
-        <w:pStyle w:val="ListParagraph"/>
-        <w:numPr>
-          <w:ilvl w:val="0"/>
-          <w:numId w:val="2"/>
-        </w:numPr>
-        <w:spacing w:after="60"/>
-      </w:pPr>
-      <w:r>
-        <w:rPr>
-          <w:rFonts w:ascii="Times New Roman" w:cs="Times New Roman" w:eastAsia="Times New Roman" w:hAnsi="Times New Roman"/>
-          <w:b w:val="false"/>
-          <w:bCs w:val="false"/>
-          <w:sz w:val="21"/>
-          <w:szCs w:val="21"/>
-        </w:rPr>
-        <w:t xml:space="preserve">ON-units are global: they are not stacked and not restored when the procedure that established them returns.</w:t>
+        <w:t xml:space="preserve">Only the first bound of a CONTROLLED array can be set at run time, and only by ALLOCATE; DECLARE bounds must be constants. ON-units are not restored by a GOTO out of a procedure or at the end of a BEGIN block.</w:t>
       </w:r>
     </w:p>
     <w:p>

--- a/docs/PLI-User-Guide.docx
+++ b/docs/PLI-User-Guide.docx
@@ -1125,7 +1125,7 @@
           <w:sz w:val="20"/>
           <w:szCs w:val="20"/>
         </w:rPr>
-        <w:t xml:space="preserve">Conditions and ON-units</w:t>
+        <w:t xml:space="preserve">Other data types</w:t>
       </w:r>
       <w:r>
         <w:rPr>
@@ -1154,7 +1154,7 @@
           <w:sz w:val="20"/>
           <w:szCs w:val="20"/>
         </w:rPr>
-        <w:t xml:space="preserve">Programs of several source files</w:t>
+        <w:t xml:space="preserve">Conditions and ON-units</w:t>
       </w:r>
       <w:r>
         <w:rPr>
@@ -1164,7 +1164,7 @@
           <w:sz w:val="20"/>
           <w:szCs w:val="20"/>
         </w:rPr>
-        <w:t xml:space="preserve">	15</w:t>
+        <w:t xml:space="preserve">	20</w:t>
       </w:r>
     </w:p>
     <w:p>
@@ -1183,7 +1183,7 @@
           <w:sz w:val="20"/>
           <w:szCs w:val="20"/>
         </w:rPr>
-        <w:t xml:space="preserve">Separate compilation</w:t>
+        <w:t xml:space="preserve">Programs of several source files</w:t>
       </w:r>
       <w:r>
         <w:rPr>
@@ -1193,7 +1193,7 @@
           <w:sz w:val="20"/>
           <w:szCs w:val="20"/>
         </w:rPr>
-        <w:t xml:space="preserve">	16</w:t>
+        <w:t xml:space="preserve">	21</w:t>
       </w:r>
     </w:p>
     <w:p>
@@ -1212,7 +1212,7 @@
           <w:sz w:val="20"/>
           <w:szCs w:val="20"/>
         </w:rPr>
-        <w:t xml:space="preserve">Calling C from PL/I</w:t>
+        <w:t xml:space="preserve">Separate compilation</w:t>
       </w:r>
       <w:r>
         <w:rPr>
@@ -1222,7 +1222,7 @@
           <w:sz w:val="20"/>
           <w:szCs w:val="20"/>
         </w:rPr>
-        <w:t xml:space="preserve">	18</w:t>
+        <w:t xml:space="preserve">	22</w:t>
       </w:r>
     </w:p>
     <w:p>
@@ -1241,7 +1241,7 @@
           <w:sz w:val="20"/>
           <w:szCs w:val="20"/>
         </w:rPr>
-        <w:t xml:space="preserve">Calling PL/I from C</w:t>
+        <w:t xml:space="preserve">Calling C from PL/I</w:t>
       </w:r>
       <w:r>
         <w:rPr>
@@ -1251,7 +1251,7 @@
           <w:sz w:val="20"/>
           <w:szCs w:val="20"/>
         </w:rPr>
-        <w:t xml:space="preserve">	19</w:t>
+        <w:t xml:space="preserve">	24</w:t>
       </w:r>
     </w:p>
     <w:p>
@@ -1270,7 +1270,7 @@
           <w:sz w:val="20"/>
           <w:szCs w:val="20"/>
         </w:rPr>
-        <w:t xml:space="preserve">The preprocessor</w:t>
+        <w:t xml:space="preserve">Calling PL/I from C</w:t>
       </w:r>
       <w:r>
         <w:rPr>
@@ -1280,7 +1280,36 @@
           <w:sz w:val="20"/>
           <w:szCs w:val="20"/>
         </w:rPr>
-        <w:t xml:space="preserve">	20</w:t>
+        <w:t xml:space="preserve">	25</w:t>
+      </w:r>
+    </w:p>
+    <w:p>
+      <w:pPr>
+        <w:tabs>
+          <w:tab w:val="right" w:pos="9638" w:leader="dot"/>
+        </w:tabs>
+        <w:spacing w:after="20" w:before="20"/>
+        <w:ind w:left="400"/>
+      </w:pPr>
+      <w:r>
+        <w:rPr>
+          <w:rFonts w:ascii="Times New Roman" w:cs="Times New Roman" w:eastAsia="Times New Roman" w:hAnsi="Times New Roman"/>
+          <w:b w:val="false"/>
+          <w:bCs w:val="false"/>
+          <w:sz w:val="20"/>
+          <w:szCs w:val="20"/>
+        </w:rPr>
+        <w:t xml:space="preserve">The preprocessor</w:t>
+      </w:r>
+      <w:r>
+        <w:rPr>
+          <w:rFonts w:ascii="Times New Roman" w:cs="Times New Roman" w:eastAsia="Times New Roman" w:hAnsi="Times New Roman"/>
+          <w:b w:val="false"/>
+          <w:bCs w:val="false"/>
+          <w:sz w:val="20"/>
+          <w:szCs w:val="20"/>
+        </w:rPr>
+        <w:t xml:space="preserve">	26</w:t>
       </w:r>
     </w:p>
     <w:p>
@@ -1309,7 +1338,7 @@
           <w:sz w:val="21"/>
           <w:szCs w:val="21"/>
         </w:rPr>
-        <w:t xml:space="preserve">	22</w:t>
+        <w:t xml:space="preserve">	28</w:t>
       </w:r>
     </w:p>
     <w:p>
@@ -1338,7 +1367,7 @@
           <w:sz w:val="20"/>
           <w:szCs w:val="20"/>
         </w:rPr>
-        <w:t xml:space="preserve">	22</w:t>
+        <w:t xml:space="preserve">	28</w:t>
       </w:r>
     </w:p>
     <w:p>
@@ -1367,7 +1396,7 @@
           <w:sz w:val="20"/>
           <w:szCs w:val="20"/>
         </w:rPr>
-        <w:t xml:space="preserve">	22</w:t>
+        <w:t xml:space="preserve">	28</w:t>
       </w:r>
     </w:p>
     <w:p>
@@ -1396,7 +1425,7 @@
           <w:sz w:val="20"/>
           <w:szCs w:val="20"/>
         </w:rPr>
-        <w:t xml:space="preserve">	23</w:t>
+        <w:t xml:space="preserve">	29</w:t>
       </w:r>
     </w:p>
     <w:p>
@@ -1425,7 +1454,7 @@
           <w:sz w:val="20"/>
           <w:szCs w:val="20"/>
         </w:rPr>
-        <w:t xml:space="preserve">	23</w:t>
+        <w:t xml:space="preserve">	29</w:t>
       </w:r>
     </w:p>
     <w:p>
@@ -1454,7 +1483,7 @@
           <w:sz w:val="20"/>
           <w:szCs w:val="20"/>
         </w:rPr>
-        <w:t xml:space="preserve">	24</w:t>
+        <w:t xml:space="preserve">	30</w:t>
       </w:r>
     </w:p>
     <w:p>
@@ -1483,7 +1512,7 @@
           <w:sz w:val="20"/>
           <w:szCs w:val="20"/>
         </w:rPr>
-        <w:t xml:space="preserve">	24</w:t>
+        <w:t xml:space="preserve">	30</w:t>
       </w:r>
     </w:p>
     <w:p>
@@ -1512,7 +1541,7 @@
           <w:sz w:val="20"/>
           <w:szCs w:val="20"/>
         </w:rPr>
-        <w:t xml:space="preserve">	25</w:t>
+        <w:t xml:space="preserve">	31</w:t>
       </w:r>
     </w:p>
     <w:p>
@@ -1541,7 +1570,7 @@
           <w:sz w:val="21"/>
           <w:szCs w:val="21"/>
         </w:rPr>
-        <w:t xml:space="preserve">	26</w:t>
+        <w:t xml:space="preserve">	32</w:t>
       </w:r>
     </w:p>
     <w:p>
@@ -1570,7 +1599,7 @@
           <w:sz w:val="20"/>
           <w:szCs w:val="20"/>
         </w:rPr>
-        <w:t xml:space="preserve">	26</w:t>
+        <w:t xml:space="preserve">	32</w:t>
       </w:r>
     </w:p>
     <w:p>
@@ -1599,7 +1628,7 @@
           <w:sz w:val="20"/>
           <w:szCs w:val="20"/>
         </w:rPr>
-        <w:t xml:space="preserve">	26</w:t>
+        <w:t xml:space="preserve">	32</w:t>
       </w:r>
     </w:p>
     <w:p>
@@ -1628,7 +1657,7 @@
           <w:sz w:val="20"/>
           <w:szCs w:val="20"/>
         </w:rPr>
-        <w:t xml:space="preserve">	27</w:t>
+        <w:t xml:space="preserve">	33</w:t>
       </w:r>
     </w:p>
     <w:p>
@@ -1657,7 +1686,7 @@
           <w:sz w:val="20"/>
           <w:szCs w:val="20"/>
         </w:rPr>
-        <w:t xml:space="preserve">	27</w:t>
+        <w:t xml:space="preserve">	33</w:t>
       </w:r>
     </w:p>
     <w:p>
@@ -1686,7 +1715,7 @@
           <w:sz w:val="20"/>
           <w:szCs w:val="20"/>
         </w:rPr>
-        <w:t xml:space="preserve">	28</w:t>
+        <w:t xml:space="preserve">	34</w:t>
       </w:r>
     </w:p>
     <w:p>
@@ -1715,7 +1744,7 @@
           <w:sz w:val="20"/>
           <w:szCs w:val="20"/>
         </w:rPr>
-        <w:t xml:space="preserve">	28</w:t>
+        <w:t xml:space="preserve">	34</w:t>
       </w:r>
     </w:p>
     <w:p>
@@ -1744,7 +1773,7 @@
           <w:sz w:val="21"/>
           <w:szCs w:val="21"/>
         </w:rPr>
-        <w:t xml:space="preserve">	29</w:t>
+        <w:t xml:space="preserve">	35</w:t>
       </w:r>
     </w:p>
     <w:p>
@@ -1773,7 +1802,7 @@
           <w:sz w:val="20"/>
           <w:szCs w:val="20"/>
         </w:rPr>
-        <w:t xml:space="preserve">	29</w:t>
+        <w:t xml:space="preserve">	35</w:t>
       </w:r>
     </w:p>
     <w:p>
@@ -1802,7 +1831,7 @@
           <w:sz w:val="20"/>
           <w:szCs w:val="20"/>
         </w:rPr>
-        <w:t xml:space="preserve">	29</w:t>
+        <w:t xml:space="preserve">	35</w:t>
       </w:r>
     </w:p>
     <w:p>
@@ -1831,7 +1860,7 @@
           <w:sz w:val="20"/>
           <w:szCs w:val="20"/>
         </w:rPr>
-        <w:t xml:space="preserve">	30</w:t>
+        <w:t xml:space="preserve">	36</w:t>
       </w:r>
     </w:p>
     <w:p>
@@ -1860,7 +1889,7 @@
           <w:sz w:val="20"/>
           <w:szCs w:val="20"/>
         </w:rPr>
-        <w:t xml:space="preserve">	31</w:t>
+        <w:t xml:space="preserve">	37</w:t>
       </w:r>
     </w:p>
     <w:p>
@@ -1889,7 +1918,7 @@
           <w:sz w:val="20"/>
           <w:szCs w:val="20"/>
         </w:rPr>
-        <w:t xml:space="preserve">	31</w:t>
+        <w:t xml:space="preserve">	37</w:t>
       </w:r>
     </w:p>
     <w:p>
@@ -1918,7 +1947,7 @@
           <w:sz w:val="21"/>
           <w:szCs w:val="21"/>
         </w:rPr>
-        <w:t xml:space="preserve">	33</w:t>
+        <w:t xml:space="preserve">	39</w:t>
       </w:r>
     </w:p>
     <w:p>
@@ -1947,7 +1976,7 @@
           <w:sz w:val="20"/>
           <w:szCs w:val="20"/>
         </w:rPr>
-        <w:t xml:space="preserve">	33</w:t>
+        <w:t xml:space="preserve">	39</w:t>
       </w:r>
     </w:p>
     <w:p>
@@ -1976,7 +2005,7 @@
           <w:sz w:val="20"/>
           <w:szCs w:val="20"/>
         </w:rPr>
-        <w:t xml:space="preserve">	33</w:t>
+        <w:t xml:space="preserve">	39</w:t>
       </w:r>
     </w:p>
     <w:p>
@@ -2005,7 +2034,7 @@
           <w:sz w:val="20"/>
           <w:szCs w:val="20"/>
         </w:rPr>
-        <w:t xml:space="preserve">	34</w:t>
+        <w:t xml:space="preserve">	40</w:t>
       </w:r>
     </w:p>
     <w:p>
@@ -2034,7 +2063,7 @@
           <w:sz w:val="21"/>
           <w:szCs w:val="21"/>
         </w:rPr>
-        <w:t xml:space="preserve">	35</w:t>
+        <w:t xml:space="preserve">	41</w:t>
       </w:r>
     </w:p>
     <w:p>
@@ -2063,7 +2092,7 @@
           <w:sz w:val="20"/>
           <w:szCs w:val="20"/>
         </w:rPr>
-        <w:t xml:space="preserve">	35</w:t>
+        <w:t xml:space="preserve">	41</w:t>
       </w:r>
     </w:p>
     <w:p>
@@ -2092,7 +2121,7 @@
           <w:sz w:val="20"/>
           <w:szCs w:val="20"/>
         </w:rPr>
-        <w:t xml:space="preserve">	35</w:t>
+        <w:t xml:space="preserve">	41</w:t>
       </w:r>
     </w:p>
     <w:p>
@@ -2121,7 +2150,7 @@
           <w:sz w:val="20"/>
           <w:szCs w:val="20"/>
         </w:rPr>
-        <w:t xml:space="preserve">	35</w:t>
+        <w:t xml:space="preserve">	41</w:t>
       </w:r>
     </w:p>
     <w:p>
@@ -2150,7 +2179,7 @@
           <w:sz w:val="21"/>
           <w:szCs w:val="21"/>
         </w:rPr>
-        <w:t xml:space="preserve">	37</w:t>
+        <w:t xml:space="preserve">	43</w:t>
       </w:r>
     </w:p>
     <w:p>
@@ -2179,7 +2208,7 @@
           <w:sz w:val="20"/>
           <w:szCs w:val="20"/>
         </w:rPr>
-        <w:t xml:space="preserve">	37</w:t>
+        <w:t xml:space="preserve">	43</w:t>
       </w:r>
     </w:p>
     <w:p>
@@ -2208,7 +2237,7 @@
           <w:sz w:val="20"/>
           <w:szCs w:val="20"/>
         </w:rPr>
-        <w:t xml:space="preserve">	37</w:t>
+        <w:t xml:space="preserve">	43</w:t>
       </w:r>
     </w:p>
     <w:p>
@@ -2237,7 +2266,7 @@
           <w:sz w:val="21"/>
           <w:szCs w:val="21"/>
         </w:rPr>
-        <w:t xml:space="preserve">	38</w:t>
+        <w:t xml:space="preserve">	44</w:t>
       </w:r>
     </w:p>
     <w:p>
@@ -3754,7 +3783,7 @@
           <w:sz w:val="21"/>
           <w:szCs w:val="21"/>
         </w:rPr>
-        <w:t xml:space="preserve">Complex numbers, PICTURE data, the DEFINED attribute, AREA and OFFSET data, GENERIC procedures, label variables, multitasking, KEYED and INDEXED data sets, and the full compile-time preprocessor are not implemented. Chapter 11 has the complete list.</w:t>
+        <w:t xml:space="preserve">GENERIC procedures, multitasking, VSAM data sets and the full compile-time preprocessor are not implemented. Chapter 11 has the complete list.</w:t>
       </w:r>
     </w:p>
     <w:p>
@@ -10065,7 +10094,7 @@
           </w:tcPr>
           <w:p>
             <w:pPr>
-              <w:keepNext/>
+              <w:keepNext w:val="false"/>
               <w:spacing w:after="0"/>
             </w:pPr>
             <w:r>
@@ -10090,7 +10119,7 @@
           </w:tcPr>
           <w:p>
             <w:pPr>
-              <w:keepNext/>
+              <w:keepNext w:val="false"/>
               <w:spacing w:after="0"/>
             </w:pPr>
             <w:r>
@@ -10102,6 +10131,270 @@
                 <w:szCs w:val="19"/>
               </w:rPr>
               <w:t xml:space="preserve">A file constant or a file variable for input and output.</w:t>
+            </w:r>
+          </w:p>
+        </w:tc>
+      </w:tr>
+      <w:tr>
+        <w:trPr>
+          <w:cantSplit/>
+        </w:trPr>
+        <w:tc>
+          <w:tcPr>
+            <w:tcW w:type="dxa" w:w="2500"/>
+            <w:tcMar>
+              <w:top w:type="dxa" w:w="60"/>
+              <w:left w:type="dxa" w:w="100"/>
+              <w:bottom w:type="dxa" w:w="60"/>
+              <w:right w:type="dxa" w:w="100"/>
+            </w:tcMar>
+          </w:tcPr>
+          <w:p>
+            <w:pPr>
+              <w:keepNext w:val="false"/>
+              <w:spacing w:after="0"/>
+            </w:pPr>
+            <w:r>
+              <w:rPr>
+                <w:rFonts w:ascii="Courier New" w:cs="Courier New" w:eastAsia="Courier New" w:hAnsi="Courier New"/>
+                <w:sz w:val="18"/>
+                <w:szCs w:val="18"/>
+              </w:rPr>
+              <w:t xml:space="preserve">COMPLEX FLOAT(p)</w:t>
+            </w:r>
+          </w:p>
+        </w:tc>
+        <w:tc>
+          <w:tcPr>
+            <w:tcW w:type="dxa" w:w="7138"/>
+            <w:tcMar>
+              <w:top w:type="dxa" w:w="60"/>
+              <w:left w:type="dxa" w:w="100"/>
+              <w:bottom w:type="dxa" w:w="60"/>
+              <w:right w:type="dxa" w:w="100"/>
+            </w:tcMar>
+          </w:tcPr>
+          <w:p>
+            <w:pPr>
+              <w:keepNext w:val="false"/>
+              <w:spacing w:after="0"/>
+            </w:pPr>
+            <w:r>
+              <w:rPr>
+                <w:rFonts w:ascii="Times New Roman" w:cs="Times New Roman" w:eastAsia="Times New Roman" w:hAnsi="Times New Roman"/>
+                <w:b w:val="false"/>
+                <w:bCs w:val="false"/>
+                <w:sz w:val="19"/>
+                <w:szCs w:val="19"/>
+              </w:rPr>
+              <w:t xml:space="preserve">A complex number: two doubles. Written </w:t>
+            </w:r>
+            <w:r>
+              <w:rPr>
+                <w:rFonts w:ascii="Courier New" w:cs="Courier New" w:eastAsia="Courier New" w:hAnsi="Courier New"/>
+                <w:sz w:val="18"/>
+                <w:szCs w:val="18"/>
+              </w:rPr>
+              <w:t xml:space="preserve">3+4I</w:t>
+            </w:r>
+            <w:r>
+              <w:rPr>
+                <w:rFonts w:ascii="Times New Roman" w:cs="Times New Roman" w:eastAsia="Times New Roman" w:hAnsi="Times New Roman"/>
+                <w:b w:val="false"/>
+                <w:bCs w:val="false"/>
+                <w:sz w:val="19"/>
+                <w:szCs w:val="19"/>
+              </w:rPr>
+              <w:t xml:space="preserve">; see Chapter 4, Other data types.</w:t>
+            </w:r>
+          </w:p>
+        </w:tc>
+      </w:tr>
+      <w:tr>
+        <w:trPr>
+          <w:cantSplit/>
+        </w:trPr>
+        <w:tc>
+          <w:tcPr>
+            <w:tcW w:type="dxa" w:w="2500"/>
+            <w:tcMar>
+              <w:top w:type="dxa" w:w="60"/>
+              <w:left w:type="dxa" w:w="100"/>
+              <w:bottom w:type="dxa" w:w="60"/>
+              <w:right w:type="dxa" w:w="100"/>
+            </w:tcMar>
+          </w:tcPr>
+          <w:p>
+            <w:pPr>
+              <w:keepNext w:val="false"/>
+              <w:spacing w:after="0"/>
+            </w:pPr>
+            <w:r>
+              <w:rPr>
+                <w:rFonts w:ascii="Courier New" w:cs="Courier New" w:eastAsia="Courier New" w:hAnsi="Courier New"/>
+                <w:sz w:val="18"/>
+                <w:szCs w:val="18"/>
+              </w:rPr>
+              <w:t xml:space="preserve">PICTURE 'spec'</w:t>
+            </w:r>
+          </w:p>
+        </w:tc>
+        <w:tc>
+          <w:tcPr>
+            <w:tcW w:type="dxa" w:w="7138"/>
+            <w:tcMar>
+              <w:top w:type="dxa" w:w="60"/>
+              <w:left w:type="dxa" w:w="100"/>
+              <w:bottom w:type="dxa" w:w="60"/>
+              <w:right w:type="dxa" w:w="100"/>
+            </w:tcMar>
+          </w:tcPr>
+          <w:p>
+            <w:pPr>
+              <w:keepNext w:val="false"/>
+              <w:spacing w:after="0"/>
+            </w:pPr>
+            <w:r>
+              <w:rPr>
+                <w:rFonts w:ascii="Times New Roman" w:cs="Times New Roman" w:eastAsia="Times New Roman" w:hAnsi="Times New Roman"/>
+                <w:b w:val="false"/>
+                <w:bCs w:val="false"/>
+                <w:sz w:val="19"/>
+                <w:szCs w:val="19"/>
+              </w:rPr>
+              <w:t xml:space="preserve">A character string with the form of the picture; numeric pictures convert from and to numbers.</w:t>
+            </w:r>
+          </w:p>
+        </w:tc>
+      </w:tr>
+      <w:tr>
+        <w:trPr>
+          <w:cantSplit/>
+        </w:trPr>
+        <w:tc>
+          <w:tcPr>
+            <w:tcW w:type="dxa" w:w="2500"/>
+            <w:tcMar>
+              <w:top w:type="dxa" w:w="60"/>
+              <w:left w:type="dxa" w:w="100"/>
+              <w:bottom w:type="dxa" w:w="60"/>
+              <w:right w:type="dxa" w:w="100"/>
+            </w:tcMar>
+          </w:tcPr>
+          <w:p>
+            <w:pPr>
+              <w:keepNext w:val="false"/>
+              <w:spacing w:after="0"/>
+            </w:pPr>
+            <w:r>
+              <w:rPr>
+                <w:rFonts w:ascii="Courier New" w:cs="Courier New" w:eastAsia="Courier New" w:hAnsi="Courier New"/>
+                <w:sz w:val="18"/>
+                <w:szCs w:val="18"/>
+              </w:rPr>
+              <w:t xml:space="preserve">AREA(n)</w:t>
+            </w:r>
+            <w:r>
+              <w:rPr>
+                <w:rFonts w:ascii="Times New Roman" w:cs="Times New Roman" w:eastAsia="Times New Roman" w:hAnsi="Times New Roman"/>
+                <w:b w:val="false"/>
+                <w:bCs w:val="false"/>
+                <w:sz w:val="19"/>
+                <w:szCs w:val="19"/>
+              </w:rPr>
+              <w:t xml:space="preserve">, </w:t>
+            </w:r>
+            <w:r>
+              <w:rPr>
+                <w:rFonts w:ascii="Courier New" w:cs="Courier New" w:eastAsia="Courier New" w:hAnsi="Courier New"/>
+                <w:sz w:val="18"/>
+                <w:szCs w:val="18"/>
+              </w:rPr>
+              <w:t xml:space="preserve">OFFSET</w:t>
+            </w:r>
+          </w:p>
+        </w:tc>
+        <w:tc>
+          <w:tcPr>
+            <w:tcW w:type="dxa" w:w="7138"/>
+            <w:tcMar>
+              <w:top w:type="dxa" w:w="60"/>
+              <w:left w:type="dxa" w:w="100"/>
+              <w:bottom w:type="dxa" w:w="60"/>
+              <w:right w:type="dxa" w:w="100"/>
+            </w:tcMar>
+          </w:tcPr>
+          <w:p>
+            <w:pPr>
+              <w:keepNext w:val="false"/>
+              <w:spacing w:after="0"/>
+            </w:pPr>
+            <w:r>
+              <w:rPr>
+                <w:rFonts w:ascii="Times New Roman" w:cs="Times New Roman" w:eastAsia="Times New Roman" w:hAnsi="Times New Roman"/>
+                <w:b w:val="false"/>
+                <w:bCs w:val="false"/>
+                <w:sz w:val="19"/>
+                <w:szCs w:val="19"/>
+              </w:rPr>
+              <w:t xml:space="preserve">Storage for BASED allocations, and the position of one in it.</w:t>
+            </w:r>
+          </w:p>
+        </w:tc>
+      </w:tr>
+      <w:tr>
+        <w:trPr>
+          <w:cantSplit/>
+        </w:trPr>
+        <w:tc>
+          <w:tcPr>
+            <w:tcW w:type="dxa" w:w="2500"/>
+            <w:tcMar>
+              <w:top w:type="dxa" w:w="60"/>
+              <w:left w:type="dxa" w:w="100"/>
+              <w:bottom w:type="dxa" w:w="60"/>
+              <w:right w:type="dxa" w:w="100"/>
+            </w:tcMar>
+          </w:tcPr>
+          <w:p>
+            <w:pPr>
+              <w:keepNext/>
+              <w:spacing w:after="0"/>
+            </w:pPr>
+            <w:r>
+              <w:rPr>
+                <w:rFonts w:ascii="Courier New" w:cs="Courier New" w:eastAsia="Courier New" w:hAnsi="Courier New"/>
+                <w:sz w:val="18"/>
+                <w:szCs w:val="18"/>
+              </w:rPr>
+              <w:t xml:space="preserve">LABEL</w:t>
+            </w:r>
+          </w:p>
+        </w:tc>
+        <w:tc>
+          <w:tcPr>
+            <w:tcW w:type="dxa" w:w="7138"/>
+            <w:tcMar>
+              <w:top w:type="dxa" w:w="60"/>
+              <w:left w:type="dxa" w:w="100"/>
+              <w:bottom w:type="dxa" w:w="60"/>
+              <w:right w:type="dxa" w:w="100"/>
+            </w:tcMar>
+          </w:tcPr>
+          <w:p>
+            <w:pPr>
+              <w:keepNext/>
+              <w:spacing w:after="0"/>
+            </w:pPr>
+            <w:r>
+              <w:rPr>
+                <w:rFonts w:ascii="Times New Roman" w:cs="Times New Roman" w:eastAsia="Times New Roman" w:hAnsi="Times New Roman"/>
+                <w:b w:val="false"/>
+                <w:bCs w:val="false"/>
+                <w:sz w:val="19"/>
+                <w:szCs w:val="19"/>
+              </w:rPr>
+              <w:t xml:space="preserve">A variable whose value is a label.</w:t>
             </w:r>
           </w:p>
         </w:tc>
@@ -14257,6 +14550,3974 @@
         <w:pStyle w:val="Heading2"/>
       </w:pPr>
       <w:r>
+        <w:t xml:space="preserve">Other data types</w:t>
+      </w:r>
+    </w:p>
+    <w:p>
+      <w:pPr>
+        <w:pStyle w:val="Heading3"/>
+      </w:pPr>
+      <w:r>
+        <w:t xml:space="preserve">COMPLEX</w:t>
+      </w:r>
+    </w:p>
+    <w:p>
+      <w:pPr>
+        <w:keepNext w:val="false"/>
+        <w:spacing w:after="120" w:before="0"/>
+      </w:pPr>
+      <w:r>
+        <w:rPr>
+          <w:rFonts w:ascii="Courier New" w:cs="Courier New" w:eastAsia="Courier New" w:hAnsi="Courier New"/>
+          <w:sz w:val="19"/>
+          <w:szCs w:val="19"/>
+        </w:rPr>
+        <w:t xml:space="preserve">DECLARE Z COMPLEX FLOAT(15);</w:t>
+      </w:r>
+      <w:r>
+        <w:rPr>
+          <w:rFonts w:ascii="Times New Roman" w:cs="Times New Roman" w:eastAsia="Times New Roman" w:hAnsi="Times New Roman"/>
+          <w:b w:val="false"/>
+          <w:bCs w:val="false"/>
+          <w:sz w:val="21"/>
+          <w:szCs w:val="21"/>
+        </w:rPr>
+        <w:t xml:space="preserve"> declares a complex number, held as two C doubles. An imaginary constant is a number followed by I: </w:t>
+      </w:r>
+      <w:r>
+        <w:rPr>
+          <w:rFonts w:ascii="Courier New" w:cs="Courier New" w:eastAsia="Courier New" w:hAnsi="Courier New"/>
+          <w:sz w:val="19"/>
+          <w:szCs w:val="19"/>
+        </w:rPr>
+        <w:t xml:space="preserve">3+4I</w:t>
+      </w:r>
+      <w:r>
+        <w:rPr>
+          <w:rFonts w:ascii="Times New Roman" w:cs="Times New Roman" w:eastAsia="Times New Roman" w:hAnsi="Times New Roman"/>
+          <w:b w:val="false"/>
+          <w:bCs w:val="false"/>
+          <w:sz w:val="21"/>
+          <w:szCs w:val="21"/>
+        </w:rPr>
+        <w:t xml:space="preserve">, </w:t>
+      </w:r>
+      <w:r>
+        <w:rPr>
+          <w:rFonts w:ascii="Courier New" w:cs="Courier New" w:eastAsia="Courier New" w:hAnsi="Courier New"/>
+          <w:sz w:val="19"/>
+          <w:szCs w:val="19"/>
+        </w:rPr>
+        <w:t xml:space="preserve">2.5I</w:t>
+      </w:r>
+      <w:r>
+        <w:rPr>
+          <w:rFonts w:ascii="Times New Roman" w:cs="Times New Roman" w:eastAsia="Times New Roman" w:hAnsi="Times New Roman"/>
+          <w:b w:val="false"/>
+          <w:bCs w:val="false"/>
+          <w:sz w:val="21"/>
+          <w:szCs w:val="21"/>
+        </w:rPr>
+        <w:t xml:space="preserve">. The operators + - * / and ** work on complex operands, and a real operand is converted. Complex values can be compared with = and ^= only. The built-in functions are REAL(z), IMAG(z), COMPLEX(x, y), CONJG(z), ABS(z), which is the modulus, and SQRT, EXP, LOG, SIN and COS with a complex argument. A COMPLEX value can be a parameter, a function result and an array element, but a COMPLEX array cannot be a parameter. PUT LIST writes </w:t>
+      </w:r>
+      <w:r>
+        <w:rPr>
+          <w:rFonts w:ascii="Courier New" w:cs="Courier New" w:eastAsia="Courier New" w:hAnsi="Courier New"/>
+          <w:sz w:val="19"/>
+          <w:szCs w:val="19"/>
+        </w:rPr>
+        <w:t xml:space="preserve">3.00000E+00+4.00000E+00I</w:t>
+      </w:r>
+      <w:r>
+        <w:rPr>
+          <w:rFonts w:ascii="Times New Roman" w:cs="Times New Roman" w:eastAsia="Times New Roman" w:hAnsi="Times New Roman"/>
+          <w:b w:val="false"/>
+          <w:bCs w:val="false"/>
+          <w:sz w:val="21"/>
+          <w:szCs w:val="21"/>
+        </w:rPr>
+        <w:t xml:space="preserve">; with PUT EDIT a complex item needs two format items, one for each part, and GET works the same way. All COMPLEX data is floating point, whatever FIXED or BINARY attributes it is declared with.</w:t>
+      </w:r>
+    </w:p>
+    <w:tbl>
+      <w:tblPr>
+        <w:tblW w:type="dxa" w:w="9638"/>
+        <w:tblBorders>
+          <w:top w:val="single" w:color="000000" w:sz="4"/>
+          <w:left w:val="single" w:color="000000" w:sz="4"/>
+          <w:bottom w:val="single" w:color="000000" w:sz="4"/>
+          <w:right w:val="single" w:color="000000" w:sz="4"/>
+          <w:insideH w:val="single" w:color="000000" w:sz="4"/>
+          <w:insideV w:val="single" w:color="000000" w:sz="4"/>
+        </w:tblBorders>
+        <w:tblLayout w:type="fixed"/>
+      </w:tblPr>
+      <w:tblGrid>
+        <w:gridCol w:w="9638"/>
+      </w:tblGrid>
+      <w:tr>
+        <w:trPr>
+          <w:cantSplit/>
+        </w:trPr>
+        <w:tc>
+          <w:tcPr>
+            <w:tcW w:type="dxa" w:w="9638"/>
+            <w:shd w:fill="F2F2F2" w:color="auto" w:val="clear"/>
+            <w:tcMar>
+              <w:top w:type="dxa" w:w="100"/>
+              <w:left w:type="dxa" w:w="140"/>
+              <w:bottom w:type="dxa" w:w="100"/>
+              <w:right w:type="dxa" w:w="140"/>
+            </w:tcMar>
+          </w:tcPr>
+          <w:p>
+            <w:pPr>
+              <w:keepNext/>
+              <w:spacing w:after="0" w:line="228"/>
+            </w:pPr>
+            <w:r>
+              <w:rPr>
+                <w:rFonts w:ascii="Courier New" w:cs="Courier New" w:eastAsia="Courier New" w:hAnsi="Courier New"/>
+                <w:sz w:val="17"/>
+                <w:szCs w:val="17"/>
+              </w:rPr>
+              <w:t xml:space="preserve">T31: PROCEDURE OPTIONS(MAIN);</w:t>
+            </w:r>
+          </w:p>
+          <w:p>
+            <w:pPr>
+              <w:keepNext/>
+              <w:spacing w:after="0" w:line="228"/>
+            </w:pPr>
+            <w:r>
+              <w:rPr>
+                <w:rFonts w:ascii="Courier New" w:cs="Courier New" w:eastAsia="Courier New" w:hAnsi="Courier New"/>
+                <w:sz w:val="17"/>
+                <w:szCs w:val="17"/>
+              </w:rPr>
+              <w:t xml:space="preserve">  DECLARE (Z, W, V) COMPLEX FLOAT(15);</w:t>
+            </w:r>
+          </w:p>
+          <w:p>
+            <w:pPr>
+              <w:keepNext/>
+              <w:spacing w:after="0" w:line="228"/>
+            </w:pPr>
+            <w:r>
+              <w:rPr>
+                <w:rFonts w:ascii="Courier New" w:cs="Courier New" w:eastAsia="Courier New" w:hAnsi="Courier New"/>
+                <w:sz w:val="17"/>
+                <w:szCs w:val="17"/>
+              </w:rPr>
+              <w:t xml:space="preserve">  DECLARE R FLOAT(15), A(2) COMPLEX FLOAT(15);</w:t>
+            </w:r>
+          </w:p>
+          <w:p>
+            <w:pPr>
+              <w:keepNext/>
+              <w:spacing w:after="0" w:line="228"/>
+            </w:pPr>
+            <w:r>
+              <w:rPr>
+                <w:rFonts w:ascii="Courier New" w:cs="Courier New" w:eastAsia="Courier New" w:hAnsi="Courier New"/>
+                <w:sz w:val="17"/>
+                <w:szCs w:val="17"/>
+              </w:rPr>
+              <w:t xml:space="preserve">  CMAG: PROCEDURE(Q) RETURNS(FLOAT(15));</w:t>
+            </w:r>
+          </w:p>
+          <w:p>
+            <w:pPr>
+              <w:keepNext/>
+              <w:spacing w:after="0" w:line="228"/>
+            </w:pPr>
+            <w:r>
+              <w:rPr>
+                <w:rFonts w:ascii="Courier New" w:cs="Courier New" w:eastAsia="Courier New" w:hAnsi="Courier New"/>
+                <w:sz w:val="17"/>
+                <w:szCs w:val="17"/>
+              </w:rPr>
+              <w:t xml:space="preserve">    DECLARE Q COMPLEX FLOAT(15);</w:t>
+            </w:r>
+          </w:p>
+          <w:p>
+            <w:pPr>
+              <w:keepNext/>
+              <w:spacing w:after="0" w:line="228"/>
+            </w:pPr>
+            <w:r>
+              <w:rPr>
+                <w:rFonts w:ascii="Courier New" w:cs="Courier New" w:eastAsia="Courier New" w:hAnsi="Courier New"/>
+                <w:sz w:val="17"/>
+                <w:szCs w:val="17"/>
+              </w:rPr>
+              <w:t xml:space="preserve">    RETURN(ABS(Q));</w:t>
+            </w:r>
+          </w:p>
+          <w:p>
+            <w:pPr>
+              <w:keepNext/>
+              <w:spacing w:after="0" w:line="228"/>
+            </w:pPr>
+            <w:r>
+              <w:rPr>
+                <w:rFonts w:ascii="Courier New" w:cs="Courier New" w:eastAsia="Courier New" w:hAnsi="Courier New"/>
+                <w:sz w:val="17"/>
+                <w:szCs w:val="17"/>
+              </w:rPr>
+              <w:t xml:space="preserve">  END CMAG;</w:t>
+            </w:r>
+          </w:p>
+          <w:p>
+            <w:pPr>
+              <w:keepNext/>
+              <w:spacing w:after="0" w:line="228"/>
+            </w:pPr>
+            <w:r>
+              <w:rPr>
+                <w:rFonts w:ascii="Courier New" w:cs="Courier New" w:eastAsia="Courier New" w:hAnsi="Courier New"/>
+                <w:sz w:val="17"/>
+                <w:szCs w:val="17"/>
+              </w:rPr>
+              <w:t xml:space="preserve">  CSQ: PROCEDURE(Q) RETURNS(COMPLEX FLOAT(15));</w:t>
+            </w:r>
+          </w:p>
+          <w:p>
+            <w:pPr>
+              <w:keepNext/>
+              <w:spacing w:after="0" w:line="228"/>
+            </w:pPr>
+            <w:r>
+              <w:rPr>
+                <w:rFonts w:ascii="Courier New" w:cs="Courier New" w:eastAsia="Courier New" w:hAnsi="Courier New"/>
+                <w:sz w:val="17"/>
+                <w:szCs w:val="17"/>
+              </w:rPr>
+              <w:t xml:space="preserve">    DECLARE Q COMPLEX FLOAT(15);</w:t>
+            </w:r>
+          </w:p>
+          <w:p>
+            <w:pPr>
+              <w:keepNext/>
+              <w:spacing w:after="0" w:line="228"/>
+            </w:pPr>
+            <w:r>
+              <w:rPr>
+                <w:rFonts w:ascii="Courier New" w:cs="Courier New" w:eastAsia="Courier New" w:hAnsi="Courier New"/>
+                <w:sz w:val="17"/>
+                <w:szCs w:val="17"/>
+              </w:rPr>
+              <w:t xml:space="preserve">    RETURN(Q * Q);</w:t>
+            </w:r>
+          </w:p>
+          <w:p>
+            <w:pPr>
+              <w:keepNext/>
+              <w:spacing w:after="0" w:line="228"/>
+            </w:pPr>
+            <w:r>
+              <w:rPr>
+                <w:rFonts w:ascii="Courier New" w:cs="Courier New" w:eastAsia="Courier New" w:hAnsi="Courier New"/>
+                <w:sz w:val="17"/>
+                <w:szCs w:val="17"/>
+              </w:rPr>
+              <w:t xml:space="preserve">  END CSQ;</w:t>
+            </w:r>
+          </w:p>
+          <w:p>
+            <w:pPr>
+              <w:keepNext/>
+              <w:spacing w:after="0" w:line="228"/>
+            </w:pPr>
+            <w:r>
+              <w:rPr>
+                <w:rFonts w:ascii="Courier New" w:cs="Courier New" w:eastAsia="Courier New" w:hAnsi="Courier New"/>
+                <w:sz w:val="17"/>
+                <w:szCs w:val="17"/>
+              </w:rPr>
+              <w:t xml:space="preserve">  Z = 3 + 4I;</w:t>
+            </w:r>
+          </w:p>
+          <w:p>
+            <w:pPr>
+              <w:keepNext/>
+              <w:spacing w:after="0" w:line="228"/>
+            </w:pPr>
+            <w:r>
+              <w:rPr>
+                <w:rFonts w:ascii="Courier New" w:cs="Courier New" w:eastAsia="Courier New" w:hAnsi="Courier New"/>
+                <w:sz w:val="17"/>
+                <w:szCs w:val="17"/>
+              </w:rPr>
+              <w:t xml:space="preserve">  W = 1 - 2I;</w:t>
+            </w:r>
+          </w:p>
+          <w:p>
+            <w:pPr>
+              <w:keepNext/>
+              <w:spacing w:after="0" w:line="228"/>
+            </w:pPr>
+            <w:r>
+              <w:rPr>
+                <w:rFonts w:ascii="Courier New" w:cs="Courier New" w:eastAsia="Courier New" w:hAnsi="Courier New"/>
+                <w:sz w:val="17"/>
+                <w:szCs w:val="17"/>
+              </w:rPr>
+              <w:t xml:space="preserve">  PUT SKIP LIST(Z);</w:t>
+            </w:r>
+          </w:p>
+          <w:p>
+            <w:pPr>
+              <w:keepNext/>
+              <w:spacing w:after="0" w:line="228"/>
+            </w:pPr>
+            <w:r>
+              <w:rPr>
+                <w:rFonts w:ascii="Courier New" w:cs="Courier New" w:eastAsia="Courier New" w:hAnsi="Courier New"/>
+                <w:sz w:val="17"/>
+                <w:szCs w:val="17"/>
+              </w:rPr>
+              <w:t xml:space="preserve">  PUT SKIP LIST(Z + W, Z - W);</w:t>
+            </w:r>
+          </w:p>
+          <w:p>
+            <w:pPr>
+              <w:keepNext/>
+              <w:spacing w:after="0" w:line="228"/>
+            </w:pPr>
+            <w:r>
+              <w:rPr>
+                <w:rFonts w:ascii="Courier New" w:cs="Courier New" w:eastAsia="Courier New" w:hAnsi="Courier New"/>
+                <w:sz w:val="17"/>
+                <w:szCs w:val="17"/>
+              </w:rPr>
+              <w:t xml:space="preserve">  PUT SKIP LIST(Z * W);</w:t>
+            </w:r>
+          </w:p>
+          <w:p>
+            <w:pPr>
+              <w:keepNext/>
+              <w:spacing w:after="0" w:line="228"/>
+            </w:pPr>
+            <w:r>
+              <w:rPr>
+                <w:rFonts w:ascii="Courier New" w:cs="Courier New" w:eastAsia="Courier New" w:hAnsi="Courier New"/>
+                <w:sz w:val="17"/>
+                <w:szCs w:val="17"/>
+              </w:rPr>
+              <w:t xml:space="preserve">  PUT SKIP LIST(Z / W);</w:t>
+            </w:r>
+          </w:p>
+          <w:p>
+            <w:pPr>
+              <w:keepNext/>
+              <w:spacing w:after="0" w:line="228"/>
+            </w:pPr>
+            <w:r>
+              <w:rPr>
+                <w:rFonts w:ascii="Courier New" w:cs="Courier New" w:eastAsia="Courier New" w:hAnsi="Courier New"/>
+                <w:sz w:val="17"/>
+                <w:szCs w:val="17"/>
+              </w:rPr>
+              <w:t xml:space="preserve">  PUT SKIP LIST(ABS(Z), REAL(Z), IMAG(Z));</w:t>
+            </w:r>
+          </w:p>
+          <w:p>
+            <w:pPr>
+              <w:keepNext/>
+              <w:spacing w:after="0" w:line="228"/>
+            </w:pPr>
+            <w:r>
+              <w:rPr>
+                <w:rFonts w:ascii="Courier New" w:cs="Courier New" w:eastAsia="Courier New" w:hAnsi="Courier New"/>
+                <w:sz w:val="17"/>
+                <w:szCs w:val="17"/>
+              </w:rPr>
+              <w:t xml:space="preserve">  PUT SKIP LIST(CONJG(Z), -Z);</w:t>
+            </w:r>
+          </w:p>
+          <w:p>
+            <w:pPr>
+              <w:keepNext/>
+              <w:spacing w:after="0" w:line="228"/>
+            </w:pPr>
+            <w:r>
+              <w:rPr>
+                <w:rFonts w:ascii="Courier New" w:cs="Courier New" w:eastAsia="Courier New" w:hAnsi="Courier New"/>
+                <w:sz w:val="17"/>
+                <w:szCs w:val="17"/>
+              </w:rPr>
+              <w:t xml:space="preserve">  V = COMPLEX(1.5, -2.5);</w:t>
+            </w:r>
+          </w:p>
+          <w:p>
+            <w:pPr>
+              <w:keepNext/>
+              <w:spacing w:after="0" w:line="228"/>
+            </w:pPr>
+            <w:r>
+              <w:rPr>
+                <w:rFonts w:ascii="Courier New" w:cs="Courier New" w:eastAsia="Courier New" w:hAnsi="Courier New"/>
+                <w:sz w:val="17"/>
+                <w:szCs w:val="17"/>
+              </w:rPr>
+              <w:t xml:space="preserve">  PUT SKIP LIST(V);</w:t>
+            </w:r>
+          </w:p>
+          <w:p>
+            <w:pPr>
+              <w:keepNext/>
+              <w:spacing w:after="0" w:line="228"/>
+            </w:pPr>
+            <w:r>
+              <w:rPr>
+                <w:rFonts w:ascii="Courier New" w:cs="Courier New" w:eastAsia="Courier New" w:hAnsi="Courier New"/>
+                <w:sz w:val="17"/>
+                <w:szCs w:val="17"/>
+              </w:rPr>
+              <w:t xml:space="preserve">  R = 2;</w:t>
+            </w:r>
+          </w:p>
+          <w:p>
+            <w:pPr>
+              <w:keepNext/>
+              <w:spacing w:after="0" w:line="228"/>
+            </w:pPr>
+            <w:r>
+              <w:rPr>
+                <w:rFonts w:ascii="Courier New" w:cs="Courier New" w:eastAsia="Courier New" w:hAnsi="Courier New"/>
+                <w:sz w:val="17"/>
+                <w:szCs w:val="17"/>
+              </w:rPr>
+              <w:t xml:space="preserve">  PUT SKIP LIST(Z * R, R + Z);</w:t>
+            </w:r>
+          </w:p>
+          <w:p>
+            <w:pPr>
+              <w:keepNext/>
+              <w:spacing w:after="0" w:line="228"/>
+            </w:pPr>
+            <w:r>
+              <w:rPr>
+                <w:rFonts w:ascii="Courier New" w:cs="Courier New" w:eastAsia="Courier New" w:hAnsi="Courier New"/>
+                <w:sz w:val="17"/>
+                <w:szCs w:val="17"/>
+              </w:rPr>
+              <w:t xml:space="preserve">  PUT SKIP LIST(Z = 3 + 4I, Z = W, Z ^= W);</w:t>
+            </w:r>
+          </w:p>
+          <w:p>
+            <w:pPr>
+              <w:keepNext/>
+              <w:spacing w:after="0" w:line="228"/>
+            </w:pPr>
+            <w:r>
+              <w:rPr>
+                <w:rFonts w:ascii="Courier New" w:cs="Courier New" w:eastAsia="Courier New" w:hAnsi="Courier New"/>
+                <w:sz w:val="17"/>
+                <w:szCs w:val="17"/>
+              </w:rPr>
+              <w:t xml:space="preserve">  PUT SKIP LIST(Z ** 2, SQRT(-4 + 0I), EXP(0I));</w:t>
+            </w:r>
+          </w:p>
+          <w:p>
+            <w:pPr>
+              <w:keepNext/>
+              <w:spacing w:after="0" w:line="228"/>
+            </w:pPr>
+            <w:r>
+              <w:rPr>
+                <w:rFonts w:ascii="Courier New" w:cs="Courier New" w:eastAsia="Courier New" w:hAnsi="Courier New"/>
+                <w:sz w:val="17"/>
+                <w:szCs w:val="17"/>
+              </w:rPr>
+              <w:t xml:space="preserve">  PUT SKIP LIST(CMAG(Z), CSQ(Z));</w:t>
+            </w:r>
+          </w:p>
+          <w:p>
+            <w:pPr>
+              <w:keepNext/>
+              <w:spacing w:after="0" w:line="228"/>
+            </w:pPr>
+            <w:r>
+              <w:rPr>
+                <w:rFonts w:ascii="Courier New" w:cs="Courier New" w:eastAsia="Courier New" w:hAnsi="Courier New"/>
+                <w:sz w:val="17"/>
+                <w:szCs w:val="17"/>
+              </w:rPr>
+              <w:t xml:space="preserve">  A(1) = 1I; A(2) = A(1) * A(1);</w:t>
+            </w:r>
+          </w:p>
+          <w:p>
+            <w:pPr>
+              <w:keepNext/>
+              <w:spacing w:after="0" w:line="228"/>
+            </w:pPr>
+            <w:r>
+              <w:rPr>
+                <w:rFonts w:ascii="Courier New" w:cs="Courier New" w:eastAsia="Courier New" w:hAnsi="Courier New"/>
+                <w:sz w:val="17"/>
+                <w:szCs w:val="17"/>
+              </w:rPr>
+              <w:t xml:space="preserve">  PUT SKIP LIST(A(1), A(2));</w:t>
+            </w:r>
+          </w:p>
+          <w:p>
+            <w:pPr>
+              <w:keepNext/>
+              <w:spacing w:after="0" w:line="228"/>
+            </w:pPr>
+            <w:r>
+              <w:rPr>
+                <w:rFonts w:ascii="Courier New" w:cs="Courier New" w:eastAsia="Courier New" w:hAnsi="Courier New"/>
+                <w:sz w:val="17"/>
+                <w:szCs w:val="17"/>
+              </w:rPr>
+              <w:t xml:space="preserve">  PUT SKIP EDIT(Z)(F(6,2), F(6,2));</w:t>
+            </w:r>
+          </w:p>
+          <w:p>
+            <w:pPr>
+              <w:keepNext/>
+              <w:spacing w:after="0" w:line="228"/>
+            </w:pPr>
+            <w:r>
+              <w:rPr>
+                <w:rFonts w:ascii="Courier New" w:cs="Courier New" w:eastAsia="Courier New" w:hAnsi="Courier New"/>
+                <w:sz w:val="17"/>
+                <w:szCs w:val="17"/>
+              </w:rPr>
+              <w:t xml:space="preserve">  GET LIST(V);</w:t>
+            </w:r>
+          </w:p>
+          <w:p>
+            <w:pPr>
+              <w:keepNext/>
+              <w:spacing w:after="0" w:line="228"/>
+            </w:pPr>
+            <w:r>
+              <w:rPr>
+                <w:rFonts w:ascii="Courier New" w:cs="Courier New" w:eastAsia="Courier New" w:hAnsi="Courier New"/>
+                <w:sz w:val="17"/>
+                <w:szCs w:val="17"/>
+              </w:rPr>
+              <w:t xml:space="preserve">  PUT SKIP LIST(V);</w:t>
+            </w:r>
+          </w:p>
+          <w:p>
+            <w:pPr>
+              <w:keepNext/>
+              <w:spacing w:after="0" w:line="228"/>
+            </w:pPr>
+            <w:r>
+              <w:rPr>
+                <w:rFonts w:ascii="Courier New" w:cs="Courier New" w:eastAsia="Courier New" w:hAnsi="Courier New"/>
+                <w:sz w:val="17"/>
+                <w:szCs w:val="17"/>
+              </w:rPr>
+              <w:t xml:space="preserve">END T31;</w:t>
+            </w:r>
+          </w:p>
+          <w:p>
+            <w:pPr>
+              <w:keepNext/>
+              <w:spacing w:after="0" w:line="228"/>
+            </w:pPr>
+            <w:r>
+              <w:rPr>
+                <w:rFonts w:ascii="Courier New" w:cs="Courier New" w:eastAsia="Courier New" w:hAnsi="Courier New"/>
+                <w:sz w:val="17"/>
+                <w:szCs w:val="17"/>
+              </w:rPr>
+              <w:t xml:space="preserve"> </w:t>
+            </w:r>
+          </w:p>
+          <w:p>
+            <w:pPr>
+              <w:keepNext/>
+              <w:spacing w:after="0" w:line="228"/>
+            </w:pPr>
+            <w:r>
+              <w:rPr>
+                <w:rFonts w:ascii="Courier New" w:cs="Courier New" w:eastAsia="Courier New" w:hAnsi="Courier New"/>
+                <w:sz w:val="17"/>
+                <w:szCs w:val="17"/>
+              </w:rPr>
+              <w:t xml:space="preserve">/* prints */</w:t>
+            </w:r>
+          </w:p>
+          <w:p>
+            <w:pPr>
+              <w:keepNext/>
+              <w:spacing w:after="0" w:line="228"/>
+            </w:pPr>
+            <w:r>
+              <w:rPr>
+                <w:rFonts w:ascii="Courier New" w:cs="Courier New" w:eastAsia="Courier New" w:hAnsi="Courier New"/>
+                <w:sz w:val="17"/>
+                <w:szCs w:val="17"/>
+              </w:rPr>
+              <w:t xml:space="preserve">3.00000E+00+4.00000E+00I</w:t>
+            </w:r>
+          </w:p>
+          <w:p>
+            <w:pPr>
+              <w:keepNext/>
+              <w:spacing w:after="0" w:line="228"/>
+            </w:pPr>
+            <w:r>
+              <w:rPr>
+                <w:rFonts w:ascii="Courier New" w:cs="Courier New" w:eastAsia="Courier New" w:hAnsi="Courier New"/>
+                <w:sz w:val="17"/>
+                <w:szCs w:val="17"/>
+              </w:rPr>
+              <w:t xml:space="preserve">4.00000E+00+2.00000E+00I                        2.00000E+00+6.00000E+00I</w:t>
+            </w:r>
+          </w:p>
+          <w:p>
+            <w:pPr>
+              <w:keepNext/>
+              <w:spacing w:after="0" w:line="228"/>
+            </w:pPr>
+            <w:r>
+              <w:rPr>
+                <w:rFonts w:ascii="Courier New" w:cs="Courier New" w:eastAsia="Courier New" w:hAnsi="Courier New"/>
+                <w:sz w:val="17"/>
+                <w:szCs w:val="17"/>
+              </w:rPr>
+              <w:t xml:space="preserve">1.10000E+01-2.00000E+00I</w:t>
+            </w:r>
+          </w:p>
+          <w:p>
+            <w:pPr>
+              <w:keepNext/>
+              <w:spacing w:after="0" w:line="228"/>
+            </w:pPr>
+            <w:r>
+              <w:rPr>
+                <w:rFonts w:ascii="Courier New" w:cs="Courier New" w:eastAsia="Courier New" w:hAnsi="Courier New"/>
+                <w:sz w:val="17"/>
+                <w:szCs w:val="17"/>
+              </w:rPr>
+              <w:t xml:space="preserve">-1.00000E+00+2.00000E+00I</w:t>
+            </w:r>
+          </w:p>
+          <w:p>
+            <w:pPr>
+              <w:keepNext/>
+              <w:spacing w:after="0" w:line="228"/>
+            </w:pPr>
+            <w:r>
+              <w:rPr>
+                <w:rFonts w:ascii="Courier New" w:cs="Courier New" w:eastAsia="Courier New" w:hAnsi="Courier New"/>
+                <w:sz w:val="17"/>
+                <w:szCs w:val="17"/>
+              </w:rPr>
+              <w:t xml:space="preserve">5                       3                       4</w:t>
+            </w:r>
+          </w:p>
+          <w:p>
+            <w:pPr>
+              <w:keepNext/>
+              <w:spacing w:after="0" w:line="228"/>
+            </w:pPr>
+            <w:r>
+              <w:rPr>
+                <w:rFonts w:ascii="Courier New" w:cs="Courier New" w:eastAsia="Courier New" w:hAnsi="Courier New"/>
+                <w:sz w:val="17"/>
+                <w:szCs w:val="17"/>
+              </w:rPr>
+              <w:t xml:space="preserve">3.00000E+00-4.00000E+00I                        -3.00000E+00-4.00000E+00I</w:t>
+            </w:r>
+          </w:p>
+          <w:p>
+            <w:pPr>
+              <w:keepNext/>
+              <w:spacing w:after="0" w:line="228"/>
+            </w:pPr>
+            <w:r>
+              <w:rPr>
+                <w:rFonts w:ascii="Courier New" w:cs="Courier New" w:eastAsia="Courier New" w:hAnsi="Courier New"/>
+                <w:sz w:val="17"/>
+                <w:szCs w:val="17"/>
+              </w:rPr>
+              <w:t xml:space="preserve">1.50000E+00-2.50000E+00I</w:t>
+            </w:r>
+          </w:p>
+          <w:p>
+            <w:pPr>
+              <w:keepNext/>
+              <w:spacing w:after="0" w:line="228"/>
+            </w:pPr>
+            <w:r>
+              <w:rPr>
+                <w:rFonts w:ascii="Courier New" w:cs="Courier New" w:eastAsia="Courier New" w:hAnsi="Courier New"/>
+                <w:sz w:val="17"/>
+                <w:szCs w:val="17"/>
+              </w:rPr>
+              <w:t xml:space="preserve">6.00000E+00+8.00000E+00I                        5.00000E+00+4.00000E+00I</w:t>
+            </w:r>
+          </w:p>
+          <w:p>
+            <w:pPr>
+              <w:keepNext/>
+              <w:spacing w:after="0" w:line="228"/>
+            </w:pPr>
+            <w:r>
+              <w:rPr>
+                <w:rFonts w:ascii="Courier New" w:cs="Courier New" w:eastAsia="Courier New" w:hAnsi="Courier New"/>
+                <w:sz w:val="17"/>
+                <w:szCs w:val="17"/>
+              </w:rPr>
+              <w:t xml:space="preserve">1                       0                       1</w:t>
+            </w:r>
+          </w:p>
+          <w:p>
+            <w:pPr>
+              <w:keepNext/>
+              <w:spacing w:after="0" w:line="228"/>
+            </w:pPr>
+            <w:r>
+              <w:rPr>
+                <w:rFonts w:ascii="Courier New" w:cs="Courier New" w:eastAsia="Courier New" w:hAnsi="Courier New"/>
+                <w:sz w:val="17"/>
+                <w:szCs w:val="17"/>
+              </w:rPr>
+              <w:t xml:space="preserve">-7.00000E+00+2.40000E+01I                       0.00000E+00+2.00000E+00I                        1.00000E+00+0.00000E+00I</w:t>
+            </w:r>
+          </w:p>
+          <w:p>
+            <w:pPr>
+              <w:keepNext/>
+              <w:spacing w:after="0" w:line="228"/>
+            </w:pPr>
+            <w:r>
+              <w:rPr>
+                <w:rFonts w:ascii="Courier New" w:cs="Courier New" w:eastAsia="Courier New" w:hAnsi="Courier New"/>
+                <w:sz w:val="17"/>
+                <w:szCs w:val="17"/>
+              </w:rPr>
+              <w:t xml:space="preserve">5.00000000000000E+00    -7.00000E+00+2.40000E+01I</w:t>
+            </w:r>
+          </w:p>
+          <w:p>
+            <w:pPr>
+              <w:keepNext/>
+              <w:spacing w:after="0" w:line="228"/>
+            </w:pPr>
+            <w:r>
+              <w:rPr>
+                <w:rFonts w:ascii="Courier New" w:cs="Courier New" w:eastAsia="Courier New" w:hAnsi="Courier New"/>
+                <w:sz w:val="17"/>
+                <w:szCs w:val="17"/>
+              </w:rPr>
+              <w:t xml:space="preserve">0.00000E+00+1.00000E+00I                        -1.00000E+00+0.00000E+00I</w:t>
+            </w:r>
+          </w:p>
+          <w:p>
+            <w:pPr>
+              <w:keepNext/>
+              <w:spacing w:after="0" w:line="228"/>
+            </w:pPr>
+            <w:r>
+              <w:rPr>
+                <w:rFonts w:ascii="Courier New" w:cs="Courier New" w:eastAsia="Courier New" w:hAnsi="Courier New"/>
+                <w:sz w:val="17"/>
+                <w:szCs w:val="17"/>
+              </w:rPr>
+              <w:t xml:space="preserve">  3.00  4.00</w:t>
+            </w:r>
+          </w:p>
+          <w:p>
+            <w:pPr>
+              <w:keepNext/>
+              <w:spacing w:after="0" w:line="228"/>
+            </w:pPr>
+            <w:r>
+              <w:rPr>
+                <w:rFonts w:ascii="Courier New" w:cs="Courier New" w:eastAsia="Courier New" w:hAnsi="Courier New"/>
+                <w:sz w:val="17"/>
+                <w:szCs w:val="17"/>
+              </w:rPr>
+              <w:t xml:space="preserve">7.50000E+00-1.25000E+00I</w:t>
+            </w:r>
+          </w:p>
+        </w:tc>
+      </w:tr>
+    </w:tbl>
+    <w:p>
+      <w:pPr>
+        <w:spacing w:after="200" w:before="80"/>
+      </w:pPr>
+      <w:r>
+        <w:rPr>
+          <w:rFonts w:ascii="Arial" w:cs="Arial" w:eastAsia="Arial" w:hAnsi="Arial"/>
+          <w:b/>
+          <w:bCs/>
+          <w:sz w:val="18"/>
+          <w:szCs w:val="18"/>
+        </w:rPr>
+        <w:t xml:space="preserve">Figure 20. </w:t>
+      </w:r>
+      <w:r>
+        <w:rPr>
+          <w:rFonts w:ascii="Arial" w:cs="Arial" w:eastAsia="Arial" w:hAnsi="Arial"/>
+          <w:sz w:val="18"/>
+          <w:szCs w:val="18"/>
+        </w:rPr>
+        <w:t xml:space="preserve">Complex numbers</w:t>
+      </w:r>
+    </w:p>
+    <w:p>
+      <w:pPr>
+        <w:pStyle w:val="Heading3"/>
+      </w:pPr>
+      <w:r>
+        <w:t xml:space="preserve">PICTURE</w:t>
+      </w:r>
+    </w:p>
+    <w:p>
+      <w:pPr>
+        <w:keepNext w:val="false"/>
+        <w:spacing w:after="120" w:before="0"/>
+      </w:pPr>
+      <w:r>
+        <w:rPr>
+          <w:rFonts w:ascii="Courier New" w:cs="Courier New" w:eastAsia="Courier New" w:hAnsi="Courier New"/>
+          <w:sz w:val="19"/>
+          <w:szCs w:val="19"/>
+        </w:rPr>
+        <w:t xml:space="preserve">DECLARE P PICTURE 'ZZ,ZZ9.99';</w:t>
+      </w:r>
+      <w:r>
+        <w:rPr>
+          <w:rFonts w:ascii="Times New Roman" w:cs="Times New Roman" w:eastAsia="Times New Roman" w:hAnsi="Times New Roman"/>
+          <w:b w:val="false"/>
+          <w:bCs w:val="false"/>
+          <w:sz w:val="21"/>
+          <w:szCs w:val="21"/>
+        </w:rPr>
+        <w:t xml:space="preserve"> declares a character string that has the form of the picture. When a number is assigned, it is converted into that form; when the variable is used in arithmetic or compared with a number, its numeric value is used; everywhere else it is the text. The picture characters are: </w:t>
+      </w:r>
+      <w:r>
+        <w:rPr>
+          <w:rFonts w:ascii="Courier New" w:cs="Courier New" w:eastAsia="Courier New" w:hAnsi="Courier New"/>
+          <w:sz w:val="19"/>
+          <w:szCs w:val="19"/>
+        </w:rPr>
+        <w:t xml:space="preserve">9</w:t>
+      </w:r>
+      <w:r>
+        <w:rPr>
+          <w:rFonts w:ascii="Times New Roman" w:cs="Times New Roman" w:eastAsia="Times New Roman" w:hAnsi="Times New Roman"/>
+          <w:b w:val="false"/>
+          <w:bCs w:val="false"/>
+          <w:sz w:val="21"/>
+          <w:szCs w:val="21"/>
+        </w:rPr>
+        <w:t xml:space="preserve"> a digit; </w:t>
+      </w:r>
+      <w:r>
+        <w:rPr>
+          <w:rFonts w:ascii="Courier New" w:cs="Courier New" w:eastAsia="Courier New" w:hAnsi="Courier New"/>
+          <w:sz w:val="19"/>
+          <w:szCs w:val="19"/>
+        </w:rPr>
+        <w:t xml:space="preserve">Z</w:t>
+      </w:r>
+      <w:r>
+        <w:rPr>
+          <w:rFonts w:ascii="Times New Roman" w:cs="Times New Roman" w:eastAsia="Times New Roman" w:hAnsi="Times New Roman"/>
+          <w:b w:val="false"/>
+          <w:bCs w:val="false"/>
+          <w:sz w:val="21"/>
+          <w:szCs w:val="21"/>
+        </w:rPr>
+        <w:t xml:space="preserve"> a digit with leading zeros replaced by blanks; </w:t>
+      </w:r>
+      <w:r>
+        <w:rPr>
+          <w:rFonts w:ascii="Courier New" w:cs="Courier New" w:eastAsia="Courier New" w:hAnsi="Courier New"/>
+          <w:sz w:val="19"/>
+          <w:szCs w:val="19"/>
+        </w:rPr>
+        <w:t xml:space="preserve">*</w:t>
+      </w:r>
+      <w:r>
+        <w:rPr>
+          <w:rFonts w:ascii="Times New Roman" w:cs="Times New Roman" w:eastAsia="Times New Roman" w:hAnsi="Times New Roman"/>
+          <w:b w:val="false"/>
+          <w:bCs w:val="false"/>
+          <w:sz w:val="21"/>
+          <w:szCs w:val="21"/>
+        </w:rPr>
+        <w:t xml:space="preserve"> the same with asterisks; </w:t>
+      </w:r>
+      <w:r>
+        <w:rPr>
+          <w:rFonts w:ascii="Courier New" w:cs="Courier New" w:eastAsia="Courier New" w:hAnsi="Courier New"/>
+          <w:sz w:val="19"/>
+          <w:szCs w:val="19"/>
+        </w:rPr>
+        <w:t xml:space="preserve">V</w:t>
+      </w:r>
+      <w:r>
+        <w:rPr>
+          <w:rFonts w:ascii="Times New Roman" w:cs="Times New Roman" w:eastAsia="Times New Roman" w:hAnsi="Times New Roman"/>
+          <w:b w:val="false"/>
+          <w:bCs w:val="false"/>
+          <w:sz w:val="21"/>
+          <w:szCs w:val="21"/>
+        </w:rPr>
+        <w:t xml:space="preserve"> the implied decimal point; </w:t>
+      </w:r>
+      <w:r>
+        <w:rPr>
+          <w:rFonts w:ascii="Courier New" w:cs="Courier New" w:eastAsia="Courier New" w:hAnsi="Courier New"/>
+          <w:sz w:val="19"/>
+          <w:szCs w:val="19"/>
+        </w:rPr>
+        <w:t xml:space="preserve">.</w:t>
+      </w:r>
+      <w:r>
+        <w:rPr>
+          <w:rFonts w:ascii="Times New Roman" w:cs="Times New Roman" w:eastAsia="Times New Roman" w:hAnsi="Times New Roman"/>
+          <w:b w:val="false"/>
+          <w:bCs w:val="false"/>
+          <w:sz w:val="21"/>
+          <w:szCs w:val="21"/>
+        </w:rPr>
+        <w:t xml:space="preserve"> </w:t>
+      </w:r>
+      <w:r>
+        <w:rPr>
+          <w:rFonts w:ascii="Courier New" w:cs="Courier New" w:eastAsia="Courier New" w:hAnsi="Courier New"/>
+          <w:sz w:val="19"/>
+          <w:szCs w:val="19"/>
+        </w:rPr>
+        <w:t xml:space="preserve">,</w:t>
+      </w:r>
+      <w:r>
+        <w:rPr>
+          <w:rFonts w:ascii="Times New Roman" w:cs="Times New Roman" w:eastAsia="Times New Roman" w:hAnsi="Times New Roman"/>
+          <w:b w:val="false"/>
+          <w:bCs w:val="false"/>
+          <w:sz w:val="21"/>
+          <w:szCs w:val="21"/>
+        </w:rPr>
+        <w:t xml:space="preserve"> </w:t>
+      </w:r>
+      <w:r>
+        <w:rPr>
+          <w:rFonts w:ascii="Courier New" w:cs="Courier New" w:eastAsia="Courier New" w:hAnsi="Courier New"/>
+          <w:sz w:val="19"/>
+          <w:szCs w:val="19"/>
+        </w:rPr>
+        <w:t xml:space="preserve">/</w:t>
+      </w:r>
+      <w:r>
+        <w:rPr>
+          <w:rFonts w:ascii="Times New Roman" w:cs="Times New Roman" w:eastAsia="Times New Roman" w:hAnsi="Times New Roman"/>
+          <w:b w:val="false"/>
+          <w:bCs w:val="false"/>
+          <w:sz w:val="21"/>
+          <w:szCs w:val="21"/>
+        </w:rPr>
+        <w:t xml:space="preserve"> and </w:t>
+      </w:r>
+      <w:r>
+        <w:rPr>
+          <w:rFonts w:ascii="Courier New" w:cs="Courier New" w:eastAsia="Courier New" w:hAnsi="Courier New"/>
+          <w:sz w:val="19"/>
+          <w:szCs w:val="19"/>
+        </w:rPr>
+        <w:t xml:space="preserve">B</w:t>
+      </w:r>
+      <w:r>
+        <w:rPr>
+          <w:rFonts w:ascii="Times New Roman" w:cs="Times New Roman" w:eastAsia="Times New Roman" w:hAnsi="Times New Roman"/>
+          <w:b w:val="false"/>
+          <w:bCs w:val="false"/>
+          <w:sz w:val="21"/>
+          <w:szCs w:val="21"/>
+        </w:rPr>
+        <w:t xml:space="preserve"> inserted characters, which are blank while the number has no digit yet; </w:t>
+      </w:r>
+      <w:r>
+        <w:rPr>
+          <w:rFonts w:ascii="Courier New" w:cs="Courier New" w:eastAsia="Courier New" w:hAnsi="Courier New"/>
+          <w:sz w:val="19"/>
+          <w:szCs w:val="19"/>
+        </w:rPr>
+        <w:t xml:space="preserve">S</w:t>
+      </w:r>
+      <w:r>
+        <w:rPr>
+          <w:rFonts w:ascii="Times New Roman" w:cs="Times New Roman" w:eastAsia="Times New Roman" w:hAnsi="Times New Roman"/>
+          <w:b w:val="false"/>
+          <w:bCs w:val="false"/>
+          <w:sz w:val="21"/>
+          <w:szCs w:val="21"/>
+        </w:rPr>
+        <w:t xml:space="preserve">, </w:t>
+      </w:r>
+      <w:r>
+        <w:rPr>
+          <w:rFonts w:ascii="Courier New" w:cs="Courier New" w:eastAsia="Courier New" w:hAnsi="Courier New"/>
+          <w:sz w:val="19"/>
+          <w:szCs w:val="19"/>
+        </w:rPr>
+        <w:t xml:space="preserve">+</w:t>
+      </w:r>
+      <w:r>
+        <w:rPr>
+          <w:rFonts w:ascii="Times New Roman" w:cs="Times New Roman" w:eastAsia="Times New Roman" w:hAnsi="Times New Roman"/>
+          <w:b w:val="false"/>
+          <w:bCs w:val="false"/>
+          <w:sz w:val="21"/>
+          <w:szCs w:val="21"/>
+        </w:rPr>
+        <w:t xml:space="preserve"> and </w:t>
+      </w:r>
+      <w:r>
+        <w:rPr>
+          <w:rFonts w:ascii="Courier New" w:cs="Courier New" w:eastAsia="Courier New" w:hAnsi="Courier New"/>
+          <w:sz w:val="19"/>
+          <w:szCs w:val="19"/>
+        </w:rPr>
+        <w:t xml:space="preserve">-</w:t>
+      </w:r>
+      <w:r>
+        <w:rPr>
+          <w:rFonts w:ascii="Times New Roman" w:cs="Times New Roman" w:eastAsia="Times New Roman" w:hAnsi="Times New Roman"/>
+          <w:b w:val="false"/>
+          <w:bCs w:val="false"/>
+          <w:sz w:val="21"/>
+          <w:szCs w:val="21"/>
+        </w:rPr>
+        <w:t xml:space="preserve"> a sign (</w:t>
+      </w:r>
+      <w:r>
+        <w:rPr>
+          <w:rFonts w:ascii="Courier New" w:cs="Courier New" w:eastAsia="Courier New" w:hAnsi="Courier New"/>
+          <w:sz w:val="19"/>
+          <w:szCs w:val="19"/>
+        </w:rPr>
+        <w:t xml:space="preserve">-</w:t>
+      </w:r>
+      <w:r>
+        <w:rPr>
+          <w:rFonts w:ascii="Times New Roman" w:cs="Times New Roman" w:eastAsia="Times New Roman" w:hAnsi="Times New Roman"/>
+          <w:b w:val="false"/>
+          <w:bCs w:val="false"/>
+          <w:sz w:val="21"/>
+          <w:szCs w:val="21"/>
+        </w:rPr>
+        <w:t xml:space="preserve"> shows a blank for a positive number); </w:t>
+      </w:r>
+      <w:r>
+        <w:rPr>
+          <w:rFonts w:ascii="Courier New" w:cs="Courier New" w:eastAsia="Courier New" w:hAnsi="Courier New"/>
+          <w:sz w:val="19"/>
+          <w:szCs w:val="19"/>
+        </w:rPr>
+        <w:t xml:space="preserve">$</w:t>
+      </w:r>
+      <w:r>
+        <w:rPr>
+          <w:rFonts w:ascii="Times New Roman" w:cs="Times New Roman" w:eastAsia="Times New Roman" w:hAnsi="Times New Roman"/>
+          <w:b w:val="false"/>
+          <w:bCs w:val="false"/>
+          <w:sz w:val="21"/>
+          <w:szCs w:val="21"/>
+        </w:rPr>
+        <w:t xml:space="preserve"> a currency sign; </w:t>
+      </w:r>
+      <w:r>
+        <w:rPr>
+          <w:rFonts w:ascii="Courier New" w:cs="Courier New" w:eastAsia="Courier New" w:hAnsi="Courier New"/>
+          <w:sz w:val="19"/>
+          <w:szCs w:val="19"/>
+        </w:rPr>
+        <w:t xml:space="preserve">CR</w:t>
+      </w:r>
+      <w:r>
+        <w:rPr>
+          <w:rFonts w:ascii="Times New Roman" w:cs="Times New Roman" w:eastAsia="Times New Roman" w:hAnsi="Times New Roman"/>
+          <w:b w:val="false"/>
+          <w:bCs w:val="false"/>
+          <w:sz w:val="21"/>
+          <w:szCs w:val="21"/>
+        </w:rPr>
+        <w:t xml:space="preserve"> and </w:t>
+      </w:r>
+      <w:r>
+        <w:rPr>
+          <w:rFonts w:ascii="Courier New" w:cs="Courier New" w:eastAsia="Courier New" w:hAnsi="Courier New"/>
+          <w:sz w:val="19"/>
+          <w:szCs w:val="19"/>
+        </w:rPr>
+        <w:t xml:space="preserve">DB</w:t>
+      </w:r>
+      <w:r>
+        <w:rPr>
+          <w:rFonts w:ascii="Times New Roman" w:cs="Times New Roman" w:eastAsia="Times New Roman" w:hAnsi="Times New Roman"/>
+          <w:b w:val="false"/>
+          <w:bCs w:val="false"/>
+          <w:sz w:val="21"/>
+          <w:szCs w:val="21"/>
+        </w:rPr>
+        <w:t xml:space="preserve">, shown only for a negative number; and a run of </w:t>
+      </w:r>
+      <w:r>
+        <w:rPr>
+          <w:rFonts w:ascii="Courier New" w:cs="Courier New" w:eastAsia="Courier New" w:hAnsi="Courier New"/>
+          <w:sz w:val="19"/>
+          <w:szCs w:val="19"/>
+        </w:rPr>
+        <w:t xml:space="preserve">$</w:t>
+      </w:r>
+      <w:r>
+        <w:rPr>
+          <w:rFonts w:ascii="Times New Roman" w:cs="Times New Roman" w:eastAsia="Times New Roman" w:hAnsi="Times New Roman"/>
+          <w:b w:val="false"/>
+          <w:bCs w:val="false"/>
+          <w:sz w:val="21"/>
+          <w:szCs w:val="21"/>
+        </w:rPr>
+        <w:t xml:space="preserve">, </w:t>
+      </w:r>
+      <w:r>
+        <w:rPr>
+          <w:rFonts w:ascii="Courier New" w:cs="Courier New" w:eastAsia="Courier New" w:hAnsi="Courier New"/>
+          <w:sz w:val="19"/>
+          <w:szCs w:val="19"/>
+        </w:rPr>
+        <w:t xml:space="preserve">+</w:t>
+      </w:r>
+      <w:r>
+        <w:rPr>
+          <w:rFonts w:ascii="Times New Roman" w:cs="Times New Roman" w:eastAsia="Times New Roman" w:hAnsi="Times New Roman"/>
+          <w:b w:val="false"/>
+          <w:bCs w:val="false"/>
+          <w:sz w:val="21"/>
+          <w:szCs w:val="21"/>
+        </w:rPr>
+        <w:t xml:space="preserve"> or </w:t>
+      </w:r>
+      <w:r>
+        <w:rPr>
+          <w:rFonts w:ascii="Courier New" w:cs="Courier New" w:eastAsia="Courier New" w:hAnsi="Courier New"/>
+          <w:sz w:val="19"/>
+          <w:szCs w:val="19"/>
+        </w:rPr>
+        <w:t xml:space="preserve">-</w:t>
+      </w:r>
+      <w:r>
+        <w:rPr>
+          <w:rFonts w:ascii="Times New Roman" w:cs="Times New Roman" w:eastAsia="Times New Roman" w:hAnsi="Times New Roman"/>
+          <w:b w:val="false"/>
+          <w:bCs w:val="false"/>
+          <w:sz w:val="21"/>
+          <w:szCs w:val="21"/>
+        </w:rPr>
+        <w:t xml:space="preserve"> such as </w:t>
+      </w:r>
+      <w:r>
+        <w:rPr>
+          <w:rFonts w:ascii="Courier New" w:cs="Courier New" w:eastAsia="Courier New" w:hAnsi="Courier New"/>
+          <w:sz w:val="19"/>
+          <w:szCs w:val="19"/>
+        </w:rPr>
+        <w:t xml:space="preserve">$$$,$$9</w:t>
+      </w:r>
+      <w:r>
+        <w:rPr>
+          <w:rFonts w:ascii="Times New Roman" w:cs="Times New Roman" w:eastAsia="Times New Roman" w:hAnsi="Times New Roman"/>
+          <w:b w:val="false"/>
+          <w:bCs w:val="false"/>
+          <w:sz w:val="21"/>
+          <w:szCs w:val="21"/>
+        </w:rPr>
+        <w:t xml:space="preserve">, in which the sign floats to the left of the first digit. A factor in parentheses repeats a character: </w:t>
+      </w:r>
+      <w:r>
+        <w:rPr>
+          <w:rFonts w:ascii="Courier New" w:cs="Courier New" w:eastAsia="Courier New" w:hAnsi="Courier New"/>
+          <w:sz w:val="19"/>
+          <w:szCs w:val="19"/>
+        </w:rPr>
+        <w:t xml:space="preserve">(4)9</w:t>
+      </w:r>
+      <w:r>
+        <w:rPr>
+          <w:rFonts w:ascii="Times New Roman" w:cs="Times New Roman" w:eastAsia="Times New Roman" w:hAnsi="Times New Roman"/>
+          <w:b w:val="false"/>
+          <w:bCs w:val="false"/>
+          <w:sz w:val="21"/>
+          <w:szCs w:val="21"/>
+        </w:rPr>
+        <w:t xml:space="preserve">. A picture with A or X is a character picture, which only gives the length. The number is truncated, not rounded, to the digits of the picture, and digits that do not fit on the left are lost.</w:t>
+      </w:r>
+    </w:p>
+    <w:tbl>
+      <w:tblPr>
+        <w:tblW w:type="dxa" w:w="9638"/>
+        <w:tblBorders>
+          <w:top w:val="single" w:color="000000" w:sz="4"/>
+          <w:left w:val="single" w:color="000000" w:sz="4"/>
+          <w:bottom w:val="single" w:color="000000" w:sz="4"/>
+          <w:right w:val="single" w:color="000000" w:sz="4"/>
+          <w:insideH w:val="single" w:color="000000" w:sz="4"/>
+          <w:insideV w:val="single" w:color="000000" w:sz="4"/>
+        </w:tblBorders>
+        <w:tblLayout w:type="fixed"/>
+      </w:tblPr>
+      <w:tblGrid>
+        <w:gridCol w:w="9638"/>
+      </w:tblGrid>
+      <w:tr>
+        <w:trPr>
+          <w:cantSplit/>
+        </w:trPr>
+        <w:tc>
+          <w:tcPr>
+            <w:tcW w:type="dxa" w:w="9638"/>
+            <w:shd w:fill="F2F2F2" w:color="auto" w:val="clear"/>
+            <w:tcMar>
+              <w:top w:type="dxa" w:w="100"/>
+              <w:left w:type="dxa" w:w="140"/>
+              <w:bottom w:type="dxa" w:w="100"/>
+              <w:right w:type="dxa" w:w="140"/>
+            </w:tcMar>
+          </w:tcPr>
+          <w:p>
+            <w:pPr>
+              <w:keepNext/>
+              <w:spacing w:after="0" w:line="228"/>
+            </w:pPr>
+            <w:r>
+              <w:rPr>
+                <w:rFonts w:ascii="Courier New" w:cs="Courier New" w:eastAsia="Courier New" w:hAnsi="Courier New"/>
+                <w:sz w:val="17"/>
+                <w:szCs w:val="17"/>
+              </w:rPr>
+              <w:t xml:space="preserve">T30: PROCEDURE OPTIONS(MAIN);</w:t>
+            </w:r>
+          </w:p>
+          <w:p>
+            <w:pPr>
+              <w:keepNext/>
+              <w:spacing w:after="0" w:line="228"/>
+            </w:pPr>
+            <w:r>
+              <w:rPr>
+                <w:rFonts w:ascii="Courier New" w:cs="Courier New" w:eastAsia="Courier New" w:hAnsi="Courier New"/>
+                <w:sz w:val="17"/>
+                <w:szCs w:val="17"/>
+              </w:rPr>
+              <w:t xml:space="preserve">  DECLARE A PICTURE 'ZZ,ZZ9.99', B PIC '999V99', C PIC '$$$,$$9.99';</w:t>
+            </w:r>
+          </w:p>
+          <w:p>
+            <w:pPr>
+              <w:keepNext/>
+              <w:spacing w:after="0" w:line="228"/>
+            </w:pPr>
+            <w:r>
+              <w:rPr>
+                <w:rFonts w:ascii="Courier New" w:cs="Courier New" w:eastAsia="Courier New" w:hAnsi="Courier New"/>
+                <w:sz w:val="17"/>
+                <w:szCs w:val="17"/>
+              </w:rPr>
+              <w:t xml:space="preserve">  DECLARE D PIC '-ZZ9', E PIC 'ZZ9CR', F PIC '(4)9', G PIC '+99.9';</w:t>
+            </w:r>
+          </w:p>
+          <w:p>
+            <w:pPr>
+              <w:keepNext/>
+              <w:spacing w:after="0" w:line="228"/>
+            </w:pPr>
+            <w:r>
+              <w:rPr>
+                <w:rFonts w:ascii="Courier New" w:cs="Courier New" w:eastAsia="Courier New" w:hAnsi="Courier New"/>
+                <w:sz w:val="17"/>
+                <w:szCs w:val="17"/>
+              </w:rPr>
+              <w:t xml:space="preserve">  DECLARE H PIC '99/99/99', K PIC 'AAA999';</w:t>
+            </w:r>
+          </w:p>
+          <w:p>
+            <w:pPr>
+              <w:keepNext/>
+              <w:spacing w:after="0" w:line="228"/>
+            </w:pPr>
+            <w:r>
+              <w:rPr>
+                <w:rFonts w:ascii="Courier New" w:cs="Courier New" w:eastAsia="Courier New" w:hAnsi="Courier New"/>
+                <w:sz w:val="17"/>
+                <w:szCs w:val="17"/>
+              </w:rPr>
+              <w:t xml:space="preserve">  DECLARE X FIXED DECIMAL(9,2);</w:t>
+            </w:r>
+          </w:p>
+          <w:p>
+            <w:pPr>
+              <w:keepNext/>
+              <w:spacing w:after="0" w:line="228"/>
+            </w:pPr>
+            <w:r>
+              <w:rPr>
+                <w:rFonts w:ascii="Courier New" w:cs="Courier New" w:eastAsia="Courier New" w:hAnsi="Courier New"/>
+                <w:sz w:val="17"/>
+                <w:szCs w:val="17"/>
+              </w:rPr>
+              <w:t xml:space="preserve">  A = 1234.5;      PUT SKIP LIST(A);</w:t>
+            </w:r>
+          </w:p>
+          <w:p>
+            <w:pPr>
+              <w:keepNext/>
+              <w:spacing w:after="0" w:line="228"/>
+            </w:pPr>
+            <w:r>
+              <w:rPr>
+                <w:rFonts w:ascii="Courier New" w:cs="Courier New" w:eastAsia="Courier New" w:hAnsi="Courier New"/>
+                <w:sz w:val="17"/>
+                <w:szCs w:val="17"/>
+              </w:rPr>
+              <w:t xml:space="preserve">  A = 0.05;        PUT SKIP LIST(A);</w:t>
+            </w:r>
+          </w:p>
+          <w:p>
+            <w:pPr>
+              <w:keepNext/>
+              <w:spacing w:after="0" w:line="228"/>
+            </w:pPr>
+            <w:r>
+              <w:rPr>
+                <w:rFonts w:ascii="Courier New" w:cs="Courier New" w:eastAsia="Courier New" w:hAnsi="Courier New"/>
+                <w:sz w:val="17"/>
+                <w:szCs w:val="17"/>
+              </w:rPr>
+              <w:t xml:space="preserve">  B = 12.345;      PUT SKIP LIST(B);</w:t>
+            </w:r>
+          </w:p>
+          <w:p>
+            <w:pPr>
+              <w:keepNext/>
+              <w:spacing w:after="0" w:line="228"/>
+            </w:pPr>
+            <w:r>
+              <w:rPr>
+                <w:rFonts w:ascii="Courier New" w:cs="Courier New" w:eastAsia="Courier New" w:hAnsi="Courier New"/>
+                <w:sz w:val="17"/>
+                <w:szCs w:val="17"/>
+              </w:rPr>
+              <w:t xml:space="preserve">  X = B + 1;       PUT SKIP LIST(X);</w:t>
+            </w:r>
+          </w:p>
+          <w:p>
+            <w:pPr>
+              <w:keepNext/>
+              <w:spacing w:after="0" w:line="228"/>
+            </w:pPr>
+            <w:r>
+              <w:rPr>
+                <w:rFonts w:ascii="Courier New" w:cs="Courier New" w:eastAsia="Courier New" w:hAnsi="Courier New"/>
+                <w:sz w:val="17"/>
+                <w:szCs w:val="17"/>
+              </w:rPr>
+              <w:t xml:space="preserve">  C = 1234567.891; PUT SKIP LIST(C);</w:t>
+            </w:r>
+          </w:p>
+          <w:p>
+            <w:pPr>
+              <w:keepNext/>
+              <w:spacing w:after="0" w:line="228"/>
+            </w:pPr>
+            <w:r>
+              <w:rPr>
+                <w:rFonts w:ascii="Courier New" w:cs="Courier New" w:eastAsia="Courier New" w:hAnsi="Courier New"/>
+                <w:sz w:val="17"/>
+                <w:szCs w:val="17"/>
+              </w:rPr>
+              <w:t xml:space="preserve">  C = 5;           PUT SKIP LIST(C);</w:t>
+            </w:r>
+          </w:p>
+          <w:p>
+            <w:pPr>
+              <w:keepNext/>
+              <w:spacing w:after="0" w:line="228"/>
+            </w:pPr>
+            <w:r>
+              <w:rPr>
+                <w:rFonts w:ascii="Courier New" w:cs="Courier New" w:eastAsia="Courier New" w:hAnsi="Courier New"/>
+                <w:sz w:val="17"/>
+                <w:szCs w:val="17"/>
+              </w:rPr>
+              <w:t xml:space="preserve">  C = 0;           PUT SKIP LIST(C);</w:t>
+            </w:r>
+          </w:p>
+          <w:p>
+            <w:pPr>
+              <w:keepNext/>
+              <w:spacing w:after="0" w:line="228"/>
+            </w:pPr>
+            <w:r>
+              <w:rPr>
+                <w:rFonts w:ascii="Courier New" w:cs="Courier New" w:eastAsia="Courier New" w:hAnsi="Courier New"/>
+                <w:sz w:val="17"/>
+                <w:szCs w:val="17"/>
+              </w:rPr>
+              <w:t xml:space="preserve">  D = -7;          PUT SKIP LIST(D);</w:t>
+            </w:r>
+          </w:p>
+          <w:p>
+            <w:pPr>
+              <w:keepNext/>
+              <w:spacing w:after="0" w:line="228"/>
+            </w:pPr>
+            <w:r>
+              <w:rPr>
+                <w:rFonts w:ascii="Courier New" w:cs="Courier New" w:eastAsia="Courier New" w:hAnsi="Courier New"/>
+                <w:sz w:val="17"/>
+                <w:szCs w:val="17"/>
+              </w:rPr>
+              <w:t xml:space="preserve">  D = 125;         PUT SKIP LIST(D);</w:t>
+            </w:r>
+          </w:p>
+          <w:p>
+            <w:pPr>
+              <w:keepNext/>
+              <w:spacing w:after="0" w:line="228"/>
+            </w:pPr>
+            <w:r>
+              <w:rPr>
+                <w:rFonts w:ascii="Courier New" w:cs="Courier New" w:eastAsia="Courier New" w:hAnsi="Courier New"/>
+                <w:sz w:val="17"/>
+                <w:szCs w:val="17"/>
+              </w:rPr>
+              <w:t xml:space="preserve">  E = -3;          PUT SKIP LIST(E);</w:t>
+            </w:r>
+          </w:p>
+          <w:p>
+            <w:pPr>
+              <w:keepNext/>
+              <w:spacing w:after="0" w:line="228"/>
+            </w:pPr>
+            <w:r>
+              <w:rPr>
+                <w:rFonts w:ascii="Courier New" w:cs="Courier New" w:eastAsia="Courier New" w:hAnsi="Courier New"/>
+                <w:sz w:val="17"/>
+                <w:szCs w:val="17"/>
+              </w:rPr>
+              <w:t xml:space="preserve">  E = 3;           PUT SKIP LIST(E);</w:t>
+            </w:r>
+          </w:p>
+          <w:p>
+            <w:pPr>
+              <w:keepNext/>
+              <w:spacing w:after="0" w:line="228"/>
+            </w:pPr>
+            <w:r>
+              <w:rPr>
+                <w:rFonts w:ascii="Courier New" w:cs="Courier New" w:eastAsia="Courier New" w:hAnsi="Courier New"/>
+                <w:sz w:val="17"/>
+                <w:szCs w:val="17"/>
+              </w:rPr>
+              <w:t xml:space="preserve">  F = 42;          PUT SKIP LIST(F);</w:t>
+            </w:r>
+          </w:p>
+          <w:p>
+            <w:pPr>
+              <w:keepNext/>
+              <w:spacing w:after="0" w:line="228"/>
+            </w:pPr>
+            <w:r>
+              <w:rPr>
+                <w:rFonts w:ascii="Courier New" w:cs="Courier New" w:eastAsia="Courier New" w:hAnsi="Courier New"/>
+                <w:sz w:val="17"/>
+                <w:szCs w:val="17"/>
+              </w:rPr>
+              <w:t xml:space="preserve">  G = -1.25;       PUT SKIP LIST(G);</w:t>
+            </w:r>
+          </w:p>
+          <w:p>
+            <w:pPr>
+              <w:keepNext/>
+              <w:spacing w:after="0" w:line="228"/>
+            </w:pPr>
+            <w:r>
+              <w:rPr>
+                <w:rFonts w:ascii="Courier New" w:cs="Courier New" w:eastAsia="Courier New" w:hAnsi="Courier New"/>
+                <w:sz w:val="17"/>
+                <w:szCs w:val="17"/>
+              </w:rPr>
+              <w:t xml:space="preserve">  H = 310524;      PUT SKIP LIST(H);</w:t>
+            </w:r>
+          </w:p>
+          <w:p>
+            <w:pPr>
+              <w:keepNext/>
+              <w:spacing w:after="0" w:line="228"/>
+            </w:pPr>
+            <w:r>
+              <w:rPr>
+                <w:rFonts w:ascii="Courier New" w:cs="Courier New" w:eastAsia="Courier New" w:hAnsi="Courier New"/>
+                <w:sz w:val="17"/>
+                <w:szCs w:val="17"/>
+              </w:rPr>
+              <w:t xml:space="preserve">  K = 'ABC';       PUT SKIP LIST(K);</w:t>
+            </w:r>
+          </w:p>
+          <w:p>
+            <w:pPr>
+              <w:keepNext/>
+              <w:spacing w:after="0" w:line="228"/>
+            </w:pPr>
+            <w:r>
+              <w:rPr>
+                <w:rFonts w:ascii="Courier New" w:cs="Courier New" w:eastAsia="Courier New" w:hAnsi="Courier New"/>
+                <w:sz w:val="17"/>
+                <w:szCs w:val="17"/>
+              </w:rPr>
+              <w:t xml:space="preserve">  PUT SKIP LIST(A + 1, A = 0.05, 'Total: ' || C);</w:t>
+            </w:r>
+          </w:p>
+          <w:p>
+            <w:pPr>
+              <w:keepNext/>
+              <w:spacing w:after="0" w:line="228"/>
+            </w:pPr>
+            <w:r>
+              <w:rPr>
+                <w:rFonts w:ascii="Courier New" w:cs="Courier New" w:eastAsia="Courier New" w:hAnsi="Courier New"/>
+                <w:sz w:val="17"/>
+                <w:szCs w:val="17"/>
+              </w:rPr>
+              <w:t xml:space="preserve">END T30;</w:t>
+            </w:r>
+          </w:p>
+          <w:p>
+            <w:pPr>
+              <w:keepNext/>
+              <w:spacing w:after="0" w:line="228"/>
+            </w:pPr>
+            <w:r>
+              <w:rPr>
+                <w:rFonts w:ascii="Courier New" w:cs="Courier New" w:eastAsia="Courier New" w:hAnsi="Courier New"/>
+                <w:sz w:val="17"/>
+                <w:szCs w:val="17"/>
+              </w:rPr>
+              <w:t xml:space="preserve"> </w:t>
+            </w:r>
+          </w:p>
+          <w:p>
+            <w:pPr>
+              <w:keepNext/>
+              <w:spacing w:after="0" w:line="228"/>
+            </w:pPr>
+            <w:r>
+              <w:rPr>
+                <w:rFonts w:ascii="Courier New" w:cs="Courier New" w:eastAsia="Courier New" w:hAnsi="Courier New"/>
+                <w:sz w:val="17"/>
+                <w:szCs w:val="17"/>
+              </w:rPr>
+              <w:t xml:space="preserve">/* prints */</w:t>
+            </w:r>
+          </w:p>
+          <w:p>
+            <w:pPr>
+              <w:keepNext/>
+              <w:spacing w:after="0" w:line="228"/>
+            </w:pPr>
+            <w:r>
+              <w:rPr>
+                <w:rFonts w:ascii="Courier New" w:cs="Courier New" w:eastAsia="Courier New" w:hAnsi="Courier New"/>
+                <w:sz w:val="17"/>
+                <w:szCs w:val="17"/>
+              </w:rPr>
+              <w:t xml:space="preserve"> 1,234.50</w:t>
+            </w:r>
+          </w:p>
+          <w:p>
+            <w:pPr>
+              <w:keepNext/>
+              <w:spacing w:after="0" w:line="228"/>
+            </w:pPr>
+            <w:r>
+              <w:rPr>
+                <w:rFonts w:ascii="Courier New" w:cs="Courier New" w:eastAsia="Courier New" w:hAnsi="Courier New"/>
+                <w:sz w:val="17"/>
+                <w:szCs w:val="17"/>
+              </w:rPr>
+              <w:t xml:space="preserve">     0.05</w:t>
+            </w:r>
+          </w:p>
+          <w:p>
+            <w:pPr>
+              <w:keepNext/>
+              <w:spacing w:after="0" w:line="228"/>
+            </w:pPr>
+            <w:r>
+              <w:rPr>
+                <w:rFonts w:ascii="Courier New" w:cs="Courier New" w:eastAsia="Courier New" w:hAnsi="Courier New"/>
+                <w:sz w:val="17"/>
+                <w:szCs w:val="17"/>
+              </w:rPr>
+              <w:t xml:space="preserve">01234</w:t>
+            </w:r>
+          </w:p>
+          <w:p>
+            <w:pPr>
+              <w:keepNext/>
+              <w:spacing w:after="0" w:line="228"/>
+            </w:pPr>
+            <w:r>
+              <w:rPr>
+                <w:rFonts w:ascii="Courier New" w:cs="Courier New" w:eastAsia="Courier New" w:hAnsi="Courier New"/>
+                <w:sz w:val="17"/>
+                <w:szCs w:val="17"/>
+              </w:rPr>
+              <w:t xml:space="preserve">13.34</w:t>
+            </w:r>
+          </w:p>
+          <w:p>
+            <w:pPr>
+              <w:keepNext/>
+              <w:spacing w:after="0" w:line="228"/>
+            </w:pPr>
+            <w:r>
+              <w:rPr>
+                <w:rFonts w:ascii="Courier New" w:cs="Courier New" w:eastAsia="Courier New" w:hAnsi="Courier New"/>
+                <w:sz w:val="17"/>
+                <w:szCs w:val="17"/>
+              </w:rPr>
+              <w:t xml:space="preserve">$34,567.89</w:t>
+            </w:r>
+          </w:p>
+          <w:p>
+            <w:pPr>
+              <w:keepNext/>
+              <w:spacing w:after="0" w:line="228"/>
+            </w:pPr>
+            <w:r>
+              <w:rPr>
+                <w:rFonts w:ascii="Courier New" w:cs="Courier New" w:eastAsia="Courier New" w:hAnsi="Courier New"/>
+                <w:sz w:val="17"/>
+                <w:szCs w:val="17"/>
+              </w:rPr>
+              <w:t xml:space="preserve">     $5.00</w:t>
+            </w:r>
+          </w:p>
+          <w:p>
+            <w:pPr>
+              <w:keepNext/>
+              <w:spacing w:after="0" w:line="228"/>
+            </w:pPr>
+            <w:r>
+              <w:rPr>
+                <w:rFonts w:ascii="Courier New" w:cs="Courier New" w:eastAsia="Courier New" w:hAnsi="Courier New"/>
+                <w:sz w:val="17"/>
+                <w:szCs w:val="17"/>
+              </w:rPr>
+              <w:t xml:space="preserve">     $0.00</w:t>
+            </w:r>
+          </w:p>
+          <w:p>
+            <w:pPr>
+              <w:keepNext/>
+              <w:spacing w:after="0" w:line="228"/>
+            </w:pPr>
+            <w:r>
+              <w:rPr>
+                <w:rFonts w:ascii="Courier New" w:cs="Courier New" w:eastAsia="Courier New" w:hAnsi="Courier New"/>
+                <w:sz w:val="17"/>
+                <w:szCs w:val="17"/>
+              </w:rPr>
+              <w:t xml:space="preserve">-  7</w:t>
+            </w:r>
+          </w:p>
+          <w:p>
+            <w:pPr>
+              <w:keepNext/>
+              <w:spacing w:after="0" w:line="228"/>
+            </w:pPr>
+            <w:r>
+              <w:rPr>
+                <w:rFonts w:ascii="Courier New" w:cs="Courier New" w:eastAsia="Courier New" w:hAnsi="Courier New"/>
+                <w:sz w:val="17"/>
+                <w:szCs w:val="17"/>
+              </w:rPr>
+              <w:t xml:space="preserve"> 125</w:t>
+            </w:r>
+          </w:p>
+          <w:p>
+            <w:pPr>
+              <w:keepNext/>
+              <w:spacing w:after="0" w:line="228"/>
+            </w:pPr>
+            <w:r>
+              <w:rPr>
+                <w:rFonts w:ascii="Courier New" w:cs="Courier New" w:eastAsia="Courier New" w:hAnsi="Courier New"/>
+                <w:sz w:val="17"/>
+                <w:szCs w:val="17"/>
+              </w:rPr>
+              <w:t xml:space="preserve">  3CR</w:t>
+            </w:r>
+          </w:p>
+          <w:p>
+            <w:pPr>
+              <w:keepNext/>
+              <w:spacing w:after="0" w:line="228"/>
+            </w:pPr>
+            <w:r>
+              <w:rPr>
+                <w:rFonts w:ascii="Courier New" w:cs="Courier New" w:eastAsia="Courier New" w:hAnsi="Courier New"/>
+                <w:sz w:val="17"/>
+                <w:szCs w:val="17"/>
+              </w:rPr>
+              <w:t xml:space="preserve">  3  </w:t>
+            </w:r>
+          </w:p>
+          <w:p>
+            <w:pPr>
+              <w:keepNext/>
+              <w:spacing w:after="0" w:line="228"/>
+            </w:pPr>
+            <w:r>
+              <w:rPr>
+                <w:rFonts w:ascii="Courier New" w:cs="Courier New" w:eastAsia="Courier New" w:hAnsi="Courier New"/>
+                <w:sz w:val="17"/>
+                <w:szCs w:val="17"/>
+              </w:rPr>
+              <w:t xml:space="preserve">0042</w:t>
+            </w:r>
+          </w:p>
+          <w:p>
+            <w:pPr>
+              <w:keepNext/>
+              <w:spacing w:after="0" w:line="228"/>
+            </w:pPr>
+            <w:r>
+              <w:rPr>
+                <w:rFonts w:ascii="Courier New" w:cs="Courier New" w:eastAsia="Courier New" w:hAnsi="Courier New"/>
+                <w:sz w:val="17"/>
+                <w:szCs w:val="17"/>
+              </w:rPr>
+              <w:t xml:space="preserve">-01.2</w:t>
+            </w:r>
+          </w:p>
+          <w:p>
+            <w:pPr>
+              <w:keepNext/>
+              <w:spacing w:after="0" w:line="228"/>
+            </w:pPr>
+            <w:r>
+              <w:rPr>
+                <w:rFonts w:ascii="Courier New" w:cs="Courier New" w:eastAsia="Courier New" w:hAnsi="Courier New"/>
+                <w:sz w:val="17"/>
+                <w:szCs w:val="17"/>
+              </w:rPr>
+              <w:t xml:space="preserve">31/05/24</w:t>
+            </w:r>
+          </w:p>
+          <w:p>
+            <w:pPr>
+              <w:keepNext/>
+              <w:spacing w:after="0" w:line="228"/>
+            </w:pPr>
+            <w:r>
+              <w:rPr>
+                <w:rFonts w:ascii="Courier New" w:cs="Courier New" w:eastAsia="Courier New" w:hAnsi="Courier New"/>
+                <w:sz w:val="17"/>
+                <w:szCs w:val="17"/>
+              </w:rPr>
+              <w:t xml:space="preserve">ABC   </w:t>
+            </w:r>
+          </w:p>
+          <w:p>
+            <w:pPr>
+              <w:keepNext/>
+              <w:spacing w:after="0" w:line="228"/>
+            </w:pPr>
+            <w:r>
+              <w:rPr>
+                <w:rFonts w:ascii="Courier New" w:cs="Courier New" w:eastAsia="Courier New" w:hAnsi="Courier New"/>
+                <w:sz w:val="17"/>
+                <w:szCs w:val="17"/>
+              </w:rPr>
+              <w:t xml:space="preserve">1.05                    1                       Total:      $0.00</w:t>
+            </w:r>
+          </w:p>
+        </w:tc>
+      </w:tr>
+    </w:tbl>
+    <w:p>
+      <w:pPr>
+        <w:spacing w:after="200" w:before="80"/>
+      </w:pPr>
+      <w:r>
+        <w:rPr>
+          <w:rFonts w:ascii="Arial" w:cs="Arial" w:eastAsia="Arial" w:hAnsi="Arial"/>
+          <w:b/>
+          <w:bCs/>
+          <w:sz w:val="18"/>
+          <w:szCs w:val="18"/>
+        </w:rPr>
+        <w:t xml:space="preserve">Figure 21. </w:t>
+      </w:r>
+      <w:r>
+        <w:rPr>
+          <w:rFonts w:ascii="Arial" w:cs="Arial" w:eastAsia="Arial" w:hAnsi="Arial"/>
+          <w:sz w:val="18"/>
+          <w:szCs w:val="18"/>
+        </w:rPr>
+        <w:t xml:space="preserve">Pictures</w:t>
+      </w:r>
+    </w:p>
+    <w:p>
+      <w:pPr>
+        <w:pStyle w:val="Heading3"/>
+      </w:pPr>
+      <w:r>
+        <w:t xml:space="preserve">DEFINED</w:t>
+      </w:r>
+    </w:p>
+    <w:p>
+      <w:pPr>
+        <w:keepNext w:val="false"/>
+        <w:spacing w:after="120" w:before="0"/>
+      </w:pPr>
+      <w:r>
+        <w:rPr>
+          <w:rFonts w:ascii="Courier New" w:cs="Courier New" w:eastAsia="Courier New" w:hAnsi="Courier New"/>
+          <w:sz w:val="19"/>
+          <w:szCs w:val="19"/>
+        </w:rPr>
+        <w:t xml:space="preserve">DECLARE B(3,2) FIXED BINARY DEFINED A;</w:t>
+      </w:r>
+      <w:r>
+        <w:rPr>
+          <w:rFonts w:ascii="Times New Roman" w:cs="Times New Roman" w:eastAsia="Times New Roman" w:hAnsi="Times New Roman"/>
+          <w:b w:val="false"/>
+          <w:bCs w:val="false"/>
+          <w:sz w:val="21"/>
+          <w:szCs w:val="21"/>
+        </w:rPr>
+        <w:t xml:space="preserve"> makes B share the storage of A. This is useful for looking at an array with other bounds, at a structure in another way, or at the same variable under two names. The base must be declared first and must not be a parameter, BASED or CONTROLLED. </w:t>
+      </w:r>
+      <w:r>
+        <w:rPr>
+          <w:rFonts w:ascii="Courier New" w:cs="Courier New" w:eastAsia="Courier New" w:hAnsi="Courier New"/>
+          <w:sz w:val="19"/>
+          <w:szCs w:val="19"/>
+        </w:rPr>
+        <w:t xml:space="preserve">DEFINED</w:t>
+      </w:r>
+      <w:r>
+        <w:rPr>
+          <w:rFonts w:ascii="Times New Roman" w:cs="Times New Roman" w:eastAsia="Times New Roman" w:hAnsi="Times New Roman"/>
+          <w:b w:val="false"/>
+          <w:bCs w:val="false"/>
+          <w:sz w:val="21"/>
+          <w:szCs w:val="21"/>
+        </w:rPr>
+        <w:t xml:space="preserve"> can be written </w:t>
+      </w:r>
+      <w:r>
+        <w:rPr>
+          <w:rFonts w:ascii="Courier New" w:cs="Courier New" w:eastAsia="Courier New" w:hAnsi="Courier New"/>
+          <w:sz w:val="19"/>
+          <w:szCs w:val="19"/>
+        </w:rPr>
+        <w:t xml:space="preserve">DEF</w:t>
+      </w:r>
+      <w:r>
+        <w:rPr>
+          <w:rFonts w:ascii="Times New Roman" w:cs="Times New Roman" w:eastAsia="Times New Roman" w:hAnsi="Times New Roman"/>
+          <w:b w:val="false"/>
+          <w:bCs w:val="false"/>
+          <w:sz w:val="21"/>
+          <w:szCs w:val="21"/>
+        </w:rPr>
+        <w:t xml:space="preserve">, and the base may be in parentheses. There is no iSUB form. A string can be defined on part of another string with </w:t>
+      </w:r>
+      <w:r>
+        <w:rPr>
+          <w:rFonts w:ascii="Courier New" w:cs="Courier New" w:eastAsia="Courier New" w:hAnsi="Courier New"/>
+          <w:sz w:val="19"/>
+          <w:szCs w:val="19"/>
+        </w:rPr>
+        <w:t xml:space="preserve">POSITION(n)</w:t>
+      </w:r>
+      <w:r>
+        <w:rPr>
+          <w:rFonts w:ascii="Times New Roman" w:cs="Times New Roman" w:eastAsia="Times New Roman" w:hAnsi="Times New Roman"/>
+          <w:b w:val="false"/>
+          <w:bCs w:val="false"/>
+          <w:sz w:val="21"/>
+          <w:szCs w:val="21"/>
+        </w:rPr>
+        <w:t xml:space="preserve">, but only if it ends where the base string ends, because the runtime writes a terminating byte after every string.</w:t>
+      </w:r>
+    </w:p>
+    <w:tbl>
+      <w:tblPr>
+        <w:tblW w:type="dxa" w:w="9638"/>
+        <w:tblBorders>
+          <w:top w:val="single" w:color="000000" w:sz="4"/>
+          <w:left w:val="single" w:color="000000" w:sz="4"/>
+          <w:bottom w:val="single" w:color="000000" w:sz="4"/>
+          <w:right w:val="single" w:color="000000" w:sz="4"/>
+          <w:insideH w:val="single" w:color="000000" w:sz="4"/>
+          <w:insideV w:val="single" w:color="000000" w:sz="4"/>
+        </w:tblBorders>
+        <w:tblLayout w:type="fixed"/>
+      </w:tblPr>
+      <w:tblGrid>
+        <w:gridCol w:w="9638"/>
+      </w:tblGrid>
+      <w:tr>
+        <w:trPr>
+          <w:cantSplit/>
+        </w:trPr>
+        <w:tc>
+          <w:tcPr>
+            <w:tcW w:type="dxa" w:w="9638"/>
+            <w:shd w:fill="F2F2F2" w:color="auto" w:val="clear"/>
+            <w:tcMar>
+              <w:top w:type="dxa" w:w="100"/>
+              <w:left w:type="dxa" w:w="140"/>
+              <w:bottom w:type="dxa" w:w="100"/>
+              <w:right w:type="dxa" w:w="140"/>
+            </w:tcMar>
+          </w:tcPr>
+          <w:p>
+            <w:pPr>
+              <w:keepNext/>
+              <w:spacing w:after="0" w:line="228"/>
+            </w:pPr>
+            <w:r>
+              <w:rPr>
+                <w:rFonts w:ascii="Courier New" w:cs="Courier New" w:eastAsia="Courier New" w:hAnsi="Courier New"/>
+                <w:sz w:val="17"/>
+                <w:szCs w:val="17"/>
+              </w:rPr>
+              <w:t xml:space="preserve">T29: PROCEDURE OPTIONS(MAIN);</w:t>
+            </w:r>
+          </w:p>
+          <w:p>
+            <w:pPr>
+              <w:keepNext/>
+              <w:spacing w:after="0" w:line="228"/>
+            </w:pPr>
+            <w:r>
+              <w:rPr>
+                <w:rFonts w:ascii="Courier New" w:cs="Courier New" w:eastAsia="Courier New" w:hAnsi="Courier New"/>
+                <w:sz w:val="17"/>
+                <w:szCs w:val="17"/>
+              </w:rPr>
+              <w:t xml:space="preserve">  DECLARE A(6) FIXED BINARY(31);</w:t>
+            </w:r>
+          </w:p>
+          <w:p>
+            <w:pPr>
+              <w:keepNext/>
+              <w:spacing w:after="0" w:line="228"/>
+            </w:pPr>
+            <w:r>
+              <w:rPr>
+                <w:rFonts w:ascii="Courier New" w:cs="Courier New" w:eastAsia="Courier New" w:hAnsi="Courier New"/>
+                <w:sz w:val="17"/>
+                <w:szCs w:val="17"/>
+              </w:rPr>
+              <w:t xml:space="preserve">  DECLARE B(3,2) FIXED BINARY(31) DEFINED A;</w:t>
+            </w:r>
+          </w:p>
+          <w:p>
+            <w:pPr>
+              <w:keepNext/>
+              <w:spacing w:after="0" w:line="228"/>
+            </w:pPr>
+            <w:r>
+              <w:rPr>
+                <w:rFonts w:ascii="Courier New" w:cs="Courier New" w:eastAsia="Courier New" w:hAnsi="Courier New"/>
+                <w:sz w:val="17"/>
+                <w:szCs w:val="17"/>
+              </w:rPr>
+              <w:t xml:space="preserve">  DECLARE S CHAR(8), T CHAR(3) DEFINED S POSITION(6);</w:t>
+            </w:r>
+          </w:p>
+          <w:p>
+            <w:pPr>
+              <w:keepNext/>
+              <w:spacing w:after="0" w:line="228"/>
+            </w:pPr>
+            <w:r>
+              <w:rPr>
+                <w:rFonts w:ascii="Courier New" w:cs="Courier New" w:eastAsia="Courier New" w:hAnsi="Courier New"/>
+                <w:sz w:val="17"/>
+                <w:szCs w:val="17"/>
+              </w:rPr>
+              <w:t xml:space="preserve">  DECLARE U CHAR(8) DEFINED(S);</w:t>
+            </w:r>
+          </w:p>
+          <w:p>
+            <w:pPr>
+              <w:keepNext/>
+              <w:spacing w:after="0" w:line="228"/>
+            </w:pPr>
+            <w:r>
+              <w:rPr>
+                <w:rFonts w:ascii="Courier New" w:cs="Courier New" w:eastAsia="Courier New" w:hAnsi="Courier New"/>
+                <w:sz w:val="17"/>
+                <w:szCs w:val="17"/>
+              </w:rPr>
+              <w:t xml:space="preserve">  DECLARE (X, Y) FIXED BINARY(31);</w:t>
+            </w:r>
+          </w:p>
+          <w:p>
+            <w:pPr>
+              <w:keepNext/>
+              <w:spacing w:after="0" w:line="228"/>
+            </w:pPr>
+            <w:r>
+              <w:rPr>
+                <w:rFonts w:ascii="Courier New" w:cs="Courier New" w:eastAsia="Courier New" w:hAnsi="Courier New"/>
+                <w:sz w:val="17"/>
+                <w:szCs w:val="17"/>
+              </w:rPr>
+              <w:t xml:space="preserve">  DECLARE Z FIXED BINARY(31) DEFINED X;</w:t>
+            </w:r>
+          </w:p>
+          <w:p>
+            <w:pPr>
+              <w:keepNext/>
+              <w:spacing w:after="0" w:line="228"/>
+            </w:pPr>
+            <w:r>
+              <w:rPr>
+                <w:rFonts w:ascii="Courier New" w:cs="Courier New" w:eastAsia="Courier New" w:hAnsi="Courier New"/>
+                <w:sz w:val="17"/>
+                <w:szCs w:val="17"/>
+              </w:rPr>
+              <w:t xml:space="preserve">  DECLARE I FIXED BINARY(31);</w:t>
+            </w:r>
+          </w:p>
+          <w:p>
+            <w:pPr>
+              <w:keepNext/>
+              <w:spacing w:after="0" w:line="228"/>
+            </w:pPr>
+            <w:r>
+              <w:rPr>
+                <w:rFonts w:ascii="Courier New" w:cs="Courier New" w:eastAsia="Courier New" w:hAnsi="Courier New"/>
+                <w:sz w:val="17"/>
+                <w:szCs w:val="17"/>
+              </w:rPr>
+              <w:t xml:space="preserve">  DO I = 1 TO 6; A(I) = I * 10; END;</w:t>
+            </w:r>
+          </w:p>
+          <w:p>
+            <w:pPr>
+              <w:keepNext/>
+              <w:spacing w:after="0" w:line="228"/>
+            </w:pPr>
+            <w:r>
+              <w:rPr>
+                <w:rFonts w:ascii="Courier New" w:cs="Courier New" w:eastAsia="Courier New" w:hAnsi="Courier New"/>
+                <w:sz w:val="17"/>
+                <w:szCs w:val="17"/>
+              </w:rPr>
+              <w:t xml:space="preserve">  PUT SKIP LIST(B(1,1), B(2,2), B(3,2));</w:t>
+            </w:r>
+          </w:p>
+          <w:p>
+            <w:pPr>
+              <w:keepNext/>
+              <w:spacing w:after="0" w:line="228"/>
+            </w:pPr>
+            <w:r>
+              <w:rPr>
+                <w:rFonts w:ascii="Courier New" w:cs="Courier New" w:eastAsia="Courier New" w:hAnsi="Courier New"/>
+                <w:sz w:val="17"/>
+                <w:szCs w:val="17"/>
+              </w:rPr>
+              <w:t xml:space="preserve">  B(2,1) = 99;</w:t>
+            </w:r>
+          </w:p>
+          <w:p>
+            <w:pPr>
+              <w:keepNext/>
+              <w:spacing w:after="0" w:line="228"/>
+            </w:pPr>
+            <w:r>
+              <w:rPr>
+                <w:rFonts w:ascii="Courier New" w:cs="Courier New" w:eastAsia="Courier New" w:hAnsi="Courier New"/>
+                <w:sz w:val="17"/>
+                <w:szCs w:val="17"/>
+              </w:rPr>
+              <w:t xml:space="preserve">  PUT SKIP LIST(A(3));</w:t>
+            </w:r>
+          </w:p>
+          <w:p>
+            <w:pPr>
+              <w:keepNext/>
+              <w:spacing w:after="0" w:line="228"/>
+            </w:pPr>
+            <w:r>
+              <w:rPr>
+                <w:rFonts w:ascii="Courier New" w:cs="Courier New" w:eastAsia="Courier New" w:hAnsi="Courier New"/>
+                <w:sz w:val="17"/>
+                <w:szCs w:val="17"/>
+              </w:rPr>
+              <w:t xml:space="preserve">  S = 'ABCDEFGH';</w:t>
+            </w:r>
+          </w:p>
+          <w:p>
+            <w:pPr>
+              <w:keepNext/>
+              <w:spacing w:after="0" w:line="228"/>
+            </w:pPr>
+            <w:r>
+              <w:rPr>
+                <w:rFonts w:ascii="Courier New" w:cs="Courier New" w:eastAsia="Courier New" w:hAnsi="Courier New"/>
+                <w:sz w:val="17"/>
+                <w:szCs w:val="17"/>
+              </w:rPr>
+              <w:t xml:space="preserve">  PUT SKIP LIST(T);</w:t>
+            </w:r>
+          </w:p>
+          <w:p>
+            <w:pPr>
+              <w:keepNext/>
+              <w:spacing w:after="0" w:line="228"/>
+            </w:pPr>
+            <w:r>
+              <w:rPr>
+                <w:rFonts w:ascii="Courier New" w:cs="Courier New" w:eastAsia="Courier New" w:hAnsi="Courier New"/>
+                <w:sz w:val="17"/>
+                <w:szCs w:val="17"/>
+              </w:rPr>
+              <w:t xml:space="preserve">  T = 'xyz';</w:t>
+            </w:r>
+          </w:p>
+          <w:p>
+            <w:pPr>
+              <w:keepNext/>
+              <w:spacing w:after="0" w:line="228"/>
+            </w:pPr>
+            <w:r>
+              <w:rPr>
+                <w:rFonts w:ascii="Courier New" w:cs="Courier New" w:eastAsia="Courier New" w:hAnsi="Courier New"/>
+                <w:sz w:val="17"/>
+                <w:szCs w:val="17"/>
+              </w:rPr>
+              <w:t xml:space="preserve">  PUT SKIP LIST(S, U);</w:t>
+            </w:r>
+          </w:p>
+          <w:p>
+            <w:pPr>
+              <w:keepNext/>
+              <w:spacing w:after="0" w:line="228"/>
+            </w:pPr>
+            <w:r>
+              <w:rPr>
+                <w:rFonts w:ascii="Courier New" w:cs="Courier New" w:eastAsia="Courier New" w:hAnsi="Courier New"/>
+                <w:sz w:val="17"/>
+                <w:szCs w:val="17"/>
+              </w:rPr>
+              <w:t xml:space="preserve">  X = 7;</w:t>
+            </w:r>
+          </w:p>
+          <w:p>
+            <w:pPr>
+              <w:keepNext/>
+              <w:spacing w:after="0" w:line="228"/>
+            </w:pPr>
+            <w:r>
+              <w:rPr>
+                <w:rFonts w:ascii="Courier New" w:cs="Courier New" w:eastAsia="Courier New" w:hAnsi="Courier New"/>
+                <w:sz w:val="17"/>
+                <w:szCs w:val="17"/>
+              </w:rPr>
+              <w:t xml:space="preserve">  PUT SKIP LIST(Z);</w:t>
+            </w:r>
+          </w:p>
+          <w:p>
+            <w:pPr>
+              <w:keepNext/>
+              <w:spacing w:after="0" w:line="228"/>
+            </w:pPr>
+            <w:r>
+              <w:rPr>
+                <w:rFonts w:ascii="Courier New" w:cs="Courier New" w:eastAsia="Courier New" w:hAnsi="Courier New"/>
+                <w:sz w:val="17"/>
+                <w:szCs w:val="17"/>
+              </w:rPr>
+              <w:t xml:space="preserve">  Z = 8;</w:t>
+            </w:r>
+          </w:p>
+          <w:p>
+            <w:pPr>
+              <w:keepNext/>
+              <w:spacing w:after="0" w:line="228"/>
+            </w:pPr>
+            <w:r>
+              <w:rPr>
+                <w:rFonts w:ascii="Courier New" w:cs="Courier New" w:eastAsia="Courier New" w:hAnsi="Courier New"/>
+                <w:sz w:val="17"/>
+                <w:szCs w:val="17"/>
+              </w:rPr>
+              <w:t xml:space="preserve">  PUT SKIP LIST(X);</w:t>
+            </w:r>
+          </w:p>
+          <w:p>
+            <w:pPr>
+              <w:keepNext/>
+              <w:spacing w:after="0" w:line="228"/>
+            </w:pPr>
+            <w:r>
+              <w:rPr>
+                <w:rFonts w:ascii="Courier New" w:cs="Courier New" w:eastAsia="Courier New" w:hAnsi="Courier New"/>
+                <w:sz w:val="17"/>
+                <w:szCs w:val="17"/>
+              </w:rPr>
+              <w:t xml:space="preserve">END T29;</w:t>
+            </w:r>
+          </w:p>
+          <w:p>
+            <w:pPr>
+              <w:keepNext/>
+              <w:spacing w:after="0" w:line="228"/>
+            </w:pPr>
+            <w:r>
+              <w:rPr>
+                <w:rFonts w:ascii="Courier New" w:cs="Courier New" w:eastAsia="Courier New" w:hAnsi="Courier New"/>
+                <w:sz w:val="17"/>
+                <w:szCs w:val="17"/>
+              </w:rPr>
+              <w:t xml:space="preserve"> </w:t>
+            </w:r>
+          </w:p>
+          <w:p>
+            <w:pPr>
+              <w:keepNext/>
+              <w:spacing w:after="0" w:line="228"/>
+            </w:pPr>
+            <w:r>
+              <w:rPr>
+                <w:rFonts w:ascii="Courier New" w:cs="Courier New" w:eastAsia="Courier New" w:hAnsi="Courier New"/>
+                <w:sz w:val="17"/>
+                <w:szCs w:val="17"/>
+              </w:rPr>
+              <w:t xml:space="preserve">/* prints */</w:t>
+            </w:r>
+          </w:p>
+          <w:p>
+            <w:pPr>
+              <w:keepNext/>
+              <w:spacing w:after="0" w:line="228"/>
+            </w:pPr>
+            <w:r>
+              <w:rPr>
+                <w:rFonts w:ascii="Courier New" w:cs="Courier New" w:eastAsia="Courier New" w:hAnsi="Courier New"/>
+                <w:sz w:val="17"/>
+                <w:szCs w:val="17"/>
+              </w:rPr>
+              <w:t xml:space="preserve">10                      40                      60</w:t>
+            </w:r>
+          </w:p>
+          <w:p>
+            <w:pPr>
+              <w:keepNext/>
+              <w:spacing w:after="0" w:line="228"/>
+            </w:pPr>
+            <w:r>
+              <w:rPr>
+                <w:rFonts w:ascii="Courier New" w:cs="Courier New" w:eastAsia="Courier New" w:hAnsi="Courier New"/>
+                <w:sz w:val="17"/>
+                <w:szCs w:val="17"/>
+              </w:rPr>
+              <w:t xml:space="preserve">99</w:t>
+            </w:r>
+          </w:p>
+          <w:p>
+            <w:pPr>
+              <w:keepNext/>
+              <w:spacing w:after="0" w:line="228"/>
+            </w:pPr>
+            <w:r>
+              <w:rPr>
+                <w:rFonts w:ascii="Courier New" w:cs="Courier New" w:eastAsia="Courier New" w:hAnsi="Courier New"/>
+                <w:sz w:val="17"/>
+                <w:szCs w:val="17"/>
+              </w:rPr>
+              <w:t xml:space="preserve">FGH</w:t>
+            </w:r>
+          </w:p>
+          <w:p>
+            <w:pPr>
+              <w:keepNext/>
+              <w:spacing w:after="0" w:line="228"/>
+            </w:pPr>
+            <w:r>
+              <w:rPr>
+                <w:rFonts w:ascii="Courier New" w:cs="Courier New" w:eastAsia="Courier New" w:hAnsi="Courier New"/>
+                <w:sz w:val="17"/>
+                <w:szCs w:val="17"/>
+              </w:rPr>
+              <w:t xml:space="preserve">ABCDExyz                ABCDExyz</w:t>
+            </w:r>
+          </w:p>
+          <w:p>
+            <w:pPr>
+              <w:keepNext/>
+              <w:spacing w:after="0" w:line="228"/>
+            </w:pPr>
+            <w:r>
+              <w:rPr>
+                <w:rFonts w:ascii="Courier New" w:cs="Courier New" w:eastAsia="Courier New" w:hAnsi="Courier New"/>
+                <w:sz w:val="17"/>
+                <w:szCs w:val="17"/>
+              </w:rPr>
+              <w:t xml:space="preserve">7</w:t>
+            </w:r>
+          </w:p>
+          <w:p>
+            <w:pPr>
+              <w:keepNext/>
+              <w:spacing w:after="0" w:line="228"/>
+            </w:pPr>
+            <w:r>
+              <w:rPr>
+                <w:rFonts w:ascii="Courier New" w:cs="Courier New" w:eastAsia="Courier New" w:hAnsi="Courier New"/>
+                <w:sz w:val="17"/>
+                <w:szCs w:val="17"/>
+              </w:rPr>
+              <w:t xml:space="preserve">8</w:t>
+            </w:r>
+          </w:p>
+        </w:tc>
+      </w:tr>
+    </w:tbl>
+    <w:p>
+      <w:pPr>
+        <w:spacing w:after="200" w:before="80"/>
+      </w:pPr>
+      <w:r>
+        <w:rPr>
+          <w:rFonts w:ascii="Arial" w:cs="Arial" w:eastAsia="Arial" w:hAnsi="Arial"/>
+          <w:b/>
+          <w:bCs/>
+          <w:sz w:val="18"/>
+          <w:szCs w:val="18"/>
+        </w:rPr>
+        <w:t xml:space="preserve">Figure 22. </w:t>
+      </w:r>
+      <w:r>
+        <w:rPr>
+          <w:rFonts w:ascii="Arial" w:cs="Arial" w:eastAsia="Arial" w:hAnsi="Arial"/>
+          <w:sz w:val="18"/>
+          <w:szCs w:val="18"/>
+        </w:rPr>
+        <w:t xml:space="preserve">DEFINED variables</w:t>
+      </w:r>
+    </w:p>
+    <w:p>
+      <w:pPr>
+        <w:pStyle w:val="Heading3"/>
+      </w:pPr>
+      <w:r>
+        <w:t xml:space="preserve">AREA and OFFSET</w:t>
+      </w:r>
+    </w:p>
+    <w:p>
+      <w:pPr>
+        <w:keepNext w:val="false"/>
+        <w:spacing w:after="120" w:before="0"/>
+      </w:pPr>
+      <w:r>
+        <w:rPr>
+          <w:rFonts w:ascii="Times New Roman" w:cs="Times New Roman" w:eastAsia="Times New Roman" w:hAnsi="Times New Roman"/>
+          <w:b w:val="false"/>
+          <w:bCs w:val="false"/>
+          <w:sz w:val="21"/>
+          <w:szCs w:val="21"/>
+        </w:rPr>
+        <w:t xml:space="preserve">An AREA is a block of storage in which BASED variables are allocated: </w:t>
+      </w:r>
+      <w:r>
+        <w:rPr>
+          <w:rFonts w:ascii="Courier New" w:cs="Courier New" w:eastAsia="Courier New" w:hAnsi="Courier New"/>
+          <w:sz w:val="19"/>
+          <w:szCs w:val="19"/>
+        </w:rPr>
+        <w:t xml:space="preserve">DECLARE AR AREA(2000);</w:t>
+      </w:r>
+      <w:r>
+        <w:rPr>
+          <w:rFonts w:ascii="Times New Roman" w:cs="Times New Roman" w:eastAsia="Times New Roman" w:hAnsi="Times New Roman"/>
+          <w:b w:val="false"/>
+          <w:bCs w:val="false"/>
+          <w:sz w:val="21"/>
+          <w:szCs w:val="21"/>
+        </w:rPr>
+        <w:t xml:space="preserve">. </w:t>
+      </w:r>
+      <w:r>
+        <w:rPr>
+          <w:rFonts w:ascii="Courier New" w:cs="Courier New" w:eastAsia="Courier New" w:hAnsi="Courier New"/>
+          <w:sz w:val="19"/>
+          <w:szCs w:val="19"/>
+        </w:rPr>
+        <w:t xml:space="preserve">ALLOCATE X IN(AR) SET(P);</w:t>
+      </w:r>
+      <w:r>
+        <w:rPr>
+          <w:rFonts w:ascii="Times New Roman" w:cs="Times New Roman" w:eastAsia="Times New Roman" w:hAnsi="Times New Roman"/>
+          <w:b w:val="false"/>
+          <w:bCs w:val="false"/>
+          <w:sz w:val="21"/>
+          <w:szCs w:val="21"/>
+        </w:rPr>
+        <w:t xml:space="preserve"> takes the space from the area and </w:t>
+      </w:r>
+      <w:r>
+        <w:rPr>
+          <w:rFonts w:ascii="Courier New" w:cs="Courier New" w:eastAsia="Courier New" w:hAnsi="Courier New"/>
+          <w:sz w:val="19"/>
+          <w:szCs w:val="19"/>
+        </w:rPr>
+        <w:t xml:space="preserve">FREE X IN(AR);</w:t>
+      </w:r>
+      <w:r>
+        <w:rPr>
+          <w:rFonts w:ascii="Times New Roman" w:cs="Times New Roman" w:eastAsia="Times New Roman" w:hAnsi="Times New Roman"/>
+          <w:b w:val="false"/>
+          <w:bCs w:val="false"/>
+          <w:sz w:val="21"/>
+          <w:szCs w:val="21"/>
+        </w:rPr>
+        <w:t xml:space="preserve"> gives it back for later allocations. If the area has no room the condition AREA (ONCODE 360) is raised and the pointer is null. </w:t>
+      </w:r>
+      <w:r>
+        <w:rPr>
+          <w:rFonts w:ascii="Courier New" w:cs="Courier New" w:eastAsia="Courier New" w:hAnsi="Courier New"/>
+          <w:sz w:val="19"/>
+          <w:szCs w:val="19"/>
+        </w:rPr>
+        <w:t xml:space="preserve">AR = EMPTY;</w:t>
+      </w:r>
+      <w:r>
+        <w:rPr>
+          <w:rFonts w:ascii="Times New Roman" w:cs="Times New Roman" w:eastAsia="Times New Roman" w:hAnsi="Times New Roman"/>
+          <w:b w:val="false"/>
+          <w:bCs w:val="false"/>
+          <w:sz w:val="21"/>
+          <w:szCs w:val="21"/>
+        </w:rPr>
+        <w:t xml:space="preserve"> makes the area empty. An OFFSET variable (</w:t>
+      </w:r>
+      <w:r>
+        <w:rPr>
+          <w:rFonts w:ascii="Courier New" w:cs="Courier New" w:eastAsia="Courier New" w:hAnsi="Courier New"/>
+          <w:sz w:val="19"/>
+          <w:szCs w:val="19"/>
+        </w:rPr>
+        <w:t xml:space="preserve">DECLARE O OFFSET(AR);</w:t>
+      </w:r>
+      <w:r>
+        <w:rPr>
+          <w:rFonts w:ascii="Times New Roman" w:cs="Times New Roman" w:eastAsia="Times New Roman" w:hAnsi="Times New Roman"/>
+          <w:b w:val="false"/>
+          <w:bCs w:val="false"/>
+          <w:sz w:val="21"/>
+          <w:szCs w:val="21"/>
+        </w:rPr>
+        <w:t xml:space="preserve">) holds the position of a block in an area. It is held as an ordinary pointer, so an offset and a pointer can be assigned to each other, and an offset can be used with </w:t>
+      </w:r>
+      <w:r>
+        <w:rPr>
+          <w:rFonts w:ascii="Courier New" w:cs="Courier New" w:eastAsia="Courier New" w:hAnsi="Courier New"/>
+          <w:sz w:val="19"/>
+          <w:szCs w:val="19"/>
+        </w:rPr>
+        <w:t xml:space="preserve">-&gt;</w:t>
+      </w:r>
+      <w:r>
+        <w:rPr>
+          <w:rFonts w:ascii="Times New Roman" w:cs="Times New Roman" w:eastAsia="Times New Roman" w:hAnsi="Times New Roman"/>
+          <w:b w:val="false"/>
+          <w:bCs w:val="false"/>
+          <w:sz w:val="21"/>
+          <w:szCs w:val="21"/>
+        </w:rPr>
+        <w:t xml:space="preserve"> and in BASED(O). One consequence is that assigning one AREA to another copies the bytes, but offsets into the first area keep pointing there. An AREA variable in a procedure is static, so it is not empty at each entry.</w:t>
+      </w:r>
+    </w:p>
+    <w:tbl>
+      <w:tblPr>
+        <w:tblW w:type="dxa" w:w="9638"/>
+        <w:tblBorders>
+          <w:top w:val="single" w:color="000000" w:sz="4"/>
+          <w:left w:val="single" w:color="000000" w:sz="4"/>
+          <w:bottom w:val="single" w:color="000000" w:sz="4"/>
+          <w:right w:val="single" w:color="000000" w:sz="4"/>
+          <w:insideH w:val="single" w:color="000000" w:sz="4"/>
+          <w:insideV w:val="single" w:color="000000" w:sz="4"/>
+        </w:tblBorders>
+        <w:tblLayout w:type="fixed"/>
+      </w:tblPr>
+      <w:tblGrid>
+        <w:gridCol w:w="9638"/>
+      </w:tblGrid>
+      <w:tr>
+        <w:trPr>
+          <w:cantSplit/>
+        </w:trPr>
+        <w:tc>
+          <w:tcPr>
+            <w:tcW w:type="dxa" w:w="9638"/>
+            <w:shd w:fill="F2F2F2" w:color="auto" w:val="clear"/>
+            <w:tcMar>
+              <w:top w:type="dxa" w:w="100"/>
+              <w:left w:type="dxa" w:w="140"/>
+              <w:bottom w:type="dxa" w:w="100"/>
+              <w:right w:type="dxa" w:w="140"/>
+            </w:tcMar>
+          </w:tcPr>
+          <w:p>
+            <w:pPr>
+              <w:keepNext/>
+              <w:spacing w:after="0" w:line="228"/>
+            </w:pPr>
+            <w:r>
+              <w:rPr>
+                <w:rFonts w:ascii="Courier New" w:cs="Courier New" w:eastAsia="Courier New" w:hAnsi="Courier New"/>
+                <w:sz w:val="17"/>
+                <w:szCs w:val="17"/>
+              </w:rPr>
+              <w:t xml:space="preserve">T32: PROCEDURE OPTIONS(MAIN);</w:t>
+            </w:r>
+          </w:p>
+          <w:p>
+            <w:pPr>
+              <w:keepNext/>
+              <w:spacing w:after="0" w:line="228"/>
+            </w:pPr>
+            <w:r>
+              <w:rPr>
+                <w:rFonts w:ascii="Courier New" w:cs="Courier New" w:eastAsia="Courier New" w:hAnsi="Courier New"/>
+                <w:sz w:val="17"/>
+                <w:szCs w:val="17"/>
+              </w:rPr>
+              <w:t xml:space="preserve">  DECLARE AR AREA(200);</w:t>
+            </w:r>
+          </w:p>
+          <w:p>
+            <w:pPr>
+              <w:keepNext/>
+              <w:spacing w:after="0" w:line="228"/>
+            </w:pPr>
+            <w:r>
+              <w:rPr>
+                <w:rFonts w:ascii="Courier New" w:cs="Courier New" w:eastAsia="Courier New" w:hAnsi="Courier New"/>
+                <w:sz w:val="17"/>
+                <w:szCs w:val="17"/>
+              </w:rPr>
+              <w:t xml:space="preserve">  DECLARE (P, Q) POINTER, O OFFSET(AR);</w:t>
+            </w:r>
+          </w:p>
+          <w:p>
+            <w:pPr>
+              <w:keepNext/>
+              <w:spacing w:after="0" w:line="228"/>
+            </w:pPr>
+            <w:r>
+              <w:rPr>
+                <w:rFonts w:ascii="Courier New" w:cs="Courier New" w:eastAsia="Courier New" w:hAnsi="Courier New"/>
+                <w:sz w:val="17"/>
+                <w:szCs w:val="17"/>
+              </w:rPr>
+              <w:t xml:space="preserve">  DECLARE 1 REC BASED(P), 2 N FIXED BINARY(31), 2 NAME CHAR(10);</w:t>
+            </w:r>
+          </w:p>
+          <w:p>
+            <w:pPr>
+              <w:keepNext/>
+              <w:spacing w:after="0" w:line="228"/>
+            </w:pPr>
+            <w:r>
+              <w:rPr>
+                <w:rFonts w:ascii="Courier New" w:cs="Courier New" w:eastAsia="Courier New" w:hAnsi="Courier New"/>
+                <w:sz w:val="17"/>
+                <w:szCs w:val="17"/>
+              </w:rPr>
+              <w:t xml:space="preserve">  DECLARE 1 NODE BASED(Q), 2 V FIXED BINARY(31), 2 NEXT POINTER;</w:t>
+            </w:r>
+          </w:p>
+          <w:p>
+            <w:pPr>
+              <w:keepNext/>
+              <w:spacing w:after="0" w:line="228"/>
+            </w:pPr>
+            <w:r>
+              <w:rPr>
+                <w:rFonts w:ascii="Courier New" w:cs="Courier New" w:eastAsia="Courier New" w:hAnsi="Courier New"/>
+                <w:sz w:val="17"/>
+                <w:szCs w:val="17"/>
+              </w:rPr>
+              <w:t xml:space="preserve">  DECLARE I FIXED BINARY(31);</w:t>
+            </w:r>
+          </w:p>
+          <w:p>
+            <w:pPr>
+              <w:keepNext/>
+              <w:spacing w:after="0" w:line="228"/>
+            </w:pPr>
+            <w:r>
+              <w:rPr>
+                <w:rFonts w:ascii="Courier New" w:cs="Courier New" w:eastAsia="Courier New" w:hAnsi="Courier New"/>
+                <w:sz w:val="17"/>
+                <w:szCs w:val="17"/>
+              </w:rPr>
+              <w:t xml:space="preserve">  ON AREA BEGIN; PUT SKIP LIST('AREA condition', ONCODE); END;</w:t>
+            </w:r>
+          </w:p>
+          <w:p>
+            <w:pPr>
+              <w:keepNext/>
+              <w:spacing w:after="0" w:line="228"/>
+            </w:pPr>
+            <w:r>
+              <w:rPr>
+                <w:rFonts w:ascii="Courier New" w:cs="Courier New" w:eastAsia="Courier New" w:hAnsi="Courier New"/>
+                <w:sz w:val="17"/>
+                <w:szCs w:val="17"/>
+              </w:rPr>
+              <w:t xml:space="preserve">  ALLOCATE REC IN(AR) SET(P);</w:t>
+            </w:r>
+          </w:p>
+          <w:p>
+            <w:pPr>
+              <w:keepNext/>
+              <w:spacing w:after="0" w:line="228"/>
+            </w:pPr>
+            <w:r>
+              <w:rPr>
+                <w:rFonts w:ascii="Courier New" w:cs="Courier New" w:eastAsia="Courier New" w:hAnsi="Courier New"/>
+                <w:sz w:val="17"/>
+                <w:szCs w:val="17"/>
+              </w:rPr>
+              <w:t xml:space="preserve">  N = 5; NAME = 'first';</w:t>
+            </w:r>
+          </w:p>
+          <w:p>
+            <w:pPr>
+              <w:keepNext/>
+              <w:spacing w:after="0" w:line="228"/>
+            </w:pPr>
+            <w:r>
+              <w:rPr>
+                <w:rFonts w:ascii="Courier New" w:cs="Courier New" w:eastAsia="Courier New" w:hAnsi="Courier New"/>
+                <w:sz w:val="17"/>
+                <w:szCs w:val="17"/>
+              </w:rPr>
+              <w:t xml:space="preserve">  O = P;</w:t>
+            </w:r>
+          </w:p>
+          <w:p>
+            <w:pPr>
+              <w:keepNext/>
+              <w:spacing w:after="0" w:line="228"/>
+            </w:pPr>
+            <w:r>
+              <w:rPr>
+                <w:rFonts w:ascii="Courier New" w:cs="Courier New" w:eastAsia="Courier New" w:hAnsi="Courier New"/>
+                <w:sz w:val="17"/>
+                <w:szCs w:val="17"/>
+              </w:rPr>
+              <w:t xml:space="preserve">  ALLOCATE NODE IN(AR) SET(Q);</w:t>
+            </w:r>
+          </w:p>
+          <w:p>
+            <w:pPr>
+              <w:keepNext/>
+              <w:spacing w:after="0" w:line="228"/>
+            </w:pPr>
+            <w:r>
+              <w:rPr>
+                <w:rFonts w:ascii="Courier New" w:cs="Courier New" w:eastAsia="Courier New" w:hAnsi="Courier New"/>
+                <w:sz w:val="17"/>
+                <w:szCs w:val="17"/>
+              </w:rPr>
+              <w:t xml:space="preserve">  V = 9;</w:t>
+            </w:r>
+          </w:p>
+          <w:p>
+            <w:pPr>
+              <w:keepNext/>
+              <w:spacing w:after="0" w:line="228"/>
+            </w:pPr>
+            <w:r>
+              <w:rPr>
+                <w:rFonts w:ascii="Courier New" w:cs="Courier New" w:eastAsia="Courier New" w:hAnsi="Courier New"/>
+                <w:sz w:val="17"/>
+                <w:szCs w:val="17"/>
+              </w:rPr>
+              <w:t xml:space="preserve">  P = O;</w:t>
+            </w:r>
+          </w:p>
+          <w:p>
+            <w:pPr>
+              <w:keepNext/>
+              <w:spacing w:after="0" w:line="228"/>
+            </w:pPr>
+            <w:r>
+              <w:rPr>
+                <w:rFonts w:ascii="Courier New" w:cs="Courier New" w:eastAsia="Courier New" w:hAnsi="Courier New"/>
+                <w:sz w:val="17"/>
+                <w:szCs w:val="17"/>
+              </w:rPr>
+              <w:t xml:space="preserve">  PUT SKIP LIST(N, NAME, V);</w:t>
+            </w:r>
+          </w:p>
+          <w:p>
+            <w:pPr>
+              <w:keepNext/>
+              <w:spacing w:after="0" w:line="228"/>
+            </w:pPr>
+            <w:r>
+              <w:rPr>
+                <w:rFonts w:ascii="Courier New" w:cs="Courier New" w:eastAsia="Courier New" w:hAnsi="Courier New"/>
+                <w:sz w:val="17"/>
+                <w:szCs w:val="17"/>
+              </w:rPr>
+              <w:t xml:space="preserve">  FREE REC IN(AR);</w:t>
+            </w:r>
+          </w:p>
+          <w:p>
+            <w:pPr>
+              <w:keepNext/>
+              <w:spacing w:after="0" w:line="228"/>
+            </w:pPr>
+            <w:r>
+              <w:rPr>
+                <w:rFonts w:ascii="Courier New" w:cs="Courier New" w:eastAsia="Courier New" w:hAnsi="Courier New"/>
+                <w:sz w:val="17"/>
+                <w:szCs w:val="17"/>
+              </w:rPr>
+              <w:t xml:space="preserve">  ALLOCATE REC IN(AR) SET(P);</w:t>
+            </w:r>
+          </w:p>
+          <w:p>
+            <w:pPr>
+              <w:keepNext/>
+              <w:spacing w:after="0" w:line="228"/>
+            </w:pPr>
+            <w:r>
+              <w:rPr>
+                <w:rFonts w:ascii="Courier New" w:cs="Courier New" w:eastAsia="Courier New" w:hAnsi="Courier New"/>
+                <w:sz w:val="17"/>
+                <w:szCs w:val="17"/>
+              </w:rPr>
+              <w:t xml:space="preserve">  PUT SKIP LIST(N, NAME);</w:t>
+            </w:r>
+          </w:p>
+          <w:p>
+            <w:pPr>
+              <w:keepNext/>
+              <w:spacing w:after="0" w:line="228"/>
+            </w:pPr>
+            <w:r>
+              <w:rPr>
+                <w:rFonts w:ascii="Courier New" w:cs="Courier New" w:eastAsia="Courier New" w:hAnsi="Courier New"/>
+                <w:sz w:val="17"/>
+                <w:szCs w:val="17"/>
+              </w:rPr>
+              <w:t xml:space="preserve">  AR = EMPTY;</w:t>
+            </w:r>
+          </w:p>
+          <w:p>
+            <w:pPr>
+              <w:keepNext/>
+              <w:spacing w:after="0" w:line="228"/>
+            </w:pPr>
+            <w:r>
+              <w:rPr>
+                <w:rFonts w:ascii="Courier New" w:cs="Courier New" w:eastAsia="Courier New" w:hAnsi="Courier New"/>
+                <w:sz w:val="17"/>
+                <w:szCs w:val="17"/>
+              </w:rPr>
+              <w:t xml:space="preserve">  DO I = 1 TO 20;</w:t>
+            </w:r>
+          </w:p>
+          <w:p>
+            <w:pPr>
+              <w:keepNext/>
+              <w:spacing w:after="0" w:line="228"/>
+            </w:pPr>
+            <w:r>
+              <w:rPr>
+                <w:rFonts w:ascii="Courier New" w:cs="Courier New" w:eastAsia="Courier New" w:hAnsi="Courier New"/>
+                <w:sz w:val="17"/>
+                <w:szCs w:val="17"/>
+              </w:rPr>
+              <w:t xml:space="preserve">    ALLOCATE NODE IN(AR) SET(Q);</w:t>
+            </w:r>
+          </w:p>
+          <w:p>
+            <w:pPr>
+              <w:keepNext/>
+              <w:spacing w:after="0" w:line="228"/>
+            </w:pPr>
+            <w:r>
+              <w:rPr>
+                <w:rFonts w:ascii="Courier New" w:cs="Courier New" w:eastAsia="Courier New" w:hAnsi="Courier New"/>
+                <w:sz w:val="17"/>
+                <w:szCs w:val="17"/>
+              </w:rPr>
+              <w:t xml:space="preserve">    IF Q = NULL THEN LEAVE;</w:t>
+            </w:r>
+          </w:p>
+          <w:p>
+            <w:pPr>
+              <w:keepNext/>
+              <w:spacing w:after="0" w:line="228"/>
+            </w:pPr>
+            <w:r>
+              <w:rPr>
+                <w:rFonts w:ascii="Courier New" w:cs="Courier New" w:eastAsia="Courier New" w:hAnsi="Courier New"/>
+                <w:sz w:val="17"/>
+                <w:szCs w:val="17"/>
+              </w:rPr>
+              <w:t xml:space="preserve">  END;</w:t>
+            </w:r>
+          </w:p>
+          <w:p>
+            <w:pPr>
+              <w:keepNext/>
+              <w:spacing w:after="0" w:line="228"/>
+            </w:pPr>
+            <w:r>
+              <w:rPr>
+                <w:rFonts w:ascii="Courier New" w:cs="Courier New" w:eastAsia="Courier New" w:hAnsi="Courier New"/>
+                <w:sz w:val="17"/>
+                <w:szCs w:val="17"/>
+              </w:rPr>
+              <w:t xml:space="preserve">  PUT SKIP LIST('allocated', I);</w:t>
+            </w:r>
+          </w:p>
+          <w:p>
+            <w:pPr>
+              <w:keepNext/>
+              <w:spacing w:after="0" w:line="228"/>
+            </w:pPr>
+            <w:r>
+              <w:rPr>
+                <w:rFonts w:ascii="Courier New" w:cs="Courier New" w:eastAsia="Courier New" w:hAnsi="Courier New"/>
+                <w:sz w:val="17"/>
+                <w:szCs w:val="17"/>
+              </w:rPr>
+              <w:t xml:space="preserve">END T32;</w:t>
+            </w:r>
+          </w:p>
+          <w:p>
+            <w:pPr>
+              <w:keepNext/>
+              <w:spacing w:after="0" w:line="228"/>
+            </w:pPr>
+            <w:r>
+              <w:rPr>
+                <w:rFonts w:ascii="Courier New" w:cs="Courier New" w:eastAsia="Courier New" w:hAnsi="Courier New"/>
+                <w:sz w:val="17"/>
+                <w:szCs w:val="17"/>
+              </w:rPr>
+              <w:t xml:space="preserve"> </w:t>
+            </w:r>
+          </w:p>
+          <w:p>
+            <w:pPr>
+              <w:keepNext/>
+              <w:spacing w:after="0" w:line="228"/>
+            </w:pPr>
+            <w:r>
+              <w:rPr>
+                <w:rFonts w:ascii="Courier New" w:cs="Courier New" w:eastAsia="Courier New" w:hAnsi="Courier New"/>
+                <w:sz w:val="17"/>
+                <w:szCs w:val="17"/>
+              </w:rPr>
+              <w:t xml:space="preserve">/* prints */</w:t>
+            </w:r>
+          </w:p>
+          <w:p>
+            <w:pPr>
+              <w:keepNext/>
+              <w:spacing w:after="0" w:line="228"/>
+            </w:pPr>
+            <w:r>
+              <w:rPr>
+                <w:rFonts w:ascii="Courier New" w:cs="Courier New" w:eastAsia="Courier New" w:hAnsi="Courier New"/>
+                <w:sz w:val="17"/>
+                <w:szCs w:val="17"/>
+              </w:rPr>
+              <w:t xml:space="preserve">5                       first                   9</w:t>
+            </w:r>
+          </w:p>
+          <w:p>
+            <w:pPr>
+              <w:keepNext/>
+              <w:spacing w:after="0" w:line="228"/>
+            </w:pPr>
+            <w:r>
+              <w:rPr>
+                <w:rFonts w:ascii="Courier New" w:cs="Courier New" w:eastAsia="Courier New" w:hAnsi="Courier New"/>
+                <w:sz w:val="17"/>
+                <w:szCs w:val="17"/>
+              </w:rPr>
+              <w:t xml:space="preserve">0                                 </w:t>
+            </w:r>
+          </w:p>
+          <w:p>
+            <w:pPr>
+              <w:keepNext/>
+              <w:spacing w:after="0" w:line="228"/>
+            </w:pPr>
+            <w:r>
+              <w:rPr>
+                <w:rFonts w:ascii="Courier New" w:cs="Courier New" w:eastAsia="Courier New" w:hAnsi="Courier New"/>
+                <w:sz w:val="17"/>
+                <w:szCs w:val="17"/>
+              </w:rPr>
+              <w:t xml:space="preserve">AREA condition          360</w:t>
+            </w:r>
+          </w:p>
+          <w:p>
+            <w:pPr>
+              <w:keepNext/>
+              <w:spacing w:after="0" w:line="228"/>
+            </w:pPr>
+            <w:r>
+              <w:rPr>
+                <w:rFonts w:ascii="Courier New" w:cs="Courier New" w:eastAsia="Courier New" w:hAnsi="Courier New"/>
+                <w:sz w:val="17"/>
+                <w:szCs w:val="17"/>
+              </w:rPr>
+              <w:t xml:space="preserve">allocated               7</w:t>
+            </w:r>
+          </w:p>
+        </w:tc>
+      </w:tr>
+    </w:tbl>
+    <w:p>
+      <w:pPr>
+        <w:spacing w:after="200" w:before="80"/>
+      </w:pPr>
+      <w:r>
+        <w:rPr>
+          <w:rFonts w:ascii="Arial" w:cs="Arial" w:eastAsia="Arial" w:hAnsi="Arial"/>
+          <w:b/>
+          <w:bCs/>
+          <w:sz w:val="18"/>
+          <w:szCs w:val="18"/>
+        </w:rPr>
+        <w:t xml:space="preserve">Figure 23. </w:t>
+      </w:r>
+      <w:r>
+        <w:rPr>
+          <w:rFonts w:ascii="Arial" w:cs="Arial" w:eastAsia="Arial" w:hAnsi="Arial"/>
+          <w:sz w:val="18"/>
+          <w:szCs w:val="18"/>
+        </w:rPr>
+        <w:t xml:space="preserve">AREA and OFFSET</w:t>
+      </w:r>
+    </w:p>
+    <w:p>
+      <w:pPr>
+        <w:pStyle w:val="Heading3"/>
+      </w:pPr>
+      <w:r>
+        <w:t xml:space="preserve">LABEL variables</w:t>
+      </w:r>
+    </w:p>
+    <w:p>
+      <w:pPr>
+        <w:keepNext w:val="false"/>
+        <w:spacing w:after="120" w:before="0"/>
+      </w:pPr>
+      <w:r>
+        <w:rPr>
+          <w:rFonts w:ascii="Courier New" w:cs="Courier New" w:eastAsia="Courier New" w:hAnsi="Courier New"/>
+          <w:sz w:val="19"/>
+          <w:szCs w:val="19"/>
+        </w:rPr>
+        <w:t xml:space="preserve">DECLARE L LABEL;</w:t>
+      </w:r>
+      <w:r>
+        <w:rPr>
+          <w:rFonts w:ascii="Times New Roman" w:cs="Times New Roman" w:eastAsia="Times New Roman" w:hAnsi="Times New Roman"/>
+          <w:b w:val="false"/>
+          <w:bCs w:val="false"/>
+          <w:sz w:val="21"/>
+          <w:szCs w:val="21"/>
+        </w:rPr>
+        <w:t xml:space="preserve"> declares a variable whose value is a label: </w:t>
+      </w:r>
+      <w:r>
+        <w:rPr>
+          <w:rFonts w:ascii="Courier New" w:cs="Courier New" w:eastAsia="Courier New" w:hAnsi="Courier New"/>
+          <w:sz w:val="19"/>
+          <w:szCs w:val="19"/>
+        </w:rPr>
+        <w:t xml:space="preserve">L = A1;</w:t>
+      </w:r>
+      <w:r>
+        <w:rPr>
+          <w:rFonts w:ascii="Times New Roman" w:cs="Times New Roman" w:eastAsia="Times New Roman" w:hAnsi="Times New Roman"/>
+          <w:b w:val="false"/>
+          <w:bCs w:val="false"/>
+          <w:sz w:val="21"/>
+          <w:szCs w:val="21"/>
+        </w:rPr>
+        <w:t xml:space="preserve">, </w:t>
+      </w:r>
+      <w:r>
+        <w:rPr>
+          <w:rFonts w:ascii="Courier New" w:cs="Courier New" w:eastAsia="Courier New" w:hAnsi="Courier New"/>
+          <w:sz w:val="19"/>
+          <w:szCs w:val="19"/>
+        </w:rPr>
+        <w:t xml:space="preserve">L = M;</w:t>
+      </w:r>
+      <w:r>
+        <w:rPr>
+          <w:rFonts w:ascii="Times New Roman" w:cs="Times New Roman" w:eastAsia="Times New Roman" w:hAnsi="Times New Roman"/>
+          <w:b w:val="false"/>
+          <w:bCs w:val="false"/>
+          <w:sz w:val="21"/>
+          <w:szCs w:val="21"/>
+        </w:rPr>
+        <w:t xml:space="preserve"> where M is another label variable, and </w:t>
+      </w:r>
+      <w:r>
+        <w:rPr>
+          <w:rFonts w:ascii="Courier New" w:cs="Courier New" w:eastAsia="Courier New" w:hAnsi="Courier New"/>
+          <w:sz w:val="19"/>
+          <w:szCs w:val="19"/>
+        </w:rPr>
+        <w:t xml:space="preserve">GOTO L;</w:t>
+      </w:r>
+      <w:r>
+        <w:rPr>
+          <w:rFonts w:ascii="Times New Roman" w:cs="Times New Roman" w:eastAsia="Times New Roman" w:hAnsi="Times New Roman"/>
+          <w:b w:val="false"/>
+          <w:bCs w:val="false"/>
+          <w:sz w:val="21"/>
+          <w:szCs w:val="21"/>
+        </w:rPr>
+        <w:t xml:space="preserve">. The label must be in the same procedure as the GOTO. A label variable is a scalar and cannot be an array or have an INITIAL value. GOTO with an unset label stops the program.</w:t>
+      </w:r>
+    </w:p>
+    <w:tbl>
+      <w:tblPr>
+        <w:tblW w:type="dxa" w:w="9638"/>
+        <w:tblBorders>
+          <w:top w:val="single" w:color="000000" w:sz="4"/>
+          <w:left w:val="single" w:color="000000" w:sz="4"/>
+          <w:bottom w:val="single" w:color="000000" w:sz="4"/>
+          <w:right w:val="single" w:color="000000" w:sz="4"/>
+          <w:insideH w:val="single" w:color="000000" w:sz="4"/>
+          <w:insideV w:val="single" w:color="000000" w:sz="4"/>
+        </w:tblBorders>
+        <w:tblLayout w:type="fixed"/>
+      </w:tblPr>
+      <w:tblGrid>
+        <w:gridCol w:w="9638"/>
+      </w:tblGrid>
+      <w:tr>
+        <w:trPr>
+          <w:cantSplit/>
+        </w:trPr>
+        <w:tc>
+          <w:tcPr>
+            <w:tcW w:type="dxa" w:w="9638"/>
+            <w:shd w:fill="F2F2F2" w:color="auto" w:val="clear"/>
+            <w:tcMar>
+              <w:top w:type="dxa" w:w="100"/>
+              <w:left w:type="dxa" w:w="140"/>
+              <w:bottom w:type="dxa" w:w="100"/>
+              <w:right w:type="dxa" w:w="140"/>
+            </w:tcMar>
+          </w:tcPr>
+          <w:p>
+            <w:pPr>
+              <w:keepNext/>
+              <w:spacing w:after="0" w:line="228"/>
+            </w:pPr>
+            <w:r>
+              <w:rPr>
+                <w:rFonts w:ascii="Courier New" w:cs="Courier New" w:eastAsia="Courier New" w:hAnsi="Courier New"/>
+                <w:sz w:val="17"/>
+                <w:szCs w:val="17"/>
+              </w:rPr>
+              <w:t xml:space="preserve">T27: PROCEDURE OPTIONS(MAIN);</w:t>
+            </w:r>
+          </w:p>
+          <w:p>
+            <w:pPr>
+              <w:keepNext/>
+              <w:spacing w:after="0" w:line="228"/>
+            </w:pPr>
+            <w:r>
+              <w:rPr>
+                <w:rFonts w:ascii="Courier New" w:cs="Courier New" w:eastAsia="Courier New" w:hAnsi="Courier New"/>
+                <w:sz w:val="17"/>
+                <w:szCs w:val="17"/>
+              </w:rPr>
+              <w:t xml:space="preserve">  DECLARE L LABEL, M LABEL, I FIXED BINARY(31);</w:t>
+            </w:r>
+          </w:p>
+          <w:p>
+            <w:pPr>
+              <w:keepNext/>
+              <w:spacing w:after="0" w:line="228"/>
+            </w:pPr>
+            <w:r>
+              <w:rPr>
+                <w:rFonts w:ascii="Courier New" w:cs="Courier New" w:eastAsia="Courier New" w:hAnsi="Courier New"/>
+                <w:sz w:val="17"/>
+                <w:szCs w:val="17"/>
+              </w:rPr>
+              <w:t xml:space="preserve">  DO I = 1 TO 3;</w:t>
+            </w:r>
+          </w:p>
+          <w:p>
+            <w:pPr>
+              <w:keepNext/>
+              <w:spacing w:after="0" w:line="228"/>
+            </w:pPr>
+            <w:r>
+              <w:rPr>
+                <w:rFonts w:ascii="Courier New" w:cs="Courier New" w:eastAsia="Courier New" w:hAnsi="Courier New"/>
+                <w:sz w:val="17"/>
+                <w:szCs w:val="17"/>
+              </w:rPr>
+              <w:t xml:space="preserve">    IF I = 1 THEN L = A1;</w:t>
+            </w:r>
+          </w:p>
+          <w:p>
+            <w:pPr>
+              <w:keepNext/>
+              <w:spacing w:after="0" w:line="228"/>
+            </w:pPr>
+            <w:r>
+              <w:rPr>
+                <w:rFonts w:ascii="Courier New" w:cs="Courier New" w:eastAsia="Courier New" w:hAnsi="Courier New"/>
+                <w:sz w:val="17"/>
+                <w:szCs w:val="17"/>
+              </w:rPr>
+              <w:t xml:space="preserve">    ELSE IF I = 2 THEN L = B1;</w:t>
+            </w:r>
+          </w:p>
+          <w:p>
+            <w:pPr>
+              <w:keepNext/>
+              <w:spacing w:after="0" w:line="228"/>
+            </w:pPr>
+            <w:r>
+              <w:rPr>
+                <w:rFonts w:ascii="Courier New" w:cs="Courier New" w:eastAsia="Courier New" w:hAnsi="Courier New"/>
+                <w:sz w:val="17"/>
+                <w:szCs w:val="17"/>
+              </w:rPr>
+              <w:t xml:space="preserve">    ELSE L = C1;</w:t>
+            </w:r>
+          </w:p>
+          <w:p>
+            <w:pPr>
+              <w:keepNext/>
+              <w:spacing w:after="0" w:line="228"/>
+            </w:pPr>
+            <w:r>
+              <w:rPr>
+                <w:rFonts w:ascii="Courier New" w:cs="Courier New" w:eastAsia="Courier New" w:hAnsi="Courier New"/>
+                <w:sz w:val="17"/>
+                <w:szCs w:val="17"/>
+              </w:rPr>
+              <w:t xml:space="preserve">    GOTO L;</w:t>
+            </w:r>
+          </w:p>
+          <w:p>
+            <w:pPr>
+              <w:keepNext/>
+              <w:spacing w:after="0" w:line="228"/>
+            </w:pPr>
+            <w:r>
+              <w:rPr>
+                <w:rFonts w:ascii="Courier New" w:cs="Courier New" w:eastAsia="Courier New" w:hAnsi="Courier New"/>
+                <w:sz w:val="17"/>
+                <w:szCs w:val="17"/>
+              </w:rPr>
+              <w:t xml:space="preserve">  A1: PUT SKIP LIST('at A', I); GOTO NEXT;</w:t>
+            </w:r>
+          </w:p>
+          <w:p>
+            <w:pPr>
+              <w:keepNext/>
+              <w:spacing w:after="0" w:line="228"/>
+            </w:pPr>
+            <w:r>
+              <w:rPr>
+                <w:rFonts w:ascii="Courier New" w:cs="Courier New" w:eastAsia="Courier New" w:hAnsi="Courier New"/>
+                <w:sz w:val="17"/>
+                <w:szCs w:val="17"/>
+              </w:rPr>
+              <w:t xml:space="preserve">  B1: PUT SKIP LIST('at B', I); GOTO NEXT;</w:t>
+            </w:r>
+          </w:p>
+          <w:p>
+            <w:pPr>
+              <w:keepNext/>
+              <w:spacing w:after="0" w:line="228"/>
+            </w:pPr>
+            <w:r>
+              <w:rPr>
+                <w:rFonts w:ascii="Courier New" w:cs="Courier New" w:eastAsia="Courier New" w:hAnsi="Courier New"/>
+                <w:sz w:val="17"/>
+                <w:szCs w:val="17"/>
+              </w:rPr>
+              <w:t xml:space="preserve">  C1: PUT SKIP LIST('at C', I);</w:t>
+            </w:r>
+          </w:p>
+          <w:p>
+            <w:pPr>
+              <w:keepNext/>
+              <w:spacing w:after="0" w:line="228"/>
+            </w:pPr>
+            <w:r>
+              <w:rPr>
+                <w:rFonts w:ascii="Courier New" w:cs="Courier New" w:eastAsia="Courier New" w:hAnsi="Courier New"/>
+                <w:sz w:val="17"/>
+                <w:szCs w:val="17"/>
+              </w:rPr>
+              <w:t xml:space="preserve">  NEXT: ;</w:t>
+            </w:r>
+          </w:p>
+          <w:p>
+            <w:pPr>
+              <w:keepNext/>
+              <w:spacing w:after="0" w:line="228"/>
+            </w:pPr>
+            <w:r>
+              <w:rPr>
+                <w:rFonts w:ascii="Courier New" w:cs="Courier New" w:eastAsia="Courier New" w:hAnsi="Courier New"/>
+                <w:sz w:val="17"/>
+                <w:szCs w:val="17"/>
+              </w:rPr>
+              <w:t xml:space="preserve">  END;</w:t>
+            </w:r>
+          </w:p>
+          <w:p>
+            <w:pPr>
+              <w:keepNext/>
+              <w:spacing w:after="0" w:line="228"/>
+            </w:pPr>
+            <w:r>
+              <w:rPr>
+                <w:rFonts w:ascii="Courier New" w:cs="Courier New" w:eastAsia="Courier New" w:hAnsi="Courier New"/>
+                <w:sz w:val="17"/>
+                <w:szCs w:val="17"/>
+              </w:rPr>
+              <w:t xml:space="preserve">  M = DONE;</w:t>
+            </w:r>
+          </w:p>
+          <w:p>
+            <w:pPr>
+              <w:keepNext/>
+              <w:spacing w:after="0" w:line="228"/>
+            </w:pPr>
+            <w:r>
+              <w:rPr>
+                <w:rFonts w:ascii="Courier New" w:cs="Courier New" w:eastAsia="Courier New" w:hAnsi="Courier New"/>
+                <w:sz w:val="17"/>
+                <w:szCs w:val="17"/>
+              </w:rPr>
+              <w:t xml:space="preserve">  L = M;</w:t>
+            </w:r>
+          </w:p>
+          <w:p>
+            <w:pPr>
+              <w:keepNext/>
+              <w:spacing w:after="0" w:line="228"/>
+            </w:pPr>
+            <w:r>
+              <w:rPr>
+                <w:rFonts w:ascii="Courier New" w:cs="Courier New" w:eastAsia="Courier New" w:hAnsi="Courier New"/>
+                <w:sz w:val="17"/>
+                <w:szCs w:val="17"/>
+              </w:rPr>
+              <w:t xml:space="preserve">  GOTO L;</w:t>
+            </w:r>
+          </w:p>
+          <w:p>
+            <w:pPr>
+              <w:keepNext/>
+              <w:spacing w:after="0" w:line="228"/>
+            </w:pPr>
+            <w:r>
+              <w:rPr>
+                <w:rFonts w:ascii="Courier New" w:cs="Courier New" w:eastAsia="Courier New" w:hAnsi="Courier New"/>
+                <w:sz w:val="17"/>
+                <w:szCs w:val="17"/>
+              </w:rPr>
+              <w:t xml:space="preserve">  PUT SKIP LIST('not reached');</w:t>
+            </w:r>
+          </w:p>
+          <w:p>
+            <w:pPr>
+              <w:keepNext/>
+              <w:spacing w:after="0" w:line="228"/>
+            </w:pPr>
+            <w:r>
+              <w:rPr>
+                <w:rFonts w:ascii="Courier New" w:cs="Courier New" w:eastAsia="Courier New" w:hAnsi="Courier New"/>
+                <w:sz w:val="17"/>
+                <w:szCs w:val="17"/>
+              </w:rPr>
+              <w:t xml:space="preserve">DONE: PUT SKIP LIST('done');</w:t>
+            </w:r>
+          </w:p>
+          <w:p>
+            <w:pPr>
+              <w:keepNext/>
+              <w:spacing w:after="0" w:line="228"/>
+            </w:pPr>
+            <w:r>
+              <w:rPr>
+                <w:rFonts w:ascii="Courier New" w:cs="Courier New" w:eastAsia="Courier New" w:hAnsi="Courier New"/>
+                <w:sz w:val="17"/>
+                <w:szCs w:val="17"/>
+              </w:rPr>
+              <w:t xml:space="preserve">END T27;</w:t>
+            </w:r>
+          </w:p>
+          <w:p>
+            <w:pPr>
+              <w:keepNext/>
+              <w:spacing w:after="0" w:line="228"/>
+            </w:pPr>
+            <w:r>
+              <w:rPr>
+                <w:rFonts w:ascii="Courier New" w:cs="Courier New" w:eastAsia="Courier New" w:hAnsi="Courier New"/>
+                <w:sz w:val="17"/>
+                <w:szCs w:val="17"/>
+              </w:rPr>
+              <w:t xml:space="preserve"> </w:t>
+            </w:r>
+          </w:p>
+          <w:p>
+            <w:pPr>
+              <w:keepNext/>
+              <w:spacing w:after="0" w:line="228"/>
+            </w:pPr>
+            <w:r>
+              <w:rPr>
+                <w:rFonts w:ascii="Courier New" w:cs="Courier New" w:eastAsia="Courier New" w:hAnsi="Courier New"/>
+                <w:sz w:val="17"/>
+                <w:szCs w:val="17"/>
+              </w:rPr>
+              <w:t xml:space="preserve">/* prints */</w:t>
+            </w:r>
+          </w:p>
+          <w:p>
+            <w:pPr>
+              <w:keepNext/>
+              <w:spacing w:after="0" w:line="228"/>
+            </w:pPr>
+            <w:r>
+              <w:rPr>
+                <w:rFonts w:ascii="Courier New" w:cs="Courier New" w:eastAsia="Courier New" w:hAnsi="Courier New"/>
+                <w:sz w:val="17"/>
+                <w:szCs w:val="17"/>
+              </w:rPr>
+              <w:t xml:space="preserve">at A                    1</w:t>
+            </w:r>
+          </w:p>
+          <w:p>
+            <w:pPr>
+              <w:keepNext/>
+              <w:spacing w:after="0" w:line="228"/>
+            </w:pPr>
+            <w:r>
+              <w:rPr>
+                <w:rFonts w:ascii="Courier New" w:cs="Courier New" w:eastAsia="Courier New" w:hAnsi="Courier New"/>
+                <w:sz w:val="17"/>
+                <w:szCs w:val="17"/>
+              </w:rPr>
+              <w:t xml:space="preserve">at B                    2</w:t>
+            </w:r>
+          </w:p>
+          <w:p>
+            <w:pPr>
+              <w:keepNext/>
+              <w:spacing w:after="0" w:line="228"/>
+            </w:pPr>
+            <w:r>
+              <w:rPr>
+                <w:rFonts w:ascii="Courier New" w:cs="Courier New" w:eastAsia="Courier New" w:hAnsi="Courier New"/>
+                <w:sz w:val="17"/>
+                <w:szCs w:val="17"/>
+              </w:rPr>
+              <w:t xml:space="preserve">at C                    3</w:t>
+            </w:r>
+          </w:p>
+          <w:p>
+            <w:pPr>
+              <w:keepNext/>
+              <w:spacing w:after="0" w:line="228"/>
+            </w:pPr>
+            <w:r>
+              <w:rPr>
+                <w:rFonts w:ascii="Courier New" w:cs="Courier New" w:eastAsia="Courier New" w:hAnsi="Courier New"/>
+                <w:sz w:val="17"/>
+                <w:szCs w:val="17"/>
+              </w:rPr>
+              <w:t xml:space="preserve">done</w:t>
+            </w:r>
+          </w:p>
+        </w:tc>
+      </w:tr>
+    </w:tbl>
+    <w:p>
+      <w:pPr>
+        <w:spacing w:after="200" w:before="80"/>
+      </w:pPr>
+      <w:r>
+        <w:rPr>
+          <w:rFonts w:ascii="Arial" w:cs="Arial" w:eastAsia="Arial" w:hAnsi="Arial"/>
+          <w:b/>
+          <w:bCs/>
+          <w:sz w:val="18"/>
+          <w:szCs w:val="18"/>
+        </w:rPr>
+        <w:t xml:space="preserve">Figure 24. </w:t>
+      </w:r>
+      <w:r>
+        <w:rPr>
+          <w:rFonts w:ascii="Arial" w:cs="Arial" w:eastAsia="Arial" w:hAnsi="Arial"/>
+          <w:sz w:val="18"/>
+          <w:szCs w:val="18"/>
+        </w:rPr>
+        <w:t xml:space="preserve">Label variables</w:t>
+      </w:r>
+    </w:p>
+    <w:p>
+      <w:pPr>
+        <w:pStyle w:val="Heading3"/>
+      </w:pPr>
+      <w:r>
+        <w:t xml:space="preserve">UNSPEC</w:t>
+      </w:r>
+    </w:p>
+    <w:p>
+      <w:pPr>
+        <w:keepNext w:val="false"/>
+        <w:spacing w:after="120" w:before="0"/>
+      </w:pPr>
+      <w:r>
+        <w:rPr>
+          <w:rFonts w:ascii="Courier New" w:cs="Courier New" w:eastAsia="Courier New" w:hAnsi="Courier New"/>
+          <w:sz w:val="19"/>
+          <w:szCs w:val="19"/>
+        </w:rPr>
+        <w:t xml:space="preserve">UNSPEC(x)</w:t>
+      </w:r>
+      <w:r>
+        <w:rPr>
+          <w:rFonts w:ascii="Times New Roman" w:cs="Times New Roman" w:eastAsia="Times New Roman" w:hAnsi="Times New Roman"/>
+          <w:b w:val="false"/>
+          <w:bCs w:val="false"/>
+          <w:sz w:val="21"/>
+          <w:szCs w:val="21"/>
+        </w:rPr>
+        <w:t xml:space="preserve"> is the internal form of x as a bit string. It is 16 bits for FIXED BINARY of up to 15 bits, 32 bits for up to 31 bits, 64 bits for FLOAT (the IEEE double, not the hexadecimal floating point of the S/370), and 8 bits per character for CHARACTER. </w:t>
+      </w:r>
+      <w:r>
+        <w:rPr>
+          <w:rFonts w:ascii="Courier New" w:cs="Courier New" w:eastAsia="Courier New" w:hAnsi="Courier New"/>
+          <w:sz w:val="19"/>
+          <w:szCs w:val="19"/>
+        </w:rPr>
+        <w:t xml:space="preserve">UNSPEC(x) = bits;</w:t>
+      </w:r>
+      <w:r>
+        <w:rPr>
+          <w:rFonts w:ascii="Times New Roman" w:cs="Times New Roman" w:eastAsia="Times New Roman" w:hAnsi="Times New Roman"/>
+          <w:b w:val="false"/>
+          <w:bCs w:val="false"/>
+          <w:sz w:val="21"/>
+          <w:szCs w:val="21"/>
+        </w:rPr>
+        <w:t xml:space="preserve"> can also be used as a target, which sets x from the bits; a shorter bit string is filled with zeros on the right.</w:t>
+      </w:r>
+    </w:p>
+    <w:tbl>
+      <w:tblPr>
+        <w:tblW w:type="dxa" w:w="9638"/>
+        <w:tblBorders>
+          <w:top w:val="single" w:color="000000" w:sz="4"/>
+          <w:left w:val="single" w:color="000000" w:sz="4"/>
+          <w:bottom w:val="single" w:color="000000" w:sz="4"/>
+          <w:right w:val="single" w:color="000000" w:sz="4"/>
+          <w:insideH w:val="single" w:color="000000" w:sz="4"/>
+          <w:insideV w:val="single" w:color="000000" w:sz="4"/>
+        </w:tblBorders>
+        <w:tblLayout w:type="fixed"/>
+      </w:tblPr>
+      <w:tblGrid>
+        <w:gridCol w:w="9638"/>
+      </w:tblGrid>
+      <w:tr>
+        <w:trPr>
+          <w:cantSplit/>
+        </w:trPr>
+        <w:tc>
+          <w:tcPr>
+            <w:tcW w:type="dxa" w:w="9638"/>
+            <w:shd w:fill="F2F2F2" w:color="auto" w:val="clear"/>
+            <w:tcMar>
+              <w:top w:type="dxa" w:w="100"/>
+              <w:left w:type="dxa" w:w="140"/>
+              <w:bottom w:type="dxa" w:w="100"/>
+              <w:right w:type="dxa" w:w="140"/>
+            </w:tcMar>
+          </w:tcPr>
+          <w:p>
+            <w:pPr>
+              <w:keepNext/>
+              <w:spacing w:after="0" w:line="228"/>
+            </w:pPr>
+            <w:r>
+              <w:rPr>
+                <w:rFonts w:ascii="Courier New" w:cs="Courier New" w:eastAsia="Courier New" w:hAnsi="Courier New"/>
+                <w:sz w:val="17"/>
+                <w:szCs w:val="17"/>
+              </w:rPr>
+              <w:t xml:space="preserve">T28: PROCEDURE OPTIONS(MAIN);</w:t>
+            </w:r>
+          </w:p>
+          <w:p>
+            <w:pPr>
+              <w:keepNext/>
+              <w:spacing w:after="0" w:line="228"/>
+            </w:pPr>
+            <w:r>
+              <w:rPr>
+                <w:rFonts w:ascii="Courier New" w:cs="Courier New" w:eastAsia="Courier New" w:hAnsi="Courier New"/>
+                <w:sz w:val="17"/>
+                <w:szCs w:val="17"/>
+              </w:rPr>
+              <w:t xml:space="preserve">  DECLARE I FIXED BINARY(31), S FIXED BINARY(15), C CHAR(2);</w:t>
+            </w:r>
+          </w:p>
+          <w:p>
+            <w:pPr>
+              <w:keepNext/>
+              <w:spacing w:after="0" w:line="228"/>
+            </w:pPr>
+            <w:r>
+              <w:rPr>
+                <w:rFonts w:ascii="Courier New" w:cs="Courier New" w:eastAsia="Courier New" w:hAnsi="Courier New"/>
+                <w:sz w:val="17"/>
+                <w:szCs w:val="17"/>
+              </w:rPr>
+              <w:t xml:space="preserve">  DECLARE B BIT(8), X FLOAT BINARY(53);</w:t>
+            </w:r>
+          </w:p>
+          <w:p>
+            <w:pPr>
+              <w:keepNext/>
+              <w:spacing w:after="0" w:line="228"/>
+            </w:pPr>
+            <w:r>
+              <w:rPr>
+                <w:rFonts w:ascii="Courier New" w:cs="Courier New" w:eastAsia="Courier New" w:hAnsi="Courier New"/>
+                <w:sz w:val="17"/>
+                <w:szCs w:val="17"/>
+              </w:rPr>
+              <w:t xml:space="preserve">  I = 5; S = -2; C = 'AB';</w:t>
+            </w:r>
+          </w:p>
+          <w:p>
+            <w:pPr>
+              <w:keepNext/>
+              <w:spacing w:after="0" w:line="228"/>
+            </w:pPr>
+            <w:r>
+              <w:rPr>
+                <w:rFonts w:ascii="Courier New" w:cs="Courier New" w:eastAsia="Courier New" w:hAnsi="Courier New"/>
+                <w:sz w:val="17"/>
+                <w:szCs w:val="17"/>
+              </w:rPr>
+              <w:t xml:space="preserve">  PUT SKIP LIST(UNSPEC(I));</w:t>
+            </w:r>
+          </w:p>
+          <w:p>
+            <w:pPr>
+              <w:keepNext/>
+              <w:spacing w:after="0" w:line="228"/>
+            </w:pPr>
+            <w:r>
+              <w:rPr>
+                <w:rFonts w:ascii="Courier New" w:cs="Courier New" w:eastAsia="Courier New" w:hAnsi="Courier New"/>
+                <w:sz w:val="17"/>
+                <w:szCs w:val="17"/>
+              </w:rPr>
+              <w:t xml:space="preserve">  PUT SKIP LIST(UNSPEC(S));</w:t>
+            </w:r>
+          </w:p>
+          <w:p>
+            <w:pPr>
+              <w:keepNext/>
+              <w:spacing w:after="0" w:line="228"/>
+            </w:pPr>
+            <w:r>
+              <w:rPr>
+                <w:rFonts w:ascii="Courier New" w:cs="Courier New" w:eastAsia="Courier New" w:hAnsi="Courier New"/>
+                <w:sz w:val="17"/>
+                <w:szCs w:val="17"/>
+              </w:rPr>
+              <w:t xml:space="preserve">  PUT SKIP LIST(UNSPEC(C));</w:t>
+            </w:r>
+          </w:p>
+          <w:p>
+            <w:pPr>
+              <w:keepNext/>
+              <w:spacing w:after="0" w:line="228"/>
+            </w:pPr>
+            <w:r>
+              <w:rPr>
+                <w:rFonts w:ascii="Courier New" w:cs="Courier New" w:eastAsia="Courier New" w:hAnsi="Courier New"/>
+                <w:sz w:val="17"/>
+                <w:szCs w:val="17"/>
+              </w:rPr>
+              <w:t xml:space="preserve">  UNSPEC(I) = '00000000000000000000000100000001'B;</w:t>
+            </w:r>
+          </w:p>
+          <w:p>
+            <w:pPr>
+              <w:keepNext/>
+              <w:spacing w:after="0" w:line="228"/>
+            </w:pPr>
+            <w:r>
+              <w:rPr>
+                <w:rFonts w:ascii="Courier New" w:cs="Courier New" w:eastAsia="Courier New" w:hAnsi="Courier New"/>
+                <w:sz w:val="17"/>
+                <w:szCs w:val="17"/>
+              </w:rPr>
+              <w:t xml:space="preserve">  PUT SKIP LIST(I);</w:t>
+            </w:r>
+          </w:p>
+          <w:p>
+            <w:pPr>
+              <w:keepNext/>
+              <w:spacing w:after="0" w:line="228"/>
+            </w:pPr>
+            <w:r>
+              <w:rPr>
+                <w:rFonts w:ascii="Courier New" w:cs="Courier New" w:eastAsia="Courier New" w:hAnsi="Courier New"/>
+                <w:sz w:val="17"/>
+                <w:szCs w:val="17"/>
+              </w:rPr>
+              <w:t xml:space="preserve">  UNSPEC(S) = '1111111111111111'B;</w:t>
+            </w:r>
+          </w:p>
+          <w:p>
+            <w:pPr>
+              <w:keepNext/>
+              <w:spacing w:after="0" w:line="228"/>
+            </w:pPr>
+            <w:r>
+              <w:rPr>
+                <w:rFonts w:ascii="Courier New" w:cs="Courier New" w:eastAsia="Courier New" w:hAnsi="Courier New"/>
+                <w:sz w:val="17"/>
+                <w:szCs w:val="17"/>
+              </w:rPr>
+              <w:t xml:space="preserve">  PUT SKIP LIST(S);</w:t>
+            </w:r>
+          </w:p>
+          <w:p>
+            <w:pPr>
+              <w:keepNext/>
+              <w:spacing w:after="0" w:line="228"/>
+            </w:pPr>
+            <w:r>
+              <w:rPr>
+                <w:rFonts w:ascii="Courier New" w:cs="Courier New" w:eastAsia="Courier New" w:hAnsi="Courier New"/>
+                <w:sz w:val="17"/>
+                <w:szCs w:val="17"/>
+              </w:rPr>
+              <w:t xml:space="preserve">  UNSPEC(C) = '0100001001000011'B;</w:t>
+            </w:r>
+          </w:p>
+          <w:p>
+            <w:pPr>
+              <w:keepNext/>
+              <w:spacing w:after="0" w:line="228"/>
+            </w:pPr>
+            <w:r>
+              <w:rPr>
+                <w:rFonts w:ascii="Courier New" w:cs="Courier New" w:eastAsia="Courier New" w:hAnsi="Courier New"/>
+                <w:sz w:val="17"/>
+                <w:szCs w:val="17"/>
+              </w:rPr>
+              <w:t xml:space="preserve">  PUT SKIP LIST(C);</w:t>
+            </w:r>
+          </w:p>
+          <w:p>
+            <w:pPr>
+              <w:keepNext/>
+              <w:spacing w:after="0" w:line="228"/>
+            </w:pPr>
+            <w:r>
+              <w:rPr>
+                <w:rFonts w:ascii="Courier New" w:cs="Courier New" w:eastAsia="Courier New" w:hAnsi="Courier New"/>
+                <w:sz w:val="17"/>
+                <w:szCs w:val="17"/>
+              </w:rPr>
+              <w:t xml:space="preserve">  X = 1.0;</w:t>
+            </w:r>
+          </w:p>
+          <w:p>
+            <w:pPr>
+              <w:keepNext/>
+              <w:spacing w:after="0" w:line="228"/>
+            </w:pPr>
+            <w:r>
+              <w:rPr>
+                <w:rFonts w:ascii="Courier New" w:cs="Courier New" w:eastAsia="Courier New" w:hAnsi="Courier New"/>
+                <w:sz w:val="17"/>
+                <w:szCs w:val="17"/>
+              </w:rPr>
+              <w:t xml:space="preserve">  PUT SKIP LIST(SUBSTR(UNSPEC(X), 1, 12));</w:t>
+            </w:r>
+          </w:p>
+          <w:p>
+            <w:pPr>
+              <w:keepNext/>
+              <w:spacing w:after="0" w:line="228"/>
+            </w:pPr>
+            <w:r>
+              <w:rPr>
+                <w:rFonts w:ascii="Courier New" w:cs="Courier New" w:eastAsia="Courier New" w:hAnsi="Courier New"/>
+                <w:sz w:val="17"/>
+                <w:szCs w:val="17"/>
+              </w:rPr>
+              <w:t xml:space="preserve">  UNSPEC(X) = UNSPEC(X);</w:t>
+            </w:r>
+          </w:p>
+          <w:p>
+            <w:pPr>
+              <w:keepNext/>
+              <w:spacing w:after="0" w:line="228"/>
+            </w:pPr>
+            <w:r>
+              <w:rPr>
+                <w:rFonts w:ascii="Courier New" w:cs="Courier New" w:eastAsia="Courier New" w:hAnsi="Courier New"/>
+                <w:sz w:val="17"/>
+                <w:szCs w:val="17"/>
+              </w:rPr>
+              <w:t xml:space="preserve">  PUT SKIP LIST(X);</w:t>
+            </w:r>
+          </w:p>
+          <w:p>
+            <w:pPr>
+              <w:keepNext/>
+              <w:spacing w:after="0" w:line="228"/>
+            </w:pPr>
+            <w:r>
+              <w:rPr>
+                <w:rFonts w:ascii="Courier New" w:cs="Courier New" w:eastAsia="Courier New" w:hAnsi="Courier New"/>
+                <w:sz w:val="17"/>
+                <w:szCs w:val="17"/>
+              </w:rPr>
+              <w:t xml:space="preserve">END T28;</w:t>
+            </w:r>
+          </w:p>
+          <w:p>
+            <w:pPr>
+              <w:keepNext/>
+              <w:spacing w:after="0" w:line="228"/>
+            </w:pPr>
+            <w:r>
+              <w:rPr>
+                <w:rFonts w:ascii="Courier New" w:cs="Courier New" w:eastAsia="Courier New" w:hAnsi="Courier New"/>
+                <w:sz w:val="17"/>
+                <w:szCs w:val="17"/>
+              </w:rPr>
+              <w:t xml:space="preserve"> </w:t>
+            </w:r>
+          </w:p>
+          <w:p>
+            <w:pPr>
+              <w:keepNext/>
+              <w:spacing w:after="0" w:line="228"/>
+            </w:pPr>
+            <w:r>
+              <w:rPr>
+                <w:rFonts w:ascii="Courier New" w:cs="Courier New" w:eastAsia="Courier New" w:hAnsi="Courier New"/>
+                <w:sz w:val="17"/>
+                <w:szCs w:val="17"/>
+              </w:rPr>
+              <w:t xml:space="preserve">/* prints */</w:t>
+            </w:r>
+          </w:p>
+          <w:p>
+            <w:pPr>
+              <w:keepNext/>
+              <w:spacing w:after="0" w:line="228"/>
+            </w:pPr>
+            <w:r>
+              <w:rPr>
+                <w:rFonts w:ascii="Courier New" w:cs="Courier New" w:eastAsia="Courier New" w:hAnsi="Courier New"/>
+                <w:sz w:val="17"/>
+                <w:szCs w:val="17"/>
+              </w:rPr>
+              <w:t xml:space="preserve">00000000000000000000000000000101</w:t>
+            </w:r>
+          </w:p>
+          <w:p>
+            <w:pPr>
+              <w:keepNext/>
+              <w:spacing w:after="0" w:line="228"/>
+            </w:pPr>
+            <w:r>
+              <w:rPr>
+                <w:rFonts w:ascii="Courier New" w:cs="Courier New" w:eastAsia="Courier New" w:hAnsi="Courier New"/>
+                <w:sz w:val="17"/>
+                <w:szCs w:val="17"/>
+              </w:rPr>
+              <w:t xml:space="preserve">1111111111111110</w:t>
+            </w:r>
+          </w:p>
+          <w:p>
+            <w:pPr>
+              <w:keepNext/>
+              <w:spacing w:after="0" w:line="228"/>
+            </w:pPr>
+            <w:r>
+              <w:rPr>
+                <w:rFonts w:ascii="Courier New" w:cs="Courier New" w:eastAsia="Courier New" w:hAnsi="Courier New"/>
+                <w:sz w:val="17"/>
+                <w:szCs w:val="17"/>
+              </w:rPr>
+              <w:t xml:space="preserve">0100000101000010</w:t>
+            </w:r>
+          </w:p>
+          <w:p>
+            <w:pPr>
+              <w:keepNext/>
+              <w:spacing w:after="0" w:line="228"/>
+            </w:pPr>
+            <w:r>
+              <w:rPr>
+                <w:rFonts w:ascii="Courier New" w:cs="Courier New" w:eastAsia="Courier New" w:hAnsi="Courier New"/>
+                <w:sz w:val="17"/>
+                <w:szCs w:val="17"/>
+              </w:rPr>
+              <w:t xml:space="preserve">257</w:t>
+            </w:r>
+          </w:p>
+          <w:p>
+            <w:pPr>
+              <w:keepNext/>
+              <w:spacing w:after="0" w:line="228"/>
+            </w:pPr>
+            <w:r>
+              <w:rPr>
+                <w:rFonts w:ascii="Courier New" w:cs="Courier New" w:eastAsia="Courier New" w:hAnsi="Courier New"/>
+                <w:sz w:val="17"/>
+                <w:szCs w:val="17"/>
+              </w:rPr>
+              <w:t xml:space="preserve">-1</w:t>
+            </w:r>
+          </w:p>
+          <w:p>
+            <w:pPr>
+              <w:keepNext/>
+              <w:spacing w:after="0" w:line="228"/>
+            </w:pPr>
+            <w:r>
+              <w:rPr>
+                <w:rFonts w:ascii="Courier New" w:cs="Courier New" w:eastAsia="Courier New" w:hAnsi="Courier New"/>
+                <w:sz w:val="17"/>
+                <w:szCs w:val="17"/>
+              </w:rPr>
+              <w:t xml:space="preserve">BC</w:t>
+            </w:r>
+          </w:p>
+          <w:p>
+            <w:pPr>
+              <w:keepNext/>
+              <w:spacing w:after="0" w:line="228"/>
+            </w:pPr>
+            <w:r>
+              <w:rPr>
+                <w:rFonts w:ascii="Courier New" w:cs="Courier New" w:eastAsia="Courier New" w:hAnsi="Courier New"/>
+                <w:sz w:val="17"/>
+                <w:szCs w:val="17"/>
+              </w:rPr>
+              <w:t xml:space="preserve">001111111111</w:t>
+            </w:r>
+          </w:p>
+          <w:p>
+            <w:pPr>
+              <w:keepNext/>
+              <w:spacing w:after="0" w:line="228"/>
+            </w:pPr>
+            <w:r>
+              <w:rPr>
+                <w:rFonts w:ascii="Courier New" w:cs="Courier New" w:eastAsia="Courier New" w:hAnsi="Courier New"/>
+                <w:sz w:val="17"/>
+                <w:szCs w:val="17"/>
+              </w:rPr>
+              <w:t xml:space="preserve">1.000000000000000E+00</w:t>
+            </w:r>
+          </w:p>
+        </w:tc>
+      </w:tr>
+    </w:tbl>
+    <w:p>
+      <w:pPr>
+        <w:spacing w:after="200" w:before="80"/>
+      </w:pPr>
+      <w:r>
+        <w:rPr>
+          <w:rFonts w:ascii="Arial" w:cs="Arial" w:eastAsia="Arial" w:hAnsi="Arial"/>
+          <w:b/>
+          <w:bCs/>
+          <w:sz w:val="18"/>
+          <w:szCs w:val="18"/>
+        </w:rPr>
+        <w:t xml:space="preserve">Figure 25. </w:t>
+      </w:r>
+      <w:r>
+        <w:rPr>
+          <w:rFonts w:ascii="Arial" w:cs="Arial" w:eastAsia="Arial" w:hAnsi="Arial"/>
+          <w:sz w:val="18"/>
+          <w:szCs w:val="18"/>
+        </w:rPr>
+        <w:t xml:space="preserve">UNSPEC</w:t>
+      </w:r>
+    </w:p>
+    <w:p>
+      <w:pPr>
+        <w:pStyle w:val="Heading2"/>
+      </w:pPr>
+      <w:r>
         <w:t xml:space="preserve">Conditions and ON-units</w:t>
       </w:r>
     </w:p>
@@ -14912,6 +19173,90 @@
                 <w:sz w:val="18"/>
                 <w:szCs w:val="18"/>
               </w:rPr>
+              <w:t xml:space="preserve">AREA</w:t>
+            </w:r>
+          </w:p>
+        </w:tc>
+        <w:tc>
+          <w:tcPr>
+            <w:tcW w:type="dxa" w:w="1100"/>
+            <w:tcMar>
+              <w:top w:type="dxa" w:w="60"/>
+              <w:left w:type="dxa" w:w="100"/>
+              <w:bottom w:type="dxa" w:w="60"/>
+              <w:right w:type="dxa" w:w="100"/>
+            </w:tcMar>
+          </w:tcPr>
+          <w:p>
+            <w:pPr>
+              <w:keepNext w:val="false"/>
+              <w:spacing w:after="0"/>
+            </w:pPr>
+            <w:r>
+              <w:rPr>
+                <w:rFonts w:ascii="Times New Roman" w:cs="Times New Roman" w:eastAsia="Times New Roman" w:hAnsi="Times New Roman"/>
+                <w:b w:val="false"/>
+                <w:bCs w:val="false"/>
+                <w:sz w:val="19"/>
+                <w:szCs w:val="19"/>
+              </w:rPr>
+              <w:t xml:space="preserve">360</w:t>
+            </w:r>
+          </w:p>
+        </w:tc>
+        <w:tc>
+          <w:tcPr>
+            <w:tcW w:type="dxa" w:w="6138"/>
+            <w:tcMar>
+              <w:top w:type="dxa" w:w="60"/>
+              <w:left w:type="dxa" w:w="100"/>
+              <w:bottom w:type="dxa" w:w="60"/>
+              <w:right w:type="dxa" w:w="100"/>
+            </w:tcMar>
+          </w:tcPr>
+          <w:p>
+            <w:pPr>
+              <w:keepNext w:val="false"/>
+              <w:spacing w:after="0"/>
+            </w:pPr>
+            <w:r>
+              <w:rPr>
+                <w:rFonts w:ascii="Times New Roman" w:cs="Times New Roman" w:eastAsia="Times New Roman" w:hAnsi="Times New Roman"/>
+                <w:b w:val="false"/>
+                <w:bCs w:val="false"/>
+                <w:sz w:val="19"/>
+                <w:szCs w:val="19"/>
+              </w:rPr>
+              <w:t xml:space="preserve">ALLOCATE ... IN(area) finds no room; the pointer is null afterwards.</w:t>
+            </w:r>
+          </w:p>
+        </w:tc>
+      </w:tr>
+      <w:tr>
+        <w:trPr>
+          <w:cantSplit/>
+        </w:trPr>
+        <w:tc>
+          <w:tcPr>
+            <w:tcW w:type="dxa" w:w="2400"/>
+            <w:tcMar>
+              <w:top w:type="dxa" w:w="60"/>
+              <w:left w:type="dxa" w:w="100"/>
+              <w:bottom w:type="dxa" w:w="60"/>
+              <w:right w:type="dxa" w:w="100"/>
+            </w:tcMar>
+          </w:tcPr>
+          <w:p>
+            <w:pPr>
+              <w:keepNext w:val="false"/>
+              <w:spacing w:after="0"/>
+            </w:pPr>
+            <w:r>
+              <w:rPr>
+                <w:rFonts w:ascii="Courier New" w:cs="Courier New" w:eastAsia="Courier New" w:hAnsi="Courier New"/>
+                <w:sz w:val="18"/>
+                <w:szCs w:val="18"/>
+              </w:rPr>
               <w:t xml:space="preserve">CONVERSION</w:t>
             </w:r>
           </w:p>
@@ -15338,7 +19683,7 @@
           <w:sz w:val="18"/>
           <w:szCs w:val="18"/>
         </w:rPr>
-        <w:t xml:space="preserve">Figure 20. </w:t>
+        <w:t xml:space="preserve">Figure 26. </w:t>
       </w:r>
       <w:r>
         <w:rPr>
@@ -15809,7 +20154,7 @@
           <w:sz w:val="18"/>
           <w:szCs w:val="18"/>
         </w:rPr>
-        <w:t xml:space="preserve">Figure 21. </w:t>
+        <w:t xml:space="preserve">Figure 27. </w:t>
       </w:r>
       <w:r>
         <w:rPr>
@@ -16492,7 +20837,7 @@
           <w:sz w:val="18"/>
           <w:szCs w:val="18"/>
         </w:rPr>
-        <w:t xml:space="preserve">Figure 22. </w:t>
+        <w:t xml:space="preserve">Figure 28. </w:t>
       </w:r>
       <w:r>
         <w:rPr>
@@ -17028,7 +21373,7 @@
           <w:sz w:val="18"/>
           <w:szCs w:val="18"/>
         </w:rPr>
-        <w:t xml:space="preserve">Figure 23. </w:t>
+        <w:t xml:space="preserve">Figure 29. </w:t>
       </w:r>
       <w:r>
         <w:rPr>
@@ -17727,7 +22072,7 @@
           <w:sz w:val="18"/>
           <w:szCs w:val="18"/>
         </w:rPr>
-        <w:t xml:space="preserve">Figure 24. </w:t>
+        <w:t xml:space="preserve">Figure 30. </w:t>
       </w:r>
       <w:r>
         <w:rPr>
@@ -18875,7 +23220,7 @@
           <w:sz w:val="18"/>
           <w:szCs w:val="18"/>
         </w:rPr>
-        <w:t xml:space="preserve">Figure 25. </w:t>
+        <w:t xml:space="preserve">Figure 31. </w:t>
       </w:r>
       <w:r>
         <w:rPr>
@@ -19392,7 +23737,7 @@
           <w:sz w:val="18"/>
           <w:szCs w:val="18"/>
         </w:rPr>
-        <w:t xml:space="preserve">Figure 26. </w:t>
+        <w:t xml:space="preserve">Figure 32. </w:t>
       </w:r>
       <w:r>
         <w:rPr>
@@ -20349,7 +24694,7 @@
           <w:sz w:val="18"/>
           <w:szCs w:val="18"/>
         </w:rPr>
-        <w:t xml:space="preserve">Figure 27. </w:t>
+        <w:t xml:space="preserve">Figure 33. </w:t>
       </w:r>
       <w:r>
         <w:rPr>
@@ -20756,7 +25101,7 @@
           <w:sz w:val="18"/>
           <w:szCs w:val="18"/>
         </w:rPr>
-        <w:t xml:space="preserve">Figure 28. </w:t>
+        <w:t xml:space="preserve">Figure 34. </w:t>
       </w:r>
       <w:r>
         <w:rPr>
@@ -21590,7 +25935,7 @@
           <w:sz w:val="18"/>
           <w:szCs w:val="18"/>
         </w:rPr>
-        <w:t xml:space="preserve">Figure 29. </w:t>
+        <w:t xml:space="preserve">Figure 35. </w:t>
       </w:r>
       <w:r>
         <w:rPr>
@@ -22007,7 +26352,7 @@
           <w:sz w:val="18"/>
           <w:szCs w:val="18"/>
         </w:rPr>
-        <w:t xml:space="preserve">Figure 30. </w:t>
+        <w:t xml:space="preserve">Figure 36. </w:t>
       </w:r>
       <w:r>
         <w:rPr>
@@ -22446,7 +26791,7 @@
           <w:sz w:val="18"/>
           <w:szCs w:val="18"/>
         </w:rPr>
-        <w:t xml:space="preserve">Figure 31. </w:t>
+        <w:t xml:space="preserve">Figure 37. </w:t>
       </w:r>
       <w:r>
         <w:rPr>
@@ -22721,7 +27066,7 @@
           <w:sz w:val="18"/>
           <w:szCs w:val="18"/>
         </w:rPr>
-        <w:t xml:space="preserve">Figure 32. </w:t>
+        <w:t xml:space="preserve">Figure 38. </w:t>
       </w:r>
       <w:r>
         <w:rPr>
@@ -23132,7 +27477,7 @@
           <w:sz w:val="18"/>
           <w:szCs w:val="18"/>
         </w:rPr>
-        <w:t xml:space="preserve">Figure 33. </w:t>
+        <w:t xml:space="preserve">Figure 39. </w:t>
       </w:r>
       <w:r>
         <w:rPr>
@@ -24019,7 +28364,7 @@
           <w:sz w:val="18"/>
           <w:szCs w:val="18"/>
         </w:rPr>
-        <w:t xml:space="preserve">Figure 34. </w:t>
+        <w:t xml:space="preserve">Figure 40. </w:t>
       </w:r>
       <w:r>
         <w:rPr>
@@ -25096,7 +29441,7 @@
           <w:sz w:val="18"/>
           <w:szCs w:val="18"/>
         </w:rPr>
-        <w:t xml:space="preserve">Figure 35. </w:t>
+        <w:t xml:space="preserve">Figure 41. </w:t>
       </w:r>
       <w:r>
         <w:rPr>
@@ -25748,7 +30093,7 @@
           <w:sz w:val="18"/>
           <w:szCs w:val="18"/>
         </w:rPr>
-        <w:t xml:space="preserve">Figure 36. </w:t>
+        <w:t xml:space="preserve">Figure 42. </w:t>
       </w:r>
       <w:r>
         <w:rPr>
@@ -26031,7 +30376,7 @@
           <w:sz w:val="18"/>
           <w:szCs w:val="18"/>
         </w:rPr>
-        <w:t xml:space="preserve">Figure 37. </w:t>
+        <w:t xml:space="preserve">Figure 43. </w:t>
       </w:r>
       <w:r>
         <w:rPr>
@@ -26368,7 +30713,7 @@
           <w:sz w:val="18"/>
           <w:szCs w:val="18"/>
         </w:rPr>
-        <w:t xml:space="preserve">Figure 38. </w:t>
+        <w:t xml:space="preserve">Figure 44. </w:t>
       </w:r>
       <w:r>
         <w:rPr>
@@ -27267,7 +31612,7 @@
           <w:sz w:val="18"/>
           <w:szCs w:val="18"/>
         </w:rPr>
-        <w:t xml:space="preserve">Figure 39. </w:t>
+        <w:t xml:space="preserve">Figure 45. </w:t>
       </w:r>
       <w:r>
         <w:rPr>
@@ -27534,7 +31879,7 @@
           <w:sz w:val="18"/>
           <w:szCs w:val="18"/>
         </w:rPr>
-        <w:t xml:space="preserve">Figure 40. </w:t>
+        <w:t xml:space="preserve">Figure 46. </w:t>
       </w:r>
       <w:r>
         <w:rPr>
@@ -27982,7 +32327,7 @@
           <w:sz w:val="18"/>
           <w:szCs w:val="18"/>
         </w:rPr>
-        <w:t xml:space="preserve">Figure 41. </w:t>
+        <w:t xml:space="preserve">Figure 47. </w:t>
       </w:r>
       <w:r>
         <w:rPr>
@@ -28526,7 +32871,7 @@
           <w:sz w:val="18"/>
           <w:szCs w:val="18"/>
         </w:rPr>
-        <w:t xml:space="preserve">Figure 42. </w:t>
+        <w:t xml:space="preserve">Figure 48. </w:t>
       </w:r>
       <w:r>
         <w:rPr>
@@ -29042,7 +33387,7 @@
           <w:sz w:val="18"/>
           <w:szCs w:val="18"/>
         </w:rPr>
-        <w:t xml:space="preserve">Figure 43. </w:t>
+        <w:t xml:space="preserve">Figure 49. </w:t>
       </w:r>
       <w:r>
         <w:rPr>
@@ -29515,7 +33860,7 @@
           <w:sz w:val="18"/>
           <w:szCs w:val="18"/>
         </w:rPr>
-        <w:t xml:space="preserve">Figure 44. </w:t>
+        <w:t xml:space="preserve">Figure 50. </w:t>
       </w:r>
       <w:r>
         <w:rPr>
@@ -29904,7 +34249,7 @@
           <w:sz w:val="18"/>
           <w:szCs w:val="18"/>
         </w:rPr>
-        <w:t xml:space="preserve">Figure 45. </w:t>
+        <w:t xml:space="preserve">Figure 51. </w:t>
       </w:r>
       <w:r>
         <w:rPr>
@@ -30479,7 +34824,7 @@
           <w:sz w:val="18"/>
           <w:szCs w:val="18"/>
         </w:rPr>
-        <w:t xml:space="preserve">Figure 46. </w:t>
+        <w:t xml:space="preserve">Figure 52. </w:t>
       </w:r>
       <w:r>
         <w:rPr>
@@ -30924,7 +35269,7 @@
           <w:sz w:val="18"/>
           <w:szCs w:val="18"/>
         </w:rPr>
-        <w:t xml:space="preserve">Figure 47. </w:t>
+        <w:t xml:space="preserve">Figure 53. </w:t>
       </w:r>
       <w:r>
         <w:rPr>
@@ -31607,7 +35952,7 @@
           <w:sz w:val="18"/>
           <w:szCs w:val="18"/>
         </w:rPr>
-        <w:t xml:space="preserve">Figure 48. </w:t>
+        <w:t xml:space="preserve">Figure 54. </w:t>
       </w:r>
       <w:r>
         <w:rPr>
@@ -31757,7 +36102,7 @@
                 <w:sz w:val="19"/>
                 <w:szCs w:val="19"/>
               </w:rPr>
-              <w:t xml:space="preserve">Not supported.</w:t>
+              <w:t xml:space="preserve">Supported (always floating point).</w:t>
             </w:r>
           </w:p>
         </w:tc>
@@ -31816,7 +36161,7 @@
                 <w:sz w:val="19"/>
                 <w:szCs w:val="19"/>
               </w:rPr>
-              <w:t xml:space="preserve">Not supported.</w:t>
+              <w:t xml:space="preserve">Supported: digits, zero suppression, insertion, signs, CR and DB, floating $ + -. Not the exponent forms or the P format item.</w:t>
             </w:r>
           </w:p>
         </w:tc>
@@ -31875,7 +36220,7 @@
                 <w:sz w:val="19"/>
                 <w:szCs w:val="19"/>
               </w:rPr>
-              <w:t xml:space="preserve">Not supported.</w:t>
+              <w:t xml:space="preserve">Supported, with the limits of Chapter 4 (no iSUB; strings only at the end of the base).</w:t>
             </w:r>
           </w:p>
         </w:tc>
@@ -31934,7 +36279,7 @@
                 <w:sz w:val="19"/>
                 <w:szCs w:val="19"/>
               </w:rPr>
-              <w:t xml:space="preserve">Not supported.</w:t>
+              <w:t xml:space="preserve">Supported; an offset is held as a pointer.</w:t>
             </w:r>
           </w:p>
         </w:tc>
@@ -32261,7 +36606,7 @@
                 <w:sz w:val="19"/>
                 <w:szCs w:val="19"/>
               </w:rPr>
-              <w:t xml:space="preserve">Built-in functions POLY, ALL, ANY, BOOL, UNSPEC, STRING with arrays, and the array-valued functions</w:t>
+              <w:t xml:space="preserve">Built-in functions POLY, ALL, ANY, BOOL, STRING with arrays, and the array-valued functions</w:t>
             </w:r>
           </w:p>
         </w:tc>
@@ -32737,7 +37082,7 @@
           <w:sz w:val="18"/>
           <w:szCs w:val="18"/>
         </w:rPr>
-        <w:t xml:space="preserve">Figure 49. </w:t>
+        <w:t xml:space="preserve">Figure 55. </w:t>
       </w:r>
       <w:r>
         <w:rPr>
@@ -32907,7 +37252,7 @@
           <w:sz w:val="21"/>
           <w:szCs w:val="21"/>
         </w:rPr>
-        <w:t xml:space="preserve">Only the conditions of Figure 20 are raised. ON ENDPAGE, KEY and TRANSMIT are accepted but never raised.</w:t>
+        <w:t xml:space="preserve">Only the conditions of Figure 26 are raised. ON ENDPAGE, KEY and TRANSMIT are accepted but never raised.</w:t>
       </w:r>
     </w:p>
     <w:p>
@@ -33593,7 +37938,7 @@
           <w:sz w:val="18"/>
           <w:szCs w:val="18"/>
         </w:rPr>
-        <w:t xml:space="preserve">Figure 50. </w:t>
+        <w:t xml:space="preserve">Figure 56. </w:t>
       </w:r>
       <w:r>
         <w:rPr>
@@ -34595,7 +38940,7 @@
           <w:sz w:val="18"/>
           <w:szCs w:val="18"/>
         </w:rPr>
-        <w:t xml:space="preserve">Figure 51. </w:t>
+        <w:t xml:space="preserve">Figure 57. </w:t>
       </w:r>
       <w:r>
         <w:rPr>
@@ -35327,7 +39672,7 @@
                 <w:sz w:val="19"/>
                 <w:szCs w:val="19"/>
               </w:rPr>
-              <w:t xml:space="preserve">The attribute is not implemented (COMPLEX, PICTURE, ...).</w:t>
+              <w:t xml:space="preserve">The attribute is not implemented.</w:t>
             </w:r>
           </w:p>
         </w:tc>
@@ -35573,7 +39918,7 @@
           <w:sz w:val="18"/>
           <w:szCs w:val="18"/>
         </w:rPr>
-        <w:t xml:space="preserve">Figure 52. </w:t>
+        <w:t xml:space="preserve">Figure 58. </w:t>
       </w:r>
       <w:r>
         <w:rPr>
@@ -36343,7 +40688,7 @@
           <w:sz w:val="18"/>
           <w:szCs w:val="18"/>
         </w:rPr>
-        <w:t xml:space="preserve">Figure 53. </w:t>
+        <w:t xml:space="preserve">Figure 59. </w:t>
       </w:r>
       <w:r>
         <w:rPr>
@@ -36380,7 +40725,7 @@
           <w:sz w:val="21"/>
           <w:szCs w:val="21"/>
         </w:rPr>
-        <w:t xml:space="preserve">Complex, picture, area and offset data, DEFINED, UNSPEC and label variables do not exist.</w:t>
+        <w:t xml:space="preserve">COMPLEX data is always floating point; a COMPLEX array cannot be a parameter. A PICTURE with exponent characters, and the P format item, are not available. DEFINED has no iSUB form. An OFFSET is a pointer. A label variable holds only labels of its own procedure.</w:t>
       </w:r>
     </w:p>
     <w:p>

--- a/docs/PLI-User-Guide.docx
+++ b/docs/PLI-User-Guide.docx
@@ -1317,6 +1317,35 @@
         <w:tabs>
           <w:tab w:val="right" w:pos="9638" w:leader="dot"/>
         </w:tabs>
+        <w:spacing w:after="20" w:before="20"/>
+        <w:ind w:left="400"/>
+      </w:pPr>
+      <w:r>
+        <w:rPr>
+          <w:rFonts w:ascii="Times New Roman" w:cs="Times New Roman" w:eastAsia="Times New Roman" w:hAnsi="Times New Roman"/>
+          <w:b w:val="false"/>
+          <w:bCs w:val="false"/>
+          <w:sz w:val="20"/>
+          <w:szCs w:val="20"/>
+        </w:rPr>
+        <w:t xml:space="preserve">Enterprise PL/I extensions</w:t>
+      </w:r>
+      <w:r>
+        <w:rPr>
+          <w:rFonts w:ascii="Times New Roman" w:cs="Times New Roman" w:eastAsia="Times New Roman" w:hAnsi="Times New Roman"/>
+          <w:b w:val="false"/>
+          <w:bCs w:val="false"/>
+          <w:sz w:val="20"/>
+          <w:szCs w:val="20"/>
+        </w:rPr>
+        <w:t xml:space="preserve">	29</w:t>
+      </w:r>
+    </w:p>
+    <w:p>
+      <w:pPr>
+        <w:tabs>
+          <w:tab w:val="right" w:pos="9638" w:leader="dot"/>
+        </w:tabs>
         <w:spacing w:after="20" w:before="160"/>
         <w:ind w:left="0"/>
       </w:pPr>
@@ -1338,7 +1367,7 @@
           <w:sz w:val="21"/>
           <w:szCs w:val="21"/>
         </w:rPr>
-        <w:t xml:space="preserve">	28</w:t>
+        <w:t xml:space="preserve">	34</w:t>
       </w:r>
     </w:p>
     <w:p>
@@ -1367,7 +1396,7 @@
           <w:sz w:val="20"/>
           <w:szCs w:val="20"/>
         </w:rPr>
-        <w:t xml:space="preserve">	28</w:t>
+        <w:t xml:space="preserve">	34</w:t>
       </w:r>
     </w:p>
     <w:p>
@@ -1396,7 +1425,7 @@
           <w:sz w:val="20"/>
           <w:szCs w:val="20"/>
         </w:rPr>
-        <w:t xml:space="preserve">	28</w:t>
+        <w:t xml:space="preserve">	34</w:t>
       </w:r>
     </w:p>
     <w:p>
@@ -1425,7 +1454,7 @@
           <w:sz w:val="20"/>
           <w:szCs w:val="20"/>
         </w:rPr>
-        <w:t xml:space="preserve">	29</w:t>
+        <w:t xml:space="preserve">	35</w:t>
       </w:r>
     </w:p>
     <w:p>
@@ -1454,7 +1483,7 @@
           <w:sz w:val="20"/>
           <w:szCs w:val="20"/>
         </w:rPr>
-        <w:t xml:space="preserve">	29</w:t>
+        <w:t xml:space="preserve">	35</w:t>
       </w:r>
     </w:p>
     <w:p>
@@ -1483,7 +1512,7 @@
           <w:sz w:val="20"/>
           <w:szCs w:val="20"/>
         </w:rPr>
-        <w:t xml:space="preserve">	30</w:t>
+        <w:t xml:space="preserve">	36</w:t>
       </w:r>
     </w:p>
     <w:p>
@@ -1512,7 +1541,7 @@
           <w:sz w:val="20"/>
           <w:szCs w:val="20"/>
         </w:rPr>
-        <w:t xml:space="preserve">	30</w:t>
+        <w:t xml:space="preserve">	36</w:t>
       </w:r>
     </w:p>
     <w:p>
@@ -1541,7 +1570,7 @@
           <w:sz w:val="20"/>
           <w:szCs w:val="20"/>
         </w:rPr>
-        <w:t xml:space="preserve">	31</w:t>
+        <w:t xml:space="preserve">	37</w:t>
       </w:r>
     </w:p>
     <w:p>
@@ -1570,7 +1599,7 @@
           <w:sz w:val="21"/>
           <w:szCs w:val="21"/>
         </w:rPr>
-        <w:t xml:space="preserve">	32</w:t>
+        <w:t xml:space="preserve">	38</w:t>
       </w:r>
     </w:p>
     <w:p>
@@ -1599,7 +1628,7 @@
           <w:sz w:val="20"/>
           <w:szCs w:val="20"/>
         </w:rPr>
-        <w:t xml:space="preserve">	32</w:t>
+        <w:t xml:space="preserve">	38</w:t>
       </w:r>
     </w:p>
     <w:p>
@@ -1628,7 +1657,7 @@
           <w:sz w:val="20"/>
           <w:szCs w:val="20"/>
         </w:rPr>
-        <w:t xml:space="preserve">	32</w:t>
+        <w:t xml:space="preserve">	38</w:t>
       </w:r>
     </w:p>
     <w:p>
@@ -1657,7 +1686,7 @@
           <w:sz w:val="20"/>
           <w:szCs w:val="20"/>
         </w:rPr>
-        <w:t xml:space="preserve">	33</w:t>
+        <w:t xml:space="preserve">	39</w:t>
       </w:r>
     </w:p>
     <w:p>
@@ -1686,7 +1715,7 @@
           <w:sz w:val="20"/>
           <w:szCs w:val="20"/>
         </w:rPr>
-        <w:t xml:space="preserve">	33</w:t>
+        <w:t xml:space="preserve">	39</w:t>
       </w:r>
     </w:p>
     <w:p>
@@ -1715,7 +1744,7 @@
           <w:sz w:val="20"/>
           <w:szCs w:val="20"/>
         </w:rPr>
-        <w:t xml:space="preserve">	34</w:t>
+        <w:t xml:space="preserve">	40</w:t>
       </w:r>
     </w:p>
     <w:p>
@@ -1744,7 +1773,7 @@
           <w:sz w:val="20"/>
           <w:szCs w:val="20"/>
         </w:rPr>
-        <w:t xml:space="preserve">	34</w:t>
+        <w:t xml:space="preserve">	40</w:t>
       </w:r>
     </w:p>
     <w:p>
@@ -1773,7 +1802,7 @@
           <w:sz w:val="21"/>
           <w:szCs w:val="21"/>
         </w:rPr>
-        <w:t xml:space="preserve">	35</w:t>
+        <w:t xml:space="preserve">	41</w:t>
       </w:r>
     </w:p>
     <w:p>
@@ -1802,7 +1831,7 @@
           <w:sz w:val="20"/>
           <w:szCs w:val="20"/>
         </w:rPr>
-        <w:t xml:space="preserve">	35</w:t>
+        <w:t xml:space="preserve">	41</w:t>
       </w:r>
     </w:p>
     <w:p>
@@ -1831,7 +1860,7 @@
           <w:sz w:val="20"/>
           <w:szCs w:val="20"/>
         </w:rPr>
-        <w:t xml:space="preserve">	35</w:t>
+        <w:t xml:space="preserve">	41</w:t>
       </w:r>
     </w:p>
     <w:p>
@@ -1860,7 +1889,7 @@
           <w:sz w:val="20"/>
           <w:szCs w:val="20"/>
         </w:rPr>
-        <w:t xml:space="preserve">	36</w:t>
+        <w:t xml:space="preserve">	42</w:t>
       </w:r>
     </w:p>
     <w:p>
@@ -1889,7 +1918,7 @@
           <w:sz w:val="20"/>
           <w:szCs w:val="20"/>
         </w:rPr>
-        <w:t xml:space="preserve">	37</w:t>
+        <w:t xml:space="preserve">	43</w:t>
       </w:r>
     </w:p>
     <w:p>
@@ -1918,7 +1947,7 @@
           <w:sz w:val="20"/>
           <w:szCs w:val="20"/>
         </w:rPr>
-        <w:t xml:space="preserve">	37</w:t>
+        <w:t xml:space="preserve">	43</w:t>
       </w:r>
     </w:p>
     <w:p>
@@ -1947,7 +1976,7 @@
           <w:sz w:val="21"/>
           <w:szCs w:val="21"/>
         </w:rPr>
-        <w:t xml:space="preserve">	39</w:t>
+        <w:t xml:space="preserve">	45</w:t>
       </w:r>
     </w:p>
     <w:p>
@@ -1976,7 +2005,7 @@
           <w:sz w:val="20"/>
           <w:szCs w:val="20"/>
         </w:rPr>
-        <w:t xml:space="preserve">	39</w:t>
+        <w:t xml:space="preserve">	45</w:t>
       </w:r>
     </w:p>
     <w:p>
@@ -2005,7 +2034,7 @@
           <w:sz w:val="20"/>
           <w:szCs w:val="20"/>
         </w:rPr>
-        <w:t xml:space="preserve">	39</w:t>
+        <w:t xml:space="preserve">	45</w:t>
       </w:r>
     </w:p>
     <w:p>
@@ -2034,7 +2063,7 @@
           <w:sz w:val="20"/>
           <w:szCs w:val="20"/>
         </w:rPr>
-        <w:t xml:space="preserve">	40</w:t>
+        <w:t xml:space="preserve">	46</w:t>
       </w:r>
     </w:p>
     <w:p>
@@ -2063,7 +2092,7 @@
           <w:sz w:val="21"/>
           <w:szCs w:val="21"/>
         </w:rPr>
-        <w:t xml:space="preserve">	41</w:t>
+        <w:t xml:space="preserve">	47</w:t>
       </w:r>
     </w:p>
     <w:p>
@@ -2092,7 +2121,7 @@
           <w:sz w:val="20"/>
           <w:szCs w:val="20"/>
         </w:rPr>
-        <w:t xml:space="preserve">	41</w:t>
+        <w:t xml:space="preserve">	47</w:t>
       </w:r>
     </w:p>
     <w:p>
@@ -2121,7 +2150,7 @@
           <w:sz w:val="20"/>
           <w:szCs w:val="20"/>
         </w:rPr>
-        <w:t xml:space="preserve">	41</w:t>
+        <w:t xml:space="preserve">	47</w:t>
       </w:r>
     </w:p>
     <w:p>
@@ -2150,7 +2179,7 @@
           <w:sz w:val="20"/>
           <w:szCs w:val="20"/>
         </w:rPr>
-        <w:t xml:space="preserve">	41</w:t>
+        <w:t xml:space="preserve">	47</w:t>
       </w:r>
     </w:p>
     <w:p>
@@ -2179,7 +2208,7 @@
           <w:sz w:val="21"/>
           <w:szCs w:val="21"/>
         </w:rPr>
-        <w:t xml:space="preserve">	43</w:t>
+        <w:t xml:space="preserve">	49</w:t>
       </w:r>
     </w:p>
     <w:p>
@@ -2208,7 +2237,7 @@
           <w:sz w:val="20"/>
           <w:szCs w:val="20"/>
         </w:rPr>
-        <w:t xml:space="preserve">	43</w:t>
+        <w:t xml:space="preserve">	49</w:t>
       </w:r>
     </w:p>
     <w:p>
@@ -2237,7 +2266,7 @@
           <w:sz w:val="20"/>
           <w:szCs w:val="20"/>
         </w:rPr>
-        <w:t xml:space="preserve">	43</w:t>
+        <w:t xml:space="preserve">	49</w:t>
       </w:r>
     </w:p>
     <w:p>
@@ -2266,7 +2295,7 @@
           <w:sz w:val="21"/>
           <w:szCs w:val="21"/>
         </w:rPr>
-        <w:t xml:space="preserve">	44</w:t>
+        <w:t xml:space="preserve">	50</w:t>
       </w:r>
     </w:p>
     <w:p>
@@ -3749,6 +3778,26 @@
           <w:ilvl w:val="0"/>
           <w:numId w:val="2"/>
         </w:numPr>
+        <w:spacing w:after="60"/>
+      </w:pPr>
+      <w:r>
+        <w:rPr>
+          <w:rFonts w:ascii="Times New Roman" w:cs="Times New Roman" w:eastAsia="Times New Roman" w:hAnsi="Times New Roman"/>
+          <w:b w:val="false"/>
+          <w:bCs w:val="false"/>
+          <w:sz w:val="21"/>
+          <w:szCs w:val="21"/>
+        </w:rPr>
+        <w:t xml:space="preserve">About seventy built-in functions, and the full preprocessor: variables, %IF, %DO, preprocessor procedures and %INCLUDE.</w:t>
+      </w:r>
+    </w:p>
+    <w:p>
+      <w:pPr>
+        <w:pStyle w:val="ListParagraph"/>
+        <w:numPr>
+          <w:ilvl w:val="0"/>
+          <w:numId w:val="2"/>
+        </w:numPr>
         <w:spacing w:after="140"/>
       </w:pPr>
       <w:r>
@@ -3759,7 +3808,7 @@
           <w:sz w:val="21"/>
           <w:szCs w:val="21"/>
         </w:rPr>
-        <w:t xml:space="preserve">About sixty built-in functions, and the preprocessor statements %REPLACE and %INCLUDE.</w:t>
+        <w:t xml:space="preserve">From Enterprise PL/I: DEFINE STRUCTURE, ALIAS and ORDINAL, HANDLE, UNSIGNED, ASSERT, and 64-bit integers.</w:t>
       </w:r>
     </w:p>
     <w:p>
@@ -3783,7 +3832,7 @@
           <w:sz w:val="21"/>
           <w:szCs w:val="21"/>
         </w:rPr>
-        <w:t xml:space="preserve">GENERIC procedures, multitasking, VSAM data sets and the full compile-time preprocessor are not implemented. Chapter 11 has the complete list.</w:t>
+        <w:t xml:space="preserve">GENERIC procedures, multitasking, VSAM data sets and WIDECHAR are not implemented. Chapter 11 has the complete list.</w:t>
       </w:r>
     </w:p>
     <w:p>
@@ -5245,6 +5294,63 @@
           </w:tcPr>
           <w:p>
             <w:pPr>
+              <w:keepNext w:val="false"/>
+              <w:spacing w:after="0"/>
+            </w:pPr>
+            <w:r>
+              <w:rPr>
+                <w:rFonts w:ascii="Courier New" w:cs="Courier New" w:eastAsia="Courier New" w:hAnsi="Courier New"/>
+                <w:sz w:val="18"/>
+                <w:szCs w:val="18"/>
+              </w:rPr>
+              <w:t xml:space="preserve">-Dname[=value]</w:t>
+            </w:r>
+          </w:p>
+        </w:tc>
+        <w:tc>
+          <w:tcPr>
+            <w:tcW w:type="dxa" w:w="7938"/>
+            <w:tcMar>
+              <w:top w:type="dxa" w:w="60"/>
+              <w:left w:type="dxa" w:w="100"/>
+              <w:bottom w:type="dxa" w:w="60"/>
+              <w:right w:type="dxa" w:w="100"/>
+            </w:tcMar>
+          </w:tcPr>
+          <w:p>
+            <w:pPr>
+              <w:keepNext w:val="false"/>
+              <w:spacing w:after="0"/>
+            </w:pPr>
+            <w:r>
+              <w:rPr>
+                <w:rFonts w:ascii="Times New Roman" w:cs="Times New Roman" w:eastAsia="Times New Roman" w:hAnsi="Times New Roman"/>
+                <w:b w:val="false"/>
+                <w:bCs w:val="false"/>
+                <w:sz w:val="19"/>
+                <w:szCs w:val="19"/>
+              </w:rPr>
+              <w:t xml:space="preserve">Declares and activates a preprocessor variable before the source is read (Chapter 4, The preprocessor).</w:t>
+            </w:r>
+          </w:p>
+        </w:tc>
+      </w:tr>
+      <w:tr>
+        <w:trPr>
+          <w:cantSplit/>
+        </w:trPr>
+        <w:tc>
+          <w:tcPr>
+            <w:tcW w:type="dxa" w:w="1700"/>
+            <w:tcMar>
+              <w:top w:type="dxa" w:w="60"/>
+              <w:left w:type="dxa" w:w="100"/>
+              <w:bottom w:type="dxa" w:w="60"/>
+              <w:right w:type="dxa" w:w="100"/>
+            </w:tcMar>
+          </w:tcPr>
+          <w:p>
+            <w:pPr>
               <w:keepNext/>
               <w:spacing w:after="0"/>
             </w:pPr>
@@ -10412,7 +10518,7 @@
           <w:sz w:val="18"/>
           <w:szCs w:val="18"/>
         </w:rPr>
-        <w:t xml:space="preserve">Figure 13. </w:t>
+        <w:t xml:space="preserve">Figure 36. </w:t>
       </w:r>
       <w:r>
         <w:rPr>
@@ -24726,45 +24832,39 @@
           <w:sz w:val="21"/>
           <w:szCs w:val="21"/>
         </w:rPr>
-        <w:t xml:space="preserve">Two preprocessor statements are executed while the source is read. </w:t>
-      </w:r>
+        <w:t xml:space="preserve">The preprocessor works on the text before the translator reads it. Its statements start with a percent sign and end with a semicolon. They are not part of the program that is translated; they decide what text is passed on. The preprocessor has its own variables, expressions, IF and DO statements and procedures, and a name that is *activated* is replaced by its value wherever it occurs in the text.</w:t>
+      </w:r>
+    </w:p>
+    <w:p>
+      <w:pPr>
+        <w:pStyle w:val="Heading3"/>
+      </w:pPr>
+      <w:r>
+        <w:t xml:space="preserve">Variables and replacement</w:t>
+      </w:r>
+    </w:p>
+    <w:p>
+      <w:pPr>
+        <w:keepNext w:val="false"/>
+        <w:spacing w:after="120" w:before="0"/>
+      </w:pPr>
       <w:r>
         <w:rPr>
           <w:rFonts w:ascii="Courier New" w:cs="Courier New" w:eastAsia="Courier New" w:hAnsi="Courier New"/>
           <w:sz w:val="19"/>
           <w:szCs w:val="19"/>
         </w:rPr>
-        <w:t xml:space="preserve">%REPLACE name BY value;</w:t>
-      </w:r>
-      <w:r>
-        <w:rPr>
-          <w:rFonts w:ascii="Times New Roman" w:cs="Times New Roman" w:eastAsia="Times New Roman" w:hAnsi="Times New Roman"/>
-          <w:b w:val="false"/>
-          <w:bCs w:val="false"/>
-          <w:sz w:val="21"/>
-          <w:szCs w:val="21"/>
-        </w:rPr>
-        <w:t xml:space="preserve"> replaces every later occurrence of the identifier </w:t>
-      </w:r>
-      <w:r>
-        <w:rPr>
-          <w:rFonts w:ascii="Times New Roman" w:cs="Times New Roman" w:eastAsia="Times New Roman" w:hAnsi="Times New Roman"/>
-          <w:i/>
-          <w:iCs/>
-          <w:sz w:val="21"/>
-          <w:szCs w:val="21"/>
-        </w:rPr>
-        <w:t xml:space="preserve">name</w:t>
-      </w:r>
-      <w:r>
-        <w:rPr>
-          <w:rFonts w:ascii="Times New Roman" w:cs="Times New Roman" w:eastAsia="Times New Roman" w:hAnsi="Times New Roman"/>
-          <w:b w:val="false"/>
-          <w:bCs w:val="false"/>
-          <w:sz w:val="21"/>
-          <w:szCs w:val="21"/>
-        </w:rPr>
-        <w:t xml:space="preserve"> by a number or string. </w:t>
+        <w:t xml:space="preserve">%DECLARE name FIXED;</w:t>
+      </w:r>
+      <w:r>
+        <w:rPr>
+          <w:rFonts w:ascii="Times New Roman" w:cs="Times New Roman" w:eastAsia="Times New Roman" w:hAnsi="Times New Roman"/>
+          <w:b w:val="false"/>
+          <w:bCs w:val="false"/>
+          <w:sz w:val="21"/>
+          <w:szCs w:val="21"/>
+        </w:rPr>
+        <w:t xml:space="preserve"> or </w:t>
       </w:r>
       <w:r>
         <w:rPr>
@@ -24772,37 +24872,17 @@
           <w:sz w:val="19"/>
           <w:szCs w:val="19"/>
         </w:rPr>
-        <w:t xml:space="preserve">%INCLUDE name;</w:t>
-      </w:r>
-      <w:r>
-        <w:rPr>
-          <w:rFonts w:ascii="Times New Roman" w:cs="Times New Roman" w:eastAsia="Times New Roman" w:hAnsi="Times New Roman"/>
-          <w:b w:val="false"/>
-          <w:bCs w:val="false"/>
-          <w:sz w:val="21"/>
-          <w:szCs w:val="21"/>
-        </w:rPr>
-        <w:t xml:space="preserve"> inserts the text of the file </w:t>
-      </w:r>
-      <w:r>
-        <w:rPr>
-          <w:rFonts w:ascii="Times New Roman" w:cs="Times New Roman" w:eastAsia="Times New Roman" w:hAnsi="Times New Roman"/>
-          <w:i/>
-          <w:iCs/>
-          <w:sz w:val="21"/>
-          <w:szCs w:val="21"/>
-        </w:rPr>
-        <w:t xml:space="preserve">name</w:t>
-      </w:r>
-      <w:r>
-        <w:rPr>
-          <w:rFonts w:ascii="Times New Roman" w:cs="Times New Roman" w:eastAsia="Times New Roman" w:hAnsi="Times New Roman"/>
-          <w:b w:val="false"/>
-          <w:bCs w:val="false"/>
-          <w:sz w:val="21"/>
-          <w:szCs w:val="21"/>
-        </w:rPr>
-        <w:t xml:space="preserve"> at this point: the translator looks for </w:t>
+        <w:t xml:space="preserve">%DECLARE name CHARACTER;</w:t>
+      </w:r>
+      <w:r>
+        <w:rPr>
+          <w:rFonts w:ascii="Times New Roman" w:cs="Times New Roman" w:eastAsia="Times New Roman" w:hAnsi="Times New Roman"/>
+          <w:b w:val="false"/>
+          <w:bCs w:val="false"/>
+          <w:sz w:val="21"/>
+          <w:szCs w:val="21"/>
+        </w:rPr>
+        <w:t xml:space="preserve"> declares a preprocessor variable (</w:t>
       </w:r>
       <w:r>
         <w:rPr>
@@ -24810,17 +24890,17 @@
           <w:sz w:val="19"/>
           <w:szCs w:val="19"/>
         </w:rPr>
-        <w:t xml:space="preserve">name</w:t>
-      </w:r>
-      <w:r>
-        <w:rPr>
-          <w:rFonts w:ascii="Times New Roman" w:cs="Times New Roman" w:eastAsia="Times New Roman" w:hAnsi="Times New Roman"/>
-          <w:b w:val="false"/>
-          <w:bCs w:val="false"/>
-          <w:sz w:val="21"/>
-          <w:szCs w:val="21"/>
-        </w:rPr>
-        <w:t xml:space="preserve">, </w:t>
+        <w:t xml:space="preserve">%DCL</w:t>
+      </w:r>
+      <w:r>
+        <w:rPr>
+          <w:rFonts w:ascii="Times New Roman" w:cs="Times New Roman" w:eastAsia="Times New Roman" w:hAnsi="Times New Roman"/>
+          <w:b w:val="false"/>
+          <w:bCs w:val="false"/>
+          <w:sz w:val="21"/>
+          <w:szCs w:val="21"/>
+        </w:rPr>
+        <w:t xml:space="preserve"> is the same; </w:t>
       </w:r>
       <w:r>
         <w:rPr>
@@ -24828,17 +24908,17 @@
           <w:sz w:val="19"/>
           <w:szCs w:val="19"/>
         </w:rPr>
-        <w:t xml:space="preserve">name.inc</w:t>
-      </w:r>
-      <w:r>
-        <w:rPr>
-          <w:rFonts w:ascii="Times New Roman" w:cs="Times New Roman" w:eastAsia="Times New Roman" w:hAnsi="Times New Roman"/>
-          <w:b w:val="false"/>
-          <w:bCs w:val="false"/>
-          <w:sz w:val="21"/>
-          <w:szCs w:val="21"/>
-        </w:rPr>
-        <w:t xml:space="preserve">, </w:t>
+        <w:t xml:space="preserve">%DECLARE (A, B) FIXED, C CHARACTER;</w:t>
+      </w:r>
+      <w:r>
+        <w:rPr>
+          <w:rFonts w:ascii="Times New Roman" w:cs="Times New Roman" w:eastAsia="Times New Roman" w:hAnsi="Times New Roman"/>
+          <w:b w:val="false"/>
+          <w:bCs w:val="false"/>
+          <w:sz w:val="21"/>
+          <w:szCs w:val="21"/>
+        </w:rPr>
+        <w:t xml:space="preserve"> declares several). </w:t>
       </w:r>
       <w:r>
         <w:rPr>
@@ -24846,17 +24926,545 @@
           <w:sz w:val="19"/>
           <w:szCs w:val="19"/>
         </w:rPr>
-        <w:t xml:space="preserve">name.pli</w:t>
-      </w:r>
-      <w:r>
-        <w:rPr>
-          <w:rFonts w:ascii="Times New Roman" w:cs="Times New Roman" w:eastAsia="Times New Roman" w:hAnsi="Times New Roman"/>
-          <w:b w:val="false"/>
-          <w:bCs w:val="false"/>
-          <w:sz w:val="21"/>
-          <w:szCs w:val="21"/>
-        </w:rPr>
-        <w:t xml:space="preserve">, and then in the directory of the including file. Includes may be nested to 8 levels. The statements %PAGE, %SKIP, %NOPRINT and %NOTE are accepted and ignored.</w:t>
+        <w:t xml:space="preserve">%name = expression;</w:t>
+      </w:r>
+      <w:r>
+        <w:rPr>
+          <w:rFonts w:ascii="Times New Roman" w:cs="Times New Roman" w:eastAsia="Times New Roman" w:hAnsi="Times New Roman"/>
+          <w:b w:val="false"/>
+          <w:bCs w:val="false"/>
+          <w:sz w:val="21"/>
+          <w:szCs w:val="21"/>
+        </w:rPr>
+        <w:t xml:space="preserve"> assigns to it. A variable is only replaced in the text after </w:t>
+      </w:r>
+      <w:r>
+        <w:rPr>
+          <w:rFonts w:ascii="Courier New" w:cs="Courier New" w:eastAsia="Courier New" w:hAnsi="Courier New"/>
+          <w:sz w:val="19"/>
+          <w:szCs w:val="19"/>
+        </w:rPr>
+        <w:t xml:space="preserve">%ACTIVATE name;</w:t>
+      </w:r>
+      <w:r>
+        <w:rPr>
+          <w:rFonts w:ascii="Times New Roman" w:cs="Times New Roman" w:eastAsia="Times New Roman" w:hAnsi="Times New Roman"/>
+          <w:b w:val="false"/>
+          <w:bCs w:val="false"/>
+          <w:sz w:val="21"/>
+          <w:szCs w:val="21"/>
+        </w:rPr>
+        <w:t xml:space="preserve">, and </w:t>
+      </w:r>
+      <w:r>
+        <w:rPr>
+          <w:rFonts w:ascii="Courier New" w:cs="Courier New" w:eastAsia="Courier New" w:hAnsi="Courier New"/>
+          <w:sz w:val="19"/>
+          <w:szCs w:val="19"/>
+        </w:rPr>
+        <w:t xml:space="preserve">%DEACTIVATE name;</w:t>
+      </w:r>
+      <w:r>
+        <w:rPr>
+          <w:rFonts w:ascii="Times New Roman" w:cs="Times New Roman" w:eastAsia="Times New Roman" w:hAnsi="Times New Roman"/>
+          <w:b w:val="false"/>
+          <w:bCs w:val="false"/>
+          <w:sz w:val="21"/>
+          <w:szCs w:val="21"/>
+        </w:rPr>
+        <w:t xml:space="preserve"> stops that. A character value is scanned again for further names (RESCAN, the default); </w:t>
+      </w:r>
+      <w:r>
+        <w:rPr>
+          <w:rFonts w:ascii="Courier New" w:cs="Courier New" w:eastAsia="Courier New" w:hAnsi="Courier New"/>
+          <w:sz w:val="19"/>
+          <w:szCs w:val="19"/>
+        </w:rPr>
+        <w:t xml:space="preserve">%ACTIVATE name NORESCAN;</w:t>
+      </w:r>
+      <w:r>
+        <w:rPr>
+          <w:rFonts w:ascii="Times New Roman" w:cs="Times New Roman" w:eastAsia="Times New Roman" w:hAnsi="Times New Roman"/>
+          <w:b w:val="false"/>
+          <w:bCs w:val="false"/>
+          <w:sz w:val="21"/>
+          <w:szCs w:val="21"/>
+        </w:rPr>
+        <w:t xml:space="preserve"> copies it as it is. A variable is always usable in preprocessor expressions, activated or not. </w:t>
+      </w:r>
+      <w:r>
+        <w:rPr>
+          <w:rFonts w:ascii="Courier New" w:cs="Courier New" w:eastAsia="Courier New" w:hAnsi="Courier New"/>
+          <w:sz w:val="19"/>
+          <w:szCs w:val="19"/>
+        </w:rPr>
+        <w:t xml:space="preserve">%REPLACE name BY value;</w:t>
+      </w:r>
+      <w:r>
+        <w:rPr>
+          <w:rFonts w:ascii="Times New Roman" w:cs="Times New Roman" w:eastAsia="Times New Roman" w:hAnsi="Times New Roman"/>
+          <w:b w:val="false"/>
+          <w:bCs w:val="false"/>
+          <w:sz w:val="21"/>
+          <w:szCs w:val="21"/>
+        </w:rPr>
+        <w:t xml:space="preserve"> is a short form: it makes </w:t>
+      </w:r>
+      <w:r>
+        <w:rPr>
+          <w:rFonts w:ascii="Times New Roman" w:cs="Times New Roman" w:eastAsia="Times New Roman" w:hAnsi="Times New Roman"/>
+          <w:i/>
+          <w:iCs/>
+          <w:sz w:val="21"/>
+          <w:szCs w:val="21"/>
+        </w:rPr>
+        <w:t xml:space="preserve">name</w:t>
+      </w:r>
+      <w:r>
+        <w:rPr>
+          <w:rFonts w:ascii="Times New Roman" w:cs="Times New Roman" w:eastAsia="Times New Roman" w:hAnsi="Times New Roman"/>
+          <w:b w:val="false"/>
+          <w:bCs w:val="false"/>
+          <w:sz w:val="21"/>
+          <w:szCs w:val="21"/>
+        </w:rPr>
+        <w:t xml:space="preserve"> an activated constant that stands for one number or string.</w:t>
+      </w:r>
+    </w:p>
+    <w:p>
+      <w:pPr>
+        <w:pStyle w:val="Heading3"/>
+      </w:pPr>
+      <w:r>
+        <w:t xml:space="preserve">Expressions</w:t>
+      </w:r>
+    </w:p>
+    <w:p>
+      <w:pPr>
+        <w:keepNext w:val="false"/>
+        <w:spacing w:after="120" w:before="0"/>
+      </w:pPr>
+      <w:r>
+        <w:rPr>
+          <w:rFonts w:ascii="Times New Roman" w:cs="Times New Roman" w:eastAsia="Times New Roman" w:hAnsi="Times New Roman"/>
+          <w:b w:val="false"/>
+          <w:bCs w:val="false"/>
+          <w:sz w:val="21"/>
+          <w:szCs w:val="21"/>
+        </w:rPr>
+        <w:t xml:space="preserve">A preprocessor expression uses the operators </w:t>
+      </w:r>
+      <w:r>
+        <w:rPr>
+          <w:rFonts w:ascii="Courier New" w:cs="Courier New" w:eastAsia="Courier New" w:hAnsi="Courier New"/>
+          <w:sz w:val="19"/>
+          <w:szCs w:val="19"/>
+        </w:rPr>
+        <w:t xml:space="preserve">**</w:t>
+      </w:r>
+      <w:r>
+        <w:rPr>
+          <w:rFonts w:ascii="Times New Roman" w:cs="Times New Roman" w:eastAsia="Times New Roman" w:hAnsi="Times New Roman"/>
+          <w:b w:val="false"/>
+          <w:bCs w:val="false"/>
+          <w:sz w:val="21"/>
+          <w:szCs w:val="21"/>
+        </w:rPr>
+        <w:t xml:space="preserve">, </w:t>
+      </w:r>
+      <w:r>
+        <w:rPr>
+          <w:rFonts w:ascii="Courier New" w:cs="Courier New" w:eastAsia="Courier New" w:hAnsi="Courier New"/>
+          <w:sz w:val="19"/>
+          <w:szCs w:val="19"/>
+        </w:rPr>
+        <w:t xml:space="preserve">* /</w:t>
+      </w:r>
+      <w:r>
+        <w:rPr>
+          <w:rFonts w:ascii="Times New Roman" w:cs="Times New Roman" w:eastAsia="Times New Roman" w:hAnsi="Times New Roman"/>
+          <w:b w:val="false"/>
+          <w:bCs w:val="false"/>
+          <w:sz w:val="21"/>
+          <w:szCs w:val="21"/>
+        </w:rPr>
+        <w:t xml:space="preserve">, </w:t>
+      </w:r>
+      <w:r>
+        <w:rPr>
+          <w:rFonts w:ascii="Courier New" w:cs="Courier New" w:eastAsia="Courier New" w:hAnsi="Courier New"/>
+          <w:sz w:val="19"/>
+          <w:szCs w:val="19"/>
+        </w:rPr>
+        <w:t xml:space="preserve">+ -</w:t>
+      </w:r>
+      <w:r>
+        <w:rPr>
+          <w:rFonts w:ascii="Times New Roman" w:cs="Times New Roman" w:eastAsia="Times New Roman" w:hAnsi="Times New Roman"/>
+          <w:b w:val="false"/>
+          <w:bCs w:val="false"/>
+          <w:sz w:val="21"/>
+          <w:szCs w:val="21"/>
+        </w:rPr>
+        <w:t xml:space="preserve">, </w:t>
+      </w:r>
+      <w:r>
+        <w:rPr>
+          <w:rFonts w:ascii="Courier New" w:cs="Courier New" w:eastAsia="Courier New" w:hAnsi="Courier New"/>
+          <w:sz w:val="19"/>
+          <w:szCs w:val="19"/>
+        </w:rPr>
+        <w:t xml:space="preserve">||</w:t>
+      </w:r>
+      <w:r>
+        <w:rPr>
+          <w:rFonts w:ascii="Times New Roman" w:cs="Times New Roman" w:eastAsia="Times New Roman" w:hAnsi="Times New Roman"/>
+          <w:b w:val="false"/>
+          <w:bCs w:val="false"/>
+          <w:sz w:val="21"/>
+          <w:szCs w:val="21"/>
+        </w:rPr>
+        <w:t xml:space="preserve"> (concatenation), the comparisons </w:t>
+      </w:r>
+      <w:r>
+        <w:rPr>
+          <w:rFonts w:ascii="Courier New" w:cs="Courier New" w:eastAsia="Courier New" w:hAnsi="Courier New"/>
+          <w:sz w:val="19"/>
+          <w:szCs w:val="19"/>
+        </w:rPr>
+        <w:t xml:space="preserve">= ^= &lt; &gt; &lt;= &gt;=</w:t>
+      </w:r>
+      <w:r>
+        <w:rPr>
+          <w:rFonts w:ascii="Times New Roman" w:cs="Times New Roman" w:eastAsia="Times New Roman" w:hAnsi="Times New Roman"/>
+          <w:b w:val="false"/>
+          <w:bCs w:val="false"/>
+          <w:sz w:val="21"/>
+          <w:szCs w:val="21"/>
+        </w:rPr>
+        <w:t xml:space="preserve">, </w:t>
+      </w:r>
+      <w:r>
+        <w:rPr>
+          <w:rFonts w:ascii="Courier New" w:cs="Courier New" w:eastAsia="Courier New" w:hAnsi="Courier New"/>
+          <w:sz w:val="19"/>
+          <w:szCs w:val="19"/>
+        </w:rPr>
+        <w:t xml:space="preserve">&amp;</w:t>
+      </w:r>
+      <w:r>
+        <w:rPr>
+          <w:rFonts w:ascii="Times New Roman" w:cs="Times New Roman" w:eastAsia="Times New Roman" w:hAnsi="Times New Roman"/>
+          <w:b w:val="false"/>
+          <w:bCs w:val="false"/>
+          <w:sz w:val="21"/>
+          <w:szCs w:val="21"/>
+        </w:rPr>
+        <w:t xml:space="preserve"> and </w:t>
+      </w:r>
+      <w:r>
+        <w:rPr>
+          <w:rFonts w:ascii="Courier New" w:cs="Courier New" w:eastAsia="Courier New" w:hAnsi="Courier New"/>
+          <w:sz w:val="19"/>
+          <w:szCs w:val="19"/>
+        </w:rPr>
+        <w:t xml:space="preserve">|</w:t>
+      </w:r>
+      <w:r>
+        <w:rPr>
+          <w:rFonts w:ascii="Times New Roman" w:cs="Times New Roman" w:eastAsia="Times New Roman" w:hAnsi="Times New Roman"/>
+          <w:b w:val="false"/>
+          <w:bCs w:val="false"/>
+          <w:sz w:val="21"/>
+          <w:szCs w:val="21"/>
+        </w:rPr>
+        <w:t xml:space="preserve">, and the prefix operators </w:t>
+      </w:r>
+      <w:r>
+        <w:rPr>
+          <w:rFonts w:ascii="Courier New" w:cs="Courier New" w:eastAsia="Courier New" w:hAnsi="Courier New"/>
+          <w:sz w:val="19"/>
+          <w:szCs w:val="19"/>
+        </w:rPr>
+        <w:t xml:space="preserve">-</w:t>
+      </w:r>
+      <w:r>
+        <w:rPr>
+          <w:rFonts w:ascii="Times New Roman" w:cs="Times New Roman" w:eastAsia="Times New Roman" w:hAnsi="Times New Roman"/>
+          <w:b w:val="false"/>
+          <w:bCs w:val="false"/>
+          <w:sz w:val="21"/>
+          <w:szCs w:val="21"/>
+        </w:rPr>
+        <w:t xml:space="preserve"> and </w:t>
+      </w:r>
+      <w:r>
+        <w:rPr>
+          <w:rFonts w:ascii="Courier New" w:cs="Courier New" w:eastAsia="Courier New" w:hAnsi="Courier New"/>
+          <w:sz w:val="19"/>
+          <w:szCs w:val="19"/>
+        </w:rPr>
+        <w:t xml:space="preserve">^</w:t>
+      </w:r>
+      <w:r>
+        <w:rPr>
+          <w:rFonts w:ascii="Times New Roman" w:cs="Times New Roman" w:eastAsia="Times New Roman" w:hAnsi="Times New Roman"/>
+          <w:b w:val="false"/>
+          <w:bCs w:val="false"/>
+          <w:sz w:val="21"/>
+          <w:szCs w:val="21"/>
+        </w:rPr>
+        <w:t xml:space="preserve">. FIXED values are integers; a comparison gives 1 or 0. A character value is converted to a number when arithmetic needs one. The built-in functions are SUBSTR, LENGTH, INDEX, VERIFY, TRIM, TRANSLATE, REPEAT, UPPERCASE, LOWERCASE, MIN, MAX, MOD, ABS, SIGN, CHARACTER and FIXED; SYSVERSION is the version of the translator.</w:t>
+      </w:r>
+    </w:p>
+    <w:p>
+      <w:pPr>
+        <w:pStyle w:val="Heading3"/>
+      </w:pPr>
+      <w:r>
+        <w:t xml:space="preserve">Conditional text and loops</w:t>
+      </w:r>
+    </w:p>
+    <w:p>
+      <w:pPr>
+        <w:keepNext w:val="false"/>
+        <w:spacing w:after="120" w:before="0"/>
+      </w:pPr>
+      <w:r>
+        <w:rPr>
+          <w:rFonts w:ascii="Courier New" w:cs="Courier New" w:eastAsia="Courier New" w:hAnsi="Courier New"/>
+          <w:sz w:val="19"/>
+          <w:szCs w:val="19"/>
+        </w:rPr>
+        <w:t xml:space="preserve">%IF expression %THEN unit; %ELSE unit;</w:t>
+      </w:r>
+      <w:r>
+        <w:rPr>
+          <w:rFonts w:ascii="Times New Roman" w:cs="Times New Roman" w:eastAsia="Times New Roman" w:hAnsi="Times New Roman"/>
+          <w:b w:val="false"/>
+          <w:bCs w:val="false"/>
+          <w:sz w:val="21"/>
+          <w:szCs w:val="21"/>
+        </w:rPr>
+        <w:t xml:space="preserve"> passes on the text of one branch only. A unit is a preprocessor statement, a group </w:t>
+      </w:r>
+      <w:r>
+        <w:rPr>
+          <w:rFonts w:ascii="Courier New" w:cs="Courier New" w:eastAsia="Courier New" w:hAnsi="Courier New"/>
+          <w:sz w:val="19"/>
+          <w:szCs w:val="19"/>
+        </w:rPr>
+        <w:t xml:space="preserve">%DO; ... %END;</w:t>
+      </w:r>
+      <w:r>
+        <w:rPr>
+          <w:rFonts w:ascii="Times New Roman" w:cs="Times New Roman" w:eastAsia="Times New Roman" w:hAnsi="Times New Roman"/>
+          <w:b w:val="false"/>
+          <w:bCs w:val="false"/>
+          <w:sz w:val="21"/>
+          <w:szCs w:val="21"/>
+        </w:rPr>
+        <w:t xml:space="preserve">, or ordinary text up to the next semicolon. </w:t>
+      </w:r>
+      <w:r>
+        <w:rPr>
+          <w:rFonts w:ascii="Courier New" w:cs="Courier New" w:eastAsia="Courier New" w:hAnsi="Courier New"/>
+          <w:sz w:val="19"/>
+          <w:szCs w:val="19"/>
+        </w:rPr>
+        <w:t xml:space="preserve">%DO name = from TO to [BY step]; ... %END;</w:t>
+      </w:r>
+      <w:r>
+        <w:rPr>
+          <w:rFonts w:ascii="Times New Roman" w:cs="Times New Roman" w:eastAsia="Times New Roman" w:hAnsi="Times New Roman"/>
+          <w:b w:val="false"/>
+          <w:bCs w:val="false"/>
+          <w:sz w:val="21"/>
+          <w:szCs w:val="21"/>
+        </w:rPr>
+        <w:t xml:space="preserve"> repeats a group with a FIXED variable, and </w:t>
+      </w:r>
+      <w:r>
+        <w:rPr>
+          <w:rFonts w:ascii="Courier New" w:cs="Courier New" w:eastAsia="Courier New" w:hAnsi="Courier New"/>
+          <w:sz w:val="19"/>
+          <w:szCs w:val="19"/>
+        </w:rPr>
+        <w:t xml:space="preserve">%DO WHILE (expression); ... %END;</w:t>
+      </w:r>
+      <w:r>
+        <w:rPr>
+          <w:rFonts w:ascii="Times New Roman" w:cs="Times New Roman" w:eastAsia="Times New Roman" w:hAnsi="Times New Roman"/>
+          <w:b w:val="false"/>
+          <w:bCs w:val="false"/>
+          <w:sz w:val="21"/>
+          <w:szCs w:val="21"/>
+        </w:rPr>
+        <w:t xml:space="preserve"> repeats while the condition holds. The text in the group is passed on once for every pass. A group can contain any preprocessor statement, including further groups.</w:t>
+      </w:r>
+    </w:p>
+    <w:p>
+      <w:pPr>
+        <w:pStyle w:val="Heading3"/>
+      </w:pPr>
+      <w:r>
+        <w:t xml:space="preserve">Preprocessor procedures</w:t>
+      </w:r>
+    </w:p>
+    <w:p>
+      <w:pPr>
+        <w:keepNext w:val="false"/>
+        <w:spacing w:after="120" w:before="0"/>
+      </w:pPr>
+      <w:r>
+        <w:rPr>
+          <w:rFonts w:ascii="Courier New" w:cs="Courier New" w:eastAsia="Courier New" w:hAnsi="Courier New"/>
+          <w:sz w:val="19"/>
+          <w:szCs w:val="19"/>
+        </w:rPr>
+        <w:t xml:space="preserve">%name: PROCEDURE (p1, p2) RETURNS (CHARACTER|FIXED); ... %RETURN (expression); ... %END name;</w:t>
+      </w:r>
+      <w:r>
+        <w:rPr>
+          <w:rFonts w:ascii="Times New Roman" w:cs="Times New Roman" w:eastAsia="Times New Roman" w:hAnsi="Times New Roman"/>
+          <w:b w:val="false"/>
+          <w:bCs w:val="false"/>
+          <w:sz w:val="21"/>
+          <w:szCs w:val="21"/>
+        </w:rPr>
+        <w:t xml:space="preserve"> defines a function that runs at translation time. It is called in an expression as </w:t>
+      </w:r>
+      <w:r>
+        <w:rPr>
+          <w:rFonts w:ascii="Courier New" w:cs="Courier New" w:eastAsia="Courier New" w:hAnsi="Courier New"/>
+          <w:sz w:val="19"/>
+          <w:szCs w:val="19"/>
+        </w:rPr>
+        <w:t xml:space="preserve">name(a, b)</w:t>
+      </w:r>
+      <w:r>
+        <w:rPr>
+          <w:rFonts w:ascii="Times New Roman" w:cs="Times New Roman" w:eastAsia="Times New Roman" w:hAnsi="Times New Roman"/>
+          <w:b w:val="false"/>
+          <w:bCs w:val="false"/>
+          <w:sz w:val="21"/>
+          <w:szCs w:val="21"/>
+        </w:rPr>
+        <w:t xml:space="preserve">, and in the text, after </w:t>
+      </w:r>
+      <w:r>
+        <w:rPr>
+          <w:rFonts w:ascii="Courier New" w:cs="Courier New" w:eastAsia="Courier New" w:hAnsi="Courier New"/>
+          <w:sz w:val="19"/>
+          <w:szCs w:val="19"/>
+        </w:rPr>
+        <w:t xml:space="preserve">%ACTIVATE name;</w:t>
+      </w:r>
+      <w:r>
+        <w:rPr>
+          <w:rFonts w:ascii="Times New Roman" w:cs="Times New Roman" w:eastAsia="Times New Roman" w:hAnsi="Times New Roman"/>
+          <w:b w:val="false"/>
+          <w:bCs w:val="false"/>
+          <w:sz w:val="21"/>
+          <w:szCs w:val="21"/>
+        </w:rPr>
+        <w:t xml:space="preserve">, as </w:t>
+      </w:r>
+      <w:r>
+        <w:rPr>
+          <w:rFonts w:ascii="Courier New" w:cs="Courier New" w:eastAsia="Courier New" w:hAnsi="Courier New"/>
+          <w:sz w:val="19"/>
+          <w:szCs w:val="19"/>
+        </w:rPr>
+        <w:t xml:space="preserve">name(a, b)</w:t>
+      </w:r>
+      <w:r>
+        <w:rPr>
+          <w:rFonts w:ascii="Times New Roman" w:cs="Times New Roman" w:eastAsia="Times New Roman" w:hAnsi="Times New Roman"/>
+          <w:b w:val="false"/>
+          <w:bCs w:val="false"/>
+          <w:sz w:val="21"/>
+          <w:szCs w:val="21"/>
+        </w:rPr>
+        <w:t xml:space="preserve"> too: the call is then replaced by the result, which is scanned again if it is a character value. Procedures can call themselves. Variables declared inside a procedure are local to it; its parameters are variables.</w:t>
+      </w:r>
+    </w:p>
+    <w:p>
+      <w:pPr>
+        <w:keepNext w:val="false"/>
+        <w:spacing w:after="120" w:before="0"/>
+      </w:pPr>
+      <w:r>
+        <w:rPr>
+          <w:rFonts w:ascii="Courier New" w:cs="Courier New" w:eastAsia="Courier New" w:hAnsi="Courier New"/>
+          <w:sz w:val="19"/>
+          <w:szCs w:val="19"/>
+        </w:rPr>
+        <w:t xml:space="preserve">%INCLUDE name;</w:t>
+      </w:r>
+      <w:r>
+        <w:rPr>
+          <w:rFonts w:ascii="Times New Roman" w:cs="Times New Roman" w:eastAsia="Times New Roman" w:hAnsi="Times New Roman"/>
+          <w:b w:val="false"/>
+          <w:bCs w:val="false"/>
+          <w:sz w:val="21"/>
+          <w:szCs w:val="21"/>
+        </w:rPr>
+        <w:t xml:space="preserve"> inserts a file (see above for where it is looked for). </w:t>
+      </w:r>
+      <w:r>
+        <w:rPr>
+          <w:rFonts w:ascii="Courier New" w:cs="Courier New" w:eastAsia="Courier New" w:hAnsi="Courier New"/>
+          <w:sz w:val="19"/>
+          <w:szCs w:val="19"/>
+        </w:rPr>
+        <w:t xml:space="preserve">%NOTE (message [, code]);</w:t>
+      </w:r>
+      <w:r>
+        <w:rPr>
+          <w:rFonts w:ascii="Times New Roman" w:cs="Times New Roman" w:eastAsia="Times New Roman" w:hAnsi="Times New Roman"/>
+          <w:b w:val="false"/>
+          <w:bCs w:val="false"/>
+          <w:sz w:val="21"/>
+          <w:szCs w:val="21"/>
+        </w:rPr>
+        <w:t xml:space="preserve"> writes a message while the translation runs; with a code of 8 or more the translation stops. %PAGE, %SKIP, %PRINT, %NOPRINT, %PUSH and %POP are accepted and ignored. The option </w:t>
+      </w:r>
+      <w:r>
+        <w:rPr>
+          <w:rFonts w:ascii="Courier New" w:cs="Courier New" w:eastAsia="Courier New" w:hAnsi="Courier New"/>
+          <w:sz w:val="19"/>
+          <w:szCs w:val="19"/>
+        </w:rPr>
+        <w:t xml:space="preserve">-Dname[=value]</w:t>
+      </w:r>
+      <w:r>
+        <w:rPr>
+          <w:rFonts w:ascii="Times New Roman" w:cs="Times New Roman" w:eastAsia="Times New Roman" w:hAnsi="Times New Roman"/>
+          <w:b w:val="false"/>
+          <w:bCs w:val="false"/>
+          <w:sz w:val="21"/>
+          <w:szCs w:val="21"/>
+        </w:rPr>
+        <w:t xml:space="preserve"> of the translator declares and activates a variable before the source is read: a number gives a FIXED value, anything else a CHARACTER value, and </w:t>
+      </w:r>
+      <w:r>
+        <w:rPr>
+          <w:rFonts w:ascii="Courier New" w:cs="Courier New" w:eastAsia="Courier New" w:hAnsi="Courier New"/>
+          <w:sz w:val="19"/>
+          <w:szCs w:val="19"/>
+        </w:rPr>
+        <w:t xml:space="preserve">-DDEBUG</w:t>
+      </w:r>
+      <w:r>
+        <w:rPr>
+          <w:rFonts w:ascii="Times New Roman" w:cs="Times New Roman" w:eastAsia="Times New Roman" w:hAnsi="Times New Roman"/>
+          <w:b w:val="false"/>
+          <w:bCs w:val="false"/>
+          <w:sz w:val="21"/>
+          <w:szCs w:val="21"/>
+        </w:rPr>
+        <w:t xml:space="preserve"> alone gives 1.</w:t>
       </w:r>
     </w:p>
     <w:tbl>
@@ -24901,133 +25509,105 @@
                 <w:sz w:val="17"/>
                 <w:szCs w:val="17"/>
               </w:rPr>
-              <w:t xml:space="preserve">DEMO: PROCEDURE OPTIONS(MAIN);</w:t>
-            </w:r>
-          </w:p>
-          <w:p>
-            <w:pPr>
-              <w:keepNext/>
-              <w:spacing w:after="0" w:line="228"/>
-            </w:pPr>
-            <w:r>
-              <w:rPr>
-                <w:rFonts w:ascii="Courier New" w:cs="Courier New" w:eastAsia="Courier New" w:hAnsi="Courier New"/>
-                <w:sz w:val="17"/>
-                <w:szCs w:val="17"/>
-              </w:rPr>
-              <w:t xml:space="preserve">%REPLACE N BY 5;</w:t>
-            </w:r>
-          </w:p>
-          <w:p>
-            <w:pPr>
-              <w:keepNext/>
-              <w:spacing w:after="0" w:line="228"/>
-            </w:pPr>
-            <w:r>
-              <w:rPr>
-                <w:rFonts w:ascii="Courier New" w:cs="Courier New" w:eastAsia="Courier New" w:hAnsi="Courier New"/>
-                <w:sz w:val="17"/>
-                <w:szCs w:val="17"/>
-              </w:rPr>
-              <w:t xml:space="preserve">%REPLACE GREETING BY 'hi';</w:t>
-            </w:r>
-          </w:p>
-          <w:p>
-            <w:pPr>
-              <w:keepNext/>
-              <w:spacing w:after="0" w:line="228"/>
-            </w:pPr>
-            <w:r>
-              <w:rPr>
-                <w:rFonts w:ascii="Courier New" w:cs="Courier New" w:eastAsia="Courier New" w:hAnsi="Courier New"/>
-                <w:sz w:val="17"/>
-                <w:szCs w:val="17"/>
-              </w:rPr>
-              <w:t xml:space="preserve">  DECLARE A(N) FIXED BINARY(31);</w:t>
-            </w:r>
-          </w:p>
-          <w:p>
-            <w:pPr>
-              <w:keepNext/>
-              <w:spacing w:after="0" w:line="228"/>
-            </w:pPr>
-            <w:r>
-              <w:rPr>
-                <w:rFonts w:ascii="Courier New" w:cs="Courier New" w:eastAsia="Courier New" w:hAnsi="Courier New"/>
-                <w:sz w:val="17"/>
-                <w:szCs w:val="17"/>
-              </w:rPr>
-              <w:t xml:space="preserve">  DECLARE I FIXED BINARY(31);</w:t>
-            </w:r>
-          </w:p>
-          <w:p>
-            <w:pPr>
-              <w:keepNext/>
-              <w:spacing w:after="0" w:line="228"/>
-            </w:pPr>
-            <w:r>
-              <w:rPr>
-                <w:rFonts w:ascii="Courier New" w:cs="Courier New" w:eastAsia="Courier New" w:hAnsi="Courier New"/>
-                <w:sz w:val="17"/>
-                <w:szCs w:val="17"/>
-              </w:rPr>
-              <w:t xml:space="preserve">  DO I = 1 TO N;</w:t>
-            </w:r>
-          </w:p>
-          <w:p>
-            <w:pPr>
-              <w:keepNext/>
-              <w:spacing w:after="0" w:line="228"/>
-            </w:pPr>
-            <w:r>
-              <w:rPr>
-                <w:rFonts w:ascii="Courier New" w:cs="Courier New" w:eastAsia="Courier New" w:hAnsi="Courier New"/>
-                <w:sz w:val="17"/>
-                <w:szCs w:val="17"/>
-              </w:rPr>
-              <w:t xml:space="preserve">    A(I) = I * N;</w:t>
-            </w:r>
-          </w:p>
-          <w:p>
-            <w:pPr>
-              <w:keepNext/>
-              <w:spacing w:after="0" w:line="228"/>
-            </w:pPr>
-            <w:r>
-              <w:rPr>
-                <w:rFonts w:ascii="Courier New" w:cs="Courier New" w:eastAsia="Courier New" w:hAnsi="Courier New"/>
-                <w:sz w:val="17"/>
-                <w:szCs w:val="17"/>
-              </w:rPr>
-              <w:t xml:space="preserve">  END;</w:t>
-            </w:r>
-          </w:p>
-          <w:p>
-            <w:pPr>
-              <w:keepNext/>
-              <w:spacing w:after="0" w:line="228"/>
-            </w:pPr>
-            <w:r>
-              <w:rPr>
-                <w:rFonts w:ascii="Courier New" w:cs="Courier New" w:eastAsia="Courier New" w:hAnsi="Courier New"/>
-                <w:sz w:val="17"/>
-                <w:szCs w:val="17"/>
-              </w:rPr>
-              <w:t xml:space="preserve">  PUT SKIP LIST(GREETING, A);</w:t>
-            </w:r>
-          </w:p>
-          <w:p>
-            <w:pPr>
-              <w:keepNext/>
-              <w:spacing w:after="0" w:line="228"/>
-            </w:pPr>
-            <w:r>
-              <w:rPr>
-                <w:rFonts w:ascii="Courier New" w:cs="Courier New" w:eastAsia="Courier New" w:hAnsi="Courier New"/>
-                <w:sz w:val="17"/>
-                <w:szCs w:val="17"/>
-              </w:rPr>
-              <w:t xml:space="preserve">END DEMO;</w:t>
+              <w:t xml:space="preserve">/* the preprocessor */</w:t>
+            </w:r>
+          </w:p>
+          <w:p>
+            <w:pPr>
+              <w:keepNext/>
+              <w:spacing w:after="0" w:line="228"/>
+            </w:pPr>
+            <w:r>
+              <w:rPr>
+                <w:rFonts w:ascii="Courier New" w:cs="Courier New" w:eastAsia="Courier New" w:hAnsi="Courier New"/>
+                <w:sz w:val="17"/>
+                <w:szCs w:val="17"/>
+              </w:rPr>
+              <w:t xml:space="preserve">pp: procedure options(main);</w:t>
+            </w:r>
+          </w:p>
+          <w:p>
+            <w:pPr>
+              <w:keepNext/>
+              <w:spacing w:after="0" w:line="228"/>
+            </w:pPr>
+            <w:r>
+              <w:rPr>
+                <w:rFonts w:ascii="Courier New" w:cs="Courier New" w:eastAsia="Courier New" w:hAnsi="Courier New"/>
+                <w:sz w:val="17"/>
+                <w:szCs w:val="17"/>
+              </w:rPr>
+              <w:t xml:space="preserve">%declare (n, i) fixed;</w:t>
+            </w:r>
+          </w:p>
+          <w:p>
+            <w:pPr>
+              <w:keepNext/>
+              <w:spacing w:after="0" w:line="228"/>
+            </w:pPr>
+            <w:r>
+              <w:rPr>
+                <w:rFonts w:ascii="Courier New" w:cs="Courier New" w:eastAsia="Courier New" w:hAnsi="Courier New"/>
+                <w:sz w:val="17"/>
+                <w:szCs w:val="17"/>
+              </w:rPr>
+              <w:t xml:space="preserve">%declare name char;</w:t>
+            </w:r>
+          </w:p>
+          <w:p>
+            <w:pPr>
+              <w:keepNext/>
+              <w:spacing w:after="0" w:line="228"/>
+            </w:pPr>
+            <w:r>
+              <w:rPr>
+                <w:rFonts w:ascii="Courier New" w:cs="Courier New" w:eastAsia="Courier New" w:hAnsi="Courier New"/>
+                <w:sz w:val="17"/>
+                <w:szCs w:val="17"/>
+              </w:rPr>
+              <w:t xml:space="preserve">%n = 3;</w:t>
+            </w:r>
+          </w:p>
+          <w:p>
+            <w:pPr>
+              <w:keepNext/>
+              <w:spacing w:after="0" w:line="228"/>
+            </w:pPr>
+            <w:r>
+              <w:rPr>
+                <w:rFonts w:ascii="Courier New" w:cs="Courier New" w:eastAsia="Courier New" w:hAnsi="Courier New"/>
+                <w:sz w:val="17"/>
+                <w:szCs w:val="17"/>
+              </w:rPr>
+              <w:t xml:space="preserve">%name = 'total';</w:t>
+            </w:r>
+          </w:p>
+          <w:p>
+            <w:pPr>
+              <w:keepNext/>
+              <w:spacing w:after="0" w:line="228"/>
+            </w:pPr>
+            <w:r>
+              <w:rPr>
+                <w:rFonts w:ascii="Courier New" w:cs="Courier New" w:eastAsia="Courier New" w:hAnsi="Courier New"/>
+                <w:sz w:val="17"/>
+                <w:szCs w:val="17"/>
+              </w:rPr>
+              <w:t xml:space="preserve">%activate n, name, i;</w:t>
+            </w:r>
+          </w:p>
+          <w:p>
+            <w:pPr>
+              <w:keepNext/>
+              <w:spacing w:after="0" w:line="228"/>
+            </w:pPr>
+            <w:r>
+              <w:rPr>
+                <w:rFonts w:ascii="Courier New" w:cs="Courier New" w:eastAsia="Courier New" w:hAnsi="Courier New"/>
+                <w:sz w:val="17"/>
+                <w:szCs w:val="17"/>
+              </w:rPr>
+              <w:t xml:space="preserve">%replace limit by 10;</w:t>
             </w:r>
           </w:p>
           <w:p>
@@ -25055,6 +25635,538 @@
                 <w:sz w:val="17"/>
                 <w:szCs w:val="17"/>
               </w:rPr>
+              <w:t xml:space="preserve">%square: procedure (x) returns (fixed);</w:t>
+            </w:r>
+          </w:p>
+          <w:p>
+            <w:pPr>
+              <w:keepNext/>
+              <w:spacing w:after="0" w:line="228"/>
+            </w:pPr>
+            <w:r>
+              <w:rPr>
+                <w:rFonts w:ascii="Courier New" w:cs="Courier New" w:eastAsia="Courier New" w:hAnsi="Courier New"/>
+                <w:sz w:val="17"/>
+                <w:szCs w:val="17"/>
+              </w:rPr>
+              <w:t xml:space="preserve">   %return (x * x);</w:t>
+            </w:r>
+          </w:p>
+          <w:p>
+            <w:pPr>
+              <w:keepNext/>
+              <w:spacing w:after="0" w:line="228"/>
+            </w:pPr>
+            <w:r>
+              <w:rPr>
+                <w:rFonts w:ascii="Courier New" w:cs="Courier New" w:eastAsia="Courier New" w:hAnsi="Courier New"/>
+                <w:sz w:val="17"/>
+                <w:szCs w:val="17"/>
+              </w:rPr>
+              <w:t xml:space="preserve">%end square;</w:t>
+            </w:r>
+          </w:p>
+          <w:p>
+            <w:pPr>
+              <w:keepNext/>
+              <w:spacing w:after="0" w:line="228"/>
+            </w:pPr>
+            <w:r>
+              <w:rPr>
+                <w:rFonts w:ascii="Courier New" w:cs="Courier New" w:eastAsia="Courier New" w:hAnsi="Courier New"/>
+                <w:sz w:val="17"/>
+                <w:szCs w:val="17"/>
+              </w:rPr>
+              <w:t xml:space="preserve">%activate square;</w:t>
+            </w:r>
+          </w:p>
+          <w:p>
+            <w:pPr>
+              <w:keepNext/>
+              <w:spacing w:after="0" w:line="228"/>
+            </w:pPr>
+            <w:r>
+              <w:rPr>
+                <w:rFonts w:ascii="Courier New" w:cs="Courier New" w:eastAsia="Courier New" w:hAnsi="Courier New"/>
+                <w:sz w:val="17"/>
+                <w:szCs w:val="17"/>
+              </w:rPr>
+              <w:t xml:space="preserve"> </w:t>
+            </w:r>
+          </w:p>
+          <w:p>
+            <w:pPr>
+              <w:keepNext/>
+              <w:spacing w:after="0" w:line="228"/>
+            </w:pPr>
+            <w:r>
+              <w:rPr>
+                <w:rFonts w:ascii="Courier New" w:cs="Courier New" w:eastAsia="Courier New" w:hAnsi="Courier New"/>
+                <w:sz w:val="17"/>
+                <w:szCs w:val="17"/>
+              </w:rPr>
+              <w:t xml:space="preserve">%greet: procedure (w) returns (char);</w:t>
+            </w:r>
+          </w:p>
+          <w:p>
+            <w:pPr>
+              <w:keepNext/>
+              <w:spacing w:after="0" w:line="228"/>
+            </w:pPr>
+            <w:r>
+              <w:rPr>
+                <w:rFonts w:ascii="Courier New" w:cs="Courier New" w:eastAsia="Courier New" w:hAnsi="Courier New"/>
+                <w:sz w:val="17"/>
+                <w:szCs w:val="17"/>
+              </w:rPr>
+              <w:t xml:space="preserve">   %return ('put skip list (''hello ' || w || ''');');</w:t>
+            </w:r>
+          </w:p>
+          <w:p>
+            <w:pPr>
+              <w:keepNext/>
+              <w:spacing w:after="0" w:line="228"/>
+            </w:pPr>
+            <w:r>
+              <w:rPr>
+                <w:rFonts w:ascii="Courier New" w:cs="Courier New" w:eastAsia="Courier New" w:hAnsi="Courier New"/>
+                <w:sz w:val="17"/>
+                <w:szCs w:val="17"/>
+              </w:rPr>
+              <w:t xml:space="preserve">%end greet;</w:t>
+            </w:r>
+          </w:p>
+          <w:p>
+            <w:pPr>
+              <w:keepNext/>
+              <w:spacing w:after="0" w:line="228"/>
+            </w:pPr>
+            <w:r>
+              <w:rPr>
+                <w:rFonts w:ascii="Courier New" w:cs="Courier New" w:eastAsia="Courier New" w:hAnsi="Courier New"/>
+                <w:sz w:val="17"/>
+                <w:szCs w:val="17"/>
+              </w:rPr>
+              <w:t xml:space="preserve">%activate greet;</w:t>
+            </w:r>
+          </w:p>
+          <w:p>
+            <w:pPr>
+              <w:keepNext/>
+              <w:spacing w:after="0" w:line="228"/>
+            </w:pPr>
+            <w:r>
+              <w:rPr>
+                <w:rFonts w:ascii="Courier New" w:cs="Courier New" w:eastAsia="Courier New" w:hAnsi="Courier New"/>
+                <w:sz w:val="17"/>
+                <w:szCs w:val="17"/>
+              </w:rPr>
+              <w:t xml:space="preserve"> </w:t>
+            </w:r>
+          </w:p>
+          <w:p>
+            <w:pPr>
+              <w:keepNext/>
+              <w:spacing w:after="0" w:line="228"/>
+            </w:pPr>
+            <w:r>
+              <w:rPr>
+                <w:rFonts w:ascii="Courier New" w:cs="Courier New" w:eastAsia="Courier New" w:hAnsi="Courier New"/>
+                <w:sz w:val="17"/>
+                <w:szCs w:val="17"/>
+              </w:rPr>
+              <w:t xml:space="preserve">%if n = 3 %then %do;</w:t>
+            </w:r>
+          </w:p>
+          <w:p>
+            <w:pPr>
+              <w:keepNext/>
+              <w:spacing w:after="0" w:line="228"/>
+            </w:pPr>
+            <w:r>
+              <w:rPr>
+                <w:rFonts w:ascii="Courier New" w:cs="Courier New" w:eastAsia="Courier New" w:hAnsi="Courier New"/>
+                <w:sz w:val="17"/>
+                <w:szCs w:val="17"/>
+              </w:rPr>
+              <w:t xml:space="preserve">   dcl name fixed bin(31) init(square(n));</w:t>
+            </w:r>
+          </w:p>
+          <w:p>
+            <w:pPr>
+              <w:keepNext/>
+              <w:spacing w:after="0" w:line="228"/>
+            </w:pPr>
+            <w:r>
+              <w:rPr>
+                <w:rFonts w:ascii="Courier New" w:cs="Courier New" w:eastAsia="Courier New" w:hAnsi="Courier New"/>
+                <w:sz w:val="17"/>
+                <w:szCs w:val="17"/>
+              </w:rPr>
+              <w:t xml:space="preserve">%end;</w:t>
+            </w:r>
+          </w:p>
+          <w:p>
+            <w:pPr>
+              <w:keepNext/>
+              <w:spacing w:after="0" w:line="228"/>
+            </w:pPr>
+            <w:r>
+              <w:rPr>
+                <w:rFonts w:ascii="Courier New" w:cs="Courier New" w:eastAsia="Courier New" w:hAnsi="Courier New"/>
+                <w:sz w:val="17"/>
+                <w:szCs w:val="17"/>
+              </w:rPr>
+              <w:t xml:space="preserve">%else %do;</w:t>
+            </w:r>
+          </w:p>
+          <w:p>
+            <w:pPr>
+              <w:keepNext/>
+              <w:spacing w:after="0" w:line="228"/>
+            </w:pPr>
+            <w:r>
+              <w:rPr>
+                <w:rFonts w:ascii="Courier New" w:cs="Courier New" w:eastAsia="Courier New" w:hAnsi="Courier New"/>
+                <w:sz w:val="17"/>
+                <w:szCs w:val="17"/>
+              </w:rPr>
+              <w:t xml:space="preserve">   dcl name fixed bin(31) init(0);</w:t>
+            </w:r>
+          </w:p>
+          <w:p>
+            <w:pPr>
+              <w:keepNext/>
+              <w:spacing w:after="0" w:line="228"/>
+            </w:pPr>
+            <w:r>
+              <w:rPr>
+                <w:rFonts w:ascii="Courier New" w:cs="Courier New" w:eastAsia="Courier New" w:hAnsi="Courier New"/>
+                <w:sz w:val="17"/>
+                <w:szCs w:val="17"/>
+              </w:rPr>
+              <w:t xml:space="preserve">%end;</w:t>
+            </w:r>
+          </w:p>
+          <w:p>
+            <w:pPr>
+              <w:keepNext/>
+              <w:spacing w:after="0" w:line="228"/>
+            </w:pPr>
+            <w:r>
+              <w:rPr>
+                <w:rFonts w:ascii="Courier New" w:cs="Courier New" w:eastAsia="Courier New" w:hAnsi="Courier New"/>
+                <w:sz w:val="17"/>
+                <w:szCs w:val="17"/>
+              </w:rPr>
+              <w:t xml:space="preserve"> </w:t>
+            </w:r>
+          </w:p>
+          <w:p>
+            <w:pPr>
+              <w:keepNext/>
+              <w:spacing w:after="0" w:line="228"/>
+            </w:pPr>
+            <w:r>
+              <w:rPr>
+                <w:rFonts w:ascii="Courier New" w:cs="Courier New" w:eastAsia="Courier New" w:hAnsi="Courier New"/>
+                <w:sz w:val="17"/>
+                <w:szCs w:val="17"/>
+              </w:rPr>
+              <w:t xml:space="preserve">%dcl k fixed;</w:t>
+            </w:r>
+          </w:p>
+          <w:p>
+            <w:pPr>
+              <w:keepNext/>
+              <w:spacing w:after="0" w:line="228"/>
+            </w:pPr>
+            <w:r>
+              <w:rPr>
+                <w:rFonts w:ascii="Courier New" w:cs="Courier New" w:eastAsia="Courier New" w:hAnsi="Courier New"/>
+                <w:sz w:val="17"/>
+                <w:szCs w:val="17"/>
+              </w:rPr>
+              <w:t xml:space="preserve">%activate k;</w:t>
+            </w:r>
+          </w:p>
+          <w:p>
+            <w:pPr>
+              <w:keepNext/>
+              <w:spacing w:after="0" w:line="228"/>
+            </w:pPr>
+            <w:r>
+              <w:rPr>
+                <w:rFonts w:ascii="Courier New" w:cs="Courier New" w:eastAsia="Courier New" w:hAnsi="Courier New"/>
+                <w:sz w:val="17"/>
+                <w:szCs w:val="17"/>
+              </w:rPr>
+              <w:t xml:space="preserve">dcl a(5) fixed bin(31) init(10, 20, 30, 40, 50);</w:t>
+            </w:r>
+          </w:p>
+          <w:p>
+            <w:pPr>
+              <w:keepNext/>
+              <w:spacing w:after="0" w:line="228"/>
+            </w:pPr>
+            <w:r>
+              <w:rPr>
+                <w:rFonts w:ascii="Courier New" w:cs="Courier New" w:eastAsia="Courier New" w:hAnsi="Courier New"/>
+                <w:sz w:val="17"/>
+                <w:szCs w:val="17"/>
+              </w:rPr>
+              <w:t xml:space="preserve">put skip list ('total', name);</w:t>
+            </w:r>
+          </w:p>
+          <w:p>
+            <w:pPr>
+              <w:keepNext/>
+              <w:spacing w:after="0" w:line="228"/>
+            </w:pPr>
+            <w:r>
+              <w:rPr>
+                <w:rFonts w:ascii="Courier New" w:cs="Courier New" w:eastAsia="Courier New" w:hAnsi="Courier New"/>
+                <w:sz w:val="17"/>
+                <w:szCs w:val="17"/>
+              </w:rPr>
+              <w:t xml:space="preserve">put skip list ('limit', limit);</w:t>
+            </w:r>
+          </w:p>
+          <w:p>
+            <w:pPr>
+              <w:keepNext/>
+              <w:spacing w:after="0" w:line="228"/>
+            </w:pPr>
+            <w:r>
+              <w:rPr>
+                <w:rFonts w:ascii="Courier New" w:cs="Courier New" w:eastAsia="Courier New" w:hAnsi="Courier New"/>
+                <w:sz w:val="17"/>
+                <w:szCs w:val="17"/>
+              </w:rPr>
+              <w:t xml:space="preserve">%do i = 1 to 3;</w:t>
+            </w:r>
+          </w:p>
+          <w:p>
+            <w:pPr>
+              <w:keepNext/>
+              <w:spacing w:after="0" w:line="228"/>
+            </w:pPr>
+            <w:r>
+              <w:rPr>
+                <w:rFonts w:ascii="Courier New" w:cs="Courier New" w:eastAsia="Courier New" w:hAnsi="Courier New"/>
+                <w:sz w:val="17"/>
+                <w:szCs w:val="17"/>
+              </w:rPr>
+              <w:t xml:space="preserve">   put skip list ('i is', i);</w:t>
+            </w:r>
+          </w:p>
+          <w:p>
+            <w:pPr>
+              <w:keepNext/>
+              <w:spacing w:after="0" w:line="228"/>
+            </w:pPr>
+            <w:r>
+              <w:rPr>
+                <w:rFonts w:ascii="Courier New" w:cs="Courier New" w:eastAsia="Courier New" w:hAnsi="Courier New"/>
+                <w:sz w:val="17"/>
+                <w:szCs w:val="17"/>
+              </w:rPr>
+              <w:t xml:space="preserve">%end;</w:t>
+            </w:r>
+          </w:p>
+          <w:p>
+            <w:pPr>
+              <w:keepNext/>
+              <w:spacing w:after="0" w:line="228"/>
+            </w:pPr>
+            <w:r>
+              <w:rPr>
+                <w:rFonts w:ascii="Courier New" w:cs="Courier New" w:eastAsia="Courier New" w:hAnsi="Courier New"/>
+                <w:sz w:val="17"/>
+                <w:szCs w:val="17"/>
+              </w:rPr>
+              <w:t xml:space="preserve">%k = 0;</w:t>
+            </w:r>
+          </w:p>
+          <w:p>
+            <w:pPr>
+              <w:keepNext/>
+              <w:spacing w:after="0" w:line="228"/>
+            </w:pPr>
+            <w:r>
+              <w:rPr>
+                <w:rFonts w:ascii="Courier New" w:cs="Courier New" w:eastAsia="Courier New" w:hAnsi="Courier New"/>
+                <w:sz w:val="17"/>
+                <w:szCs w:val="17"/>
+              </w:rPr>
+              <w:t xml:space="preserve">%do while (k &lt; 3);</w:t>
+            </w:r>
+          </w:p>
+          <w:p>
+            <w:pPr>
+              <w:keepNext/>
+              <w:spacing w:after="0" w:line="228"/>
+            </w:pPr>
+            <w:r>
+              <w:rPr>
+                <w:rFonts w:ascii="Courier New" w:cs="Courier New" w:eastAsia="Courier New" w:hAnsi="Courier New"/>
+                <w:sz w:val="17"/>
+                <w:szCs w:val="17"/>
+              </w:rPr>
+              <w:t xml:space="preserve">   %k = k + 1;</w:t>
+            </w:r>
+          </w:p>
+          <w:p>
+            <w:pPr>
+              <w:keepNext/>
+              <w:spacing w:after="0" w:line="228"/>
+            </w:pPr>
+            <w:r>
+              <w:rPr>
+                <w:rFonts w:ascii="Courier New" w:cs="Courier New" w:eastAsia="Courier New" w:hAnsi="Courier New"/>
+                <w:sz w:val="17"/>
+                <w:szCs w:val="17"/>
+              </w:rPr>
+              <w:t xml:space="preserve">%end;</w:t>
+            </w:r>
+          </w:p>
+          <w:p>
+            <w:pPr>
+              <w:keepNext/>
+              <w:spacing w:after="0" w:line="228"/>
+            </w:pPr>
+            <w:r>
+              <w:rPr>
+                <w:rFonts w:ascii="Courier New" w:cs="Courier New" w:eastAsia="Courier New" w:hAnsi="Courier New"/>
+                <w:sz w:val="17"/>
+                <w:szCs w:val="17"/>
+              </w:rPr>
+              <w:t xml:space="preserve">put skip list ('k', k);</w:t>
+            </w:r>
+          </w:p>
+          <w:p>
+            <w:pPr>
+              <w:keepNext/>
+              <w:spacing w:after="0" w:line="228"/>
+            </w:pPr>
+            <w:r>
+              <w:rPr>
+                <w:rFonts w:ascii="Courier New" w:cs="Courier New" w:eastAsia="Courier New" w:hAnsi="Courier New"/>
+                <w:sz w:val="17"/>
+                <w:szCs w:val="17"/>
+              </w:rPr>
+              <w:t xml:space="preserve">greet('world')</w:t>
+            </w:r>
+          </w:p>
+          <w:p>
+            <w:pPr>
+              <w:keepNext/>
+              <w:spacing w:after="0" w:line="228"/>
+            </w:pPr>
+            <w:r>
+              <w:rPr>
+                <w:rFonts w:ascii="Courier New" w:cs="Courier New" w:eastAsia="Courier New" w:hAnsi="Courier New"/>
+                <w:sz w:val="17"/>
+                <w:szCs w:val="17"/>
+              </w:rPr>
+              <w:t xml:space="preserve">%if length('abc') = 3 &amp; substr('hello', 2, 3) = 'ell' %then</w:t>
+            </w:r>
+          </w:p>
+          <w:p>
+            <w:pPr>
+              <w:keepNext/>
+              <w:spacing w:after="0" w:line="228"/>
+            </w:pPr>
+            <w:r>
+              <w:rPr>
+                <w:rFonts w:ascii="Courier New" w:cs="Courier New" w:eastAsia="Courier New" w:hAnsi="Courier New"/>
+                <w:sz w:val="17"/>
+                <w:szCs w:val="17"/>
+              </w:rPr>
+              <w:t xml:space="preserve">   put skip list ('bif ok');</w:t>
+            </w:r>
+          </w:p>
+          <w:p>
+            <w:pPr>
+              <w:keepNext/>
+              <w:spacing w:after="0" w:line="228"/>
+            </w:pPr>
+            <w:r>
+              <w:rPr>
+                <w:rFonts w:ascii="Courier New" w:cs="Courier New" w:eastAsia="Courier New" w:hAnsi="Courier New"/>
+                <w:sz w:val="17"/>
+                <w:szCs w:val="17"/>
+              </w:rPr>
+              <w:t xml:space="preserve">%if index('abcdef', 'cd') = 3 %then put skip list ('index ok');</w:t>
+            </w:r>
+          </w:p>
+          <w:p>
+            <w:pPr>
+              <w:keepNext/>
+              <w:spacing w:after="0" w:line="228"/>
+            </w:pPr>
+            <w:r>
+              <w:rPr>
+                <w:rFonts w:ascii="Courier New" w:cs="Courier New" w:eastAsia="Courier New" w:hAnsi="Courier New"/>
+                <w:sz w:val="17"/>
+                <w:szCs w:val="17"/>
+              </w:rPr>
+              <w:t xml:space="preserve">%if n = 4 %then put skip list ('wrong');</w:t>
+            </w:r>
+          </w:p>
+          <w:p>
+            <w:pPr>
+              <w:keepNext/>
+              <w:spacing w:after="0" w:line="228"/>
+            </w:pPr>
+            <w:r>
+              <w:rPr>
+                <w:rFonts w:ascii="Courier New" w:cs="Courier New" w:eastAsia="Courier New" w:hAnsi="Courier New"/>
+                <w:sz w:val="17"/>
+                <w:szCs w:val="17"/>
+              </w:rPr>
+              <w:t xml:space="preserve">%else put skip list ('else ok');</w:t>
+            </w:r>
+          </w:p>
+          <w:p>
+            <w:pPr>
+              <w:keepNext/>
+              <w:spacing w:after="0" w:line="228"/>
+            </w:pPr>
+            <w:r>
+              <w:rPr>
+                <w:rFonts w:ascii="Courier New" w:cs="Courier New" w:eastAsia="Courier New" w:hAnsi="Courier New"/>
+                <w:sz w:val="17"/>
+                <w:szCs w:val="17"/>
+              </w:rPr>
+              <w:t xml:space="preserve">end pp;</w:t>
+            </w:r>
+          </w:p>
+          <w:p>
+            <w:pPr>
+              <w:keepNext/>
+              <w:spacing w:after="0" w:line="228"/>
+            </w:pPr>
+            <w:r>
+              <w:rPr>
+                <w:rFonts w:ascii="Courier New" w:cs="Courier New" w:eastAsia="Courier New" w:hAnsi="Courier New"/>
+                <w:sz w:val="17"/>
+                <w:szCs w:val="17"/>
+              </w:rPr>
+              <w:t xml:space="preserve"> </w:t>
+            </w:r>
+          </w:p>
+          <w:p>
+            <w:pPr>
+              <w:keepNext/>
+              <w:spacing w:after="0" w:line="228"/>
+            </w:pPr>
+            <w:r>
+              <w:rPr>
+                <w:rFonts w:ascii="Courier New" w:cs="Courier New" w:eastAsia="Courier New" w:hAnsi="Courier New"/>
+                <w:sz w:val="17"/>
+                <w:szCs w:val="17"/>
+              </w:rPr>
               <w:t xml:space="preserve">/* prints */</w:t>
             </w:r>
           </w:p>
@@ -25069,21 +26181,133 @@
                 <w:sz w:val="17"/>
                 <w:szCs w:val="17"/>
               </w:rPr>
-              <w:t xml:space="preserve">hi                      5                       10                      15                      20</w:t>
-            </w:r>
-          </w:p>
-          <w:p>
-            <w:pPr>
-              <w:keepNext/>
-              <w:spacing w:after="0" w:line="228"/>
-            </w:pPr>
-            <w:r>
-              <w:rPr>
-                <w:rFonts w:ascii="Courier New" w:cs="Courier New" w:eastAsia="Courier New" w:hAnsi="Courier New"/>
-                <w:sz w:val="17"/>
-                <w:szCs w:val="17"/>
-              </w:rPr>
-              <w:t xml:space="preserve">25</w:t>
+              <w:t xml:space="preserve">total                   9</w:t>
+            </w:r>
+          </w:p>
+          <w:p>
+            <w:pPr>
+              <w:keepNext/>
+              <w:spacing w:after="0" w:line="228"/>
+            </w:pPr>
+            <w:r>
+              <w:rPr>
+                <w:rFonts w:ascii="Courier New" w:cs="Courier New" w:eastAsia="Courier New" w:hAnsi="Courier New"/>
+                <w:sz w:val="17"/>
+                <w:szCs w:val="17"/>
+              </w:rPr>
+              <w:t xml:space="preserve">limit                   10</w:t>
+            </w:r>
+          </w:p>
+          <w:p>
+            <w:pPr>
+              <w:keepNext/>
+              <w:spacing w:after="0" w:line="228"/>
+            </w:pPr>
+            <w:r>
+              <w:rPr>
+                <w:rFonts w:ascii="Courier New" w:cs="Courier New" w:eastAsia="Courier New" w:hAnsi="Courier New"/>
+                <w:sz w:val="17"/>
+                <w:szCs w:val="17"/>
+              </w:rPr>
+              <w:t xml:space="preserve">i is                    1</w:t>
+            </w:r>
+          </w:p>
+          <w:p>
+            <w:pPr>
+              <w:keepNext/>
+              <w:spacing w:after="0" w:line="228"/>
+            </w:pPr>
+            <w:r>
+              <w:rPr>
+                <w:rFonts w:ascii="Courier New" w:cs="Courier New" w:eastAsia="Courier New" w:hAnsi="Courier New"/>
+                <w:sz w:val="17"/>
+                <w:szCs w:val="17"/>
+              </w:rPr>
+              <w:t xml:space="preserve">i is                    2</w:t>
+            </w:r>
+          </w:p>
+          <w:p>
+            <w:pPr>
+              <w:keepNext/>
+              <w:spacing w:after="0" w:line="228"/>
+            </w:pPr>
+            <w:r>
+              <w:rPr>
+                <w:rFonts w:ascii="Courier New" w:cs="Courier New" w:eastAsia="Courier New" w:hAnsi="Courier New"/>
+                <w:sz w:val="17"/>
+                <w:szCs w:val="17"/>
+              </w:rPr>
+              <w:t xml:space="preserve">i is                    3</w:t>
+            </w:r>
+          </w:p>
+          <w:p>
+            <w:pPr>
+              <w:keepNext/>
+              <w:spacing w:after="0" w:line="228"/>
+            </w:pPr>
+            <w:r>
+              <w:rPr>
+                <w:rFonts w:ascii="Courier New" w:cs="Courier New" w:eastAsia="Courier New" w:hAnsi="Courier New"/>
+                <w:sz w:val="17"/>
+                <w:szCs w:val="17"/>
+              </w:rPr>
+              <w:t xml:space="preserve">k                       3</w:t>
+            </w:r>
+          </w:p>
+          <w:p>
+            <w:pPr>
+              <w:keepNext/>
+              <w:spacing w:after="0" w:line="228"/>
+            </w:pPr>
+            <w:r>
+              <w:rPr>
+                <w:rFonts w:ascii="Courier New" w:cs="Courier New" w:eastAsia="Courier New" w:hAnsi="Courier New"/>
+                <w:sz w:val="17"/>
+                <w:szCs w:val="17"/>
+              </w:rPr>
+              <w:t xml:space="preserve">hello world</w:t>
+            </w:r>
+          </w:p>
+          <w:p>
+            <w:pPr>
+              <w:keepNext/>
+              <w:spacing w:after="0" w:line="228"/>
+            </w:pPr>
+            <w:r>
+              <w:rPr>
+                <w:rFonts w:ascii="Courier New" w:cs="Courier New" w:eastAsia="Courier New" w:hAnsi="Courier New"/>
+                <w:sz w:val="17"/>
+                <w:szCs w:val="17"/>
+              </w:rPr>
+              <w:t xml:space="preserve">bif ok</w:t>
+            </w:r>
+          </w:p>
+          <w:p>
+            <w:pPr>
+              <w:keepNext/>
+              <w:spacing w:after="0" w:line="228"/>
+            </w:pPr>
+            <w:r>
+              <w:rPr>
+                <w:rFonts w:ascii="Courier New" w:cs="Courier New" w:eastAsia="Courier New" w:hAnsi="Courier New"/>
+                <w:sz w:val="17"/>
+                <w:szCs w:val="17"/>
+              </w:rPr>
+              <w:t xml:space="preserve">index ok</w:t>
+            </w:r>
+          </w:p>
+          <w:p>
+            <w:pPr>
+              <w:keepNext/>
+              <w:spacing w:after="0" w:line="228"/>
+            </w:pPr>
+            <w:r>
+              <w:rPr>
+                <w:rFonts w:ascii="Courier New" w:cs="Courier New" w:eastAsia="Courier New" w:hAnsi="Courier New"/>
+                <w:sz w:val="17"/>
+                <w:szCs w:val="17"/>
+              </w:rPr>
+              <w:t xml:space="preserve">else ok</w:t>
             </w:r>
           </w:p>
         </w:tc>
@@ -25109,7 +26333,3442 @@
           <w:sz w:val="18"/>
           <w:szCs w:val="18"/>
         </w:rPr>
-        <w:t xml:space="preserve">%REPLACE</w:t>
+        <w:t xml:space="preserve">The preprocessor</w:t>
+      </w:r>
+    </w:p>
+    <w:tbl>
+      <w:tblPr>
+        <w:tblW w:type="dxa" w:w="9638"/>
+        <w:tblBorders>
+          <w:top w:val="single" w:color="000000" w:sz="4"/>
+          <w:left w:val="single" w:color="000000" w:sz="4"/>
+          <w:bottom w:val="single" w:color="000000" w:sz="4"/>
+          <w:right w:val="single" w:color="000000" w:sz="4"/>
+          <w:insideH w:val="single" w:color="000000" w:sz="4"/>
+          <w:insideV w:val="single" w:color="000000" w:sz="4"/>
+        </w:tblBorders>
+        <w:tblLayout w:type="fixed"/>
+      </w:tblPr>
+      <w:tblGrid>
+        <w:gridCol w:w="9638"/>
+      </w:tblGrid>
+      <w:tr>
+        <w:trPr>
+          <w:cantSplit/>
+        </w:trPr>
+        <w:tc>
+          <w:tcPr>
+            <w:tcW w:type="dxa" w:w="9638"/>
+            <w:shd w:fill="F2F2F2" w:color="auto" w:val="clear"/>
+            <w:tcMar>
+              <w:top w:type="dxa" w:w="100"/>
+              <w:left w:type="dxa" w:w="140"/>
+              <w:bottom w:type="dxa" w:w="100"/>
+              <w:right w:type="dxa" w:w="140"/>
+            </w:tcMar>
+          </w:tcPr>
+          <w:p>
+            <w:pPr>
+              <w:keepNext/>
+              <w:spacing w:after="0" w:line="228"/>
+            </w:pPr>
+            <w:r>
+              <w:rPr>
+                <w:rFonts w:ascii="Courier New" w:cs="Courier New" w:eastAsia="Courier New" w:hAnsi="Courier New"/>
+                <w:sz w:val="17"/>
+                <w:szCs w:val="17"/>
+              </w:rPr>
+              <w:t xml:space="preserve">/* t34_pp2.inc */</w:t>
+            </w:r>
+          </w:p>
+          <w:p>
+            <w:pPr>
+              <w:keepNext/>
+              <w:spacing w:after="0" w:line="228"/>
+            </w:pPr>
+            <w:r>
+              <w:rPr>
+                <w:rFonts w:ascii="Courier New" w:cs="Courier New" w:eastAsia="Courier New" w:hAnsi="Courier New"/>
+                <w:sz w:val="17"/>
+                <w:szCs w:val="17"/>
+              </w:rPr>
+              <w:t xml:space="preserve">%dcl inc_seen fixed;</w:t>
+            </w:r>
+          </w:p>
+          <w:p>
+            <w:pPr>
+              <w:keepNext/>
+              <w:spacing w:after="0" w:line="228"/>
+            </w:pPr>
+            <w:r>
+              <w:rPr>
+                <w:rFonts w:ascii="Courier New" w:cs="Courier New" w:eastAsia="Courier New" w:hAnsi="Courier New"/>
+                <w:sz w:val="17"/>
+                <w:szCs w:val="17"/>
+              </w:rPr>
+              <w:t xml:space="preserve">%inc_seen = 7;</w:t>
+            </w:r>
+          </w:p>
+          <w:p>
+            <w:pPr>
+              <w:keepNext/>
+              <w:spacing w:after="0" w:line="228"/>
+            </w:pPr>
+            <w:r>
+              <w:rPr>
+                <w:rFonts w:ascii="Courier New" w:cs="Courier New" w:eastAsia="Courier New" w:hAnsi="Courier New"/>
+                <w:sz w:val="17"/>
+                <w:szCs w:val="17"/>
+              </w:rPr>
+              <w:t xml:space="preserve"> </w:t>
+            </w:r>
+          </w:p>
+          <w:p>
+            <w:pPr>
+              <w:keepNext/>
+              <w:spacing w:after="0" w:line="228"/>
+            </w:pPr>
+            <w:r>
+              <w:rPr>
+                <w:rFonts w:ascii="Courier New" w:cs="Courier New" w:eastAsia="Courier New" w:hAnsi="Courier New"/>
+                <w:sz w:val="17"/>
+                <w:szCs w:val="17"/>
+              </w:rPr>
+              <w:t xml:space="preserve">/* t34_pp2.pli */</w:t>
+            </w:r>
+          </w:p>
+          <w:p>
+            <w:pPr>
+              <w:keepNext/>
+              <w:spacing w:after="0" w:line="228"/>
+            </w:pPr>
+            <w:r>
+              <w:rPr>
+                <w:rFonts w:ascii="Courier New" w:cs="Courier New" w:eastAsia="Courier New" w:hAnsi="Courier New"/>
+                <w:sz w:val="17"/>
+                <w:szCs w:val="17"/>
+              </w:rPr>
+              <w:t xml:space="preserve">/* more preprocessor: recursion, include, rescan, selection */</w:t>
+            </w:r>
+          </w:p>
+          <w:p>
+            <w:pPr>
+              <w:keepNext/>
+              <w:spacing w:after="0" w:line="228"/>
+            </w:pPr>
+            <w:r>
+              <w:rPr>
+                <w:rFonts w:ascii="Courier New" w:cs="Courier New" w:eastAsia="Courier New" w:hAnsi="Courier New"/>
+                <w:sz w:val="17"/>
+                <w:szCs w:val="17"/>
+              </w:rPr>
+              <w:t xml:space="preserve">pp2: procedure options(main);</w:t>
+            </w:r>
+          </w:p>
+          <w:p>
+            <w:pPr>
+              <w:keepNext/>
+              <w:spacing w:after="0" w:line="228"/>
+            </w:pPr>
+            <w:r>
+              <w:rPr>
+                <w:rFonts w:ascii="Courier New" w:cs="Courier New" w:eastAsia="Courier New" w:hAnsi="Courier New"/>
+                <w:sz w:val="17"/>
+                <w:szCs w:val="17"/>
+              </w:rPr>
+              <w:t xml:space="preserve">%include t34_pp2;</w:t>
+            </w:r>
+          </w:p>
+          <w:p>
+            <w:pPr>
+              <w:keepNext/>
+              <w:spacing w:after="0" w:line="228"/>
+            </w:pPr>
+            <w:r>
+              <w:rPr>
+                <w:rFonts w:ascii="Courier New" w:cs="Courier New" w:eastAsia="Courier New" w:hAnsi="Courier New"/>
+                <w:sz w:val="17"/>
+                <w:szCs w:val="17"/>
+              </w:rPr>
+              <w:t xml:space="preserve">%dcl (f, v, w) fixed;</w:t>
+            </w:r>
+          </w:p>
+          <w:p>
+            <w:pPr>
+              <w:keepNext/>
+              <w:spacing w:after="0" w:line="228"/>
+            </w:pPr>
+            <w:r>
+              <w:rPr>
+                <w:rFonts w:ascii="Courier New" w:cs="Courier New" w:eastAsia="Courier New" w:hAnsi="Courier New"/>
+                <w:sz w:val="17"/>
+                <w:szCs w:val="17"/>
+              </w:rPr>
+              <w:t xml:space="preserve">%dcl s char;</w:t>
+            </w:r>
+          </w:p>
+          <w:p>
+            <w:pPr>
+              <w:keepNext/>
+              <w:spacing w:after="0" w:line="228"/>
+            </w:pPr>
+            <w:r>
+              <w:rPr>
+                <w:rFonts w:ascii="Courier New" w:cs="Courier New" w:eastAsia="Courier New" w:hAnsi="Courier New"/>
+                <w:sz w:val="17"/>
+                <w:szCs w:val="17"/>
+              </w:rPr>
+              <w:t xml:space="preserve">%fact: proc (n) returns (fixed);</w:t>
+            </w:r>
+          </w:p>
+          <w:p>
+            <w:pPr>
+              <w:keepNext/>
+              <w:spacing w:after="0" w:line="228"/>
+            </w:pPr>
+            <w:r>
+              <w:rPr>
+                <w:rFonts w:ascii="Courier New" w:cs="Courier New" w:eastAsia="Courier New" w:hAnsi="Courier New"/>
+                <w:sz w:val="17"/>
+                <w:szCs w:val="17"/>
+              </w:rPr>
+              <w:t xml:space="preserve">   %dcl r fixed;</w:t>
+            </w:r>
+          </w:p>
+          <w:p>
+            <w:pPr>
+              <w:keepNext/>
+              <w:spacing w:after="0" w:line="228"/>
+            </w:pPr>
+            <w:r>
+              <w:rPr>
+                <w:rFonts w:ascii="Courier New" w:cs="Courier New" w:eastAsia="Courier New" w:hAnsi="Courier New"/>
+                <w:sz w:val="17"/>
+                <w:szCs w:val="17"/>
+              </w:rPr>
+              <w:t xml:space="preserve">   %if n &lt;= 1 %then %return (1);</w:t>
+            </w:r>
+          </w:p>
+          <w:p>
+            <w:pPr>
+              <w:keepNext/>
+              <w:spacing w:after="0" w:line="228"/>
+            </w:pPr>
+            <w:r>
+              <w:rPr>
+                <w:rFonts w:ascii="Courier New" w:cs="Courier New" w:eastAsia="Courier New" w:hAnsi="Courier New"/>
+                <w:sz w:val="17"/>
+                <w:szCs w:val="17"/>
+              </w:rPr>
+              <w:t xml:space="preserve">   %r = n * fact(n - 1);</w:t>
+            </w:r>
+          </w:p>
+          <w:p>
+            <w:pPr>
+              <w:keepNext/>
+              <w:spacing w:after="0" w:line="228"/>
+            </w:pPr>
+            <w:r>
+              <w:rPr>
+                <w:rFonts w:ascii="Courier New" w:cs="Courier New" w:eastAsia="Courier New" w:hAnsi="Courier New"/>
+                <w:sz w:val="17"/>
+                <w:szCs w:val="17"/>
+              </w:rPr>
+              <w:t xml:space="preserve">   %return (r);</w:t>
+            </w:r>
+          </w:p>
+          <w:p>
+            <w:pPr>
+              <w:keepNext/>
+              <w:spacing w:after="0" w:line="228"/>
+            </w:pPr>
+            <w:r>
+              <w:rPr>
+                <w:rFonts w:ascii="Courier New" w:cs="Courier New" w:eastAsia="Courier New" w:hAnsi="Courier New"/>
+                <w:sz w:val="17"/>
+                <w:szCs w:val="17"/>
+              </w:rPr>
+              <w:t xml:space="preserve">%end fact;</w:t>
+            </w:r>
+          </w:p>
+          <w:p>
+            <w:pPr>
+              <w:keepNext/>
+              <w:spacing w:after="0" w:line="228"/>
+            </w:pPr>
+            <w:r>
+              <w:rPr>
+                <w:rFonts w:ascii="Courier New" w:cs="Courier New" w:eastAsia="Courier New" w:hAnsi="Courier New"/>
+                <w:sz w:val="17"/>
+                <w:szCs w:val="17"/>
+              </w:rPr>
+              <w:t xml:space="preserve">%v = fact(5);</w:t>
+            </w:r>
+          </w:p>
+          <w:p>
+            <w:pPr>
+              <w:keepNext/>
+              <w:spacing w:after="0" w:line="228"/>
+            </w:pPr>
+            <w:r>
+              <w:rPr>
+                <w:rFonts w:ascii="Courier New" w:cs="Courier New" w:eastAsia="Courier New" w:hAnsi="Courier New"/>
+                <w:sz w:val="17"/>
+                <w:szCs w:val="17"/>
+              </w:rPr>
+              <w:t xml:space="preserve">%s = 'v + 1';</w:t>
+            </w:r>
+          </w:p>
+          <w:p>
+            <w:pPr>
+              <w:keepNext/>
+              <w:spacing w:after="0" w:line="228"/>
+            </w:pPr>
+            <w:r>
+              <w:rPr>
+                <w:rFonts w:ascii="Courier New" w:cs="Courier New" w:eastAsia="Courier New" w:hAnsi="Courier New"/>
+                <w:sz w:val="17"/>
+                <w:szCs w:val="17"/>
+              </w:rPr>
+              <w:t xml:space="preserve">%activate v, s;</w:t>
+            </w:r>
+          </w:p>
+          <w:p>
+            <w:pPr>
+              <w:keepNext/>
+              <w:spacing w:after="0" w:line="228"/>
+            </w:pPr>
+            <w:r>
+              <w:rPr>
+                <w:rFonts w:ascii="Courier New" w:cs="Courier New" w:eastAsia="Courier New" w:hAnsi="Courier New"/>
+                <w:sz w:val="17"/>
+                <w:szCs w:val="17"/>
+              </w:rPr>
+              <w:t xml:space="preserve">%dcl mode char;</w:t>
+            </w:r>
+          </w:p>
+          <w:p>
+            <w:pPr>
+              <w:keepNext/>
+              <w:spacing w:after="0" w:line="228"/>
+            </w:pPr>
+            <w:r>
+              <w:rPr>
+                <w:rFonts w:ascii="Courier New" w:cs="Courier New" w:eastAsia="Courier New" w:hAnsi="Courier New"/>
+                <w:sz w:val="17"/>
+                <w:szCs w:val="17"/>
+              </w:rPr>
+              <w:t xml:space="preserve">%mode = 'fast';</w:t>
+            </w:r>
+          </w:p>
+          <w:p>
+            <w:pPr>
+              <w:keepNext/>
+              <w:spacing w:after="0" w:line="228"/>
+            </w:pPr>
+            <w:r>
+              <w:rPr>
+                <w:rFonts w:ascii="Courier New" w:cs="Courier New" w:eastAsia="Courier New" w:hAnsi="Courier New"/>
+                <w:sz w:val="17"/>
+                <w:szCs w:val="17"/>
+              </w:rPr>
+              <w:t xml:space="preserve">%activate mode;</w:t>
+            </w:r>
+          </w:p>
+          <w:p>
+            <w:pPr>
+              <w:keepNext/>
+              <w:spacing w:after="0" w:line="228"/>
+            </w:pPr>
+            <w:r>
+              <w:rPr>
+                <w:rFonts w:ascii="Courier New" w:cs="Courier New" w:eastAsia="Courier New" w:hAnsi="Courier New"/>
+                <w:sz w:val="17"/>
+                <w:szCs w:val="17"/>
+              </w:rPr>
+              <w:t xml:space="preserve">dcl x fixed bin(31) init(s);</w:t>
+            </w:r>
+          </w:p>
+          <w:p>
+            <w:pPr>
+              <w:keepNext/>
+              <w:spacing w:after="0" w:line="228"/>
+            </w:pPr>
+            <w:r>
+              <w:rPr>
+                <w:rFonts w:ascii="Courier New" w:cs="Courier New" w:eastAsia="Courier New" w:hAnsi="Courier New"/>
+                <w:sz w:val="17"/>
+                <w:szCs w:val="17"/>
+              </w:rPr>
+              <w:t xml:space="preserve">%deactivate v;</w:t>
+            </w:r>
+          </w:p>
+          <w:p>
+            <w:pPr>
+              <w:keepNext/>
+              <w:spacing w:after="0" w:line="228"/>
+            </w:pPr>
+            <w:r>
+              <w:rPr>
+                <w:rFonts w:ascii="Courier New" w:cs="Courier New" w:eastAsia="Courier New" w:hAnsi="Courier New"/>
+                <w:sz w:val="17"/>
+                <w:szCs w:val="17"/>
+              </w:rPr>
+              <w:t xml:space="preserve">put skip list ('x', x);</w:t>
+            </w:r>
+          </w:p>
+          <w:p>
+            <w:pPr>
+              <w:keepNext/>
+              <w:spacing w:after="0" w:line="228"/>
+            </w:pPr>
+            <w:r>
+              <w:rPr>
+                <w:rFonts w:ascii="Courier New" w:cs="Courier New" w:eastAsia="Courier New" w:hAnsi="Courier New"/>
+                <w:sz w:val="17"/>
+                <w:szCs w:val="17"/>
+              </w:rPr>
+              <w:t xml:space="preserve">put skip list ('mode', 'mode');</w:t>
+            </w:r>
+          </w:p>
+          <w:p>
+            <w:pPr>
+              <w:keepNext/>
+              <w:spacing w:after="0" w:line="228"/>
+            </w:pPr>
+            <w:r>
+              <w:rPr>
+                <w:rFonts w:ascii="Courier New" w:cs="Courier New" w:eastAsia="Courier New" w:hAnsi="Courier New"/>
+                <w:sz w:val="17"/>
+                <w:szCs w:val="17"/>
+              </w:rPr>
+              <w:t xml:space="preserve">%if mode = 'fast' %then %do;</w:t>
+            </w:r>
+          </w:p>
+          <w:p>
+            <w:pPr>
+              <w:keepNext/>
+              <w:spacing w:after="0" w:line="228"/>
+            </w:pPr>
+            <w:r>
+              <w:rPr>
+                <w:rFonts w:ascii="Courier New" w:cs="Courier New" w:eastAsia="Courier New" w:hAnsi="Courier New"/>
+                <w:sz w:val="17"/>
+                <w:szCs w:val="17"/>
+              </w:rPr>
+              <w:t xml:space="preserve">  put skip list ('fast branch');</w:t>
+            </w:r>
+          </w:p>
+          <w:p>
+            <w:pPr>
+              <w:keepNext/>
+              <w:spacing w:after="0" w:line="228"/>
+            </w:pPr>
+            <w:r>
+              <w:rPr>
+                <w:rFonts w:ascii="Courier New" w:cs="Courier New" w:eastAsia="Courier New" w:hAnsi="Courier New"/>
+                <w:sz w:val="17"/>
+                <w:szCs w:val="17"/>
+              </w:rPr>
+              <w:t xml:space="preserve">%end;</w:t>
+            </w:r>
+          </w:p>
+          <w:p>
+            <w:pPr>
+              <w:keepNext/>
+              <w:spacing w:after="0" w:line="228"/>
+            </w:pPr>
+            <w:r>
+              <w:rPr>
+                <w:rFonts w:ascii="Courier New" w:cs="Courier New" w:eastAsia="Courier New" w:hAnsi="Courier New"/>
+                <w:sz w:val="17"/>
+                <w:szCs w:val="17"/>
+              </w:rPr>
+              <w:t xml:space="preserve">%dcl j fixed;</w:t>
+            </w:r>
+          </w:p>
+          <w:p>
+            <w:pPr>
+              <w:keepNext/>
+              <w:spacing w:after="0" w:line="228"/>
+            </w:pPr>
+            <w:r>
+              <w:rPr>
+                <w:rFonts w:ascii="Courier New" w:cs="Courier New" w:eastAsia="Courier New" w:hAnsi="Courier New"/>
+                <w:sz w:val="17"/>
+                <w:szCs w:val="17"/>
+              </w:rPr>
+              <w:t xml:space="preserve">%activate j;</w:t>
+            </w:r>
+          </w:p>
+          <w:p>
+            <w:pPr>
+              <w:keepNext/>
+              <w:spacing w:after="0" w:line="228"/>
+            </w:pPr>
+            <w:r>
+              <w:rPr>
+                <w:rFonts w:ascii="Courier New" w:cs="Courier New" w:eastAsia="Courier New" w:hAnsi="Courier New"/>
+                <w:sz w:val="17"/>
+                <w:szCs w:val="17"/>
+              </w:rPr>
+              <w:t xml:space="preserve">%do j = 10 to 1 by -4;</w:t>
+            </w:r>
+          </w:p>
+          <w:p>
+            <w:pPr>
+              <w:keepNext/>
+              <w:spacing w:after="0" w:line="228"/>
+            </w:pPr>
+            <w:r>
+              <w:rPr>
+                <w:rFonts w:ascii="Courier New" w:cs="Courier New" w:eastAsia="Courier New" w:hAnsi="Courier New"/>
+                <w:sz w:val="17"/>
+                <w:szCs w:val="17"/>
+              </w:rPr>
+              <w:t xml:space="preserve">  put skip list ('j', j);</w:t>
+            </w:r>
+          </w:p>
+          <w:p>
+            <w:pPr>
+              <w:keepNext/>
+              <w:spacing w:after="0" w:line="228"/>
+            </w:pPr>
+            <w:r>
+              <w:rPr>
+                <w:rFonts w:ascii="Courier New" w:cs="Courier New" w:eastAsia="Courier New" w:hAnsi="Courier New"/>
+                <w:sz w:val="17"/>
+                <w:szCs w:val="17"/>
+              </w:rPr>
+              <w:t xml:space="preserve">%end;</w:t>
+            </w:r>
+          </w:p>
+          <w:p>
+            <w:pPr>
+              <w:keepNext/>
+              <w:spacing w:after="0" w:line="228"/>
+            </w:pPr>
+            <w:r>
+              <w:rPr>
+                <w:rFonts w:ascii="Courier New" w:cs="Courier New" w:eastAsia="Courier New" w:hAnsi="Courier New"/>
+                <w:sz w:val="17"/>
+                <w:szCs w:val="17"/>
+              </w:rPr>
+              <w:t xml:space="preserve">%if inc_seen = 7 &amp; mod(17, 5) = 2 %then put skip list ('mod ok');</w:t>
+            </w:r>
+          </w:p>
+          <w:p>
+            <w:pPr>
+              <w:keepNext/>
+              <w:spacing w:after="0" w:line="228"/>
+            </w:pPr>
+            <w:r>
+              <w:rPr>
+                <w:rFonts w:ascii="Courier New" w:cs="Courier New" w:eastAsia="Courier New" w:hAnsi="Courier New"/>
+                <w:sz w:val="17"/>
+                <w:szCs w:val="17"/>
+              </w:rPr>
+              <w:t xml:space="preserve">%if max(3, 9, 4) = 9 &amp; min(3, 9) = 3 %then put skip list ('minmax');</w:t>
+            </w:r>
+          </w:p>
+          <w:p>
+            <w:pPr>
+              <w:keepNext/>
+              <w:spacing w:after="0" w:line="228"/>
+            </w:pPr>
+            <w:r>
+              <w:rPr>
+                <w:rFonts w:ascii="Courier New" w:cs="Courier New" w:eastAsia="Courier New" w:hAnsi="Courier New"/>
+                <w:sz w:val="17"/>
+                <w:szCs w:val="17"/>
+              </w:rPr>
+              <w:t xml:space="preserve">%if uppercase('ab') = 'AB' %then put skip list ('upper');</w:t>
+            </w:r>
+          </w:p>
+          <w:p>
+            <w:pPr>
+              <w:keepNext/>
+              <w:spacing w:after="0" w:line="228"/>
+            </w:pPr>
+            <w:r>
+              <w:rPr>
+                <w:rFonts w:ascii="Courier New" w:cs="Courier New" w:eastAsia="Courier New" w:hAnsi="Courier New"/>
+                <w:sz w:val="17"/>
+                <w:szCs w:val="17"/>
+              </w:rPr>
+              <w:t xml:space="preserve">%note('done', 0);</w:t>
+            </w:r>
+          </w:p>
+          <w:p>
+            <w:pPr>
+              <w:keepNext/>
+              <w:spacing w:after="0" w:line="228"/>
+            </w:pPr>
+            <w:r>
+              <w:rPr>
+                <w:rFonts w:ascii="Courier New" w:cs="Courier New" w:eastAsia="Courier New" w:hAnsi="Courier New"/>
+                <w:sz w:val="17"/>
+                <w:szCs w:val="17"/>
+              </w:rPr>
+              <w:t xml:space="preserve">end pp2;</w:t>
+            </w:r>
+          </w:p>
+          <w:p>
+            <w:pPr>
+              <w:keepNext/>
+              <w:spacing w:after="0" w:line="228"/>
+            </w:pPr>
+            <w:r>
+              <w:rPr>
+                <w:rFonts w:ascii="Courier New" w:cs="Courier New" w:eastAsia="Courier New" w:hAnsi="Courier New"/>
+                <w:sz w:val="17"/>
+                <w:szCs w:val="17"/>
+              </w:rPr>
+              <w:t xml:space="preserve"> </w:t>
+            </w:r>
+          </w:p>
+          <w:p>
+            <w:pPr>
+              <w:keepNext/>
+              <w:spacing w:after="0" w:line="228"/>
+            </w:pPr>
+            <w:r>
+              <w:rPr>
+                <w:rFonts w:ascii="Courier New" w:cs="Courier New" w:eastAsia="Courier New" w:hAnsi="Courier New"/>
+                <w:sz w:val="17"/>
+                <w:szCs w:val="17"/>
+              </w:rPr>
+              <w:t xml:space="preserve">/* prints */</w:t>
+            </w:r>
+          </w:p>
+          <w:p>
+            <w:pPr>
+              <w:keepNext/>
+              <w:spacing w:after="0" w:line="228"/>
+            </w:pPr>
+            <w:r>
+              <w:rPr>
+                <w:rFonts w:ascii="Courier New" w:cs="Courier New" w:eastAsia="Courier New" w:hAnsi="Courier New"/>
+                <w:sz w:val="17"/>
+                <w:szCs w:val="17"/>
+              </w:rPr>
+              <w:t xml:space="preserve">pli: note: done</w:t>
+            </w:r>
+          </w:p>
+          <w:p>
+            <w:pPr>
+              <w:keepNext/>
+              <w:spacing w:after="0" w:line="228"/>
+            </w:pPr>
+            <w:r>
+              <w:rPr>
+                <w:rFonts w:ascii="Courier New" w:cs="Courier New" w:eastAsia="Courier New" w:hAnsi="Courier New"/>
+                <w:sz w:val="17"/>
+                <w:szCs w:val="17"/>
+              </w:rPr>
+              <w:t xml:space="preserve">x                       121</w:t>
+            </w:r>
+          </w:p>
+          <w:p>
+            <w:pPr>
+              <w:keepNext/>
+              <w:spacing w:after="0" w:line="228"/>
+            </w:pPr>
+            <w:r>
+              <w:rPr>
+                <w:rFonts w:ascii="Courier New" w:cs="Courier New" w:eastAsia="Courier New" w:hAnsi="Courier New"/>
+                <w:sz w:val="17"/>
+                <w:szCs w:val="17"/>
+              </w:rPr>
+              <w:t xml:space="preserve">mode                    mode</w:t>
+            </w:r>
+          </w:p>
+          <w:p>
+            <w:pPr>
+              <w:keepNext/>
+              <w:spacing w:after="0" w:line="228"/>
+            </w:pPr>
+            <w:r>
+              <w:rPr>
+                <w:rFonts w:ascii="Courier New" w:cs="Courier New" w:eastAsia="Courier New" w:hAnsi="Courier New"/>
+                <w:sz w:val="17"/>
+                <w:szCs w:val="17"/>
+              </w:rPr>
+              <w:t xml:space="preserve">fast branch</w:t>
+            </w:r>
+          </w:p>
+          <w:p>
+            <w:pPr>
+              <w:keepNext/>
+              <w:spacing w:after="0" w:line="228"/>
+            </w:pPr>
+            <w:r>
+              <w:rPr>
+                <w:rFonts w:ascii="Courier New" w:cs="Courier New" w:eastAsia="Courier New" w:hAnsi="Courier New"/>
+                <w:sz w:val="17"/>
+                <w:szCs w:val="17"/>
+              </w:rPr>
+              <w:t xml:space="preserve">j                       10</w:t>
+            </w:r>
+          </w:p>
+          <w:p>
+            <w:pPr>
+              <w:keepNext/>
+              <w:spacing w:after="0" w:line="228"/>
+            </w:pPr>
+            <w:r>
+              <w:rPr>
+                <w:rFonts w:ascii="Courier New" w:cs="Courier New" w:eastAsia="Courier New" w:hAnsi="Courier New"/>
+                <w:sz w:val="17"/>
+                <w:szCs w:val="17"/>
+              </w:rPr>
+              <w:t xml:space="preserve">j                       6</w:t>
+            </w:r>
+          </w:p>
+          <w:p>
+            <w:pPr>
+              <w:keepNext/>
+              <w:spacing w:after="0" w:line="228"/>
+            </w:pPr>
+            <w:r>
+              <w:rPr>
+                <w:rFonts w:ascii="Courier New" w:cs="Courier New" w:eastAsia="Courier New" w:hAnsi="Courier New"/>
+                <w:sz w:val="17"/>
+                <w:szCs w:val="17"/>
+              </w:rPr>
+              <w:t xml:space="preserve">j                       2</w:t>
+            </w:r>
+          </w:p>
+          <w:p>
+            <w:pPr>
+              <w:keepNext/>
+              <w:spacing w:after="0" w:line="228"/>
+            </w:pPr>
+            <w:r>
+              <w:rPr>
+                <w:rFonts w:ascii="Courier New" w:cs="Courier New" w:eastAsia="Courier New" w:hAnsi="Courier New"/>
+                <w:sz w:val="17"/>
+                <w:szCs w:val="17"/>
+              </w:rPr>
+              <w:t xml:space="preserve">mod ok</w:t>
+            </w:r>
+          </w:p>
+          <w:p>
+            <w:pPr>
+              <w:keepNext/>
+              <w:spacing w:after="0" w:line="228"/>
+            </w:pPr>
+            <w:r>
+              <w:rPr>
+                <w:rFonts w:ascii="Courier New" w:cs="Courier New" w:eastAsia="Courier New" w:hAnsi="Courier New"/>
+                <w:sz w:val="17"/>
+                <w:szCs w:val="17"/>
+              </w:rPr>
+              <w:t xml:space="preserve">minmax</w:t>
+            </w:r>
+          </w:p>
+          <w:p>
+            <w:pPr>
+              <w:keepNext/>
+              <w:spacing w:after="0" w:line="228"/>
+            </w:pPr>
+            <w:r>
+              <w:rPr>
+                <w:rFonts w:ascii="Courier New" w:cs="Courier New" w:eastAsia="Courier New" w:hAnsi="Courier New"/>
+                <w:sz w:val="17"/>
+                <w:szCs w:val="17"/>
+              </w:rPr>
+              <w:t xml:space="preserve">upper</w:t>
+            </w:r>
+          </w:p>
+        </w:tc>
+      </w:tr>
+    </w:tbl>
+    <w:p>
+      <w:pPr>
+        <w:spacing w:after="200" w:before="80"/>
+      </w:pPr>
+      <w:r>
+        <w:rPr>
+          <w:rFonts w:ascii="Arial" w:cs="Arial" w:eastAsia="Arial" w:hAnsi="Arial"/>
+          <w:b/>
+          <w:bCs/>
+          <w:sz w:val="18"/>
+          <w:szCs w:val="18"/>
+        </w:rPr>
+        <w:t xml:space="preserve">Figure 35. </w:t>
+      </w:r>
+      <w:r>
+        <w:rPr>
+          <w:rFonts w:ascii="Arial" w:cs="Arial" w:eastAsia="Arial" w:hAnsi="Arial"/>
+          <w:sz w:val="18"/>
+          <w:szCs w:val="18"/>
+        </w:rPr>
+        <w:t xml:space="preserve">Procedures, rescanning and %INCLUDE (the included file is t34_pp2.inc)</w:t>
+      </w:r>
+    </w:p>
+    <w:p>
+      <w:pPr>
+        <w:pStyle w:val="Heading2"/>
+      </w:pPr>
+      <w:r>
+        <w:t xml:space="preserve">Enterprise PL/I extensions</w:t>
+      </w:r>
+    </w:p>
+    <w:p>
+      <w:pPr>
+        <w:keepNext w:val="false"/>
+        <w:spacing w:after="120" w:before="0"/>
+      </w:pPr>
+      <w:r>
+        <w:rPr>
+          <w:rFonts w:ascii="Times New Roman" w:cs="Times New Roman" w:eastAsia="Times New Roman" w:hAnsi="Times New Roman"/>
+          <w:b w:val="false"/>
+          <w:bCs w:val="false"/>
+          <w:sz w:val="21"/>
+          <w:szCs w:val="21"/>
+        </w:rPr>
+        <w:t xml:space="preserve">This section describes features that come from IBM Enterprise PL/I and are not part of PL/I (F).</w:t>
+      </w:r>
+    </w:p>
+    <w:p>
+      <w:pPr>
+        <w:pStyle w:val="Heading3"/>
+      </w:pPr>
+      <w:r>
+        <w:t xml:space="preserve">Type definitions</w:t>
+      </w:r>
+    </w:p>
+    <w:p>
+      <w:pPr>
+        <w:keepNext w:val="false"/>
+        <w:spacing w:after="120" w:before="0"/>
+      </w:pPr>
+      <w:r>
+        <w:rPr>
+          <w:rFonts w:ascii="Courier New" w:cs="Courier New" w:eastAsia="Courier New" w:hAnsi="Courier New"/>
+          <w:sz w:val="19"/>
+          <w:szCs w:val="19"/>
+        </w:rPr>
+        <w:t xml:space="preserve">DEFINE ALIAS name attributes;</w:t>
+      </w:r>
+      <w:r>
+        <w:rPr>
+          <w:rFonts w:ascii="Times New Roman" w:cs="Times New Roman" w:eastAsia="Times New Roman" w:hAnsi="Times New Roman"/>
+          <w:b w:val="false"/>
+          <w:bCs w:val="false"/>
+          <w:sz w:val="21"/>
+          <w:szCs w:val="21"/>
+        </w:rPr>
+        <w:t xml:space="preserve"> gives a set of attributes a name that is used with </w:t>
+      </w:r>
+      <w:r>
+        <w:rPr>
+          <w:rFonts w:ascii="Courier New" w:cs="Courier New" w:eastAsia="Courier New" w:hAnsi="Courier New"/>
+          <w:sz w:val="19"/>
+          <w:szCs w:val="19"/>
+        </w:rPr>
+        <w:t xml:space="preserve">TYPE name</w:t>
+      </w:r>
+      <w:r>
+        <w:rPr>
+          <w:rFonts w:ascii="Times New Roman" w:cs="Times New Roman" w:eastAsia="Times New Roman" w:hAnsi="Times New Roman"/>
+          <w:b w:val="false"/>
+          <w:bCs w:val="false"/>
+          <w:sz w:val="21"/>
+          <w:szCs w:val="21"/>
+        </w:rPr>
+        <w:t xml:space="preserve">: </w:t>
+      </w:r>
+      <w:r>
+        <w:rPr>
+          <w:rFonts w:ascii="Courier New" w:cs="Courier New" w:eastAsia="Courier New" w:hAnsi="Courier New"/>
+          <w:sz w:val="19"/>
+          <w:szCs w:val="19"/>
+        </w:rPr>
+        <w:t xml:space="preserve">DEFINE ALIAS MONEY FIXED DECIMAL(9,2); DECLARE PRICE TYPE MONEY;</w:t>
+      </w:r>
+      <w:r>
+        <w:rPr>
+          <w:rFonts w:ascii="Times New Roman" w:cs="Times New Roman" w:eastAsia="Times New Roman" w:hAnsi="Times New Roman"/>
+          <w:b w:val="false"/>
+          <w:bCs w:val="false"/>
+          <w:sz w:val="21"/>
+          <w:szCs w:val="21"/>
+        </w:rPr>
+        <w:t xml:space="preserve">. </w:t>
+      </w:r>
+      <w:r>
+        <w:rPr>
+          <w:rFonts w:ascii="Courier New" w:cs="Courier New" w:eastAsia="Courier New" w:hAnsi="Courier New"/>
+          <w:sz w:val="19"/>
+          <w:szCs w:val="19"/>
+        </w:rPr>
+        <w:t xml:space="preserve">DEFINE STRUCTURE 1 name, 2 ..., 2 ...;</w:t>
+      </w:r>
+      <w:r>
+        <w:rPr>
+          <w:rFonts w:ascii="Times New Roman" w:cs="Times New Roman" w:eastAsia="Times New Roman" w:hAnsi="Times New Roman"/>
+          <w:b w:val="false"/>
+          <w:bCs w:val="false"/>
+          <w:sz w:val="21"/>
+          <w:szCs w:val="21"/>
+        </w:rPr>
+        <w:t xml:space="preserve"> defines a structure that is used the same way, </w:t>
+      </w:r>
+      <w:r>
+        <w:rPr>
+          <w:rFonts w:ascii="Courier New" w:cs="Courier New" w:eastAsia="Courier New" w:hAnsi="Courier New"/>
+          <w:sz w:val="19"/>
+          <w:szCs w:val="19"/>
+        </w:rPr>
+        <w:t xml:space="preserve">DECLARE P TYPE POINT;</w:t>
+      </w:r>
+      <w:r>
+        <w:rPr>
+          <w:rFonts w:ascii="Times New Roman" w:cs="Times New Roman" w:eastAsia="Times New Roman" w:hAnsi="Times New Roman"/>
+          <w:b w:val="false"/>
+          <w:bCs w:val="false"/>
+          <w:sz w:val="21"/>
+          <w:szCs w:val="21"/>
+        </w:rPr>
+        <w:t xml:space="preserve">, also for arrays (</w:t>
+      </w:r>
+      <w:r>
+        <w:rPr>
+          <w:rFonts w:ascii="Courier New" w:cs="Courier New" w:eastAsia="Courier New" w:hAnsi="Courier New"/>
+          <w:sz w:val="19"/>
+          <w:szCs w:val="19"/>
+        </w:rPr>
+        <w:t xml:space="preserve">DECLARE T(10) TYPE POINT;</w:t>
+      </w:r>
+      <w:r>
+        <w:rPr>
+          <w:rFonts w:ascii="Times New Roman" w:cs="Times New Roman" w:eastAsia="Times New Roman" w:hAnsi="Times New Roman"/>
+          <w:b w:val="false"/>
+          <w:bCs w:val="false"/>
+          <w:sz w:val="21"/>
+          <w:szCs w:val="21"/>
+        </w:rPr>
+        <w:t xml:space="preserve">), as a member of another structure (</w:t>
+      </w:r>
+      <w:r>
+        <w:rPr>
+          <w:rFonts w:ascii="Courier New" w:cs="Courier New" w:eastAsia="Courier New" w:hAnsi="Courier New"/>
+          <w:sz w:val="19"/>
+          <w:szCs w:val="19"/>
+        </w:rPr>
+        <w:t xml:space="preserve">2 ORIGIN TYPE POINT</w:t>
+      </w:r>
+      <w:r>
+        <w:rPr>
+          <w:rFonts w:ascii="Times New Roman" w:cs="Times New Roman" w:eastAsia="Times New Roman" w:hAnsi="Times New Roman"/>
+          <w:b w:val="false"/>
+          <w:bCs w:val="false"/>
+          <w:sz w:val="21"/>
+          <w:szCs w:val="21"/>
+        </w:rPr>
+        <w:t xml:space="preserve">) and at a deeper level. The members are copied, so each variable has its own storage. A type must be defined before it is used, except that a structure may name itself in a HANDLE.</w:t>
+      </w:r>
+    </w:p>
+    <w:p>
+      <w:pPr>
+        <w:pStyle w:val="Heading3"/>
+      </w:pPr>
+      <w:r>
+        <w:t xml:space="preserve">ORDINAL</w:t>
+      </w:r>
+    </w:p>
+    <w:p>
+      <w:pPr>
+        <w:keepNext w:val="false"/>
+        <w:spacing w:after="120" w:before="0"/>
+      </w:pPr>
+      <w:r>
+        <w:rPr>
+          <w:rFonts w:ascii="Courier New" w:cs="Courier New" w:eastAsia="Courier New" w:hAnsi="Courier New"/>
+          <w:sz w:val="19"/>
+          <w:szCs w:val="19"/>
+        </w:rPr>
+        <w:t xml:space="preserve">DEFINE ORDINAL COLOR (RED, GREEN, BLUE VALUE(5), WHITE);</w:t>
+      </w:r>
+      <w:r>
+        <w:rPr>
+          <w:rFonts w:ascii="Times New Roman" w:cs="Times New Roman" w:eastAsia="Times New Roman" w:hAnsi="Times New Roman"/>
+          <w:b w:val="false"/>
+          <w:bCs w:val="false"/>
+          <w:sz w:val="21"/>
+          <w:szCs w:val="21"/>
+        </w:rPr>
+        <w:t xml:space="preserve"> defines named constants with the values 0, 1, 5 and 6 (each name takes the next number after the one before). </w:t>
+      </w:r>
+      <w:r>
+        <w:rPr>
+          <w:rFonts w:ascii="Courier New" w:cs="Courier New" w:eastAsia="Courier New" w:hAnsi="Courier New"/>
+          <w:sz w:val="19"/>
+          <w:szCs w:val="19"/>
+        </w:rPr>
+        <w:t xml:space="preserve">DECLARE C TYPE COLOR;</w:t>
+      </w:r>
+      <w:r>
+        <w:rPr>
+          <w:rFonts w:ascii="Times New Roman" w:cs="Times New Roman" w:eastAsia="Times New Roman" w:hAnsi="Times New Roman"/>
+          <w:b w:val="false"/>
+          <w:bCs w:val="false"/>
+          <w:sz w:val="21"/>
+          <w:szCs w:val="21"/>
+        </w:rPr>
+        <w:t xml:space="preserve"> (or </w:t>
+      </w:r>
+      <w:r>
+        <w:rPr>
+          <w:rFonts w:ascii="Courier New" w:cs="Courier New" w:eastAsia="Courier New" w:hAnsi="Courier New"/>
+          <w:sz w:val="19"/>
+          <w:szCs w:val="19"/>
+        </w:rPr>
+        <w:t xml:space="preserve">ORDINAL COLOR</w:t>
+      </w:r>
+      <w:r>
+        <w:rPr>
+          <w:rFonts w:ascii="Times New Roman" w:cs="Times New Roman" w:eastAsia="Times New Roman" w:hAnsi="Times New Roman"/>
+          <w:b w:val="false"/>
+          <w:bCs w:val="false"/>
+          <w:sz w:val="21"/>
+          <w:szCs w:val="21"/>
+        </w:rPr>
+        <w:t xml:space="preserve">) declares a variable of the type, which is a FIXED BINARY(31) and can be used in any expression. The names are replaced by their numbers wherever they occur later in the source, so they must not be used for anything else. </w:t>
+      </w:r>
+      <w:r>
+        <w:rPr>
+          <w:rFonts w:ascii="Courier New" w:cs="Courier New" w:eastAsia="Courier New" w:hAnsi="Courier New"/>
+          <w:sz w:val="19"/>
+          <w:szCs w:val="19"/>
+        </w:rPr>
+        <w:t xml:space="preserve">ORDINALNAME(x)</w:t>
+      </w:r>
+      <w:r>
+        <w:rPr>
+          <w:rFonts w:ascii="Times New Roman" w:cs="Times New Roman" w:eastAsia="Times New Roman" w:hAnsi="Times New Roman"/>
+          <w:b w:val="false"/>
+          <w:bCs w:val="false"/>
+          <w:sz w:val="21"/>
+          <w:szCs w:val="21"/>
+        </w:rPr>
+        <w:t xml:space="preserve"> is the name of the value as a string, and </w:t>
+      </w:r>
+      <w:r>
+        <w:rPr>
+          <w:rFonts w:ascii="Courier New" w:cs="Courier New" w:eastAsia="Courier New" w:hAnsi="Courier New"/>
+          <w:sz w:val="19"/>
+          <w:szCs w:val="19"/>
+        </w:rPr>
+        <w:t xml:space="preserve">ORDINALSUCC(x)</w:t>
+      </w:r>
+      <w:r>
+        <w:rPr>
+          <w:rFonts w:ascii="Times New Roman" w:cs="Times New Roman" w:eastAsia="Times New Roman" w:hAnsi="Times New Roman"/>
+          <w:b w:val="false"/>
+          <w:bCs w:val="false"/>
+          <w:sz w:val="21"/>
+          <w:szCs w:val="21"/>
+        </w:rPr>
+        <w:t xml:space="preserve"> and </w:t>
+      </w:r>
+      <w:r>
+        <w:rPr>
+          <w:rFonts w:ascii="Courier New" w:cs="Courier New" w:eastAsia="Courier New" w:hAnsi="Courier New"/>
+          <w:sz w:val="19"/>
+          <w:szCs w:val="19"/>
+        </w:rPr>
+        <w:t xml:space="preserve">ORDINALPRED(x)</w:t>
+      </w:r>
+      <w:r>
+        <w:rPr>
+          <w:rFonts w:ascii="Times New Roman" w:cs="Times New Roman" w:eastAsia="Times New Roman" w:hAnsi="Times New Roman"/>
+          <w:b w:val="false"/>
+          <w:bCs w:val="false"/>
+          <w:sz w:val="21"/>
+          <w:szCs w:val="21"/>
+        </w:rPr>
+        <w:t xml:space="preserve"> are the next and the previous value of the type; ERROR is raised past either end. The argument of the three functions is an ORDINAL variable or an ORDINAL name.</w:t>
+      </w:r>
+    </w:p>
+    <w:p>
+      <w:pPr>
+        <w:pStyle w:val="Heading3"/>
+      </w:pPr>
+      <w:r>
+        <w:t xml:space="preserve">HANDLE</w:t>
+      </w:r>
+    </w:p>
+    <w:p>
+      <w:pPr>
+        <w:keepNext w:val="false"/>
+        <w:spacing w:after="120" w:before="0"/>
+      </w:pPr>
+      <w:r>
+        <w:rPr>
+          <w:rFonts w:ascii="Courier New" w:cs="Courier New" w:eastAsia="Courier New" w:hAnsi="Courier New"/>
+          <w:sz w:val="19"/>
+          <w:szCs w:val="19"/>
+        </w:rPr>
+        <w:t xml:space="preserve">DECLARE H HANDLE NODE;</w:t>
+      </w:r>
+      <w:r>
+        <w:rPr>
+          <w:rFonts w:ascii="Times New Roman" w:cs="Times New Roman" w:eastAsia="Times New Roman" w:hAnsi="Times New Roman"/>
+          <w:b w:val="false"/>
+          <w:bCs w:val="false"/>
+          <w:sz w:val="21"/>
+          <w:szCs w:val="21"/>
+        </w:rPr>
+        <w:t xml:space="preserve"> declares a pointer to a structure defined by DEFINE STRUCTURE. A member is reached with </w:t>
+      </w:r>
+      <w:r>
+        <w:rPr>
+          <w:rFonts w:ascii="Courier New" w:cs="Courier New" w:eastAsia="Courier New" w:hAnsi="Courier New"/>
+          <w:sz w:val="19"/>
+          <w:szCs w:val="19"/>
+        </w:rPr>
+        <w:t xml:space="preserve">H-&gt;MEMBER</w:t>
+      </w:r>
+      <w:r>
+        <w:rPr>
+          <w:rFonts w:ascii="Times New Roman" w:cs="Times New Roman" w:eastAsia="Times New Roman" w:hAnsi="Times New Roman"/>
+          <w:b w:val="false"/>
+          <w:bCs w:val="false"/>
+          <w:sz w:val="21"/>
+          <w:szCs w:val="21"/>
+        </w:rPr>
+        <w:t xml:space="preserve">, without declaring a BASED structure. </w:t>
+      </w:r>
+      <w:r>
+        <w:rPr>
+          <w:rFonts w:ascii="Courier New" w:cs="Courier New" w:eastAsia="Courier New" w:hAnsi="Courier New"/>
+          <w:sz w:val="19"/>
+          <w:szCs w:val="19"/>
+        </w:rPr>
+        <w:t xml:space="preserve">ALLOCATE H;</w:t>
+      </w:r>
+      <w:r>
+        <w:rPr>
+          <w:rFonts w:ascii="Times New Roman" w:cs="Times New Roman" w:eastAsia="Times New Roman" w:hAnsi="Times New Roman"/>
+          <w:b w:val="false"/>
+          <w:bCs w:val="false"/>
+          <w:sz w:val="21"/>
+          <w:szCs w:val="21"/>
+        </w:rPr>
+        <w:t xml:space="preserve"> allocates a new structure of the type and sets H, and </w:t>
+      </w:r>
+      <w:r>
+        <w:rPr>
+          <w:rFonts w:ascii="Courier New" w:cs="Courier New" w:eastAsia="Courier New" w:hAnsi="Courier New"/>
+          <w:sz w:val="19"/>
+          <w:szCs w:val="19"/>
+        </w:rPr>
+        <w:t xml:space="preserve">FREE H;</w:t>
+      </w:r>
+      <w:r>
+        <w:rPr>
+          <w:rFonts w:ascii="Times New Roman" w:cs="Times New Roman" w:eastAsia="Times New Roman" w:hAnsi="Times New Roman"/>
+          <w:b w:val="false"/>
+          <w:bCs w:val="false"/>
+          <w:sz w:val="21"/>
+          <w:szCs w:val="21"/>
+        </w:rPr>
+        <w:t xml:space="preserve"> frees it and sets H to null. A handle is an ordinary pointer otherwise, so it can be assigned, compared with NULL and passed as an argument.</w:t>
+      </w:r>
+    </w:p>
+    <w:p>
+      <w:pPr>
+        <w:pStyle w:val="Heading3"/>
+      </w:pPr>
+      <w:r>
+        <w:t xml:space="preserve">UNSIGNED and VALUE</w:t>
+      </w:r>
+    </w:p>
+    <w:p>
+      <w:pPr>
+        <w:keepNext w:val="false"/>
+        <w:spacing w:after="120" w:before="0"/>
+      </w:pPr>
+      <w:r>
+        <w:rPr>
+          <w:rFonts w:ascii="Courier New" w:cs="Courier New" w:eastAsia="Courier New" w:hAnsi="Courier New"/>
+          <w:sz w:val="19"/>
+          <w:szCs w:val="19"/>
+        </w:rPr>
+        <w:t xml:space="preserve">UNSIGNED FIXED BINARY(16)</w:t>
+      </w:r>
+      <w:r>
+        <w:rPr>
+          <w:rFonts w:ascii="Times New Roman" w:cs="Times New Roman" w:eastAsia="Times New Roman" w:hAnsi="Times New Roman"/>
+          <w:b w:val="false"/>
+          <w:bCs w:val="false"/>
+          <w:sz w:val="21"/>
+          <w:szCs w:val="21"/>
+        </w:rPr>
+        <w:t xml:space="preserve"> holds values up to 65535: the translator stores it with one more bit, but does not reject negative values. </w:t>
+      </w:r>
+      <w:r>
+        <w:rPr>
+          <w:rFonts w:ascii="Courier New" w:cs="Courier New" w:eastAsia="Courier New" w:hAnsi="Courier New"/>
+          <w:sz w:val="19"/>
+          <w:szCs w:val="19"/>
+        </w:rPr>
+        <w:t xml:space="preserve">VALUE(expression)</w:t>
+      </w:r>
+      <w:r>
+        <w:rPr>
+          <w:rFonts w:ascii="Times New Roman" w:cs="Times New Roman" w:eastAsia="Times New Roman" w:hAnsi="Times New Roman"/>
+          <w:b w:val="false"/>
+          <w:bCs w:val="false"/>
+          <w:sz w:val="21"/>
+          <w:szCs w:val="21"/>
+        </w:rPr>
+        <w:t xml:space="preserve"> is accepted in a declaration and works as INITIAL; the variable is not protected against assignment.</w:t>
+      </w:r>
+    </w:p>
+    <w:p>
+      <w:pPr>
+        <w:pStyle w:val="Heading3"/>
+      </w:pPr>
+      <w:r>
+        <w:t xml:space="preserve">ASSERT</w:t>
+      </w:r>
+    </w:p>
+    <w:p>
+      <w:pPr>
+        <w:keepNext w:val="false"/>
+        <w:spacing w:after="120" w:before="0"/>
+      </w:pPr>
+      <w:r>
+        <w:rPr>
+          <w:rFonts w:ascii="Courier New" w:cs="Courier New" w:eastAsia="Courier New" w:hAnsi="Courier New"/>
+          <w:sz w:val="19"/>
+          <w:szCs w:val="19"/>
+        </w:rPr>
+        <w:t xml:space="preserve">ASSERT TRUE(condition) [TEXT(string)];</w:t>
+      </w:r>
+      <w:r>
+        <w:rPr>
+          <w:rFonts w:ascii="Times New Roman" w:cs="Times New Roman" w:eastAsia="Times New Roman" w:hAnsi="Times New Roman"/>
+          <w:b w:val="false"/>
+          <w:bCs w:val="false"/>
+          <w:sz w:val="21"/>
+          <w:szCs w:val="21"/>
+        </w:rPr>
+        <w:t xml:space="preserve"> does nothing if the condition holds. Otherwise the message </w:t>
+      </w:r>
+      <w:r>
+        <w:rPr>
+          <w:rFonts w:ascii="Courier New" w:cs="Courier New" w:eastAsia="Courier New" w:hAnsi="Courier New"/>
+          <w:sz w:val="19"/>
+          <w:szCs w:val="19"/>
+        </w:rPr>
+        <w:t xml:space="preserve">ASSERT failed at line n</w:t>
+      </w:r>
+      <w:r>
+        <w:rPr>
+          <w:rFonts w:ascii="Times New Roman" w:cs="Times New Roman" w:eastAsia="Times New Roman" w:hAnsi="Times New Roman"/>
+          <w:b w:val="false"/>
+          <w:bCs w:val="false"/>
+          <w:sz w:val="21"/>
+          <w:szCs w:val="21"/>
+        </w:rPr>
+        <w:t xml:space="preserve"> and the text are written to the error output and the condition ERROR is raised. </w:t>
+      </w:r>
+      <w:r>
+        <w:rPr>
+          <w:rFonts w:ascii="Courier New" w:cs="Courier New" w:eastAsia="Courier New" w:hAnsi="Courier New"/>
+          <w:sz w:val="19"/>
+          <w:szCs w:val="19"/>
+        </w:rPr>
+        <w:t xml:space="preserve">ASSERT FALSE(condition);</w:t>
+      </w:r>
+      <w:r>
+        <w:rPr>
+          <w:rFonts w:ascii="Times New Roman" w:cs="Times New Roman" w:eastAsia="Times New Roman" w:hAnsi="Times New Roman"/>
+          <w:b w:val="false"/>
+          <w:bCs w:val="false"/>
+          <w:sz w:val="21"/>
+          <w:szCs w:val="21"/>
+        </w:rPr>
+        <w:t xml:space="preserve"> fails when the condition holds, and </w:t>
+      </w:r>
+      <w:r>
+        <w:rPr>
+          <w:rFonts w:ascii="Courier New" w:cs="Courier New" w:eastAsia="Courier New" w:hAnsi="Courier New"/>
+          <w:sz w:val="19"/>
+          <w:szCs w:val="19"/>
+        </w:rPr>
+        <w:t xml:space="preserve">ASSERT UNREACHABLE;</w:t>
+      </w:r>
+      <w:r>
+        <w:rPr>
+          <w:rFonts w:ascii="Times New Roman" w:cs="Times New Roman" w:eastAsia="Times New Roman" w:hAnsi="Times New Roman"/>
+          <w:b w:val="false"/>
+          <w:bCs w:val="false"/>
+          <w:sz w:val="21"/>
+          <w:szCs w:val="21"/>
+        </w:rPr>
+        <w:t xml:space="preserve"> always fails.</w:t>
+      </w:r>
+    </w:p>
+    <w:p>
+      <w:pPr>
+        <w:pStyle w:val="Heading3"/>
+      </w:pPr>
+      <w:r>
+        <w:t xml:space="preserve">64-bit integers</w:t>
+      </w:r>
+    </w:p>
+    <w:p>
+      <w:pPr>
+        <w:keepNext w:val="false"/>
+        <w:spacing w:after="120" w:before="0"/>
+      </w:pPr>
+      <w:r>
+        <w:rPr>
+          <w:rFonts w:ascii="Times New Roman" w:cs="Times New Roman" w:eastAsia="Times New Roman" w:hAnsi="Times New Roman"/>
+          <w:b w:val="false"/>
+          <w:bCs w:val="false"/>
+          <w:sz w:val="21"/>
+          <w:szCs w:val="21"/>
+        </w:rPr>
+        <w:t xml:space="preserve">FIXED BINARY of 32 to 63 bits and FIXED DECIMAL of 10 to 18 digits with no fraction are held as C 64-bit integers (</w:t>
+      </w:r>
+      <w:r>
+        <w:rPr>
+          <w:rFonts w:ascii="Courier New" w:cs="Courier New" w:eastAsia="Courier New" w:hAnsi="Courier New"/>
+          <w:sz w:val="19"/>
+          <w:szCs w:val="19"/>
+        </w:rPr>
+        <w:t xml:space="preserve">long long</w:t>
+      </w:r>
+      <w:r>
+        <w:rPr>
+          <w:rFonts w:ascii="Times New Roman" w:cs="Times New Roman" w:eastAsia="Times New Roman" w:hAnsi="Times New Roman"/>
+          <w:b w:val="false"/>
+          <w:bCs w:val="false"/>
+          <w:sz w:val="21"/>
+          <w:szCs w:val="21"/>
+        </w:rPr>
+        <w:t xml:space="preserve">). Addition, subtraction, multiplication, unary minus, </w:t>
+      </w:r>
+      <w:r>
+        <w:rPr>
+          <w:rFonts w:ascii="Courier New" w:cs="Courier New" w:eastAsia="Courier New" w:hAnsi="Courier New"/>
+          <w:sz w:val="19"/>
+          <w:szCs w:val="19"/>
+        </w:rPr>
+        <w:t xml:space="preserve">**</w:t>
+      </w:r>
+      <w:r>
+        <w:rPr>
+          <w:rFonts w:ascii="Times New Roman" w:cs="Times New Roman" w:eastAsia="Times New Roman" w:hAnsi="Times New Roman"/>
+          <w:b w:val="false"/>
+          <w:bCs w:val="false"/>
+          <w:sz w:val="21"/>
+          <w:szCs w:val="21"/>
+        </w:rPr>
+        <w:t xml:space="preserve"> with a constant exponent, MOD, and division at the top of an expression are calculated exactly when every operand is an integer, in an assignment to such a variable, in a comparison and in PUT LIST. An overflow raises FIXEDOVERFLOW. Every other use of the value converts it to a </w:t>
+      </w:r>
+      <w:r>
+        <w:rPr>
+          <w:rFonts w:ascii="Courier New" w:cs="Courier New" w:eastAsia="Courier New" w:hAnsi="Courier New"/>
+          <w:sz w:val="19"/>
+          <w:szCs w:val="19"/>
+        </w:rPr>
+        <w:t xml:space="preserve">double</w:t>
+      </w:r>
+      <w:r>
+        <w:rPr>
+          <w:rFonts w:ascii="Times New Roman" w:cs="Times New Roman" w:eastAsia="Times New Roman" w:hAnsi="Times New Roman"/>
+          <w:b w:val="false"/>
+          <w:bCs w:val="false"/>
+          <w:sz w:val="21"/>
+          <w:szCs w:val="21"/>
+        </w:rPr>
+        <w:t xml:space="preserve">, which is exact up to 9E15. Integer literals of up to 19 digits are exact. A 64-bit variable cannot be an argument of SUM or PROD, and a function that returns one returns a </w:t>
+      </w:r>
+      <w:r>
+        <w:rPr>
+          <w:rFonts w:ascii="Courier New" w:cs="Courier New" w:eastAsia="Courier New" w:hAnsi="Courier New"/>
+          <w:sz w:val="19"/>
+          <w:szCs w:val="19"/>
+        </w:rPr>
+        <w:t xml:space="preserve">double</w:t>
+      </w:r>
+      <w:r>
+        <w:rPr>
+          <w:rFonts w:ascii="Times New Roman" w:cs="Times New Roman" w:eastAsia="Times New Roman" w:hAnsi="Times New Roman"/>
+          <w:b w:val="false"/>
+          <w:bCs w:val="false"/>
+          <w:sz w:val="21"/>
+          <w:szCs w:val="21"/>
+        </w:rPr>
+        <w:t xml:space="preserve">.</w:t>
+      </w:r>
+    </w:p>
+    <w:tbl>
+      <w:tblPr>
+        <w:tblW w:type="dxa" w:w="9638"/>
+        <w:tblBorders>
+          <w:top w:val="single" w:color="000000" w:sz="4"/>
+          <w:left w:val="single" w:color="000000" w:sz="4"/>
+          <w:bottom w:val="single" w:color="000000" w:sz="4"/>
+          <w:right w:val="single" w:color="000000" w:sz="4"/>
+          <w:insideH w:val="single" w:color="000000" w:sz="4"/>
+          <w:insideV w:val="single" w:color="000000" w:sz="4"/>
+        </w:tblBorders>
+        <w:tblLayout w:type="fixed"/>
+      </w:tblPr>
+      <w:tblGrid>
+        <w:gridCol w:w="9638"/>
+      </w:tblGrid>
+      <w:tr>
+        <w:trPr>
+          <w:cantSplit/>
+        </w:trPr>
+        <w:tc>
+          <w:tcPr>
+            <w:tcW w:type="dxa" w:w="9638"/>
+            <w:shd w:fill="F2F2F2" w:color="auto" w:val="clear"/>
+            <w:tcMar>
+              <w:top w:type="dxa" w:w="100"/>
+              <w:left w:type="dxa" w:w="140"/>
+              <w:bottom w:type="dxa" w:w="100"/>
+              <w:right w:type="dxa" w:w="140"/>
+            </w:tcMar>
+          </w:tcPr>
+          <w:p>
+            <w:pPr>
+              <w:keepNext/>
+              <w:spacing w:after="0" w:line="228"/>
+            </w:pPr>
+            <w:r>
+              <w:rPr>
+                <w:rFonts w:ascii="Courier New" w:cs="Courier New" w:eastAsia="Courier New" w:hAnsi="Courier New"/>
+                <w:sz w:val="17"/>
+                <w:szCs w:val="17"/>
+              </w:rPr>
+              <w:t xml:space="preserve">/* Enterprise PL/I: DEFINE, TYPE, ORDINAL, HANDLE, UNSIGNED */</w:t>
+            </w:r>
+          </w:p>
+          <w:p>
+            <w:pPr>
+              <w:keepNext/>
+              <w:spacing w:after="0" w:line="228"/>
+            </w:pPr>
+            <w:r>
+              <w:rPr>
+                <w:rFonts w:ascii="Courier New" w:cs="Courier New" w:eastAsia="Courier New" w:hAnsi="Courier New"/>
+                <w:sz w:val="17"/>
+                <w:szCs w:val="17"/>
+              </w:rPr>
+              <w:t xml:space="preserve">ty: procedure options(main);</w:t>
+            </w:r>
+          </w:p>
+          <w:p>
+            <w:pPr>
+              <w:keepNext/>
+              <w:spacing w:after="0" w:line="228"/>
+            </w:pPr>
+            <w:r>
+              <w:rPr>
+                <w:rFonts w:ascii="Courier New" w:cs="Courier New" w:eastAsia="Courier New" w:hAnsi="Courier New"/>
+                <w:sz w:val="17"/>
+                <w:szCs w:val="17"/>
+              </w:rPr>
+              <w:t xml:space="preserve">define alias money fixed decimal(9,2);</w:t>
+            </w:r>
+          </w:p>
+          <w:p>
+            <w:pPr>
+              <w:keepNext/>
+              <w:spacing w:after="0" w:line="228"/>
+            </w:pPr>
+            <w:r>
+              <w:rPr>
+                <w:rFonts w:ascii="Courier New" w:cs="Courier New" w:eastAsia="Courier New" w:hAnsi="Courier New"/>
+                <w:sz w:val="17"/>
+                <w:szCs w:val="17"/>
+              </w:rPr>
+              <w:t xml:space="preserve">define alias counter fixed bin(31);</w:t>
+            </w:r>
+          </w:p>
+          <w:p>
+            <w:pPr>
+              <w:keepNext/>
+              <w:spacing w:after="0" w:line="228"/>
+            </w:pPr>
+            <w:r>
+              <w:rPr>
+                <w:rFonts w:ascii="Courier New" w:cs="Courier New" w:eastAsia="Courier New" w:hAnsi="Courier New"/>
+                <w:sz w:val="17"/>
+                <w:szCs w:val="17"/>
+              </w:rPr>
+              <w:t xml:space="preserve">define structure</w:t>
+            </w:r>
+          </w:p>
+          <w:p>
+            <w:pPr>
+              <w:keepNext/>
+              <w:spacing w:after="0" w:line="228"/>
+            </w:pPr>
+            <w:r>
+              <w:rPr>
+                <w:rFonts w:ascii="Courier New" w:cs="Courier New" w:eastAsia="Courier New" w:hAnsi="Courier New"/>
+                <w:sz w:val="17"/>
+                <w:szCs w:val="17"/>
+              </w:rPr>
+              <w:t xml:space="preserve">   1 point,</w:t>
+            </w:r>
+          </w:p>
+          <w:p>
+            <w:pPr>
+              <w:keepNext/>
+              <w:spacing w:after="0" w:line="228"/>
+            </w:pPr>
+            <w:r>
+              <w:rPr>
+                <w:rFonts w:ascii="Courier New" w:cs="Courier New" w:eastAsia="Courier New" w:hAnsi="Courier New"/>
+                <w:sz w:val="17"/>
+                <w:szCs w:val="17"/>
+              </w:rPr>
+              <w:t xml:space="preserve">     2 x fixed bin(31),</w:t>
+            </w:r>
+          </w:p>
+          <w:p>
+            <w:pPr>
+              <w:keepNext/>
+              <w:spacing w:after="0" w:line="228"/>
+            </w:pPr>
+            <w:r>
+              <w:rPr>
+                <w:rFonts w:ascii="Courier New" w:cs="Courier New" w:eastAsia="Courier New" w:hAnsi="Courier New"/>
+                <w:sz w:val="17"/>
+                <w:szCs w:val="17"/>
+              </w:rPr>
+              <w:t xml:space="preserve">     2 y fixed bin(31);</w:t>
+            </w:r>
+          </w:p>
+          <w:p>
+            <w:pPr>
+              <w:keepNext/>
+              <w:spacing w:after="0" w:line="228"/>
+            </w:pPr>
+            <w:r>
+              <w:rPr>
+                <w:rFonts w:ascii="Courier New" w:cs="Courier New" w:eastAsia="Courier New" w:hAnsi="Courier New"/>
+                <w:sz w:val="17"/>
+                <w:szCs w:val="17"/>
+              </w:rPr>
+              <w:t xml:space="preserve">define structure</w:t>
+            </w:r>
+          </w:p>
+          <w:p>
+            <w:pPr>
+              <w:keepNext/>
+              <w:spacing w:after="0" w:line="228"/>
+            </w:pPr>
+            <w:r>
+              <w:rPr>
+                <w:rFonts w:ascii="Courier New" w:cs="Courier New" w:eastAsia="Courier New" w:hAnsi="Courier New"/>
+                <w:sz w:val="17"/>
+                <w:szCs w:val="17"/>
+              </w:rPr>
+              <w:t xml:space="preserve">   1 shape,</w:t>
+            </w:r>
+          </w:p>
+          <w:p>
+            <w:pPr>
+              <w:keepNext/>
+              <w:spacing w:after="0" w:line="228"/>
+            </w:pPr>
+            <w:r>
+              <w:rPr>
+                <w:rFonts w:ascii="Courier New" w:cs="Courier New" w:eastAsia="Courier New" w:hAnsi="Courier New"/>
+                <w:sz w:val="17"/>
+                <w:szCs w:val="17"/>
+              </w:rPr>
+              <w:t xml:space="preserve">     2 name char(8),</w:t>
+            </w:r>
+          </w:p>
+          <w:p>
+            <w:pPr>
+              <w:keepNext/>
+              <w:spacing w:after="0" w:line="228"/>
+            </w:pPr>
+            <w:r>
+              <w:rPr>
+                <w:rFonts w:ascii="Courier New" w:cs="Courier New" w:eastAsia="Courier New" w:hAnsi="Courier New"/>
+                <w:sz w:val="17"/>
+                <w:szCs w:val="17"/>
+              </w:rPr>
+              <w:t xml:space="preserve">     2 origin type point,</w:t>
+            </w:r>
+          </w:p>
+          <w:p>
+            <w:pPr>
+              <w:keepNext/>
+              <w:spacing w:after="0" w:line="228"/>
+            </w:pPr>
+            <w:r>
+              <w:rPr>
+                <w:rFonts w:ascii="Courier New" w:cs="Courier New" w:eastAsia="Courier New" w:hAnsi="Courier New"/>
+                <w:sz w:val="17"/>
+                <w:szCs w:val="17"/>
+              </w:rPr>
+              <w:t xml:space="preserve">     2 size fixed bin(31);</w:t>
+            </w:r>
+          </w:p>
+          <w:p>
+            <w:pPr>
+              <w:keepNext/>
+              <w:spacing w:after="0" w:line="228"/>
+            </w:pPr>
+            <w:r>
+              <w:rPr>
+                <w:rFonts w:ascii="Courier New" w:cs="Courier New" w:eastAsia="Courier New" w:hAnsi="Courier New"/>
+                <w:sz w:val="17"/>
+                <w:szCs w:val="17"/>
+              </w:rPr>
+              <w:t xml:space="preserve">define structure</w:t>
+            </w:r>
+          </w:p>
+          <w:p>
+            <w:pPr>
+              <w:keepNext/>
+              <w:spacing w:after="0" w:line="228"/>
+            </w:pPr>
+            <w:r>
+              <w:rPr>
+                <w:rFonts w:ascii="Courier New" w:cs="Courier New" w:eastAsia="Courier New" w:hAnsi="Courier New"/>
+                <w:sz w:val="17"/>
+                <w:szCs w:val="17"/>
+              </w:rPr>
+              <w:t xml:space="preserve">   1 node,</w:t>
+            </w:r>
+          </w:p>
+          <w:p>
+            <w:pPr>
+              <w:keepNext/>
+              <w:spacing w:after="0" w:line="228"/>
+            </w:pPr>
+            <w:r>
+              <w:rPr>
+                <w:rFonts w:ascii="Courier New" w:cs="Courier New" w:eastAsia="Courier New" w:hAnsi="Courier New"/>
+                <w:sz w:val="17"/>
+                <w:szCs w:val="17"/>
+              </w:rPr>
+              <w:t xml:space="preserve">     2 val fixed bin(31),</w:t>
+            </w:r>
+          </w:p>
+          <w:p>
+            <w:pPr>
+              <w:keepNext/>
+              <w:spacing w:after="0" w:line="228"/>
+            </w:pPr>
+            <w:r>
+              <w:rPr>
+                <w:rFonts w:ascii="Courier New" w:cs="Courier New" w:eastAsia="Courier New" w:hAnsi="Courier New"/>
+                <w:sz w:val="17"/>
+                <w:szCs w:val="17"/>
+              </w:rPr>
+              <w:t xml:space="preserve">     2 next handle node;</w:t>
+            </w:r>
+          </w:p>
+          <w:p>
+            <w:pPr>
+              <w:keepNext/>
+              <w:spacing w:after="0" w:line="228"/>
+            </w:pPr>
+            <w:r>
+              <w:rPr>
+                <w:rFonts w:ascii="Courier New" w:cs="Courier New" w:eastAsia="Courier New" w:hAnsi="Courier New"/>
+                <w:sz w:val="17"/>
+                <w:szCs w:val="17"/>
+              </w:rPr>
+              <w:t xml:space="preserve">define ordinal color (red, green, blue value(5), white);</w:t>
+            </w:r>
+          </w:p>
+          <w:p>
+            <w:pPr>
+              <w:keepNext/>
+              <w:spacing w:after="0" w:line="228"/>
+            </w:pPr>
+            <w:r>
+              <w:rPr>
+                <w:rFonts w:ascii="Courier New" w:cs="Courier New" w:eastAsia="Courier New" w:hAnsi="Courier New"/>
+                <w:sz w:val="17"/>
+                <w:szCs w:val="17"/>
+              </w:rPr>
+              <w:t xml:space="preserve"> </w:t>
+            </w:r>
+          </w:p>
+          <w:p>
+            <w:pPr>
+              <w:keepNext/>
+              <w:spacing w:after="0" w:line="228"/>
+            </w:pPr>
+            <w:r>
+              <w:rPr>
+                <w:rFonts w:ascii="Courier New" w:cs="Courier New" w:eastAsia="Courier New" w:hAnsi="Courier New"/>
+                <w:sz w:val="17"/>
+                <w:szCs w:val="17"/>
+              </w:rPr>
+              <w:t xml:space="preserve">dcl price type money init(12.50);</w:t>
+            </w:r>
+          </w:p>
+          <w:p>
+            <w:pPr>
+              <w:keepNext/>
+              <w:spacing w:after="0" w:line="228"/>
+            </w:pPr>
+            <w:r>
+              <w:rPr>
+                <w:rFonts w:ascii="Courier New" w:cs="Courier New" w:eastAsia="Courier New" w:hAnsi="Courier New"/>
+                <w:sz w:val="17"/>
+                <w:szCs w:val="17"/>
+              </w:rPr>
+              <w:t xml:space="preserve">dcl n type counter init(3);</w:t>
+            </w:r>
+          </w:p>
+          <w:p>
+            <w:pPr>
+              <w:keepNext/>
+              <w:spacing w:after="0" w:line="228"/>
+            </w:pPr>
+            <w:r>
+              <w:rPr>
+                <w:rFonts w:ascii="Courier New" w:cs="Courier New" w:eastAsia="Courier New" w:hAnsi="Courier New"/>
+                <w:sz w:val="17"/>
+                <w:szCs w:val="17"/>
+              </w:rPr>
+              <w:t xml:space="preserve">dcl p type point;</w:t>
+            </w:r>
+          </w:p>
+          <w:p>
+            <w:pPr>
+              <w:keepNext/>
+              <w:spacing w:after="0" w:line="228"/>
+            </w:pPr>
+            <w:r>
+              <w:rPr>
+                <w:rFonts w:ascii="Courier New" w:cs="Courier New" w:eastAsia="Courier New" w:hAnsi="Courier New"/>
+                <w:sz w:val="17"/>
+                <w:szCs w:val="17"/>
+              </w:rPr>
+              <w:t xml:space="preserve">dcl sh type shape;</w:t>
+            </w:r>
+          </w:p>
+          <w:p>
+            <w:pPr>
+              <w:keepNext/>
+              <w:spacing w:after="0" w:line="228"/>
+            </w:pPr>
+            <w:r>
+              <w:rPr>
+                <w:rFonts w:ascii="Courier New" w:cs="Courier New" w:eastAsia="Courier New" w:hAnsi="Courier New"/>
+                <w:sz w:val="17"/>
+                <w:szCs w:val="17"/>
+              </w:rPr>
+              <w:t xml:space="preserve">dcl tab(2) type point;</w:t>
+            </w:r>
+          </w:p>
+          <w:p>
+            <w:pPr>
+              <w:keepNext/>
+              <w:spacing w:after="0" w:line="228"/>
+            </w:pPr>
+            <w:r>
+              <w:rPr>
+                <w:rFonts w:ascii="Courier New" w:cs="Courier New" w:eastAsia="Courier New" w:hAnsi="Courier New"/>
+                <w:sz w:val="17"/>
+                <w:szCs w:val="17"/>
+              </w:rPr>
+              <w:t xml:space="preserve">dcl c type color init(green);</w:t>
+            </w:r>
+          </w:p>
+          <w:p>
+            <w:pPr>
+              <w:keepNext/>
+              <w:spacing w:after="0" w:line="228"/>
+            </w:pPr>
+            <w:r>
+              <w:rPr>
+                <w:rFonts w:ascii="Courier New" w:cs="Courier New" w:eastAsia="Courier New" w:hAnsi="Courier New"/>
+                <w:sz w:val="17"/>
+                <w:szCs w:val="17"/>
+              </w:rPr>
+              <w:t xml:space="preserve">dcl big unsigned fixed bin(16) init(60000);</w:t>
+            </w:r>
+          </w:p>
+          <w:p>
+            <w:pPr>
+              <w:keepNext/>
+              <w:spacing w:after="0" w:line="228"/>
+            </w:pPr>
+            <w:r>
+              <w:rPr>
+                <w:rFonts w:ascii="Courier New" w:cs="Courier New" w:eastAsia="Courier New" w:hAnsi="Courier New"/>
+                <w:sz w:val="17"/>
+                <w:szCs w:val="17"/>
+              </w:rPr>
+              <w:t xml:space="preserve">dcl lim fixed bin(31) value(42);</w:t>
+            </w:r>
+          </w:p>
+          <w:p>
+            <w:pPr>
+              <w:keepNext/>
+              <w:spacing w:after="0" w:line="228"/>
+            </w:pPr>
+            <w:r>
+              <w:rPr>
+                <w:rFonts w:ascii="Courier New" w:cs="Courier New" w:eastAsia="Courier New" w:hAnsi="Courier New"/>
+                <w:sz w:val="17"/>
+                <w:szCs w:val="17"/>
+              </w:rPr>
+              <w:t xml:space="preserve">dcl head handle node;</w:t>
+            </w:r>
+          </w:p>
+          <w:p>
+            <w:pPr>
+              <w:keepNext/>
+              <w:spacing w:after="0" w:line="228"/>
+            </w:pPr>
+            <w:r>
+              <w:rPr>
+                <w:rFonts w:ascii="Courier New" w:cs="Courier New" w:eastAsia="Courier New" w:hAnsi="Courier New"/>
+                <w:sz w:val="17"/>
+                <w:szCs w:val="17"/>
+              </w:rPr>
+              <w:t xml:space="preserve">dcl h2 handle node;</w:t>
+            </w:r>
+          </w:p>
+          <w:p>
+            <w:pPr>
+              <w:keepNext/>
+              <w:spacing w:after="0" w:line="228"/>
+            </w:pPr>
+            <w:r>
+              <w:rPr>
+                <w:rFonts w:ascii="Courier New" w:cs="Courier New" w:eastAsia="Courier New" w:hAnsi="Courier New"/>
+                <w:sz w:val="17"/>
+                <w:szCs w:val="17"/>
+              </w:rPr>
+              <w:t xml:space="preserve">dcl s char(20) varying;</w:t>
+            </w:r>
+          </w:p>
+          <w:p>
+            <w:pPr>
+              <w:keepNext/>
+              <w:spacing w:after="0" w:line="228"/>
+            </w:pPr>
+            <w:r>
+              <w:rPr>
+                <w:rFonts w:ascii="Courier New" w:cs="Courier New" w:eastAsia="Courier New" w:hAnsi="Courier New"/>
+                <w:sz w:val="17"/>
+                <w:szCs w:val="17"/>
+              </w:rPr>
+              <w:t xml:space="preserve"> </w:t>
+            </w:r>
+          </w:p>
+          <w:p>
+            <w:pPr>
+              <w:keepNext/>
+              <w:spacing w:after="0" w:line="228"/>
+            </w:pPr>
+            <w:r>
+              <w:rPr>
+                <w:rFonts w:ascii="Courier New" w:cs="Courier New" w:eastAsia="Courier New" w:hAnsi="Courier New"/>
+                <w:sz w:val="17"/>
+                <w:szCs w:val="17"/>
+              </w:rPr>
+              <w:t xml:space="preserve">p.x = 3;  p.y = 4;</w:t>
+            </w:r>
+          </w:p>
+          <w:p>
+            <w:pPr>
+              <w:keepNext/>
+              <w:spacing w:after="0" w:line="228"/>
+            </w:pPr>
+            <w:r>
+              <w:rPr>
+                <w:rFonts w:ascii="Courier New" w:cs="Courier New" w:eastAsia="Courier New" w:hAnsi="Courier New"/>
+                <w:sz w:val="17"/>
+                <w:szCs w:val="17"/>
+              </w:rPr>
+              <w:t xml:space="preserve">sh.name = 'circle';</w:t>
+            </w:r>
+          </w:p>
+          <w:p>
+            <w:pPr>
+              <w:keepNext/>
+              <w:spacing w:after="0" w:line="228"/>
+            </w:pPr>
+            <w:r>
+              <w:rPr>
+                <w:rFonts w:ascii="Courier New" w:cs="Courier New" w:eastAsia="Courier New" w:hAnsi="Courier New"/>
+                <w:sz w:val="17"/>
+                <w:szCs w:val="17"/>
+              </w:rPr>
+              <w:t xml:space="preserve">sh.origin.x = 10;</w:t>
+            </w:r>
+          </w:p>
+          <w:p>
+            <w:pPr>
+              <w:keepNext/>
+              <w:spacing w:after="0" w:line="228"/>
+            </w:pPr>
+            <w:r>
+              <w:rPr>
+                <w:rFonts w:ascii="Courier New" w:cs="Courier New" w:eastAsia="Courier New" w:hAnsi="Courier New"/>
+                <w:sz w:val="17"/>
+                <w:szCs w:val="17"/>
+              </w:rPr>
+              <w:t xml:space="preserve">sh.origin.y = 20;</w:t>
+            </w:r>
+          </w:p>
+          <w:p>
+            <w:pPr>
+              <w:keepNext/>
+              <w:spacing w:after="0" w:line="228"/>
+            </w:pPr>
+            <w:r>
+              <w:rPr>
+                <w:rFonts w:ascii="Courier New" w:cs="Courier New" w:eastAsia="Courier New" w:hAnsi="Courier New"/>
+                <w:sz w:val="17"/>
+                <w:szCs w:val="17"/>
+              </w:rPr>
+              <w:t xml:space="preserve">sh.size = 5;</w:t>
+            </w:r>
+          </w:p>
+          <w:p>
+            <w:pPr>
+              <w:keepNext/>
+              <w:spacing w:after="0" w:line="228"/>
+            </w:pPr>
+            <w:r>
+              <w:rPr>
+                <w:rFonts w:ascii="Courier New" w:cs="Courier New" w:eastAsia="Courier New" w:hAnsi="Courier New"/>
+                <w:sz w:val="17"/>
+                <w:szCs w:val="17"/>
+              </w:rPr>
+              <w:t xml:space="preserve">tab(2).y = 99;</w:t>
+            </w:r>
+          </w:p>
+          <w:p>
+            <w:pPr>
+              <w:keepNext/>
+              <w:spacing w:after="0" w:line="228"/>
+            </w:pPr>
+            <w:r>
+              <w:rPr>
+                <w:rFonts w:ascii="Courier New" w:cs="Courier New" w:eastAsia="Courier New" w:hAnsi="Courier New"/>
+                <w:sz w:val="17"/>
+                <w:szCs w:val="17"/>
+              </w:rPr>
+              <w:t xml:space="preserve">put skip list ('money', price, n);</w:t>
+            </w:r>
+          </w:p>
+          <w:p>
+            <w:pPr>
+              <w:keepNext/>
+              <w:spacing w:after="0" w:line="228"/>
+            </w:pPr>
+            <w:r>
+              <w:rPr>
+                <w:rFonts w:ascii="Courier New" w:cs="Courier New" w:eastAsia="Courier New" w:hAnsi="Courier New"/>
+                <w:sz w:val="17"/>
+                <w:szCs w:val="17"/>
+              </w:rPr>
+              <w:t xml:space="preserve">put skip list ('p', p.x, p.y);</w:t>
+            </w:r>
+          </w:p>
+          <w:p>
+            <w:pPr>
+              <w:keepNext/>
+              <w:spacing w:after="0" w:line="228"/>
+            </w:pPr>
+            <w:r>
+              <w:rPr>
+                <w:rFonts w:ascii="Courier New" w:cs="Courier New" w:eastAsia="Courier New" w:hAnsi="Courier New"/>
+                <w:sz w:val="17"/>
+                <w:szCs w:val="17"/>
+              </w:rPr>
+              <w:t xml:space="preserve">put skip list ('shape', sh.name, sh.origin.x, sh.origin.y, sh.size);</w:t>
+            </w:r>
+          </w:p>
+          <w:p>
+            <w:pPr>
+              <w:keepNext/>
+              <w:spacing w:after="0" w:line="228"/>
+            </w:pPr>
+            <w:r>
+              <w:rPr>
+                <w:rFonts w:ascii="Courier New" w:cs="Courier New" w:eastAsia="Courier New" w:hAnsi="Courier New"/>
+                <w:sz w:val="17"/>
+                <w:szCs w:val="17"/>
+              </w:rPr>
+              <w:t xml:space="preserve">put skip list ('tab', tab(2).y);</w:t>
+            </w:r>
+          </w:p>
+          <w:p>
+            <w:pPr>
+              <w:keepNext/>
+              <w:spacing w:after="0" w:line="228"/>
+            </w:pPr>
+            <w:r>
+              <w:rPr>
+                <w:rFonts w:ascii="Courier New" w:cs="Courier New" w:eastAsia="Courier New" w:hAnsi="Courier New"/>
+                <w:sz w:val="17"/>
+                <w:szCs w:val="17"/>
+              </w:rPr>
+              <w:t xml:space="preserve">put skip list ('color', c, red, blue, white);</w:t>
+            </w:r>
+          </w:p>
+          <w:p>
+            <w:pPr>
+              <w:keepNext/>
+              <w:spacing w:after="0" w:line="228"/>
+            </w:pPr>
+            <w:r>
+              <w:rPr>
+                <w:rFonts w:ascii="Courier New" w:cs="Courier New" w:eastAsia="Courier New" w:hAnsi="Courier New"/>
+                <w:sz w:val="17"/>
+                <w:szCs w:val="17"/>
+              </w:rPr>
+              <w:t xml:space="preserve">put skip list ('names', ordinalname(c), ordinalname(blue));</w:t>
+            </w:r>
+          </w:p>
+          <w:p>
+            <w:pPr>
+              <w:keepNext/>
+              <w:spacing w:after="0" w:line="228"/>
+            </w:pPr>
+            <w:r>
+              <w:rPr>
+                <w:rFonts w:ascii="Courier New" w:cs="Courier New" w:eastAsia="Courier New" w:hAnsi="Courier New"/>
+                <w:sz w:val="17"/>
+                <w:szCs w:val="17"/>
+              </w:rPr>
+              <w:t xml:space="preserve">c = ordinalsucc(c);</w:t>
+            </w:r>
+          </w:p>
+          <w:p>
+            <w:pPr>
+              <w:keepNext/>
+              <w:spacing w:after="0" w:line="228"/>
+            </w:pPr>
+            <w:r>
+              <w:rPr>
+                <w:rFonts w:ascii="Courier New" w:cs="Courier New" w:eastAsia="Courier New" w:hAnsi="Courier New"/>
+                <w:sz w:val="17"/>
+                <w:szCs w:val="17"/>
+              </w:rPr>
+              <w:t xml:space="preserve">put skip list ('succ', ordinalname(c), ordinalpred(c));</w:t>
+            </w:r>
+          </w:p>
+          <w:p>
+            <w:pPr>
+              <w:keepNext/>
+              <w:spacing w:after="0" w:line="228"/>
+            </w:pPr>
+            <w:r>
+              <w:rPr>
+                <w:rFonts w:ascii="Courier New" w:cs="Courier New" w:eastAsia="Courier New" w:hAnsi="Courier New"/>
+                <w:sz w:val="17"/>
+                <w:szCs w:val="17"/>
+              </w:rPr>
+              <w:t xml:space="preserve">put skip list ('unsigned', big, lim);</w:t>
+            </w:r>
+          </w:p>
+          <w:p>
+            <w:pPr>
+              <w:keepNext/>
+              <w:spacing w:after="0" w:line="228"/>
+            </w:pPr>
+            <w:r>
+              <w:rPr>
+                <w:rFonts w:ascii="Courier New" w:cs="Courier New" w:eastAsia="Courier New" w:hAnsi="Courier New"/>
+                <w:sz w:val="17"/>
+                <w:szCs w:val="17"/>
+              </w:rPr>
+              <w:t xml:space="preserve"> </w:t>
+            </w:r>
+          </w:p>
+          <w:p>
+            <w:pPr>
+              <w:keepNext/>
+              <w:spacing w:after="0" w:line="228"/>
+            </w:pPr>
+            <w:r>
+              <w:rPr>
+                <w:rFonts w:ascii="Courier New" w:cs="Courier New" w:eastAsia="Courier New" w:hAnsi="Courier New"/>
+                <w:sz w:val="17"/>
+                <w:szCs w:val="17"/>
+              </w:rPr>
+              <w:t xml:space="preserve">allocate head;</w:t>
+            </w:r>
+          </w:p>
+          <w:p>
+            <w:pPr>
+              <w:keepNext/>
+              <w:spacing w:after="0" w:line="228"/>
+            </w:pPr>
+            <w:r>
+              <w:rPr>
+                <w:rFonts w:ascii="Courier New" w:cs="Courier New" w:eastAsia="Courier New" w:hAnsi="Courier New"/>
+                <w:sz w:val="17"/>
+                <w:szCs w:val="17"/>
+              </w:rPr>
+              <w:t xml:space="preserve">head-&gt;val = 1;</w:t>
+            </w:r>
+          </w:p>
+          <w:p>
+            <w:pPr>
+              <w:keepNext/>
+              <w:spacing w:after="0" w:line="228"/>
+            </w:pPr>
+            <w:r>
+              <w:rPr>
+                <w:rFonts w:ascii="Courier New" w:cs="Courier New" w:eastAsia="Courier New" w:hAnsi="Courier New"/>
+                <w:sz w:val="17"/>
+                <w:szCs w:val="17"/>
+              </w:rPr>
+              <w:t xml:space="preserve">allocate h2;</w:t>
+            </w:r>
+          </w:p>
+          <w:p>
+            <w:pPr>
+              <w:keepNext/>
+              <w:spacing w:after="0" w:line="228"/>
+            </w:pPr>
+            <w:r>
+              <w:rPr>
+                <w:rFonts w:ascii="Courier New" w:cs="Courier New" w:eastAsia="Courier New" w:hAnsi="Courier New"/>
+                <w:sz w:val="17"/>
+                <w:szCs w:val="17"/>
+              </w:rPr>
+              <w:t xml:space="preserve">h2-&gt;val = 2;</w:t>
+            </w:r>
+          </w:p>
+          <w:p>
+            <w:pPr>
+              <w:keepNext/>
+              <w:spacing w:after="0" w:line="228"/>
+            </w:pPr>
+            <w:r>
+              <w:rPr>
+                <w:rFonts w:ascii="Courier New" w:cs="Courier New" w:eastAsia="Courier New" w:hAnsi="Courier New"/>
+                <w:sz w:val="17"/>
+                <w:szCs w:val="17"/>
+              </w:rPr>
+              <w:t xml:space="preserve">head-&gt;next = h2;</w:t>
+            </w:r>
+          </w:p>
+          <w:p>
+            <w:pPr>
+              <w:keepNext/>
+              <w:spacing w:after="0" w:line="228"/>
+            </w:pPr>
+            <w:r>
+              <w:rPr>
+                <w:rFonts w:ascii="Courier New" w:cs="Courier New" w:eastAsia="Courier New" w:hAnsi="Courier New"/>
+                <w:sz w:val="17"/>
+                <w:szCs w:val="17"/>
+              </w:rPr>
+              <w:t xml:space="preserve">h2-&gt;next = null();</w:t>
+            </w:r>
+          </w:p>
+          <w:p>
+            <w:pPr>
+              <w:keepNext/>
+              <w:spacing w:after="0" w:line="228"/>
+            </w:pPr>
+            <w:r>
+              <w:rPr>
+                <w:rFonts w:ascii="Courier New" w:cs="Courier New" w:eastAsia="Courier New" w:hAnsi="Courier New"/>
+                <w:sz w:val="17"/>
+                <w:szCs w:val="17"/>
+              </w:rPr>
+              <w:t xml:space="preserve">put skip list ('list', head-&gt;val, head-&gt;next-&gt;val);</w:t>
+            </w:r>
+          </w:p>
+          <w:p>
+            <w:pPr>
+              <w:keepNext/>
+              <w:spacing w:after="0" w:line="228"/>
+            </w:pPr>
+            <w:r>
+              <w:rPr>
+                <w:rFonts w:ascii="Courier New" w:cs="Courier New" w:eastAsia="Courier New" w:hAnsi="Courier New"/>
+                <w:sz w:val="17"/>
+                <w:szCs w:val="17"/>
+              </w:rPr>
+              <w:t xml:space="preserve">free h2;</w:t>
+            </w:r>
+          </w:p>
+          <w:p>
+            <w:pPr>
+              <w:keepNext/>
+              <w:spacing w:after="0" w:line="228"/>
+            </w:pPr>
+            <w:r>
+              <w:rPr>
+                <w:rFonts w:ascii="Courier New" w:cs="Courier New" w:eastAsia="Courier New" w:hAnsi="Courier New"/>
+                <w:sz w:val="17"/>
+                <w:szCs w:val="17"/>
+              </w:rPr>
+              <w:t xml:space="preserve"> </w:t>
+            </w:r>
+          </w:p>
+          <w:p>
+            <w:pPr>
+              <w:keepNext/>
+              <w:spacing w:after="0" w:line="228"/>
+            </w:pPr>
+            <w:r>
+              <w:rPr>
+                <w:rFonts w:ascii="Courier New" w:cs="Courier New" w:eastAsia="Courier New" w:hAnsi="Courier New"/>
+                <w:sz w:val="17"/>
+                <w:szCs w:val="17"/>
+              </w:rPr>
+              <w:t xml:space="preserve">s = 'a-b';</w:t>
+            </w:r>
+          </w:p>
+          <w:p>
+            <w:pPr>
+              <w:keepNext/>
+              <w:spacing w:after="0" w:line="228"/>
+            </w:pPr>
+            <w:r>
+              <w:rPr>
+                <w:rFonts w:ascii="Courier New" w:cs="Courier New" w:eastAsia="Courier New" w:hAnsi="Courier New"/>
+                <w:sz w:val="17"/>
+                <w:szCs w:val="17"/>
+              </w:rPr>
+              <w:t xml:space="preserve">put skip list ('sind', sind(30), cosd(60), atand(1));</w:t>
+            </w:r>
+          </w:p>
+          <w:p>
+            <w:pPr>
+              <w:keepNext/>
+              <w:spacing w:after="0" w:line="228"/>
+            </w:pPr>
+            <w:r>
+              <w:rPr>
+                <w:rFonts w:ascii="Courier New" w:cs="Courier New" w:eastAsia="Courier New" w:hAnsi="Courier New"/>
+                <w:sz w:val="17"/>
+                <w:szCs w:val="17"/>
+              </w:rPr>
+              <w:t xml:space="preserve">put skip list ('verifyr', verifyr('abcxx', 'x'), search('hello', 'lo'));</w:t>
+            </w:r>
+          </w:p>
+          <w:p>
+            <w:pPr>
+              <w:keepNext/>
+              <w:spacing w:after="0" w:line="228"/>
+            </w:pPr>
+            <w:r>
+              <w:rPr>
+                <w:rFonts w:ascii="Courier New" w:cs="Courier New" w:eastAsia="Courier New" w:hAnsi="Courier New"/>
+                <w:sz w:val="17"/>
+                <w:szCs w:val="17"/>
+              </w:rPr>
+              <w:t xml:space="preserve">put skip list ('searchr', searchr('hello', 'l'), tally('banana', 'an'));</w:t>
+            </w:r>
+          </w:p>
+          <w:p>
+            <w:pPr>
+              <w:keepNext/>
+              <w:spacing w:after="0" w:line="228"/>
+            </w:pPr>
+            <w:r>
+              <w:rPr>
+                <w:rFonts w:ascii="Courier New" w:cs="Courier New" w:eastAsia="Courier New" w:hAnsi="Courier New"/>
+                <w:sz w:val="17"/>
+                <w:szCs w:val="17"/>
+              </w:rPr>
+              <w:t xml:space="preserve">put skip list ('rank', rank('A'), byte(66), maxlength(s));</w:t>
+            </w:r>
+          </w:p>
+          <w:p>
+            <w:pPr>
+              <w:keepNext/>
+              <w:spacing w:after="0" w:line="228"/>
+            </w:pPr>
+            <w:r>
+              <w:rPr>
+                <w:rFonts w:ascii="Courier New" w:cs="Courier New" w:eastAsia="Courier New" w:hAnsi="Courier New"/>
+                <w:sz w:val="17"/>
+                <w:szCs w:val="17"/>
+              </w:rPr>
+              <w:t xml:space="preserve">assert true(n = 3) text('n is three');</w:t>
+            </w:r>
+          </w:p>
+          <w:p>
+            <w:pPr>
+              <w:keepNext/>
+              <w:spacing w:after="0" w:line="228"/>
+            </w:pPr>
+            <w:r>
+              <w:rPr>
+                <w:rFonts w:ascii="Courier New" w:cs="Courier New" w:eastAsia="Courier New" w:hAnsi="Courier New"/>
+                <w:sz w:val="17"/>
+                <w:szCs w:val="17"/>
+              </w:rPr>
+              <w:t xml:space="preserve">assert false(n = 4);</w:t>
+            </w:r>
+          </w:p>
+          <w:p>
+            <w:pPr>
+              <w:keepNext/>
+              <w:spacing w:after="0" w:line="228"/>
+            </w:pPr>
+            <w:r>
+              <w:rPr>
+                <w:rFonts w:ascii="Courier New" w:cs="Courier New" w:eastAsia="Courier New" w:hAnsi="Courier New"/>
+                <w:sz w:val="17"/>
+                <w:szCs w:val="17"/>
+              </w:rPr>
+              <w:t xml:space="preserve">put skip list ('asserts ok');</w:t>
+            </w:r>
+          </w:p>
+          <w:p>
+            <w:pPr>
+              <w:keepNext/>
+              <w:spacing w:after="0" w:line="228"/>
+            </w:pPr>
+            <w:r>
+              <w:rPr>
+                <w:rFonts w:ascii="Courier New" w:cs="Courier New" w:eastAsia="Courier New" w:hAnsi="Courier New"/>
+                <w:sz w:val="17"/>
+                <w:szCs w:val="17"/>
+              </w:rPr>
+              <w:t xml:space="preserve">end ty;</w:t>
+            </w:r>
+          </w:p>
+          <w:p>
+            <w:pPr>
+              <w:keepNext/>
+              <w:spacing w:after="0" w:line="228"/>
+            </w:pPr>
+            <w:r>
+              <w:rPr>
+                <w:rFonts w:ascii="Courier New" w:cs="Courier New" w:eastAsia="Courier New" w:hAnsi="Courier New"/>
+                <w:sz w:val="17"/>
+                <w:szCs w:val="17"/>
+              </w:rPr>
+              <w:t xml:space="preserve"> </w:t>
+            </w:r>
+          </w:p>
+          <w:p>
+            <w:pPr>
+              <w:keepNext/>
+              <w:spacing w:after="0" w:line="228"/>
+            </w:pPr>
+            <w:r>
+              <w:rPr>
+                <w:rFonts w:ascii="Courier New" w:cs="Courier New" w:eastAsia="Courier New" w:hAnsi="Courier New"/>
+                <w:sz w:val="17"/>
+                <w:szCs w:val="17"/>
+              </w:rPr>
+              <w:t xml:space="preserve">/* prints */</w:t>
+            </w:r>
+          </w:p>
+          <w:p>
+            <w:pPr>
+              <w:keepNext/>
+              <w:spacing w:after="0" w:line="228"/>
+            </w:pPr>
+            <w:r>
+              <w:rPr>
+                <w:rFonts w:ascii="Courier New" w:cs="Courier New" w:eastAsia="Courier New" w:hAnsi="Courier New"/>
+                <w:sz w:val="17"/>
+                <w:szCs w:val="17"/>
+              </w:rPr>
+              <w:t xml:space="preserve">money                   12.50                   3</w:t>
+            </w:r>
+          </w:p>
+          <w:p>
+            <w:pPr>
+              <w:keepNext/>
+              <w:spacing w:after="0" w:line="228"/>
+            </w:pPr>
+            <w:r>
+              <w:rPr>
+                <w:rFonts w:ascii="Courier New" w:cs="Courier New" w:eastAsia="Courier New" w:hAnsi="Courier New"/>
+                <w:sz w:val="17"/>
+                <w:szCs w:val="17"/>
+              </w:rPr>
+              <w:t xml:space="preserve">p                       3                       4</w:t>
+            </w:r>
+          </w:p>
+          <w:p>
+            <w:pPr>
+              <w:keepNext/>
+              <w:spacing w:after="0" w:line="228"/>
+            </w:pPr>
+            <w:r>
+              <w:rPr>
+                <w:rFonts w:ascii="Courier New" w:cs="Courier New" w:eastAsia="Courier New" w:hAnsi="Courier New"/>
+                <w:sz w:val="17"/>
+                <w:szCs w:val="17"/>
+              </w:rPr>
+              <w:t xml:space="preserve">shape                   circle                  10                      20                      5</w:t>
+            </w:r>
+          </w:p>
+          <w:p>
+            <w:pPr>
+              <w:keepNext/>
+              <w:spacing w:after="0" w:line="228"/>
+            </w:pPr>
+            <w:r>
+              <w:rPr>
+                <w:rFonts w:ascii="Courier New" w:cs="Courier New" w:eastAsia="Courier New" w:hAnsi="Courier New"/>
+                <w:sz w:val="17"/>
+                <w:szCs w:val="17"/>
+              </w:rPr>
+              <w:t xml:space="preserve">tab                     99</w:t>
+            </w:r>
+          </w:p>
+          <w:p>
+            <w:pPr>
+              <w:keepNext/>
+              <w:spacing w:after="0" w:line="228"/>
+            </w:pPr>
+            <w:r>
+              <w:rPr>
+                <w:rFonts w:ascii="Courier New" w:cs="Courier New" w:eastAsia="Courier New" w:hAnsi="Courier New"/>
+                <w:sz w:val="17"/>
+                <w:szCs w:val="17"/>
+              </w:rPr>
+              <w:t xml:space="preserve">color                   1                       0                       5                       6</w:t>
+            </w:r>
+          </w:p>
+          <w:p>
+            <w:pPr>
+              <w:keepNext/>
+              <w:spacing w:after="0" w:line="228"/>
+            </w:pPr>
+            <w:r>
+              <w:rPr>
+                <w:rFonts w:ascii="Courier New" w:cs="Courier New" w:eastAsia="Courier New" w:hAnsi="Courier New"/>
+                <w:sz w:val="17"/>
+                <w:szCs w:val="17"/>
+              </w:rPr>
+              <w:t xml:space="preserve">names                   green                   blue</w:t>
+            </w:r>
+          </w:p>
+          <w:p>
+            <w:pPr>
+              <w:keepNext/>
+              <w:spacing w:after="0" w:line="228"/>
+            </w:pPr>
+            <w:r>
+              <w:rPr>
+                <w:rFonts w:ascii="Courier New" w:cs="Courier New" w:eastAsia="Courier New" w:hAnsi="Courier New"/>
+                <w:sz w:val="17"/>
+                <w:szCs w:val="17"/>
+              </w:rPr>
+              <w:t xml:space="preserve">succ                    blue                    1</w:t>
+            </w:r>
+          </w:p>
+          <w:p>
+            <w:pPr>
+              <w:keepNext/>
+              <w:spacing w:after="0" w:line="228"/>
+            </w:pPr>
+            <w:r>
+              <w:rPr>
+                <w:rFonts w:ascii="Courier New" w:cs="Courier New" w:eastAsia="Courier New" w:hAnsi="Courier New"/>
+                <w:sz w:val="17"/>
+                <w:szCs w:val="17"/>
+              </w:rPr>
+              <w:t xml:space="preserve">unsigned                60000                   42</w:t>
+            </w:r>
+          </w:p>
+          <w:p>
+            <w:pPr>
+              <w:keepNext/>
+              <w:spacing w:after="0" w:line="228"/>
+            </w:pPr>
+            <w:r>
+              <w:rPr>
+                <w:rFonts w:ascii="Courier New" w:cs="Courier New" w:eastAsia="Courier New" w:hAnsi="Courier New"/>
+                <w:sz w:val="17"/>
+                <w:szCs w:val="17"/>
+              </w:rPr>
+              <w:t xml:space="preserve">list                    1                       2</w:t>
+            </w:r>
+          </w:p>
+          <w:p>
+            <w:pPr>
+              <w:keepNext/>
+              <w:spacing w:after="0" w:line="228"/>
+            </w:pPr>
+            <w:r>
+              <w:rPr>
+                <w:rFonts w:ascii="Courier New" w:cs="Courier New" w:eastAsia="Courier New" w:hAnsi="Courier New"/>
+                <w:sz w:val="17"/>
+                <w:szCs w:val="17"/>
+              </w:rPr>
+              <w:t xml:space="preserve">sind                    5.00000E-01             5.00000E-01             4.50000E+01</w:t>
+            </w:r>
+          </w:p>
+          <w:p>
+            <w:pPr>
+              <w:keepNext/>
+              <w:spacing w:after="0" w:line="228"/>
+            </w:pPr>
+            <w:r>
+              <w:rPr>
+                <w:rFonts w:ascii="Courier New" w:cs="Courier New" w:eastAsia="Courier New" w:hAnsi="Courier New"/>
+                <w:sz w:val="17"/>
+                <w:szCs w:val="17"/>
+              </w:rPr>
+              <w:t xml:space="preserve">verifyr                 3                       3</w:t>
+            </w:r>
+          </w:p>
+          <w:p>
+            <w:pPr>
+              <w:keepNext/>
+              <w:spacing w:after="0" w:line="228"/>
+            </w:pPr>
+            <w:r>
+              <w:rPr>
+                <w:rFonts w:ascii="Courier New" w:cs="Courier New" w:eastAsia="Courier New" w:hAnsi="Courier New"/>
+                <w:sz w:val="17"/>
+                <w:szCs w:val="17"/>
+              </w:rPr>
+              <w:t xml:space="preserve">searchr                 4                       2</w:t>
+            </w:r>
+          </w:p>
+          <w:p>
+            <w:pPr>
+              <w:keepNext/>
+              <w:spacing w:after="0" w:line="228"/>
+            </w:pPr>
+            <w:r>
+              <w:rPr>
+                <w:rFonts w:ascii="Courier New" w:cs="Courier New" w:eastAsia="Courier New" w:hAnsi="Courier New"/>
+                <w:sz w:val="17"/>
+                <w:szCs w:val="17"/>
+              </w:rPr>
+              <w:t xml:space="preserve">rank                    65                      B                       20</w:t>
+            </w:r>
+          </w:p>
+          <w:p>
+            <w:pPr>
+              <w:keepNext/>
+              <w:spacing w:after="0" w:line="228"/>
+            </w:pPr>
+            <w:r>
+              <w:rPr>
+                <w:rFonts w:ascii="Courier New" w:cs="Courier New" w:eastAsia="Courier New" w:hAnsi="Courier New"/>
+                <w:sz w:val="17"/>
+                <w:szCs w:val="17"/>
+              </w:rPr>
+              <w:t xml:space="preserve">asserts ok</w:t>
+            </w:r>
+          </w:p>
+        </w:tc>
+      </w:tr>
+    </w:tbl>
+    <w:p>
+      <w:pPr>
+        <w:spacing w:after="200" w:before="80"/>
+      </w:pPr>
+      <w:r>
+        <w:rPr>
+          <w:rFonts w:ascii="Arial" w:cs="Arial" w:eastAsia="Arial" w:hAnsi="Arial"/>
+          <w:b/>
+          <w:bCs/>
+          <w:sz w:val="18"/>
+          <w:szCs w:val="18"/>
+        </w:rPr>
+        <w:t xml:space="preserve">Figure 36. </w:t>
+      </w:r>
+      <w:r>
+        <w:rPr>
+          <w:rFonts w:ascii="Arial" w:cs="Arial" w:eastAsia="Arial" w:hAnsi="Arial"/>
+          <w:sz w:val="18"/>
+          <w:szCs w:val="18"/>
+        </w:rPr>
+        <w:t xml:space="preserve">Type definitions, ORDINAL, HANDLE and the new built-in functions</w:t>
+      </w:r>
+    </w:p>
+    <w:tbl>
+      <w:tblPr>
+        <w:tblW w:type="dxa" w:w="9638"/>
+        <w:tblBorders>
+          <w:top w:val="single" w:color="000000" w:sz="4"/>
+          <w:left w:val="single" w:color="000000" w:sz="4"/>
+          <w:bottom w:val="single" w:color="000000" w:sz="4"/>
+          <w:right w:val="single" w:color="000000" w:sz="4"/>
+          <w:insideH w:val="single" w:color="000000" w:sz="4"/>
+          <w:insideV w:val="single" w:color="000000" w:sz="4"/>
+        </w:tblBorders>
+        <w:tblLayout w:type="fixed"/>
+      </w:tblPr>
+      <w:tblGrid>
+        <w:gridCol w:w="9638"/>
+      </w:tblGrid>
+      <w:tr>
+        <w:trPr>
+          <w:cantSplit/>
+        </w:trPr>
+        <w:tc>
+          <w:tcPr>
+            <w:tcW w:type="dxa" w:w="9638"/>
+            <w:shd w:fill="F2F2F2" w:color="auto" w:val="clear"/>
+            <w:tcMar>
+              <w:top w:type="dxa" w:w="100"/>
+              <w:left w:type="dxa" w:w="140"/>
+              <w:bottom w:type="dxa" w:w="100"/>
+              <w:right w:type="dxa" w:w="140"/>
+            </w:tcMar>
+          </w:tcPr>
+          <w:p>
+            <w:pPr>
+              <w:keepNext/>
+              <w:spacing w:after="0" w:line="228"/>
+            </w:pPr>
+            <w:r>
+              <w:rPr>
+                <w:rFonts w:ascii="Courier New" w:cs="Courier New" w:eastAsia="Courier New" w:hAnsi="Courier New"/>
+                <w:sz w:val="17"/>
+                <w:szCs w:val="17"/>
+              </w:rPr>
+              <w:t xml:space="preserve">/* 64-bit integers */</w:t>
+            </w:r>
+          </w:p>
+          <w:p>
+            <w:pPr>
+              <w:keepNext/>
+              <w:spacing w:after="0" w:line="228"/>
+            </w:pPr>
+            <w:r>
+              <w:rPr>
+                <w:rFonts w:ascii="Courier New" w:cs="Courier New" w:eastAsia="Courier New" w:hAnsi="Courier New"/>
+                <w:sz w:val="17"/>
+                <w:szCs w:val="17"/>
+              </w:rPr>
+              <w:t xml:space="preserve">w: procedure options(main);</w:t>
+            </w:r>
+          </w:p>
+          <w:p>
+            <w:pPr>
+              <w:keepNext/>
+              <w:spacing w:after="0" w:line="228"/>
+            </w:pPr>
+            <w:r>
+              <w:rPr>
+                <w:rFonts w:ascii="Courier New" w:cs="Courier New" w:eastAsia="Courier New" w:hAnsi="Courier New"/>
+                <w:sz w:val="17"/>
+                <w:szCs w:val="17"/>
+              </w:rPr>
+              <w:t xml:space="preserve">dcl (a, b, c) fixed bin(63);</w:t>
+            </w:r>
+          </w:p>
+          <w:p>
+            <w:pPr>
+              <w:keepNext/>
+              <w:spacing w:after="0" w:line="228"/>
+            </w:pPr>
+            <w:r>
+              <w:rPr>
+                <w:rFonts w:ascii="Courier New" w:cs="Courier New" w:eastAsia="Courier New" w:hAnsi="Courier New"/>
+                <w:sz w:val="17"/>
+                <w:szCs w:val="17"/>
+              </w:rPr>
+              <w:t xml:space="preserve">dcl d fixed bin(47);</w:t>
+            </w:r>
+          </w:p>
+          <w:p>
+            <w:pPr>
+              <w:keepNext/>
+              <w:spacing w:after="0" w:line="228"/>
+            </w:pPr>
+            <w:r>
+              <w:rPr>
+                <w:rFonts w:ascii="Courier New" w:cs="Courier New" w:eastAsia="Courier New" w:hAnsi="Courier New"/>
+                <w:sz w:val="17"/>
+                <w:szCs w:val="17"/>
+              </w:rPr>
+              <w:t xml:space="preserve">dcl f fixed dec(18);</w:t>
+            </w:r>
+          </w:p>
+          <w:p>
+            <w:pPr>
+              <w:keepNext/>
+              <w:spacing w:after="0" w:line="228"/>
+            </w:pPr>
+            <w:r>
+              <w:rPr>
+                <w:rFonts w:ascii="Courier New" w:cs="Courier New" w:eastAsia="Courier New" w:hAnsi="Courier New"/>
+                <w:sz w:val="17"/>
+                <w:szCs w:val="17"/>
+              </w:rPr>
+              <w:t xml:space="preserve">dcl i fixed bin(31);</w:t>
+            </w:r>
+          </w:p>
+          <w:p>
+            <w:pPr>
+              <w:keepNext/>
+              <w:spacing w:after="0" w:line="228"/>
+            </w:pPr>
+            <w:r>
+              <w:rPr>
+                <w:rFonts w:ascii="Courier New" w:cs="Courier New" w:eastAsia="Courier New" w:hAnsi="Courier New"/>
+                <w:sz w:val="17"/>
+                <w:szCs w:val="17"/>
+              </w:rPr>
+              <w:t xml:space="preserve">dcl t(3) fixed bin(63);</w:t>
+            </w:r>
+          </w:p>
+          <w:p>
+            <w:pPr>
+              <w:keepNext/>
+              <w:spacing w:after="0" w:line="228"/>
+            </w:pPr>
+            <w:r>
+              <w:rPr>
+                <w:rFonts w:ascii="Courier New" w:cs="Courier New" w:eastAsia="Courier New" w:hAnsi="Courier New"/>
+                <w:sz w:val="17"/>
+                <w:szCs w:val="17"/>
+              </w:rPr>
+              <w:t xml:space="preserve">dcl big fixed bin(63) init(9007199254740993);</w:t>
+            </w:r>
+          </w:p>
+          <w:p>
+            <w:pPr>
+              <w:keepNext/>
+              <w:spacing w:after="0" w:line="228"/>
+            </w:pPr>
+            <w:r>
+              <w:rPr>
+                <w:rFonts w:ascii="Courier New" w:cs="Courier New" w:eastAsia="Courier New" w:hAnsi="Courier New"/>
+                <w:sz w:val="17"/>
+                <w:szCs w:val="17"/>
+              </w:rPr>
+              <w:t xml:space="preserve"> </w:t>
+            </w:r>
+          </w:p>
+          <w:p>
+            <w:pPr>
+              <w:keepNext/>
+              <w:spacing w:after="0" w:line="228"/>
+            </w:pPr>
+            <w:r>
+              <w:rPr>
+                <w:rFonts w:ascii="Courier New" w:cs="Courier New" w:eastAsia="Courier New" w:hAnsi="Courier New"/>
+                <w:sz w:val="17"/>
+                <w:szCs w:val="17"/>
+              </w:rPr>
+              <w:t xml:space="preserve">a = 1;</w:t>
+            </w:r>
+          </w:p>
+          <w:p>
+            <w:pPr>
+              <w:keepNext/>
+              <w:spacing w:after="0" w:line="228"/>
+            </w:pPr>
+            <w:r>
+              <w:rPr>
+                <w:rFonts w:ascii="Courier New" w:cs="Courier New" w:eastAsia="Courier New" w:hAnsi="Courier New"/>
+                <w:sz w:val="17"/>
+                <w:szCs w:val="17"/>
+              </w:rPr>
+              <w:t xml:space="preserve">do i = 1 to 20;</w:t>
+            </w:r>
+          </w:p>
+          <w:p>
+            <w:pPr>
+              <w:keepNext/>
+              <w:spacing w:after="0" w:line="228"/>
+            </w:pPr>
+            <w:r>
+              <w:rPr>
+                <w:rFonts w:ascii="Courier New" w:cs="Courier New" w:eastAsia="Courier New" w:hAnsi="Courier New"/>
+                <w:sz w:val="17"/>
+                <w:szCs w:val="17"/>
+              </w:rPr>
+              <w:t xml:space="preserve">   a = a * i;</w:t>
+            </w:r>
+          </w:p>
+          <w:p>
+            <w:pPr>
+              <w:keepNext/>
+              <w:spacing w:after="0" w:line="228"/>
+            </w:pPr>
+            <w:r>
+              <w:rPr>
+                <w:rFonts w:ascii="Courier New" w:cs="Courier New" w:eastAsia="Courier New" w:hAnsi="Courier New"/>
+                <w:sz w:val="17"/>
+                <w:szCs w:val="17"/>
+              </w:rPr>
+              <w:t xml:space="preserve">end;</w:t>
+            </w:r>
+          </w:p>
+          <w:p>
+            <w:pPr>
+              <w:keepNext/>
+              <w:spacing w:after="0" w:line="228"/>
+            </w:pPr>
+            <w:r>
+              <w:rPr>
+                <w:rFonts w:ascii="Courier New" w:cs="Courier New" w:eastAsia="Courier New" w:hAnsi="Courier New"/>
+                <w:sz w:val="17"/>
+                <w:szCs w:val="17"/>
+              </w:rPr>
+              <w:t xml:space="preserve">put skip list ('20!', a);</w:t>
+            </w:r>
+          </w:p>
+          <w:p>
+            <w:pPr>
+              <w:keepNext/>
+              <w:spacing w:after="0" w:line="228"/>
+            </w:pPr>
+            <w:r>
+              <w:rPr>
+                <w:rFonts w:ascii="Courier New" w:cs="Courier New" w:eastAsia="Courier New" w:hAnsi="Courier New"/>
+                <w:sz w:val="17"/>
+                <w:szCs w:val="17"/>
+              </w:rPr>
+              <w:t xml:space="preserve">a = 9223372036854775807;</w:t>
+            </w:r>
+          </w:p>
+          <w:p>
+            <w:pPr>
+              <w:keepNext/>
+              <w:spacing w:after="0" w:line="228"/>
+            </w:pPr>
+            <w:r>
+              <w:rPr>
+                <w:rFonts w:ascii="Courier New" w:cs="Courier New" w:eastAsia="Courier New" w:hAnsi="Courier New"/>
+                <w:sz w:val="17"/>
+                <w:szCs w:val="17"/>
+              </w:rPr>
+              <w:t xml:space="preserve">put skip list ('max', a);</w:t>
+            </w:r>
+          </w:p>
+          <w:p>
+            <w:pPr>
+              <w:keepNext/>
+              <w:spacing w:after="0" w:line="228"/>
+            </w:pPr>
+            <w:r>
+              <w:rPr>
+                <w:rFonts w:ascii="Courier New" w:cs="Courier New" w:eastAsia="Courier New" w:hAnsi="Courier New"/>
+                <w:sz w:val="17"/>
+                <w:szCs w:val="17"/>
+              </w:rPr>
+              <w:t xml:space="preserve">b = a - 1;</w:t>
+            </w:r>
+          </w:p>
+          <w:p>
+            <w:pPr>
+              <w:keepNext/>
+              <w:spacing w:after="0" w:line="228"/>
+            </w:pPr>
+            <w:r>
+              <w:rPr>
+                <w:rFonts w:ascii="Courier New" w:cs="Courier New" w:eastAsia="Courier New" w:hAnsi="Courier New"/>
+                <w:sz w:val="17"/>
+                <w:szCs w:val="17"/>
+              </w:rPr>
+              <w:t xml:space="preserve">put skip list ('max-1', b, a - b);</w:t>
+            </w:r>
+          </w:p>
+          <w:p>
+            <w:pPr>
+              <w:keepNext/>
+              <w:spacing w:after="0" w:line="228"/>
+            </w:pPr>
+            <w:r>
+              <w:rPr>
+                <w:rFonts w:ascii="Courier New" w:cs="Courier New" w:eastAsia="Courier New" w:hAnsi="Courier New"/>
+                <w:sz w:val="17"/>
+                <w:szCs w:val="17"/>
+              </w:rPr>
+              <w:t xml:space="preserve">put skip list ('big', big, big + 1);</w:t>
+            </w:r>
+          </w:p>
+          <w:p>
+            <w:pPr>
+              <w:keepNext/>
+              <w:spacing w:after="0" w:line="228"/>
+            </w:pPr>
+            <w:r>
+              <w:rPr>
+                <w:rFonts w:ascii="Courier New" w:cs="Courier New" w:eastAsia="Courier New" w:hAnsi="Courier New"/>
+                <w:sz w:val="17"/>
+                <w:szCs w:val="17"/>
+              </w:rPr>
+              <w:t xml:space="preserve">if big + 1 &gt; big then put skip list ('exact compare');</w:t>
+            </w:r>
+          </w:p>
+          <w:p>
+            <w:pPr>
+              <w:keepNext/>
+              <w:spacing w:after="0" w:line="228"/>
+            </w:pPr>
+            <w:r>
+              <w:rPr>
+                <w:rFonts w:ascii="Courier New" w:cs="Courier New" w:eastAsia="Courier New" w:hAnsi="Courier New"/>
+                <w:sz w:val="17"/>
+                <w:szCs w:val="17"/>
+              </w:rPr>
+              <w:t xml:space="preserve">if big = 9007199254740993 then put skip list ('exact equal');</w:t>
+            </w:r>
+          </w:p>
+          <w:p>
+            <w:pPr>
+              <w:keepNext/>
+              <w:spacing w:after="0" w:line="228"/>
+            </w:pPr>
+            <w:r>
+              <w:rPr>
+                <w:rFonts w:ascii="Courier New" w:cs="Courier New" w:eastAsia="Courier New" w:hAnsi="Courier New"/>
+                <w:sz w:val="17"/>
+                <w:szCs w:val="17"/>
+              </w:rPr>
+              <w:t xml:space="preserve">c = 4611686018427387904;</w:t>
+            </w:r>
+          </w:p>
+          <w:p>
+            <w:pPr>
+              <w:keepNext/>
+              <w:spacing w:after="0" w:line="228"/>
+            </w:pPr>
+            <w:r>
+              <w:rPr>
+                <w:rFonts w:ascii="Courier New" w:cs="Courier New" w:eastAsia="Courier New" w:hAnsi="Courier New"/>
+                <w:sz w:val="17"/>
+                <w:szCs w:val="17"/>
+              </w:rPr>
+              <w:t xml:space="preserve">put skip list ('2**62', c, c / 2, mod(c + 3, 1000));</w:t>
+            </w:r>
+          </w:p>
+          <w:p>
+            <w:pPr>
+              <w:keepNext/>
+              <w:spacing w:after="0" w:line="228"/>
+            </w:pPr>
+            <w:r>
+              <w:rPr>
+                <w:rFonts w:ascii="Courier New" w:cs="Courier New" w:eastAsia="Courier New" w:hAnsi="Courier New"/>
+                <w:sz w:val="17"/>
+                <w:szCs w:val="17"/>
+              </w:rPr>
+              <w:t xml:space="preserve">d = 140737488355327;</w:t>
+            </w:r>
+          </w:p>
+          <w:p>
+            <w:pPr>
+              <w:keepNext/>
+              <w:spacing w:after="0" w:line="228"/>
+            </w:pPr>
+            <w:r>
+              <w:rPr>
+                <w:rFonts w:ascii="Courier New" w:cs="Courier New" w:eastAsia="Courier New" w:hAnsi="Courier New"/>
+                <w:sz w:val="17"/>
+                <w:szCs w:val="17"/>
+              </w:rPr>
+              <w:t xml:space="preserve">put skip list ('d', d, d * 2);</w:t>
+            </w:r>
+          </w:p>
+          <w:p>
+            <w:pPr>
+              <w:keepNext/>
+              <w:spacing w:after="0" w:line="228"/>
+            </w:pPr>
+            <w:r>
+              <w:rPr>
+                <w:rFonts w:ascii="Courier New" w:cs="Courier New" w:eastAsia="Courier New" w:hAnsi="Courier New"/>
+                <w:sz w:val="17"/>
+                <w:szCs w:val="17"/>
+              </w:rPr>
+              <w:t xml:space="preserve">f = 123456789012345678;</w:t>
+            </w:r>
+          </w:p>
+          <w:p>
+            <w:pPr>
+              <w:keepNext/>
+              <w:spacing w:after="0" w:line="228"/>
+            </w:pPr>
+            <w:r>
+              <w:rPr>
+                <w:rFonts w:ascii="Courier New" w:cs="Courier New" w:eastAsia="Courier New" w:hAnsi="Courier New"/>
+                <w:sz w:val="17"/>
+                <w:szCs w:val="17"/>
+              </w:rPr>
+              <w:t xml:space="preserve">put skip list ('f', f, f + 1);</w:t>
+            </w:r>
+          </w:p>
+          <w:p>
+            <w:pPr>
+              <w:keepNext/>
+              <w:spacing w:after="0" w:line="228"/>
+            </w:pPr>
+            <w:r>
+              <w:rPr>
+                <w:rFonts w:ascii="Courier New" w:cs="Courier New" w:eastAsia="Courier New" w:hAnsi="Courier New"/>
+                <w:sz w:val="17"/>
+                <w:szCs w:val="17"/>
+              </w:rPr>
+              <w:t xml:space="preserve">t(1) = 1;</w:t>
+            </w:r>
+          </w:p>
+          <w:p>
+            <w:pPr>
+              <w:keepNext/>
+              <w:spacing w:after="0" w:line="228"/>
+            </w:pPr>
+            <w:r>
+              <w:rPr>
+                <w:rFonts w:ascii="Courier New" w:cs="Courier New" w:eastAsia="Courier New" w:hAnsi="Courier New"/>
+                <w:sz w:val="17"/>
+                <w:szCs w:val="17"/>
+              </w:rPr>
+              <w:t xml:space="preserve">do i = 2 to 3;</w:t>
+            </w:r>
+          </w:p>
+          <w:p>
+            <w:pPr>
+              <w:keepNext/>
+              <w:spacing w:after="0" w:line="228"/>
+            </w:pPr>
+            <w:r>
+              <w:rPr>
+                <w:rFonts w:ascii="Courier New" w:cs="Courier New" w:eastAsia="Courier New" w:hAnsi="Courier New"/>
+                <w:sz w:val="17"/>
+                <w:szCs w:val="17"/>
+              </w:rPr>
+              <w:t xml:space="preserve">   t(i) = t(i - 1) * 3000000000;</w:t>
+            </w:r>
+          </w:p>
+          <w:p>
+            <w:pPr>
+              <w:keepNext/>
+              <w:spacing w:after="0" w:line="228"/>
+            </w:pPr>
+            <w:r>
+              <w:rPr>
+                <w:rFonts w:ascii="Courier New" w:cs="Courier New" w:eastAsia="Courier New" w:hAnsi="Courier New"/>
+                <w:sz w:val="17"/>
+                <w:szCs w:val="17"/>
+              </w:rPr>
+              <w:t xml:space="preserve">end;</w:t>
+            </w:r>
+          </w:p>
+          <w:p>
+            <w:pPr>
+              <w:keepNext/>
+              <w:spacing w:after="0" w:line="228"/>
+            </w:pPr>
+            <w:r>
+              <w:rPr>
+                <w:rFonts w:ascii="Courier New" w:cs="Courier New" w:eastAsia="Courier New" w:hAnsi="Courier New"/>
+                <w:sz w:val="17"/>
+                <w:szCs w:val="17"/>
+              </w:rPr>
+              <w:t xml:space="preserve">put skip list ('t', t(1), t(2), t(3));</w:t>
+            </w:r>
+          </w:p>
+          <w:p>
+            <w:pPr>
+              <w:keepNext/>
+              <w:spacing w:after="0" w:line="228"/>
+            </w:pPr>
+            <w:r>
+              <w:rPr>
+                <w:rFonts w:ascii="Courier New" w:cs="Courier New" w:eastAsia="Courier New" w:hAnsi="Courier New"/>
+                <w:sz w:val="17"/>
+                <w:szCs w:val="17"/>
+              </w:rPr>
+              <w:t xml:space="preserve">i = 7;</w:t>
+            </w:r>
+          </w:p>
+          <w:p>
+            <w:pPr>
+              <w:keepNext/>
+              <w:spacing w:after="0" w:line="228"/>
+            </w:pPr>
+            <w:r>
+              <w:rPr>
+                <w:rFonts w:ascii="Courier New" w:cs="Courier New" w:eastAsia="Courier New" w:hAnsi="Courier New"/>
+                <w:sz w:val="17"/>
+                <w:szCs w:val="17"/>
+              </w:rPr>
+              <w:t xml:space="preserve">c = i * 1000000000000;</w:t>
+            </w:r>
+          </w:p>
+          <w:p>
+            <w:pPr>
+              <w:keepNext/>
+              <w:spacing w:after="0" w:line="228"/>
+            </w:pPr>
+            <w:r>
+              <w:rPr>
+                <w:rFonts w:ascii="Courier New" w:cs="Courier New" w:eastAsia="Courier New" w:hAnsi="Courier New"/>
+                <w:sz w:val="17"/>
+                <w:szCs w:val="17"/>
+              </w:rPr>
+              <w:t xml:space="preserve">put skip list ('mixed', c, c / 7);</w:t>
+            </w:r>
+          </w:p>
+          <w:p>
+            <w:pPr>
+              <w:keepNext/>
+              <w:spacing w:after="0" w:line="228"/>
+            </w:pPr>
+            <w:r>
+              <w:rPr>
+                <w:rFonts w:ascii="Courier New" w:cs="Courier New" w:eastAsia="Courier New" w:hAnsi="Courier New"/>
+                <w:sz w:val="17"/>
+                <w:szCs w:val="17"/>
+              </w:rPr>
+              <w:t xml:space="preserve">on fixedoverflow begin;</w:t>
+            </w:r>
+          </w:p>
+          <w:p>
+            <w:pPr>
+              <w:keepNext/>
+              <w:spacing w:after="0" w:line="228"/>
+            </w:pPr>
+            <w:r>
+              <w:rPr>
+                <w:rFonts w:ascii="Courier New" w:cs="Courier New" w:eastAsia="Courier New" w:hAnsi="Courier New"/>
+                <w:sz w:val="17"/>
+                <w:szCs w:val="17"/>
+              </w:rPr>
+              <w:t xml:space="preserve">   put skip list ('overflow caught');</w:t>
+            </w:r>
+          </w:p>
+          <w:p>
+            <w:pPr>
+              <w:keepNext/>
+              <w:spacing w:after="0" w:line="228"/>
+            </w:pPr>
+            <w:r>
+              <w:rPr>
+                <w:rFonts w:ascii="Courier New" w:cs="Courier New" w:eastAsia="Courier New" w:hAnsi="Courier New"/>
+                <w:sz w:val="17"/>
+                <w:szCs w:val="17"/>
+              </w:rPr>
+              <w:t xml:space="preserve">   goto done;</w:t>
+            </w:r>
+          </w:p>
+          <w:p>
+            <w:pPr>
+              <w:keepNext/>
+              <w:spacing w:after="0" w:line="228"/>
+            </w:pPr>
+            <w:r>
+              <w:rPr>
+                <w:rFonts w:ascii="Courier New" w:cs="Courier New" w:eastAsia="Courier New" w:hAnsi="Courier New"/>
+                <w:sz w:val="17"/>
+                <w:szCs w:val="17"/>
+              </w:rPr>
+              <w:t xml:space="preserve">end;</w:t>
+            </w:r>
+          </w:p>
+          <w:p>
+            <w:pPr>
+              <w:keepNext/>
+              <w:spacing w:after="0" w:line="228"/>
+            </w:pPr>
+            <w:r>
+              <w:rPr>
+                <w:rFonts w:ascii="Courier New" w:cs="Courier New" w:eastAsia="Courier New" w:hAnsi="Courier New"/>
+                <w:sz w:val="17"/>
+                <w:szCs w:val="17"/>
+              </w:rPr>
+              <w:t xml:space="preserve">a = 9223372036854775807;</w:t>
+            </w:r>
+          </w:p>
+          <w:p>
+            <w:pPr>
+              <w:keepNext/>
+              <w:spacing w:after="0" w:line="228"/>
+            </w:pPr>
+            <w:r>
+              <w:rPr>
+                <w:rFonts w:ascii="Courier New" w:cs="Courier New" w:eastAsia="Courier New" w:hAnsi="Courier New"/>
+                <w:sz w:val="17"/>
+                <w:szCs w:val="17"/>
+              </w:rPr>
+              <w:t xml:space="preserve">a = a + 1;</w:t>
+            </w:r>
+          </w:p>
+          <w:p>
+            <w:pPr>
+              <w:keepNext/>
+              <w:spacing w:after="0" w:line="228"/>
+            </w:pPr>
+            <w:r>
+              <w:rPr>
+                <w:rFonts w:ascii="Courier New" w:cs="Courier New" w:eastAsia="Courier New" w:hAnsi="Courier New"/>
+                <w:sz w:val="17"/>
+                <w:szCs w:val="17"/>
+              </w:rPr>
+              <w:t xml:space="preserve">put skip list ('not reached');</w:t>
+            </w:r>
+          </w:p>
+          <w:p>
+            <w:pPr>
+              <w:keepNext/>
+              <w:spacing w:after="0" w:line="228"/>
+            </w:pPr>
+            <w:r>
+              <w:rPr>
+                <w:rFonts w:ascii="Courier New" w:cs="Courier New" w:eastAsia="Courier New" w:hAnsi="Courier New"/>
+                <w:sz w:val="17"/>
+                <w:szCs w:val="17"/>
+              </w:rPr>
+              <w:t xml:space="preserve">done: ;</w:t>
+            </w:r>
+          </w:p>
+          <w:p>
+            <w:pPr>
+              <w:keepNext/>
+              <w:spacing w:after="0" w:line="228"/>
+            </w:pPr>
+            <w:r>
+              <w:rPr>
+                <w:rFonts w:ascii="Courier New" w:cs="Courier New" w:eastAsia="Courier New" w:hAnsi="Courier New"/>
+                <w:sz w:val="17"/>
+                <w:szCs w:val="17"/>
+              </w:rPr>
+              <w:t xml:space="preserve">end w;</w:t>
+            </w:r>
+          </w:p>
+          <w:p>
+            <w:pPr>
+              <w:keepNext/>
+              <w:spacing w:after="0" w:line="228"/>
+            </w:pPr>
+            <w:r>
+              <w:rPr>
+                <w:rFonts w:ascii="Courier New" w:cs="Courier New" w:eastAsia="Courier New" w:hAnsi="Courier New"/>
+                <w:sz w:val="17"/>
+                <w:szCs w:val="17"/>
+              </w:rPr>
+              <w:t xml:space="preserve"> </w:t>
+            </w:r>
+          </w:p>
+          <w:p>
+            <w:pPr>
+              <w:keepNext/>
+              <w:spacing w:after="0" w:line="228"/>
+            </w:pPr>
+            <w:r>
+              <w:rPr>
+                <w:rFonts w:ascii="Courier New" w:cs="Courier New" w:eastAsia="Courier New" w:hAnsi="Courier New"/>
+                <w:sz w:val="17"/>
+                <w:szCs w:val="17"/>
+              </w:rPr>
+              <w:t xml:space="preserve">/* prints */</w:t>
+            </w:r>
+          </w:p>
+          <w:p>
+            <w:pPr>
+              <w:keepNext/>
+              <w:spacing w:after="0" w:line="228"/>
+            </w:pPr>
+            <w:r>
+              <w:rPr>
+                <w:rFonts w:ascii="Courier New" w:cs="Courier New" w:eastAsia="Courier New" w:hAnsi="Courier New"/>
+                <w:sz w:val="17"/>
+                <w:szCs w:val="17"/>
+              </w:rPr>
+              <w:t xml:space="preserve">20!                     2432902008176640000</w:t>
+            </w:r>
+          </w:p>
+          <w:p>
+            <w:pPr>
+              <w:keepNext/>
+              <w:spacing w:after="0" w:line="228"/>
+            </w:pPr>
+            <w:r>
+              <w:rPr>
+                <w:rFonts w:ascii="Courier New" w:cs="Courier New" w:eastAsia="Courier New" w:hAnsi="Courier New"/>
+                <w:sz w:val="17"/>
+                <w:szCs w:val="17"/>
+              </w:rPr>
+              <w:t xml:space="preserve">max                     9223372036854775807</w:t>
+            </w:r>
+          </w:p>
+          <w:p>
+            <w:pPr>
+              <w:keepNext/>
+              <w:spacing w:after="0" w:line="228"/>
+            </w:pPr>
+            <w:r>
+              <w:rPr>
+                <w:rFonts w:ascii="Courier New" w:cs="Courier New" w:eastAsia="Courier New" w:hAnsi="Courier New"/>
+                <w:sz w:val="17"/>
+                <w:szCs w:val="17"/>
+              </w:rPr>
+              <w:t xml:space="preserve">max-1                   9223372036854775806     1</w:t>
+            </w:r>
+          </w:p>
+          <w:p>
+            <w:pPr>
+              <w:keepNext/>
+              <w:spacing w:after="0" w:line="228"/>
+            </w:pPr>
+            <w:r>
+              <w:rPr>
+                <w:rFonts w:ascii="Courier New" w:cs="Courier New" w:eastAsia="Courier New" w:hAnsi="Courier New"/>
+                <w:sz w:val="17"/>
+                <w:szCs w:val="17"/>
+              </w:rPr>
+              <w:t xml:space="preserve">big                     9007199254740993        9007199254740994</w:t>
+            </w:r>
+          </w:p>
+          <w:p>
+            <w:pPr>
+              <w:keepNext/>
+              <w:spacing w:after="0" w:line="228"/>
+            </w:pPr>
+            <w:r>
+              <w:rPr>
+                <w:rFonts w:ascii="Courier New" w:cs="Courier New" w:eastAsia="Courier New" w:hAnsi="Courier New"/>
+                <w:sz w:val="17"/>
+                <w:szCs w:val="17"/>
+              </w:rPr>
+              <w:t xml:space="preserve">exact compare</w:t>
+            </w:r>
+          </w:p>
+          <w:p>
+            <w:pPr>
+              <w:keepNext/>
+              <w:spacing w:after="0" w:line="228"/>
+            </w:pPr>
+            <w:r>
+              <w:rPr>
+                <w:rFonts w:ascii="Courier New" w:cs="Courier New" w:eastAsia="Courier New" w:hAnsi="Courier New"/>
+                <w:sz w:val="17"/>
+                <w:szCs w:val="17"/>
+              </w:rPr>
+              <w:t xml:space="preserve">exact equal</w:t>
+            </w:r>
+          </w:p>
+          <w:p>
+            <w:pPr>
+              <w:keepNext/>
+              <w:spacing w:after="0" w:line="228"/>
+            </w:pPr>
+            <w:r>
+              <w:rPr>
+                <w:rFonts w:ascii="Courier New" w:cs="Courier New" w:eastAsia="Courier New" w:hAnsi="Courier New"/>
+                <w:sz w:val="17"/>
+                <w:szCs w:val="17"/>
+              </w:rPr>
+              <w:t xml:space="preserve">2**62                   4611686018427387904     2305843009213693952     907</w:t>
+            </w:r>
+          </w:p>
+          <w:p>
+            <w:pPr>
+              <w:keepNext/>
+              <w:spacing w:after="0" w:line="228"/>
+            </w:pPr>
+            <w:r>
+              <w:rPr>
+                <w:rFonts w:ascii="Courier New" w:cs="Courier New" w:eastAsia="Courier New" w:hAnsi="Courier New"/>
+                <w:sz w:val="17"/>
+                <w:szCs w:val="17"/>
+              </w:rPr>
+              <w:t xml:space="preserve">d                       140737488355327         281474976710654</w:t>
+            </w:r>
+          </w:p>
+          <w:p>
+            <w:pPr>
+              <w:keepNext/>
+              <w:spacing w:after="0" w:line="228"/>
+            </w:pPr>
+            <w:r>
+              <w:rPr>
+                <w:rFonts w:ascii="Courier New" w:cs="Courier New" w:eastAsia="Courier New" w:hAnsi="Courier New"/>
+                <w:sz w:val="17"/>
+                <w:szCs w:val="17"/>
+              </w:rPr>
+              <w:t xml:space="preserve">f                       123456789012345678      123456789012345679</w:t>
+            </w:r>
+          </w:p>
+          <w:p>
+            <w:pPr>
+              <w:keepNext/>
+              <w:spacing w:after="0" w:line="228"/>
+            </w:pPr>
+            <w:r>
+              <w:rPr>
+                <w:rFonts w:ascii="Courier New" w:cs="Courier New" w:eastAsia="Courier New" w:hAnsi="Courier New"/>
+                <w:sz w:val="17"/>
+                <w:szCs w:val="17"/>
+              </w:rPr>
+              <w:t xml:space="preserve">t                       1                       3000000000              9000000000000000000</w:t>
+            </w:r>
+          </w:p>
+          <w:p>
+            <w:pPr>
+              <w:keepNext/>
+              <w:spacing w:after="0" w:line="228"/>
+            </w:pPr>
+            <w:r>
+              <w:rPr>
+                <w:rFonts w:ascii="Courier New" w:cs="Courier New" w:eastAsia="Courier New" w:hAnsi="Courier New"/>
+                <w:sz w:val="17"/>
+                <w:szCs w:val="17"/>
+              </w:rPr>
+              <w:t xml:space="preserve">mixed                   7000000000000           1000000000000</w:t>
+            </w:r>
+          </w:p>
+          <w:p>
+            <w:pPr>
+              <w:keepNext/>
+              <w:spacing w:after="0" w:line="228"/>
+            </w:pPr>
+            <w:r>
+              <w:rPr>
+                <w:rFonts w:ascii="Courier New" w:cs="Courier New" w:eastAsia="Courier New" w:hAnsi="Courier New"/>
+                <w:sz w:val="17"/>
+                <w:szCs w:val="17"/>
+              </w:rPr>
+              <w:t xml:space="preserve">overflow caught</w:t>
+            </w:r>
+          </w:p>
+        </w:tc>
+      </w:tr>
+    </w:tbl>
+    <w:p>
+      <w:pPr>
+        <w:spacing w:after="200" w:before="80"/>
+      </w:pPr>
+      <w:r>
+        <w:rPr>
+          <w:rFonts w:ascii="Arial" w:cs="Arial" w:eastAsia="Arial" w:hAnsi="Arial"/>
+          <w:b/>
+          <w:bCs/>
+          <w:sz w:val="18"/>
+          <w:szCs w:val="18"/>
+        </w:rPr>
+        <w:t xml:space="preserve">Figure 37. </w:t>
+      </w:r>
+      <w:r>
+        <w:rPr>
+          <w:rFonts w:ascii="Arial" w:cs="Arial" w:eastAsia="Arial" w:hAnsi="Arial"/>
+          <w:sz w:val="18"/>
+          <w:szCs w:val="18"/>
+        </w:rPr>
+        <w:t xml:space="preserve">64-bit integers</w:t>
       </w:r>
     </w:p>
     <w:p>
@@ -25935,7 +30594,7 @@
           <w:sz w:val="18"/>
           <w:szCs w:val="18"/>
         </w:rPr>
-        <w:t xml:space="preserve">Figure 35. </w:t>
+        <w:t xml:space="preserve">Figure 38. </w:t>
       </w:r>
       <w:r>
         <w:rPr>
@@ -26352,7 +31011,7 @@
           <w:sz w:val="18"/>
           <w:szCs w:val="18"/>
         </w:rPr>
-        <w:t xml:space="preserve">Figure 36. </w:t>
+        <w:t xml:space="preserve">Figure 39. </w:t>
       </w:r>
       <w:r>
         <w:rPr>
@@ -26791,7 +31450,7 @@
           <w:sz w:val="18"/>
           <w:szCs w:val="18"/>
         </w:rPr>
-        <w:t xml:space="preserve">Figure 37. </w:t>
+        <w:t xml:space="preserve">Figure 40. </w:t>
       </w:r>
       <w:r>
         <w:rPr>
@@ -27066,7 +31725,7 @@
           <w:sz w:val="18"/>
           <w:szCs w:val="18"/>
         </w:rPr>
-        <w:t xml:space="preserve">Figure 38. </w:t>
+        <w:t xml:space="preserve">Figure 41. </w:t>
       </w:r>
       <w:r>
         <w:rPr>
@@ -27477,7 +32136,7 @@
           <w:sz w:val="18"/>
           <w:szCs w:val="18"/>
         </w:rPr>
-        <w:t xml:space="preserve">Figure 39. </w:t>
+        <w:t xml:space="preserve">Figure 42. </w:t>
       </w:r>
       <w:r>
         <w:rPr>
@@ -28364,7 +33023,7 @@
           <w:sz w:val="18"/>
           <w:szCs w:val="18"/>
         </w:rPr>
-        <w:t xml:space="preserve">Figure 40. </w:t>
+        <w:t xml:space="preserve">Figure 43. </w:t>
       </w:r>
       <w:r>
         <w:rPr>
@@ -29441,7 +34100,7 @@
           <w:sz w:val="18"/>
           <w:szCs w:val="18"/>
         </w:rPr>
-        <w:t xml:space="preserve">Figure 41. </w:t>
+        <w:t xml:space="preserve">Figure 44. </w:t>
       </w:r>
       <w:r>
         <w:rPr>
@@ -30003,7 +34662,7 @@
           </w:tcPr>
           <w:p>
             <w:pPr>
-              <w:keepNext/>
+              <w:keepNext w:val="false"/>
               <w:spacing w:after="0"/>
             </w:pPr>
             <w:r>
@@ -30064,7 +34723,7 @@
           </w:tcPr>
           <w:p>
             <w:pPr>
-              <w:keepNext/>
+              <w:keepNext w:val="false"/>
               <w:spacing w:after="0"/>
             </w:pPr>
             <w:r>
@@ -30076,6 +34735,264 @@
                 <w:szCs w:val="19"/>
               </w:rPr>
               <w:t xml:space="preserve">The hyperbolic functions.</w:t>
+            </w:r>
+          </w:p>
+        </w:tc>
+      </w:tr>
+      <w:tr>
+        <w:trPr>
+          <w:cantSplit/>
+        </w:trPr>
+        <w:tc>
+          <w:tcPr>
+            <w:tcW w:type="dxa" w:w="2800"/>
+            <w:tcMar>
+              <w:top w:type="dxa" w:w="60"/>
+              <w:left w:type="dxa" w:w="100"/>
+              <w:bottom w:type="dxa" w:w="60"/>
+              <w:right w:type="dxa" w:w="100"/>
+            </w:tcMar>
+          </w:tcPr>
+          <w:p>
+            <w:pPr>
+              <w:keepNext w:val="false"/>
+              <w:spacing w:after="0"/>
+            </w:pPr>
+            <w:r>
+              <w:rPr>
+                <w:rFonts w:ascii="Courier New" w:cs="Courier New" w:eastAsia="Courier New" w:hAnsi="Courier New"/>
+                <w:sz w:val="18"/>
+                <w:szCs w:val="18"/>
+              </w:rPr>
+              <w:t xml:space="preserve">ASINH(x)</w:t>
+            </w:r>
+            <w:r>
+              <w:rPr>
+                <w:rFonts w:ascii="Times New Roman" w:cs="Times New Roman" w:eastAsia="Times New Roman" w:hAnsi="Times New Roman"/>
+                <w:b w:val="false"/>
+                <w:bCs w:val="false"/>
+                <w:sz w:val="19"/>
+                <w:szCs w:val="19"/>
+              </w:rPr>
+              <w:t xml:space="preserve">, </w:t>
+            </w:r>
+            <w:r>
+              <w:rPr>
+                <w:rFonts w:ascii="Courier New" w:cs="Courier New" w:eastAsia="Courier New" w:hAnsi="Courier New"/>
+                <w:sz w:val="18"/>
+                <w:szCs w:val="18"/>
+              </w:rPr>
+              <w:t xml:space="preserve">ACOSH(x)</w:t>
+            </w:r>
+            <w:r>
+              <w:rPr>
+                <w:rFonts w:ascii="Times New Roman" w:cs="Times New Roman" w:eastAsia="Times New Roman" w:hAnsi="Times New Roman"/>
+                <w:b w:val="false"/>
+                <w:bCs w:val="false"/>
+                <w:sz w:val="19"/>
+                <w:szCs w:val="19"/>
+              </w:rPr>
+              <w:t xml:space="preserve">, </w:t>
+            </w:r>
+            <w:r>
+              <w:rPr>
+                <w:rFonts w:ascii="Courier New" w:cs="Courier New" w:eastAsia="Courier New" w:hAnsi="Courier New"/>
+                <w:sz w:val="18"/>
+                <w:szCs w:val="18"/>
+              </w:rPr>
+              <w:t xml:space="preserve">ATANH(x)</w:t>
+            </w:r>
+          </w:p>
+        </w:tc>
+        <w:tc>
+          <w:tcPr>
+            <w:tcW w:type="dxa" w:w="6838"/>
+            <w:tcMar>
+              <w:top w:type="dxa" w:w="60"/>
+              <w:left w:type="dxa" w:w="100"/>
+              <w:bottom w:type="dxa" w:w="60"/>
+              <w:right w:type="dxa" w:w="100"/>
+            </w:tcMar>
+          </w:tcPr>
+          <w:p>
+            <w:pPr>
+              <w:keepNext w:val="false"/>
+              <w:spacing w:after="0"/>
+            </w:pPr>
+            <w:r>
+              <w:rPr>
+                <w:rFonts w:ascii="Times New Roman" w:cs="Times New Roman" w:eastAsia="Times New Roman" w:hAnsi="Times New Roman"/>
+                <w:b w:val="false"/>
+                <w:bCs w:val="false"/>
+                <w:sz w:val="19"/>
+                <w:szCs w:val="19"/>
+              </w:rPr>
+              <w:t xml:space="preserve">The inverse hyperbolic functions.</w:t>
+            </w:r>
+          </w:p>
+        </w:tc>
+      </w:tr>
+      <w:tr>
+        <w:trPr>
+          <w:cantSplit/>
+        </w:trPr>
+        <w:tc>
+          <w:tcPr>
+            <w:tcW w:type="dxa" w:w="2800"/>
+            <w:tcMar>
+              <w:top w:type="dxa" w:w="60"/>
+              <w:left w:type="dxa" w:w="100"/>
+              <w:bottom w:type="dxa" w:w="60"/>
+              <w:right w:type="dxa" w:w="100"/>
+            </w:tcMar>
+          </w:tcPr>
+          <w:p>
+            <w:pPr>
+              <w:keepNext/>
+              <w:spacing w:after="0"/>
+            </w:pPr>
+            <w:r>
+              <w:rPr>
+                <w:rFonts w:ascii="Courier New" w:cs="Courier New" w:eastAsia="Courier New" w:hAnsi="Courier New"/>
+                <w:sz w:val="18"/>
+                <w:szCs w:val="18"/>
+              </w:rPr>
+              <w:t xml:space="preserve">SIND(x)</w:t>
+            </w:r>
+            <w:r>
+              <w:rPr>
+                <w:rFonts w:ascii="Times New Roman" w:cs="Times New Roman" w:eastAsia="Times New Roman" w:hAnsi="Times New Roman"/>
+                <w:b w:val="false"/>
+                <w:bCs w:val="false"/>
+                <w:sz w:val="19"/>
+                <w:szCs w:val="19"/>
+              </w:rPr>
+              <w:t xml:space="preserve">, </w:t>
+            </w:r>
+            <w:r>
+              <w:rPr>
+                <w:rFonts w:ascii="Courier New" w:cs="Courier New" w:eastAsia="Courier New" w:hAnsi="Courier New"/>
+                <w:sz w:val="18"/>
+                <w:szCs w:val="18"/>
+              </w:rPr>
+              <w:t xml:space="preserve">COSD(x)</w:t>
+            </w:r>
+            <w:r>
+              <w:rPr>
+                <w:rFonts w:ascii="Times New Roman" w:cs="Times New Roman" w:eastAsia="Times New Roman" w:hAnsi="Times New Roman"/>
+                <w:b w:val="false"/>
+                <w:bCs w:val="false"/>
+                <w:sz w:val="19"/>
+                <w:szCs w:val="19"/>
+              </w:rPr>
+              <w:t xml:space="preserve">, </w:t>
+            </w:r>
+            <w:r>
+              <w:rPr>
+                <w:rFonts w:ascii="Courier New" w:cs="Courier New" w:eastAsia="Courier New" w:hAnsi="Courier New"/>
+                <w:sz w:val="18"/>
+                <w:szCs w:val="18"/>
+              </w:rPr>
+              <w:t xml:space="preserve">TAND(x)</w:t>
+            </w:r>
+            <w:r>
+              <w:rPr>
+                <w:rFonts w:ascii="Times New Roman" w:cs="Times New Roman" w:eastAsia="Times New Roman" w:hAnsi="Times New Roman"/>
+                <w:b w:val="false"/>
+                <w:bCs w:val="false"/>
+                <w:sz w:val="19"/>
+                <w:szCs w:val="19"/>
+              </w:rPr>
+              <w:t xml:space="preserve">, </w:t>
+            </w:r>
+            <w:r>
+              <w:rPr>
+                <w:rFonts w:ascii="Courier New" w:cs="Courier New" w:eastAsia="Courier New" w:hAnsi="Courier New"/>
+                <w:sz w:val="18"/>
+                <w:szCs w:val="18"/>
+              </w:rPr>
+              <w:t xml:space="preserve">ASIND(x)</w:t>
+            </w:r>
+            <w:r>
+              <w:rPr>
+                <w:rFonts w:ascii="Times New Roman" w:cs="Times New Roman" w:eastAsia="Times New Roman" w:hAnsi="Times New Roman"/>
+                <w:b w:val="false"/>
+                <w:bCs w:val="false"/>
+                <w:sz w:val="19"/>
+                <w:szCs w:val="19"/>
+              </w:rPr>
+              <w:t xml:space="preserve">, </w:t>
+            </w:r>
+            <w:r>
+              <w:rPr>
+                <w:rFonts w:ascii="Courier New" w:cs="Courier New" w:eastAsia="Courier New" w:hAnsi="Courier New"/>
+                <w:sz w:val="18"/>
+                <w:szCs w:val="18"/>
+              </w:rPr>
+              <w:t xml:space="preserve">ACOSD(x)</w:t>
+            </w:r>
+            <w:r>
+              <w:rPr>
+                <w:rFonts w:ascii="Times New Roman" w:cs="Times New Roman" w:eastAsia="Times New Roman" w:hAnsi="Times New Roman"/>
+                <w:b w:val="false"/>
+                <w:bCs w:val="false"/>
+                <w:sz w:val="19"/>
+                <w:szCs w:val="19"/>
+              </w:rPr>
+              <w:t xml:space="preserve">, </w:t>
+            </w:r>
+            <w:r>
+              <w:rPr>
+                <w:rFonts w:ascii="Courier New" w:cs="Courier New" w:eastAsia="Courier New" w:hAnsi="Courier New"/>
+                <w:sz w:val="18"/>
+                <w:szCs w:val="18"/>
+              </w:rPr>
+              <w:t xml:space="preserve">ATAND(x)</w:t>
+            </w:r>
+            <w:r>
+              <w:rPr>
+                <w:rFonts w:ascii="Times New Roman" w:cs="Times New Roman" w:eastAsia="Times New Roman" w:hAnsi="Times New Roman"/>
+                <w:b w:val="false"/>
+                <w:bCs w:val="false"/>
+                <w:sz w:val="19"/>
+                <w:szCs w:val="19"/>
+              </w:rPr>
+              <w:t xml:space="preserve">, </w:t>
+            </w:r>
+            <w:r>
+              <w:rPr>
+                <w:rFonts w:ascii="Courier New" w:cs="Courier New" w:eastAsia="Courier New" w:hAnsi="Courier New"/>
+                <w:sz w:val="18"/>
+                <w:szCs w:val="18"/>
+              </w:rPr>
+              <w:t xml:space="preserve">ATAND(x,y)</w:t>
+            </w:r>
+          </w:p>
+        </w:tc>
+        <w:tc>
+          <w:tcPr>
+            <w:tcW w:type="dxa" w:w="6838"/>
+            <w:tcMar>
+              <w:top w:type="dxa" w:w="60"/>
+              <w:left w:type="dxa" w:w="100"/>
+              <w:bottom w:type="dxa" w:w="60"/>
+              <w:right w:type="dxa" w:w="100"/>
+            </w:tcMar>
+          </w:tcPr>
+          <w:p>
+            <w:pPr>
+              <w:keepNext/>
+              <w:spacing w:after="0"/>
+            </w:pPr>
+            <w:r>
+              <w:rPr>
+                <w:rFonts w:ascii="Times New Roman" w:cs="Times New Roman" w:eastAsia="Times New Roman" w:hAnsi="Times New Roman"/>
+                <w:b w:val="false"/>
+                <w:bCs w:val="false"/>
+                <w:sz w:val="19"/>
+                <w:szCs w:val="19"/>
+              </w:rPr>
+              <w:t xml:space="preserve">The same functions with angles in degrees.</w:t>
             </w:r>
           </w:p>
         </w:tc>
@@ -30093,7 +35010,7 @@
           <w:sz w:val="18"/>
           <w:szCs w:val="18"/>
         </w:rPr>
-        <w:t xml:space="preserve">Figure 42. </w:t>
+        <w:t xml:space="preserve">Figure 45. </w:t>
       </w:r>
       <w:r>
         <w:rPr>
@@ -30376,7 +35293,7 @@
           <w:sz w:val="18"/>
           <w:szCs w:val="18"/>
         </w:rPr>
-        <w:t xml:space="preserve">Figure 43. </w:t>
+        <w:t xml:space="preserve">Figure 46. </w:t>
       </w:r>
       <w:r>
         <w:rPr>
@@ -30713,7 +35630,7 @@
           <w:sz w:val="18"/>
           <w:szCs w:val="18"/>
         </w:rPr>
-        <w:t xml:space="preserve">Figure 44. </w:t>
+        <w:t xml:space="preserve">Figure 47. </w:t>
       </w:r>
       <w:r>
         <w:rPr>
@@ -31096,6 +36013,327 @@
                 <w:sz w:val="18"/>
                 <w:szCs w:val="18"/>
               </w:rPr>
+              <w:t xml:space="preserve">VERIFYR(s,t)</w:t>
+            </w:r>
+          </w:p>
+        </w:tc>
+        <w:tc>
+          <w:tcPr>
+            <w:tcW w:type="dxa" w:w="6838"/>
+            <w:tcMar>
+              <w:top w:type="dxa" w:w="60"/>
+              <w:left w:type="dxa" w:w="100"/>
+              <w:bottom w:type="dxa" w:w="60"/>
+              <w:right w:type="dxa" w:w="100"/>
+            </w:tcMar>
+          </w:tcPr>
+          <w:p>
+            <w:pPr>
+              <w:keepNext w:val="false"/>
+              <w:spacing w:after="0"/>
+            </w:pPr>
+            <w:r>
+              <w:rPr>
+                <w:rFonts w:ascii="Times New Roman" w:cs="Times New Roman" w:eastAsia="Times New Roman" w:hAnsi="Times New Roman"/>
+                <w:b w:val="false"/>
+                <w:bCs w:val="false"/>
+                <w:sz w:val="19"/>
+                <w:szCs w:val="19"/>
+              </w:rPr>
+              <w:t xml:space="preserve">Like VERIFY, but from the right.</w:t>
+            </w:r>
+          </w:p>
+        </w:tc>
+      </w:tr>
+      <w:tr>
+        <w:trPr>
+          <w:cantSplit/>
+        </w:trPr>
+        <w:tc>
+          <w:tcPr>
+            <w:tcW w:type="dxa" w:w="2800"/>
+            <w:tcMar>
+              <w:top w:type="dxa" w:w="60"/>
+              <w:left w:type="dxa" w:w="100"/>
+              <w:bottom w:type="dxa" w:w="60"/>
+              <w:right w:type="dxa" w:w="100"/>
+            </w:tcMar>
+          </w:tcPr>
+          <w:p>
+            <w:pPr>
+              <w:keepNext w:val="false"/>
+              <w:spacing w:after="0"/>
+            </w:pPr>
+            <w:r>
+              <w:rPr>
+                <w:rFonts w:ascii="Courier New" w:cs="Courier New" w:eastAsia="Courier New" w:hAnsi="Courier New"/>
+                <w:sz w:val="18"/>
+                <w:szCs w:val="18"/>
+              </w:rPr>
+              <w:t xml:space="preserve">SEARCH(s,t)</w:t>
+            </w:r>
+            <w:r>
+              <w:rPr>
+                <w:rFonts w:ascii="Times New Roman" w:cs="Times New Roman" w:eastAsia="Times New Roman" w:hAnsi="Times New Roman"/>
+                <w:b w:val="false"/>
+                <w:bCs w:val="false"/>
+                <w:sz w:val="19"/>
+                <w:szCs w:val="19"/>
+              </w:rPr>
+              <w:t xml:space="preserve">, </w:t>
+            </w:r>
+            <w:r>
+              <w:rPr>
+                <w:rFonts w:ascii="Courier New" w:cs="Courier New" w:eastAsia="Courier New" w:hAnsi="Courier New"/>
+                <w:sz w:val="18"/>
+                <w:szCs w:val="18"/>
+              </w:rPr>
+              <w:t xml:space="preserve">SEARCHR(s,t)</w:t>
+            </w:r>
+          </w:p>
+        </w:tc>
+        <w:tc>
+          <w:tcPr>
+            <w:tcW w:type="dxa" w:w="6838"/>
+            <w:tcMar>
+              <w:top w:type="dxa" w:w="60"/>
+              <w:left w:type="dxa" w:w="100"/>
+              <w:bottom w:type="dxa" w:w="60"/>
+              <w:right w:type="dxa" w:w="100"/>
+            </w:tcMar>
+          </w:tcPr>
+          <w:p>
+            <w:pPr>
+              <w:keepNext w:val="false"/>
+              <w:spacing w:after="0"/>
+            </w:pPr>
+            <w:r>
+              <w:rPr>
+                <w:rFonts w:ascii="Times New Roman" w:cs="Times New Roman" w:eastAsia="Times New Roman" w:hAnsi="Times New Roman"/>
+                <w:b w:val="false"/>
+                <w:bCs w:val="false"/>
+                <w:sz w:val="19"/>
+                <w:szCs w:val="19"/>
+              </w:rPr>
+              <w:t xml:space="preserve">The position of the first (last) character of s that is in t, or 0.</w:t>
+            </w:r>
+          </w:p>
+        </w:tc>
+      </w:tr>
+      <w:tr>
+        <w:trPr>
+          <w:cantSplit/>
+        </w:trPr>
+        <w:tc>
+          <w:tcPr>
+            <w:tcW w:type="dxa" w:w="2800"/>
+            <w:tcMar>
+              <w:top w:type="dxa" w:w="60"/>
+              <w:left w:type="dxa" w:w="100"/>
+              <w:bottom w:type="dxa" w:w="60"/>
+              <w:right w:type="dxa" w:w="100"/>
+            </w:tcMar>
+          </w:tcPr>
+          <w:p>
+            <w:pPr>
+              <w:keepNext w:val="false"/>
+              <w:spacing w:after="0"/>
+            </w:pPr>
+            <w:r>
+              <w:rPr>
+                <w:rFonts w:ascii="Courier New" w:cs="Courier New" w:eastAsia="Courier New" w:hAnsi="Courier New"/>
+                <w:sz w:val="18"/>
+                <w:szCs w:val="18"/>
+              </w:rPr>
+              <w:t xml:space="preserve">TALLY(s,t)</w:t>
+            </w:r>
+          </w:p>
+        </w:tc>
+        <w:tc>
+          <w:tcPr>
+            <w:tcW w:type="dxa" w:w="6838"/>
+            <w:tcMar>
+              <w:top w:type="dxa" w:w="60"/>
+              <w:left w:type="dxa" w:w="100"/>
+              <w:bottom w:type="dxa" w:w="60"/>
+              <w:right w:type="dxa" w:w="100"/>
+            </w:tcMar>
+          </w:tcPr>
+          <w:p>
+            <w:pPr>
+              <w:keepNext w:val="false"/>
+              <w:spacing w:after="0"/>
+            </w:pPr>
+            <w:r>
+              <w:rPr>
+                <w:rFonts w:ascii="Times New Roman" w:cs="Times New Roman" w:eastAsia="Times New Roman" w:hAnsi="Times New Roman"/>
+                <w:b w:val="false"/>
+                <w:bCs w:val="false"/>
+                <w:sz w:val="19"/>
+                <w:szCs w:val="19"/>
+              </w:rPr>
+              <w:t xml:space="preserve">How many times t occurs in s, without overlap.</w:t>
+            </w:r>
+          </w:p>
+        </w:tc>
+      </w:tr>
+      <w:tr>
+        <w:trPr>
+          <w:cantSplit/>
+        </w:trPr>
+        <w:tc>
+          <w:tcPr>
+            <w:tcW w:type="dxa" w:w="2800"/>
+            <w:tcMar>
+              <w:top w:type="dxa" w:w="60"/>
+              <w:left w:type="dxa" w:w="100"/>
+              <w:bottom w:type="dxa" w:w="60"/>
+              <w:right w:type="dxa" w:w="100"/>
+            </w:tcMar>
+          </w:tcPr>
+          <w:p>
+            <w:pPr>
+              <w:keepNext w:val="false"/>
+              <w:spacing w:after="0"/>
+            </w:pPr>
+            <w:r>
+              <w:rPr>
+                <w:rFonts w:ascii="Courier New" w:cs="Courier New" w:eastAsia="Courier New" w:hAnsi="Courier New"/>
+                <w:sz w:val="18"/>
+                <w:szCs w:val="18"/>
+              </w:rPr>
+              <w:t xml:space="preserve">RANK(c)</w:t>
+            </w:r>
+            <w:r>
+              <w:rPr>
+                <w:rFonts w:ascii="Times New Roman" w:cs="Times New Roman" w:eastAsia="Times New Roman" w:hAnsi="Times New Roman"/>
+                <w:b w:val="false"/>
+                <w:bCs w:val="false"/>
+                <w:sz w:val="19"/>
+                <w:szCs w:val="19"/>
+              </w:rPr>
+              <w:t xml:space="preserve">, </w:t>
+            </w:r>
+            <w:r>
+              <w:rPr>
+                <w:rFonts w:ascii="Courier New" w:cs="Courier New" w:eastAsia="Courier New" w:hAnsi="Courier New"/>
+                <w:sz w:val="18"/>
+                <w:szCs w:val="18"/>
+              </w:rPr>
+              <w:t xml:space="preserve">BYTE(n)</w:t>
+            </w:r>
+          </w:p>
+        </w:tc>
+        <w:tc>
+          <w:tcPr>
+            <w:tcW w:type="dxa" w:w="6838"/>
+            <w:tcMar>
+              <w:top w:type="dxa" w:w="60"/>
+              <w:left w:type="dxa" w:w="100"/>
+              <w:bottom w:type="dxa" w:w="60"/>
+              <w:right w:type="dxa" w:w="100"/>
+            </w:tcMar>
+          </w:tcPr>
+          <w:p>
+            <w:pPr>
+              <w:keepNext w:val="false"/>
+              <w:spacing w:after="0"/>
+            </w:pPr>
+            <w:r>
+              <w:rPr>
+                <w:rFonts w:ascii="Times New Roman" w:cs="Times New Roman" w:eastAsia="Times New Roman" w:hAnsi="Times New Roman"/>
+                <w:b w:val="false"/>
+                <w:bCs w:val="false"/>
+                <w:sz w:val="19"/>
+                <w:szCs w:val="19"/>
+              </w:rPr>
+              <w:t xml:space="preserve">The code of the first character, and the character with that code.</w:t>
+            </w:r>
+          </w:p>
+        </w:tc>
+      </w:tr>
+      <w:tr>
+        <w:trPr>
+          <w:cantSplit/>
+        </w:trPr>
+        <w:tc>
+          <w:tcPr>
+            <w:tcW w:type="dxa" w:w="2800"/>
+            <w:tcMar>
+              <w:top w:type="dxa" w:w="60"/>
+              <w:left w:type="dxa" w:w="100"/>
+              <w:bottom w:type="dxa" w:w="60"/>
+              <w:right w:type="dxa" w:w="100"/>
+            </w:tcMar>
+          </w:tcPr>
+          <w:p>
+            <w:pPr>
+              <w:keepNext w:val="false"/>
+              <w:spacing w:after="0"/>
+            </w:pPr>
+            <w:r>
+              <w:rPr>
+                <w:rFonts w:ascii="Courier New" w:cs="Courier New" w:eastAsia="Courier New" w:hAnsi="Courier New"/>
+                <w:sz w:val="18"/>
+                <w:szCs w:val="18"/>
+              </w:rPr>
+              <w:t xml:space="preserve">MAXLENGTH(s)</w:t>
+            </w:r>
+          </w:p>
+        </w:tc>
+        <w:tc>
+          <w:tcPr>
+            <w:tcW w:type="dxa" w:w="6838"/>
+            <w:tcMar>
+              <w:top w:type="dxa" w:w="60"/>
+              <w:left w:type="dxa" w:w="100"/>
+              <w:bottom w:type="dxa" w:w="60"/>
+              <w:right w:type="dxa" w:w="100"/>
+            </w:tcMar>
+          </w:tcPr>
+          <w:p>
+            <w:pPr>
+              <w:keepNext w:val="false"/>
+              <w:spacing w:after="0"/>
+            </w:pPr>
+            <w:r>
+              <w:rPr>
+                <w:rFonts w:ascii="Times New Roman" w:cs="Times New Roman" w:eastAsia="Times New Roman" w:hAnsi="Times New Roman"/>
+                <w:b w:val="false"/>
+                <w:bCs w:val="false"/>
+                <w:sz w:val="19"/>
+                <w:szCs w:val="19"/>
+              </w:rPr>
+              <w:t xml:space="preserve">The declared length of the string variable s.</w:t>
+            </w:r>
+          </w:p>
+        </w:tc>
+      </w:tr>
+      <w:tr>
+        <w:trPr>
+          <w:cantSplit/>
+        </w:trPr>
+        <w:tc>
+          <w:tcPr>
+            <w:tcW w:type="dxa" w:w="2800"/>
+            <w:tcMar>
+              <w:top w:type="dxa" w:w="60"/>
+              <w:left w:type="dxa" w:w="100"/>
+              <w:bottom w:type="dxa" w:w="60"/>
+              <w:right w:type="dxa" w:w="100"/>
+            </w:tcMar>
+          </w:tcPr>
+          <w:p>
+            <w:pPr>
+              <w:keepNext w:val="false"/>
+              <w:spacing w:after="0"/>
+            </w:pPr>
+            <w:r>
+              <w:rPr>
+                <w:rFonts w:ascii="Courier New" w:cs="Courier New" w:eastAsia="Courier New" w:hAnsi="Courier New"/>
+                <w:sz w:val="18"/>
+                <w:szCs w:val="18"/>
+              </w:rPr>
               <w:t xml:space="preserve">TRANSLATE(s,r,t)</w:t>
             </w:r>
           </w:p>
@@ -31612,7 +36850,7 @@
           <w:sz w:val="18"/>
           <w:szCs w:val="18"/>
         </w:rPr>
-        <w:t xml:space="preserve">Figure 45. </w:t>
+        <w:t xml:space="preserve">Figure 48. </w:t>
       </w:r>
       <w:r>
         <w:rPr>
@@ -31879,7 +37117,7 @@
           <w:sz w:val="18"/>
           <w:szCs w:val="18"/>
         </w:rPr>
-        <w:t xml:space="preserve">Figure 46. </w:t>
+        <w:t xml:space="preserve">Figure 49. </w:t>
       </w:r>
       <w:r>
         <w:rPr>
@@ -32327,7 +37565,7 @@
           <w:sz w:val="18"/>
           <w:szCs w:val="18"/>
         </w:rPr>
-        <w:t xml:space="preserve">Figure 47. </w:t>
+        <w:t xml:space="preserve">Figure 50. </w:t>
       </w:r>
       <w:r>
         <w:rPr>
@@ -32871,7 +38109,7 @@
           <w:sz w:val="18"/>
           <w:szCs w:val="18"/>
         </w:rPr>
-        <w:t xml:space="preserve">Figure 48. </w:t>
+        <w:t xml:space="preserve">Figure 51. </w:t>
       </w:r>
       <w:r>
         <w:rPr>
@@ -33387,7 +38625,7 @@
           <w:sz w:val="18"/>
           <w:szCs w:val="18"/>
         </w:rPr>
-        <w:t xml:space="preserve">Figure 49. </w:t>
+        <w:t xml:space="preserve">Figure 52. </w:t>
       </w:r>
       <w:r>
         <w:rPr>
@@ -33860,7 +39098,7 @@
           <w:sz w:val="18"/>
           <w:szCs w:val="18"/>
         </w:rPr>
-        <w:t xml:space="preserve">Figure 50. </w:t>
+        <w:t xml:space="preserve">Figure 53. </w:t>
       </w:r>
       <w:r>
         <w:rPr>
@@ -34249,7 +39487,7 @@
           <w:sz w:val="18"/>
           <w:szCs w:val="18"/>
         </w:rPr>
-        <w:t xml:space="preserve">Figure 51. </w:t>
+        <w:t xml:space="preserve">Figure 54. </w:t>
       </w:r>
       <w:r>
         <w:rPr>
@@ -34824,7 +40062,7 @@
           <w:sz w:val="18"/>
           <w:szCs w:val="18"/>
         </w:rPr>
-        <w:t xml:space="preserve">Figure 52. </w:t>
+        <w:t xml:space="preserve">Figure 55. </w:t>
       </w:r>
       <w:r>
         <w:rPr>
@@ -35269,7 +40507,7 @@
           <w:sz w:val="18"/>
           <w:szCs w:val="18"/>
         </w:rPr>
-        <w:t xml:space="preserve">Figure 53. </w:t>
+        <w:t xml:space="preserve">Figure 56. </w:t>
       </w:r>
       <w:r>
         <w:rPr>
@@ -35712,7 +40950,7 @@
                 <w:sz w:val="19"/>
                 <w:szCs w:val="19"/>
               </w:rPr>
-              <w:t xml:space="preserve">%REPLACE</w:t>
+              <w:t xml:space="preserve">The macro preprocessor</w:t>
             </w:r>
           </w:p>
         </w:tc>
@@ -35739,7 +40977,66 @@
                 <w:sz w:val="19"/>
                 <w:szCs w:val="19"/>
               </w:rPr>
-              <w:t xml:space="preserve">A simple compile-time constant substitution.</w:t>
+              <w:t xml:space="preserve">Compile-time variables, %IF, %DO and procedures; command line definitions with -D.</w:t>
+            </w:r>
+          </w:p>
+        </w:tc>
+      </w:tr>
+      <w:tr>
+        <w:trPr>
+          <w:cantSplit/>
+        </w:trPr>
+        <w:tc>
+          <w:tcPr>
+            <w:tcW w:type="dxa" w:w="3600"/>
+            <w:tcMar>
+              <w:top w:type="dxa" w:w="60"/>
+              <w:left w:type="dxa" w:w="100"/>
+              <w:bottom w:type="dxa" w:w="60"/>
+              <w:right w:type="dxa" w:w="100"/>
+            </w:tcMar>
+          </w:tcPr>
+          <w:p>
+            <w:pPr>
+              <w:keepNext w:val="false"/>
+              <w:spacing w:after="0"/>
+            </w:pPr>
+            <w:r>
+              <w:rPr>
+                <w:rFonts w:ascii="Times New Roman" w:cs="Times New Roman" w:eastAsia="Times New Roman" w:hAnsi="Times New Roman"/>
+                <w:b w:val="false"/>
+                <w:bCs w:val="false"/>
+                <w:sz w:val="19"/>
+                <w:szCs w:val="19"/>
+              </w:rPr>
+              <w:t xml:space="preserve">Enterprise PL/I types</w:t>
+            </w:r>
+          </w:p>
+        </w:tc>
+        <w:tc>
+          <w:tcPr>
+            <w:tcW w:type="dxa" w:w="6038"/>
+            <w:tcMar>
+              <w:top w:type="dxa" w:w="60"/>
+              <w:left w:type="dxa" w:w="100"/>
+              <w:bottom w:type="dxa" w:w="60"/>
+              <w:right w:type="dxa" w:w="100"/>
+            </w:tcMar>
+          </w:tcPr>
+          <w:p>
+            <w:pPr>
+              <w:keepNext w:val="false"/>
+              <w:spacing w:after="0"/>
+            </w:pPr>
+            <w:r>
+              <w:rPr>
+                <w:rFonts w:ascii="Times New Roman" w:cs="Times New Roman" w:eastAsia="Times New Roman" w:hAnsi="Times New Roman"/>
+                <w:b w:val="false"/>
+                <w:bCs w:val="false"/>
+                <w:sz w:val="19"/>
+                <w:szCs w:val="19"/>
+              </w:rPr>
+              <w:t xml:space="preserve">DEFINE STRUCTURE, ALIAS and ORDINAL, TYPE, HANDLE, UNSIGNED, ASSERT, and 64-bit integers.</w:t>
             </w:r>
           </w:p>
         </w:tc>
@@ -35952,7 +41249,7 @@
           <w:sz w:val="18"/>
           <w:szCs w:val="18"/>
         </w:rPr>
-        <w:t xml:space="preserve">Figure 54. </w:t>
+        <w:t xml:space="preserve">Figure 57. </w:t>
       </w:r>
       <w:r>
         <w:rPr>
@@ -36515,7 +41812,7 @@
                 <w:sz w:val="19"/>
                 <w:szCs w:val="19"/>
               </w:rPr>
-              <w:t xml:space="preserve">Only %REPLACE and %INCLUDE.</w:t>
+              <w:t xml:space="preserve">Supported, without %GOTO, %SELECT and labels.</w:t>
             </w:r>
           </w:p>
         </w:tc>
@@ -37082,7 +42379,7 @@
           <w:sz w:val="18"/>
           <w:szCs w:val="18"/>
         </w:rPr>
-        <w:t xml:space="preserve">Figure 55. </w:t>
+        <w:t xml:space="preserve">Figure 58. </w:t>
       </w:r>
       <w:r>
         <w:rPr>
@@ -37464,7 +42761,91 @@
                 <w:sz w:val="19"/>
                 <w:szCs w:val="19"/>
               </w:rPr>
-              <w:t xml:space="preserve">Reads the source with the margins, removes comments, and breaks the text into tokens. Names become lower case. Runs the preprocessor: %REPLACE and %INCLUDE.</w:t>
+              <w:t xml:space="preserve">Reads the source with the margins, removes comments, and breaks the text into tokens. Names become lower case. </w:t>
+            </w:r>
+          </w:p>
+        </w:tc>
+      </w:tr>
+      <w:tr>
+        <w:trPr>
+          <w:cantSplit/>
+        </w:trPr>
+        <w:tc>
+          <w:tcPr>
+            <w:tcW w:type="dxa" w:w="2000"/>
+            <w:tcMar>
+              <w:top w:type="dxa" w:w="60"/>
+              <w:left w:type="dxa" w:w="100"/>
+              <w:bottom w:type="dxa" w:w="60"/>
+              <w:right w:type="dxa" w:w="100"/>
+            </w:tcMar>
+          </w:tcPr>
+          <w:p>
+            <w:pPr>
+              <w:keepNext w:val="false"/>
+              <w:spacing w:after="0"/>
+            </w:pPr>
+            <w:r>
+              <w:rPr>
+                <w:rFonts w:ascii="Times New Roman" w:cs="Times New Roman" w:eastAsia="Times New Roman" w:hAnsi="Times New Roman"/>
+                <w:b w:val="false"/>
+                <w:bCs w:val="false"/>
+                <w:sz w:val="19"/>
+                <w:szCs w:val="19"/>
+              </w:rPr>
+              <w:t xml:space="preserve">Preprocessor</w:t>
+            </w:r>
+          </w:p>
+        </w:tc>
+        <w:tc>
+          <w:tcPr>
+            <w:tcW w:type="dxa" w:w="2500"/>
+            <w:tcMar>
+              <w:top w:type="dxa" w:w="60"/>
+              <w:left w:type="dxa" w:w="100"/>
+              <w:bottom w:type="dxa" w:w="60"/>
+              <w:right w:type="dxa" w:w="100"/>
+            </w:tcMar>
+          </w:tcPr>
+          <w:p>
+            <w:pPr>
+              <w:keepNext w:val="false"/>
+              <w:spacing w:after="0"/>
+            </w:pPr>
+            <w:r>
+              <w:rPr>
+                <w:rFonts w:ascii="Courier New" w:cs="Courier New" w:eastAsia="Courier New" w:hAnsi="Courier New"/>
+                <w:sz w:val="18"/>
+                <w:szCs w:val="18"/>
+              </w:rPr>
+              <w:t xml:space="preserve">p22_pp.c</w:t>
+            </w:r>
+          </w:p>
+        </w:tc>
+        <w:tc>
+          <w:tcPr>
+            <w:tcW w:type="dxa" w:w="5138"/>
+            <w:tcMar>
+              <w:top w:type="dxa" w:w="60"/>
+              <w:left w:type="dxa" w:w="100"/>
+              <w:bottom w:type="dxa" w:w="60"/>
+              <w:right w:type="dxa" w:w="100"/>
+            </w:tcMar>
+          </w:tcPr>
+          <w:p>
+            <w:pPr>
+              <w:keepNext w:val="false"/>
+              <w:spacing w:after="0"/>
+            </w:pPr>
+            <w:r>
+              <w:rPr>
+                <w:rFonts w:ascii="Times New Roman" w:cs="Times New Roman" w:eastAsia="Times New Roman" w:hAnsi="Times New Roman"/>
+                <w:b w:val="false"/>
+                <w:bCs w:val="false"/>
+                <w:sz w:val="19"/>
+                <w:szCs w:val="19"/>
+              </w:rPr>
+              <w:t xml:space="preserve">Runs the preprocessor over the tokens: variables, %IF, %DO, procedures, %INCLUDE and %REPLACE.</w:t>
             </w:r>
           </w:p>
         </w:tc>
@@ -37938,7 +43319,7 @@
           <w:sz w:val="18"/>
           <w:szCs w:val="18"/>
         </w:rPr>
-        <w:t xml:space="preserve">Figure 56. </w:t>
+        <w:t xml:space="preserve">Figure 59. </w:t>
       </w:r>
       <w:r>
         <w:rPr>
@@ -38940,7 +44321,7 @@
           <w:sz w:val="18"/>
           <w:szCs w:val="18"/>
         </w:rPr>
-        <w:t xml:space="preserve">Figure 57. </w:t>
+        <w:t xml:space="preserve">Figure 60. </w:t>
       </w:r>
       <w:r>
         <w:rPr>
@@ -39918,7 +45299,7 @@
           <w:sz w:val="18"/>
           <w:szCs w:val="18"/>
         </w:rPr>
-        <w:t xml:space="preserve">Figure 58. </w:t>
+        <w:t xml:space="preserve">Figure 61. </w:t>
       </w:r>
       <w:r>
         <w:rPr>
@@ -40688,7 +46069,7 @@
           <w:sz w:val="18"/>
           <w:szCs w:val="18"/>
         </w:rPr>
-        <w:t xml:space="preserve">Figure 59. </w:t>
+        <w:t xml:space="preserve">Figure 62. </w:t>
       </w:r>
       <w:r>
         <w:rPr>
@@ -40745,7 +46126,7 @@
           <w:sz w:val="21"/>
           <w:szCs w:val="21"/>
         </w:rPr>
-        <w:t xml:space="preserve">FIXED BINARY has at most 63 bits and FIXED DECIMAL at most 31 digits, but arithmetic is done in floating point: numbers are exact only up to about 9E15, and a FIXED BINARY of more than 31 bits is stored as a </w:t>
+        <w:t xml:space="preserve">FIXED BINARY has at most 63 bits and FIXED DECIMAL at most 31 digits. FIXED BINARY of 32 to 63 bits and FIXED DECIMAL(10..18,0) are 64-bit integers with exact arithmetic for + - * and comparisons (see Enterprise PL/I extensions); all other arithmetic is done in floating point and is exact only up to about 9E15. FIXED DECIMAL of more than 18 digits is a </w:t>
       </w:r>
       <w:r>
         <w:rPr>
@@ -40955,7 +46336,7 @@
           <w:sz w:val="21"/>
           <w:szCs w:val="21"/>
         </w:rPr>
-        <w:t xml:space="preserve">The preprocessor knows only %REPLACE and %INCLUDE. A %REPLACE replaces identifiers by a number or a string.</w:t>
+        <w:t xml:space="preserve">The preprocessor has no %GOTO, %SELECT or labels, no arrays of preprocessor variables and no preprocessor entry or built-in declarations. Its numbers are integers. ORDINAL names are replaced in the text that follows the DEFINE ORDINAL, wherever they occur. WIDECHAR is not supported, UNSIGNED does not reject negative values, and VALUE is like INITIAL.</w:t>
       </w:r>
     </w:p>
     <w:p>
